--- a/Java/SpringBoot_terms.docx
+++ b/Java/SpringBoot_terms.docx
@@ -15,12 +15,30 @@
           <w:bCs/>
         </w:rPr>
       </w:pPr>
-      <w:r>
-        <w:rPr>
-          <w:b/>
-          <w:bCs/>
-        </w:rPr>
-        <w:t>Ques : JAR</w:t>
+      <w:proofErr w:type="spellStart"/>
+      <w:proofErr w:type="gramStart"/>
+      <w:r>
+        <w:rPr>
+          <w:b/>
+          <w:bCs/>
+        </w:rPr>
+        <w:t>Ques</w:t>
+      </w:r>
+      <w:proofErr w:type="spellEnd"/>
+      <w:r>
+        <w:rPr>
+          <w:b/>
+          <w:bCs/>
+        </w:rPr>
+        <w:t xml:space="preserve"> :</w:t>
+      </w:r>
+      <w:proofErr w:type="gramEnd"/>
+      <w:r>
+        <w:rPr>
+          <w:b/>
+          <w:bCs/>
+        </w:rPr>
+        <w:t xml:space="preserve"> JAR</w:t>
       </w:r>
       <w:r>
         <w:rPr>
@@ -62,7 +80,15 @@
         <w:t>✅</w:t>
       </w:r>
       <w:r>
-        <w:t xml:space="preserve"> ANS : "JAR and WAR are Java packaging formats.</w:t>
+        <w:t xml:space="preserve"> </w:t>
+      </w:r>
+      <w:proofErr w:type="gramStart"/>
+      <w:r>
+        <w:t>ANS :</w:t>
+      </w:r>
+      <w:proofErr w:type="gramEnd"/>
+      <w:r>
+        <w:t xml:space="preserve"> "JAR and WAR are Java packaging formats.</w:t>
       </w:r>
     </w:p>
     <w:p>
@@ -102,13 +128,40 @@
           <w:bCs/>
         </w:rPr>
       </w:pPr>
-      <w:r>
-        <w:rPr>
-          <w:b/>
-          <w:bCs/>
-        </w:rPr>
-        <w:t>Ques : configuration properties or YAML ?</w:t>
-      </w:r>
+      <w:proofErr w:type="spellStart"/>
+      <w:proofErr w:type="gramStart"/>
+      <w:r>
+        <w:rPr>
+          <w:b/>
+          <w:bCs/>
+        </w:rPr>
+        <w:t>Ques</w:t>
+      </w:r>
+      <w:proofErr w:type="spellEnd"/>
+      <w:r>
+        <w:rPr>
+          <w:b/>
+          <w:bCs/>
+        </w:rPr>
+        <w:t xml:space="preserve"> :</w:t>
+      </w:r>
+      <w:proofErr w:type="gramEnd"/>
+      <w:r>
+        <w:rPr>
+          <w:b/>
+          <w:bCs/>
+        </w:rPr>
+        <w:t xml:space="preserve"> configuration properties or </w:t>
+      </w:r>
+      <w:proofErr w:type="gramStart"/>
+      <w:r>
+        <w:rPr>
+          <w:b/>
+          <w:bCs/>
+        </w:rPr>
+        <w:t>YAML ?</w:t>
+      </w:r>
+      <w:proofErr w:type="gramEnd"/>
     </w:p>
     <w:p>
       <w:pPr>
@@ -121,7 +174,33 @@
         <w:t>✅</w:t>
       </w:r>
       <w:r>
-        <w:t xml:space="preserve"> ANS : "Spring Boot configuration properties or YAML files are external configuration sources used to configure application behavior without hardcoding environment-specific or changeable values in Java code. application.properties uses key-value syntax, while application.yml represents configuration hierarchically using YAML."</w:t>
+        <w:t xml:space="preserve"> </w:t>
+      </w:r>
+      <w:proofErr w:type="gramStart"/>
+      <w:r>
+        <w:t>ANS :</w:t>
+      </w:r>
+      <w:proofErr w:type="gramEnd"/>
+      <w:r>
+        <w:t xml:space="preserve"> "Spring Boot configuration properties or YAML files are external configuration sources used to configure application behavior without hardcoding environment-specific or changeable values in Java code. </w:t>
+      </w:r>
+      <w:proofErr w:type="spellStart"/>
+      <w:proofErr w:type="gramStart"/>
+      <w:r>
+        <w:t>application.properties</w:t>
+      </w:r>
+      <w:proofErr w:type="spellEnd"/>
+      <w:proofErr w:type="gramEnd"/>
+      <w:r>
+        <w:t xml:space="preserve"> uses key-value syntax, while </w:t>
+      </w:r>
+      <w:proofErr w:type="spellStart"/>
+      <w:r>
+        <w:t>application.yml</w:t>
+      </w:r>
+      <w:proofErr w:type="spellEnd"/>
+      <w:r>
+        <w:t xml:space="preserve"> represents configuration hierarchically using YAML."</w:t>
       </w:r>
     </w:p>
     <w:p>
@@ -227,34 +306,64 @@
           <w:b/>
           <w:bCs/>
         </w:rPr>
-        <w:t>Spring Core terms :</w:t>
-      </w:r>
-    </w:p>
-    <w:p>
-      <w:pPr>
-        <w:spacing w:after="0"/>
-      </w:pPr>
-      <w:r>
-        <w:t xml:space="preserve">IOC : inversion of control. Spring says before you were creating object in class, now </w:t>
+        <w:t xml:space="preserve">Spring Core </w:t>
+      </w:r>
+      <w:proofErr w:type="gramStart"/>
+      <w:r>
+        <w:rPr>
+          <w:b/>
+          <w:bCs/>
+        </w:rPr>
+        <w:t>terms :</w:t>
+      </w:r>
+      <w:proofErr w:type="gramEnd"/>
+    </w:p>
+    <w:p>
+      <w:pPr>
+        <w:spacing w:after="0"/>
+      </w:pPr>
+      <w:proofErr w:type="gramStart"/>
+      <w:r>
+        <w:t>IOC :</w:t>
+      </w:r>
+      <w:proofErr w:type="gramEnd"/>
+      <w:r>
+        <w:t xml:space="preserve"> inversion of control. Spring says before you were creating object in class, now </w:t>
       </w:r>
       <w:r>
         <w:t>spring boot</w:t>
       </w:r>
       <w:r>
-        <w:t xml:space="preserve"> will create and handle it. you dont have to do it.</w:t>
-      </w:r>
-    </w:p>
-    <w:p>
-      <w:pPr>
-        <w:spacing w:after="0"/>
-      </w:pPr>
-    </w:p>
-    <w:p>
-      <w:pPr>
-        <w:spacing w:after="0"/>
-      </w:pPr>
-      <w:r>
-        <w:t>IoC Container : Spring has a container called Application Context.</w:t>
+        <w:t xml:space="preserve"> will create and handle it. you </w:t>
+      </w:r>
+      <w:proofErr w:type="spellStart"/>
+      <w:r>
+        <w:t>dont</w:t>
+      </w:r>
+      <w:proofErr w:type="spellEnd"/>
+      <w:r>
+        <w:t xml:space="preserve"> have to do it.</w:t>
+      </w:r>
+    </w:p>
+    <w:p>
+      <w:pPr>
+        <w:spacing w:after="0"/>
+      </w:pPr>
+    </w:p>
+    <w:p>
+      <w:pPr>
+        <w:spacing w:after="0"/>
+      </w:pPr>
+      <w:r>
+        <w:t xml:space="preserve">IoC </w:t>
+      </w:r>
+      <w:proofErr w:type="gramStart"/>
+      <w:r>
+        <w:t>Container :</w:t>
+      </w:r>
+      <w:proofErr w:type="gramEnd"/>
+      <w:r>
+        <w:t xml:space="preserve"> Spring has a container called Application Context.</w:t>
       </w:r>
     </w:p>
     <w:p>
@@ -282,23 +391,49 @@
         <w:t>Beans</w:t>
       </w:r>
       <w:r>
-        <w:t>: Object which are managed by Spring called as beans.(note: only object created by Spring is called as Beans)</w:t>
-      </w:r>
-    </w:p>
-    <w:p>
-      <w:pPr>
-        <w:spacing w:after="0"/>
-      </w:pPr>
-      <w:r>
-        <w:t>eg. @Component</w:t>
-      </w:r>
-    </w:p>
-    <w:p>
-      <w:pPr>
-        <w:spacing w:after="0"/>
-      </w:pPr>
-      <w:r>
-        <w:t xml:space="preserve">     class DbService{}</w:t>
+        <w:t xml:space="preserve">: Object which are managed by Spring called as </w:t>
+      </w:r>
+      <w:proofErr w:type="gramStart"/>
+      <w:r>
+        <w:t>beans.(</w:t>
+      </w:r>
+      <w:proofErr w:type="gramEnd"/>
+      <w:r>
+        <w:t>note: only object created by Spring is called as Beans)</w:t>
+      </w:r>
+    </w:p>
+    <w:p>
+      <w:pPr>
+        <w:spacing w:after="0"/>
+      </w:pPr>
+      <w:proofErr w:type="spellStart"/>
+      <w:r>
+        <w:t>eg.</w:t>
+      </w:r>
+      <w:proofErr w:type="spellEnd"/>
+      <w:r>
+        <w:t xml:space="preserve"> @Component</w:t>
+      </w:r>
+    </w:p>
+    <w:p>
+      <w:pPr>
+        <w:spacing w:after="0"/>
+      </w:pPr>
+      <w:r>
+        <w:t xml:space="preserve">     class </w:t>
+      </w:r>
+      <w:proofErr w:type="spellStart"/>
+      <w:proofErr w:type="gramStart"/>
+      <w:r>
+        <w:t>DbService</w:t>
+      </w:r>
+      <w:proofErr w:type="spellEnd"/>
+      <w:r>
+        <w:t>{</w:t>
+      </w:r>
+      <w:proofErr w:type="gramEnd"/>
+      <w:r>
+        <w:t>}</w:t>
       </w:r>
     </w:p>
     <w:p>
@@ -308,33 +443,47 @@
       <w:r>
         <w:t xml:space="preserve">Spring will create </w:t>
       </w:r>
+      <w:proofErr w:type="spellStart"/>
       <w:r>
         <w:t>DbS</w:t>
       </w:r>
       <w:r>
-        <w:t>ervice object, stores it in container, injects it and manages its lifecycle</w:t>
-      </w:r>
-    </w:p>
-    <w:p>
-      <w:pPr>
-        <w:spacing w:after="0"/>
-      </w:pPr>
-    </w:p>
-    <w:p>
-      <w:pPr>
-        <w:spacing w:after="0"/>
-        <w:rPr>
-          <w:b/>
-          <w:bCs/>
-        </w:rPr>
-      </w:pPr>
-      <w:r>
-        <w:rPr>
-          <w:b/>
-          <w:bCs/>
-        </w:rPr>
-        <w:t>How Spring Knows what to create :</w:t>
-      </w:r>
+        <w:t>ervice</w:t>
+      </w:r>
+      <w:proofErr w:type="spellEnd"/>
+      <w:r>
+        <w:t xml:space="preserve"> object, stores it in container, injects it and manages its lifecycle</w:t>
+      </w:r>
+    </w:p>
+    <w:p>
+      <w:pPr>
+        <w:spacing w:after="0"/>
+      </w:pPr>
+    </w:p>
+    <w:p>
+      <w:pPr>
+        <w:spacing w:after="0"/>
+        <w:rPr>
+          <w:b/>
+          <w:bCs/>
+        </w:rPr>
+      </w:pPr>
+      <w:r>
+        <w:rPr>
+          <w:b/>
+          <w:bCs/>
+        </w:rPr>
+        <w:t xml:space="preserve">How Spring Knows what to </w:t>
+      </w:r>
+      <w:proofErr w:type="gramStart"/>
+      <w:r>
+        <w:rPr>
+          <w:b/>
+          <w:bCs/>
+        </w:rPr>
+        <w:t>create :</w:t>
+      </w:r>
+      <w:proofErr w:type="gramEnd"/>
       <w:r>
         <w:rPr>
           <w:b/>
@@ -362,8 +511,13 @@
         <w:spacing w:after="0"/>
       </w:pPr>
       <w:r>
-        <w:t>Spring scans our whole project and looks for special annotations. Main ones are listed below :</w:t>
-      </w:r>
+        <w:t xml:space="preserve">Spring scans our whole project and looks for special annotations. Main ones are listed </w:t>
+      </w:r>
+      <w:proofErr w:type="gramStart"/>
+      <w:r>
+        <w:t>below :</w:t>
+      </w:r>
+      <w:proofErr w:type="gramEnd"/>
       <w:r>
         <w:br/>
       </w:r>
@@ -403,7 +557,20 @@
         <w:spacing w:after="0"/>
       </w:pPr>
       <w:r>
-        <w:t>class DbService(){}</w:t>
+        <w:t xml:space="preserve">class </w:t>
+      </w:r>
+      <w:proofErr w:type="spellStart"/>
+      <w:proofErr w:type="gramStart"/>
+      <w:r>
+        <w:t>DbService</w:t>
+      </w:r>
+      <w:proofErr w:type="spellEnd"/>
+      <w:r>
+        <w:t>(){</w:t>
+      </w:r>
+      <w:proofErr w:type="gramEnd"/>
+      <w:r>
+        <w:t>}</w:t>
       </w:r>
       <w:r>
         <w:t xml:space="preserve"> // means spring create this object</w:t>
@@ -453,11 +620,21 @@
       <w:r>
         <w:t xml:space="preserve">class </w:t>
       </w:r>
+      <w:proofErr w:type="spellStart"/>
+      <w:proofErr w:type="gramStart"/>
       <w:r>
         <w:t>User</w:t>
       </w:r>
       <w:r>
-        <w:t>Service(){}</w:t>
+        <w:t>Service</w:t>
+      </w:r>
+      <w:proofErr w:type="spellEnd"/>
+      <w:r>
+        <w:t>(){</w:t>
+      </w:r>
+      <w:proofErr w:type="gramEnd"/>
+      <w:r>
+        <w:t>}</w:t>
       </w:r>
       <w:r>
         <w:t xml:space="preserve"> // means spring create this object</w:t>
@@ -507,14 +684,21 @@
       <w:r>
         <w:t xml:space="preserve">class </w:t>
       </w:r>
+      <w:proofErr w:type="spellStart"/>
+      <w:proofErr w:type="gramStart"/>
       <w:r>
         <w:t>User</w:t>
       </w:r>
       <w:r>
         <w:t>Repository</w:t>
       </w:r>
-      <w:r>
-        <w:t>(){}</w:t>
+      <w:proofErr w:type="spellEnd"/>
+      <w:r>
+        <w:t>(){</w:t>
+      </w:r>
+      <w:proofErr w:type="gramEnd"/>
+      <w:r>
+        <w:t>}</w:t>
       </w:r>
       <w:r>
         <w:t xml:space="preserve"> // means spring create this object</w:t>
@@ -683,18 +867,45 @@
           <w:b/>
           <w:bCs/>
         </w:rPr>
-        <w:t>do dependency injection for created repository :</w:t>
-      </w:r>
-    </w:p>
-    <w:p>
-      <w:pPr>
-        <w:spacing w:after="0"/>
-      </w:pPr>
-      <w:r>
-        <w:t xml:space="preserve">Option 1 : use </w:t>
-      </w:r>
-      <w:r>
-        <w:t>@Autowired Annotation (with this problem is we cant make</w:t>
+        <w:t xml:space="preserve">do dependency injection for created </w:t>
+      </w:r>
+      <w:proofErr w:type="gramStart"/>
+      <w:r>
+        <w:rPr>
+          <w:b/>
+          <w:bCs/>
+        </w:rPr>
+        <w:t>repository :</w:t>
+      </w:r>
+      <w:proofErr w:type="gramEnd"/>
+    </w:p>
+    <w:p>
+      <w:pPr>
+        <w:spacing w:after="0"/>
+      </w:pPr>
+      <w:r>
+        <w:t xml:space="preserve">Option </w:t>
+      </w:r>
+      <w:proofErr w:type="gramStart"/>
+      <w:r>
+        <w:t>1 :</w:t>
+      </w:r>
+      <w:proofErr w:type="gramEnd"/>
+      <w:r>
+        <w:t xml:space="preserve"> use </w:t>
+      </w:r>
+      <w:r>
+        <w:t xml:space="preserve">@Autowired Annotation (with this problem is we </w:t>
+      </w:r>
+      <w:proofErr w:type="spellStart"/>
+      <w:proofErr w:type="gramStart"/>
+      <w:r>
+        <w:t>cant</w:t>
+      </w:r>
+      <w:proofErr w:type="spellEnd"/>
+      <w:proofErr w:type="gramEnd"/>
+      <w:r>
+        <w:t xml:space="preserve"> make</w:t>
       </w:r>
       <w:r>
         <w:t xml:space="preserve"> final</w:t>
@@ -708,25 +919,58 @@
           <w:bCs/>
         </w:rPr>
       </w:pPr>
-      <w:r>
-        <w:rPr>
-          <w:b/>
-          <w:bCs/>
-        </w:rPr>
-        <w:t>UserService userService;</w:t>
-      </w:r>
-    </w:p>
-    <w:p>
-      <w:pPr>
-        <w:spacing w:after="0"/>
-      </w:pPr>
-    </w:p>
-    <w:p>
-      <w:pPr>
-        <w:spacing w:after="0"/>
-      </w:pPr>
-      <w:r>
-        <w:t>Option 2 : use Spring constructor</w:t>
+      <w:proofErr w:type="spellStart"/>
+      <w:r>
+        <w:rPr>
+          <w:b/>
+          <w:bCs/>
+        </w:rPr>
+        <w:t>UserService</w:t>
+      </w:r>
+      <w:proofErr w:type="spellEnd"/>
+      <w:r>
+        <w:rPr>
+          <w:b/>
+          <w:bCs/>
+        </w:rPr>
+        <w:t xml:space="preserve"> </w:t>
+      </w:r>
+      <w:proofErr w:type="spellStart"/>
+      <w:r>
+        <w:rPr>
+          <w:b/>
+          <w:bCs/>
+        </w:rPr>
+        <w:t>userService</w:t>
+      </w:r>
+      <w:proofErr w:type="spellEnd"/>
+      <w:r>
+        <w:rPr>
+          <w:b/>
+          <w:bCs/>
+        </w:rPr>
+        <w:t>;</w:t>
+      </w:r>
+    </w:p>
+    <w:p>
+      <w:pPr>
+        <w:spacing w:after="0"/>
+      </w:pPr>
+    </w:p>
+    <w:p>
+      <w:pPr>
+        <w:spacing w:after="0"/>
+      </w:pPr>
+      <w:r>
+        <w:t xml:space="preserve">Option </w:t>
+      </w:r>
+      <w:proofErr w:type="gramStart"/>
+      <w:r>
+        <w:t>2 :</w:t>
+      </w:r>
+      <w:proofErr w:type="gramEnd"/>
+      <w:r>
+        <w:t xml:space="preserve"> use Spring constructor</w:t>
       </w:r>
     </w:p>
     <w:p>
@@ -736,18 +980,40 @@
       <w:r>
         <w:t xml:space="preserve">public </w:t>
       </w:r>
+      <w:proofErr w:type="spellStart"/>
+      <w:proofErr w:type="gramStart"/>
       <w:r>
         <w:t>D</w:t>
       </w:r>
       <w:r>
-        <w:t>emoApp(</w:t>
-      </w:r>
-      <w:r>
-        <w:t xml:space="preserve">UserService userService </w:t>
+        <w:t>emoApp</w:t>
+      </w:r>
+      <w:proofErr w:type="spellEnd"/>
+      <w:r>
+        <w:t>(</w:t>
+      </w:r>
+      <w:proofErr w:type="spellStart"/>
+      <w:proofErr w:type="gramEnd"/>
+      <w:r>
+        <w:t>UserService</w:t>
+      </w:r>
+      <w:proofErr w:type="spellEnd"/>
+      <w:r>
+        <w:t xml:space="preserve"> </w:t>
+      </w:r>
+      <w:proofErr w:type="spellStart"/>
+      <w:proofErr w:type="gramStart"/>
+      <w:r>
+        <w:t>userService</w:t>
+      </w:r>
+      <w:proofErr w:type="spellEnd"/>
+      <w:r>
+        <w:t xml:space="preserve"> </w:t>
       </w:r>
       <w:r>
         <w:t>)</w:t>
       </w:r>
+      <w:proofErr w:type="gramEnd"/>
       <w:r>
         <w:t>{</w:t>
       </w:r>
@@ -762,8 +1028,21 @@
       <w:r>
         <w:t xml:space="preserve"> </w:t>
       </w:r>
-      <w:r>
-        <w:t>userService = userService;</w:t>
+      <w:proofErr w:type="spellStart"/>
+      <w:r>
+        <w:t>userService</w:t>
+      </w:r>
+      <w:proofErr w:type="spellEnd"/>
+      <w:r>
+        <w:t xml:space="preserve"> = </w:t>
+      </w:r>
+      <w:proofErr w:type="spellStart"/>
+      <w:r>
+        <w:t>userService</w:t>
+      </w:r>
+      <w:proofErr w:type="spellEnd"/>
+      <w:r>
+        <w:t>;</w:t>
       </w:r>
     </w:p>
     <w:p>
@@ -785,26 +1064,51 @@
       <w:r>
         <w:t xml:space="preserve">final </w:t>
       </w:r>
-      <w:r>
-        <w:rPr>
-          <w:b/>
-          <w:bCs/>
-        </w:rPr>
-        <w:t>UserService userService;</w:t>
-      </w:r>
-    </w:p>
-    <w:p>
-      <w:pPr>
-        <w:spacing w:after="0"/>
-      </w:pPr>
-    </w:p>
-    <w:p>
-      <w:pPr>
-        <w:spacing w:after="0"/>
-      </w:pPr>
-      <w:r>
+      <w:proofErr w:type="spellStart"/>
+      <w:r>
+        <w:rPr>
+          <w:b/>
+          <w:bCs/>
+        </w:rPr>
+        <w:t>UserService</w:t>
+      </w:r>
+      <w:proofErr w:type="spellEnd"/>
+      <w:r>
+        <w:rPr>
+          <w:b/>
+          <w:bCs/>
+        </w:rPr>
         <w:t xml:space="preserve"> </w:t>
       </w:r>
+      <w:proofErr w:type="spellStart"/>
+      <w:r>
+        <w:rPr>
+          <w:b/>
+          <w:bCs/>
+        </w:rPr>
+        <w:t>userService</w:t>
+      </w:r>
+      <w:proofErr w:type="spellEnd"/>
+      <w:r>
+        <w:rPr>
+          <w:b/>
+          <w:bCs/>
+        </w:rPr>
+        <w:t>;</w:t>
+      </w:r>
+    </w:p>
+    <w:p>
+      <w:pPr>
+        <w:spacing w:after="0"/>
+      </w:pPr>
+    </w:p>
+    <w:p>
+      <w:pPr>
+        <w:spacing w:after="0"/>
+      </w:pPr>
+      <w:r>
+        <w:t xml:space="preserve"> </w:t>
+      </w:r>
       <w:r>
         <w:rPr>
           <w:b/>
@@ -830,6 +1134,7 @@
           <w:color w:val="0070C0"/>
         </w:rPr>
       </w:pPr>
+      <w:proofErr w:type="gramStart"/>
       <w:r>
         <w:rPr>
           <w:b/>
@@ -844,15 +1149,32 @@
           <w:bCs/>
           <w:color w:val="0070C0"/>
         </w:rPr>
-        <w:t>How spring chooses which implementation for DB?</w:t>
-      </w:r>
-    </w:p>
-    <w:p>
-      <w:pPr>
-        <w:spacing w:after="0"/>
-      </w:pPr>
-      <w:r>
-        <w:t>If multiple implementation of DB exists, spring gets confused</w:t>
+        <w:t>How</w:t>
+      </w:r>
+      <w:proofErr w:type="gramEnd"/>
+      <w:r>
+        <w:rPr>
+          <w:b/>
+          <w:bCs/>
+          <w:color w:val="0070C0"/>
+        </w:rPr>
+        <w:t xml:space="preserve"> spring chooses which implementation for DB?</w:t>
+      </w:r>
+    </w:p>
+    <w:p>
+      <w:pPr>
+        <w:spacing w:after="0"/>
+      </w:pPr>
+      <w:r>
+        <w:t xml:space="preserve">If multiple </w:t>
+      </w:r>
+      <w:proofErr w:type="gramStart"/>
+      <w:r>
+        <w:t>implementation</w:t>
+      </w:r>
+      <w:proofErr w:type="gramEnd"/>
+      <w:r>
+        <w:t xml:space="preserve"> of DB exists, spring gets confused</w:t>
       </w:r>
     </w:p>
     <w:p>
@@ -861,7 +1183,39 @@
       </w:pPr>
       <w:r>
         <w:lastRenderedPageBreak/>
-        <w:t>Eg: class MySqlDatabase implements Datbase {} &amp; class MongoDatabase implements Datbase {}</w:t>
+        <w:t xml:space="preserve">Eg: class </w:t>
+      </w:r>
+      <w:proofErr w:type="spellStart"/>
+      <w:r>
+        <w:t>MySqlDatabase</w:t>
+      </w:r>
+      <w:proofErr w:type="spellEnd"/>
+      <w:r>
+        <w:t xml:space="preserve"> implements </w:t>
+      </w:r>
+      <w:proofErr w:type="spellStart"/>
+      <w:r>
+        <w:t>Datbase</w:t>
+      </w:r>
+      <w:proofErr w:type="spellEnd"/>
+      <w:r>
+        <w:t xml:space="preserve"> {} &amp; class </w:t>
+      </w:r>
+      <w:proofErr w:type="spellStart"/>
+      <w:r>
+        <w:t>MongoDatabase</w:t>
+      </w:r>
+      <w:proofErr w:type="spellEnd"/>
+      <w:r>
+        <w:t xml:space="preserve"> implements </w:t>
+      </w:r>
+      <w:proofErr w:type="spellStart"/>
+      <w:r>
+        <w:t>Datbase</w:t>
+      </w:r>
+      <w:proofErr w:type="spellEnd"/>
+      <w:r>
+        <w:t xml:space="preserve"> {}</w:t>
       </w:r>
     </w:p>
     <w:p>
@@ -885,15 +1239,31 @@
         <w:t>Qualifier</w:t>
       </w:r>
       <w:r>
-        <w:t xml:space="preserve">(“database_name”) :  </w:t>
-      </w:r>
-    </w:p>
-    <w:p>
-      <w:pPr>
-        <w:spacing w:after="0"/>
-      </w:pPr>
-      <w:r>
-        <w:t>public UserService(</w:t>
+        <w:t>(“database_name”</w:t>
+      </w:r>
+      <w:proofErr w:type="gramStart"/>
+      <w:r>
+        <w:t>) :</w:t>
+      </w:r>
+      <w:proofErr w:type="gramEnd"/>
+      <w:r>
+        <w:t xml:space="preserve">  </w:t>
+      </w:r>
+    </w:p>
+    <w:p>
+      <w:pPr>
+        <w:spacing w:after="0"/>
+      </w:pPr>
+      <w:r>
+        <w:t xml:space="preserve">public </w:t>
+      </w:r>
+      <w:proofErr w:type="spellStart"/>
+      <w:r>
+        <w:t>UserService</w:t>
+      </w:r>
+      <w:proofErr w:type="spellEnd"/>
+      <w:r>
+        <w:t>(</w:t>
       </w:r>
       <w:r>
         <w:rPr>
@@ -901,8 +1271,26 @@
         </w:rPr>
         <w:t xml:space="preserve">@Qualifier(“database_name”) </w:t>
       </w:r>
-      <w:r>
-        <w:t>UserService userService ){</w:t>
+      <w:proofErr w:type="spellStart"/>
+      <w:r>
+        <w:t>UserService</w:t>
+      </w:r>
+      <w:proofErr w:type="spellEnd"/>
+      <w:r>
+        <w:t xml:space="preserve"> </w:t>
+      </w:r>
+      <w:proofErr w:type="spellStart"/>
+      <w:proofErr w:type="gramStart"/>
+      <w:r>
+        <w:t>userService</w:t>
+      </w:r>
+      <w:proofErr w:type="spellEnd"/>
+      <w:r>
+        <w:t xml:space="preserve"> )</w:t>
+      </w:r>
+      <w:proofErr w:type="gramEnd"/>
+      <w:r>
+        <w:t>{</w:t>
       </w:r>
     </w:p>
     <w:p>
@@ -915,8 +1303,21 @@
       <w:r>
         <w:t xml:space="preserve"> </w:t>
       </w:r>
-      <w:r>
-        <w:t>userService = userService;</w:t>
+      <w:proofErr w:type="spellStart"/>
+      <w:r>
+        <w:t>userService</w:t>
+      </w:r>
+      <w:proofErr w:type="spellEnd"/>
+      <w:r>
+        <w:t xml:space="preserve"> = </w:t>
+      </w:r>
+      <w:proofErr w:type="spellStart"/>
+      <w:r>
+        <w:t>userService</w:t>
+      </w:r>
+      <w:proofErr w:type="spellEnd"/>
+      <w:r>
+        <w:t>;</w:t>
       </w:r>
     </w:p>
     <w:p>
@@ -981,12 +1382,14 @@
           <w:color w:val="000000" w:themeColor="text1"/>
         </w:rPr>
       </w:pPr>
+      <w:proofErr w:type="gramStart"/>
       <w:r>
         <w:rPr>
           <w:color w:val="0070C0"/>
         </w:rPr>
         <w:t>Eg :</w:t>
       </w:r>
+      <w:proofErr w:type="gramEnd"/>
       <w:r>
         <w:rPr>
           <w:color w:val="000000" w:themeColor="text1"/>
@@ -1005,73 +1408,158 @@
         <w:rPr>
           <w:color w:val="000000" w:themeColor="text1"/>
         </w:rPr>
-        <w:t xml:space="preserve">       class MySqlDatabase implements Database {}  // now spring says use this by default</w:t>
-      </w:r>
-    </w:p>
-    <w:p>
-      <w:pPr>
-        <w:spacing w:after="0"/>
-        <w:rPr>
-          <w:color w:val="000000" w:themeColor="text1"/>
-        </w:rPr>
-      </w:pPr>
-      <w:r>
-        <w:rPr>
-          <w:color w:val="000000" w:themeColor="text1"/>
-        </w:rPr>
-        <w:t>when to use @Primary :</w:t>
-      </w:r>
-    </w:p>
-    <w:p>
-      <w:pPr>
-        <w:spacing w:after="0"/>
-        <w:rPr>
-          <w:color w:val="000000" w:themeColor="text1"/>
-        </w:rPr>
-      </w:pPr>
-      <w:r>
-        <w:rPr>
-          <w:color w:val="000000" w:themeColor="text1"/>
-        </w:rPr>
-        <w:t xml:space="preserve"> i) When only one implementation is present ii) Simple projects</w:t>
-      </w:r>
-    </w:p>
-    <w:p>
-      <w:pPr>
-        <w:spacing w:after="0"/>
-        <w:rPr>
-          <w:color w:val="000000" w:themeColor="text1"/>
-        </w:rPr>
-      </w:pPr>
-      <w:r>
-        <w:rPr>
-          <w:color w:val="000000" w:themeColor="text1"/>
-        </w:rPr>
-        <w:t>Downside : hardcoded in code, cannot change per environment easily</w:t>
-      </w:r>
-    </w:p>
-    <w:p>
-      <w:pPr>
-        <w:spacing w:after="0"/>
-        <w:rPr>
-          <w:color w:val="000000" w:themeColor="text1"/>
-        </w:rPr>
-      </w:pPr>
-    </w:p>
-    <w:p>
-      <w:pPr>
-        <w:spacing w:after="0"/>
-        <w:rPr>
-          <w:color w:val="000000" w:themeColor="text1"/>
-        </w:rPr>
-      </w:pPr>
-      <w:r>
-        <w:rPr>
-          <w:b/>
-          <w:bCs/>
-          <w:color w:val="000000" w:themeColor="text1"/>
-        </w:rPr>
-        <w:t>Option 3 : Recommended Use Spring profiles</w:t>
+        <w:t xml:space="preserve">       class </w:t>
+      </w:r>
+      <w:proofErr w:type="spellStart"/>
+      <w:r>
+        <w:rPr>
+          <w:color w:val="000000" w:themeColor="text1"/>
+        </w:rPr>
+        <w:t>MySqlDatabase</w:t>
+      </w:r>
+      <w:proofErr w:type="spellEnd"/>
+      <w:r>
+        <w:rPr>
+          <w:color w:val="000000" w:themeColor="text1"/>
+        </w:rPr>
+        <w:t xml:space="preserve"> implements Database </w:t>
+      </w:r>
+      <w:proofErr w:type="gramStart"/>
+      <w:r>
+        <w:rPr>
+          <w:color w:val="000000" w:themeColor="text1"/>
+        </w:rPr>
+        <w:t>{}  /</w:t>
+      </w:r>
+      <w:proofErr w:type="gramEnd"/>
+      <w:r>
+        <w:rPr>
+          <w:color w:val="000000" w:themeColor="text1"/>
+        </w:rPr>
+        <w:t>/ now spring says use this by default</w:t>
+      </w:r>
+    </w:p>
+    <w:p>
+      <w:pPr>
+        <w:spacing w:after="0"/>
+        <w:rPr>
+          <w:color w:val="000000" w:themeColor="text1"/>
+        </w:rPr>
+      </w:pPr>
+      <w:r>
+        <w:rPr>
+          <w:color w:val="000000" w:themeColor="text1"/>
+        </w:rPr>
+        <w:t>when to use @</w:t>
+      </w:r>
+      <w:proofErr w:type="gramStart"/>
+      <w:r>
+        <w:rPr>
+          <w:color w:val="000000" w:themeColor="text1"/>
+        </w:rPr>
+        <w:t>Primary :</w:t>
+      </w:r>
+      <w:proofErr w:type="gramEnd"/>
+    </w:p>
+    <w:p>
+      <w:pPr>
+        <w:spacing w:after="0"/>
+        <w:rPr>
+          <w:color w:val="000000" w:themeColor="text1"/>
+        </w:rPr>
+      </w:pPr>
+      <w:r>
+        <w:rPr>
+          <w:color w:val="000000" w:themeColor="text1"/>
+        </w:rPr>
+        <w:t xml:space="preserve"> </w:t>
+      </w:r>
+      <w:proofErr w:type="spellStart"/>
+      <w:r>
+        <w:rPr>
+          <w:color w:val="000000" w:themeColor="text1"/>
+        </w:rPr>
+        <w:t>i</w:t>
+      </w:r>
+      <w:proofErr w:type="spellEnd"/>
+      <w:r>
+        <w:rPr>
+          <w:color w:val="000000" w:themeColor="text1"/>
+        </w:rPr>
+        <w:t>) When only one implementation is present ii) Simple projects</w:t>
+      </w:r>
+    </w:p>
+    <w:p>
+      <w:pPr>
+        <w:spacing w:after="0"/>
+        <w:rPr>
+          <w:color w:val="000000" w:themeColor="text1"/>
+        </w:rPr>
+      </w:pPr>
+      <w:proofErr w:type="gramStart"/>
+      <w:r>
+        <w:rPr>
+          <w:color w:val="000000" w:themeColor="text1"/>
+        </w:rPr>
+        <w:t>Downside :</w:t>
+      </w:r>
+      <w:proofErr w:type="gramEnd"/>
+      <w:r>
+        <w:rPr>
+          <w:color w:val="000000" w:themeColor="text1"/>
+        </w:rPr>
+        <w:t xml:space="preserve"> hardcoded in code, cannot change per environment easily</w:t>
+      </w:r>
+    </w:p>
+    <w:p>
+      <w:pPr>
+        <w:spacing w:after="0"/>
+        <w:rPr>
+          <w:color w:val="000000" w:themeColor="text1"/>
+        </w:rPr>
+      </w:pPr>
+    </w:p>
+    <w:p>
+      <w:pPr>
+        <w:spacing w:after="0"/>
+        <w:rPr>
+          <w:color w:val="000000" w:themeColor="text1"/>
+        </w:rPr>
+      </w:pPr>
+      <w:r>
+        <w:rPr>
+          <w:b/>
+          <w:bCs/>
+          <w:color w:val="000000" w:themeColor="text1"/>
+        </w:rPr>
+        <w:t xml:space="preserve">Option </w:t>
+      </w:r>
+      <w:proofErr w:type="gramStart"/>
+      <w:r>
+        <w:rPr>
+          <w:b/>
+          <w:bCs/>
+          <w:color w:val="000000" w:themeColor="text1"/>
+        </w:rPr>
+        <w:t>3 :</w:t>
+      </w:r>
+      <w:proofErr w:type="gramEnd"/>
+      <w:r>
+        <w:rPr>
+          <w:b/>
+          <w:bCs/>
+          <w:color w:val="000000" w:themeColor="text1"/>
+        </w:rPr>
+        <w:t xml:space="preserve"> Recommended Use Spring </w:t>
+      </w:r>
+      <w:proofErr w:type="gramStart"/>
+      <w:r>
+        <w:rPr>
+          <w:b/>
+          <w:bCs/>
+          <w:color w:val="000000" w:themeColor="text1"/>
+        </w:rPr>
+        <w:t>profiles</w:t>
       </w:r>
       <w:r>
         <w:rPr>
@@ -1079,6 +1567,7 @@
         </w:rPr>
         <w:t xml:space="preserve"> :</w:t>
       </w:r>
+      <w:proofErr w:type="gramEnd"/>
     </w:p>
     <w:p>
       <w:pPr>
@@ -1105,7 +1594,35 @@
         <w:rPr>
           <w:color w:val="000000" w:themeColor="text1"/>
         </w:rPr>
-        <w:t>class MySqlDatabase implements Database {}  // for dev</w:t>
+        <w:t xml:space="preserve">class </w:t>
+      </w:r>
+      <w:proofErr w:type="spellStart"/>
+      <w:r>
+        <w:rPr>
+          <w:color w:val="000000" w:themeColor="text1"/>
+        </w:rPr>
+        <w:t>MySqlDatabase</w:t>
+      </w:r>
+      <w:proofErr w:type="spellEnd"/>
+      <w:r>
+        <w:rPr>
+          <w:color w:val="000000" w:themeColor="text1"/>
+        </w:rPr>
+        <w:t xml:space="preserve"> implements Database </w:t>
+      </w:r>
+      <w:proofErr w:type="gramStart"/>
+      <w:r>
+        <w:rPr>
+          <w:color w:val="000000" w:themeColor="text1"/>
+        </w:rPr>
+        <w:t>{}  /</w:t>
+      </w:r>
+      <w:proofErr w:type="gramEnd"/>
+      <w:r>
+        <w:rPr>
+          <w:color w:val="000000" w:themeColor="text1"/>
+        </w:rPr>
+        <w:t>/ for dev</w:t>
       </w:r>
     </w:p>
     <w:p>
@@ -1141,7 +1658,35 @@
         <w:rPr>
           <w:color w:val="000000" w:themeColor="text1"/>
         </w:rPr>
-        <w:t>class MySqlDatabase implements Database {}  // for prod</w:t>
+        <w:t xml:space="preserve">class </w:t>
+      </w:r>
+      <w:proofErr w:type="spellStart"/>
+      <w:r>
+        <w:rPr>
+          <w:color w:val="000000" w:themeColor="text1"/>
+        </w:rPr>
+        <w:t>MySqlDatabase</w:t>
+      </w:r>
+      <w:proofErr w:type="spellEnd"/>
+      <w:r>
+        <w:rPr>
+          <w:color w:val="000000" w:themeColor="text1"/>
+        </w:rPr>
+        <w:t xml:space="preserve"> implements Database </w:t>
+      </w:r>
+      <w:proofErr w:type="gramStart"/>
+      <w:r>
+        <w:rPr>
+          <w:color w:val="000000" w:themeColor="text1"/>
+        </w:rPr>
+        <w:t>{}  /</w:t>
+      </w:r>
+      <w:proofErr w:type="gramEnd"/>
+      <w:r>
+        <w:rPr>
+          <w:color w:val="000000" w:themeColor="text1"/>
+        </w:rPr>
+        <w:t>/ for prod</w:t>
       </w:r>
     </w:p>
     <w:p>
@@ -1162,28 +1707,48 @@
         </w:rPr>
         <w:t xml:space="preserve">Activate profile in </w:t>
       </w:r>
+      <w:proofErr w:type="spellStart"/>
+      <w:proofErr w:type="gramStart"/>
       <w:r>
         <w:rPr>
           <w:color w:val="000000" w:themeColor="text1"/>
         </w:rPr>
         <w:t>application.properties</w:t>
       </w:r>
+      <w:proofErr w:type="spellEnd"/>
+      <w:proofErr w:type="gramEnd"/>
       <w:r>
         <w:rPr>
           <w:color w:val="000000" w:themeColor="text1"/>
         </w:rPr>
         <w:t xml:space="preserve"> : </w:t>
       </w:r>
+      <w:proofErr w:type="spellStart"/>
+      <w:proofErr w:type="gramStart"/>
       <w:r>
         <w:rPr>
           <w:color w:val="0070C0"/>
         </w:rPr>
-        <w:t>spring.profile.active=dev</w:t>
-      </w:r>
+        <w:t>spring.profile</w:t>
+      </w:r>
+      <w:proofErr w:type="gramEnd"/>
       <w:r>
         <w:rPr>
           <w:color w:val="0070C0"/>
         </w:rPr>
+        <w:t>.active</w:t>
+      </w:r>
+      <w:proofErr w:type="spellEnd"/>
+      <w:r>
+        <w:rPr>
+          <w:color w:val="0070C0"/>
+        </w:rPr>
+        <w:t>=dev</w:t>
+      </w:r>
+      <w:r>
+        <w:rPr>
+          <w:color w:val="0070C0"/>
+        </w:rPr>
         <w:t xml:space="preserve"> </w:t>
       </w:r>
       <w:r>
@@ -1195,8 +1760,13 @@
         <w:spacing w:after="0"/>
       </w:pPr>
       <w:r>
-        <w:t>Benefits: clean separation per environment, no if else, very scalabe</w:t>
-      </w:r>
+        <w:t xml:space="preserve">Benefits: clean separation per environment, no if else, very </w:t>
+      </w:r>
+      <w:proofErr w:type="spellStart"/>
+      <w:r>
+        <w:t>scalabe</w:t>
+      </w:r>
+      <w:proofErr w:type="spellEnd"/>
     </w:p>
     <w:p>
       <w:pPr>
@@ -1289,30 +1859,46 @@
       <w:pPr>
         <w:spacing w:after="0"/>
       </w:pPr>
-      <w:r>
-        <w:rPr>
-          <w:color w:val="000000" w:themeColor="text1"/>
-        </w:rPr>
-        <w:t xml:space="preserve">application.properties : </w:t>
-      </w:r>
+      <w:proofErr w:type="spellStart"/>
+      <w:proofErr w:type="gramStart"/>
+      <w:r>
+        <w:rPr>
+          <w:color w:val="000000" w:themeColor="text1"/>
+        </w:rPr>
+        <w:t>application.properties</w:t>
+      </w:r>
+      <w:proofErr w:type="spellEnd"/>
+      <w:proofErr w:type="gramEnd"/>
+      <w:r>
+        <w:rPr>
+          <w:color w:val="000000" w:themeColor="text1"/>
+        </w:rPr>
+        <w:t xml:space="preserve"> : </w:t>
+      </w:r>
+      <w:proofErr w:type="spellStart"/>
+      <w:proofErr w:type="gramStart"/>
       <w:r>
         <w:rPr>
           <w:color w:val="0070C0"/>
         </w:rPr>
         <w:t>db.type</w:t>
       </w:r>
+      <w:proofErr w:type="spellEnd"/>
+      <w:proofErr w:type="gramEnd"/>
       <w:r>
         <w:rPr>
           <w:color w:val="0070C0"/>
         </w:rPr>
         <w:t>=</w:t>
       </w:r>
+      <w:proofErr w:type="spellStart"/>
       <w:r>
         <w:rPr>
           <w:color w:val="0070C0"/>
         </w:rPr>
         <w:t>mysql</w:t>
       </w:r>
+      <w:proofErr w:type="spellEnd"/>
     </w:p>
     <w:p>
       <w:pPr>
@@ -1351,29 +1937,147 @@
         </w:rPr>
         <w:t xml:space="preserve"> </w:t>
       </w:r>
+      <w:proofErr w:type="spellStart"/>
       <w:r>
         <w:rPr>
           <w:color w:val="000000" w:themeColor="text1"/>
         </w:rPr>
         <w:t>ConditionalOnProperty</w:t>
       </w:r>
-      <w:r>
-        <w:rPr>
-          <w:color w:val="000000" w:themeColor="text1"/>
-        </w:rPr>
-        <w:t xml:space="preserve"> (name=“db.type”, havingValue=”mysql”)</w:t>
-      </w:r>
-    </w:p>
-    <w:p>
-      <w:pPr>
-        <w:spacing w:after="0"/>
-      </w:pPr>
-      <w:r>
-        <w:rPr>
-          <w:color w:val="000000" w:themeColor="text1"/>
-        </w:rPr>
-        <w:t>class MySqlDatabase implements Database {}  // for mysql, similarly change for mongodb or postgres</w:t>
-      </w:r>
+      <w:proofErr w:type="spellEnd"/>
+      <w:r>
+        <w:rPr>
+          <w:color w:val="000000" w:themeColor="text1"/>
+        </w:rPr>
+        <w:t xml:space="preserve"> (name</w:t>
+      </w:r>
+      <w:proofErr w:type="gramStart"/>
+      <w:r>
+        <w:rPr>
+          <w:color w:val="000000" w:themeColor="text1"/>
+        </w:rPr>
+        <w:t>=“</w:t>
+      </w:r>
+      <w:proofErr w:type="spellStart"/>
+      <w:r>
+        <w:rPr>
+          <w:color w:val="000000" w:themeColor="text1"/>
+        </w:rPr>
+        <w:t>db.type</w:t>
+      </w:r>
+      <w:proofErr w:type="spellEnd"/>
+      <w:proofErr w:type="gramEnd"/>
+      <w:r>
+        <w:rPr>
+          <w:color w:val="000000" w:themeColor="text1"/>
+        </w:rPr>
+        <w:t xml:space="preserve">”, </w:t>
+      </w:r>
+      <w:proofErr w:type="spellStart"/>
+      <w:r>
+        <w:rPr>
+          <w:color w:val="000000" w:themeColor="text1"/>
+        </w:rPr>
+        <w:t>havingValue</w:t>
+      </w:r>
+      <w:proofErr w:type="spellEnd"/>
+      <w:proofErr w:type="gramStart"/>
+      <w:r>
+        <w:rPr>
+          <w:color w:val="000000" w:themeColor="text1"/>
+        </w:rPr>
+        <w:t>=”</w:t>
+      </w:r>
+      <w:proofErr w:type="spellStart"/>
+      <w:r>
+        <w:rPr>
+          <w:color w:val="000000" w:themeColor="text1"/>
+        </w:rPr>
+        <w:t>mysql</w:t>
+      </w:r>
+      <w:proofErr w:type="spellEnd"/>
+      <w:proofErr w:type="gramEnd"/>
+      <w:r>
+        <w:rPr>
+          <w:color w:val="000000" w:themeColor="text1"/>
+        </w:rPr>
+        <w:t>”)</w:t>
+      </w:r>
+    </w:p>
+    <w:p>
+      <w:pPr>
+        <w:spacing w:after="0"/>
+      </w:pPr>
+      <w:r>
+        <w:rPr>
+          <w:color w:val="000000" w:themeColor="text1"/>
+        </w:rPr>
+        <w:t xml:space="preserve">class </w:t>
+      </w:r>
+      <w:proofErr w:type="spellStart"/>
+      <w:r>
+        <w:rPr>
+          <w:color w:val="000000" w:themeColor="text1"/>
+        </w:rPr>
+        <w:t>MySqlDatabase</w:t>
+      </w:r>
+      <w:proofErr w:type="spellEnd"/>
+      <w:r>
+        <w:rPr>
+          <w:color w:val="000000" w:themeColor="text1"/>
+        </w:rPr>
+        <w:t xml:space="preserve"> implements Database </w:t>
+      </w:r>
+      <w:proofErr w:type="gramStart"/>
+      <w:r>
+        <w:rPr>
+          <w:color w:val="000000" w:themeColor="text1"/>
+        </w:rPr>
+        <w:t>{}  /</w:t>
+      </w:r>
+      <w:proofErr w:type="gramEnd"/>
+      <w:r>
+        <w:rPr>
+          <w:color w:val="000000" w:themeColor="text1"/>
+        </w:rPr>
+        <w:t xml:space="preserve">/ for </w:t>
+      </w:r>
+      <w:proofErr w:type="spellStart"/>
+      <w:r>
+        <w:rPr>
+          <w:color w:val="000000" w:themeColor="text1"/>
+        </w:rPr>
+        <w:t>mysql</w:t>
+      </w:r>
+      <w:proofErr w:type="spellEnd"/>
+      <w:r>
+        <w:rPr>
+          <w:color w:val="000000" w:themeColor="text1"/>
+        </w:rPr>
+        <w:t xml:space="preserve">, similarly change for </w:t>
+      </w:r>
+      <w:proofErr w:type="spellStart"/>
+      <w:r>
+        <w:rPr>
+          <w:color w:val="000000" w:themeColor="text1"/>
+        </w:rPr>
+        <w:t>mongodb</w:t>
+      </w:r>
+      <w:proofErr w:type="spellEnd"/>
+      <w:r>
+        <w:rPr>
+          <w:color w:val="000000" w:themeColor="text1"/>
+        </w:rPr>
+        <w:t xml:space="preserve"> or </w:t>
+      </w:r>
+      <w:proofErr w:type="spellStart"/>
+      <w:r>
+        <w:rPr>
+          <w:color w:val="000000" w:themeColor="text1"/>
+        </w:rPr>
+        <w:t>postgres</w:t>
+      </w:r>
+      <w:proofErr w:type="spellEnd"/>
     </w:p>
     <w:p>
       <w:pPr>
@@ -1412,28 +2116,96 @@
         </w:rPr>
         <w:t xml:space="preserve"> </w:t>
       </w:r>
+      <w:proofErr w:type="spellStart"/>
       <w:r>
         <w:rPr>
           <w:color w:val="000000" w:themeColor="text1"/>
         </w:rPr>
         <w:t>ConditionalOnProperty</w:t>
       </w:r>
-      <w:r>
-        <w:rPr>
-          <w:color w:val="000000" w:themeColor="text1"/>
-        </w:rPr>
-        <w:t xml:space="preserve"> (name=“db.type”, havingValue=”postgres”)</w:t>
-      </w:r>
-    </w:p>
-    <w:p>
-      <w:pPr>
-        <w:spacing w:after="0"/>
-      </w:pPr>
-      <w:r>
-        <w:rPr>
-          <w:color w:val="000000" w:themeColor="text1"/>
-        </w:rPr>
-        <w:t xml:space="preserve">class PostGresDatabase implements Database {}  </w:t>
+      <w:proofErr w:type="spellEnd"/>
+      <w:r>
+        <w:rPr>
+          <w:color w:val="000000" w:themeColor="text1"/>
+        </w:rPr>
+        <w:t xml:space="preserve"> (name</w:t>
+      </w:r>
+      <w:proofErr w:type="gramStart"/>
+      <w:r>
+        <w:rPr>
+          <w:color w:val="000000" w:themeColor="text1"/>
+        </w:rPr>
+        <w:t>=“</w:t>
+      </w:r>
+      <w:proofErr w:type="spellStart"/>
+      <w:r>
+        <w:rPr>
+          <w:color w:val="000000" w:themeColor="text1"/>
+        </w:rPr>
+        <w:t>db.type</w:t>
+      </w:r>
+      <w:proofErr w:type="spellEnd"/>
+      <w:proofErr w:type="gramEnd"/>
+      <w:r>
+        <w:rPr>
+          <w:color w:val="000000" w:themeColor="text1"/>
+        </w:rPr>
+        <w:t xml:space="preserve">”, </w:t>
+      </w:r>
+      <w:proofErr w:type="spellStart"/>
+      <w:r>
+        <w:rPr>
+          <w:color w:val="000000" w:themeColor="text1"/>
+        </w:rPr>
+        <w:t>havingValue</w:t>
+      </w:r>
+      <w:proofErr w:type="spellEnd"/>
+      <w:proofErr w:type="gramStart"/>
+      <w:r>
+        <w:rPr>
+          <w:color w:val="000000" w:themeColor="text1"/>
+        </w:rPr>
+        <w:t>=”</w:t>
+      </w:r>
+      <w:proofErr w:type="spellStart"/>
+      <w:r>
+        <w:rPr>
+          <w:color w:val="000000" w:themeColor="text1"/>
+        </w:rPr>
+        <w:t>postgres</w:t>
+      </w:r>
+      <w:proofErr w:type="spellEnd"/>
+      <w:proofErr w:type="gramEnd"/>
+      <w:r>
+        <w:rPr>
+          <w:color w:val="000000" w:themeColor="text1"/>
+        </w:rPr>
+        <w:t>”)</w:t>
+      </w:r>
+    </w:p>
+    <w:p>
+      <w:pPr>
+        <w:spacing w:after="0"/>
+      </w:pPr>
+      <w:r>
+        <w:rPr>
+          <w:color w:val="000000" w:themeColor="text1"/>
+        </w:rPr>
+        <w:t xml:space="preserve">class </w:t>
+      </w:r>
+      <w:proofErr w:type="spellStart"/>
+      <w:r>
+        <w:rPr>
+          <w:color w:val="000000" w:themeColor="text1"/>
+        </w:rPr>
+        <w:t>PostGresDatabase</w:t>
+      </w:r>
+      <w:proofErr w:type="spellEnd"/>
+      <w:r>
+        <w:rPr>
+          <w:color w:val="000000" w:themeColor="text1"/>
+        </w:rPr>
+        <w:t xml:space="preserve"> implements Database {}  </w:t>
       </w:r>
     </w:p>
     <w:p>
@@ -1488,14 +2260,42 @@
           <w:color w:val="000000" w:themeColor="text1"/>
         </w:rPr>
         <w:br/>
-        <w:t xml:space="preserve">In modern Springboot applications conditional config is preferred </w:t>
+        <w:t xml:space="preserve">In modern </w:t>
+      </w:r>
+      <w:proofErr w:type="spellStart"/>
+      <w:r>
+        <w:rPr>
+          <w:color w:val="000000" w:themeColor="text1"/>
+        </w:rPr>
+        <w:t>Springboot</w:t>
+      </w:r>
+      <w:proofErr w:type="spellEnd"/>
+      <w:r>
+        <w:rPr>
+          <w:color w:val="000000" w:themeColor="text1"/>
+        </w:rPr>
+        <w:t xml:space="preserve"> applications conditional config is preferred </w:t>
       </w:r>
       <w:r>
         <w:rPr>
           <w:color w:val="000000" w:themeColor="text1"/>
         </w:rPr>
         <w:tab/>
-        <w:t>for feature toggling and provider selection. While profile are for environment separation</w:t>
+        <w:t xml:space="preserve">for feature toggling and provider selection. While profile </w:t>
+      </w:r>
+      <w:proofErr w:type="gramStart"/>
+      <w:r>
+        <w:rPr>
+          <w:color w:val="000000" w:themeColor="text1"/>
+        </w:rPr>
+        <w:t>are</w:t>
+      </w:r>
+      <w:proofErr w:type="gramEnd"/>
+      <w:r>
+        <w:rPr>
+          <w:color w:val="000000" w:themeColor="text1"/>
+        </w:rPr>
+        <w:t xml:space="preserve"> for environment separation</w:t>
       </w:r>
     </w:p>
     <w:p>
@@ -1518,36 +2318,62 @@
           <w:bCs/>
           <w:color w:val="0070C0"/>
         </w:rPr>
-        <w:t>Bean Lificycle</w:t>
-      </w:r>
-    </w:p>
-    <w:p>
-      <w:pPr>
-        <w:spacing w:after="0"/>
-        <w:rPr>
-          <w:color w:val="000000" w:themeColor="text1"/>
-        </w:rPr>
-      </w:pPr>
-      <w:r>
-        <w:rPr>
-          <w:color w:val="000000" w:themeColor="text1"/>
-        </w:rPr>
-        <w:t>Spring dosnt create object instantly.</w:t>
-      </w:r>
-    </w:p>
-    <w:p>
-      <w:pPr>
-        <w:spacing w:after="0"/>
-        <w:rPr>
-          <w:color w:val="000000" w:themeColor="text1"/>
-        </w:rPr>
-      </w:pPr>
+        <w:t xml:space="preserve">Bean </w:t>
+      </w:r>
+      <w:proofErr w:type="spellStart"/>
+      <w:r>
+        <w:rPr>
+          <w:b/>
+          <w:bCs/>
+          <w:color w:val="0070C0"/>
+        </w:rPr>
+        <w:t>Lificycle</w:t>
+      </w:r>
+      <w:proofErr w:type="spellEnd"/>
+    </w:p>
+    <w:p>
+      <w:pPr>
+        <w:spacing w:after="0"/>
+        <w:rPr>
+          <w:color w:val="000000" w:themeColor="text1"/>
+        </w:rPr>
+      </w:pPr>
+      <w:r>
+        <w:rPr>
+          <w:color w:val="000000" w:themeColor="text1"/>
+        </w:rPr>
+        <w:t xml:space="preserve">Spring </w:t>
+      </w:r>
+      <w:proofErr w:type="spellStart"/>
+      <w:r>
+        <w:rPr>
+          <w:color w:val="000000" w:themeColor="text1"/>
+        </w:rPr>
+        <w:t>dosnt</w:t>
+      </w:r>
+      <w:proofErr w:type="spellEnd"/>
+      <w:r>
+        <w:rPr>
+          <w:color w:val="000000" w:themeColor="text1"/>
+        </w:rPr>
+        <w:t xml:space="preserve"> create object instantly.</w:t>
+      </w:r>
+    </w:p>
+    <w:p>
+      <w:pPr>
+        <w:spacing w:after="0"/>
+        <w:rPr>
+          <w:color w:val="000000" w:themeColor="text1"/>
+        </w:rPr>
+      </w:pPr>
+      <w:proofErr w:type="gramStart"/>
       <w:r>
         <w:rPr>
           <w:color w:val="000000" w:themeColor="text1"/>
         </w:rPr>
         <w:t>Flow :</w:t>
       </w:r>
+      <w:proofErr w:type="gramEnd"/>
     </w:p>
     <w:p>
       <w:pPr>
@@ -1603,7 +2429,21 @@
         <w:rPr>
           <w:color w:val="000000" w:themeColor="text1"/>
         </w:rPr>
-        <w:t>Call init method</w:t>
+        <w:t xml:space="preserve">Call </w:t>
+      </w:r>
+      <w:proofErr w:type="spellStart"/>
+      <w:r>
+        <w:rPr>
+          <w:color w:val="000000" w:themeColor="text1"/>
+        </w:rPr>
+        <w:t>init</w:t>
+      </w:r>
+      <w:proofErr w:type="spellEnd"/>
+      <w:r>
+        <w:rPr>
+          <w:color w:val="000000" w:themeColor="text1"/>
+        </w:rPr>
+        <w:t xml:space="preserve"> method</w:t>
       </w:r>
     </w:p>
     <w:p>
@@ -1683,7 +2523,29 @@
         <w:rPr>
           <w:color w:val="000000" w:themeColor="text1"/>
         </w:rPr>
-        <w:t>public void start(){ println(“bean ready”)}</w:t>
+        <w:t xml:space="preserve">public void </w:t>
+      </w:r>
+      <w:proofErr w:type="gramStart"/>
+      <w:r>
+        <w:rPr>
+          <w:color w:val="000000" w:themeColor="text1"/>
+        </w:rPr>
+        <w:t xml:space="preserve">start(){ </w:t>
+      </w:r>
+      <w:proofErr w:type="spellStart"/>
+      <w:r>
+        <w:rPr>
+          <w:color w:val="000000" w:themeColor="text1"/>
+        </w:rPr>
+        <w:t>println</w:t>
+      </w:r>
+      <w:proofErr w:type="spellEnd"/>
+      <w:proofErr w:type="gramEnd"/>
+      <w:r>
+        <w:rPr>
+          <w:color w:val="000000" w:themeColor="text1"/>
+        </w:rPr>
+        <w:t>(“bean ready”)}</w:t>
       </w:r>
     </w:p>
     <w:p>
@@ -1719,57 +2581,135 @@
         <w:rPr>
           <w:color w:val="000000" w:themeColor="text1"/>
         </w:rPr>
-        <w:t>public void stop(){ println(“clean up”)}</w:t>
-      </w:r>
-    </w:p>
-    <w:p>
-      <w:pPr>
-        <w:spacing w:after="0"/>
-        <w:rPr>
-          <w:color w:val="000000" w:themeColor="text1"/>
-        </w:rPr>
-      </w:pPr>
-    </w:p>
-    <w:p>
-      <w:pPr>
-        <w:spacing w:after="0"/>
-        <w:rPr>
-          <w:color w:val="000000" w:themeColor="text1"/>
-        </w:rPr>
-      </w:pPr>
-      <w:r>
-        <w:rPr>
-          <w:color w:val="000000" w:themeColor="text1"/>
-        </w:rPr>
-        <w:t>to check config we can use @Value in class or @ConfigurationPropertiesScan in mainclass using getter and setters</w:t>
-      </w:r>
-    </w:p>
-    <w:p>
-      <w:pPr>
-        <w:spacing w:after="0"/>
-        <w:rPr>
-          <w:color w:val="000000" w:themeColor="text1"/>
-        </w:rPr>
-      </w:pPr>
-      <w:r>
-        <w:rPr>
-          <w:color w:val="000000" w:themeColor="text1"/>
-        </w:rPr>
-        <w:t>@Value(`${db.type}`)</w:t>
-      </w:r>
-    </w:p>
-    <w:p>
-      <w:pPr>
-        <w:spacing w:after="0"/>
-        <w:rPr>
-          <w:color w:val="000000" w:themeColor="text1"/>
-        </w:rPr>
-      </w:pPr>
-      <w:r>
-        <w:rPr>
-          <w:color w:val="000000" w:themeColor="text1"/>
-        </w:rPr>
-        <w:t>String dbType; // print it</w:t>
+        <w:t xml:space="preserve">public void </w:t>
+      </w:r>
+      <w:proofErr w:type="gramStart"/>
+      <w:r>
+        <w:rPr>
+          <w:color w:val="000000" w:themeColor="text1"/>
+        </w:rPr>
+        <w:t xml:space="preserve">stop(){ </w:t>
+      </w:r>
+      <w:proofErr w:type="spellStart"/>
+      <w:r>
+        <w:rPr>
+          <w:color w:val="000000" w:themeColor="text1"/>
+        </w:rPr>
+        <w:t>println</w:t>
+      </w:r>
+      <w:proofErr w:type="spellEnd"/>
+      <w:proofErr w:type="gramEnd"/>
+      <w:r>
+        <w:rPr>
+          <w:color w:val="000000" w:themeColor="text1"/>
+        </w:rPr>
+        <w:t>(“clean up”)}</w:t>
+      </w:r>
+    </w:p>
+    <w:p>
+      <w:pPr>
+        <w:spacing w:after="0"/>
+        <w:rPr>
+          <w:color w:val="000000" w:themeColor="text1"/>
+        </w:rPr>
+      </w:pPr>
+    </w:p>
+    <w:p>
+      <w:pPr>
+        <w:spacing w:after="0"/>
+        <w:rPr>
+          <w:color w:val="000000" w:themeColor="text1"/>
+        </w:rPr>
+      </w:pPr>
+      <w:r>
+        <w:rPr>
+          <w:color w:val="000000" w:themeColor="text1"/>
+        </w:rPr>
+        <w:t xml:space="preserve">to check </w:t>
+      </w:r>
+      <w:proofErr w:type="gramStart"/>
+      <w:r>
+        <w:rPr>
+          <w:color w:val="000000" w:themeColor="text1"/>
+        </w:rPr>
+        <w:t>config</w:t>
+      </w:r>
+      <w:proofErr w:type="gramEnd"/>
+      <w:r>
+        <w:rPr>
+          <w:color w:val="000000" w:themeColor="text1"/>
+        </w:rPr>
+        <w:t xml:space="preserve"> we can use @Value in class or @ConfigurationPropertiesScan in </w:t>
+      </w:r>
+      <w:proofErr w:type="spellStart"/>
+      <w:r>
+        <w:rPr>
+          <w:color w:val="000000" w:themeColor="text1"/>
+        </w:rPr>
+        <w:t>mainclass</w:t>
+      </w:r>
+      <w:proofErr w:type="spellEnd"/>
+      <w:r>
+        <w:rPr>
+          <w:color w:val="000000" w:themeColor="text1"/>
+        </w:rPr>
+        <w:t xml:space="preserve"> using getter and setters</w:t>
+      </w:r>
+    </w:p>
+    <w:p>
+      <w:pPr>
+        <w:spacing w:after="0"/>
+        <w:rPr>
+          <w:color w:val="000000" w:themeColor="text1"/>
+        </w:rPr>
+      </w:pPr>
+      <w:r>
+        <w:rPr>
+          <w:color w:val="000000" w:themeColor="text1"/>
+        </w:rPr>
+        <w:t>@Value(`${</w:t>
+      </w:r>
+      <w:proofErr w:type="gramStart"/>
+      <w:r>
+        <w:rPr>
+          <w:color w:val="000000" w:themeColor="text1"/>
+        </w:rPr>
+        <w:t>db.type</w:t>
+      </w:r>
+      <w:proofErr w:type="gramEnd"/>
+      <w:r>
+        <w:rPr>
+          <w:color w:val="000000" w:themeColor="text1"/>
+        </w:rPr>
+        <w:t>}`)</w:t>
+      </w:r>
+    </w:p>
+    <w:p>
+      <w:pPr>
+        <w:spacing w:after="0"/>
+        <w:rPr>
+          <w:color w:val="000000" w:themeColor="text1"/>
+        </w:rPr>
+      </w:pPr>
+      <w:r>
+        <w:rPr>
+          <w:color w:val="000000" w:themeColor="text1"/>
+        </w:rPr>
+        <w:t xml:space="preserve">String </w:t>
+      </w:r>
+      <w:proofErr w:type="spellStart"/>
+      <w:r>
+        <w:rPr>
+          <w:color w:val="000000" w:themeColor="text1"/>
+        </w:rPr>
+        <w:t>dbType</w:t>
+      </w:r>
+      <w:proofErr w:type="spellEnd"/>
+      <w:r>
+        <w:rPr>
+          <w:color w:val="000000" w:themeColor="text1"/>
+        </w:rPr>
+        <w:t>; // print it</w:t>
       </w:r>
     </w:p>
     <w:p>
@@ -1837,7 +2777,21 @@
         <w:rPr>
           <w:color w:val="000000" w:themeColor="text1"/>
         </w:rPr>
-        <w:t>class AppConfig {</w:t>
+        <w:t xml:space="preserve">class </w:t>
+      </w:r>
+      <w:proofErr w:type="spellStart"/>
+      <w:r>
+        <w:rPr>
+          <w:color w:val="000000" w:themeColor="text1"/>
+        </w:rPr>
+        <w:t>AppConfig</w:t>
+      </w:r>
+      <w:proofErr w:type="spellEnd"/>
+      <w:r>
+        <w:rPr>
+          <w:color w:val="000000" w:themeColor="text1"/>
+        </w:rPr>
+        <w:t xml:space="preserve"> {</w:t>
       </w:r>
     </w:p>
     <w:p>
@@ -1865,21 +2819,51 @@
         <w:rPr>
           <w:color w:val="000000" w:themeColor="text1"/>
         </w:rPr>
-        <w:t>Public Database database(){</w:t>
-      </w:r>
-    </w:p>
-    <w:p>
-      <w:pPr>
-        <w:spacing w:after="0"/>
-        <w:rPr>
-          <w:color w:val="000000" w:themeColor="text1"/>
-        </w:rPr>
-      </w:pPr>
-      <w:r>
-        <w:rPr>
-          <w:color w:val="000000" w:themeColor="text1"/>
-        </w:rPr>
-        <w:t>Return new MySqlDatabase();</w:t>
+        <w:t xml:space="preserve">Public Database </w:t>
+      </w:r>
+      <w:proofErr w:type="gramStart"/>
+      <w:r>
+        <w:rPr>
+          <w:color w:val="000000" w:themeColor="text1"/>
+        </w:rPr>
+        <w:t>database(){</w:t>
+      </w:r>
+      <w:proofErr w:type="gramEnd"/>
+    </w:p>
+    <w:p>
+      <w:pPr>
+        <w:spacing w:after="0"/>
+        <w:rPr>
+          <w:color w:val="000000" w:themeColor="text1"/>
+        </w:rPr>
+      </w:pPr>
+      <w:r>
+        <w:rPr>
+          <w:color w:val="000000" w:themeColor="text1"/>
+        </w:rPr>
+        <w:t xml:space="preserve">Return new </w:t>
+      </w:r>
+      <w:proofErr w:type="spellStart"/>
+      <w:proofErr w:type="gramStart"/>
+      <w:r>
+        <w:rPr>
+          <w:color w:val="000000" w:themeColor="text1"/>
+        </w:rPr>
+        <w:t>MySqlDatabase</w:t>
+      </w:r>
+      <w:proofErr w:type="spellEnd"/>
+      <w:r>
+        <w:rPr>
+          <w:color w:val="000000" w:themeColor="text1"/>
+        </w:rPr>
+        <w:t>(</w:t>
+      </w:r>
+      <w:proofErr w:type="gramEnd"/>
+      <w:r>
+        <w:rPr>
+          <w:color w:val="000000" w:themeColor="text1"/>
+        </w:rPr>
+        <w:t>);</w:t>
       </w:r>
     </w:p>
     <w:p>
@@ -1925,7 +2909,81 @@
           <w:bCs/>
           <w:color w:val="0070C0"/>
         </w:rPr>
-        <w:t>How Spring internals run : SpringApplication.run( Application.class, args)</w:t>
+        <w:t xml:space="preserve">How Spring internals </w:t>
+      </w:r>
+      <w:proofErr w:type="gramStart"/>
+      <w:r>
+        <w:rPr>
+          <w:b/>
+          <w:bCs/>
+          <w:color w:val="0070C0"/>
+        </w:rPr>
+        <w:t>run :</w:t>
+      </w:r>
+      <w:proofErr w:type="gramEnd"/>
+      <w:r>
+        <w:rPr>
+          <w:b/>
+          <w:bCs/>
+          <w:color w:val="0070C0"/>
+        </w:rPr>
+        <w:t xml:space="preserve"> </w:t>
+      </w:r>
+      <w:proofErr w:type="spellStart"/>
+      <w:proofErr w:type="gramStart"/>
+      <w:r>
+        <w:rPr>
+          <w:b/>
+          <w:bCs/>
+          <w:color w:val="0070C0"/>
+        </w:rPr>
+        <w:t>SpringApplication.run</w:t>
+      </w:r>
+      <w:proofErr w:type="spellEnd"/>
+      <w:r>
+        <w:rPr>
+          <w:b/>
+          <w:bCs/>
+          <w:color w:val="0070C0"/>
+        </w:rPr>
+        <w:t xml:space="preserve">( </w:t>
+      </w:r>
+      <w:proofErr w:type="spellStart"/>
+      <w:r>
+        <w:rPr>
+          <w:b/>
+          <w:bCs/>
+          <w:color w:val="0070C0"/>
+        </w:rPr>
+        <w:t>Application.class</w:t>
+      </w:r>
+      <w:proofErr w:type="spellEnd"/>
+      <w:proofErr w:type="gramEnd"/>
+      <w:r>
+        <w:rPr>
+          <w:b/>
+          <w:bCs/>
+          <w:color w:val="0070C0"/>
+        </w:rPr>
+        <w:t xml:space="preserve">, </w:t>
+      </w:r>
+      <w:proofErr w:type="spellStart"/>
+      <w:r>
+        <w:rPr>
+          <w:b/>
+          <w:bCs/>
+          <w:color w:val="0070C0"/>
+        </w:rPr>
+        <w:t>args</w:t>
+      </w:r>
+      <w:proofErr w:type="spellEnd"/>
+      <w:r>
+        <w:rPr>
+          <w:b/>
+          <w:bCs/>
+          <w:color w:val="0070C0"/>
+        </w:rPr>
+        <w:t>)</w:t>
       </w:r>
     </w:p>
     <w:p>
@@ -1941,43 +2999,117 @@
         </w:rPr>
         <w:t xml:space="preserve">How </w:t>
       </w:r>
-      <w:r>
-        <w:rPr>
-          <w:color w:val="000000" w:themeColor="text1"/>
-        </w:rPr>
-        <w:t>SpringApplication.run( Application.class, args)</w:t>
-      </w:r>
-      <w:r>
-        <w:rPr>
-          <w:color w:val="000000" w:themeColor="text1"/>
-        </w:rPr>
-        <w:t xml:space="preserve"> will do following : </w:t>
-      </w:r>
-    </w:p>
-    <w:p>
-      <w:pPr>
-        <w:spacing w:after="0"/>
-        <w:rPr>
-          <w:color w:val="000000" w:themeColor="text1"/>
-        </w:rPr>
-      </w:pPr>
-      <w:r>
-        <w:rPr>
-          <w:color w:val="000000" w:themeColor="text1"/>
-        </w:rPr>
-        <w:t xml:space="preserve">i) </w:t>
-      </w:r>
-      <w:r>
-        <w:rPr>
-          <w:color w:val="000000" w:themeColor="text1"/>
-        </w:rPr>
-        <w:t xml:space="preserve">Application start, </w:t>
-      </w:r>
-      <w:r>
-        <w:rPr>
-          <w:color w:val="000000" w:themeColor="text1"/>
-        </w:rPr>
-        <w:t xml:space="preserve">                </w:t>
+      <w:proofErr w:type="spellStart"/>
+      <w:proofErr w:type="gramStart"/>
+      <w:r>
+        <w:rPr>
+          <w:color w:val="000000" w:themeColor="text1"/>
+        </w:rPr>
+        <w:t>SpringApplication.run</w:t>
+      </w:r>
+      <w:proofErr w:type="spellEnd"/>
+      <w:r>
+        <w:rPr>
+          <w:color w:val="000000" w:themeColor="text1"/>
+        </w:rPr>
+        <w:t xml:space="preserve">( </w:t>
+      </w:r>
+      <w:proofErr w:type="spellStart"/>
+      <w:r>
+        <w:rPr>
+          <w:color w:val="000000" w:themeColor="text1"/>
+        </w:rPr>
+        <w:t>Application.class</w:t>
+      </w:r>
+      <w:proofErr w:type="spellEnd"/>
+      <w:proofErr w:type="gramEnd"/>
+      <w:r>
+        <w:rPr>
+          <w:color w:val="000000" w:themeColor="text1"/>
+        </w:rPr>
+        <w:t xml:space="preserve">, </w:t>
+      </w:r>
+      <w:proofErr w:type="spellStart"/>
+      <w:r>
+        <w:rPr>
+          <w:color w:val="000000" w:themeColor="text1"/>
+        </w:rPr>
+        <w:t>args</w:t>
+      </w:r>
+      <w:proofErr w:type="spellEnd"/>
+      <w:r>
+        <w:rPr>
+          <w:color w:val="000000" w:themeColor="text1"/>
+        </w:rPr>
+        <w:t>)</w:t>
+      </w:r>
+      <w:r>
+        <w:rPr>
+          <w:color w:val="000000" w:themeColor="text1"/>
+        </w:rPr>
+        <w:t xml:space="preserve"> will do </w:t>
+      </w:r>
+      <w:proofErr w:type="gramStart"/>
+      <w:r>
+        <w:rPr>
+          <w:color w:val="000000" w:themeColor="text1"/>
+        </w:rPr>
+        <w:t>following :</w:t>
+      </w:r>
+      <w:proofErr w:type="gramEnd"/>
+      <w:r>
+        <w:rPr>
+          <w:color w:val="000000" w:themeColor="text1"/>
+        </w:rPr>
+        <w:t xml:space="preserve"> </w:t>
+      </w:r>
+    </w:p>
+    <w:p>
+      <w:pPr>
+        <w:spacing w:after="0"/>
+        <w:rPr>
+          <w:color w:val="000000" w:themeColor="text1"/>
+        </w:rPr>
+      </w:pPr>
+      <w:proofErr w:type="spellStart"/>
+      <w:r>
+        <w:rPr>
+          <w:color w:val="000000" w:themeColor="text1"/>
+        </w:rPr>
+        <w:t>i</w:t>
+      </w:r>
+      <w:proofErr w:type="spellEnd"/>
+      <w:r>
+        <w:rPr>
+          <w:color w:val="000000" w:themeColor="text1"/>
+        </w:rPr>
+        <w:t xml:space="preserve">) </w:t>
+      </w:r>
+      <w:r>
+        <w:rPr>
+          <w:color w:val="000000" w:themeColor="text1"/>
+        </w:rPr>
+        <w:t xml:space="preserve">Application </w:t>
+      </w:r>
+      <w:proofErr w:type="gramStart"/>
+      <w:r>
+        <w:rPr>
+          <w:color w:val="000000" w:themeColor="text1"/>
+        </w:rPr>
+        <w:t xml:space="preserve">start, </w:t>
+      </w:r>
+      <w:r>
+        <w:rPr>
+          <w:color w:val="000000" w:themeColor="text1"/>
+        </w:rPr>
+        <w:t xml:space="preserve">  </w:t>
+      </w:r>
+      <w:proofErr w:type="gramEnd"/>
+      <w:r>
+        <w:rPr>
+          <w:color w:val="000000" w:themeColor="text1"/>
+        </w:rPr>
+        <w:t xml:space="preserve">              </w:t>
       </w:r>
       <w:r>
         <w:rPr>
@@ -2016,7 +3148,35 @@
           <w:color w:val="000000" w:themeColor="text1"/>
         </w:rPr>
         <w:lastRenderedPageBreak/>
-        <w:t>Will check what SpringApplication.run() do and how config works internally</w:t>
+        <w:t xml:space="preserve">Will check what </w:t>
+      </w:r>
+      <w:proofErr w:type="spellStart"/>
+      <w:proofErr w:type="gramStart"/>
+      <w:r>
+        <w:rPr>
+          <w:b/>
+          <w:bCs/>
+          <w:color w:val="000000" w:themeColor="text1"/>
+        </w:rPr>
+        <w:t>SpringApplication.run</w:t>
+      </w:r>
+      <w:proofErr w:type="spellEnd"/>
+      <w:r>
+        <w:rPr>
+          <w:b/>
+          <w:bCs/>
+          <w:color w:val="000000" w:themeColor="text1"/>
+        </w:rPr>
+        <w:t>(</w:t>
+      </w:r>
+      <w:proofErr w:type="gramEnd"/>
+      <w:r>
+        <w:rPr>
+          <w:b/>
+          <w:bCs/>
+          <w:color w:val="000000" w:themeColor="text1"/>
+        </w:rPr>
+        <w:t>) do and how config works internally</w:t>
       </w:r>
       <w:r>
         <w:rPr>
@@ -2048,11 +3208,19 @@
           <w:color w:val="0070C0"/>
         </w:rPr>
       </w:pPr>
+      <w:proofErr w:type="gramStart"/>
       <w:r>
         <w:rPr>
           <w:color w:val="0070C0"/>
         </w:rPr>
-        <w:t xml:space="preserve">main()     </w:t>
+        <w:t>main(</w:t>
+      </w:r>
+      <w:proofErr w:type="gramEnd"/>
+      <w:r>
+        <w:rPr>
+          <w:color w:val="0070C0"/>
+        </w:rPr>
+        <w:t xml:space="preserve">)     </w:t>
       </w:r>
       <w:r>
         <w:rPr>
@@ -2072,18 +3240,58 @@
         </w:rPr>
         <w:t xml:space="preserve">-&gt; </w:t>
       </w:r>
+      <w:proofErr w:type="spellStart"/>
+      <w:proofErr w:type="gramStart"/>
       <w:r>
         <w:rPr>
           <w:color w:val="0070C0"/>
         </w:rPr>
-        <w:t>SpringApplication.run( Application.class, args)</w:t>
-      </w:r>
+        <w:t>SpringApplication.run</w:t>
+      </w:r>
+      <w:proofErr w:type="spellEnd"/>
       <w:r>
         <w:rPr>
           <w:color w:val="0070C0"/>
         </w:rPr>
+        <w:t xml:space="preserve">( </w:t>
+      </w:r>
+      <w:proofErr w:type="spellStart"/>
+      <w:r>
+        <w:rPr>
+          <w:color w:val="0070C0"/>
+        </w:rPr>
+        <w:t>Application.class</w:t>
+      </w:r>
+      <w:proofErr w:type="spellEnd"/>
+      <w:proofErr w:type="gramEnd"/>
+      <w:r>
+        <w:rPr>
+          <w:color w:val="0070C0"/>
+        </w:rPr>
+        <w:t xml:space="preserve">, </w:t>
+      </w:r>
+      <w:proofErr w:type="spellStart"/>
+      <w:proofErr w:type="gramStart"/>
+      <w:r>
+        <w:rPr>
+          <w:color w:val="0070C0"/>
+        </w:rPr>
+        <w:t>args</w:t>
+      </w:r>
+      <w:proofErr w:type="spellEnd"/>
+      <w:r>
+        <w:rPr>
+          <w:color w:val="0070C0"/>
+        </w:rPr>
+        <w:t>)</w:t>
+      </w:r>
+      <w:r>
+        <w:rPr>
+          <w:color w:val="0070C0"/>
+        </w:rPr>
         <w:t xml:space="preserve">   </w:t>
       </w:r>
+      <w:proofErr w:type="gramEnd"/>
       <w:r>
         <w:rPr>
           <w:color w:val="000000" w:themeColor="text1"/>
@@ -2114,11 +3322,49 @@
           <w:color w:val="0070C0"/>
         </w:rPr>
       </w:pPr>
+      <w:proofErr w:type="spellStart"/>
+      <w:proofErr w:type="gramStart"/>
       <w:r>
         <w:rPr>
           <w:color w:val="0070C0"/>
         </w:rPr>
-        <w:t>SpringApplication.run( Application.class, args)</w:t>
+        <w:t>SpringApplication.run</w:t>
+      </w:r>
+      <w:proofErr w:type="spellEnd"/>
+      <w:r>
+        <w:rPr>
+          <w:color w:val="0070C0"/>
+        </w:rPr>
+        <w:t xml:space="preserve">( </w:t>
+      </w:r>
+      <w:proofErr w:type="spellStart"/>
+      <w:r>
+        <w:rPr>
+          <w:color w:val="0070C0"/>
+        </w:rPr>
+        <w:t>Application.class</w:t>
+      </w:r>
+      <w:proofErr w:type="spellEnd"/>
+      <w:proofErr w:type="gramEnd"/>
+      <w:r>
+        <w:rPr>
+          <w:color w:val="0070C0"/>
+        </w:rPr>
+        <w:t xml:space="preserve">, </w:t>
+      </w:r>
+      <w:proofErr w:type="spellStart"/>
+      <w:r>
+        <w:rPr>
+          <w:color w:val="0070C0"/>
+        </w:rPr>
+        <w:t>args</w:t>
+      </w:r>
+      <w:proofErr w:type="spellEnd"/>
+      <w:r>
+        <w:rPr>
+          <w:color w:val="0070C0"/>
+        </w:rPr>
+        <w:t>)</w:t>
       </w:r>
       <w:r>
         <w:rPr>
@@ -2143,8 +3389,16 @@
         <w:rPr>
           <w:color w:val="000000" w:themeColor="text1"/>
         </w:rPr>
-        <w:t>Create SpringApplication</w:t>
-      </w:r>
+        <w:t xml:space="preserve">Create </w:t>
+      </w:r>
+      <w:proofErr w:type="spellStart"/>
+      <w:r>
+        <w:rPr>
+          <w:color w:val="000000" w:themeColor="text1"/>
+        </w:rPr>
+        <w:t>SpringApplication</w:t>
+      </w:r>
+      <w:proofErr w:type="spellEnd"/>
     </w:p>
     <w:p>
       <w:pPr>
@@ -2215,11 +3469,21 @@
           <w:color w:val="000000" w:themeColor="text1"/>
         </w:rPr>
       </w:pPr>
-      <w:r>
-        <w:rPr>
-          <w:color w:val="000000" w:themeColor="text1"/>
-        </w:rPr>
-        <w:t>context.refresh() -&gt; after refresh application ready to serve</w:t>
+      <w:proofErr w:type="spellStart"/>
+      <w:proofErr w:type="gramStart"/>
+      <w:r>
+        <w:rPr>
+          <w:color w:val="000000" w:themeColor="text1"/>
+        </w:rPr>
+        <w:t>context.refresh</w:t>
+      </w:r>
+      <w:proofErr w:type="spellEnd"/>
+      <w:proofErr w:type="gramEnd"/>
+      <w:r>
+        <w:rPr>
+          <w:color w:val="000000" w:themeColor="text1"/>
+        </w:rPr>
+        <w:t>() -&gt; after refresh application ready to serve</w:t>
       </w:r>
     </w:p>
     <w:p>
@@ -2253,8 +3517,16 @@
         <w:rPr>
           <w:color w:val="000000" w:themeColor="text1"/>
         </w:rPr>
-        <w:t>Create SpringApplication</w:t>
-      </w:r>
+        <w:t xml:space="preserve">Create </w:t>
+      </w:r>
+      <w:proofErr w:type="spellStart"/>
+      <w:r>
+        <w:rPr>
+          <w:color w:val="000000" w:themeColor="text1"/>
+        </w:rPr>
+        <w:t>SpringApplication</w:t>
+      </w:r>
+      <w:proofErr w:type="spellEnd"/>
     </w:p>
     <w:p>
       <w:pPr>
@@ -2271,13 +3543,29 @@
         <w:rPr>
           <w:color w:val="000000" w:themeColor="text1"/>
         </w:rPr>
-        <w:t xml:space="preserve"> SpringApplication</w:t>
-      </w:r>
-      <w:r>
-        <w:rPr>
-          <w:color w:val="000000" w:themeColor="text1"/>
-        </w:rPr>
-        <w:t>() -&gt;</w:t>
+        <w:t xml:space="preserve"> </w:t>
+      </w:r>
+      <w:proofErr w:type="spellStart"/>
+      <w:proofErr w:type="gramStart"/>
+      <w:r>
+        <w:rPr>
+          <w:color w:val="000000" w:themeColor="text1"/>
+        </w:rPr>
+        <w:t>SpringApplication</w:t>
+      </w:r>
+      <w:proofErr w:type="spellEnd"/>
+      <w:r>
+        <w:rPr>
+          <w:color w:val="000000" w:themeColor="text1"/>
+        </w:rPr>
+        <w:t>(</w:t>
+      </w:r>
+      <w:proofErr w:type="gramEnd"/>
+      <w:r>
+        <w:rPr>
+          <w:color w:val="000000" w:themeColor="text1"/>
+        </w:rPr>
+        <w:t>) -&gt;</w:t>
       </w:r>
     </w:p>
     <w:p>
@@ -2347,14 +3635,30 @@
         <w:rPr>
           <w:color w:val="000000" w:themeColor="text1"/>
         </w:rPr>
-        <w:t xml:space="preserve"> thing springboot does creates a </w:t>
-      </w:r>
+        <w:t xml:space="preserve"> thing </w:t>
+      </w:r>
+      <w:proofErr w:type="spellStart"/>
+      <w:r>
+        <w:rPr>
+          <w:color w:val="000000" w:themeColor="text1"/>
+        </w:rPr>
+        <w:t>springboot</w:t>
+      </w:r>
+      <w:proofErr w:type="spellEnd"/>
+      <w:r>
+        <w:rPr>
+          <w:color w:val="000000" w:themeColor="text1"/>
+        </w:rPr>
+        <w:t xml:space="preserve"> does creates a </w:t>
+      </w:r>
+      <w:proofErr w:type="spellStart"/>
       <w:r>
         <w:rPr>
           <w:color w:val="000000" w:themeColor="text1"/>
         </w:rPr>
         <w:t>SpringApplication</w:t>
       </w:r>
+      <w:proofErr w:type="spellEnd"/>
       <w:r>
         <w:rPr>
           <w:color w:val="000000" w:themeColor="text1"/>
@@ -2389,7 +3693,21 @@
         <w:rPr>
           <w:color w:val="000000" w:themeColor="text1"/>
         </w:rPr>
-        <w:t># one of themost important task is to detect application type</w:t>
+        <w:t xml:space="preserve"># one of </w:t>
+      </w:r>
+      <w:proofErr w:type="spellStart"/>
+      <w:r>
+        <w:rPr>
+          <w:color w:val="000000" w:themeColor="text1"/>
+        </w:rPr>
+        <w:t>themost</w:t>
+      </w:r>
+      <w:proofErr w:type="spellEnd"/>
+      <w:r>
+        <w:rPr>
+          <w:color w:val="000000" w:themeColor="text1"/>
+        </w:rPr>
+        <w:t xml:space="preserve"> important task is to detect application type</w:t>
       </w:r>
     </w:p>
     <w:p>
@@ -2404,7 +3722,35 @@
         <w:rPr>
           <w:color w:val="000000" w:themeColor="text1"/>
         </w:rPr>
-        <w:t xml:space="preserve"># springboot supports three types of application : </w:t>
+        <w:t xml:space="preserve"># </w:t>
+      </w:r>
+      <w:proofErr w:type="spellStart"/>
+      <w:r>
+        <w:rPr>
+          <w:color w:val="000000" w:themeColor="text1"/>
+        </w:rPr>
+        <w:t>springboot</w:t>
+      </w:r>
+      <w:proofErr w:type="spellEnd"/>
+      <w:r>
+        <w:rPr>
+          <w:color w:val="000000" w:themeColor="text1"/>
+        </w:rPr>
+        <w:t xml:space="preserve"> supports three types of </w:t>
+      </w:r>
+      <w:proofErr w:type="gramStart"/>
+      <w:r>
+        <w:rPr>
+          <w:color w:val="000000" w:themeColor="text1"/>
+        </w:rPr>
+        <w:t>application :</w:t>
+      </w:r>
+      <w:proofErr w:type="gramEnd"/>
+      <w:r>
+        <w:rPr>
+          <w:color w:val="000000" w:themeColor="text1"/>
+        </w:rPr>
+        <w:t xml:space="preserve"> </w:t>
       </w:r>
       <w:r>
         <w:rPr>
@@ -2427,7 +3773,21 @@
         <w:rPr>
           <w:color w:val="000000" w:themeColor="text1"/>
         </w:rPr>
-        <w:t>The framework determines this automatically by inspecting the classpath.</w:t>
+        <w:t xml:space="preserve">The framework determines this automatically by inspecting the </w:t>
+      </w:r>
+      <w:proofErr w:type="spellStart"/>
+      <w:r>
+        <w:rPr>
+          <w:color w:val="000000" w:themeColor="text1"/>
+        </w:rPr>
+        <w:t>classpath</w:t>
+      </w:r>
+      <w:proofErr w:type="spellEnd"/>
+      <w:r>
+        <w:rPr>
+          <w:color w:val="000000" w:themeColor="text1"/>
+        </w:rPr>
+        <w:t>.</w:t>
       </w:r>
     </w:p>
     <w:p>
@@ -2438,11 +3798,19 @@
           <w:color w:val="000000" w:themeColor="text1"/>
         </w:rPr>
       </w:pPr>
-      <w:r>
-        <w:rPr>
-          <w:color w:val="000000" w:themeColor="text1"/>
-        </w:rPr>
-        <w:t>Example : if class from spring MVC or the servlet API are present, boot assumes this is a web application</w:t>
+      <w:proofErr w:type="gramStart"/>
+      <w:r>
+        <w:rPr>
+          <w:color w:val="000000" w:themeColor="text1"/>
+        </w:rPr>
+        <w:t>Example :</w:t>
+      </w:r>
+      <w:proofErr w:type="gramEnd"/>
+      <w:r>
+        <w:rPr>
+          <w:color w:val="000000" w:themeColor="text1"/>
+        </w:rPr>
+        <w:t xml:space="preserve"> if class from spring MVC or the servlet API are present, boot assumes this is a web application</w:t>
       </w:r>
     </w:p>
     <w:p>
@@ -2459,13 +3827,23 @@
         </w:rPr>
         <w:t xml:space="preserve">This mechanism is called </w:t>
       </w:r>
-      <w:r>
-        <w:rPr>
-          <w:b/>
-          <w:bCs/>
-          <w:color w:val="000000" w:themeColor="text1"/>
-        </w:rPr>
-        <w:t>Classpath-based configuration</w:t>
+      <w:proofErr w:type="spellStart"/>
+      <w:r>
+        <w:rPr>
+          <w:b/>
+          <w:bCs/>
+          <w:color w:val="000000" w:themeColor="text1"/>
+        </w:rPr>
+        <w:t>Classpath</w:t>
+      </w:r>
+      <w:proofErr w:type="spellEnd"/>
+      <w:r>
+        <w:rPr>
+          <w:b/>
+          <w:bCs/>
+          <w:color w:val="000000" w:themeColor="text1"/>
+        </w:rPr>
+        <w:t>-based configuration</w:t>
       </w:r>
     </w:p>
     <w:p>
@@ -2480,27 +3858,77 @@
         </w:rPr>
         <w:t xml:space="preserve">      </w:t>
       </w:r>
-      <w:r>
-        <w:rPr>
-          <w:b/>
-          <w:bCs/>
-          <w:color w:val="000000" w:themeColor="text1"/>
-        </w:rPr>
-        <w:t>Classpath-based configuration</w:t>
-      </w:r>
-      <w:r>
-        <w:rPr>
-          <w:b/>
-          <w:bCs/>
-          <w:color w:val="000000" w:themeColor="text1"/>
-        </w:rPr>
-        <w:t xml:space="preserve"> : </w:t>
-      </w:r>
-      <w:r>
-        <w:rPr>
-          <w:color w:val="000000" w:themeColor="text1"/>
-        </w:rPr>
-        <w:t>Springboot behaviour changes based on dependencies we include.</w:t>
+      <w:proofErr w:type="spellStart"/>
+      <w:r>
+        <w:rPr>
+          <w:b/>
+          <w:bCs/>
+          <w:color w:val="000000" w:themeColor="text1"/>
+        </w:rPr>
+        <w:t>Classpath</w:t>
+      </w:r>
+      <w:proofErr w:type="spellEnd"/>
+      <w:r>
+        <w:rPr>
+          <w:b/>
+          <w:bCs/>
+          <w:color w:val="000000" w:themeColor="text1"/>
+        </w:rPr>
+        <w:t xml:space="preserve">-based </w:t>
+      </w:r>
+      <w:proofErr w:type="gramStart"/>
+      <w:r>
+        <w:rPr>
+          <w:b/>
+          <w:bCs/>
+          <w:color w:val="000000" w:themeColor="text1"/>
+        </w:rPr>
+        <w:t>configuration</w:t>
+      </w:r>
+      <w:r>
+        <w:rPr>
+          <w:b/>
+          <w:bCs/>
+          <w:color w:val="000000" w:themeColor="text1"/>
+        </w:rPr>
+        <w:t xml:space="preserve"> :</w:t>
+      </w:r>
+      <w:proofErr w:type="gramEnd"/>
+      <w:r>
+        <w:rPr>
+          <w:b/>
+          <w:bCs/>
+          <w:color w:val="000000" w:themeColor="text1"/>
+        </w:rPr>
+        <w:t xml:space="preserve"> </w:t>
+      </w:r>
+      <w:proofErr w:type="spellStart"/>
+      <w:r>
+        <w:rPr>
+          <w:color w:val="000000" w:themeColor="text1"/>
+        </w:rPr>
+        <w:t>Springboot</w:t>
+      </w:r>
+      <w:proofErr w:type="spellEnd"/>
+      <w:r>
+        <w:rPr>
+          <w:color w:val="000000" w:themeColor="text1"/>
+        </w:rPr>
+        <w:t xml:space="preserve"> </w:t>
+      </w:r>
+      <w:proofErr w:type="spellStart"/>
+      <w:r>
+        <w:rPr>
+          <w:color w:val="000000" w:themeColor="text1"/>
+        </w:rPr>
+        <w:t>behaviour</w:t>
+      </w:r>
+      <w:proofErr w:type="spellEnd"/>
+      <w:r>
+        <w:rPr>
+          <w:color w:val="000000" w:themeColor="text1"/>
+        </w:rPr>
+        <w:t xml:space="preserve"> changes based on dependencies we include.</w:t>
       </w:r>
     </w:p>
     <w:p>
@@ -2543,14 +3971,36 @@
         <w:rPr>
           <w:color w:val="000000" w:themeColor="text1"/>
         </w:rPr>
-        <w:t>Prepare environment</w:t>
-      </w:r>
-      <w:r>
-        <w:rPr>
-          <w:color w:val="000000" w:themeColor="text1"/>
-        </w:rPr>
-        <w:t xml:space="preserve"> : Before starting the spring container, boot prepares an object called environmet</w:t>
-      </w:r>
+        <w:t xml:space="preserve">Prepare </w:t>
+      </w:r>
+      <w:proofErr w:type="gramStart"/>
+      <w:r>
+        <w:rPr>
+          <w:color w:val="000000" w:themeColor="text1"/>
+        </w:rPr>
+        <w:t>environment</w:t>
+      </w:r>
+      <w:r>
+        <w:rPr>
+          <w:color w:val="000000" w:themeColor="text1"/>
+        </w:rPr>
+        <w:t xml:space="preserve"> :</w:t>
+      </w:r>
+      <w:proofErr w:type="gramEnd"/>
+      <w:r>
+        <w:rPr>
+          <w:color w:val="000000" w:themeColor="text1"/>
+        </w:rPr>
+        <w:t xml:space="preserve"> Before starting the spring container, boot prepares an object called </w:t>
+      </w:r>
+      <w:proofErr w:type="spellStart"/>
+      <w:r>
+        <w:rPr>
+          <w:color w:val="000000" w:themeColor="text1"/>
+        </w:rPr>
+        <w:t>environmet</w:t>
+      </w:r>
+      <w:proofErr w:type="spellEnd"/>
     </w:p>
     <w:p>
       <w:pPr>
@@ -2635,12 +4085,28 @@
           <w:color w:val="000000" w:themeColor="text1"/>
         </w:rPr>
       </w:pPr>
-      <w:r>
-        <w:rPr>
-          <w:color w:val="000000" w:themeColor="text1"/>
-        </w:rPr>
-        <w:t>Application.properties / yml</w:t>
-      </w:r>
+      <w:proofErr w:type="spellStart"/>
+      <w:r>
+        <w:rPr>
+          <w:color w:val="000000" w:themeColor="text1"/>
+        </w:rPr>
+        <w:t>Application.properties</w:t>
+      </w:r>
+      <w:proofErr w:type="spellEnd"/>
+      <w:r>
+        <w:rPr>
+          <w:color w:val="000000" w:themeColor="text1"/>
+        </w:rPr>
+        <w:t xml:space="preserve"> / </w:t>
+      </w:r>
+      <w:proofErr w:type="spellStart"/>
+      <w:r>
+        <w:rPr>
+          <w:color w:val="000000" w:themeColor="text1"/>
+        </w:rPr>
+        <w:t>yml</w:t>
+      </w:r>
+      <w:proofErr w:type="spellEnd"/>
     </w:p>
     <w:p>
       <w:pPr>
@@ -2688,26 +4154,64 @@
           <w:color w:val="000000" w:themeColor="text1"/>
         </w:rPr>
       </w:pPr>
-      <w:r>
-        <w:rPr>
-          <w:color w:val="000000" w:themeColor="text1"/>
-        </w:rPr>
-        <w:t>Note :Higher priority will override lower priority. This allows config to be overridden in production environment</w:t>
-      </w:r>
-    </w:p>
-    <w:p>
-      <w:pPr>
-        <w:spacing w:after="0"/>
-        <w:rPr>
-          <w:color w:val="000000" w:themeColor="text1"/>
-        </w:rPr>
-      </w:pPr>
-      <w:r>
-        <w:rPr>
-          <w:color w:val="000000" w:themeColor="text1"/>
-        </w:rPr>
-        <w:t>For eg : command line argument can override application.yml</w:t>
-      </w:r>
+      <w:proofErr w:type="gramStart"/>
+      <w:r>
+        <w:rPr>
+          <w:color w:val="000000" w:themeColor="text1"/>
+        </w:rPr>
+        <w:t>Note :Higher</w:t>
+      </w:r>
+      <w:proofErr w:type="gramEnd"/>
+      <w:r>
+        <w:rPr>
+          <w:color w:val="000000" w:themeColor="text1"/>
+        </w:rPr>
+        <w:t xml:space="preserve"> priority will override lower priority. This allows config to be overridden in production environment</w:t>
+      </w:r>
+    </w:p>
+    <w:p>
+      <w:pPr>
+        <w:spacing w:after="0"/>
+        <w:rPr>
+          <w:color w:val="000000" w:themeColor="text1"/>
+        </w:rPr>
+      </w:pPr>
+      <w:r>
+        <w:rPr>
+          <w:color w:val="000000" w:themeColor="text1"/>
+        </w:rPr>
+        <w:t xml:space="preserve">For </w:t>
+      </w:r>
+      <w:proofErr w:type="spellStart"/>
+      <w:proofErr w:type="gramStart"/>
+      <w:r>
+        <w:rPr>
+          <w:color w:val="000000" w:themeColor="text1"/>
+        </w:rPr>
+        <w:t>eg</w:t>
+      </w:r>
+      <w:proofErr w:type="spellEnd"/>
+      <w:r>
+        <w:rPr>
+          <w:color w:val="000000" w:themeColor="text1"/>
+        </w:rPr>
+        <w:t xml:space="preserve"> :</w:t>
+      </w:r>
+      <w:proofErr w:type="gramEnd"/>
+      <w:r>
+        <w:rPr>
+          <w:color w:val="000000" w:themeColor="text1"/>
+        </w:rPr>
+        <w:t xml:space="preserve"> command line argument can override </w:t>
+      </w:r>
+      <w:proofErr w:type="spellStart"/>
+      <w:r>
+        <w:rPr>
+          <w:color w:val="000000" w:themeColor="text1"/>
+        </w:rPr>
+        <w:t>application.yml</w:t>
+      </w:r>
+      <w:proofErr w:type="spellEnd"/>
     </w:p>
     <w:p>
       <w:pPr>
@@ -2738,13 +4242,55 @@
         <w:rPr>
           <w:color w:val="000000" w:themeColor="text1"/>
         </w:rPr>
-        <w:t>Create application context</w:t>
-      </w:r>
-      <w:r>
-        <w:rPr>
-          <w:color w:val="000000" w:themeColor="text1"/>
-        </w:rPr>
-        <w:t xml:space="preserve"> : ApplicationContext is the Ioc (inversion of control) </w:t>
+        <w:t xml:space="preserve">Create application </w:t>
+      </w:r>
+      <w:proofErr w:type="gramStart"/>
+      <w:r>
+        <w:rPr>
+          <w:color w:val="000000" w:themeColor="text1"/>
+        </w:rPr>
+        <w:t>context</w:t>
+      </w:r>
+      <w:r>
+        <w:rPr>
+          <w:color w:val="000000" w:themeColor="text1"/>
+        </w:rPr>
+        <w:t xml:space="preserve"> :</w:t>
+      </w:r>
+      <w:proofErr w:type="gramEnd"/>
+      <w:r>
+        <w:rPr>
+          <w:color w:val="000000" w:themeColor="text1"/>
+        </w:rPr>
+        <w:t xml:space="preserve"> </w:t>
+      </w:r>
+      <w:proofErr w:type="spellStart"/>
+      <w:r>
+        <w:rPr>
+          <w:color w:val="000000" w:themeColor="text1"/>
+        </w:rPr>
+        <w:t>ApplicationContext</w:t>
+      </w:r>
+      <w:proofErr w:type="spellEnd"/>
+      <w:r>
+        <w:rPr>
+          <w:color w:val="000000" w:themeColor="text1"/>
+        </w:rPr>
+        <w:t xml:space="preserve"> is the </w:t>
+      </w:r>
+      <w:proofErr w:type="spellStart"/>
+      <w:r>
+        <w:rPr>
+          <w:color w:val="000000" w:themeColor="text1"/>
+        </w:rPr>
+        <w:t>Ioc</w:t>
+      </w:r>
+      <w:proofErr w:type="spellEnd"/>
+      <w:r>
+        <w:rPr>
+          <w:color w:val="000000" w:themeColor="text1"/>
+        </w:rPr>
+        <w:t xml:space="preserve"> (inversion of control) </w:t>
       </w:r>
       <w:r>
         <w:rPr>
@@ -2764,7 +4310,21 @@
         <w:rPr>
           <w:color w:val="000000" w:themeColor="text1"/>
         </w:rPr>
-        <w:t>It is responsible for : managing beans, dependency injection, lifecycle management, event handling</w:t>
+        <w:t xml:space="preserve">It is responsible </w:t>
+      </w:r>
+      <w:proofErr w:type="gramStart"/>
+      <w:r>
+        <w:rPr>
+          <w:color w:val="000000" w:themeColor="text1"/>
+        </w:rPr>
+        <w:t>for :</w:t>
+      </w:r>
+      <w:proofErr w:type="gramEnd"/>
+      <w:r>
+        <w:rPr>
+          <w:color w:val="000000" w:themeColor="text1"/>
+        </w:rPr>
+        <w:t xml:space="preserve"> managing beans, dependency injection, lifecycle management, event handling</w:t>
       </w:r>
     </w:p>
     <w:p>
@@ -2784,8 +4344,16 @@
         <w:rPr>
           <w:color w:val="000000" w:themeColor="text1"/>
         </w:rPr>
-        <w:t xml:space="preserve"> - ApplicationConfigServletWebServerApplicationContext</w:t>
-      </w:r>
+        <w:t xml:space="preserve"> - </w:t>
+      </w:r>
+      <w:proofErr w:type="spellStart"/>
+      <w:r>
+        <w:rPr>
+          <w:color w:val="000000" w:themeColor="text1"/>
+        </w:rPr>
+        <w:t>ApplicationConfigServletWebServerApplicationContext</w:t>
+      </w:r>
+      <w:proofErr w:type="spellEnd"/>
       <w:r>
         <w:rPr>
           <w:color w:val="000000" w:themeColor="text1"/>
@@ -2810,8 +4378,16 @@
         <w:rPr>
           <w:color w:val="000000" w:themeColor="text1"/>
         </w:rPr>
-        <w:t xml:space="preserve"> - ReactiveApplicationContext</w:t>
-      </w:r>
+        <w:t xml:space="preserve"> - </w:t>
+      </w:r>
+      <w:proofErr w:type="spellStart"/>
+      <w:r>
+        <w:rPr>
+          <w:color w:val="000000" w:themeColor="text1"/>
+        </w:rPr>
+        <w:t>ReactiveApplicationContext</w:t>
+      </w:r>
+      <w:proofErr w:type="spellEnd"/>
       <w:r>
         <w:rPr>
           <w:color w:val="000000" w:themeColor="text1"/>
@@ -2848,43 +4424,73 @@
         <w:rPr>
           <w:color w:val="000000" w:themeColor="text1"/>
         </w:rPr>
-        <w:t xml:space="preserve"> AnnotationConfigApplicationContext</w:t>
-      </w:r>
-    </w:p>
-    <w:p>
-      <w:pPr>
-        <w:spacing w:after="0"/>
-        <w:rPr>
-          <w:color w:val="000000" w:themeColor="text1"/>
-        </w:rPr>
-      </w:pPr>
-    </w:p>
-    <w:p>
-      <w:pPr>
-        <w:spacing w:after="0"/>
-        <w:rPr>
-          <w:color w:val="000000" w:themeColor="text1"/>
-        </w:rPr>
-      </w:pPr>
-      <w:r>
-        <w:rPr>
-          <w:color w:val="000000" w:themeColor="text1"/>
-        </w:rPr>
-        <w:t>SpringBoot simply chooses the correct context implementation.</w:t>
-      </w:r>
-    </w:p>
-    <w:p>
-      <w:pPr>
-        <w:spacing w:after="0"/>
-        <w:rPr>
-          <w:color w:val="000000" w:themeColor="text1"/>
-        </w:rPr>
-      </w:pPr>
-      <w:r>
-        <w:rPr>
-          <w:color w:val="000000" w:themeColor="text1"/>
-        </w:rPr>
-        <w:t>For web application boot creates – ApplicationConfigServletWebServerApplicationContext, this context can start an embedded web server</w:t>
+        <w:t xml:space="preserve"> </w:t>
+      </w:r>
+      <w:proofErr w:type="spellStart"/>
+      <w:r>
+        <w:rPr>
+          <w:color w:val="000000" w:themeColor="text1"/>
+        </w:rPr>
+        <w:t>AnnotationConfigApplicationContext</w:t>
+      </w:r>
+      <w:proofErr w:type="spellEnd"/>
+    </w:p>
+    <w:p>
+      <w:pPr>
+        <w:spacing w:after="0"/>
+        <w:rPr>
+          <w:color w:val="000000" w:themeColor="text1"/>
+        </w:rPr>
+      </w:pPr>
+    </w:p>
+    <w:p>
+      <w:pPr>
+        <w:spacing w:after="0"/>
+        <w:rPr>
+          <w:color w:val="000000" w:themeColor="text1"/>
+        </w:rPr>
+      </w:pPr>
+      <w:proofErr w:type="spellStart"/>
+      <w:r>
+        <w:rPr>
+          <w:color w:val="000000" w:themeColor="text1"/>
+        </w:rPr>
+        <w:t>SpringBoot</w:t>
+      </w:r>
+      <w:proofErr w:type="spellEnd"/>
+      <w:r>
+        <w:rPr>
+          <w:color w:val="000000" w:themeColor="text1"/>
+        </w:rPr>
+        <w:t xml:space="preserve"> simply chooses the correct context implementation.</w:t>
+      </w:r>
+    </w:p>
+    <w:p>
+      <w:pPr>
+        <w:spacing w:after="0"/>
+        <w:rPr>
+          <w:color w:val="000000" w:themeColor="text1"/>
+        </w:rPr>
+      </w:pPr>
+      <w:r>
+        <w:rPr>
+          <w:color w:val="000000" w:themeColor="text1"/>
+        </w:rPr>
+        <w:t xml:space="preserve">For web application boot creates – </w:t>
+      </w:r>
+      <w:proofErr w:type="spellStart"/>
+      <w:r>
+        <w:rPr>
+          <w:color w:val="000000" w:themeColor="text1"/>
+        </w:rPr>
+        <w:t>ApplicationConfigServletWebServerApplicationContext</w:t>
+      </w:r>
+      <w:proofErr w:type="spellEnd"/>
+      <w:r>
+        <w:rPr>
+          <w:color w:val="000000" w:themeColor="text1"/>
+        </w:rPr>
+        <w:t>, this context can start an embedded web server</w:t>
       </w:r>
     </w:p>
     <w:p>
@@ -2945,7 +4551,21 @@
         <w:rPr>
           <w:color w:val="000000" w:themeColor="text1"/>
         </w:rPr>
-        <w:t xml:space="preserve"> configures DataSource, Jackson, Spring MVC, Message Converters</w:t>
+        <w:t xml:space="preserve"> configures </w:t>
+      </w:r>
+      <w:proofErr w:type="spellStart"/>
+      <w:r>
+        <w:rPr>
+          <w:color w:val="000000" w:themeColor="text1"/>
+        </w:rPr>
+        <w:t>DataSource</w:t>
+      </w:r>
+      <w:proofErr w:type="spellEnd"/>
+      <w:r>
+        <w:rPr>
+          <w:color w:val="000000" w:themeColor="text1"/>
+        </w:rPr>
+        <w:t>, Jackson, Spring MVC, Message Converters</w:t>
       </w:r>
     </w:p>
     <w:p>
@@ -2965,8 +4585,16 @@
         <w:rPr>
           <w:color w:val="000000" w:themeColor="text1"/>
         </w:rPr>
-        <w:t xml:space="preserve"> pipeline :</w:t>
-      </w:r>
+        <w:t xml:space="preserve"> </w:t>
+      </w:r>
+      <w:proofErr w:type="gramStart"/>
+      <w:r>
+        <w:rPr>
+          <w:color w:val="000000" w:themeColor="text1"/>
+        </w:rPr>
+        <w:t>pipeline :</w:t>
+      </w:r>
+      <w:proofErr w:type="gramEnd"/>
     </w:p>
     <w:p>
       <w:pPr>
@@ -3043,12 +4671,14 @@
           <w:color w:val="000000" w:themeColor="text1"/>
         </w:rPr>
       </w:pPr>
+      <w:proofErr w:type="spellStart"/>
       <w:r>
         <w:rPr>
           <w:color w:val="000000" w:themeColor="text1"/>
         </w:rPr>
         <w:t>AutoConfigurationImportSelector</w:t>
       </w:r>
+      <w:proofErr w:type="spellEnd"/>
     </w:p>
     <w:p>
       <w:pPr>
@@ -3081,8 +4711,16 @@
         <w:rPr>
           <w:color w:val="000000" w:themeColor="text1"/>
         </w:rPr>
-        <w:t>Load AutoConfiguration.imports</w:t>
-      </w:r>
+        <w:t xml:space="preserve">Load </w:t>
+      </w:r>
+      <w:proofErr w:type="spellStart"/>
+      <w:r>
+        <w:rPr>
+          <w:color w:val="000000" w:themeColor="text1"/>
+        </w:rPr>
+        <w:t>AutoConfiguration.imports</w:t>
+      </w:r>
+      <w:proofErr w:type="spellEnd"/>
     </w:p>
     <w:p>
       <w:pPr>
@@ -3191,21 +4829,43 @@
         <w:rPr>
           <w:color w:val="000000" w:themeColor="text1"/>
         </w:rPr>
-        <w:t xml:space="preserve"> enables the auto configuration mechanism. Internally it imports AutoConfigurationImportSelector class.</w:t>
-      </w:r>
-    </w:p>
-    <w:p>
-      <w:pPr>
-        <w:spacing w:after="0"/>
-        <w:rPr>
-          <w:color w:val="000000" w:themeColor="text1"/>
-        </w:rPr>
-      </w:pPr>
-      <w:r>
-        <w:rPr>
-          <w:color w:val="000000" w:themeColor="text1"/>
-        </w:rPr>
-        <w:t>AutoConfigurationImportSelector class decides which configuration classes should be applied.</w:t>
+        <w:t xml:space="preserve"> enables the auto configuration mechanism. Internally it imports </w:t>
+      </w:r>
+      <w:proofErr w:type="spellStart"/>
+      <w:r>
+        <w:rPr>
+          <w:color w:val="000000" w:themeColor="text1"/>
+        </w:rPr>
+        <w:t>AutoConfigurationImportSelector</w:t>
+      </w:r>
+      <w:proofErr w:type="spellEnd"/>
+      <w:r>
+        <w:rPr>
+          <w:color w:val="000000" w:themeColor="text1"/>
+        </w:rPr>
+        <w:t xml:space="preserve"> class.</w:t>
+      </w:r>
+    </w:p>
+    <w:p>
+      <w:pPr>
+        <w:spacing w:after="0"/>
+        <w:rPr>
+          <w:color w:val="000000" w:themeColor="text1"/>
+        </w:rPr>
+      </w:pPr>
+      <w:proofErr w:type="spellStart"/>
+      <w:r>
+        <w:rPr>
+          <w:color w:val="000000" w:themeColor="text1"/>
+        </w:rPr>
+        <w:t>AutoConfigurationImportSelector</w:t>
+      </w:r>
+      <w:proofErr w:type="spellEnd"/>
+      <w:r>
+        <w:rPr>
+          <w:color w:val="000000" w:themeColor="text1"/>
+        </w:rPr>
+        <w:t xml:space="preserve"> class decides which configuration classes should be applied.</w:t>
       </w:r>
     </w:p>
     <w:p>
@@ -3255,7 +4915,49 @@
         <w:rPr>
           <w:color w:val="000000" w:themeColor="text1"/>
         </w:rPr>
-        <w:t>In Springboot 3 this list is stored in the file AutoConfiguration.imports, This file contains fully classified names of configuration classes.</w:t>
+        <w:t xml:space="preserve">In </w:t>
+      </w:r>
+      <w:proofErr w:type="spellStart"/>
+      <w:r>
+        <w:rPr>
+          <w:color w:val="000000" w:themeColor="text1"/>
+        </w:rPr>
+        <w:t>Springboot</w:t>
+      </w:r>
+      <w:proofErr w:type="spellEnd"/>
+      <w:r>
+        <w:rPr>
+          <w:color w:val="000000" w:themeColor="text1"/>
+        </w:rPr>
+        <w:t xml:space="preserve"> 3 this list is stored in the file </w:t>
+      </w:r>
+      <w:proofErr w:type="spellStart"/>
+      <w:r>
+        <w:rPr>
+          <w:color w:val="000000" w:themeColor="text1"/>
+        </w:rPr>
+        <w:t>AutoConfiguration.imports</w:t>
+      </w:r>
+      <w:proofErr w:type="spellEnd"/>
+      <w:r>
+        <w:rPr>
+          <w:color w:val="000000" w:themeColor="text1"/>
+        </w:rPr>
+        <w:t xml:space="preserve">, </w:t>
+      </w:r>
+      <w:proofErr w:type="gramStart"/>
+      <w:r>
+        <w:rPr>
+          <w:color w:val="000000" w:themeColor="text1"/>
+        </w:rPr>
+        <w:t>This</w:t>
+      </w:r>
+      <w:proofErr w:type="gramEnd"/>
+      <w:r>
+        <w:rPr>
+          <w:color w:val="000000" w:themeColor="text1"/>
+        </w:rPr>
+        <w:t xml:space="preserve"> file contains fully classified names of configuration classes.</w:t>
       </w:r>
     </w:p>
     <w:p>
@@ -3278,7 +4980,63 @@
           <w:color w:val="000000" w:themeColor="text1"/>
         </w:rPr>
         <w:lastRenderedPageBreak/>
-        <w:t>Examples includes WebMvcAutoConfiguration, DataSourceAutoConfiguration, JacksonAutoConfiguration.</w:t>
+        <w:t xml:space="preserve">Examples </w:t>
+      </w:r>
+      <w:proofErr w:type="gramStart"/>
+      <w:r>
+        <w:rPr>
+          <w:color w:val="000000" w:themeColor="text1"/>
+        </w:rPr>
+        <w:t>includes</w:t>
+      </w:r>
+      <w:proofErr w:type="gramEnd"/>
+      <w:r>
+        <w:rPr>
+          <w:color w:val="000000" w:themeColor="text1"/>
+        </w:rPr>
+        <w:t xml:space="preserve"> </w:t>
+      </w:r>
+      <w:proofErr w:type="spellStart"/>
+      <w:r>
+        <w:rPr>
+          <w:color w:val="000000" w:themeColor="text1"/>
+        </w:rPr>
+        <w:t>WebMvcAutoConfiguration</w:t>
+      </w:r>
+      <w:proofErr w:type="spellEnd"/>
+      <w:r>
+        <w:rPr>
+          <w:color w:val="000000" w:themeColor="text1"/>
+        </w:rPr>
+        <w:t xml:space="preserve">, </w:t>
+      </w:r>
+      <w:proofErr w:type="spellStart"/>
+      <w:r>
+        <w:rPr>
+          <w:color w:val="000000" w:themeColor="text1"/>
+        </w:rPr>
+        <w:t>DataSourceAutoConfiguration</w:t>
+      </w:r>
+      <w:proofErr w:type="spellEnd"/>
+      <w:r>
+        <w:rPr>
+          <w:color w:val="000000" w:themeColor="text1"/>
+        </w:rPr>
+        <w:t xml:space="preserve">, </w:t>
+      </w:r>
+      <w:proofErr w:type="spellStart"/>
+      <w:r>
+        <w:rPr>
+          <w:color w:val="000000" w:themeColor="text1"/>
+        </w:rPr>
+        <w:t>JacksonAutoConfiguration</w:t>
+      </w:r>
+      <w:proofErr w:type="spellEnd"/>
+      <w:r>
+        <w:rPr>
+          <w:color w:val="000000" w:themeColor="text1"/>
+        </w:rPr>
+        <w:t>.</w:t>
       </w:r>
     </w:p>
     <w:p>
@@ -3536,13 +5294,41 @@
         <w:rPr>
           <w:color w:val="000000" w:themeColor="text1"/>
         </w:rPr>
-        <w:t>@ConditionalOnClass(DataSource.class)</w:t>
-      </w:r>
-      <w:r>
-        <w:rPr>
-          <w:color w:val="000000" w:themeColor="text1"/>
-        </w:rPr>
-        <w:t xml:space="preserve"> // means condition will only apply if the DataSource class exists</w:t>
+        <w:t>@</w:t>
+      </w:r>
+      <w:proofErr w:type="gramStart"/>
+      <w:r>
+        <w:rPr>
+          <w:color w:val="000000" w:themeColor="text1"/>
+        </w:rPr>
+        <w:t>ConditionalOnClass(</w:t>
+      </w:r>
+      <w:proofErr w:type="gramEnd"/>
+      <w:r>
+        <w:rPr>
+          <w:color w:val="000000" w:themeColor="text1"/>
+        </w:rPr>
+        <w:t>DataSource.class)</w:t>
+      </w:r>
+      <w:r>
+        <w:rPr>
+          <w:color w:val="000000" w:themeColor="text1"/>
+        </w:rPr>
+        <w:t xml:space="preserve"> // means condition will only apply if the </w:t>
+      </w:r>
+      <w:proofErr w:type="spellStart"/>
+      <w:r>
+        <w:rPr>
+          <w:color w:val="000000" w:themeColor="text1"/>
+        </w:rPr>
+        <w:t>DataSource</w:t>
+      </w:r>
+      <w:proofErr w:type="spellEnd"/>
+      <w:r>
+        <w:rPr>
+          <w:color w:val="000000" w:themeColor="text1"/>
+        </w:rPr>
+        <w:t xml:space="preserve"> class exists</w:t>
       </w:r>
     </w:p>
     <w:p>
@@ -3687,7 +5473,21 @@
         <w:rPr>
           <w:color w:val="000000" w:themeColor="text1"/>
         </w:rPr>
-        <w:t>If the user creates a custom DataSource bean, Boot will not create the default one.</w:t>
+        <w:t xml:space="preserve">If the user creates a custom </w:t>
+      </w:r>
+      <w:proofErr w:type="spellStart"/>
+      <w:r>
+        <w:rPr>
+          <w:color w:val="000000" w:themeColor="text1"/>
+        </w:rPr>
+        <w:t>DataSource</w:t>
+      </w:r>
+      <w:proofErr w:type="spellEnd"/>
+      <w:r>
+        <w:rPr>
+          <w:color w:val="000000" w:themeColor="text1"/>
+        </w:rPr>
+        <w:t xml:space="preserve"> bean, Boot will not create the default one.</w:t>
       </w:r>
     </w:p>
     <w:p>
@@ -3758,7 +5558,23 @@
           <w:b/>
           <w:bCs/>
         </w:rPr>
-        <w:t xml:space="preserve"> Context.refresh()</w:t>
+        <w:t xml:space="preserve"> </w:t>
+      </w:r>
+      <w:proofErr w:type="spellStart"/>
+      <w:r>
+        <w:rPr>
+          <w:b/>
+          <w:bCs/>
+        </w:rPr>
+        <w:t>Context.refresh</w:t>
+      </w:r>
+      <w:proofErr w:type="spellEnd"/>
+      <w:r>
+        <w:rPr>
+          <w:b/>
+          <w:bCs/>
+        </w:rPr>
+        <w:t>()</w:t>
       </w:r>
     </w:p>
     <w:p>
@@ -3786,7 +5602,22 @@
           <w:color w:val="000000" w:themeColor="text1"/>
         </w:rPr>
         <w:br/>
-        <w:t>context.refresh()</w:t>
+      </w:r>
+      <w:proofErr w:type="spellStart"/>
+      <w:proofErr w:type="gramStart"/>
+      <w:r>
+        <w:rPr>
+          <w:color w:val="000000" w:themeColor="text1"/>
+        </w:rPr>
+        <w:t>context.refresh</w:t>
+      </w:r>
+      <w:proofErr w:type="spellEnd"/>
+      <w:proofErr w:type="gramEnd"/>
+      <w:r>
+        <w:rPr>
+          <w:color w:val="000000" w:themeColor="text1"/>
+        </w:rPr>
+        <w:t>()</w:t>
       </w:r>
       <w:r>
         <w:rPr>
@@ -3854,23 +5685,55 @@
           <w:color w:val="000000" w:themeColor="text1"/>
         </w:rPr>
       </w:pPr>
-      <w:r>
-        <w:rPr>
-          <w:color w:val="000000" w:themeColor="text1"/>
-        </w:rPr>
-        <w:t>Finally SpringApplication calls:</w:t>
-      </w:r>
+      <w:proofErr w:type="gramStart"/>
+      <w:r>
+        <w:rPr>
+          <w:color w:val="000000" w:themeColor="text1"/>
+        </w:rPr>
+        <w:t>Finally</w:t>
+      </w:r>
+      <w:proofErr w:type="gramEnd"/>
       <w:r>
         <w:rPr>
           <w:color w:val="000000" w:themeColor="text1"/>
         </w:rPr>
         <w:t xml:space="preserve"> </w:t>
       </w:r>
-      <w:r>
-        <w:rPr>
-          <w:color w:val="000000" w:themeColor="text1"/>
-        </w:rPr>
-        <w:t>context.refresh()</w:t>
+      <w:proofErr w:type="spellStart"/>
+      <w:r>
+        <w:rPr>
+          <w:color w:val="000000" w:themeColor="text1"/>
+        </w:rPr>
+        <w:t>SpringApplication</w:t>
+      </w:r>
+      <w:proofErr w:type="spellEnd"/>
+      <w:r>
+        <w:rPr>
+          <w:color w:val="000000" w:themeColor="text1"/>
+        </w:rPr>
+        <w:t xml:space="preserve"> calls:</w:t>
+      </w:r>
+      <w:r>
+        <w:rPr>
+          <w:color w:val="000000" w:themeColor="text1"/>
+        </w:rPr>
+        <w:t xml:space="preserve"> </w:t>
+      </w:r>
+      <w:proofErr w:type="spellStart"/>
+      <w:proofErr w:type="gramStart"/>
+      <w:r>
+        <w:rPr>
+          <w:color w:val="000000" w:themeColor="text1"/>
+        </w:rPr>
+        <w:t>context.refresh</w:t>
+      </w:r>
+      <w:proofErr w:type="spellEnd"/>
+      <w:proofErr w:type="gramEnd"/>
+      <w:r>
+        <w:rPr>
+          <w:color w:val="000000" w:themeColor="text1"/>
+        </w:rPr>
+        <w:t>()</w:t>
       </w:r>
     </w:p>
     <w:p>
@@ -3970,12 +5833,14 @@
           <w:color w:val="000000" w:themeColor="text1"/>
         </w:rPr>
       </w:pPr>
+      <w:proofErr w:type="gramStart"/>
       <w:r>
         <w:rPr>
           <w:color w:val="000000" w:themeColor="text1"/>
         </w:rPr>
         <w:t>Summary :</w:t>
       </w:r>
+      <w:proofErr w:type="gramEnd"/>
     </w:p>
     <w:p>
       <w:pPr>
@@ -4119,7 +5984,15 @@
         <w:spacing w:after="0"/>
       </w:pPr>
       <w:r>
-        <w:t>What happens when a client send a http request to our app, to understand this we look into Spring MVC structure</w:t>
+        <w:t xml:space="preserve">What happens when a client </w:t>
+      </w:r>
+      <w:proofErr w:type="gramStart"/>
+      <w:r>
+        <w:t>send</w:t>
+      </w:r>
+      <w:proofErr w:type="gramEnd"/>
+      <w:r>
+        <w:t xml:space="preserve"> a http request to our app, to understand this we look into Spring MVC structure</w:t>
       </w:r>
     </w:p>
     <w:p>
@@ -4160,8 +6033,12 @@
       </w:r>
       <w:r>
         <w:br/>
+      </w:r>
+      <w:proofErr w:type="spellStart"/>
+      <w:r>
         <w:t>DispatcherServlet</w:t>
       </w:r>
+      <w:proofErr w:type="spellEnd"/>
       <w:r>
         <w:br/>
       </w:r>
@@ -4171,8 +6048,12 @@
       </w:r>
       <w:r>
         <w:br/>
+      </w:r>
+      <w:proofErr w:type="spellStart"/>
+      <w:r>
         <w:t>HandlerMapping</w:t>
       </w:r>
+      <w:proofErr w:type="spellEnd"/>
       <w:r>
         <w:br/>
         <w:t>↓</w:t>
@@ -4284,8 +6165,13 @@
         </w:numPr>
         <w:spacing w:after="0"/>
       </w:pPr>
-      <w:r>
-        <w:t xml:space="preserve">DispatcherServlet (front controller) </w:t>
+      <w:proofErr w:type="spellStart"/>
+      <w:r>
+        <w:t>DispatcherServlet</w:t>
+      </w:r>
+      <w:proofErr w:type="spellEnd"/>
+      <w:r>
+        <w:t xml:space="preserve"> (front controller) </w:t>
       </w:r>
     </w:p>
     <w:p>
@@ -4296,8 +6182,13 @@
         </w:numPr>
         <w:spacing w:after="0"/>
       </w:pPr>
-      <w:r>
-        <w:t xml:space="preserve">HandlerMapping </w:t>
+      <w:proofErr w:type="spellStart"/>
+      <w:r>
+        <w:t>HandlerMapping</w:t>
+      </w:r>
+      <w:proofErr w:type="spellEnd"/>
+      <w:r>
+        <w:t xml:space="preserve"> </w:t>
       </w:r>
     </w:p>
     <w:p>
@@ -4308,8 +6199,13 @@
         </w:numPr>
         <w:spacing w:after="0"/>
       </w:pPr>
-      <w:r>
-        <w:t xml:space="preserve">HandlerAdapter </w:t>
+      <w:proofErr w:type="spellStart"/>
+      <w:r>
+        <w:t>HandlerAdapter</w:t>
+      </w:r>
+      <w:proofErr w:type="spellEnd"/>
+      <w:r>
+        <w:t xml:space="preserve"> </w:t>
       </w:r>
     </w:p>
     <w:p>
@@ -4332,8 +6228,13 @@
         </w:numPr>
         <w:spacing w:after="0"/>
       </w:pPr>
-      <w:r>
-        <w:t xml:space="preserve">ViewResolver </w:t>
+      <w:proofErr w:type="spellStart"/>
+      <w:r>
+        <w:t>ViewResolver</w:t>
+      </w:r>
+      <w:proofErr w:type="spellEnd"/>
+      <w:r>
+        <w:t xml:space="preserve"> </w:t>
       </w:r>
     </w:p>
     <w:p>
@@ -4344,16 +6245,26 @@
         </w:numPr>
         <w:spacing w:after="0"/>
       </w:pPr>
-      <w:r>
-        <w:t xml:space="preserve">HttpMessageConverters </w:t>
-      </w:r>
-    </w:p>
-    <w:p>
-      <w:pPr>
-        <w:spacing w:after="0"/>
-      </w:pPr>
-      <w:r>
-        <w:t xml:space="preserve">So Spring MVC is basically the </w:t>
+      <w:proofErr w:type="spellStart"/>
+      <w:r>
+        <w:t>HttpMessageConverters</w:t>
+      </w:r>
+      <w:proofErr w:type="spellEnd"/>
+      <w:r>
+        <w:t xml:space="preserve"> </w:t>
+      </w:r>
+    </w:p>
+    <w:p>
+      <w:pPr>
+        <w:spacing w:after="0"/>
+      </w:pPr>
+      <w:proofErr w:type="gramStart"/>
+      <w:r>
+        <w:t>So</w:t>
+      </w:r>
+      <w:proofErr w:type="gramEnd"/>
+      <w:r>
+        <w:t xml:space="preserve"> Spring MVC is basically the </w:t>
       </w:r>
       <w:r>
         <w:rPr>
@@ -4432,21 +6343,31 @@
       <w:r>
         <w:t xml:space="preserve"> </w:t>
       </w:r>
+      <w:proofErr w:type="spellStart"/>
       <w:r>
         <w:t>DispatcherServlet</w:t>
       </w:r>
-    </w:p>
-    <w:p>
-      <w:pPr>
-        <w:spacing w:after="0"/>
-      </w:pPr>
-    </w:p>
-    <w:p>
-      <w:pPr>
-        <w:spacing w:after="0"/>
-      </w:pPr>
-      <w:r>
-        <w:t>A typical Spring Boot web application follows three layered architecture:</w:t>
+      <w:proofErr w:type="spellEnd"/>
+    </w:p>
+    <w:p>
+      <w:pPr>
+        <w:spacing w:after="0"/>
+      </w:pPr>
+    </w:p>
+    <w:p>
+      <w:pPr>
+        <w:spacing w:after="0"/>
+      </w:pPr>
+      <w:r>
+        <w:t xml:space="preserve">A typical Spring Boot web application follows three layered </w:t>
+      </w:r>
+      <w:proofErr w:type="gramStart"/>
+      <w:r>
+        <w:t>architecture</w:t>
+      </w:r>
+      <w:proofErr w:type="gramEnd"/>
+      <w:r>
+        <w:t>:</w:t>
       </w:r>
     </w:p>
     <w:p>
@@ -4632,6 +6553,7 @@
       <w:r>
         <w:t xml:space="preserve"> </w:t>
       </w:r>
+      <w:proofErr w:type="spellStart"/>
       <w:r>
         <w:rPr>
           <w:b/>
@@ -4639,16 +6561,18 @@
         </w:rPr>
         <w:t>DispatcherServlet</w:t>
       </w:r>
-    </w:p>
-    <w:p>
-      <w:pPr>
-        <w:spacing w:after="0"/>
-      </w:pPr>
-    </w:p>
-    <w:p>
-      <w:pPr>
-        <w:spacing w:after="0"/>
-      </w:pPr>
+      <w:proofErr w:type="spellEnd"/>
+    </w:p>
+    <w:p>
+      <w:pPr>
+        <w:spacing w:after="0"/>
+      </w:pPr>
+    </w:p>
+    <w:p>
+      <w:pPr>
+        <w:spacing w:after="0"/>
+      </w:pPr>
+      <w:proofErr w:type="spellStart"/>
       <w:r>
         <w:rPr>
           <w:b/>
@@ -4656,6 +6580,7 @@
         </w:rPr>
         <w:t>DispatcherServlet</w:t>
       </w:r>
+      <w:proofErr w:type="spellEnd"/>
       <w:r>
         <w:t xml:space="preserve"> is the front controller in Spring MVC.</w:t>
       </w:r>
@@ -4684,8 +6609,13 @@
       <w:pPr>
         <w:spacing w:after="0"/>
       </w:pPr>
-      <w:r>
-        <w:t>DispatcherServlet coordinates the entire request lifecycle.</w:t>
+      <w:proofErr w:type="spellStart"/>
+      <w:r>
+        <w:t>DispatcherServlet</w:t>
+      </w:r>
+      <w:proofErr w:type="spellEnd"/>
+      <w:r>
+        <w:t xml:space="preserve"> coordinates the entire request lifecycle.</w:t>
       </w:r>
     </w:p>
     <w:p>
@@ -4722,18 +6652,24 @@
           <w:b/>
           <w:bCs/>
         </w:rPr>
-        <w:t>HANDLER MAPPING</w:t>
-      </w:r>
-      <w:r>
-        <w:rPr>
-          <w:b/>
-          <w:bCs/>
-        </w:rPr>
-        <w:t xml:space="preserve"> : </w:t>
-      </w:r>
-      <w:r>
-        <w:t>When DispatcherServlet receives a request, the first question is:</w:t>
-      </w:r>
+        <w:t xml:space="preserve">HANDLER </w:t>
+      </w:r>
+      <w:proofErr w:type="gramStart"/>
+      <w:r>
+        <w:rPr>
+          <w:b/>
+          <w:bCs/>
+        </w:rPr>
+        <w:t>MAPPING</w:t>
+      </w:r>
+      <w:r>
+        <w:rPr>
+          <w:b/>
+          <w:bCs/>
+        </w:rPr>
+        <w:t xml:space="preserve"> :</w:t>
+      </w:r>
+      <w:proofErr w:type="gramEnd"/>
       <w:r>
         <w:rPr>
           <w:b/>
@@ -4742,6 +6678,24 @@
         <w:t xml:space="preserve"> </w:t>
       </w:r>
       <w:r>
+        <w:t xml:space="preserve">When </w:t>
+      </w:r>
+      <w:proofErr w:type="spellStart"/>
+      <w:r>
+        <w:t>DispatcherServlet</w:t>
+      </w:r>
+      <w:proofErr w:type="spellEnd"/>
+      <w:r>
+        <w:t xml:space="preserve"> receives a request, the first question is:</w:t>
+      </w:r>
+      <w:r>
+        <w:rPr>
+          <w:b/>
+          <w:bCs/>
+        </w:rPr>
+        <w:t xml:space="preserve"> </w:t>
+      </w:r>
+      <w:r>
         <w:rPr>
           <w:b/>
           <w:bCs/>
@@ -4754,15 +6708,28 @@
         <w:spacing w:after="0"/>
       </w:pPr>
       <w:r>
-        <w:t>To answer this Spring MVC uses HandlerMapping.</w:t>
-      </w:r>
-    </w:p>
-    <w:p>
-      <w:pPr>
-        <w:spacing w:after="0"/>
-      </w:pPr>
-      <w:r>
-        <w:t>HandlerMapping maps a request URL to a controller method.</w:t>
+        <w:t xml:space="preserve">To answer this Spring MVC uses </w:t>
+      </w:r>
+      <w:proofErr w:type="spellStart"/>
+      <w:r>
+        <w:t>HandlerMapping</w:t>
+      </w:r>
+      <w:proofErr w:type="spellEnd"/>
+      <w:r>
+        <w:t>.</w:t>
+      </w:r>
+    </w:p>
+    <w:p>
+      <w:pPr>
+        <w:spacing w:after="0"/>
+      </w:pPr>
+      <w:proofErr w:type="spellStart"/>
+      <w:r>
+        <w:t>HandlerMapping</w:t>
+      </w:r>
+      <w:proofErr w:type="spellEnd"/>
+      <w:r>
+        <w:t xml:space="preserve"> maps a request URL to a controller method.</w:t>
       </w:r>
     </w:p>
     <w:p>
@@ -4793,8 +6760,13 @@
       <w:r>
         <w:t xml:space="preserve"> </w:t>
       </w:r>
-      <w:r>
-        <w:t>UserController.getUsers()</w:t>
+      <w:proofErr w:type="spellStart"/>
+      <w:r>
+        <w:t>UserController.getUsers</w:t>
+      </w:r>
+      <w:proofErr w:type="spellEnd"/>
+      <w:r>
+        <w:t>()</w:t>
       </w:r>
     </w:p>
     <w:p>
@@ -4809,9 +6781,11 @@
       <w:pPr>
         <w:spacing w:after="0"/>
       </w:pPr>
+      <w:proofErr w:type="spellStart"/>
       <w:r>
         <w:t>RequestMappingHandlerMapping</w:t>
       </w:r>
+      <w:proofErr w:type="spellEnd"/>
     </w:p>
     <w:p>
       <w:pPr>
@@ -4923,7 +6897,20 @@
         <w:spacing w:after="0"/>
       </w:pPr>
       <w:r>
-        <w:t>public List&lt;User&gt; getUsers()</w:t>
+        <w:t xml:space="preserve">public List&lt;User&gt; </w:t>
+      </w:r>
+      <w:proofErr w:type="spellStart"/>
+      <w:proofErr w:type="gramStart"/>
+      <w:r>
+        <w:t>getUsers</w:t>
+      </w:r>
+      <w:proofErr w:type="spellEnd"/>
+      <w:r>
+        <w:t>(</w:t>
+      </w:r>
+      <w:proofErr w:type="gramEnd"/>
+      <w:r>
+        <w:t>)</w:t>
       </w:r>
     </w:p>
     <w:p>
@@ -4948,20 +6935,38 @@
         <w:spacing w:after="0"/>
       </w:pPr>
       <w:r>
-        <w:t>public User getUser(@PathVariable Long id)</w:t>
-      </w:r>
-    </w:p>
-    <w:p>
-      <w:pPr>
-        <w:spacing w:after="0"/>
-      </w:pPr>
-    </w:p>
-    <w:p>
-      <w:pPr>
-        <w:spacing w:after="0"/>
-      </w:pPr>
-      <w:r>
-        <w:t>Also : we can use like this as well globally in a file</w:t>
+        <w:t xml:space="preserve">public User </w:t>
+      </w:r>
+      <w:proofErr w:type="spellStart"/>
+      <w:proofErr w:type="gramStart"/>
+      <w:r>
+        <w:t>getUser</w:t>
+      </w:r>
+      <w:proofErr w:type="spellEnd"/>
+      <w:r>
+        <w:t>(</w:t>
+      </w:r>
+      <w:proofErr w:type="gramEnd"/>
+      <w:r>
+        <w:t>@PathVariable Long id)</w:t>
+      </w:r>
+    </w:p>
+    <w:p>
+      <w:pPr>
+        <w:spacing w:after="0"/>
+      </w:pPr>
+    </w:p>
+    <w:p>
+      <w:pPr>
+        <w:spacing w:after="0"/>
+      </w:pPr>
+      <w:proofErr w:type="gramStart"/>
+      <w:r>
+        <w:t>Also :</w:t>
+      </w:r>
+      <w:proofErr w:type="gramEnd"/>
+      <w:r>
+        <w:t xml:space="preserve"> we can use like this as well globally in a file</w:t>
       </w:r>
     </w:p>
     <w:p>
@@ -4993,35 +6998,107 @@
           <w:b/>
           <w:bCs/>
         </w:rPr>
-        <w:t>@GetMapping(); internally it is api/users</w:t>
-      </w:r>
-      <w:r>
-        <w:rPr>
-          <w:b/>
-          <w:bCs/>
-        </w:rPr>
-        <w:t>, means repeated url we can write in @RequestMapping its not mandotry but is a good practice</w:t>
-      </w:r>
-    </w:p>
-    <w:p>
-      <w:pPr>
-        <w:spacing w:after="0"/>
-        <w:rPr>
-          <w:b/>
-          <w:bCs/>
-        </w:rPr>
-      </w:pPr>
-    </w:p>
-    <w:p>
-      <w:pPr>
-        <w:spacing w:after="0"/>
-        <w:rPr>
-          <w:b/>
-          <w:bCs/>
-        </w:rPr>
-      </w:pPr>
-      <w:r>
-        <w:t xml:space="preserve">To get params : </w:t>
+        <w:t>@</w:t>
+      </w:r>
+      <w:proofErr w:type="gramStart"/>
+      <w:r>
+        <w:rPr>
+          <w:b/>
+          <w:bCs/>
+        </w:rPr>
+        <w:t>GetMapping(</w:t>
+      </w:r>
+      <w:proofErr w:type="gramEnd"/>
+      <w:r>
+        <w:rPr>
+          <w:b/>
+          <w:bCs/>
+        </w:rPr>
+        <w:t xml:space="preserve">); internally it is </w:t>
+      </w:r>
+      <w:proofErr w:type="spellStart"/>
+      <w:r>
+        <w:rPr>
+          <w:b/>
+          <w:bCs/>
+        </w:rPr>
+        <w:t>api</w:t>
+      </w:r>
+      <w:proofErr w:type="spellEnd"/>
+      <w:r>
+        <w:rPr>
+          <w:b/>
+          <w:bCs/>
+        </w:rPr>
+        <w:t>/users</w:t>
+      </w:r>
+      <w:r>
+        <w:rPr>
+          <w:b/>
+          <w:bCs/>
+        </w:rPr>
+        <w:t xml:space="preserve">, means repeated </w:t>
+      </w:r>
+      <w:proofErr w:type="spellStart"/>
+      <w:r>
+        <w:rPr>
+          <w:b/>
+          <w:bCs/>
+        </w:rPr>
+        <w:t>url</w:t>
+      </w:r>
+      <w:proofErr w:type="spellEnd"/>
+      <w:r>
+        <w:rPr>
+          <w:b/>
+          <w:bCs/>
+        </w:rPr>
+        <w:t xml:space="preserve"> we can write in @RequestMapping its not </w:t>
+      </w:r>
+      <w:proofErr w:type="spellStart"/>
+      <w:r>
+        <w:rPr>
+          <w:b/>
+          <w:bCs/>
+        </w:rPr>
+        <w:t>mandotry</w:t>
+      </w:r>
+      <w:proofErr w:type="spellEnd"/>
+      <w:r>
+        <w:rPr>
+          <w:b/>
+          <w:bCs/>
+        </w:rPr>
+        <w:t xml:space="preserve"> but is a good practice</w:t>
+      </w:r>
+    </w:p>
+    <w:p>
+      <w:pPr>
+        <w:spacing w:after="0"/>
+        <w:rPr>
+          <w:b/>
+          <w:bCs/>
+        </w:rPr>
+      </w:pPr>
+    </w:p>
+    <w:p>
+      <w:pPr>
+        <w:spacing w:after="0"/>
+        <w:rPr>
+          <w:b/>
+          <w:bCs/>
+        </w:rPr>
+      </w:pPr>
+      <w:r>
+        <w:t xml:space="preserve">To get </w:t>
+      </w:r>
+      <w:proofErr w:type="gramStart"/>
+      <w:r>
+        <w:t>params :</w:t>
+      </w:r>
+      <w:proofErr w:type="gramEnd"/>
+      <w:r>
+        <w:t xml:space="preserve"> </w:t>
       </w:r>
       <w:r>
         <w:rPr>
@@ -5031,7 +7108,15 @@
         <w:t>@PathVariable</w:t>
       </w:r>
       <w:r>
-        <w:t xml:space="preserve">, body : </w:t>
+        <w:t xml:space="preserve">, </w:t>
+      </w:r>
+      <w:proofErr w:type="gramStart"/>
+      <w:r>
+        <w:t>body :</w:t>
+      </w:r>
+      <w:proofErr w:type="gramEnd"/>
+      <w:r>
+        <w:t xml:space="preserve"> </w:t>
       </w:r>
       <w:r>
         <w:rPr>
@@ -5046,14 +7131,55 @@
         <w:spacing w:after="0"/>
       </w:pPr>
       <w:r>
-        <w:t xml:space="preserve">Return response with statusCode and body : </w:t>
-      </w:r>
-      <w:r>
-        <w:rPr>
-          <w:b/>
-          <w:bCs/>
-        </w:rPr>
-        <w:t>ResponseEntity.status(200).body(</w:t>
+        <w:t xml:space="preserve">Return response with </w:t>
+      </w:r>
+      <w:proofErr w:type="spellStart"/>
+      <w:r>
+        <w:t>statusCode</w:t>
+      </w:r>
+      <w:proofErr w:type="spellEnd"/>
+      <w:r>
+        <w:t xml:space="preserve"> and </w:t>
+      </w:r>
+      <w:proofErr w:type="gramStart"/>
+      <w:r>
+        <w:t>body :</w:t>
+      </w:r>
+      <w:proofErr w:type="gramEnd"/>
+      <w:r>
+        <w:t xml:space="preserve"> </w:t>
+      </w:r>
+      <w:proofErr w:type="spellStart"/>
+      <w:r>
+        <w:rPr>
+          <w:b/>
+          <w:bCs/>
+        </w:rPr>
+        <w:t>ResponseEntity.status</w:t>
+      </w:r>
+      <w:proofErr w:type="spellEnd"/>
+      <w:r>
+        <w:rPr>
+          <w:b/>
+          <w:bCs/>
+        </w:rPr>
+        <w:t>(200</w:t>
+      </w:r>
+      <w:proofErr w:type="gramStart"/>
+      <w:r>
+        <w:rPr>
+          <w:b/>
+          <w:bCs/>
+        </w:rPr>
+        <w:t>).body</w:t>
+      </w:r>
+      <w:proofErr w:type="gramEnd"/>
+      <w:r>
+        <w:rPr>
+          <w:b/>
+          <w:bCs/>
+        </w:rPr>
+        <w:t>(</w:t>
       </w:r>
       <w:r>
         <w:rPr>
@@ -5086,15 +7212,28 @@
         <w:t xml:space="preserve"> </w:t>
       </w:r>
       <w:r>
-        <w:t>This is done by HandlerAdapter.</w:t>
-      </w:r>
-    </w:p>
-    <w:p>
-      <w:pPr>
-        <w:spacing w:after="0"/>
-      </w:pPr>
-      <w:r>
-        <w:t>HandlerAdapter knows how to call controller methods.</w:t>
+        <w:t xml:space="preserve">This is done by </w:t>
+      </w:r>
+      <w:proofErr w:type="spellStart"/>
+      <w:r>
+        <w:t>HandlerAdapter</w:t>
+      </w:r>
+      <w:proofErr w:type="spellEnd"/>
+      <w:r>
+        <w:t>.</w:t>
+      </w:r>
+    </w:p>
+    <w:p>
+      <w:pPr>
+        <w:spacing w:after="0"/>
+      </w:pPr>
+      <w:proofErr w:type="spellStart"/>
+      <w:r>
+        <w:t>HandlerAdapter</w:t>
+      </w:r>
+      <w:proofErr w:type="spellEnd"/>
+      <w:r>
+        <w:t xml:space="preserve"> knows how to call controller methods.</w:t>
       </w:r>
     </w:p>
     <w:p>
@@ -5107,6 +7246,7 @@
       <w:r>
         <w:t xml:space="preserve"> </w:t>
       </w:r>
+      <w:proofErr w:type="spellStart"/>
       <w:r>
         <w:rPr>
           <w:b/>
@@ -5114,6 +7254,7 @@
         </w:rPr>
         <w:t>RequestMappingHandlerAdapter</w:t>
       </w:r>
+      <w:proofErr w:type="spellEnd"/>
     </w:p>
     <w:p>
       <w:pPr>
@@ -5171,15 +7312,36 @@
         <w:spacing w:after="0"/>
       </w:pPr>
       <w:r>
-        <w:t>public List&lt;User&gt; getUsers() {</w:t>
-      </w:r>
-    </w:p>
-    <w:p>
-      <w:pPr>
-        <w:spacing w:after="0"/>
-      </w:pPr>
-      <w:r>
-        <w:t xml:space="preserve">    return userService.getUsers();</w:t>
+        <w:t xml:space="preserve">public List&lt;User&gt; </w:t>
+      </w:r>
+      <w:proofErr w:type="spellStart"/>
+      <w:proofErr w:type="gramStart"/>
+      <w:r>
+        <w:t>getUsers</w:t>
+      </w:r>
+      <w:proofErr w:type="spellEnd"/>
+      <w:r>
+        <w:t>(</w:t>
+      </w:r>
+      <w:proofErr w:type="gramEnd"/>
+      <w:r>
+        <w:t>) {</w:t>
+      </w:r>
+    </w:p>
+    <w:p>
+      <w:pPr>
+        <w:spacing w:after="0"/>
+      </w:pPr>
+      <w:r>
+        <w:t xml:space="preserve">    return </w:t>
+      </w:r>
+      <w:proofErr w:type="spellStart"/>
+      <w:r>
+        <w:t>userService.getUsers</w:t>
+      </w:r>
+      <w:proofErr w:type="spellEnd"/>
+      <w:r>
+        <w:t>();</w:t>
       </w:r>
     </w:p>
     <w:p>
@@ -5268,9 +7430,11 @@
       <w:pPr>
         <w:spacing w:after="0"/>
       </w:pPr>
+      <w:proofErr w:type="spellStart"/>
       <w:r>
         <w:t>UserService</w:t>
       </w:r>
+      <w:proofErr w:type="spellEnd"/>
     </w:p>
     <w:p>
       <w:pPr>
@@ -5337,15 +7501,36 @@
         <w:spacing w:after="0"/>
       </w:pPr>
       <w:r>
-        <w:t>public List&lt;User&gt; getUsers() {</w:t>
-      </w:r>
-    </w:p>
-    <w:p>
-      <w:pPr>
-        <w:spacing w:after="0"/>
-      </w:pPr>
-      <w:r>
-        <w:t xml:space="preserve">    return userRepository.findAll();</w:t>
+        <w:t xml:space="preserve">public List&lt;User&gt; </w:t>
+      </w:r>
+      <w:proofErr w:type="spellStart"/>
+      <w:proofErr w:type="gramStart"/>
+      <w:r>
+        <w:t>getUsers</w:t>
+      </w:r>
+      <w:proofErr w:type="spellEnd"/>
+      <w:r>
+        <w:t>(</w:t>
+      </w:r>
+      <w:proofErr w:type="gramEnd"/>
+      <w:r>
+        <w:t>) {</w:t>
+      </w:r>
+    </w:p>
+    <w:p>
+      <w:pPr>
+        <w:spacing w:after="0"/>
+      </w:pPr>
+      <w:r>
+        <w:t xml:space="preserve">    return </w:t>
+      </w:r>
+      <w:proofErr w:type="spellStart"/>
+      <w:r>
+        <w:t>userRepository.findAll</w:t>
+      </w:r>
+      <w:proofErr w:type="spellEnd"/>
+      <w:r>
+        <w:t>();</w:t>
       </w:r>
     </w:p>
     <w:p>
@@ -5455,9 +7640,19 @@
       <w:pPr>
         <w:spacing w:after="0"/>
       </w:pPr>
-      <w:r>
-        <w:t>UserRepository extends JpaRepository</w:t>
-      </w:r>
+      <w:proofErr w:type="spellStart"/>
+      <w:r>
+        <w:t>UserRepository</w:t>
+      </w:r>
+      <w:proofErr w:type="spellEnd"/>
+      <w:r>
+        <w:t xml:space="preserve"> extends </w:t>
+      </w:r>
+      <w:proofErr w:type="spellStart"/>
+      <w:r>
+        <w:t>JpaRepository</w:t>
+      </w:r>
+      <w:proofErr w:type="spellEnd"/>
     </w:p>
     <w:p>
       <w:pPr>
@@ -5533,7 +7728,15 @@
         <w:spacing w:after="0"/>
       </w:pPr>
       <w:r>
-        <w:t>This is handled by HttpMessageConverters.</w:t>
+        <w:t xml:space="preserve">This is handled by </w:t>
+      </w:r>
+      <w:proofErr w:type="spellStart"/>
+      <w:r>
+        <w:t>HttpMessageConverters</w:t>
+      </w:r>
+      <w:proofErr w:type="spellEnd"/>
+      <w:r>
+        <w:t>.</w:t>
       </w:r>
       <w:r>
         <w:t xml:space="preserve"> </w:t>
@@ -5609,17 +7812,17 @@
           <w:szCs w:val="18"/>
         </w:rPr>
         <w:br/>
-        <w:t>HttpMessageConverter</w:t>
-      </w:r>
+      </w:r>
+      <w:proofErr w:type="spellStart"/>
       <w:r>
         <w:rPr>
           <w:rFonts w:ascii="Consolas" w:hAnsi="Consolas"/>
           <w:sz w:val="18"/>
           <w:szCs w:val="18"/>
         </w:rPr>
-        <w:br/>
-        <w:t>↓</w:t>
-      </w:r>
+        <w:t>HttpMessageConverter</w:t>
+      </w:r>
+      <w:proofErr w:type="spellEnd"/>
       <w:r>
         <w:rPr>
           <w:rFonts w:ascii="Consolas" w:hAnsi="Consolas"/>
@@ -5627,6 +7830,15 @@
           <w:szCs w:val="18"/>
         </w:rPr>
         <w:br/>
+        <w:t>↓</w:t>
+      </w:r>
+      <w:r>
+        <w:rPr>
+          <w:rFonts w:ascii="Consolas" w:hAnsi="Consolas"/>
+          <w:sz w:val="18"/>
+          <w:szCs w:val="18"/>
+        </w:rPr>
+        <w:br/>
         <w:t>JSON</w:t>
       </w:r>
     </w:p>
@@ -5675,9 +7887,11 @@
       <w:r>
         <w:t xml:space="preserve"> </w:t>
       </w:r>
+      <w:proofErr w:type="spellStart"/>
       <w:r>
         <w:t>WebMvcAutoConfiguration</w:t>
       </w:r>
+      <w:proofErr w:type="spellEnd"/>
     </w:p>
     <w:p>
       <w:pPr>
@@ -5695,8 +7909,13 @@
         </w:numPr>
         <w:spacing w:after="0"/>
       </w:pPr>
-      <w:r>
-        <w:t xml:space="preserve">DispatcherServlet </w:t>
+      <w:proofErr w:type="spellStart"/>
+      <w:r>
+        <w:t>DispatcherServlet</w:t>
+      </w:r>
+      <w:proofErr w:type="spellEnd"/>
+      <w:r>
+        <w:t xml:space="preserve"> </w:t>
       </w:r>
     </w:p>
     <w:p>
@@ -5707,8 +7926,13 @@
         </w:numPr>
         <w:spacing w:after="0"/>
       </w:pPr>
-      <w:r>
-        <w:t xml:space="preserve">HandlerMapping </w:t>
+      <w:proofErr w:type="spellStart"/>
+      <w:r>
+        <w:t>HandlerMapping</w:t>
+      </w:r>
+      <w:proofErr w:type="spellEnd"/>
+      <w:r>
+        <w:t xml:space="preserve"> </w:t>
       </w:r>
     </w:p>
     <w:p>
@@ -5719,8 +7943,13 @@
         </w:numPr>
         <w:spacing w:after="0"/>
       </w:pPr>
-      <w:r>
-        <w:t xml:space="preserve">HandlerAdapter </w:t>
+      <w:proofErr w:type="spellStart"/>
+      <w:r>
+        <w:t>HandlerAdapter</w:t>
+      </w:r>
+      <w:proofErr w:type="spellEnd"/>
+      <w:r>
+        <w:t xml:space="preserve"> </w:t>
       </w:r>
     </w:p>
     <w:p>
@@ -5731,16 +7960,26 @@
         </w:numPr>
         <w:spacing w:after="0"/>
       </w:pPr>
-      <w:r>
-        <w:t xml:space="preserve">MessageConverters </w:t>
-      </w:r>
-    </w:p>
-    <w:p>
-      <w:pPr>
-        <w:spacing w:after="0"/>
-      </w:pPr>
-      <w:r>
-        <w:t>So developers only write:</w:t>
+      <w:proofErr w:type="spellStart"/>
+      <w:r>
+        <w:t>MessageConverters</w:t>
+      </w:r>
+      <w:proofErr w:type="spellEnd"/>
+      <w:r>
+        <w:t xml:space="preserve"> </w:t>
+      </w:r>
+    </w:p>
+    <w:p>
+      <w:pPr>
+        <w:spacing w:after="0"/>
+      </w:pPr>
+      <w:proofErr w:type="gramStart"/>
+      <w:r>
+        <w:t>So</w:t>
+      </w:r>
+      <w:proofErr w:type="gramEnd"/>
+      <w:r>
+        <w:t xml:space="preserve"> developers only write:</w:t>
       </w:r>
     </w:p>
     <w:p>
@@ -5797,13 +8036,27 @@
         <w:rPr>
           <w:color w:val="000000" w:themeColor="text1"/>
         </w:rPr>
-        <w:t xml:space="preserve">Jackson behind the scenes for object → </w:t>
-      </w:r>
-      <w:r>
-        <w:rPr>
-          <w:color w:val="000000" w:themeColor="text1"/>
-        </w:rPr>
-        <w:t xml:space="preserve"> uses </w:t>
+        <w:t xml:space="preserve">Jackson behind the scenes for object </w:t>
+      </w:r>
+      <w:proofErr w:type="gramStart"/>
+      <w:r>
+        <w:rPr>
+          <w:color w:val="000000" w:themeColor="text1"/>
+        </w:rPr>
+        <w:t xml:space="preserve">→ </w:t>
+      </w:r>
+      <w:r>
+        <w:rPr>
+          <w:color w:val="000000" w:themeColor="text1"/>
+        </w:rPr>
+        <w:t xml:space="preserve"> uses</w:t>
+      </w:r>
+      <w:proofErr w:type="gramEnd"/>
+      <w:r>
+        <w:rPr>
+          <w:color w:val="000000" w:themeColor="text1"/>
+        </w:rPr>
+        <w:t xml:space="preserve"> </w:t>
       </w:r>
       <w:r>
         <w:rPr>
@@ -6024,8 +8277,13 @@
       <w:pPr>
         <w:spacing w:after="0"/>
       </w:pPr>
-      <w:r>
-        <w:t>So when you write:</w:t>
+      <w:proofErr w:type="gramStart"/>
+      <w:r>
+        <w:t>So</w:t>
+      </w:r>
+      <w:proofErr w:type="gramEnd"/>
+      <w:r>
+        <w:t xml:space="preserve"> when you write:</w:t>
       </w:r>
     </w:p>
     <w:p>
@@ -6384,53 +8642,81 @@
           <w:sz w:val="18"/>
           <w:szCs w:val="18"/>
         </w:rPr>
-        <w:t>public interface UserRepository</w:t>
-      </w:r>
-    </w:p>
-    <w:p>
-      <w:pPr>
-        <w:spacing w:after="0"/>
+        <w:t xml:space="preserve">public interface </w:t>
+      </w:r>
+      <w:proofErr w:type="spellStart"/>
+      <w:r>
         <w:rPr>
           <w:rFonts w:ascii="Consolas" w:hAnsi="Consolas" w:cs="Courier New"/>
           <w:sz w:val="18"/>
           <w:szCs w:val="18"/>
         </w:rPr>
-      </w:pPr>
-      <w:r>
+        <w:t>UserRepository</w:t>
+      </w:r>
+      <w:proofErr w:type="spellEnd"/>
+    </w:p>
+    <w:p>
+      <w:pPr>
+        <w:spacing w:after="0"/>
         <w:rPr>
           <w:rFonts w:ascii="Consolas" w:hAnsi="Consolas" w:cs="Courier New"/>
           <w:sz w:val="18"/>
           <w:szCs w:val="18"/>
         </w:rPr>
-        <w:t xml:space="preserve">        extends JpaRepository&lt;User, Long&gt; {</w:t>
-      </w:r>
-    </w:p>
-    <w:p>
-      <w:pPr>
-        <w:spacing w:after="0"/>
+      </w:pPr>
+      <w:r>
         <w:rPr>
           <w:rFonts w:ascii="Consolas" w:hAnsi="Consolas" w:cs="Courier New"/>
           <w:sz w:val="18"/>
           <w:szCs w:val="18"/>
         </w:rPr>
-      </w:pPr>
+        <w:t xml:space="preserve">        extends </w:t>
+      </w:r>
+      <w:proofErr w:type="spellStart"/>
       <w:r>
         <w:rPr>
           <w:rFonts w:ascii="Consolas" w:hAnsi="Consolas" w:cs="Courier New"/>
           <w:sz w:val="18"/>
           <w:szCs w:val="18"/>
         </w:rPr>
-        <w:t>}</w:t>
-      </w:r>
-    </w:p>
-    <w:p>
-      <w:pPr>
-        <w:spacing w:after="0"/>
+        <w:t>JpaRepository</w:t>
+      </w:r>
+      <w:proofErr w:type="spellEnd"/>
+      <w:r>
         <w:rPr>
           <w:rFonts w:ascii="Consolas" w:hAnsi="Consolas" w:cs="Courier New"/>
           <w:sz w:val="18"/>
           <w:szCs w:val="18"/>
         </w:rPr>
+        <w:t>&lt;User, Long&gt; {</w:t>
+      </w:r>
+    </w:p>
+    <w:p>
+      <w:pPr>
+        <w:spacing w:after="0"/>
+        <w:rPr>
+          <w:rFonts w:ascii="Consolas" w:hAnsi="Consolas" w:cs="Courier New"/>
+          <w:sz w:val="18"/>
+          <w:szCs w:val="18"/>
+        </w:rPr>
+      </w:pPr>
+      <w:r>
+        <w:rPr>
+          <w:rFonts w:ascii="Consolas" w:hAnsi="Consolas" w:cs="Courier New"/>
+          <w:sz w:val="18"/>
+          <w:szCs w:val="18"/>
+        </w:rPr>
+        <w:t>}</w:t>
+      </w:r>
+    </w:p>
+    <w:p>
+      <w:pPr>
+        <w:spacing w:after="0"/>
+        <w:rPr>
+          <w:rFonts w:ascii="Consolas" w:hAnsi="Consolas" w:cs="Courier New"/>
+          <w:sz w:val="18"/>
+          <w:szCs w:val="18"/>
+        </w:rPr>
       </w:pPr>
     </w:p>
     <w:p>
@@ -6445,40 +8731,85 @@
       <w:pPr>
         <w:spacing w:after="0"/>
       </w:pPr>
-      <w:r>
-        <w:t>save()</w:t>
-      </w:r>
-    </w:p>
-    <w:p>
-      <w:pPr>
-        <w:spacing w:after="0"/>
-      </w:pPr>
-      <w:r>
-        <w:t>findById()</w:t>
-      </w:r>
-    </w:p>
-    <w:p>
-      <w:pPr>
-        <w:spacing w:after="0"/>
-      </w:pPr>
-      <w:r>
-        <w:t>findAll()</w:t>
-      </w:r>
-    </w:p>
-    <w:p>
-      <w:pPr>
-        <w:spacing w:after="0"/>
-      </w:pPr>
-      <w:r>
-        <w:t>deleteById()</w:t>
-      </w:r>
-    </w:p>
-    <w:p>
-      <w:pPr>
-        <w:spacing w:after="0"/>
-      </w:pPr>
-      <w:r>
-        <w:t>existsById()</w:t>
+      <w:proofErr w:type="gramStart"/>
+      <w:r>
+        <w:t>save(</w:t>
+      </w:r>
+      <w:proofErr w:type="gramEnd"/>
+      <w:r>
+        <w:t>)</w:t>
+      </w:r>
+    </w:p>
+    <w:p>
+      <w:pPr>
+        <w:spacing w:after="0"/>
+      </w:pPr>
+      <w:proofErr w:type="spellStart"/>
+      <w:proofErr w:type="gramStart"/>
+      <w:r>
+        <w:t>findById</w:t>
+      </w:r>
+      <w:proofErr w:type="spellEnd"/>
+      <w:r>
+        <w:t>(</w:t>
+      </w:r>
+      <w:proofErr w:type="gramEnd"/>
+      <w:r>
+        <w:t>)</w:t>
+      </w:r>
+    </w:p>
+    <w:p>
+      <w:pPr>
+        <w:spacing w:after="0"/>
+      </w:pPr>
+      <w:proofErr w:type="spellStart"/>
+      <w:proofErr w:type="gramStart"/>
+      <w:r>
+        <w:t>findAll</w:t>
+      </w:r>
+      <w:proofErr w:type="spellEnd"/>
+      <w:r>
+        <w:t>(</w:t>
+      </w:r>
+      <w:proofErr w:type="gramEnd"/>
+      <w:r>
+        <w:t>)</w:t>
+      </w:r>
+    </w:p>
+    <w:p>
+      <w:pPr>
+        <w:spacing w:after="0"/>
+      </w:pPr>
+      <w:proofErr w:type="spellStart"/>
+      <w:proofErr w:type="gramStart"/>
+      <w:r>
+        <w:t>deleteById</w:t>
+      </w:r>
+      <w:proofErr w:type="spellEnd"/>
+      <w:r>
+        <w:t>(</w:t>
+      </w:r>
+      <w:proofErr w:type="gramEnd"/>
+      <w:r>
+        <w:t>)</w:t>
+      </w:r>
+    </w:p>
+    <w:p>
+      <w:pPr>
+        <w:spacing w:after="0"/>
+      </w:pPr>
+      <w:proofErr w:type="spellStart"/>
+      <w:proofErr w:type="gramStart"/>
+      <w:r>
+        <w:t>existsById</w:t>
+      </w:r>
+      <w:proofErr w:type="spellEnd"/>
+      <w:r>
+        <w:t>(</w:t>
+      </w:r>
+      <w:proofErr w:type="gramEnd"/>
+      <w:r>
+        <w:t>)</w:t>
       </w:r>
     </w:p>
     <w:p>
@@ -6826,8 +9157,13 @@
       <w:pPr>
         <w:spacing w:after="0"/>
       </w:pPr>
-      <w:r>
-        <w:t>So Java did not have one standard way to communicate with different databases.</w:t>
+      <w:proofErr w:type="gramStart"/>
+      <w:r>
+        <w:t>So</w:t>
+      </w:r>
+      <w:proofErr w:type="gramEnd"/>
+      <w:r>
+        <w:t xml:space="preserve"> Java did not have one standard way to communicate with different databases.</w:t>
       </w:r>
     </w:p>
     <w:p>
@@ -6934,49 +9270,103 @@
         <w:spacing w:after="0"/>
       </w:pPr>
       <w:r>
-        <w:t xml:space="preserve">    DriverManager.getConnection(...);</w:t>
-      </w:r>
-    </w:p>
-    <w:p>
-      <w:pPr>
-        <w:spacing w:after="0"/>
-      </w:pPr>
-    </w:p>
-    <w:p>
-      <w:pPr>
-        <w:spacing w:after="0"/>
-      </w:pPr>
-      <w:r>
-        <w:t>PreparedStatement ps =</w:t>
-      </w:r>
-    </w:p>
-    <w:p>
-      <w:pPr>
-        <w:spacing w:after="0"/>
-      </w:pPr>
-      <w:r>
-        <w:t xml:space="preserve">    conn.prepareStatement("SELECT * FROM users");</w:t>
-      </w:r>
-    </w:p>
-    <w:p>
-      <w:pPr>
-        <w:spacing w:after="0"/>
-      </w:pPr>
-    </w:p>
-    <w:p>
-      <w:pPr>
-        <w:spacing w:after="0"/>
-      </w:pPr>
-      <w:r>
-        <w:t>ResultSet rs =</w:t>
-      </w:r>
-    </w:p>
-    <w:p>
-      <w:pPr>
-        <w:spacing w:after="0"/>
-      </w:pPr>
-      <w:r>
-        <w:t xml:space="preserve">    ps.executeQuery();</w:t>
+        <w:t xml:space="preserve">    </w:t>
+      </w:r>
+      <w:proofErr w:type="spellStart"/>
+      <w:r>
+        <w:t>DriverManager.getConnection</w:t>
+      </w:r>
+      <w:proofErr w:type="spellEnd"/>
+      <w:r>
+        <w:t>(...);</w:t>
+      </w:r>
+    </w:p>
+    <w:p>
+      <w:pPr>
+        <w:spacing w:after="0"/>
+      </w:pPr>
+    </w:p>
+    <w:p>
+      <w:pPr>
+        <w:spacing w:after="0"/>
+      </w:pPr>
+      <w:proofErr w:type="spellStart"/>
+      <w:r>
+        <w:t>PreparedStatement</w:t>
+      </w:r>
+      <w:proofErr w:type="spellEnd"/>
+      <w:r>
+        <w:t xml:space="preserve"> </w:t>
+      </w:r>
+      <w:proofErr w:type="spellStart"/>
+      <w:r>
+        <w:t>ps</w:t>
+      </w:r>
+      <w:proofErr w:type="spellEnd"/>
+      <w:r>
+        <w:t xml:space="preserve"> =</w:t>
+      </w:r>
+    </w:p>
+    <w:p>
+      <w:pPr>
+        <w:spacing w:after="0"/>
+      </w:pPr>
+      <w:r>
+        <w:t xml:space="preserve">    </w:t>
+      </w:r>
+      <w:proofErr w:type="spellStart"/>
+      <w:proofErr w:type="gramStart"/>
+      <w:r>
+        <w:t>conn.prepareStatement</w:t>
+      </w:r>
+      <w:proofErr w:type="spellEnd"/>
+      <w:proofErr w:type="gramEnd"/>
+      <w:r>
+        <w:t>("SELECT * FROM users");</w:t>
+      </w:r>
+    </w:p>
+    <w:p>
+      <w:pPr>
+        <w:spacing w:after="0"/>
+      </w:pPr>
+    </w:p>
+    <w:p>
+      <w:pPr>
+        <w:spacing w:after="0"/>
+      </w:pPr>
+      <w:proofErr w:type="spellStart"/>
+      <w:r>
+        <w:t>ResultSet</w:t>
+      </w:r>
+      <w:proofErr w:type="spellEnd"/>
+      <w:r>
+        <w:t xml:space="preserve"> </w:t>
+      </w:r>
+      <w:proofErr w:type="spellStart"/>
+      <w:r>
+        <w:t>rs</w:t>
+      </w:r>
+      <w:proofErr w:type="spellEnd"/>
+      <w:r>
+        <w:t xml:space="preserve"> =</w:t>
+      </w:r>
+    </w:p>
+    <w:p>
+      <w:pPr>
+        <w:spacing w:after="0"/>
+      </w:pPr>
+      <w:r>
+        <w:t xml:space="preserve">    </w:t>
+      </w:r>
+      <w:proofErr w:type="spellStart"/>
+      <w:proofErr w:type="gramStart"/>
+      <w:r>
+        <w:t>ps.executeQuery</w:t>
+      </w:r>
+      <w:proofErr w:type="spellEnd"/>
+      <w:proofErr w:type="gramEnd"/>
+      <w:r>
+        <w:t>();</w:t>
       </w:r>
     </w:p>
     <w:p>
@@ -7140,20 +9530,53 @@
         <w:spacing w:after="0"/>
       </w:pPr>
       <w:r>
-        <w:t>User user = new User();</w:t>
-      </w:r>
-    </w:p>
-    <w:p>
-      <w:pPr>
-        <w:spacing w:after="0"/>
-      </w:pPr>
-    </w:p>
-    <w:p>
-      <w:pPr>
-        <w:spacing w:after="0"/>
-      </w:pPr>
-      <w:r>
-        <w:t>user.setName(rs.getString("name"));</w:t>
+        <w:t xml:space="preserve">User </w:t>
+      </w:r>
+      <w:proofErr w:type="spellStart"/>
+      <w:r>
+        <w:t>user</w:t>
+      </w:r>
+      <w:proofErr w:type="spellEnd"/>
+      <w:r>
+        <w:t xml:space="preserve"> = new </w:t>
+      </w:r>
+      <w:proofErr w:type="gramStart"/>
+      <w:r>
+        <w:t>User(</w:t>
+      </w:r>
+      <w:proofErr w:type="gramEnd"/>
+      <w:r>
+        <w:t>);</w:t>
+      </w:r>
+    </w:p>
+    <w:p>
+      <w:pPr>
+        <w:spacing w:after="0"/>
+      </w:pPr>
+    </w:p>
+    <w:p>
+      <w:pPr>
+        <w:spacing w:after="0"/>
+      </w:pPr>
+      <w:proofErr w:type="spellStart"/>
+      <w:proofErr w:type="gramStart"/>
+      <w:r>
+        <w:t>user.setName</w:t>
+      </w:r>
+      <w:proofErr w:type="spellEnd"/>
+      <w:proofErr w:type="gramEnd"/>
+      <w:r>
+        <w:t>(</w:t>
+      </w:r>
+      <w:proofErr w:type="spellStart"/>
+      <w:proofErr w:type="gramStart"/>
+      <w:r>
+        <w:t>rs.getString</w:t>
+      </w:r>
+      <w:proofErr w:type="spellEnd"/>
+      <w:proofErr w:type="gramEnd"/>
+      <w:r>
+        <w:t>("name"));</w:t>
       </w:r>
     </w:p>
     <w:p>
@@ -7230,9 +9653,11 @@
         </w:numPr>
         <w:spacing w:after="0"/>
       </w:pPr>
+      <w:proofErr w:type="spellStart"/>
       <w:r>
         <w:t>ResultSets</w:t>
       </w:r>
+      <w:proofErr w:type="spellEnd"/>
     </w:p>
     <w:p>
       <w:pPr>
@@ -7297,7 +9722,15 @@
         <w:spacing w:after="0"/>
       </w:pPr>
       <w:r>
-        <w:t>"SELECT * FROM users WHERE id = ?"</w:t>
+        <w:t xml:space="preserve">"SELECT * FROM users WHERE id </w:t>
+      </w:r>
+      <w:proofErr w:type="gramStart"/>
+      <w:r>
+        <w:t>= ?</w:t>
+      </w:r>
+      <w:proofErr w:type="gramEnd"/>
+      <w:r>
+        <w:t>"</w:t>
       </w:r>
     </w:p>
     <w:p>
@@ -7479,7 +9912,15 @@
         <w:spacing w:after="0"/>
       </w:pPr>
       <w:r>
-        <w:t>Java Object  ↔  Database Table</w:t>
+        <w:t xml:space="preserve">Java </w:t>
+      </w:r>
+      <w:proofErr w:type="gramStart"/>
+      <w:r>
+        <w:t>Object  ↔</w:t>
+      </w:r>
+      <w:proofErr w:type="gramEnd"/>
+      <w:r>
+        <w:t xml:space="preserve">  Database Table</w:t>
       </w:r>
     </w:p>
     <w:p>
@@ -7509,8 +9950,13 @@
       <w:r>
         <w:t xml:space="preserve"> </w:t>
       </w:r>
-      <w:r>
-        <w:t>users table</w:t>
+      <w:proofErr w:type="gramStart"/>
+      <w:r>
+        <w:t>users</w:t>
+      </w:r>
+      <w:proofErr w:type="gramEnd"/>
+      <w:r>
+        <w:t xml:space="preserve"> table</w:t>
       </w:r>
     </w:p>
     <w:p>
@@ -7576,8 +10022,13 @@
       <w:pPr>
         <w:spacing w:after="0"/>
       </w:pPr>
-      <w:r>
-        <w:t>userRepository.save(user);</w:t>
+      <w:proofErr w:type="spellStart"/>
+      <w:r>
+        <w:t>userRepository.save</w:t>
+      </w:r>
+      <w:proofErr w:type="spellEnd"/>
+      <w:r>
+        <w:t>(user);</w:t>
       </w:r>
     </w:p>
     <w:p>
@@ -7674,8 +10125,13 @@
       <w:pPr>
         <w:spacing w:after="0"/>
       </w:pPr>
-      <w:r>
-        <w:t>So you don't have to write SQL for every basic operation.</w:t>
+      <w:proofErr w:type="gramStart"/>
+      <w:r>
+        <w:t>So</w:t>
+      </w:r>
+      <w:proofErr w:type="gramEnd"/>
+      <w:r>
+        <w:t xml:space="preserve"> you don't have to write SQL for every basic operation.</w:t>
       </w:r>
     </w:p>
     <w:p>
@@ -7814,17 +10270,21 @@
       <w:pPr>
         <w:spacing w:after="0"/>
       </w:pPr>
+      <w:proofErr w:type="spellStart"/>
       <w:r>
         <w:t>EclipseLink</w:t>
       </w:r>
-    </w:p>
-    <w:p>
-      <w:pPr>
-        <w:spacing w:after="0"/>
-      </w:pPr>
+      <w:proofErr w:type="spellEnd"/>
+    </w:p>
+    <w:p>
+      <w:pPr>
+        <w:spacing w:after="0"/>
+      </w:pPr>
+      <w:proofErr w:type="spellStart"/>
       <w:r>
         <w:t>OpenJPA</w:t>
       </w:r>
+      <w:proofErr w:type="spellEnd"/>
     </w:p>
     <w:p>
       <w:pPr>
@@ -7881,23 +10341,47 @@
         <w:spacing w:after="0"/>
       </w:pPr>
       <w:r>
-        <w:t>Session session =</w:t>
-      </w:r>
-    </w:p>
-    <w:p>
-      <w:pPr>
-        <w:spacing w:after="0"/>
-      </w:pPr>
-      <w:r>
-        <w:t xml:space="preserve">    sessionFactory.openSession();</w:t>
-      </w:r>
-    </w:p>
-    <w:p>
-      <w:pPr>
-        <w:spacing w:after="0"/>
-      </w:pPr>
-      <w:r>
-        <w:t>Session and SessionFactory are Hibernate-specific concepts.</w:t>
+        <w:t xml:space="preserve">Session </w:t>
+      </w:r>
+      <w:proofErr w:type="spellStart"/>
+      <w:r>
+        <w:t>session</w:t>
+      </w:r>
+      <w:proofErr w:type="spellEnd"/>
+      <w:r>
+        <w:t xml:space="preserve"> =</w:t>
+      </w:r>
+    </w:p>
+    <w:p>
+      <w:pPr>
+        <w:spacing w:after="0"/>
+      </w:pPr>
+      <w:r>
+        <w:t xml:space="preserve">    </w:t>
+      </w:r>
+      <w:proofErr w:type="spellStart"/>
+      <w:r>
+        <w:t>sessionFactory.openSession</w:t>
+      </w:r>
+      <w:proofErr w:type="spellEnd"/>
+      <w:r>
+        <w:t>();</w:t>
+      </w:r>
+    </w:p>
+    <w:p>
+      <w:pPr>
+        <w:spacing w:after="0"/>
+      </w:pPr>
+      <w:r>
+        <w:t xml:space="preserve">Session and </w:t>
+      </w:r>
+      <w:proofErr w:type="spellStart"/>
+      <w:r>
+        <w:t>SessionFactory</w:t>
+      </w:r>
+      <w:proofErr w:type="spellEnd"/>
+      <w:r>
+        <w:t xml:space="preserve"> are Hibernate-specific concepts.</w:t>
       </w:r>
     </w:p>
     <w:p>
@@ -7962,9 +10446,11 @@
         </w:numPr>
         <w:spacing w:after="0"/>
       </w:pPr>
+      <w:proofErr w:type="spellStart"/>
       <w:r>
         <w:t>EclipseLink</w:t>
       </w:r>
+      <w:proofErr w:type="spellEnd"/>
     </w:p>
     <w:p>
       <w:pPr>
@@ -7974,9 +10460,11 @@
         </w:numPr>
         <w:spacing w:after="0"/>
       </w:pPr>
+      <w:proofErr w:type="spellStart"/>
       <w:r>
         <w:t>OpenJPA</w:t>
       </w:r>
+      <w:proofErr w:type="spellEnd"/>
     </w:p>
     <w:p>
       <w:pPr>
@@ -8166,16 +10654,26 @@
       <w:pPr>
         <w:spacing w:after="0"/>
       </w:pPr>
-      <w:r>
-        <w:t>EclipseLink → its own APIs</w:t>
-      </w:r>
-    </w:p>
-    <w:p>
-      <w:pPr>
-        <w:spacing w:after="0"/>
-      </w:pPr>
-      <w:r>
-        <w:t>OpenJPA → its own APIs</w:t>
+      <w:proofErr w:type="spellStart"/>
+      <w:r>
+        <w:t>EclipseLink</w:t>
+      </w:r>
+      <w:proofErr w:type="spellEnd"/>
+      <w:r>
+        <w:t xml:space="preserve"> → its own APIs</w:t>
+      </w:r>
+    </w:p>
+    <w:p>
+      <w:pPr>
+        <w:spacing w:after="0"/>
+      </w:pPr>
+      <w:proofErr w:type="spellStart"/>
+      <w:r>
+        <w:t>OpenJPA</w:t>
+      </w:r>
+      <w:proofErr w:type="spellEnd"/>
+      <w:r>
+        <w:t xml:space="preserve"> → its own APIs</w:t>
       </w:r>
     </w:p>
     <w:p>
@@ -8291,8 +10789,13 @@
       <w:pPr>
         <w:spacing w:after="0"/>
       </w:pPr>
-      <w:r>
-        <w:t>entityManager.persist(user);</w:t>
+      <w:proofErr w:type="spellStart"/>
+      <w:r>
+        <w:t>entityManager.persist</w:t>
+      </w:r>
+      <w:proofErr w:type="spellEnd"/>
+      <w:r>
+        <w:t>(user);</w:t>
       </w:r>
     </w:p>
     <w:p>
@@ -8398,15 +10901,31 @@
         <w:spacing w:after="0"/>
       </w:pPr>
       <w:r>
-        <w:t xml:space="preserve"> │   EclipseLink │</w:t>
-      </w:r>
-    </w:p>
-    <w:p>
-      <w:pPr>
-        <w:spacing w:after="0"/>
-      </w:pPr>
-      <w:r>
-        <w:t xml:space="preserve"> │   OpenJPA     │</w:t>
+        <w:t xml:space="preserve"> │   </w:t>
+      </w:r>
+      <w:proofErr w:type="spellStart"/>
+      <w:r>
+        <w:t>EclipseLink</w:t>
+      </w:r>
+      <w:proofErr w:type="spellEnd"/>
+      <w:r>
+        <w:t xml:space="preserve"> │</w:t>
+      </w:r>
+    </w:p>
+    <w:p>
+      <w:pPr>
+        <w:spacing w:after="0"/>
+      </w:pPr>
+      <w:r>
+        <w:t xml:space="preserve"> │   </w:t>
+      </w:r>
+      <w:proofErr w:type="spellStart"/>
+      <w:r>
+        <w:t>OpenJPA</w:t>
+      </w:r>
+      <w:proofErr w:type="spellEnd"/>
+      <w:r>
+        <w:t xml:space="preserve">     │</w:t>
       </w:r>
     </w:p>
     <w:p>
@@ -8605,21 +11124,41 @@
       <w:pPr>
         <w:spacing w:after="0"/>
       </w:pPr>
-      <w:r>
-        <w:t>EntityManager em = ...;</w:t>
-      </w:r>
-    </w:p>
-    <w:p>
-      <w:pPr>
-        <w:spacing w:after="0"/>
-      </w:pPr>
-    </w:p>
-    <w:p>
-      <w:pPr>
-        <w:spacing w:after="0"/>
-      </w:pPr>
-      <w:r>
-        <w:t>em.persist(user);</w:t>
+      <w:proofErr w:type="spellStart"/>
+      <w:r>
+        <w:t>EntityManager</w:t>
+      </w:r>
+      <w:proofErr w:type="spellEnd"/>
+      <w:r>
+        <w:t xml:space="preserve"> </w:t>
+      </w:r>
+      <w:proofErr w:type="spellStart"/>
+      <w:r>
+        <w:t>em</w:t>
+      </w:r>
+      <w:proofErr w:type="spellEnd"/>
+      <w:r>
+        <w:t xml:space="preserve"> = ...;</w:t>
+      </w:r>
+    </w:p>
+    <w:p>
+      <w:pPr>
+        <w:spacing w:after="0"/>
+      </w:pPr>
+    </w:p>
+    <w:p>
+      <w:pPr>
+        <w:spacing w:after="0"/>
+      </w:pPr>
+      <w:proofErr w:type="spellStart"/>
+      <w:proofErr w:type="gramStart"/>
+      <w:r>
+        <w:t>em.persist</w:t>
+      </w:r>
+      <w:proofErr w:type="spellEnd"/>
+      <w:proofErr w:type="gramEnd"/>
+      <w:r>
+        <w:t>(user);</w:t>
       </w:r>
     </w:p>
     <w:p>
@@ -8668,8 +11207,13 @@
       <w:pPr>
         <w:spacing w:after="0"/>
       </w:pPr>
-      <w:r>
-        <w:t>UserDao.save(user);</w:t>
+      <w:proofErr w:type="spellStart"/>
+      <w:r>
+        <w:t>UserDao.save</w:t>
+      </w:r>
+      <w:proofErr w:type="spellEnd"/>
+      <w:r>
+        <w:t>(user);</w:t>
       </w:r>
     </w:p>
     <w:p>
@@ -8746,9 +11290,11 @@
         </w:numPr>
         <w:spacing w:after="0"/>
       </w:pPr>
+      <w:proofErr w:type="spellStart"/>
       <w:r>
         <w:t>EntityManager</w:t>
       </w:r>
+      <w:proofErr w:type="spellEnd"/>
     </w:p>
     <w:p>
       <w:pPr>
@@ -8972,15 +11518,28 @@
         <w:spacing w:after="0"/>
       </w:pPr>
       <w:r>
-        <w:t>public interface UserRepository</w:t>
-      </w:r>
-    </w:p>
-    <w:p>
-      <w:pPr>
-        <w:spacing w:after="0"/>
-      </w:pPr>
-      <w:r>
-        <w:t xml:space="preserve">        extends JpaRepository&lt;User, Long&gt; {</w:t>
+        <w:t xml:space="preserve">public interface </w:t>
+      </w:r>
+      <w:proofErr w:type="spellStart"/>
+      <w:r>
+        <w:t>UserRepository</w:t>
+      </w:r>
+      <w:proofErr w:type="spellEnd"/>
+    </w:p>
+    <w:p>
+      <w:pPr>
+        <w:spacing w:after="0"/>
+      </w:pPr>
+      <w:r>
+        <w:t xml:space="preserve">        extends </w:t>
+      </w:r>
+      <w:proofErr w:type="spellStart"/>
+      <w:r>
+        <w:t>JpaRepository</w:t>
+      </w:r>
+      <w:proofErr w:type="spellEnd"/>
+      <w:r>
+        <w:t>&lt;User, Long&gt; {</w:t>
       </w:r>
     </w:p>
     <w:p>
@@ -9037,32 +11596,67 @@
       <w:pPr>
         <w:spacing w:after="0"/>
       </w:pPr>
-      <w:r>
-        <w:t>save()</w:t>
-      </w:r>
-    </w:p>
-    <w:p>
-      <w:pPr>
-        <w:spacing w:after="0"/>
-      </w:pPr>
-      <w:r>
-        <w:t>findAll()</w:t>
-      </w:r>
-    </w:p>
-    <w:p>
-      <w:pPr>
-        <w:spacing w:after="0"/>
-      </w:pPr>
-      <w:r>
-        <w:t>findById()</w:t>
-      </w:r>
-    </w:p>
-    <w:p>
-      <w:pPr>
-        <w:spacing w:after="0"/>
-      </w:pPr>
-      <w:r>
-        <w:t>deleteById()</w:t>
+      <w:proofErr w:type="gramStart"/>
+      <w:r>
+        <w:t>save(</w:t>
+      </w:r>
+      <w:proofErr w:type="gramEnd"/>
+      <w:r>
+        <w:t>)</w:t>
+      </w:r>
+    </w:p>
+    <w:p>
+      <w:pPr>
+        <w:spacing w:after="0"/>
+      </w:pPr>
+      <w:proofErr w:type="spellStart"/>
+      <w:proofErr w:type="gramStart"/>
+      <w:r>
+        <w:t>findAll</w:t>
+      </w:r>
+      <w:proofErr w:type="spellEnd"/>
+      <w:r>
+        <w:t>(</w:t>
+      </w:r>
+      <w:proofErr w:type="gramEnd"/>
+      <w:r>
+        <w:t>)</w:t>
+      </w:r>
+    </w:p>
+    <w:p>
+      <w:pPr>
+        <w:spacing w:after="0"/>
+      </w:pPr>
+      <w:proofErr w:type="spellStart"/>
+      <w:proofErr w:type="gramStart"/>
+      <w:r>
+        <w:t>findById</w:t>
+      </w:r>
+      <w:proofErr w:type="spellEnd"/>
+      <w:r>
+        <w:t>(</w:t>
+      </w:r>
+      <w:proofErr w:type="gramEnd"/>
+      <w:r>
+        <w:t>)</w:t>
+      </w:r>
+    </w:p>
+    <w:p>
+      <w:pPr>
+        <w:spacing w:after="0"/>
+      </w:pPr>
+      <w:proofErr w:type="spellStart"/>
+      <w:proofErr w:type="gramStart"/>
+      <w:r>
+        <w:t>deleteById</w:t>
+      </w:r>
+      <w:proofErr w:type="spellEnd"/>
+      <w:r>
+        <w:t>(</w:t>
+      </w:r>
+      <w:proofErr w:type="gramEnd"/>
+      <w:r>
+        <w:t>)</w:t>
       </w:r>
     </w:p>
     <w:p>
@@ -9103,8 +11697,18 @@
       <w:pPr>
         <w:spacing w:after="0"/>
       </w:pPr>
-      <w:r>
-        <w:t>findByName(String name);</w:t>
+      <w:proofErr w:type="spellStart"/>
+      <w:proofErr w:type="gramStart"/>
+      <w:r>
+        <w:t>findByName</w:t>
+      </w:r>
+      <w:proofErr w:type="spellEnd"/>
+      <w:r>
+        <w:t>(</w:t>
+      </w:r>
+      <w:proofErr w:type="gramEnd"/>
+      <w:r>
+        <w:t>String name);</w:t>
       </w:r>
     </w:p>
     <w:p>
@@ -9177,8 +11781,13 @@
       <w:pPr>
         <w:spacing w:after="0"/>
       </w:pPr>
-      <w:r>
-        <w:t>So you don't have to implement these common features from scratch.</w:t>
+      <w:proofErr w:type="gramStart"/>
+      <w:r>
+        <w:t>So</w:t>
+      </w:r>
+      <w:proofErr w:type="gramEnd"/>
+      <w:r>
+        <w:t xml:space="preserve"> you don't have to implement these common features from scratch.</w:t>
       </w:r>
     </w:p>
     <w:p>
@@ -9794,8 +12403,13 @@
         </w:numPr>
         <w:spacing w:after="0"/>
       </w:pPr>
-      <w:r>
-        <w:t>EntityManager handling</w:t>
+      <w:proofErr w:type="spellStart"/>
+      <w:r>
+        <w:t>EntityManager</w:t>
+      </w:r>
+      <w:proofErr w:type="spellEnd"/>
+      <w:r>
+        <w:t xml:space="preserve"> handling</w:t>
       </w:r>
     </w:p>
     <w:p>
@@ -9928,9 +12542,11 @@
         </w:numPr>
         <w:spacing w:after="0"/>
       </w:pPr>
+      <w:proofErr w:type="spellStart"/>
       <w:r>
         <w:t>JpaRepository</w:t>
       </w:r>
+      <w:proofErr w:type="spellEnd"/>
     </w:p>
     <w:p>
       <w:pPr>
@@ -10005,15 +12621,28 @@
         <w:spacing w:after="0"/>
       </w:pPr>
       <w:r>
-        <w:t>public interface UserRepository</w:t>
-      </w:r>
-    </w:p>
-    <w:p>
-      <w:pPr>
-        <w:spacing w:after="0"/>
-      </w:pPr>
-      <w:r>
-        <w:t xml:space="preserve">        extends JpaRepository&lt;User, Long&gt; {</w:t>
+        <w:t xml:space="preserve">public interface </w:t>
+      </w:r>
+      <w:proofErr w:type="spellStart"/>
+      <w:r>
+        <w:t>UserRepository</w:t>
+      </w:r>
+      <w:proofErr w:type="spellEnd"/>
+    </w:p>
+    <w:p>
+      <w:pPr>
+        <w:spacing w:after="0"/>
+      </w:pPr>
+      <w:r>
+        <w:t xml:space="preserve">        extends </w:t>
+      </w:r>
+      <w:proofErr w:type="spellStart"/>
+      <w:r>
+        <w:t>JpaRepository</w:t>
+      </w:r>
+      <w:proofErr w:type="spellEnd"/>
+      <w:r>
+        <w:t>&lt;User, Long&gt; {</w:t>
       </w:r>
     </w:p>
     <w:p>
@@ -10086,11 +12715,16 @@
       <w:pPr>
         <w:spacing w:after="0"/>
       </w:pPr>
+      <w:proofErr w:type="gramStart"/>
       <w:r>
         <w:t>JDBC</w:t>
       </w:r>
       <w:r>
-        <w:t xml:space="preserve"> : </w:t>
+        <w:t xml:space="preserve"> :</w:t>
+      </w:r>
+      <w:proofErr w:type="gramEnd"/>
+      <w:r>
+        <w:t xml:space="preserve"> </w:t>
       </w:r>
       <w:r>
         <w:t>Standard database communication</w:t>
@@ -10100,6 +12734,7 @@
       <w:pPr>
         <w:spacing w:after="0"/>
       </w:pPr>
+      <w:proofErr w:type="gramStart"/>
       <w:r>
         <w:t>Hibernate</w:t>
       </w:r>
@@ -10110,445 +12745,3179 @@
         <w:rPr>
           <w:rFonts w:ascii="Segoe UI Symbol" w:hAnsi="Segoe UI Symbol" w:cs="Segoe UI Symbol"/>
         </w:rPr>
+        <w:t>:</w:t>
+      </w:r>
+      <w:proofErr w:type="gramEnd"/>
+      <w:r>
+        <w:rPr>
+          <w:rFonts w:ascii="Segoe UI Symbol" w:hAnsi="Segoe UI Symbol" w:cs="Segoe UI Symbol"/>
+        </w:rPr>
+        <w:t xml:space="preserve"> </w:t>
+      </w:r>
+      <w:r>
+        <w:t>Object ↔ Table mapping</w:t>
+      </w:r>
+    </w:p>
+    <w:p>
+      <w:pPr>
+        <w:spacing w:after="0"/>
+      </w:pPr>
+    </w:p>
+    <w:p>
+      <w:pPr>
+        <w:spacing w:after="0"/>
+      </w:pPr>
+      <w:proofErr w:type="gramStart"/>
+      <w:r>
+        <w:t>JPA</w:t>
+      </w:r>
+      <w:r>
+        <w:t xml:space="preserve"> :</w:t>
+      </w:r>
+      <w:proofErr w:type="gramEnd"/>
+      <w:r>
+        <w:t xml:space="preserve"> </w:t>
+      </w:r>
+      <w:r>
+        <w:t>Standard for ORM/persistence</w:t>
+      </w:r>
+    </w:p>
+    <w:p>
+      <w:pPr>
+        <w:spacing w:after="0"/>
+      </w:pPr>
+    </w:p>
+    <w:p>
+      <w:pPr>
+        <w:spacing w:after="0"/>
+      </w:pPr>
+      <w:r>
+        <w:t xml:space="preserve">Spring Data </w:t>
+      </w:r>
+      <w:proofErr w:type="gramStart"/>
+      <w:r>
+        <w:t>JPA</w:t>
+      </w:r>
+      <w:r>
+        <w:t xml:space="preserve"> :</w:t>
+      </w:r>
+      <w:proofErr w:type="gramEnd"/>
+      <w:r>
+        <w:t xml:space="preserve"> </w:t>
+      </w:r>
+      <w:r>
+        <w:t>Less boilerplate + easy repository/CRUD</w:t>
+      </w:r>
+      <w:r>
+        <w:t xml:space="preserve"> </w:t>
+      </w:r>
+      <w:r>
+        <w:t>And the relationship today is roughly:</w:t>
+      </w:r>
+    </w:p>
+    <w:p>
+      <w:pPr>
+        <w:spacing w:after="0"/>
+      </w:pPr>
+      <w:r>
+        <w:t>Spring Data JPA</w:t>
+      </w:r>
+      <w:r>
+        <w:t xml:space="preserve"> </w:t>
+      </w:r>
+      <w:r>
+        <w:rPr>
+          <w:rFonts w:ascii="Segoe UI Symbol" w:hAnsi="Segoe UI Symbol" w:cs="Segoe UI Symbol"/>
+        </w:rPr>
+        <w:t>➔</w:t>
+      </w:r>
+      <w:r>
+        <w:t xml:space="preserve"> </w:t>
+      </w:r>
+      <w:r>
+        <w:t>JPA</w:t>
+      </w:r>
+      <w:r>
+        <w:t xml:space="preserve"> </w:t>
+      </w:r>
+      <w:r>
+        <w:rPr>
+          <w:rFonts w:ascii="Segoe UI Symbol" w:hAnsi="Segoe UI Symbol" w:cs="Segoe UI Symbol"/>
+        </w:rPr>
+        <w:t>➔</w:t>
+      </w:r>
+      <w:r>
+        <w:t xml:space="preserve"> </w:t>
+      </w:r>
+      <w:r>
+        <w:t>Hibernate</w:t>
+      </w:r>
+      <w:r>
+        <w:t xml:space="preserve"> </w:t>
+      </w:r>
+      <w:r>
+        <w:rPr>
+          <w:rFonts w:ascii="Segoe UI Symbol" w:hAnsi="Segoe UI Symbol" w:cs="Segoe UI Symbol"/>
+        </w:rPr>
+        <w:t>➔</w:t>
+      </w:r>
+      <w:r>
+        <w:t xml:space="preserve"> </w:t>
+      </w:r>
+      <w:r>
+        <w:t>JDBC</w:t>
+      </w:r>
+      <w:r>
+        <w:t xml:space="preserve"> </w:t>
+      </w:r>
+      <w:r>
+        <w:rPr>
+          <w:rFonts w:ascii="Segoe UI Symbol" w:hAnsi="Segoe UI Symbol" w:cs="Segoe UI Symbol"/>
+        </w:rPr>
+        <w:t>➔</w:t>
+      </w:r>
+      <w:r>
+        <w:t xml:space="preserve"> </w:t>
+      </w:r>
+      <w:r>
+        <w:t>MySQL</w:t>
+      </w:r>
+    </w:p>
+    <w:p>
+      <w:pPr>
+        <w:spacing w:after="0"/>
+      </w:pPr>
+      <w:proofErr w:type="gramStart"/>
+      <w:r>
+        <w:t>So</w:t>
+      </w:r>
+      <w:proofErr w:type="gramEnd"/>
+      <w:r>
+        <w:t xml:space="preserve"> when you write:</w:t>
+      </w:r>
+    </w:p>
+    <w:p>
+      <w:pPr>
+        <w:spacing w:after="0"/>
+      </w:pPr>
+      <w:proofErr w:type="spellStart"/>
+      <w:r>
+        <w:t>userRepository.save</w:t>
+      </w:r>
+      <w:proofErr w:type="spellEnd"/>
+      <w:r>
+        <w:t>(user);</w:t>
+      </w:r>
+    </w:p>
+    <w:p>
+      <w:pPr>
+        <w:spacing w:after="0"/>
+      </w:pPr>
+      <w:r>
+        <w:t>you are not bypassing everything underneath.</w:t>
+      </w:r>
+    </w:p>
+    <w:p>
+      <w:pPr>
+        <w:spacing w:after="0"/>
+      </w:pPr>
+      <w:r>
+        <w:t>The request travels through the layers</w:t>
+      </w:r>
+    </w:p>
+    <w:p>
+      <w:pPr>
+        <w:spacing w:after="0"/>
+        <w:rPr>
+          <w:b/>
+          <w:bCs/>
+        </w:rPr>
+      </w:pPr>
+      <w:r>
+        <w:rPr>
+          <w:b/>
+          <w:bCs/>
+        </w:rPr>
+        <w:t>One-line summary</w:t>
+      </w:r>
+    </w:p>
+    <w:p>
+      <w:pPr>
+        <w:spacing w:after="0"/>
+        <w:rPr>
+          <w:b/>
+          <w:bCs/>
+        </w:rPr>
+      </w:pPr>
+      <w:r>
+        <w:rPr>
+          <w:b/>
+          <w:bCs/>
+        </w:rPr>
+        <w:t>JDBC gave Java a standard way to communicate with databases → Hibernate introduced ORM → JPA standardized ORM/persistence → Spring Data JPA removed much of the repetitive JPA repository code.</w:t>
+      </w:r>
+    </w:p>
+    <w:p>
+      <w:pPr>
+        <w:spacing w:after="0"/>
+        <w:rPr>
+          <w:b/>
+          <w:bCs/>
+        </w:rPr>
+      </w:pPr>
+    </w:p>
+    <w:p>
+      <w:pPr>
+        <w:spacing w:after="0"/>
+        <w:rPr>
+          <w:b/>
+          <w:bCs/>
+          <w:color w:val="0070C0"/>
+        </w:rPr>
+      </w:pPr>
+      <w:r>
+        <w:rPr>
+          <w:b/>
+          <w:bCs/>
+          <w:color w:val="0070C0"/>
+        </w:rPr>
+        <w:t xml:space="preserve">Projects related </w:t>
+      </w:r>
+      <w:proofErr w:type="gramStart"/>
+      <w:r>
+        <w:rPr>
+          <w:b/>
+          <w:bCs/>
+          <w:color w:val="0070C0"/>
+        </w:rPr>
+        <w:t>terms :</w:t>
+      </w:r>
+      <w:proofErr w:type="gramEnd"/>
+    </w:p>
+    <w:p>
+      <w:pPr>
+        <w:spacing w:after="0"/>
+        <w:rPr>
+          <w:b/>
+          <w:bCs/>
+          <w:color w:val="0070C0"/>
+        </w:rPr>
+      </w:pPr>
+    </w:p>
+    <w:p>
+      <w:pPr>
+        <w:spacing w:after="0"/>
+        <w:rPr>
+          <w:color w:val="000000" w:themeColor="text1"/>
+        </w:rPr>
+      </w:pPr>
+      <w:r>
+        <w:rPr>
+          <w:color w:val="000000" w:themeColor="text1"/>
+        </w:rPr>
+        <w:t xml:space="preserve">Spring Boot starts by creating an </w:t>
+      </w:r>
+      <w:proofErr w:type="spellStart"/>
+      <w:r>
+        <w:rPr>
+          <w:b/>
+          <w:bCs/>
+          <w:color w:val="000000" w:themeColor="text1"/>
+        </w:rPr>
+        <w:t>ApplicationContext</w:t>
+      </w:r>
+      <w:proofErr w:type="spellEnd"/>
+      <w:r>
+        <w:rPr>
+          <w:color w:val="000000" w:themeColor="text1"/>
+        </w:rPr>
+        <w:t>.</w:t>
+      </w:r>
+    </w:p>
+    <w:p>
+      <w:pPr>
+        <w:spacing w:after="0"/>
+        <w:rPr>
+          <w:color w:val="000000" w:themeColor="text1"/>
+        </w:rPr>
+      </w:pPr>
+      <w:r>
+        <w:rPr>
+          <w:color w:val="000000" w:themeColor="text1"/>
+        </w:rPr>
+        <w:t>Think of it as the container that holds your Spring beans</w:t>
+      </w:r>
+      <w:r>
+        <w:rPr>
+          <w:color w:val="000000" w:themeColor="text1"/>
+        </w:rPr>
+        <w:t xml:space="preserve"> </w:t>
+      </w:r>
+      <w:proofErr w:type="spellStart"/>
+      <w:r>
+        <w:rPr>
+          <w:color w:val="000000" w:themeColor="text1"/>
+        </w:rPr>
+        <w:t>eg.</w:t>
+      </w:r>
+      <w:proofErr w:type="spellEnd"/>
+      <w:r>
+        <w:rPr>
+          <w:color w:val="000000" w:themeColor="text1"/>
+        </w:rPr>
+        <w:t xml:space="preserve"> controller, service, repos, data source, entity manager</w:t>
+      </w:r>
+    </w:p>
+    <w:p>
+      <w:pPr>
+        <w:spacing w:after="0"/>
+        <w:rPr>
+          <w:color w:val="000000" w:themeColor="text1"/>
+        </w:rPr>
+      </w:pPr>
+    </w:p>
+    <w:p>
+      <w:pPr>
+        <w:spacing w:after="0"/>
+        <w:rPr>
+          <w:b/>
+          <w:bCs/>
+        </w:rPr>
+      </w:pPr>
+      <w:proofErr w:type="spellStart"/>
+      <w:r>
+        <w:t>JpaRepository</w:t>
+      </w:r>
+      <w:proofErr w:type="spellEnd"/>
+      <w:r>
+        <w:t xml:space="preserve"> expects:</w:t>
+      </w:r>
+      <w:r>
+        <w:t xml:space="preserve"> </w:t>
+      </w:r>
+      <w:proofErr w:type="spellStart"/>
+      <w:r>
+        <w:rPr>
+          <w:b/>
+          <w:bCs/>
+        </w:rPr>
+        <w:t>JpaRepository</w:t>
+      </w:r>
+      <w:proofErr w:type="spellEnd"/>
+      <w:r>
+        <w:rPr>
+          <w:b/>
+          <w:bCs/>
+        </w:rPr>
+        <w:t>&lt;</w:t>
+      </w:r>
+      <w:proofErr w:type="spellStart"/>
+      <w:r>
+        <w:rPr>
+          <w:b/>
+          <w:bCs/>
+        </w:rPr>
+        <w:t>EntityType</w:t>
+      </w:r>
+      <w:proofErr w:type="spellEnd"/>
+      <w:r>
+        <w:rPr>
+          <w:b/>
+          <w:bCs/>
+        </w:rPr>
+        <w:t xml:space="preserve">, </w:t>
+      </w:r>
+      <w:proofErr w:type="spellStart"/>
+      <w:r>
+        <w:rPr>
+          <w:b/>
+          <w:bCs/>
+        </w:rPr>
+        <w:t>IdType</w:t>
+      </w:r>
+      <w:proofErr w:type="spellEnd"/>
+      <w:r>
+        <w:rPr>
+          <w:b/>
+          <w:bCs/>
+        </w:rPr>
+        <w:t>&gt;</w:t>
+      </w:r>
+    </w:p>
+    <w:p>
+      <w:pPr>
+        <w:spacing w:after="0"/>
+      </w:pPr>
+    </w:p>
+    <w:p>
+      <w:pPr>
+        <w:spacing w:after="0"/>
+      </w:pPr>
+      <w:proofErr w:type="gramStart"/>
+      <w:r>
+        <w:rPr>
+          <w:b/>
+          <w:bCs/>
+        </w:rPr>
+        <w:t>Lombok</w:t>
+      </w:r>
+      <w:r>
+        <w:t xml:space="preserve"> :</w:t>
+      </w:r>
+      <w:proofErr w:type="gramEnd"/>
+      <w:r>
+        <w:t xml:space="preserve"> Inbuilt Library which has following</w:t>
+      </w:r>
+    </w:p>
+    <w:p>
+      <w:pPr>
+        <w:spacing w:after="0"/>
+      </w:pPr>
+      <w:r>
+        <w:t xml:space="preserve">@Getter </w:t>
+      </w:r>
+    </w:p>
+    <w:p>
+      <w:pPr>
+        <w:spacing w:after="0"/>
+      </w:pPr>
+      <w:r>
+        <w:t>@Setter</w:t>
+      </w:r>
+    </w:p>
+    <w:p>
+      <w:pPr>
+        <w:spacing w:after="0"/>
+      </w:pPr>
+      <w:r>
+        <w:t xml:space="preserve"> @NoArgsConstructor</w:t>
+      </w:r>
+    </w:p>
+    <w:p>
+      <w:pPr>
+        <w:spacing w:after="0"/>
+      </w:pPr>
+      <w:r>
+        <w:t xml:space="preserve"> @AllArgsConstructor</w:t>
+      </w:r>
+    </w:p>
+    <w:p>
+      <w:pPr>
+        <w:spacing w:after="0"/>
+      </w:pPr>
+    </w:p>
+    <w:p>
+      <w:pPr>
+        <w:spacing w:after="0"/>
+      </w:pPr>
+      <w:r>
+        <w:rPr>
+          <w:b/>
+          <w:bCs/>
+        </w:rPr>
+        <w:t>@</w:t>
+      </w:r>
+      <w:proofErr w:type="gramStart"/>
+      <w:r>
+        <w:rPr>
+          <w:b/>
+          <w:bCs/>
+        </w:rPr>
+        <w:t>PathVariable :</w:t>
+      </w:r>
+      <w:proofErr w:type="gramEnd"/>
+      <w:r>
+        <w:rPr>
+          <w:b/>
+          <w:bCs/>
+        </w:rPr>
+        <w:t xml:space="preserve"> </w:t>
+      </w:r>
+      <w:r>
+        <w:t xml:space="preserve">used to get path variable from </w:t>
+      </w:r>
+      <w:proofErr w:type="spellStart"/>
+      <w:r>
+        <w:t>url</w:t>
+      </w:r>
+      <w:proofErr w:type="spellEnd"/>
+      <w:r>
+        <w:t xml:space="preserve"> </w:t>
+      </w:r>
+      <w:proofErr w:type="spellStart"/>
+      <w:r>
+        <w:t>eg</w:t>
+      </w:r>
+      <w:proofErr w:type="spellEnd"/>
+      <w:r>
+        <w:t>: users/32</w:t>
+      </w:r>
+    </w:p>
+    <w:p>
+      <w:pPr>
+        <w:spacing w:after="0"/>
+      </w:pPr>
+      <w:r>
+        <w:rPr>
+          <w:b/>
+          <w:bCs/>
+        </w:rPr>
+        <w:t>@</w:t>
+      </w:r>
+      <w:proofErr w:type="gramStart"/>
+      <w:r>
+        <w:rPr>
+          <w:b/>
+          <w:bCs/>
+        </w:rPr>
+        <w:t>RequestParam</w:t>
+      </w:r>
+      <w:r>
+        <w:rPr>
+          <w:b/>
+          <w:bCs/>
+        </w:rPr>
+        <w:t xml:space="preserve"> :</w:t>
+      </w:r>
+      <w:proofErr w:type="gramEnd"/>
+      <w:r>
+        <w:rPr>
+          <w:b/>
+          <w:bCs/>
+        </w:rPr>
+        <w:t xml:space="preserve"> </w:t>
+      </w:r>
+      <w:r>
+        <w:t xml:space="preserve">used to get param from </w:t>
+      </w:r>
+      <w:proofErr w:type="spellStart"/>
+      <w:r>
+        <w:t>url</w:t>
+      </w:r>
+      <w:proofErr w:type="spellEnd"/>
+      <w:r>
+        <w:t xml:space="preserve"> </w:t>
+      </w:r>
+      <w:proofErr w:type="spellStart"/>
+      <w:r>
+        <w:t>eg</w:t>
+      </w:r>
+      <w:proofErr w:type="spellEnd"/>
+      <w:r>
         <w:t xml:space="preserve">: </w:t>
       </w:r>
-      <w:r>
-        <w:t>Object ↔ Table mapping</w:t>
-      </w:r>
-    </w:p>
-    <w:p>
-      <w:pPr>
-        <w:spacing w:after="0"/>
-      </w:pPr>
-    </w:p>
-    <w:p>
-      <w:pPr>
-        <w:spacing w:after="0"/>
-      </w:pPr>
-      <w:r>
-        <w:t>JPA</w:t>
-      </w:r>
-      <w:r>
-        <w:t xml:space="preserve"> : </w:t>
-      </w:r>
-      <w:r>
-        <w:t>Standard for ORM/persistence</w:t>
-      </w:r>
-    </w:p>
-    <w:p>
-      <w:pPr>
-        <w:spacing w:after="0"/>
-      </w:pPr>
-    </w:p>
-    <w:p>
-      <w:pPr>
-        <w:spacing w:after="0"/>
-      </w:pPr>
-      <w:r>
-        <w:t>Spring Data JPA</w:t>
-      </w:r>
-      <w:r>
-        <w:t xml:space="preserve"> : </w:t>
-      </w:r>
-      <w:r>
-        <w:t>Less boilerplate + easy repository/CRUD</w:t>
-      </w:r>
-      <w:r>
+      <w:proofErr w:type="spellStart"/>
+      <w:r>
+        <w:t>users</w:t>
+      </w:r>
+      <w:r>
+        <w:rPr>
+          <w:b/>
+          <w:bCs/>
+        </w:rPr>
+        <w:t>?name</w:t>
+      </w:r>
+      <w:proofErr w:type="spellEnd"/>
+      <w:r>
+        <w:rPr>
+          <w:b/>
+          <w:bCs/>
+        </w:rPr>
+        <w:t>=</w:t>
+      </w:r>
+      <w:proofErr w:type="spellStart"/>
+      <w:r>
+        <w:rPr>
+          <w:b/>
+          <w:bCs/>
+        </w:rPr>
+        <w:t>vikas</w:t>
+      </w:r>
+      <w:proofErr w:type="spellEnd"/>
+    </w:p>
+    <w:p>
+      <w:pPr>
+        <w:spacing w:after="0"/>
+      </w:pPr>
+      <w:r>
+        <w:rPr>
+          <w:b/>
+          <w:bCs/>
+        </w:rPr>
+        <w:t>@</w:t>
+      </w:r>
+      <w:proofErr w:type="gramStart"/>
+      <w:r>
+        <w:rPr>
+          <w:b/>
+          <w:bCs/>
+        </w:rPr>
+        <w:t>Request</w:t>
+      </w:r>
+      <w:r>
+        <w:rPr>
+          <w:b/>
+          <w:bCs/>
+        </w:rPr>
+        <w:t>Body :</w:t>
+      </w:r>
+      <w:proofErr w:type="gramEnd"/>
+      <w:r>
+        <w:rPr>
+          <w:b/>
+          <w:bCs/>
+        </w:rPr>
         <w:t xml:space="preserve"> </w:t>
       </w:r>
       <w:r>
-        <w:t>And the relationship today is roughly:</w:t>
-      </w:r>
-    </w:p>
-    <w:p>
-      <w:pPr>
-        <w:spacing w:after="0"/>
-      </w:pPr>
-      <w:r>
-        <w:t>Spring Data JPA</w:t>
-      </w:r>
+        <w:t xml:space="preserve">used to get </w:t>
+      </w:r>
+      <w:proofErr w:type="spellStart"/>
+      <w:r>
+        <w:t>json</w:t>
+      </w:r>
+      <w:proofErr w:type="spellEnd"/>
+      <w:r>
+        <w:t xml:space="preserve"> body from </w:t>
+      </w:r>
+      <w:proofErr w:type="spellStart"/>
+      <w:r>
+        <w:t>url</w:t>
+      </w:r>
+      <w:proofErr w:type="spellEnd"/>
       <w:r>
         <w:t xml:space="preserve"> </w:t>
       </w:r>
+    </w:p>
+    <w:p>
+      <w:pPr>
+        <w:spacing w:after="0"/>
+      </w:pPr>
+    </w:p>
+    <w:p>
+      <w:pPr>
+        <w:spacing w:after="0"/>
+      </w:pPr>
+      <w:proofErr w:type="spellStart"/>
+      <w:r>
+        <w:rPr>
+          <w:b/>
+          <w:bCs/>
+        </w:rPr>
+        <w:t>ResponseEntity</w:t>
+      </w:r>
+      <w:proofErr w:type="spellEnd"/>
+      <w:r>
+        <w:rPr>
+          <w:b/>
+          <w:bCs/>
+        </w:rPr>
+        <w:t>&lt;User</w:t>
+      </w:r>
+      <w:proofErr w:type="gramStart"/>
+      <w:r>
+        <w:rPr>
+          <w:b/>
+          <w:bCs/>
+        </w:rPr>
+        <w:t xml:space="preserve">&gt; </w:t>
+      </w:r>
+      <w:r>
+        <w:rPr>
+          <w:b/>
+          <w:bCs/>
+        </w:rPr>
+        <w:t xml:space="preserve"> </w:t>
+      </w:r>
+      <w:r>
+        <w:t>/</w:t>
+      </w:r>
+      <w:proofErr w:type="gramEnd"/>
+      <w:r>
+        <w:t>/ to write custom headers</w:t>
+      </w:r>
+    </w:p>
+    <w:p>
+      <w:pPr>
+        <w:spacing w:after="0"/>
+      </w:pPr>
+      <w:r>
+        <w:t xml:space="preserve">return </w:t>
+      </w:r>
+      <w:proofErr w:type="spellStart"/>
+      <w:r>
+        <w:t>ResponseEntity.status</w:t>
+      </w:r>
+      <w:proofErr w:type="spellEnd"/>
+      <w:r>
+        <w:t xml:space="preserve">(200 or </w:t>
+      </w:r>
+      <w:proofErr w:type="spellStart"/>
+      <w:proofErr w:type="gramStart"/>
+      <w:r>
+        <w:t>Http.status.term</w:t>
+      </w:r>
+      <w:proofErr w:type="spellEnd"/>
+      <w:r>
+        <w:t>).body</w:t>
+      </w:r>
+      <w:proofErr w:type="gramEnd"/>
+      <w:r>
+        <w:t>(…)</w:t>
+      </w:r>
+    </w:p>
+    <w:p>
+      <w:pPr>
+        <w:spacing w:after="0"/>
+      </w:pPr>
+    </w:p>
+    <w:p>
+      <w:pPr>
+        <w:spacing w:after="0"/>
+      </w:pPr>
+      <w:r>
+        <w:rPr>
+          <w:b/>
+          <w:bCs/>
+        </w:rPr>
+        <w:t xml:space="preserve">User </w:t>
+      </w:r>
+      <w:proofErr w:type="gramStart"/>
+      <w:r>
+        <w:rPr>
+          <w:b/>
+          <w:bCs/>
+        </w:rPr>
+        <w:t>Entity</w:t>
+      </w:r>
+      <w:r>
+        <w:rPr>
+          <w:b/>
+          <w:bCs/>
+        </w:rPr>
+        <w:t xml:space="preserve"> </w:t>
+      </w:r>
       <w:r>
         <w:rPr>
           <w:rFonts w:ascii="Segoe UI Symbol" w:hAnsi="Segoe UI Symbol" w:cs="Segoe UI Symbol"/>
         </w:rPr>
-        <w:t>➔</w:t>
-      </w:r>
-      <w:r>
+        <w:t>:</w:t>
+      </w:r>
+      <w:proofErr w:type="gramEnd"/>
+      <w:r>
+        <w:rPr>
+          <w:rFonts w:ascii="Segoe UI Symbol" w:hAnsi="Segoe UI Symbol" w:cs="Segoe UI Symbol"/>
+        </w:rPr>
         <w:t xml:space="preserve"> </w:t>
       </w:r>
       <w:r>
-        <w:t>JPA</w:t>
-      </w:r>
-      <w:r>
+        <w:t>Represents how your application ↔ database works</w:t>
+      </w:r>
+    </w:p>
+    <w:p>
+      <w:pPr>
+        <w:spacing w:after="0"/>
+      </w:pPr>
+      <w:proofErr w:type="spellStart"/>
+      <w:r>
+        <w:rPr>
+          <w:b/>
+          <w:bCs/>
+        </w:rPr>
+        <w:lastRenderedPageBreak/>
+        <w:t>UserDto</w:t>
+      </w:r>
+      <w:proofErr w:type="spellEnd"/>
+      <w:r>
+        <w:rPr>
+          <w:b/>
+          <w:bCs/>
+        </w:rPr>
+        <w:t xml:space="preserve">: </w:t>
+      </w:r>
+      <w:r>
+        <w:t>Represents what your API ↔ client exchanges</w:t>
+      </w:r>
+    </w:p>
+    <w:p>
+      <w:pPr>
+        <w:spacing w:after="0"/>
+      </w:pPr>
+    </w:p>
+    <w:p>
+      <w:pPr>
+        <w:spacing w:after="0"/>
+        <w:rPr>
+          <w:rFonts w:ascii="Courier New" w:hAnsi="Courier New" w:cs="Courier New"/>
+          <w:sz w:val="18"/>
+          <w:szCs w:val="18"/>
+        </w:rPr>
+      </w:pPr>
+      <w:r>
+        <w:rPr>
+          <w:rFonts w:ascii="Courier New" w:hAnsi="Courier New" w:cs="Courier New"/>
+          <w:sz w:val="18"/>
+          <w:szCs w:val="18"/>
+        </w:rPr>
+        <w:t xml:space="preserve">User Entity        </w:t>
+      </w:r>
+      <w:proofErr w:type="spellStart"/>
+      <w:r>
+        <w:rPr>
+          <w:rFonts w:ascii="Courier New" w:hAnsi="Courier New" w:cs="Courier New"/>
+          <w:sz w:val="18"/>
+          <w:szCs w:val="18"/>
+        </w:rPr>
+        <w:t>UserDto</w:t>
+      </w:r>
+      <w:proofErr w:type="spellEnd"/>
+    </w:p>
+    <w:p>
+      <w:pPr>
+        <w:spacing w:after="0"/>
+        <w:rPr>
+          <w:rFonts w:ascii="Courier New" w:hAnsi="Courier New" w:cs="Courier New"/>
+          <w:sz w:val="18"/>
+          <w:szCs w:val="18"/>
+        </w:rPr>
+      </w:pPr>
+      <w:r>
+        <w:rPr>
+          <w:rFonts w:ascii="Courier New" w:hAnsi="Courier New" w:cs="Courier New"/>
+          <w:sz w:val="18"/>
+          <w:szCs w:val="18"/>
+        </w:rPr>
+        <w:t xml:space="preserve">    id      ──────── id</w:t>
+      </w:r>
+    </w:p>
+    <w:p>
+      <w:pPr>
+        <w:spacing w:after="0"/>
+        <w:rPr>
+          <w:rFonts w:ascii="Courier New" w:hAnsi="Courier New" w:cs="Courier New"/>
+          <w:sz w:val="18"/>
+          <w:szCs w:val="18"/>
+        </w:rPr>
+      </w:pPr>
+      <w:r>
+        <w:rPr>
+          <w:rFonts w:ascii="Courier New" w:hAnsi="Courier New" w:cs="Courier New"/>
+          <w:sz w:val="18"/>
+          <w:szCs w:val="18"/>
+        </w:rPr>
+        <w:t xml:space="preserve">    name    ──────── name</w:t>
+      </w:r>
+    </w:p>
+    <w:p>
+      <w:pPr>
+        <w:spacing w:after="0"/>
+        <w:rPr>
+          <w:rFonts w:ascii="Courier New" w:hAnsi="Courier New" w:cs="Courier New"/>
+          <w:sz w:val="18"/>
+          <w:szCs w:val="18"/>
+        </w:rPr>
+      </w:pPr>
+      <w:r>
+        <w:rPr>
+          <w:rFonts w:ascii="Courier New" w:hAnsi="Courier New" w:cs="Courier New"/>
+          <w:sz w:val="18"/>
+          <w:szCs w:val="18"/>
+        </w:rPr>
+        <w:t xml:space="preserve">    email   ──────── email</w:t>
+      </w:r>
+    </w:p>
+    <w:p>
+      <w:pPr>
+        <w:spacing w:after="0"/>
+        <w:rPr>
+          <w:rFonts w:ascii="Courier New" w:hAnsi="Courier New" w:cs="Courier New"/>
+          <w:sz w:val="18"/>
+          <w:szCs w:val="18"/>
+        </w:rPr>
+      </w:pPr>
+      <w:r>
+        <w:rPr>
+          <w:rFonts w:ascii="Courier New" w:hAnsi="Courier New" w:cs="Courier New"/>
+          <w:sz w:val="18"/>
+          <w:szCs w:val="18"/>
+        </w:rPr>
+        <w:t xml:space="preserve">    pass              X</w:t>
+      </w:r>
+    </w:p>
+    <w:p>
+      <w:pPr>
+        <w:spacing w:after="0"/>
+        <w:rPr>
+          <w:rFonts w:ascii="Courier New" w:hAnsi="Courier New" w:cs="Courier New"/>
+          <w:sz w:val="18"/>
+          <w:szCs w:val="18"/>
+        </w:rPr>
+      </w:pPr>
+      <w:r>
+        <w:rPr>
+          <w:rFonts w:ascii="Courier New" w:hAnsi="Courier New" w:cs="Courier New"/>
+          <w:sz w:val="18"/>
+          <w:szCs w:val="18"/>
+        </w:rPr>
+        <w:t xml:space="preserve">    role              X</w:t>
+      </w:r>
+    </w:p>
+    <w:p>
+      <w:pPr>
+        <w:spacing w:after="0"/>
+        <w:rPr>
+          <w:rFonts w:ascii="Courier New" w:hAnsi="Courier New" w:cs="Courier New"/>
+          <w:sz w:val="18"/>
+          <w:szCs w:val="18"/>
+        </w:rPr>
+      </w:pPr>
+      <w:r>
+        <w:rPr>
+          <w:rFonts w:ascii="Courier New" w:hAnsi="Courier New" w:cs="Courier New"/>
+          <w:sz w:val="18"/>
+          <w:szCs w:val="18"/>
+        </w:rPr>
+        <w:t xml:space="preserve">    </w:t>
+      </w:r>
+      <w:proofErr w:type="spellStart"/>
+      <w:r>
+        <w:rPr>
+          <w:rFonts w:ascii="Courier New" w:hAnsi="Courier New" w:cs="Courier New"/>
+          <w:sz w:val="18"/>
+          <w:szCs w:val="18"/>
+        </w:rPr>
+        <w:t>createdAt</w:t>
+      </w:r>
+      <w:proofErr w:type="spellEnd"/>
+      <w:r>
+        <w:rPr>
+          <w:rFonts w:ascii="Courier New" w:hAnsi="Courier New" w:cs="Courier New"/>
+          <w:sz w:val="18"/>
+          <w:szCs w:val="18"/>
+        </w:rPr>
+        <w:t xml:space="preserve">         X</w:t>
+      </w:r>
+    </w:p>
+    <w:p>
+      <w:pPr>
+        <w:spacing w:after="0"/>
+        <w:rPr>
+          <w:rFonts w:ascii="Courier New" w:hAnsi="Courier New" w:cs="Courier New"/>
+          <w:sz w:val="18"/>
+          <w:szCs w:val="18"/>
+        </w:rPr>
+      </w:pPr>
+    </w:p>
+    <w:p>
+      <w:pPr>
+        <w:spacing w:after="0"/>
+        <w:rPr>
+          <w:rFonts w:cstheme="minorHAnsi"/>
+        </w:rPr>
+      </w:pPr>
+      <w:r>
+        <w:rPr>
+          <w:rFonts w:cstheme="minorHAnsi"/>
+          <w:b/>
+          <w:bCs/>
+        </w:rPr>
+        <w:t>No-</w:t>
+      </w:r>
+      <w:proofErr w:type="spellStart"/>
+      <w:r>
+        <w:rPr>
+          <w:rFonts w:cstheme="minorHAnsi"/>
+          <w:b/>
+          <w:bCs/>
+        </w:rPr>
+        <w:t>args</w:t>
+      </w:r>
+      <w:proofErr w:type="spellEnd"/>
+      <w:r>
+        <w:rPr>
+          <w:rFonts w:cstheme="minorHAnsi"/>
+          <w:b/>
+          <w:bCs/>
+        </w:rPr>
         <w:t xml:space="preserve"> </w:t>
       </w:r>
-      <w:r>
-        <w:rPr>
-          <w:rFonts w:ascii="Segoe UI Symbol" w:hAnsi="Segoe UI Symbol" w:cs="Segoe UI Symbol"/>
-        </w:rPr>
-        <w:t>➔</w:t>
-      </w:r>
-      <w:r>
+      <w:proofErr w:type="gramStart"/>
+      <w:r>
+        <w:rPr>
+          <w:rFonts w:cstheme="minorHAnsi"/>
+          <w:b/>
+          <w:bCs/>
+        </w:rPr>
+        <w:t xml:space="preserve">constructor </w:t>
+      </w:r>
+      <w:r>
+        <w:rPr>
+          <w:rFonts w:cstheme="minorHAnsi"/>
+          <w:b/>
+          <w:bCs/>
+        </w:rPr>
+        <w:t>:</w:t>
+      </w:r>
+      <w:proofErr w:type="gramEnd"/>
+      <w:r>
+        <w:rPr>
+          <w:rFonts w:cstheme="minorHAnsi"/>
+          <w:b/>
+          <w:bCs/>
+        </w:rPr>
         <w:t xml:space="preserve"> </w:t>
       </w:r>
       <w:r>
-        <w:t>Hibernate</w:t>
-      </w:r>
-      <w:r>
+        <w:rPr>
+          <w:rFonts w:cstheme="minorHAnsi"/>
+        </w:rPr>
+        <w:t>Hibernate uses it to instantiate the entity.</w:t>
+      </w:r>
+      <w:r>
+        <w:rPr>
+          <w:rFonts w:cstheme="minorHAnsi"/>
+        </w:rPr>
+        <w:br/>
+      </w:r>
+      <w:r>
+        <w:rPr>
+          <w:rFonts w:cstheme="minorHAnsi"/>
+          <w:b/>
+          <w:bCs/>
+        </w:rPr>
+        <w:t xml:space="preserve">Parameterized constructor </w:t>
+      </w:r>
+      <w:r>
+        <w:rPr>
+          <w:rFonts w:cstheme="minorHAnsi"/>
+          <w:b/>
+          <w:bCs/>
+        </w:rPr>
+        <w:t>:</w:t>
+      </w:r>
+      <w:r>
+        <w:rPr>
+          <w:rFonts w:cstheme="minorHAnsi"/>
+          <w:b/>
+          <w:bCs/>
+        </w:rPr>
         <w:t xml:space="preserve"> </w:t>
       </w:r>
       <w:r>
         <w:rPr>
-          <w:rFonts w:ascii="Segoe UI Symbol" w:hAnsi="Segoe UI Symbol" w:cs="Segoe UI Symbol"/>
-        </w:rPr>
-        <w:t>➔</w:t>
-      </w:r>
-      <w:r>
+          <w:rFonts w:cstheme="minorHAnsi"/>
+        </w:rPr>
+        <w:t>Your application uses it to create a new entity.</w:t>
+      </w:r>
+    </w:p>
+    <w:p>
+      <w:pPr>
+        <w:spacing w:after="0"/>
+        <w:rPr>
+          <w:rFonts w:cstheme="minorHAnsi"/>
+        </w:rPr>
+      </w:pPr>
+    </w:p>
+    <w:p>
+      <w:pPr>
+        <w:spacing w:after="0"/>
+        <w:rPr>
+          <w:rFonts w:ascii="Courier New" w:hAnsi="Courier New" w:cs="Courier New"/>
+          <w:sz w:val="18"/>
+          <w:szCs w:val="18"/>
+        </w:rPr>
+      </w:pPr>
+      <w:r>
+        <w:rPr>
+          <w:rFonts w:ascii="Courier New" w:hAnsi="Courier New" w:cs="Courier New"/>
+          <w:sz w:val="18"/>
+          <w:szCs w:val="18"/>
+        </w:rPr>
+        <w:t xml:space="preserve">protected </w:t>
+      </w:r>
+      <w:proofErr w:type="gramStart"/>
+      <w:r>
+        <w:rPr>
+          <w:rFonts w:ascii="Courier New" w:hAnsi="Courier New" w:cs="Courier New"/>
+          <w:sz w:val="18"/>
+          <w:szCs w:val="18"/>
+        </w:rPr>
+        <w:t>User(</w:t>
+      </w:r>
+      <w:proofErr w:type="gramEnd"/>
+      <w:r>
+        <w:rPr>
+          <w:rFonts w:ascii="Courier New" w:hAnsi="Courier New" w:cs="Courier New"/>
+          <w:sz w:val="18"/>
+          <w:szCs w:val="18"/>
+        </w:rPr>
+        <w:t xml:space="preserve">) </w:t>
+      </w:r>
+      <w:proofErr w:type="gramStart"/>
+      <w:r>
+        <w:rPr>
+          <w:rFonts w:ascii="Courier New" w:hAnsi="Courier New" w:cs="Courier New"/>
+          <w:sz w:val="18"/>
+          <w:szCs w:val="18"/>
+        </w:rPr>
+        <w:t>{ No</w:t>
+      </w:r>
+      <w:proofErr w:type="gramEnd"/>
+      <w:r>
+        <w:rPr>
+          <w:rFonts w:ascii="Courier New" w:hAnsi="Courier New" w:cs="Courier New"/>
+          <w:sz w:val="18"/>
+          <w:szCs w:val="18"/>
+        </w:rPr>
+        <w:t>-</w:t>
+      </w:r>
+      <w:proofErr w:type="spellStart"/>
+      <w:r>
+        <w:rPr>
+          <w:rFonts w:ascii="Courier New" w:hAnsi="Courier New" w:cs="Courier New"/>
+          <w:sz w:val="18"/>
+          <w:szCs w:val="18"/>
+        </w:rPr>
+        <w:t>args</w:t>
+      </w:r>
+      <w:proofErr w:type="spellEnd"/>
+      <w:r>
+        <w:rPr>
+          <w:rFonts w:ascii="Courier New" w:hAnsi="Courier New" w:cs="Courier New"/>
+          <w:sz w:val="18"/>
+          <w:szCs w:val="18"/>
+        </w:rPr>
+        <w:t xml:space="preserve"> constructor</w:t>
+      </w:r>
+    </w:p>
+    <w:p>
+      <w:pPr>
+        <w:spacing w:after="0"/>
+        <w:rPr>
+          <w:rFonts w:ascii="Courier New" w:hAnsi="Courier New" w:cs="Courier New"/>
+          <w:sz w:val="18"/>
+          <w:szCs w:val="18"/>
+        </w:rPr>
+      </w:pPr>
+      <w:r>
+        <w:rPr>
+          <w:rFonts w:ascii="Courier New" w:hAnsi="Courier New" w:cs="Courier New"/>
+          <w:sz w:val="18"/>
+          <w:szCs w:val="18"/>
+        </w:rPr>
+        <w:t xml:space="preserve">// Required by JPA </w:t>
+      </w:r>
+    </w:p>
+    <w:p>
+      <w:pPr>
+        <w:spacing w:after="0"/>
+        <w:rPr>
+          <w:rFonts w:ascii="Courier New" w:hAnsi="Courier New" w:cs="Courier New"/>
+          <w:sz w:val="18"/>
+          <w:szCs w:val="18"/>
+        </w:rPr>
+      </w:pPr>
+      <w:r>
+        <w:rPr>
+          <w:rFonts w:ascii="Courier New" w:hAnsi="Courier New" w:cs="Courier New"/>
+          <w:sz w:val="18"/>
+          <w:szCs w:val="18"/>
+        </w:rPr>
+        <w:t xml:space="preserve">} </w:t>
+      </w:r>
+    </w:p>
+    <w:p>
+      <w:pPr>
+        <w:spacing w:after="0"/>
+        <w:rPr>
+          <w:rFonts w:ascii="Courier New" w:hAnsi="Courier New" w:cs="Courier New"/>
+          <w:sz w:val="18"/>
+          <w:szCs w:val="18"/>
+        </w:rPr>
+      </w:pPr>
+    </w:p>
+    <w:p>
+      <w:pPr>
+        <w:spacing w:after="0"/>
+        <w:rPr>
+          <w:rFonts w:ascii="Courier New" w:hAnsi="Courier New" w:cs="Courier New"/>
+          <w:sz w:val="18"/>
+          <w:szCs w:val="18"/>
+        </w:rPr>
+      </w:pPr>
+      <w:r>
+        <w:rPr>
+          <w:rFonts w:ascii="Courier New" w:hAnsi="Courier New" w:cs="Courier New"/>
+          <w:sz w:val="18"/>
+          <w:szCs w:val="18"/>
+        </w:rPr>
+        <w:t xml:space="preserve">public </w:t>
+      </w:r>
+      <w:proofErr w:type="gramStart"/>
+      <w:r>
+        <w:rPr>
+          <w:rFonts w:ascii="Courier New" w:hAnsi="Courier New" w:cs="Courier New"/>
+          <w:sz w:val="18"/>
+          <w:szCs w:val="18"/>
+        </w:rPr>
+        <w:t>User(</w:t>
+      </w:r>
+      <w:proofErr w:type="gramEnd"/>
+      <w:r>
+        <w:rPr>
+          <w:rFonts w:ascii="Courier New" w:hAnsi="Courier New" w:cs="Courier New"/>
+          <w:sz w:val="18"/>
+          <w:szCs w:val="18"/>
+        </w:rPr>
+        <w:t xml:space="preserve">String name, String email) </w:t>
+      </w:r>
+      <w:proofErr w:type="gramStart"/>
+      <w:r>
+        <w:rPr>
+          <w:rFonts w:ascii="Courier New" w:hAnsi="Courier New" w:cs="Courier New"/>
+          <w:sz w:val="18"/>
+          <w:szCs w:val="18"/>
+        </w:rPr>
+        <w:t>{</w:t>
+      </w:r>
+      <w:r>
+        <w:rPr>
+          <w:rFonts w:ascii="Courier New" w:hAnsi="Courier New" w:cs="Courier New"/>
+          <w:sz w:val="18"/>
+          <w:szCs w:val="18"/>
+        </w:rPr>
         <w:t xml:space="preserve"> </w:t>
       </w:r>
       <w:r>
-        <w:t>JDBC</w:t>
-      </w:r>
-      <w:r>
+        <w:rPr>
+          <w:rFonts w:ascii="Courier New" w:hAnsi="Courier New" w:cs="Courier New"/>
+          <w:sz w:val="18"/>
+          <w:szCs w:val="18"/>
+        </w:rPr>
+        <w:t>Parameterized</w:t>
+      </w:r>
+      <w:proofErr w:type="gramEnd"/>
+      <w:r>
+        <w:rPr>
+          <w:rFonts w:ascii="Courier New" w:hAnsi="Courier New" w:cs="Courier New"/>
+          <w:sz w:val="18"/>
+          <w:szCs w:val="18"/>
+        </w:rPr>
+        <w:t xml:space="preserve"> constructor</w:t>
+      </w:r>
+    </w:p>
+    <w:p>
+      <w:pPr>
+        <w:spacing w:after="0"/>
+        <w:rPr>
+          <w:rFonts w:ascii="Courier New" w:hAnsi="Courier New" w:cs="Courier New"/>
+          <w:sz w:val="18"/>
+          <w:szCs w:val="18"/>
+        </w:rPr>
+      </w:pPr>
+      <w:r>
+        <w:rPr>
+          <w:rFonts w:ascii="Courier New" w:hAnsi="Courier New" w:cs="Courier New"/>
+          <w:sz w:val="18"/>
+          <w:szCs w:val="18"/>
+        </w:rPr>
+        <w:t xml:space="preserve"> this.name = name; </w:t>
+      </w:r>
+      <w:proofErr w:type="spellStart"/>
+      <w:proofErr w:type="gramStart"/>
+      <w:r>
+        <w:rPr>
+          <w:rFonts w:ascii="Courier New" w:hAnsi="Courier New" w:cs="Courier New"/>
+          <w:sz w:val="18"/>
+          <w:szCs w:val="18"/>
+        </w:rPr>
+        <w:t>this.email</w:t>
+      </w:r>
+      <w:proofErr w:type="spellEnd"/>
+      <w:proofErr w:type="gramEnd"/>
+      <w:r>
+        <w:rPr>
+          <w:rFonts w:ascii="Courier New" w:hAnsi="Courier New" w:cs="Courier New"/>
+          <w:sz w:val="18"/>
+          <w:szCs w:val="18"/>
+        </w:rPr>
+        <w:t xml:space="preserve"> = email;</w:t>
+      </w:r>
+    </w:p>
+    <w:p>
+      <w:pPr>
+        <w:spacing w:after="0"/>
+        <w:rPr>
+          <w:rFonts w:ascii="Courier New" w:hAnsi="Courier New" w:cs="Courier New"/>
+          <w:sz w:val="18"/>
+          <w:szCs w:val="18"/>
+        </w:rPr>
+      </w:pPr>
+      <w:r>
+        <w:rPr>
+          <w:rFonts w:ascii="Courier New" w:hAnsi="Courier New" w:cs="Courier New"/>
+          <w:sz w:val="18"/>
+          <w:szCs w:val="18"/>
+        </w:rPr>
+        <w:t xml:space="preserve"> }</w:t>
+      </w:r>
+    </w:p>
+    <w:p>
+      <w:pPr>
+        <w:spacing w:after="0"/>
+        <w:rPr>
+          <w:rFonts w:ascii="Courier New" w:hAnsi="Courier New" w:cs="Courier New"/>
+          <w:sz w:val="18"/>
+          <w:szCs w:val="18"/>
+        </w:rPr>
+      </w:pPr>
+    </w:p>
+    <w:p>
+      <w:pPr>
+        <w:spacing w:after="0"/>
+        <w:rPr>
+          <w:rFonts w:cstheme="minorHAnsi"/>
+          <w:b/>
+          <w:bCs/>
+        </w:rPr>
+      </w:pPr>
+      <w:r>
+        <w:rPr>
+          <w:rFonts w:cstheme="minorHAnsi"/>
+          <w:b/>
+          <w:bCs/>
+        </w:rPr>
+        <w:t>ENTITY</w:t>
+      </w:r>
+      <w:r>
+        <w:rPr>
+          <w:rFonts w:cstheme="minorHAnsi"/>
+          <w:b/>
+          <w:bCs/>
+        </w:rPr>
         <w:t xml:space="preserve"> </w:t>
       </w:r>
       <w:r>
         <w:rPr>
-          <w:rFonts w:ascii="Segoe UI Symbol" w:hAnsi="Segoe UI Symbol" w:cs="Segoe UI Symbol"/>
-        </w:rPr>
-        <w:t>➔</w:t>
-      </w:r>
-      <w:r>
+          <w:rFonts w:cstheme="minorHAnsi"/>
+          <w:b/>
+          <w:bCs/>
+        </w:rPr>
+        <w:t>MANAGER &amp; ENTITY LIFECYCLE</w:t>
+      </w:r>
+    </w:p>
+    <w:p>
+      <w:pPr>
+        <w:spacing w:after="0"/>
+        <w:rPr>
+          <w:rFonts w:cstheme="minorHAnsi"/>
+        </w:rPr>
+      </w:pPr>
+      <w:r>
+        <w:rPr>
+          <w:rFonts w:cstheme="minorHAnsi"/>
+        </w:rPr>
+        <w:t>Transient → Persistent → Detached → Removed</w:t>
+      </w:r>
+    </w:p>
+    <w:p>
+      <w:pPr>
+        <w:spacing w:after="0"/>
+        <w:rPr>
+          <w:rFonts w:cstheme="minorHAnsi"/>
+        </w:rPr>
+      </w:pPr>
+      <w:r>
+        <w:rPr>
+          <w:rFonts w:cstheme="minorHAnsi"/>
+        </w:rPr>
+        <w:t xml:space="preserve">User </w:t>
+      </w:r>
+      <w:proofErr w:type="spellStart"/>
+      <w:r>
+        <w:rPr>
+          <w:rFonts w:cstheme="minorHAnsi"/>
+        </w:rPr>
+        <w:t>user</w:t>
+      </w:r>
+      <w:proofErr w:type="spellEnd"/>
+      <w:r>
+        <w:rPr>
+          <w:rFonts w:cstheme="minorHAnsi"/>
+        </w:rPr>
+        <w:t xml:space="preserve"> = new </w:t>
+      </w:r>
+      <w:proofErr w:type="gramStart"/>
+      <w:r>
+        <w:rPr>
+          <w:rFonts w:cstheme="minorHAnsi"/>
+        </w:rPr>
+        <w:t>User(</w:t>
+      </w:r>
+      <w:proofErr w:type="gramEnd"/>
+      <w:r>
+        <w:rPr>
+          <w:rFonts w:cstheme="minorHAnsi"/>
+        </w:rPr>
+        <w:t>);</w:t>
+      </w:r>
+      <w:r>
+        <w:rPr>
+          <w:rFonts w:cstheme="minorHAnsi"/>
+        </w:rPr>
         <w:t xml:space="preserve"> </w:t>
       </w:r>
       <w:r>
-        <w:t>MySQL</w:t>
-      </w:r>
-    </w:p>
-    <w:p>
-      <w:pPr>
-        <w:spacing w:after="0"/>
-      </w:pPr>
-      <w:r>
-        <w:t>So when you write:</w:t>
-      </w:r>
-    </w:p>
-    <w:p>
-      <w:pPr>
-        <w:spacing w:after="0"/>
-      </w:pPr>
-      <w:r>
-        <w:t>userRepository.save(user);</w:t>
-      </w:r>
-    </w:p>
-    <w:p>
-      <w:pPr>
-        <w:spacing w:after="0"/>
-      </w:pPr>
-      <w:r>
-        <w:t>you are not bypassing everything underneath.</w:t>
-      </w:r>
-    </w:p>
-    <w:p>
-      <w:pPr>
-        <w:spacing w:after="0"/>
-      </w:pPr>
-      <w:r>
-        <w:t>The request travels through the layers</w:t>
-      </w:r>
-    </w:p>
-    <w:p>
-      <w:pPr>
-        <w:spacing w:after="0"/>
-        <w:rPr>
-          <w:b/>
-          <w:bCs/>
-        </w:rPr>
-      </w:pPr>
-      <w:r>
-        <w:rPr>
-          <w:b/>
-          <w:bCs/>
-        </w:rPr>
-        <w:t>One-line summary</w:t>
-      </w:r>
-    </w:p>
-    <w:p>
-      <w:pPr>
-        <w:spacing w:after="0"/>
-        <w:rPr>
-          <w:b/>
-          <w:bCs/>
-        </w:rPr>
-      </w:pPr>
-      <w:r>
-        <w:rPr>
-          <w:b/>
-          <w:bCs/>
-        </w:rPr>
-        <w:t>JDBC gave Java a standard way to communicate with databases → Hibernate introduced ORM → JPA standardized ORM/persistence → Spring Data JPA removed much of the repetitive JPA repository code.</w:t>
-      </w:r>
-    </w:p>
-    <w:p>
-      <w:pPr>
-        <w:spacing w:after="0"/>
-        <w:rPr>
-          <w:b/>
-          <w:bCs/>
-        </w:rPr>
-      </w:pPr>
-    </w:p>
-    <w:p>
-      <w:pPr>
-        <w:spacing w:after="0"/>
-        <w:rPr>
-          <w:b/>
-          <w:bCs/>
-          <w:color w:val="0070C0"/>
-        </w:rPr>
-      </w:pPr>
-      <w:r>
-        <w:rPr>
-          <w:b/>
-          <w:bCs/>
-          <w:color w:val="0070C0"/>
-        </w:rPr>
-        <w:t>Projects related terms :</w:t>
-      </w:r>
-    </w:p>
-    <w:p>
-      <w:pPr>
-        <w:spacing w:after="0"/>
-        <w:rPr>
-          <w:b/>
-          <w:bCs/>
-        </w:rPr>
-      </w:pPr>
-      <w:r>
-        <w:t>JpaRepository expects:</w:t>
-      </w:r>
-      <w:r>
+        <w:rPr>
+          <w:rFonts w:cstheme="minorHAnsi"/>
+        </w:rPr>
+        <w:t>// not saved</w:t>
+      </w:r>
+    </w:p>
+    <w:p>
+      <w:pPr>
+        <w:spacing w:after="0"/>
+        <w:rPr>
+          <w:rFonts w:cstheme="minorHAnsi"/>
+        </w:rPr>
+      </w:pPr>
+    </w:p>
+    <w:p>
+      <w:pPr>
+        <w:spacing w:after="0"/>
+        <w:rPr>
+          <w:rFonts w:cstheme="minorHAnsi"/>
+        </w:rPr>
+      </w:pPr>
+      <w:r>
+        <w:rPr>
+          <w:rFonts w:cstheme="minorHAnsi"/>
+        </w:rPr>
+        <w:drawing>
+          <wp:inline distT="0" distB="0" distL="0" distR="0" wp14:anchorId="278DA1D4" wp14:editId="437B9F00">
+            <wp:extent cx="5263508" cy="2096086"/>
+            <wp:effectExtent l="0" t="0" r="0" b="0"/>
+            <wp:docPr id="2039863675" name="Picture 1"/>
+            <wp:cNvGraphicFramePr>
+              <a:graphicFrameLocks xmlns:a="http://schemas.openxmlformats.org/drawingml/2006/main" noChangeAspect="1"/>
+            </wp:cNvGraphicFramePr>
+            <a:graphic xmlns:a="http://schemas.openxmlformats.org/drawingml/2006/main">
+              <a:graphicData uri="http://schemas.openxmlformats.org/drawingml/2006/picture">
+                <pic:pic xmlns:pic="http://schemas.openxmlformats.org/drawingml/2006/picture">
+                  <pic:nvPicPr>
+                    <pic:cNvPr id="2039863675" name=""/>
+                    <pic:cNvPicPr/>
+                  </pic:nvPicPr>
+                  <pic:blipFill>
+                    <a:blip r:embed="rId5"/>
+                    <a:stretch>
+                      <a:fillRect/>
+                    </a:stretch>
+                  </pic:blipFill>
+                  <pic:spPr>
+                    <a:xfrm>
+                      <a:off x="0" y="0"/>
+                      <a:ext cx="5308929" cy="2114174"/>
+                    </a:xfrm>
+                    <a:prstGeom prst="rect">
+                      <a:avLst/>
+                    </a:prstGeom>
+                  </pic:spPr>
+                </pic:pic>
+              </a:graphicData>
+            </a:graphic>
+          </wp:inline>
+        </w:drawing>
+      </w:r>
+    </w:p>
+    <w:p>
+      <w:pPr>
+        <w:spacing w:after="0"/>
+        <w:rPr>
+          <w:rFonts w:cstheme="minorHAnsi"/>
+          <w:b/>
+          <w:bCs/>
+        </w:rPr>
+      </w:pPr>
+    </w:p>
+    <w:p>
+      <w:pPr>
+        <w:spacing w:after="0"/>
+        <w:rPr>
+          <w:rFonts w:cstheme="minorHAnsi"/>
+        </w:rPr>
+      </w:pPr>
+      <w:r>
+        <w:rPr>
+          <w:rFonts w:cstheme="minorHAnsi"/>
+          <w:b/>
+          <w:bCs/>
+        </w:rPr>
+        <w:t xml:space="preserve">PERSISTENCE </w:t>
+      </w:r>
+      <w:proofErr w:type="gramStart"/>
+      <w:r>
+        <w:rPr>
+          <w:rFonts w:cstheme="minorHAnsi"/>
+          <w:b/>
+          <w:bCs/>
+        </w:rPr>
+        <w:t>CONTEXT</w:t>
+      </w:r>
+      <w:r>
+        <w:rPr>
+          <w:rFonts w:cstheme="minorHAnsi"/>
+          <w:b/>
+          <w:bCs/>
+        </w:rPr>
+        <w:t xml:space="preserve"> :</w:t>
+      </w:r>
+      <w:proofErr w:type="gramEnd"/>
+      <w:r>
+        <w:rPr>
+          <w:rFonts w:cstheme="minorHAnsi"/>
+          <w:b/>
+          <w:bCs/>
+        </w:rPr>
         <w:t xml:space="preserve"> </w:t>
       </w:r>
       <w:r>
         <w:rPr>
-          <w:b/>
-          <w:bCs/>
-        </w:rPr>
-        <w:t>JpaRepository&lt;EntityType, IdType&gt;</w:t>
-      </w:r>
-    </w:p>
-    <w:p>
-      <w:pPr>
-        <w:spacing w:after="0"/>
-      </w:pPr>
-    </w:p>
-    <w:p>
-      <w:pPr>
-        <w:spacing w:after="0"/>
-      </w:pPr>
-      <w:r>
-        <w:rPr>
-          <w:b/>
-          <w:bCs/>
-        </w:rPr>
-        <w:t>Lombok</w:t>
-      </w:r>
-      <w:r>
-        <w:t xml:space="preserve"> : Inbuilt Library which has following</w:t>
-      </w:r>
-    </w:p>
-    <w:p>
-      <w:pPr>
-        <w:spacing w:after="0"/>
-      </w:pPr>
-      <w:r>
-        <w:t xml:space="preserve">@Getter </w:t>
-      </w:r>
-    </w:p>
-    <w:p>
-      <w:pPr>
-        <w:spacing w:after="0"/>
-      </w:pPr>
-      <w:r>
-        <w:t>@Setter</w:t>
-      </w:r>
-    </w:p>
-    <w:p>
-      <w:pPr>
-        <w:spacing w:after="0"/>
-      </w:pPr>
-      <w:r>
-        <w:t xml:space="preserve"> @NoArgsConstructor</w:t>
-      </w:r>
-    </w:p>
-    <w:p>
-      <w:pPr>
-        <w:spacing w:after="0"/>
-      </w:pPr>
-      <w:r>
-        <w:t xml:space="preserve"> @AllArgsConstructor</w:t>
-      </w:r>
-    </w:p>
-    <w:p>
-      <w:pPr>
-        <w:spacing w:after="0"/>
-      </w:pPr>
-    </w:p>
-    <w:p>
-      <w:pPr>
-        <w:spacing w:after="0"/>
-      </w:pPr>
-      <w:r>
-        <w:rPr>
-          <w:b/>
-          <w:bCs/>
+          <w:rFonts w:cstheme="minorHAnsi"/>
+        </w:rPr>
+        <w:t>Persistence context ensures one object per DB row.</w:t>
+      </w:r>
+    </w:p>
+    <w:p>
+      <w:pPr>
+        <w:spacing w:after="0"/>
+        <w:rPr>
+          <w:rFonts w:cstheme="minorHAnsi"/>
+          <w:b/>
+          <w:bCs/>
+        </w:rPr>
+      </w:pPr>
+    </w:p>
+    <w:p>
+      <w:pPr>
+        <w:spacing w:after="0"/>
+        <w:rPr>
+          <w:rFonts w:ascii="Consolas" w:hAnsi="Consolas" w:cstheme="minorHAnsi"/>
+          <w:sz w:val="18"/>
+          <w:szCs w:val="18"/>
+        </w:rPr>
+      </w:pPr>
+      <w:proofErr w:type="gramStart"/>
+      <w:r>
+        <w:rPr>
+          <w:rFonts w:ascii="Consolas" w:hAnsi="Consolas" w:cstheme="minorHAnsi"/>
+          <w:sz w:val="18"/>
+          <w:szCs w:val="18"/>
+        </w:rPr>
+        <w:t>User(</w:t>
+      </w:r>
+      <w:proofErr w:type="gramEnd"/>
+      <w:r>
+        <w:rPr>
+          <w:rFonts w:ascii="Consolas" w:hAnsi="Consolas" w:cstheme="minorHAnsi"/>
+          <w:sz w:val="18"/>
+          <w:szCs w:val="18"/>
+        </w:rPr>
+        <w:t>id=1, name=</w:t>
+      </w:r>
+      <w:r>
+        <w:rPr>
+          <w:rFonts w:ascii="Consolas" w:hAnsi="Consolas" w:cstheme="minorHAnsi"/>
+          <w:sz w:val="18"/>
+          <w:szCs w:val="18"/>
+        </w:rPr>
+        <w:t>Vikas</w:t>
+      </w:r>
+      <w:r>
+        <w:rPr>
+          <w:rFonts w:ascii="Consolas" w:hAnsi="Consolas" w:cstheme="minorHAnsi"/>
+          <w:sz w:val="18"/>
+          <w:szCs w:val="18"/>
+        </w:rPr>
+        <w:t>)</w:t>
+      </w:r>
+    </w:p>
+    <w:p>
+      <w:pPr>
+        <w:spacing w:after="0"/>
+        <w:rPr>
+          <w:rFonts w:ascii="Consolas" w:hAnsi="Consolas" w:cstheme="minorHAnsi"/>
+          <w:sz w:val="18"/>
+          <w:szCs w:val="18"/>
+        </w:rPr>
+      </w:pPr>
+      <w:r>
+        <w:rPr>
+          <w:rFonts w:ascii="Consolas" w:hAnsi="Consolas" w:cstheme="minorHAnsi"/>
+          <w:sz w:val="18"/>
+          <w:szCs w:val="18"/>
+        </w:rPr>
+        <w:t xml:space="preserve">User </w:t>
+      </w:r>
+      <w:proofErr w:type="spellStart"/>
+      <w:r>
+        <w:rPr>
+          <w:rFonts w:ascii="Consolas" w:hAnsi="Consolas" w:cstheme="minorHAnsi"/>
+          <w:sz w:val="18"/>
+          <w:szCs w:val="18"/>
+        </w:rPr>
+        <w:t>user</w:t>
+      </w:r>
+      <w:proofErr w:type="spellEnd"/>
+      <w:r>
+        <w:rPr>
+          <w:rFonts w:ascii="Consolas" w:hAnsi="Consolas" w:cstheme="minorHAnsi"/>
+          <w:sz w:val="18"/>
+          <w:szCs w:val="18"/>
+        </w:rPr>
+        <w:t xml:space="preserve"> = </w:t>
+      </w:r>
+      <w:proofErr w:type="spellStart"/>
+      <w:proofErr w:type="gramStart"/>
+      <w:r>
+        <w:rPr>
+          <w:rFonts w:ascii="Consolas" w:hAnsi="Consolas" w:cstheme="minorHAnsi"/>
+          <w:sz w:val="18"/>
+          <w:szCs w:val="18"/>
+        </w:rPr>
+        <w:t>repo.findById</w:t>
+      </w:r>
+      <w:proofErr w:type="spellEnd"/>
+      <w:proofErr w:type="gramEnd"/>
+      <w:r>
+        <w:rPr>
+          <w:rFonts w:ascii="Consolas" w:hAnsi="Consolas" w:cstheme="minorHAnsi"/>
+          <w:sz w:val="18"/>
+          <w:szCs w:val="18"/>
+        </w:rPr>
+        <w:t>(1</w:t>
+      </w:r>
+      <w:proofErr w:type="gramStart"/>
+      <w:r>
+        <w:rPr>
+          <w:rFonts w:ascii="Consolas" w:hAnsi="Consolas" w:cstheme="minorHAnsi"/>
+          <w:sz w:val="18"/>
+          <w:szCs w:val="18"/>
+        </w:rPr>
+        <w:t>).get</w:t>
+      </w:r>
+      <w:proofErr w:type="gramEnd"/>
+      <w:r>
+        <w:rPr>
+          <w:rFonts w:ascii="Consolas" w:hAnsi="Consolas" w:cstheme="minorHAnsi"/>
+          <w:sz w:val="18"/>
+          <w:szCs w:val="18"/>
+        </w:rPr>
+        <w:t>();</w:t>
+      </w:r>
+    </w:p>
+    <w:p>
+      <w:pPr>
+        <w:spacing w:after="0"/>
+        <w:rPr>
+          <w:rFonts w:ascii="Consolas" w:hAnsi="Consolas" w:cstheme="minorHAnsi"/>
+          <w:sz w:val="18"/>
+          <w:szCs w:val="18"/>
+        </w:rPr>
+      </w:pPr>
+      <w:proofErr w:type="spellStart"/>
+      <w:proofErr w:type="gramStart"/>
+      <w:r>
+        <w:rPr>
+          <w:rFonts w:ascii="Consolas" w:hAnsi="Consolas" w:cstheme="minorHAnsi"/>
+          <w:sz w:val="18"/>
+          <w:szCs w:val="18"/>
+        </w:rPr>
+        <w:t>user.setName</w:t>
+      </w:r>
+      <w:proofErr w:type="spellEnd"/>
+      <w:proofErr w:type="gramEnd"/>
+      <w:r>
+        <w:rPr>
+          <w:rFonts w:ascii="Consolas" w:hAnsi="Consolas" w:cstheme="minorHAnsi"/>
+          <w:sz w:val="18"/>
+          <w:szCs w:val="18"/>
+        </w:rPr>
+        <w:t>("Updated");</w:t>
+      </w:r>
+    </w:p>
+    <w:p>
+      <w:pPr>
+        <w:spacing w:after="0"/>
+        <w:rPr>
+          <w:rFonts w:ascii="Consolas" w:hAnsi="Consolas" w:cstheme="minorHAnsi"/>
+          <w:sz w:val="18"/>
+          <w:szCs w:val="18"/>
+        </w:rPr>
+      </w:pPr>
+    </w:p>
+    <w:p>
+      <w:pPr>
+        <w:spacing w:after="0"/>
+        <w:rPr>
+          <w:rFonts w:cstheme="minorHAnsi"/>
+        </w:rPr>
+      </w:pPr>
+      <w:r>
+        <w:rPr>
+          <w:rFonts w:cstheme="minorHAnsi"/>
+        </w:rPr>
+        <w:t xml:space="preserve">No </w:t>
+      </w:r>
+      <w:proofErr w:type="gramStart"/>
+      <w:r>
+        <w:rPr>
+          <w:rFonts w:cstheme="minorHAnsi"/>
+        </w:rPr>
+        <w:t>save(</w:t>
+      </w:r>
+      <w:proofErr w:type="gramEnd"/>
+      <w:r>
+        <w:rPr>
+          <w:rFonts w:cstheme="minorHAnsi"/>
+        </w:rPr>
+        <w:t>) → because Hibernate tracks entity</w:t>
+      </w:r>
+    </w:p>
+    <w:p>
+      <w:pPr>
+        <w:spacing w:after="0"/>
+        <w:rPr>
+          <w:rFonts w:cstheme="minorHAnsi"/>
+        </w:rPr>
+      </w:pPr>
+    </w:p>
+    <w:p>
+      <w:pPr>
+        <w:spacing w:after="0"/>
+        <w:rPr>
+          <w:rFonts w:cstheme="minorHAnsi"/>
+          <w:b/>
+          <w:bCs/>
+        </w:rPr>
+      </w:pPr>
+      <w:r>
+        <w:rPr>
+          <w:rFonts w:cstheme="minorHAnsi"/>
+          <w:b/>
+          <w:bCs/>
+        </w:rPr>
+        <w:t>DIRTY CHECKING + @</w:t>
+      </w:r>
+      <w:proofErr w:type="gramStart"/>
+      <w:r>
+        <w:rPr>
+          <w:rFonts w:cstheme="minorHAnsi"/>
+          <w:b/>
+          <w:bCs/>
+        </w:rPr>
+        <w:t>Transactional</w:t>
+      </w:r>
+      <w:r>
+        <w:rPr>
+          <w:rFonts w:cstheme="minorHAnsi"/>
+          <w:b/>
+          <w:bCs/>
+        </w:rPr>
+        <w:t xml:space="preserve"> :</w:t>
+      </w:r>
+      <w:proofErr w:type="gramEnd"/>
+      <w:r>
+        <w:rPr>
+          <w:rFonts w:cstheme="minorHAnsi"/>
+          <w:b/>
+          <w:bCs/>
+        </w:rPr>
+        <w:t xml:space="preserve"> </w:t>
+      </w:r>
+      <w:r>
+        <w:rPr>
+          <w:rFonts w:cstheme="minorHAnsi"/>
+        </w:rPr>
+        <w:t xml:space="preserve">Hibernate automatically detects changes — this is </w:t>
+      </w:r>
+      <w:r>
+        <w:rPr>
+          <w:rFonts w:cstheme="minorHAnsi"/>
+          <w:b/>
+          <w:bCs/>
+        </w:rPr>
+        <w:t>dirty checking</w:t>
+      </w:r>
+      <w:r>
+        <w:rPr>
+          <w:rFonts w:cstheme="minorHAnsi"/>
+        </w:rPr>
+        <w:t>.</w:t>
+      </w:r>
+    </w:p>
+    <w:p>
+      <w:pPr>
+        <w:spacing w:after="0"/>
+        <w:rPr>
+          <w:rFonts w:ascii="Courier New" w:hAnsi="Courier New" w:cs="Courier New"/>
+          <w:sz w:val="18"/>
+          <w:szCs w:val="18"/>
+        </w:rPr>
+      </w:pPr>
+      <w:r>
+        <w:rPr>
+          <w:rFonts w:ascii="Courier New" w:hAnsi="Courier New" w:cs="Courier New"/>
+          <w:sz w:val="18"/>
+          <w:szCs w:val="18"/>
+        </w:rPr>
+        <w:t>@Transactional</w:t>
+      </w:r>
+    </w:p>
+    <w:p>
+      <w:pPr>
+        <w:spacing w:after="0"/>
+        <w:rPr>
+          <w:rFonts w:ascii="Courier New" w:hAnsi="Courier New" w:cs="Courier New"/>
+          <w:sz w:val="18"/>
+          <w:szCs w:val="18"/>
+        </w:rPr>
+      </w:pPr>
+      <w:r>
+        <w:rPr>
+          <w:rFonts w:ascii="Courier New" w:hAnsi="Courier New" w:cs="Courier New"/>
+          <w:sz w:val="18"/>
+          <w:szCs w:val="18"/>
+        </w:rPr>
+        <w:t xml:space="preserve">public void </w:t>
+      </w:r>
+      <w:proofErr w:type="spellStart"/>
+      <w:proofErr w:type="gramStart"/>
+      <w:r>
+        <w:rPr>
+          <w:rFonts w:ascii="Courier New" w:hAnsi="Courier New" w:cs="Courier New"/>
+          <w:sz w:val="18"/>
+          <w:szCs w:val="18"/>
+        </w:rPr>
+        <w:t>updateUser</w:t>
+      </w:r>
+      <w:proofErr w:type="spellEnd"/>
+      <w:r>
+        <w:rPr>
+          <w:rFonts w:ascii="Courier New" w:hAnsi="Courier New" w:cs="Courier New"/>
+          <w:sz w:val="18"/>
+          <w:szCs w:val="18"/>
+        </w:rPr>
+        <w:t>(</w:t>
+      </w:r>
+      <w:proofErr w:type="gramEnd"/>
+      <w:r>
+        <w:rPr>
+          <w:rFonts w:ascii="Courier New" w:hAnsi="Courier New" w:cs="Courier New"/>
+          <w:sz w:val="18"/>
+          <w:szCs w:val="18"/>
+        </w:rPr>
+        <w:t>) {</w:t>
+      </w:r>
+    </w:p>
+    <w:p>
+      <w:pPr>
+        <w:spacing w:after="0"/>
+        <w:rPr>
+          <w:rFonts w:ascii="Courier New" w:hAnsi="Courier New" w:cs="Courier New"/>
+          <w:sz w:val="18"/>
+          <w:szCs w:val="18"/>
+        </w:rPr>
+      </w:pPr>
+      <w:r>
+        <w:rPr>
+          <w:rFonts w:ascii="Courier New" w:hAnsi="Courier New" w:cs="Courier New"/>
+          <w:sz w:val="18"/>
+          <w:szCs w:val="18"/>
+        </w:rPr>
+        <w:t xml:space="preserve">    User </w:t>
+      </w:r>
+      <w:proofErr w:type="spellStart"/>
+      <w:r>
+        <w:rPr>
+          <w:rFonts w:ascii="Courier New" w:hAnsi="Courier New" w:cs="Courier New"/>
+          <w:sz w:val="18"/>
+          <w:szCs w:val="18"/>
+        </w:rPr>
+        <w:t>user</w:t>
+      </w:r>
+      <w:proofErr w:type="spellEnd"/>
+      <w:r>
+        <w:rPr>
+          <w:rFonts w:ascii="Courier New" w:hAnsi="Courier New" w:cs="Courier New"/>
+          <w:sz w:val="18"/>
+          <w:szCs w:val="18"/>
+        </w:rPr>
+        <w:t xml:space="preserve"> = </w:t>
+      </w:r>
+      <w:proofErr w:type="spellStart"/>
+      <w:proofErr w:type="gramStart"/>
+      <w:r>
+        <w:rPr>
+          <w:rFonts w:ascii="Courier New" w:hAnsi="Courier New" w:cs="Courier New"/>
+          <w:sz w:val="18"/>
+          <w:szCs w:val="18"/>
+        </w:rPr>
+        <w:t>repo.findById</w:t>
+      </w:r>
+      <w:proofErr w:type="spellEnd"/>
+      <w:proofErr w:type="gramEnd"/>
+      <w:r>
+        <w:rPr>
+          <w:rFonts w:ascii="Courier New" w:hAnsi="Courier New" w:cs="Courier New"/>
+          <w:sz w:val="18"/>
+          <w:szCs w:val="18"/>
+        </w:rPr>
+        <w:t>(1</w:t>
+      </w:r>
+      <w:proofErr w:type="gramStart"/>
+      <w:r>
+        <w:rPr>
+          <w:rFonts w:ascii="Courier New" w:hAnsi="Courier New" w:cs="Courier New"/>
+          <w:sz w:val="18"/>
+          <w:szCs w:val="18"/>
+        </w:rPr>
+        <w:t>).get</w:t>
+      </w:r>
+      <w:proofErr w:type="gramEnd"/>
+      <w:r>
+        <w:rPr>
+          <w:rFonts w:ascii="Courier New" w:hAnsi="Courier New" w:cs="Courier New"/>
+          <w:sz w:val="18"/>
+          <w:szCs w:val="18"/>
+        </w:rPr>
+        <w:t>();</w:t>
+      </w:r>
+    </w:p>
+    <w:p>
+      <w:pPr>
+        <w:spacing w:after="0"/>
+        <w:rPr>
+          <w:rFonts w:ascii="Courier New" w:hAnsi="Courier New" w:cs="Courier New"/>
+          <w:sz w:val="18"/>
+          <w:szCs w:val="18"/>
+        </w:rPr>
+      </w:pPr>
+      <w:r>
+        <w:rPr>
+          <w:rFonts w:ascii="Courier New" w:hAnsi="Courier New" w:cs="Courier New"/>
+          <w:sz w:val="18"/>
+          <w:szCs w:val="18"/>
+        </w:rPr>
+        <w:t xml:space="preserve">    </w:t>
+      </w:r>
+      <w:proofErr w:type="spellStart"/>
+      <w:proofErr w:type="gramStart"/>
+      <w:r>
+        <w:rPr>
+          <w:rFonts w:ascii="Courier New" w:hAnsi="Courier New" w:cs="Courier New"/>
+          <w:sz w:val="18"/>
+          <w:szCs w:val="18"/>
+        </w:rPr>
+        <w:t>user.setName</w:t>
+      </w:r>
+      <w:proofErr w:type="spellEnd"/>
+      <w:proofErr w:type="gramEnd"/>
+      <w:r>
+        <w:rPr>
+          <w:rFonts w:ascii="Courier New" w:hAnsi="Courier New" w:cs="Courier New"/>
+          <w:sz w:val="18"/>
+          <w:szCs w:val="18"/>
+        </w:rPr>
+        <w:t>("New Name");</w:t>
+      </w:r>
+    </w:p>
+    <w:p>
+      <w:pPr>
+        <w:spacing w:after="0"/>
+        <w:rPr>
+          <w:rFonts w:ascii="Courier New" w:hAnsi="Courier New" w:cs="Courier New"/>
+          <w:sz w:val="18"/>
+          <w:szCs w:val="18"/>
+        </w:rPr>
+      </w:pPr>
+      <w:r>
+        <w:rPr>
+          <w:rFonts w:ascii="Courier New" w:hAnsi="Courier New" w:cs="Courier New"/>
+          <w:sz w:val="18"/>
+          <w:szCs w:val="18"/>
+        </w:rPr>
+        <w:t>}</w:t>
+      </w:r>
+    </w:p>
+    <w:p>
+      <w:pPr>
+        <w:spacing w:after="0"/>
+        <w:rPr>
+          <w:rFonts w:ascii="Courier New" w:hAnsi="Courier New" w:cs="Courier New"/>
+          <w:sz w:val="18"/>
+          <w:szCs w:val="18"/>
+        </w:rPr>
+      </w:pPr>
+    </w:p>
+    <w:p>
+      <w:pPr>
+        <w:spacing w:after="0"/>
+        <w:rPr>
+          <w:rFonts w:cstheme="minorHAnsi"/>
+        </w:rPr>
+      </w:pPr>
+      <w:r>
+        <w:rPr>
+          <w:rFonts w:cstheme="minorHAnsi"/>
+        </w:rPr>
+        <w:t xml:space="preserve"> Transaction starts</w:t>
+      </w:r>
+      <w:r>
+        <w:rPr>
+          <w:rFonts w:cstheme="minorHAnsi"/>
+        </w:rPr>
+        <w:t xml:space="preserve"> - </w:t>
+      </w:r>
+      <w:r>
+        <w:rPr>
+          <w:rFonts w:cstheme="minorHAnsi"/>
+        </w:rPr>
+        <w:t>Entity loaded into memory</w:t>
+      </w:r>
+      <w:r>
+        <w:rPr>
+          <w:rFonts w:cstheme="minorHAnsi"/>
+        </w:rPr>
+        <w:t xml:space="preserve"> - </w:t>
+      </w:r>
+      <w:r>
+        <w:rPr>
+          <w:rFonts w:cstheme="minorHAnsi"/>
+        </w:rPr>
+        <w:t>Change detected</w:t>
+      </w:r>
+      <w:r>
+        <w:rPr>
+          <w:rFonts w:cstheme="minorHAnsi"/>
+        </w:rPr>
+        <w:t xml:space="preserve"> - </w:t>
+      </w:r>
+      <w:r>
+        <w:rPr>
+          <w:rFonts w:cstheme="minorHAnsi"/>
+        </w:rPr>
+        <w:t>Hibernate runs UPDATE</w:t>
+      </w:r>
+    </w:p>
+    <w:p>
+      <w:pPr>
+        <w:spacing w:after="0"/>
+        <w:rPr>
+          <w:rFonts w:cstheme="minorHAnsi"/>
+        </w:rPr>
+      </w:pPr>
+      <w:r>
+        <w:rPr>
+          <w:rFonts w:cstheme="minorHAnsi"/>
+        </w:rPr>
+        <w:t xml:space="preserve">No </w:t>
+      </w:r>
+      <w:proofErr w:type="gramStart"/>
+      <w:r>
+        <w:rPr>
+          <w:rFonts w:cstheme="minorHAnsi"/>
+        </w:rPr>
+        <w:t>save(</w:t>
+      </w:r>
+      <w:proofErr w:type="gramEnd"/>
+      <w:r>
+        <w:rPr>
+          <w:rFonts w:cstheme="minorHAnsi"/>
+        </w:rPr>
+        <w:t>) needed — Hibernate syncs automatically.</w:t>
+      </w:r>
+    </w:p>
+    <w:p>
+      <w:pPr>
+        <w:spacing w:after="0"/>
+        <w:rPr>
+          <w:rFonts w:cstheme="minorHAnsi"/>
+        </w:rPr>
+      </w:pPr>
+    </w:p>
+    <w:p>
+      <w:pPr>
+        <w:spacing w:after="0"/>
+        <w:rPr>
+          <w:rFonts w:cstheme="minorHAnsi"/>
+        </w:rPr>
+      </w:pPr>
+      <w:r>
+        <w:rPr>
+          <w:rFonts w:cstheme="minorHAnsi"/>
+        </w:rPr>
+        <w:t>The persistence context is the environment in which JPA manages entity instances. A managed entity is tracked by Hibernate, allowing mechanisms such as dirty checking to synchronize changes with the database at flush/transaction commit.</w:t>
+      </w:r>
+    </w:p>
+    <w:p>
+      <w:pPr>
+        <w:spacing w:after="0"/>
+        <w:rPr>
+          <w:rFonts w:cstheme="minorHAnsi"/>
+        </w:rPr>
+      </w:pPr>
+    </w:p>
+    <w:p>
+      <w:pPr>
+        <w:spacing w:after="0"/>
+        <w:rPr>
+          <w:rFonts w:cstheme="minorHAnsi"/>
+          <w:b/>
+          <w:bCs/>
+        </w:rPr>
+      </w:pPr>
+      <w:r>
+        <w:rPr>
+          <w:rFonts w:cstheme="minorHAnsi"/>
+          <w:b/>
+          <w:bCs/>
+        </w:rPr>
+        <w:t>Mapper</w:t>
+      </w:r>
+    </w:p>
+    <w:p>
+      <w:pPr>
+        <w:spacing w:after="0"/>
+        <w:rPr>
+          <w:rFonts w:cstheme="minorHAnsi"/>
+        </w:rPr>
+      </w:pPr>
+      <w:r>
+        <w:rPr>
+          <w:rFonts w:cstheme="minorHAnsi"/>
+        </w:rPr>
+        <w:t>Relationships</w:t>
+      </w:r>
+    </w:p>
+    <w:p>
+      <w:pPr>
+        <w:spacing w:after="0"/>
+        <w:rPr>
+          <w:rFonts w:cstheme="minorHAnsi"/>
+        </w:rPr>
+      </w:pPr>
+      <w:r>
+        <w:rPr>
+          <w:rFonts w:cstheme="minorHAnsi"/>
+        </w:rPr>
+        <w:t>Lazy vs eager</w:t>
+      </w:r>
+    </w:p>
+    <w:p>
+      <w:pPr>
+        <w:spacing w:after="0"/>
+        <w:rPr>
+          <w:rFonts w:cstheme="minorHAnsi"/>
+        </w:rPr>
+      </w:pPr>
+      <w:r>
+        <w:rPr>
+          <w:rFonts w:cstheme="minorHAnsi"/>
+        </w:rPr>
+        <w:t>N+1</w:t>
+      </w:r>
+    </w:p>
+    <w:p>
+      <w:pPr>
+        <w:spacing w:after="0"/>
+        <w:rPr>
+          <w:rFonts w:cstheme="minorHAnsi"/>
+        </w:rPr>
+      </w:pPr>
+      <w:r>
+        <w:rPr>
+          <w:rFonts w:cstheme="minorHAnsi"/>
+        </w:rPr>
+        <w:t>Transactions</w:t>
+      </w:r>
+    </w:p>
+    <w:p>
+      <w:pPr>
+        <w:spacing w:after="0"/>
+        <w:rPr>
+          <w:rFonts w:cstheme="minorHAnsi"/>
+        </w:rPr>
+      </w:pPr>
+      <w:r>
+        <w:rPr>
+          <w:rFonts w:cstheme="minorHAnsi"/>
+        </w:rPr>
+        <w:t>Validation</w:t>
+      </w:r>
+    </w:p>
+    <w:p>
+      <w:pPr>
+        <w:spacing w:after="0"/>
+        <w:rPr>
+          <w:rFonts w:cstheme="minorHAnsi"/>
+        </w:rPr>
+      </w:pPr>
+      <w:r>
+        <w:rPr>
+          <w:rFonts w:cstheme="minorHAnsi"/>
+        </w:rPr>
+        <w:t>Exception handling</w:t>
+      </w:r>
+    </w:p>
+    <w:p>
+      <w:pPr>
+        <w:spacing w:after="0"/>
+        <w:rPr>
+          <w:rFonts w:cstheme="minorHAnsi"/>
+        </w:rPr>
+      </w:pPr>
+      <w:r>
+        <w:rPr>
+          <w:rFonts w:cstheme="minorHAnsi"/>
+        </w:rPr>
+        <w:t>Spring Security/JWT</w:t>
+      </w:r>
+    </w:p>
+    <w:p>
+      <w:pPr>
+        <w:spacing w:after="0"/>
+        <w:rPr>
+          <w:rFonts w:cstheme="minorHAnsi"/>
+        </w:rPr>
+      </w:pPr>
+      <w:r>
+        <w:rPr>
+          <w:rFonts w:cstheme="minorHAnsi"/>
+        </w:rPr>
+        <w:t>SQL/database fundamentals</w:t>
+      </w:r>
+    </w:p>
+    <w:p>
+      <w:pPr>
+        <w:spacing w:after="0"/>
+        <w:rPr>
+          <w:rFonts w:cstheme="minorHAnsi"/>
+        </w:rPr>
+      </w:pPr>
+      <w:r>
+        <w:rPr>
+          <w:rFonts w:cstheme="minorHAnsi"/>
+        </w:rPr>
+        <w:t>Pagination/indexing/query optimization</w:t>
+      </w:r>
+    </w:p>
+    <w:p>
+      <w:pPr>
+        <w:spacing w:after="0"/>
+        <w:rPr>
+          <w:rFonts w:cstheme="minorHAnsi"/>
+        </w:rPr>
+      </w:pPr>
+    </w:p>
+    <w:p>
+      <w:pPr>
+        <w:spacing w:after="0"/>
+        <w:rPr>
+          <w:rFonts w:cstheme="minorHAnsi"/>
+        </w:rPr>
+      </w:pPr>
+      <w:proofErr w:type="spellStart"/>
+      <w:proofErr w:type="gramStart"/>
+      <w:r>
+        <w:rPr>
+          <w:rFonts w:cstheme="minorHAnsi"/>
+        </w:rPr>
+        <w:t>ManyToOne</w:t>
+      </w:r>
+      <w:proofErr w:type="spellEnd"/>
+      <w:r>
+        <w:rPr>
+          <w:rFonts w:cstheme="minorHAnsi"/>
+        </w:rPr>
+        <w:t xml:space="preserve"> :</w:t>
+      </w:r>
+      <w:proofErr w:type="gramEnd"/>
+    </w:p>
+    <w:p>
+      <w:pPr>
+        <w:spacing w:after="0"/>
+        <w:rPr>
+          <w:rFonts w:ascii="Courier New" w:hAnsi="Courier New" w:cs="Courier New"/>
+          <w:sz w:val="18"/>
+          <w:szCs w:val="18"/>
+        </w:rPr>
+      </w:pPr>
+      <w:r>
+        <w:rPr>
+          <w:rFonts w:ascii="Courier New" w:hAnsi="Courier New" w:cs="Courier New"/>
+          <w:sz w:val="18"/>
+          <w:szCs w:val="18"/>
+        </w:rPr>
+        <w:t>class Order {</w:t>
+      </w:r>
+    </w:p>
+    <w:p>
+      <w:pPr>
+        <w:spacing w:after="0"/>
+        <w:rPr>
+          <w:rFonts w:ascii="Courier New" w:hAnsi="Courier New" w:cs="Courier New"/>
+          <w:sz w:val="18"/>
+          <w:szCs w:val="18"/>
+        </w:rPr>
+      </w:pPr>
+      <w:r>
+        <w:rPr>
+          <w:rFonts w:ascii="Courier New" w:hAnsi="Courier New" w:cs="Courier New"/>
+          <w:sz w:val="18"/>
+          <w:szCs w:val="18"/>
+        </w:rPr>
+        <w:t xml:space="preserve">private </w:t>
+      </w:r>
+      <w:proofErr w:type="gramStart"/>
+      <w:r>
+        <w:rPr>
+          <w:rFonts w:ascii="Courier New" w:hAnsi="Courier New" w:cs="Courier New"/>
+          <w:sz w:val="18"/>
+          <w:szCs w:val="18"/>
+        </w:rPr>
+        <w:t>Long</w:t>
+      </w:r>
+      <w:proofErr w:type="gramEnd"/>
+      <w:r>
+        <w:rPr>
+          <w:rFonts w:ascii="Courier New" w:hAnsi="Courier New" w:cs="Courier New"/>
+          <w:sz w:val="18"/>
+          <w:szCs w:val="18"/>
+        </w:rPr>
+        <w:t xml:space="preserve"> id;</w:t>
+      </w:r>
+      <w:r>
+        <w:rPr>
+          <w:rFonts w:ascii="Courier New" w:hAnsi="Courier New" w:cs="Courier New"/>
+          <w:sz w:val="18"/>
+          <w:szCs w:val="18"/>
+        </w:rPr>
+        <w:br/>
+        <w:t>private String name;</w:t>
+      </w:r>
+    </w:p>
+    <w:p>
+      <w:pPr>
+        <w:spacing w:after="0"/>
+        <w:rPr>
+          <w:rFonts w:ascii="Courier New" w:hAnsi="Courier New" w:cs="Courier New"/>
+          <w:sz w:val="18"/>
+          <w:szCs w:val="18"/>
+        </w:rPr>
+      </w:pPr>
+      <w:r>
+        <w:rPr>
+          <w:rFonts w:ascii="Courier New" w:hAnsi="Courier New" w:cs="Courier New"/>
+          <w:sz w:val="18"/>
+          <w:szCs w:val="18"/>
+        </w:rPr>
+        <w:br/>
+      </w:r>
+      <w:r>
+        <w:rPr>
+          <w:rFonts w:ascii="Courier New" w:hAnsi="Courier New" w:cs="Courier New"/>
+          <w:sz w:val="18"/>
+          <w:szCs w:val="18"/>
         </w:rPr>
         <w:t>@</w:t>
       </w:r>
-      <w:r>
-        <w:rPr>
-          <w:b/>
-          <w:bCs/>
-        </w:rPr>
-        <w:t>PathVariable</w:t>
-      </w:r>
-      <w:r>
-        <w:rPr>
-          <w:b/>
-          <w:bCs/>
-        </w:rPr>
-        <w:t xml:space="preserve"> : </w:t>
-      </w:r>
-      <w:r>
-        <w:t xml:space="preserve">used to get </w:t>
-      </w:r>
-      <w:r>
-        <w:t xml:space="preserve">path variable </w:t>
-      </w:r>
-      <w:r>
-        <w:t>from url eg: users/32</w:t>
-      </w:r>
-    </w:p>
-    <w:p>
-      <w:pPr>
-        <w:spacing w:after="0"/>
-      </w:pPr>
-      <w:r>
-        <w:rPr>
-          <w:b/>
-          <w:bCs/>
-        </w:rPr>
-        <w:t>@RequestParam</w:t>
-      </w:r>
-      <w:r>
-        <w:rPr>
-          <w:b/>
-          <w:bCs/>
-        </w:rPr>
-        <w:t xml:space="preserve"> : </w:t>
-      </w:r>
-      <w:r>
-        <w:t>used to get param from url eg: users</w:t>
-      </w:r>
-      <w:r>
-        <w:rPr>
-          <w:b/>
-          <w:bCs/>
-        </w:rPr>
-        <w:t>?name=vikas</w:t>
-      </w:r>
-    </w:p>
-    <w:p>
-      <w:pPr>
-        <w:spacing w:after="0"/>
-      </w:pPr>
-      <w:r>
-        <w:rPr>
-          <w:b/>
-          <w:bCs/>
-        </w:rPr>
-        <w:t>@Request</w:t>
-      </w:r>
-      <w:r>
-        <w:rPr>
-          <w:b/>
-          <w:bCs/>
-        </w:rPr>
-        <w:t>Body</w:t>
-      </w:r>
-      <w:r>
-        <w:rPr>
-          <w:b/>
-          <w:bCs/>
-        </w:rPr>
-        <w:t xml:space="preserve"> : </w:t>
-      </w:r>
-      <w:r>
-        <w:t xml:space="preserve">used to get </w:t>
-      </w:r>
-      <w:r>
-        <w:t>json body</w:t>
-      </w:r>
-      <w:r>
-        <w:t xml:space="preserve"> from url </w:t>
-      </w:r>
-    </w:p>
-    <w:p>
-      <w:pPr>
-        <w:spacing w:after="0"/>
-      </w:pPr>
-    </w:p>
-    <w:p>
-      <w:pPr>
-        <w:spacing w:after="0"/>
-      </w:pPr>
-      <w:r>
-        <w:rPr>
-          <w:b/>
-          <w:bCs/>
-        </w:rPr>
-        <w:t xml:space="preserve">ResponseEntity&lt;User&gt; </w:t>
-      </w:r>
-      <w:r>
-        <w:rPr>
-          <w:b/>
-          <w:bCs/>
+      <w:proofErr w:type="gramStart"/>
+      <w:r>
+        <w:rPr>
+          <w:rFonts w:ascii="Courier New" w:hAnsi="Courier New" w:cs="Courier New"/>
+          <w:sz w:val="18"/>
+          <w:szCs w:val="18"/>
+        </w:rPr>
+        <w:t>ManyToOne</w:t>
+      </w:r>
+      <w:r>
+        <w:rPr>
+          <w:rFonts w:ascii="Courier New" w:hAnsi="Courier New" w:cs="Courier New"/>
+          <w:sz w:val="18"/>
+          <w:szCs w:val="18"/>
+        </w:rPr>
+        <w:t>(</w:t>
+      </w:r>
+      <w:proofErr w:type="gramEnd"/>
+      <w:r>
+        <w:rPr>
+          <w:rFonts w:ascii="Courier New" w:hAnsi="Courier New" w:cs="Courier New"/>
+          <w:sz w:val="18"/>
+          <w:szCs w:val="18"/>
+        </w:rPr>
+        <w:t xml:space="preserve">fetch = </w:t>
+      </w:r>
+      <w:proofErr w:type="spellStart"/>
+      <w:r>
+        <w:rPr>
+          <w:rFonts w:ascii="Courier New" w:hAnsi="Courier New" w:cs="Courier New"/>
+          <w:sz w:val="18"/>
+          <w:szCs w:val="18"/>
+        </w:rPr>
+        <w:t>FetchType.lazy</w:t>
+      </w:r>
+      <w:proofErr w:type="spellEnd"/>
+      <w:r>
+        <w:rPr>
+          <w:rFonts w:ascii="Courier New" w:hAnsi="Courier New" w:cs="Courier New"/>
+          <w:sz w:val="18"/>
+          <w:szCs w:val="18"/>
+        </w:rPr>
+        <w:t>)</w:t>
+      </w:r>
+    </w:p>
+    <w:p>
+      <w:pPr>
+        <w:spacing w:after="0"/>
+        <w:rPr>
+          <w:rFonts w:ascii="Courier New" w:hAnsi="Courier New" w:cs="Courier New"/>
+          <w:b/>
+          <w:bCs/>
+          <w:sz w:val="18"/>
+          <w:szCs w:val="18"/>
+        </w:rPr>
+      </w:pPr>
+      <w:r>
+        <w:rPr>
+          <w:rFonts w:ascii="Courier New" w:hAnsi="Courier New" w:cs="Courier New"/>
+          <w:sz w:val="18"/>
+          <w:szCs w:val="18"/>
+        </w:rPr>
+        <w:t>@</w:t>
+      </w:r>
+      <w:proofErr w:type="gramStart"/>
+      <w:r>
+        <w:rPr>
+          <w:rFonts w:ascii="Courier New" w:hAnsi="Courier New" w:cs="Courier New"/>
+          <w:sz w:val="18"/>
+          <w:szCs w:val="18"/>
+        </w:rPr>
+        <w:t>JoinColumn(</w:t>
+      </w:r>
+      <w:proofErr w:type="gramEnd"/>
+      <w:r>
+        <w:rPr>
+          <w:rFonts w:ascii="Courier New" w:hAnsi="Courier New" w:cs="Courier New"/>
+          <w:sz w:val="18"/>
+          <w:szCs w:val="18"/>
+        </w:rPr>
+        <w:t>name = "</w:t>
+      </w:r>
+      <w:proofErr w:type="spellStart"/>
+      <w:r>
+        <w:rPr>
+          <w:rFonts w:ascii="Courier New" w:hAnsi="Courier New" w:cs="Courier New"/>
+          <w:sz w:val="18"/>
+          <w:szCs w:val="18"/>
+        </w:rPr>
+        <w:t>user_id</w:t>
+      </w:r>
+      <w:proofErr w:type="spellEnd"/>
+      <w:r>
+        <w:rPr>
+          <w:rFonts w:ascii="Courier New" w:hAnsi="Courier New" w:cs="Courier New"/>
+          <w:sz w:val="18"/>
+          <w:szCs w:val="18"/>
+        </w:rPr>
+        <w:t xml:space="preserve">") </w:t>
+      </w:r>
+      <w:r>
+        <w:rPr>
+          <w:rFonts w:ascii="Courier New" w:hAnsi="Courier New" w:cs="Courier New"/>
+          <w:b/>
+          <w:bCs/>
+          <w:sz w:val="18"/>
+          <w:szCs w:val="18"/>
+        </w:rPr>
+        <w:t xml:space="preserve">// </w:t>
+      </w:r>
+      <w:r>
+        <w:rPr>
+          <w:rFonts w:ascii="Courier New" w:hAnsi="Courier New" w:cs="Courier New"/>
+          <w:b/>
+          <w:bCs/>
+          <w:sz w:val="18"/>
+          <w:szCs w:val="18"/>
+        </w:rPr>
+        <w:t>Many Order records can belong to one User.</w:t>
+      </w:r>
+    </w:p>
+    <w:p>
+      <w:pPr>
+        <w:spacing w:after="0"/>
+        <w:rPr>
+          <w:rFonts w:ascii="Courier New" w:hAnsi="Courier New" w:cs="Courier New"/>
+          <w:sz w:val="18"/>
+          <w:szCs w:val="18"/>
+        </w:rPr>
+      </w:pPr>
+      <w:r>
+        <w:rPr>
+          <w:rFonts w:ascii="Courier New" w:hAnsi="Courier New" w:cs="Courier New"/>
+          <w:sz w:val="18"/>
+          <w:szCs w:val="18"/>
+        </w:rPr>
+        <w:t xml:space="preserve">private User </w:t>
+      </w:r>
+      <w:proofErr w:type="spellStart"/>
+      <w:r>
+        <w:rPr>
+          <w:rFonts w:ascii="Courier New" w:hAnsi="Courier New" w:cs="Courier New"/>
+          <w:sz w:val="18"/>
+          <w:szCs w:val="18"/>
+        </w:rPr>
+        <w:t>user</w:t>
+      </w:r>
+      <w:proofErr w:type="spellEnd"/>
+      <w:r>
+        <w:rPr>
+          <w:rFonts w:ascii="Courier New" w:hAnsi="Courier New" w:cs="Courier New"/>
+          <w:sz w:val="18"/>
+          <w:szCs w:val="18"/>
+        </w:rPr>
+        <w:t>;</w:t>
+      </w:r>
+    </w:p>
+    <w:p>
+      <w:pPr>
+        <w:spacing w:after="0"/>
+        <w:rPr>
+          <w:rFonts w:ascii="Courier New" w:hAnsi="Courier New" w:cs="Courier New"/>
+          <w:sz w:val="18"/>
+          <w:szCs w:val="18"/>
+        </w:rPr>
+      </w:pPr>
+    </w:p>
+    <w:p>
+      <w:pPr>
+        <w:spacing w:after="0"/>
+        <w:rPr>
+          <w:rFonts w:ascii="Courier New" w:hAnsi="Courier New" w:cs="Courier New"/>
+          <w:sz w:val="18"/>
+          <w:szCs w:val="18"/>
+        </w:rPr>
+      </w:pPr>
+      <w:r>
+        <w:rPr>
+          <w:rFonts w:ascii="Courier New" w:hAnsi="Courier New" w:cs="Courier New"/>
+          <w:sz w:val="18"/>
+          <w:szCs w:val="18"/>
+        </w:rPr>
+        <w:t>}</w:t>
+      </w:r>
+    </w:p>
+    <w:p>
+      <w:pPr>
+        <w:spacing w:after="0"/>
+        <w:rPr>
+          <w:rFonts w:ascii="Courier New" w:hAnsi="Courier New" w:cs="Courier New"/>
+          <w:sz w:val="18"/>
+          <w:szCs w:val="18"/>
+        </w:rPr>
+      </w:pPr>
+    </w:p>
+    <w:p>
+      <w:pPr>
+        <w:spacing w:after="0"/>
+        <w:rPr>
+          <w:rFonts w:cstheme="minorHAnsi"/>
+        </w:rPr>
+      </w:pPr>
+      <w:r>
+        <w:rPr>
+          <w:rFonts w:cstheme="minorHAnsi"/>
+        </w:rPr>
+        <w:lastRenderedPageBreak/>
+        <w:t>One User has many Orders → @OneToMany</w:t>
+      </w:r>
+    </w:p>
+    <w:p>
+      <w:pPr>
+        <w:spacing w:after="0"/>
+        <w:rPr>
+          <w:rFonts w:ascii="Courier New" w:hAnsi="Courier New" w:cs="Courier New"/>
+          <w:sz w:val="18"/>
+          <w:szCs w:val="18"/>
+        </w:rPr>
+      </w:pPr>
+      <w:proofErr w:type="gramStart"/>
+      <w:r>
+        <w:rPr>
+          <w:rFonts w:ascii="Courier New" w:hAnsi="Courier New" w:cs="Courier New"/>
+          <w:sz w:val="18"/>
+          <w:szCs w:val="18"/>
+        </w:rPr>
+        <w:t>class  User</w:t>
+      </w:r>
+      <w:proofErr w:type="gramEnd"/>
+      <w:r>
+        <w:rPr>
+          <w:rFonts w:ascii="Courier New" w:hAnsi="Courier New" w:cs="Courier New"/>
+          <w:sz w:val="18"/>
+          <w:szCs w:val="18"/>
+        </w:rPr>
+        <w:t xml:space="preserve"> {</w:t>
+      </w:r>
+    </w:p>
+    <w:p>
+      <w:pPr>
+        <w:spacing w:after="0"/>
+        <w:rPr>
+          <w:rFonts w:ascii="Courier New" w:hAnsi="Courier New" w:cs="Courier New"/>
+          <w:sz w:val="18"/>
+          <w:szCs w:val="18"/>
+        </w:rPr>
+      </w:pPr>
+      <w:r>
+        <w:rPr>
+          <w:rFonts w:ascii="Courier New" w:hAnsi="Courier New" w:cs="Courier New"/>
+          <w:sz w:val="18"/>
+          <w:szCs w:val="18"/>
+        </w:rPr>
+        <w:t xml:space="preserve">private </w:t>
+      </w:r>
+      <w:proofErr w:type="gramStart"/>
+      <w:r>
+        <w:rPr>
+          <w:rFonts w:ascii="Courier New" w:hAnsi="Courier New" w:cs="Courier New"/>
+          <w:sz w:val="18"/>
+          <w:szCs w:val="18"/>
+        </w:rPr>
+        <w:t>Long</w:t>
+      </w:r>
+      <w:proofErr w:type="gramEnd"/>
+      <w:r>
+        <w:rPr>
+          <w:rFonts w:ascii="Courier New" w:hAnsi="Courier New" w:cs="Courier New"/>
+          <w:sz w:val="18"/>
+          <w:szCs w:val="18"/>
+        </w:rPr>
+        <w:t xml:space="preserve"> id;</w:t>
+      </w:r>
+      <w:r>
+        <w:rPr>
+          <w:rFonts w:ascii="Courier New" w:hAnsi="Courier New" w:cs="Courier New"/>
+          <w:sz w:val="18"/>
+          <w:szCs w:val="18"/>
+        </w:rPr>
+        <w:br/>
+        <w:t>private String name;</w:t>
+      </w:r>
+    </w:p>
+    <w:p>
+      <w:pPr>
+        <w:spacing w:after="0"/>
+        <w:rPr>
+          <w:rFonts w:ascii="Courier New" w:hAnsi="Courier New" w:cs="Courier New"/>
+          <w:sz w:val="18"/>
+          <w:szCs w:val="18"/>
+        </w:rPr>
+      </w:pPr>
+    </w:p>
+    <w:p>
+      <w:pPr>
+        <w:spacing w:after="0"/>
+        <w:rPr>
+          <w:rFonts w:ascii="Courier New" w:hAnsi="Courier New" w:cs="Courier New"/>
+          <w:sz w:val="18"/>
+          <w:szCs w:val="18"/>
+        </w:rPr>
+      </w:pPr>
+      <w:r>
+        <w:rPr>
+          <w:rFonts w:ascii="Courier New" w:hAnsi="Courier New" w:cs="Courier New"/>
+          <w:sz w:val="18"/>
+          <w:szCs w:val="18"/>
+        </w:rPr>
+        <w:t>@</w:t>
+      </w:r>
+      <w:proofErr w:type="gramStart"/>
+      <w:r>
+        <w:rPr>
+          <w:rFonts w:ascii="Courier New" w:hAnsi="Courier New" w:cs="Courier New"/>
+          <w:sz w:val="18"/>
+          <w:szCs w:val="18"/>
+        </w:rPr>
+        <w:t>OneToMany(</w:t>
+      </w:r>
+      <w:proofErr w:type="gramEnd"/>
+      <w:r>
+        <w:rPr>
+          <w:rFonts w:ascii="Courier New" w:hAnsi="Courier New" w:cs="Courier New"/>
+          <w:sz w:val="18"/>
+          <w:szCs w:val="18"/>
+        </w:rPr>
+        <w:t>mappedBy = "user"</w:t>
+      </w:r>
+      <w:r>
+        <w:rPr>
+          <w:rFonts w:ascii="Courier New" w:hAnsi="Courier New" w:cs="Courier New"/>
+          <w:sz w:val="18"/>
+          <w:szCs w:val="18"/>
         </w:rPr>
         <w:t xml:space="preserve"> </w:t>
       </w:r>
       <w:r>
-        <w:t>// to write custom headers</w:t>
-      </w:r>
-    </w:p>
-    <w:p>
-      <w:pPr>
-        <w:spacing w:after="0"/>
-      </w:pPr>
-      <w:r>
-        <w:t xml:space="preserve">return </w:t>
-      </w:r>
-      <w:r>
-        <w:t>ResponseEntity</w:t>
-      </w:r>
-      <w:r>
-        <w:t>.status(200 or Http.status.term).body(…)</w:t>
-      </w:r>
-    </w:p>
-    <w:p>
-      <w:pPr>
-        <w:spacing w:after="0"/>
-      </w:pPr>
-    </w:p>
-    <w:p>
-      <w:pPr>
-        <w:spacing w:after="0"/>
-        <w:rPr>
-          <w:b/>
-          <w:bCs/>
+        <w:rPr>
+          <w:rFonts w:ascii="Courier New" w:hAnsi="Courier New" w:cs="Courier New"/>
+          <w:sz w:val="18"/>
+          <w:szCs w:val="18"/>
+        </w:rPr>
+        <w:t xml:space="preserve">fetch = </w:t>
+      </w:r>
+      <w:proofErr w:type="spellStart"/>
+      <w:r>
+        <w:rPr>
+          <w:rFonts w:ascii="Courier New" w:hAnsi="Courier New" w:cs="Courier New"/>
+          <w:sz w:val="18"/>
+          <w:szCs w:val="18"/>
+        </w:rPr>
+        <w:t>FetchType.LAZY</w:t>
+      </w:r>
+      <w:proofErr w:type="spellEnd"/>
+      <w:r>
+        <w:rPr>
+          <w:rFonts w:ascii="Courier New" w:hAnsi="Courier New" w:cs="Courier New"/>
+          <w:sz w:val="18"/>
+          <w:szCs w:val="18"/>
+        </w:rPr>
+        <w:t>)</w:t>
+      </w:r>
+    </w:p>
+    <w:p>
+      <w:pPr>
+        <w:spacing w:after="0"/>
+        <w:rPr>
+          <w:rFonts w:ascii="Courier New" w:hAnsi="Courier New" w:cs="Courier New"/>
+          <w:sz w:val="18"/>
+          <w:szCs w:val="18"/>
+        </w:rPr>
+      </w:pPr>
+      <w:r>
+        <w:rPr>
+          <w:rFonts w:ascii="Courier New" w:hAnsi="Courier New" w:cs="Courier New"/>
+          <w:sz w:val="18"/>
+          <w:szCs w:val="18"/>
+        </w:rPr>
+        <w:t>private List&lt;Order&gt; orders;</w:t>
+      </w:r>
+    </w:p>
+    <w:p>
+      <w:pPr>
+        <w:spacing w:after="0"/>
+        <w:rPr>
+          <w:rFonts w:ascii="Courier New" w:hAnsi="Courier New" w:cs="Courier New"/>
+          <w:sz w:val="18"/>
+          <w:szCs w:val="18"/>
+        </w:rPr>
+      </w:pPr>
+      <w:r>
+        <w:rPr>
+          <w:rFonts w:ascii="Courier New" w:hAnsi="Courier New" w:cs="Courier New"/>
+          <w:sz w:val="18"/>
+          <w:szCs w:val="18"/>
+        </w:rPr>
+        <w:t>}</w:t>
+      </w:r>
+    </w:p>
+    <w:p>
+      <w:pPr>
+        <w:spacing w:after="0"/>
+        <w:rPr>
+          <w:rFonts w:ascii="Courier New" w:hAnsi="Courier New" w:cs="Courier New"/>
+          <w:sz w:val="18"/>
+          <w:szCs w:val="18"/>
+        </w:rPr>
+      </w:pPr>
+    </w:p>
+    <w:p>
+      <w:pPr>
+        <w:spacing w:after="0"/>
+        <w:rPr>
+          <w:rFonts w:cstheme="minorHAnsi"/>
+        </w:rPr>
+      </w:pPr>
+      <w:r>
+        <w:rPr>
+          <w:rFonts w:cstheme="minorHAnsi"/>
+        </w:rPr>
+        <w:t xml:space="preserve"> </w:t>
+      </w:r>
+      <w:r>
+        <w:rPr>
+          <w:rFonts w:cstheme="minorHAnsi"/>
+          <w:b/>
+          <w:bCs/>
+        </w:rPr>
+        <w:t>Lazy:</w:t>
+      </w:r>
+      <w:r>
+        <w:rPr>
+          <w:rFonts w:cstheme="minorHAnsi"/>
+        </w:rPr>
+        <w:t xml:space="preserve"> Related data is loaded </w:t>
+      </w:r>
+      <w:r>
+        <w:rPr>
+          <w:rFonts w:cstheme="minorHAnsi"/>
+          <w:b/>
+          <w:bCs/>
+        </w:rPr>
+        <w:t>only when you access it</w:t>
+      </w:r>
+      <w:r>
+        <w:rPr>
+          <w:rFonts w:cstheme="minorHAnsi"/>
+        </w:rPr>
+        <w:t xml:space="preserve">. </w:t>
+      </w:r>
+    </w:p>
+    <w:p>
+      <w:pPr>
+        <w:spacing w:after="0"/>
+        <w:rPr>
+          <w:rFonts w:cstheme="minorHAnsi"/>
+        </w:rPr>
+      </w:pPr>
+      <w:r>
+        <w:rPr>
+          <w:rFonts w:cstheme="minorHAnsi"/>
+        </w:rPr>
+        <w:t xml:space="preserve"> </w:t>
+      </w:r>
+      <w:r>
+        <w:rPr>
+          <w:rFonts w:cstheme="minorHAnsi"/>
+          <w:b/>
+          <w:bCs/>
+        </w:rPr>
+        <w:t>Eager:</w:t>
+      </w:r>
+      <w:r>
+        <w:rPr>
+          <w:rFonts w:cstheme="minorHAnsi"/>
+        </w:rPr>
+        <w:t xml:space="preserve"> Related data is loaded </w:t>
+      </w:r>
+      <w:r>
+        <w:rPr>
+          <w:rFonts w:cstheme="minorHAnsi"/>
+          <w:b/>
+          <w:bCs/>
+        </w:rPr>
+        <w:t>immediately</w:t>
+      </w:r>
+      <w:r>
+        <w:rPr>
+          <w:rFonts w:cstheme="minorHAnsi"/>
+        </w:rPr>
+        <w:t xml:space="preserve"> with the main entity.</w:t>
+      </w:r>
+    </w:p>
+    <w:p>
+      <w:pPr>
+        <w:spacing w:after="0"/>
+        <w:rPr>
+          <w:rFonts w:cstheme="minorHAnsi"/>
+        </w:rPr>
+      </w:pPr>
+    </w:p>
+    <w:p>
+      <w:pPr>
+        <w:spacing w:after="0"/>
+        <w:rPr>
+          <w:rFonts w:cstheme="minorHAnsi"/>
+        </w:rPr>
+      </w:pPr>
+      <w:r>
+        <w:rPr>
+          <w:rFonts w:cstheme="minorHAnsi"/>
+        </w:rPr>
+        <w:t>Example:</w:t>
+      </w:r>
+    </w:p>
+    <w:p>
+      <w:pPr>
+        <w:spacing w:after="0"/>
+        <w:rPr>
+          <w:rFonts w:ascii="Consolas" w:hAnsi="Consolas" w:cstheme="minorHAnsi"/>
+          <w:sz w:val="18"/>
+          <w:szCs w:val="18"/>
+        </w:rPr>
+      </w:pPr>
+      <w:r>
+        <w:rPr>
+          <w:rFonts w:ascii="Consolas" w:hAnsi="Consolas" w:cstheme="minorHAnsi"/>
+          <w:sz w:val="18"/>
+          <w:szCs w:val="18"/>
+        </w:rPr>
+        <w:t>@</w:t>
+      </w:r>
+      <w:proofErr w:type="gramStart"/>
+      <w:r>
+        <w:rPr>
+          <w:rFonts w:ascii="Consolas" w:hAnsi="Consolas" w:cstheme="minorHAnsi"/>
+          <w:sz w:val="18"/>
+          <w:szCs w:val="18"/>
+        </w:rPr>
+        <w:t>OneToMany(</w:t>
+      </w:r>
+      <w:proofErr w:type="gramEnd"/>
+      <w:r>
+        <w:rPr>
+          <w:rFonts w:ascii="Consolas" w:hAnsi="Consolas" w:cstheme="minorHAnsi"/>
+          <w:sz w:val="18"/>
+          <w:szCs w:val="18"/>
+        </w:rPr>
+        <w:t xml:space="preserve">fetch = </w:t>
+      </w:r>
+      <w:proofErr w:type="spellStart"/>
+      <w:r>
+        <w:rPr>
+          <w:rFonts w:ascii="Consolas" w:hAnsi="Consolas" w:cstheme="minorHAnsi"/>
+          <w:sz w:val="18"/>
+          <w:szCs w:val="18"/>
+        </w:rPr>
+        <w:t>FetchType.LAZY</w:t>
+      </w:r>
+      <w:proofErr w:type="spellEnd"/>
+      <w:r>
+        <w:rPr>
+          <w:rFonts w:ascii="Consolas" w:hAnsi="Consolas" w:cstheme="minorHAnsi"/>
+          <w:sz w:val="18"/>
+          <w:szCs w:val="18"/>
+        </w:rPr>
+        <w:t>)</w:t>
+      </w:r>
+    </w:p>
+    <w:p>
+      <w:pPr>
+        <w:spacing w:after="0"/>
+        <w:rPr>
+          <w:rFonts w:ascii="Consolas" w:hAnsi="Consolas" w:cstheme="minorHAnsi"/>
+          <w:sz w:val="18"/>
+          <w:szCs w:val="18"/>
+        </w:rPr>
+      </w:pPr>
+      <w:r>
+        <w:rPr>
+          <w:rFonts w:ascii="Consolas" w:hAnsi="Consolas" w:cstheme="minorHAnsi"/>
+          <w:sz w:val="18"/>
+          <w:szCs w:val="18"/>
+        </w:rPr>
+        <w:t>private List&lt;Order&gt; orders;</w:t>
+      </w:r>
+    </w:p>
+    <w:p>
+      <w:pPr>
+        <w:spacing w:after="0"/>
+        <w:rPr>
+          <w:rFonts w:ascii="Consolas" w:hAnsi="Consolas" w:cstheme="minorHAnsi"/>
+          <w:sz w:val="18"/>
+          <w:szCs w:val="18"/>
+        </w:rPr>
+      </w:pPr>
+    </w:p>
+    <w:p>
+      <w:pPr>
+        <w:spacing w:after="0"/>
+        <w:rPr>
+          <w:rFonts w:ascii="Consolas" w:hAnsi="Consolas" w:cstheme="minorHAnsi"/>
+          <w:sz w:val="18"/>
+          <w:szCs w:val="18"/>
+        </w:rPr>
+      </w:pPr>
+      <w:r>
+        <w:rPr>
+          <w:rFonts w:ascii="Consolas" w:hAnsi="Consolas" w:cstheme="minorHAnsi"/>
+          <w:sz w:val="18"/>
+          <w:szCs w:val="18"/>
+        </w:rPr>
+        <w:t xml:space="preserve">User is loaded → orders </w:t>
+      </w:r>
+      <w:r>
+        <w:rPr>
+          <w:rFonts w:ascii="Consolas" w:hAnsi="Consolas" w:cstheme="minorHAnsi"/>
+          <w:b/>
+          <w:bCs/>
+          <w:sz w:val="18"/>
+          <w:szCs w:val="18"/>
+        </w:rPr>
+        <w:t>not loaded yet</w:t>
+      </w:r>
+      <w:r>
+        <w:rPr>
+          <w:rFonts w:ascii="Consolas" w:hAnsi="Consolas" w:cstheme="minorHAnsi"/>
+          <w:sz w:val="18"/>
+          <w:szCs w:val="18"/>
+        </w:rPr>
+        <w:t xml:space="preserve"> → </w:t>
+      </w:r>
+      <w:proofErr w:type="spellStart"/>
+      <w:proofErr w:type="gramStart"/>
+      <w:r>
+        <w:rPr>
+          <w:rFonts w:ascii="Consolas" w:hAnsi="Consolas" w:cstheme="minorHAnsi"/>
+          <w:sz w:val="18"/>
+          <w:szCs w:val="18"/>
+        </w:rPr>
+        <w:t>user.getOrders</w:t>
+      </w:r>
+      <w:proofErr w:type="spellEnd"/>
+      <w:proofErr w:type="gramEnd"/>
+      <w:r>
+        <w:rPr>
+          <w:rFonts w:ascii="Consolas" w:hAnsi="Consolas" w:cstheme="minorHAnsi"/>
+          <w:sz w:val="18"/>
+          <w:szCs w:val="18"/>
+        </w:rPr>
+        <w:t>() → orders loaded.</w:t>
+      </w:r>
+    </w:p>
+    <w:p>
+      <w:pPr>
+        <w:spacing w:after="0"/>
+        <w:rPr>
+          <w:rFonts w:ascii="Consolas" w:hAnsi="Consolas" w:cstheme="minorHAnsi"/>
+          <w:sz w:val="18"/>
+          <w:szCs w:val="18"/>
+        </w:rPr>
+      </w:pPr>
+    </w:p>
+    <w:p>
+      <w:pPr>
+        <w:spacing w:after="0"/>
+        <w:rPr>
+          <w:rFonts w:ascii="Consolas" w:hAnsi="Consolas" w:cstheme="minorHAnsi"/>
+          <w:sz w:val="18"/>
+          <w:szCs w:val="18"/>
+        </w:rPr>
+      </w:pPr>
+      <w:r>
+        <w:rPr>
+          <w:rFonts w:ascii="Consolas" w:hAnsi="Consolas" w:cstheme="minorHAnsi"/>
+          <w:sz w:val="18"/>
+          <w:szCs w:val="18"/>
+        </w:rPr>
+        <w:t>@</w:t>
+      </w:r>
+      <w:proofErr w:type="gramStart"/>
+      <w:r>
+        <w:rPr>
+          <w:rFonts w:ascii="Consolas" w:hAnsi="Consolas" w:cstheme="minorHAnsi"/>
+          <w:sz w:val="18"/>
+          <w:szCs w:val="18"/>
+        </w:rPr>
+        <w:t>OneToMany(</w:t>
+      </w:r>
+      <w:proofErr w:type="gramEnd"/>
+      <w:r>
+        <w:rPr>
+          <w:rFonts w:ascii="Consolas" w:hAnsi="Consolas" w:cstheme="minorHAnsi"/>
+          <w:sz w:val="18"/>
+          <w:szCs w:val="18"/>
+        </w:rPr>
+        <w:t xml:space="preserve">fetch = </w:t>
+      </w:r>
+      <w:proofErr w:type="spellStart"/>
+      <w:r>
+        <w:rPr>
+          <w:rFonts w:ascii="Consolas" w:hAnsi="Consolas" w:cstheme="minorHAnsi"/>
+          <w:sz w:val="18"/>
+          <w:szCs w:val="18"/>
+        </w:rPr>
+        <w:t>FetchType.EAGER</w:t>
+      </w:r>
+      <w:proofErr w:type="spellEnd"/>
+      <w:r>
+        <w:rPr>
+          <w:rFonts w:ascii="Consolas" w:hAnsi="Consolas" w:cstheme="minorHAnsi"/>
+          <w:sz w:val="18"/>
+          <w:szCs w:val="18"/>
+        </w:rPr>
+        <w:t>)</w:t>
+      </w:r>
+    </w:p>
+    <w:p>
+      <w:pPr>
+        <w:spacing w:after="0"/>
+        <w:rPr>
+          <w:rFonts w:ascii="Consolas" w:hAnsi="Consolas" w:cstheme="minorHAnsi"/>
+          <w:sz w:val="18"/>
+          <w:szCs w:val="18"/>
+        </w:rPr>
+      </w:pPr>
+      <w:r>
+        <w:rPr>
+          <w:rFonts w:ascii="Consolas" w:hAnsi="Consolas" w:cstheme="minorHAnsi"/>
+          <w:sz w:val="18"/>
+          <w:szCs w:val="18"/>
+        </w:rPr>
+        <w:t>private List&lt;Order&gt; orders;</w:t>
+      </w:r>
+    </w:p>
+    <w:p>
+      <w:pPr>
+        <w:spacing w:after="0"/>
+        <w:rPr>
+          <w:rFonts w:ascii="Consolas" w:hAnsi="Consolas" w:cstheme="minorHAnsi"/>
+          <w:sz w:val="18"/>
+          <w:szCs w:val="18"/>
+        </w:rPr>
+      </w:pPr>
+    </w:p>
+    <w:p>
+      <w:pPr>
+        <w:spacing w:after="0"/>
+        <w:rPr>
+          <w:rFonts w:ascii="Consolas" w:hAnsi="Consolas" w:cstheme="minorHAnsi"/>
+          <w:sz w:val="18"/>
+          <w:szCs w:val="18"/>
+        </w:rPr>
+      </w:pPr>
+      <w:r>
+        <w:rPr>
+          <w:rFonts w:ascii="Consolas" w:hAnsi="Consolas" w:cstheme="minorHAnsi"/>
+          <w:sz w:val="18"/>
+          <w:szCs w:val="18"/>
+        </w:rPr>
+        <w:t xml:space="preserve">User is loaded → orders </w:t>
+      </w:r>
+      <w:r>
+        <w:rPr>
+          <w:rFonts w:ascii="Consolas" w:hAnsi="Consolas" w:cstheme="minorHAnsi"/>
+          <w:b/>
+          <w:bCs/>
+          <w:sz w:val="18"/>
+          <w:szCs w:val="18"/>
+        </w:rPr>
+        <w:t>loaded immediately</w:t>
+      </w:r>
+      <w:r>
+        <w:rPr>
+          <w:rFonts w:ascii="Consolas" w:hAnsi="Consolas" w:cstheme="minorHAnsi"/>
+          <w:sz w:val="18"/>
+          <w:szCs w:val="18"/>
+        </w:rPr>
+        <w:t>.</w:t>
+      </w:r>
+    </w:p>
+    <w:p>
+      <w:pPr>
+        <w:spacing w:after="0"/>
+        <w:rPr>
+          <w:rFonts w:cstheme="minorHAnsi"/>
         </w:rPr>
       </w:pPr>
     </w:p>
@@ -16502,7 +21871,7 @@
   <w:style w:type="paragraph" w:default="1" w:styleId="Normal">
     <w:name w:val="Normal"/>
     <w:qFormat/>
-    <w:rsid w:val="001E6292"/>
+    <w:rsid w:val="00A40715"/>
   </w:style>
   <w:style w:type="paragraph" w:styleId="Heading1">
     <w:name w:val="heading 1"/>

--- a/Java/SpringBoot_terms.docx
+++ b/Java/SpringBoot_terms.docx
@@ -13785,7 +13785,16 @@
           <w:b/>
           <w:bCs/>
         </w:rPr>
-        <w:t xml:space="preserve">Parameterized constructor </w:t>
+        <w:t xml:space="preserve">Parameterized </w:t>
+      </w:r>
+      <w:proofErr w:type="gramStart"/>
+      <w:r>
+        <w:rPr>
+          <w:rFonts w:cstheme="minorHAnsi"/>
+          <w:b/>
+          <w:bCs/>
+        </w:rPr>
+        <w:t xml:space="preserve">constructor </w:t>
       </w:r>
       <w:r>
         <w:rPr>
@@ -13795,6 +13804,7 @@
         </w:rPr>
         <w:t>:</w:t>
       </w:r>
+      <w:proofErr w:type="gramEnd"/>
       <w:r>
         <w:rPr>
           <w:rFonts w:cstheme="minorHAnsi"/>
@@ -13978,198 +13988,182 @@
           <w:sz w:val="18"/>
           <w:szCs w:val="18"/>
         </w:rPr>
-        <w:t>{</w:t>
-      </w:r>
+        <w:t>{ Parameterized</w:t>
+      </w:r>
+      <w:proofErr w:type="gramEnd"/>
       <w:r>
         <w:rPr>
           <w:rFonts w:ascii="Courier New" w:hAnsi="Courier New" w:cs="Courier New"/>
           <w:sz w:val="18"/>
           <w:szCs w:val="18"/>
         </w:rPr>
+        <w:t xml:space="preserve"> constructor</w:t>
+      </w:r>
+    </w:p>
+    <w:p>
+      <w:pPr>
+        <w:spacing w:after="0"/>
+        <w:rPr>
+          <w:rFonts w:ascii="Courier New" w:hAnsi="Courier New" w:cs="Courier New"/>
+          <w:sz w:val="18"/>
+          <w:szCs w:val="18"/>
+        </w:rPr>
+      </w:pPr>
+      <w:r>
+        <w:rPr>
+          <w:rFonts w:ascii="Courier New" w:hAnsi="Courier New" w:cs="Courier New"/>
+          <w:sz w:val="18"/>
+          <w:szCs w:val="18"/>
+        </w:rPr>
+        <w:t xml:space="preserve"> this.name = name; </w:t>
+      </w:r>
+      <w:proofErr w:type="spellStart"/>
+      <w:proofErr w:type="gramStart"/>
+      <w:r>
+        <w:rPr>
+          <w:rFonts w:ascii="Courier New" w:hAnsi="Courier New" w:cs="Courier New"/>
+          <w:sz w:val="18"/>
+          <w:szCs w:val="18"/>
+        </w:rPr>
+        <w:t>this.email</w:t>
+      </w:r>
+      <w:proofErr w:type="spellEnd"/>
+      <w:proofErr w:type="gramEnd"/>
+      <w:r>
+        <w:rPr>
+          <w:rFonts w:ascii="Courier New" w:hAnsi="Courier New" w:cs="Courier New"/>
+          <w:sz w:val="18"/>
+          <w:szCs w:val="18"/>
+        </w:rPr>
+        <w:t xml:space="preserve"> = email;</w:t>
+      </w:r>
+    </w:p>
+    <w:p>
+      <w:pPr>
+        <w:spacing w:after="0"/>
+        <w:rPr>
+          <w:rFonts w:ascii="Courier New" w:hAnsi="Courier New" w:cs="Courier New"/>
+          <w:sz w:val="18"/>
+          <w:szCs w:val="18"/>
+        </w:rPr>
+      </w:pPr>
+      <w:r>
+        <w:rPr>
+          <w:rFonts w:ascii="Courier New" w:hAnsi="Courier New" w:cs="Courier New"/>
+          <w:sz w:val="18"/>
+          <w:szCs w:val="18"/>
+        </w:rPr>
+        <w:t xml:space="preserve"> }</w:t>
+      </w:r>
+    </w:p>
+    <w:p>
+      <w:pPr>
+        <w:spacing w:after="0"/>
+        <w:rPr>
+          <w:rFonts w:ascii="Courier New" w:hAnsi="Courier New" w:cs="Courier New"/>
+          <w:sz w:val="18"/>
+          <w:szCs w:val="18"/>
+        </w:rPr>
+      </w:pPr>
+    </w:p>
+    <w:p>
+      <w:pPr>
+        <w:spacing w:after="0"/>
+        <w:rPr>
+          <w:rFonts w:cstheme="minorHAnsi"/>
+          <w:b/>
+          <w:bCs/>
+        </w:rPr>
+      </w:pPr>
+      <w:r>
+        <w:rPr>
+          <w:rFonts w:cstheme="minorHAnsi"/>
+          <w:b/>
+          <w:bCs/>
+        </w:rPr>
+        <w:t>ENTITY</w:t>
+      </w:r>
+      <w:r>
+        <w:rPr>
+          <w:rFonts w:cstheme="minorHAnsi"/>
+          <w:b/>
+          <w:bCs/>
+        </w:rPr>
         <w:t xml:space="preserve"> </w:t>
       </w:r>
       <w:r>
         <w:rPr>
-          <w:rFonts w:ascii="Courier New" w:hAnsi="Courier New" w:cs="Courier New"/>
-          <w:sz w:val="18"/>
-          <w:szCs w:val="18"/>
-        </w:rPr>
-        <w:t>Parameterized</w:t>
+          <w:rFonts w:cstheme="minorHAnsi"/>
+          <w:b/>
+          <w:bCs/>
+        </w:rPr>
+        <w:t>MANAGER &amp; ENTITY LIFECYCLE</w:t>
+      </w:r>
+    </w:p>
+    <w:p>
+      <w:pPr>
+        <w:spacing w:after="0"/>
+        <w:rPr>
+          <w:rFonts w:cstheme="minorHAnsi"/>
+        </w:rPr>
+      </w:pPr>
+      <w:r>
+        <w:rPr>
+          <w:rFonts w:cstheme="minorHAnsi"/>
+        </w:rPr>
+        <w:t>Transient → Persistent → Detached → Removed</w:t>
+      </w:r>
+    </w:p>
+    <w:p>
+      <w:pPr>
+        <w:spacing w:after="0"/>
+        <w:rPr>
+          <w:rFonts w:cstheme="minorHAnsi"/>
+        </w:rPr>
+      </w:pPr>
+      <w:r>
+        <w:rPr>
+          <w:rFonts w:cstheme="minorHAnsi"/>
+        </w:rPr>
+        <w:t xml:space="preserve">User </w:t>
+      </w:r>
+      <w:proofErr w:type="spellStart"/>
+      <w:r>
+        <w:rPr>
+          <w:rFonts w:cstheme="minorHAnsi"/>
+        </w:rPr>
+        <w:t>user</w:t>
+      </w:r>
+      <w:proofErr w:type="spellEnd"/>
+      <w:r>
+        <w:rPr>
+          <w:rFonts w:cstheme="minorHAnsi"/>
+        </w:rPr>
+        <w:t xml:space="preserve"> = new </w:t>
+      </w:r>
+      <w:proofErr w:type="gramStart"/>
+      <w:r>
+        <w:rPr>
+          <w:rFonts w:cstheme="minorHAnsi"/>
+        </w:rPr>
+        <w:t>User(</w:t>
       </w:r>
       <w:proofErr w:type="gramEnd"/>
       <w:r>
         <w:rPr>
-          <w:rFonts w:ascii="Courier New" w:hAnsi="Courier New" w:cs="Courier New"/>
-          <w:sz w:val="18"/>
-          <w:szCs w:val="18"/>
-        </w:rPr>
-        <w:t xml:space="preserve"> constructor</w:t>
-      </w:r>
-    </w:p>
-    <w:p>
-      <w:pPr>
-        <w:spacing w:after="0"/>
-        <w:rPr>
-          <w:rFonts w:ascii="Courier New" w:hAnsi="Courier New" w:cs="Courier New"/>
-          <w:sz w:val="18"/>
-          <w:szCs w:val="18"/>
-        </w:rPr>
-      </w:pPr>
-      <w:r>
-        <w:rPr>
-          <w:rFonts w:ascii="Courier New" w:hAnsi="Courier New" w:cs="Courier New"/>
-          <w:sz w:val="18"/>
-          <w:szCs w:val="18"/>
-        </w:rPr>
-        <w:t xml:space="preserve"> this.name = name; </w:t>
-      </w:r>
-      <w:proofErr w:type="spellStart"/>
-      <w:proofErr w:type="gramStart"/>
-      <w:r>
-        <w:rPr>
-          <w:rFonts w:ascii="Courier New" w:hAnsi="Courier New" w:cs="Courier New"/>
-          <w:sz w:val="18"/>
-          <w:szCs w:val="18"/>
-        </w:rPr>
-        <w:t>this.email</w:t>
-      </w:r>
-      <w:proofErr w:type="spellEnd"/>
-      <w:proofErr w:type="gramEnd"/>
-      <w:r>
-        <w:rPr>
-          <w:rFonts w:ascii="Courier New" w:hAnsi="Courier New" w:cs="Courier New"/>
-          <w:sz w:val="18"/>
-          <w:szCs w:val="18"/>
-        </w:rPr>
-        <w:t xml:space="preserve"> = email;</w:t>
-      </w:r>
-    </w:p>
-    <w:p>
-      <w:pPr>
-        <w:spacing w:after="0"/>
-        <w:rPr>
-          <w:rFonts w:ascii="Courier New" w:hAnsi="Courier New" w:cs="Courier New"/>
-          <w:sz w:val="18"/>
-          <w:szCs w:val="18"/>
-        </w:rPr>
-      </w:pPr>
-      <w:r>
-        <w:rPr>
-          <w:rFonts w:ascii="Courier New" w:hAnsi="Courier New" w:cs="Courier New"/>
-          <w:sz w:val="18"/>
-          <w:szCs w:val="18"/>
-        </w:rPr>
-        <w:t xml:space="preserve"> }</w:t>
-      </w:r>
-    </w:p>
-    <w:p>
-      <w:pPr>
-        <w:spacing w:after="0"/>
-        <w:rPr>
-          <w:rFonts w:ascii="Courier New" w:hAnsi="Courier New" w:cs="Courier New"/>
-          <w:sz w:val="18"/>
-          <w:szCs w:val="18"/>
-        </w:rPr>
-      </w:pPr>
-    </w:p>
-    <w:p>
-      <w:pPr>
-        <w:spacing w:after="0"/>
-        <w:rPr>
-          <w:rFonts w:cstheme="minorHAnsi"/>
-          <w:b/>
-          <w:bCs/>
-        </w:rPr>
-      </w:pPr>
-      <w:r>
-        <w:rPr>
-          <w:rFonts w:cstheme="minorHAnsi"/>
-          <w:b/>
-          <w:bCs/>
-        </w:rPr>
-        <w:t>ENTITY</w:t>
-      </w:r>
-      <w:r>
-        <w:rPr>
-          <w:rFonts w:cstheme="minorHAnsi"/>
-          <w:b/>
-          <w:bCs/>
+          <w:rFonts w:cstheme="minorHAnsi"/>
+        </w:rPr>
+        <w:t>);</w:t>
+      </w:r>
+      <w:r>
+        <w:rPr>
+          <w:rFonts w:cstheme="minorHAnsi"/>
         </w:rPr>
         <w:t xml:space="preserve"> </w:t>
       </w:r>
       <w:r>
         <w:rPr>
           <w:rFonts w:cstheme="minorHAnsi"/>
-          <w:b/>
-          <w:bCs/>
-        </w:rPr>
-        <w:t>MANAGER &amp; ENTITY LIFECYCLE</w:t>
-      </w:r>
-    </w:p>
-    <w:p>
-      <w:pPr>
-        <w:spacing w:after="0"/>
-        <w:rPr>
-          <w:rFonts w:cstheme="minorHAnsi"/>
-        </w:rPr>
-      </w:pPr>
-      <w:r>
-        <w:rPr>
-          <w:rFonts w:cstheme="minorHAnsi"/>
-        </w:rPr>
-        <w:t>Transient → Persistent → Detached → Removed</w:t>
-      </w:r>
-    </w:p>
-    <w:p>
-      <w:pPr>
-        <w:spacing w:after="0"/>
-        <w:rPr>
-          <w:rFonts w:cstheme="minorHAnsi"/>
-        </w:rPr>
-      </w:pPr>
-      <w:r>
-        <w:rPr>
-          <w:rFonts w:cstheme="minorHAnsi"/>
-        </w:rPr>
-        <w:t xml:space="preserve">User </w:t>
-      </w:r>
-      <w:proofErr w:type="spellStart"/>
-      <w:r>
-        <w:rPr>
-          <w:rFonts w:cstheme="minorHAnsi"/>
-        </w:rPr>
-        <w:t>user</w:t>
-      </w:r>
-      <w:proofErr w:type="spellEnd"/>
-      <w:r>
-        <w:rPr>
-          <w:rFonts w:cstheme="minorHAnsi"/>
-        </w:rPr>
-        <w:t xml:space="preserve"> = new </w:t>
-      </w:r>
-      <w:proofErr w:type="gramStart"/>
-      <w:r>
-        <w:rPr>
-          <w:rFonts w:cstheme="minorHAnsi"/>
-        </w:rPr>
-        <w:t>User(</w:t>
-      </w:r>
-      <w:proofErr w:type="gramEnd"/>
-      <w:r>
-        <w:rPr>
-          <w:rFonts w:cstheme="minorHAnsi"/>
-        </w:rPr>
-        <w:t>);</w:t>
-      </w:r>
-      <w:r>
-        <w:rPr>
-          <w:rFonts w:cstheme="minorHAnsi"/>
-        </w:rPr>
-        <w:t xml:space="preserve"> </w:t>
-      </w:r>
-      <w:r>
-        <w:rPr>
-          <w:rFonts w:cstheme="minorHAnsi"/>
         </w:rPr>
         <w:t>// not saved</w:t>
       </w:r>
@@ -14192,6 +14186,7 @@
       <w:r>
         <w:rPr>
           <w:rFonts w:cstheme="minorHAnsi"/>
+          <w:noProof/>
         </w:rPr>
         <w:drawing>
           <wp:inline distT="0" distB="0" distL="0" distR="0" wp14:anchorId="278DA1D4" wp14:editId="437B9F00">
@@ -14323,23 +14318,7 @@
           <w:sz w:val="18"/>
           <w:szCs w:val="18"/>
         </w:rPr>
-        <w:t>id=1, name=</w:t>
-      </w:r>
-      <w:r>
-        <w:rPr>
-          <w:rFonts w:ascii="Consolas" w:hAnsi="Consolas" w:cstheme="minorHAnsi"/>
-          <w:sz w:val="18"/>
-          <w:szCs w:val="18"/>
-        </w:rPr>
-        <w:t>Vikas</w:t>
-      </w:r>
-      <w:r>
-        <w:rPr>
-          <w:rFonts w:ascii="Consolas" w:hAnsi="Consolas" w:cstheme="minorHAnsi"/>
-          <w:sz w:val="18"/>
-          <w:szCs w:val="18"/>
-        </w:rPr>
-        <w:t>)</w:t>
+        <w:t>id=1, name=Vikas)</w:t>
       </w:r>
     </w:p>
     <w:p>
@@ -15123,13 +15102,70 @@
           <w:szCs w:val="18"/>
         </w:rPr>
         <w:br/>
-      </w:r>
+        <w:t>@</w:t>
+      </w:r>
+      <w:proofErr w:type="gramStart"/>
       <w:r>
         <w:rPr>
           <w:rFonts w:ascii="Courier New" w:hAnsi="Courier New" w:cs="Courier New"/>
           <w:sz w:val="18"/>
           <w:szCs w:val="18"/>
         </w:rPr>
+        <w:t>ManyToOne</w:t>
+      </w:r>
+      <w:r>
+        <w:rPr>
+          <w:rFonts w:ascii="Courier New" w:hAnsi="Courier New" w:cs="Courier New"/>
+          <w:sz w:val="18"/>
+          <w:szCs w:val="18"/>
+        </w:rPr>
+        <w:t>(</w:t>
+      </w:r>
+      <w:proofErr w:type="gramEnd"/>
+      <w:r>
+        <w:rPr>
+          <w:rFonts w:ascii="Courier New" w:hAnsi="Courier New" w:cs="Courier New"/>
+          <w:sz w:val="18"/>
+          <w:szCs w:val="18"/>
+        </w:rPr>
+        <w:t xml:space="preserve">fetch = </w:t>
+      </w:r>
+      <w:proofErr w:type="spellStart"/>
+      <w:r>
+        <w:rPr>
+          <w:rFonts w:ascii="Courier New" w:hAnsi="Courier New" w:cs="Courier New"/>
+          <w:sz w:val="18"/>
+          <w:szCs w:val="18"/>
+        </w:rPr>
+        <w:t>FetchType.lazy</w:t>
+      </w:r>
+      <w:proofErr w:type="spellEnd"/>
+      <w:r>
+        <w:rPr>
+          <w:rFonts w:ascii="Courier New" w:hAnsi="Courier New" w:cs="Courier New"/>
+          <w:sz w:val="18"/>
+          <w:szCs w:val="18"/>
+        </w:rPr>
+        <w:t>)</w:t>
+      </w:r>
+    </w:p>
+    <w:p>
+      <w:pPr>
+        <w:spacing w:after="0"/>
+        <w:rPr>
+          <w:rFonts w:ascii="Courier New" w:hAnsi="Courier New" w:cs="Courier New"/>
+          <w:b/>
+          <w:bCs/>
+          <w:sz w:val="18"/>
+          <w:szCs w:val="18"/>
+        </w:rPr>
+      </w:pPr>
+      <w:r>
+        <w:rPr>
+          <w:rFonts w:ascii="Courier New" w:hAnsi="Courier New" w:cs="Courier New"/>
+          <w:sz w:val="18"/>
+          <w:szCs w:val="18"/>
+        </w:rPr>
         <w:t>@</w:t>
       </w:r>
       <w:proofErr w:type="gramStart"/>
@@ -15139,118 +15175,44 @@
           <w:sz w:val="18"/>
           <w:szCs w:val="18"/>
         </w:rPr>
-        <w:t>ManyToOne</w:t>
-      </w:r>
+        <w:t>JoinColumn(</w:t>
+      </w:r>
+      <w:proofErr w:type="gramEnd"/>
       <w:r>
         <w:rPr>
           <w:rFonts w:ascii="Courier New" w:hAnsi="Courier New" w:cs="Courier New"/>
           <w:sz w:val="18"/>
           <w:szCs w:val="18"/>
         </w:rPr>
-        <w:t>(</w:t>
-      </w:r>
-      <w:proofErr w:type="gramEnd"/>
+        <w:t>name = "</w:t>
+      </w:r>
+      <w:proofErr w:type="spellStart"/>
       <w:r>
         <w:rPr>
           <w:rFonts w:ascii="Courier New" w:hAnsi="Courier New" w:cs="Courier New"/>
           <w:sz w:val="18"/>
           <w:szCs w:val="18"/>
         </w:rPr>
-        <w:t xml:space="preserve">fetch = </w:t>
-      </w:r>
-      <w:proofErr w:type="spellStart"/>
+        <w:t>user_id</w:t>
+      </w:r>
+      <w:proofErr w:type="spellEnd"/>
       <w:r>
         <w:rPr>
           <w:rFonts w:ascii="Courier New" w:hAnsi="Courier New" w:cs="Courier New"/>
           <w:sz w:val="18"/>
           <w:szCs w:val="18"/>
         </w:rPr>
-        <w:t>FetchType.lazy</w:t>
-      </w:r>
-      <w:proofErr w:type="spellEnd"/>
+        <w:t xml:space="preserve">") </w:t>
+      </w:r>
       <w:r>
         <w:rPr>
           <w:rFonts w:ascii="Courier New" w:hAnsi="Courier New" w:cs="Courier New"/>
-          <w:sz w:val="18"/>
-          <w:szCs w:val="18"/>
-        </w:rPr>
-        <w:t>)</w:t>
-      </w:r>
-    </w:p>
-    <w:p>
-      <w:pPr>
-        <w:spacing w:after="0"/>
-        <w:rPr>
-          <w:rFonts w:ascii="Courier New" w:hAnsi="Courier New" w:cs="Courier New"/>
-          <w:b/>
-          <w:bCs/>
-          <w:sz w:val="18"/>
-          <w:szCs w:val="18"/>
-        </w:rPr>
-      </w:pPr>
-      <w:r>
-        <w:rPr>
-          <w:rFonts w:ascii="Courier New" w:hAnsi="Courier New" w:cs="Courier New"/>
-          <w:sz w:val="18"/>
-          <w:szCs w:val="18"/>
-        </w:rPr>
-        <w:t>@</w:t>
-      </w:r>
-      <w:proofErr w:type="gramStart"/>
-      <w:r>
-        <w:rPr>
-          <w:rFonts w:ascii="Courier New" w:hAnsi="Courier New" w:cs="Courier New"/>
-          <w:sz w:val="18"/>
-          <w:szCs w:val="18"/>
-        </w:rPr>
-        <w:t>JoinColumn(</w:t>
-      </w:r>
-      <w:proofErr w:type="gramEnd"/>
-      <w:r>
-        <w:rPr>
-          <w:rFonts w:ascii="Courier New" w:hAnsi="Courier New" w:cs="Courier New"/>
-          <w:sz w:val="18"/>
-          <w:szCs w:val="18"/>
-        </w:rPr>
-        <w:t>name = "</w:t>
-      </w:r>
-      <w:proofErr w:type="spellStart"/>
-      <w:r>
-        <w:rPr>
-          <w:rFonts w:ascii="Courier New" w:hAnsi="Courier New" w:cs="Courier New"/>
-          <w:sz w:val="18"/>
-          <w:szCs w:val="18"/>
-        </w:rPr>
-        <w:t>user_id</w:t>
-      </w:r>
-      <w:proofErr w:type="spellEnd"/>
-      <w:r>
-        <w:rPr>
-          <w:rFonts w:ascii="Courier New" w:hAnsi="Courier New" w:cs="Courier New"/>
-          <w:sz w:val="18"/>
-          <w:szCs w:val="18"/>
-        </w:rPr>
-        <w:t xml:space="preserve">") </w:t>
-      </w:r>
-      <w:r>
-        <w:rPr>
-          <w:rFonts w:ascii="Courier New" w:hAnsi="Courier New" w:cs="Courier New"/>
-          <w:b/>
-          <w:bCs/>
-          <w:sz w:val="18"/>
-          <w:szCs w:val="18"/>
-        </w:rPr>
-        <w:t xml:space="preserve">// </w:t>
-      </w:r>
-      <w:r>
-        <w:rPr>
-          <w:rFonts w:ascii="Courier New" w:hAnsi="Courier New" w:cs="Courier New"/>
-          <w:b/>
-          <w:bCs/>
-          <w:sz w:val="18"/>
-          <w:szCs w:val="18"/>
-        </w:rPr>
-        <w:t>Many Order records can belong to one User.</w:t>
+          <w:b/>
+          <w:bCs/>
+          <w:sz w:val="18"/>
+          <w:szCs w:val="18"/>
+        </w:rPr>
+        <w:t>// Many Order records can belong to one User.</w:t>
       </w:r>
     </w:p>
     <w:p>
@@ -15915,6 +15877,7274 @@
     </w:p>
     <w:p>
       <w:pPr>
+        <w:spacing w:after="0"/>
+        <w:rPr>
+          <w:rFonts w:ascii="Consolas" w:hAnsi="Consolas" w:cstheme="minorHAnsi"/>
+          <w:sz w:val="18"/>
+          <w:szCs w:val="18"/>
+        </w:rPr>
+      </w:pPr>
+    </w:p>
+    <w:p>
+      <w:pPr>
+        <w:spacing w:after="0"/>
+        <w:rPr>
+          <w:rFonts w:cstheme="minorHAnsi"/>
+          <w:b/>
+          <w:bCs/>
+        </w:rPr>
+      </w:pPr>
+      <w:r>
+        <w:rPr>
+          <w:rFonts w:cstheme="minorHAnsi"/>
+          <w:b/>
+          <w:bCs/>
+        </w:rPr>
+        <w:t>QUERY METHODS IN JPA</w:t>
+      </w:r>
+    </w:p>
+    <w:p>
+      <w:pPr>
+        <w:spacing w:after="0"/>
+        <w:rPr>
+          <w:rFonts w:cstheme="minorHAnsi"/>
+          <w:b/>
+          <w:bCs/>
+        </w:rPr>
+      </w:pPr>
+    </w:p>
+    <w:p>
+      <w:pPr>
+        <w:spacing w:after="0"/>
+        <w:rPr>
+          <w:rFonts w:cstheme="minorHAnsi"/>
+          <w:b/>
+          <w:bCs/>
+        </w:rPr>
+      </w:pPr>
+      <w:r>
+        <w:rPr>
+          <w:rFonts w:cstheme="minorHAnsi"/>
+          <w:b/>
+          <w:bCs/>
+        </w:rPr>
+        <w:t>1. Derived Query Methods</w:t>
+      </w:r>
+    </w:p>
+    <w:p>
+      <w:pPr>
+        <w:spacing w:after="0"/>
+        <w:rPr>
+          <w:rFonts w:cstheme="minorHAnsi"/>
+        </w:rPr>
+      </w:pPr>
+      <w:r>
+        <w:rPr>
+          <w:rFonts w:cstheme="minorHAnsi"/>
+        </w:rPr>
+        <w:t xml:space="preserve">Spring Data JPA can generate queries </w:t>
+      </w:r>
+      <w:r>
+        <w:rPr>
+          <w:rFonts w:cstheme="minorHAnsi"/>
+          <w:b/>
+          <w:bCs/>
+        </w:rPr>
+        <w:t>from method names</w:t>
+      </w:r>
+      <w:r>
+        <w:rPr>
+          <w:rFonts w:cstheme="minorHAnsi"/>
+        </w:rPr>
+        <w:t>.</w:t>
+      </w:r>
+    </w:p>
+    <w:p>
+      <w:pPr>
+        <w:spacing w:after="0"/>
+        <w:rPr>
+          <w:rFonts w:cstheme="minorHAnsi"/>
+        </w:rPr>
+      </w:pPr>
+      <w:r>
+        <w:rPr>
+          <w:rFonts w:cstheme="minorHAnsi"/>
+        </w:rPr>
+        <w:t xml:space="preserve">List&lt;User&gt; </w:t>
+      </w:r>
+      <w:proofErr w:type="spellStart"/>
+      <w:proofErr w:type="gramStart"/>
+      <w:r>
+        <w:rPr>
+          <w:rFonts w:cstheme="minorHAnsi"/>
+        </w:rPr>
+        <w:t>findByName</w:t>
+      </w:r>
+      <w:proofErr w:type="spellEnd"/>
+      <w:r>
+        <w:rPr>
+          <w:rFonts w:cstheme="minorHAnsi"/>
+        </w:rPr>
+        <w:t>(</w:t>
+      </w:r>
+      <w:proofErr w:type="gramEnd"/>
+      <w:r>
+        <w:rPr>
+          <w:rFonts w:cstheme="minorHAnsi"/>
+        </w:rPr>
+        <w:t>String name);</w:t>
+      </w:r>
+    </w:p>
+    <w:p>
+      <w:pPr>
+        <w:spacing w:after="0"/>
+        <w:rPr>
+          <w:rFonts w:cstheme="minorHAnsi"/>
+        </w:rPr>
+      </w:pPr>
+      <w:r>
+        <w:rPr>
+          <w:rFonts w:cstheme="minorHAnsi"/>
+        </w:rPr>
+        <w:t xml:space="preserve">List&lt;User&gt; </w:t>
+      </w:r>
+      <w:proofErr w:type="spellStart"/>
+      <w:proofErr w:type="gramStart"/>
+      <w:r>
+        <w:rPr>
+          <w:rFonts w:cstheme="minorHAnsi"/>
+        </w:rPr>
+        <w:t>findByNameAndEmail</w:t>
+      </w:r>
+      <w:proofErr w:type="spellEnd"/>
+      <w:r>
+        <w:rPr>
+          <w:rFonts w:cstheme="minorHAnsi"/>
+        </w:rPr>
+        <w:t>(</w:t>
+      </w:r>
+      <w:proofErr w:type="gramEnd"/>
+      <w:r>
+        <w:rPr>
+          <w:rFonts w:cstheme="minorHAnsi"/>
+        </w:rPr>
+        <w:t>String name, String email);</w:t>
+      </w:r>
+    </w:p>
+    <w:p>
+      <w:pPr>
+        <w:spacing w:after="0"/>
+        <w:rPr>
+          <w:rFonts w:cstheme="minorHAnsi"/>
+        </w:rPr>
+      </w:pPr>
+      <w:r>
+        <w:rPr>
+          <w:rFonts w:cstheme="minorHAnsi"/>
+        </w:rPr>
+        <w:t xml:space="preserve">List&lt;User&gt; </w:t>
+      </w:r>
+      <w:proofErr w:type="spellStart"/>
+      <w:proofErr w:type="gramStart"/>
+      <w:r>
+        <w:rPr>
+          <w:rFonts w:cstheme="minorHAnsi"/>
+        </w:rPr>
+        <w:t>findByNameContaining</w:t>
+      </w:r>
+      <w:proofErr w:type="spellEnd"/>
+      <w:r>
+        <w:rPr>
+          <w:rFonts w:cstheme="minorHAnsi"/>
+        </w:rPr>
+        <w:t>(</w:t>
+      </w:r>
+      <w:proofErr w:type="gramEnd"/>
+      <w:r>
+        <w:rPr>
+          <w:rFonts w:cstheme="minorHAnsi"/>
+        </w:rPr>
+        <w:t>String keyword);</w:t>
+      </w:r>
+    </w:p>
+    <w:p>
+      <w:pPr>
+        <w:spacing w:after="0"/>
+        <w:rPr>
+          <w:rFonts w:cstheme="minorHAnsi"/>
+        </w:rPr>
+      </w:pPr>
+    </w:p>
+    <w:p>
+      <w:pPr>
+        <w:spacing w:after="0"/>
+        <w:rPr>
+          <w:rFonts w:cstheme="minorHAnsi"/>
+        </w:rPr>
+      </w:pPr>
+      <w:r>
+        <w:rPr>
+          <w:rFonts w:cstheme="minorHAnsi"/>
+          <w:b/>
+          <w:bCs/>
+        </w:rPr>
+        <w:t>What happens:</w:t>
+      </w:r>
+      <w:r>
+        <w:rPr>
+          <w:rFonts w:cstheme="minorHAnsi"/>
+        </w:rPr>
+        <w:t xml:space="preserve"> </w:t>
+      </w:r>
+      <w:r>
+        <w:rPr>
+          <w:rFonts w:cstheme="minorHAnsi"/>
+        </w:rPr>
+        <w:t>Method name → Spring parses it → Query/SQL generated</w:t>
+      </w:r>
+    </w:p>
+    <w:p>
+      <w:pPr>
+        <w:spacing w:after="0"/>
+        <w:rPr>
+          <w:rFonts w:cstheme="minorHAnsi"/>
+        </w:rPr>
+      </w:pPr>
+      <w:r>
+        <w:rPr>
+          <w:rFonts w:cstheme="minorHAnsi"/>
+          <w:b/>
+          <w:bCs/>
+        </w:rPr>
+        <w:t>Limitations:</w:t>
+      </w:r>
+    </w:p>
+    <w:p>
+      <w:pPr>
+        <w:numPr>
+          <w:ilvl w:val="0"/>
+          <w:numId w:val="46"/>
+        </w:numPr>
+        <w:spacing w:after="0"/>
+        <w:rPr>
+          <w:rFonts w:cstheme="minorHAnsi"/>
+        </w:rPr>
+      </w:pPr>
+      <w:r>
+        <w:rPr>
+          <w:rFonts w:cstheme="minorHAnsi"/>
+        </w:rPr>
+        <w:t>Complex queries → difficult/not suitable</w:t>
+      </w:r>
+    </w:p>
+    <w:p>
+      <w:pPr>
+        <w:numPr>
+          <w:ilvl w:val="0"/>
+          <w:numId w:val="46"/>
+        </w:numPr>
+        <w:spacing w:after="0"/>
+        <w:rPr>
+          <w:rFonts w:cstheme="minorHAnsi"/>
+        </w:rPr>
+      </w:pPr>
+      <w:r>
+        <w:rPr>
+          <w:rFonts w:cstheme="minorHAnsi"/>
+        </w:rPr>
+        <w:t>Long method names</w:t>
+      </w:r>
+    </w:p>
+    <w:p>
+      <w:pPr>
+        <w:spacing w:after="0"/>
+        <w:ind w:left="360"/>
+        <w:rPr>
+          <w:rFonts w:cstheme="minorHAnsi"/>
+        </w:rPr>
+      </w:pPr>
+    </w:p>
+    <w:p>
+      <w:pPr>
+        <w:spacing w:after="0"/>
+        <w:rPr>
+          <w:rFonts w:cstheme="minorHAnsi"/>
+          <w:b/>
+          <w:bCs/>
+        </w:rPr>
+      </w:pPr>
+      <w:r>
+        <w:rPr>
+          <w:rFonts w:cstheme="minorHAnsi"/>
+          <w:b/>
+          <w:bCs/>
+        </w:rPr>
+        <w:t>2. @Query — Custom JPQL</w:t>
+      </w:r>
+    </w:p>
+    <w:p>
+      <w:pPr>
+        <w:spacing w:after="0"/>
+        <w:rPr>
+          <w:rFonts w:cstheme="minorHAnsi"/>
+        </w:rPr>
+      </w:pPr>
+      <w:r>
+        <w:rPr>
+          <w:rFonts w:cstheme="minorHAnsi"/>
+        </w:rPr>
+        <w:t xml:space="preserve">When derived queries are not enough, use </w:t>
+      </w:r>
+      <w:r>
+        <w:rPr>
+          <w:rFonts w:cstheme="minorHAnsi"/>
+          <w:b/>
+          <w:bCs/>
+        </w:rPr>
+        <w:t>JPQL</w:t>
+      </w:r>
+      <w:r>
+        <w:rPr>
+          <w:rFonts w:cstheme="minorHAnsi"/>
+        </w:rPr>
+        <w:t>.</w:t>
+      </w:r>
+    </w:p>
+    <w:p>
+      <w:pPr>
+        <w:spacing w:after="0"/>
+        <w:rPr>
+          <w:rFonts w:cstheme="minorHAnsi"/>
+        </w:rPr>
+      </w:pPr>
+    </w:p>
+    <w:p>
+      <w:pPr>
+        <w:spacing w:after="0"/>
+        <w:rPr>
+          <w:rFonts w:ascii="Consolas" w:hAnsi="Consolas" w:cstheme="minorHAnsi"/>
+          <w:sz w:val="18"/>
+          <w:szCs w:val="18"/>
+        </w:rPr>
+      </w:pPr>
+      <w:r>
+        <w:rPr>
+          <w:rFonts w:ascii="Consolas" w:hAnsi="Consolas" w:cstheme="minorHAnsi"/>
+          <w:sz w:val="18"/>
+          <w:szCs w:val="18"/>
+        </w:rPr>
+        <w:t>@</w:t>
+      </w:r>
+      <w:proofErr w:type="gramStart"/>
+      <w:r>
+        <w:rPr>
+          <w:rFonts w:ascii="Consolas" w:hAnsi="Consolas" w:cstheme="minorHAnsi"/>
+          <w:sz w:val="18"/>
+          <w:szCs w:val="18"/>
+        </w:rPr>
+        <w:t>Query(</w:t>
+      </w:r>
+      <w:proofErr w:type="gramEnd"/>
+      <w:r>
+        <w:rPr>
+          <w:rFonts w:ascii="Consolas" w:hAnsi="Consolas" w:cstheme="minorHAnsi"/>
+          <w:sz w:val="18"/>
+          <w:szCs w:val="18"/>
+        </w:rPr>
+        <w:t xml:space="preserve">"SELECT u FROM User u WHERE u.name </w:t>
+      </w:r>
+      <w:proofErr w:type="gramStart"/>
+      <w:r>
+        <w:rPr>
+          <w:rFonts w:ascii="Consolas" w:hAnsi="Consolas" w:cstheme="minorHAnsi"/>
+          <w:sz w:val="18"/>
+          <w:szCs w:val="18"/>
+        </w:rPr>
+        <w:t>= :name</w:t>
+      </w:r>
+      <w:proofErr w:type="gramEnd"/>
+      <w:r>
+        <w:rPr>
+          <w:rFonts w:ascii="Consolas" w:hAnsi="Consolas" w:cstheme="minorHAnsi"/>
+          <w:sz w:val="18"/>
+          <w:szCs w:val="18"/>
+        </w:rPr>
+        <w:t>")</w:t>
+      </w:r>
+    </w:p>
+    <w:p>
+      <w:pPr>
+        <w:spacing w:after="0"/>
+        <w:rPr>
+          <w:rFonts w:ascii="Consolas" w:hAnsi="Consolas" w:cstheme="minorHAnsi"/>
+          <w:sz w:val="18"/>
+          <w:szCs w:val="18"/>
+        </w:rPr>
+      </w:pPr>
+    </w:p>
+    <w:p>
+      <w:pPr>
+        <w:spacing w:after="0"/>
+        <w:rPr>
+          <w:rFonts w:ascii="Consolas" w:hAnsi="Consolas" w:cstheme="minorHAnsi"/>
+          <w:sz w:val="18"/>
+          <w:szCs w:val="18"/>
+        </w:rPr>
+      </w:pPr>
+      <w:r>
+        <w:rPr>
+          <w:rFonts w:ascii="Consolas" w:hAnsi="Consolas" w:cstheme="minorHAnsi"/>
+          <w:sz w:val="18"/>
+          <w:szCs w:val="18"/>
+        </w:rPr>
+        <w:t xml:space="preserve">List&lt;User&gt; </w:t>
+      </w:r>
+      <w:proofErr w:type="spellStart"/>
+      <w:r>
+        <w:rPr>
+          <w:rFonts w:ascii="Consolas" w:hAnsi="Consolas" w:cstheme="minorHAnsi"/>
+          <w:sz w:val="18"/>
+          <w:szCs w:val="18"/>
+        </w:rPr>
+        <w:t>findUsersByName</w:t>
+      </w:r>
+      <w:proofErr w:type="spellEnd"/>
+      <w:r>
+        <w:rPr>
+          <w:rFonts w:ascii="Consolas" w:hAnsi="Consolas" w:cstheme="minorHAnsi"/>
+          <w:sz w:val="18"/>
+          <w:szCs w:val="18"/>
+        </w:rPr>
+        <w:t>(@Param("name") String name);</w:t>
+      </w:r>
+    </w:p>
+    <w:p>
+      <w:pPr>
+        <w:spacing w:after="0"/>
+        <w:rPr>
+          <w:rFonts w:ascii="Courier New" w:hAnsi="Courier New" w:cs="Courier New"/>
+        </w:rPr>
+      </w:pPr>
+    </w:p>
+    <w:p>
+      <w:pPr>
+        <w:spacing w:after="0"/>
+        <w:rPr>
+          <w:rFonts w:ascii="Consolas" w:hAnsi="Consolas" w:cstheme="minorHAnsi"/>
+          <w:b/>
+          <w:bCs/>
+          <w:sz w:val="18"/>
+          <w:szCs w:val="18"/>
+        </w:rPr>
+      </w:pPr>
+      <w:r>
+        <w:rPr>
+          <w:rFonts w:ascii="Consolas" w:hAnsi="Consolas" w:cstheme="minorHAnsi"/>
+          <w:b/>
+          <w:bCs/>
+          <w:sz w:val="18"/>
+          <w:szCs w:val="18"/>
+        </w:rPr>
+        <w:t>JPQL vs SQL</w:t>
+      </w:r>
+    </w:p>
+    <w:tbl>
+      <w:tblPr>
+        <w:tblpPr w:leftFromText="180" w:rightFromText="180" w:vertAnchor="text" w:tblpY="1"/>
+        <w:tblOverlap w:val="never"/>
+        <w:tblW w:w="0" w:type="auto"/>
+        <w:tblCellSpacing w:w="15" w:type="dxa"/>
+        <w:tblCellMar>
+          <w:top w:w="15" w:type="dxa"/>
+          <w:left w:w="15" w:type="dxa"/>
+          <w:bottom w:w="15" w:type="dxa"/>
+          <w:right w:w="15" w:type="dxa"/>
+        </w:tblCellMar>
+        <w:tblLook w:val="04A0" w:firstRow="1" w:lastRow="0" w:firstColumn="1" w:lastColumn="0" w:noHBand="0" w:noVBand="1"/>
+      </w:tblPr>
+      <w:tblGrid>
+        <w:gridCol w:w="1867"/>
+        <w:gridCol w:w="1867"/>
+      </w:tblGrid>
+      <w:tr>
+        <w:trPr>
+          <w:tblHeader/>
+          <w:tblCellSpacing w:w="15" w:type="dxa"/>
+        </w:trPr>
+        <w:tc>
+          <w:tcPr>
+            <w:tcW w:w="0" w:type="auto"/>
+            <w:tcBorders>
+              <w:top w:val="single" w:sz="4" w:space="0" w:color="auto"/>
+              <w:left w:val="single" w:sz="4" w:space="0" w:color="auto"/>
+            </w:tcBorders>
+            <w:vAlign w:val="center"/>
+            <w:hideMark/>
+          </w:tcPr>
+          <w:p>
+            <w:pPr>
+              <w:spacing w:after="0"/>
+              <w:rPr>
+                <w:rFonts w:ascii="Consolas" w:hAnsi="Consolas" w:cstheme="minorHAnsi"/>
+                <w:b/>
+                <w:bCs/>
+                <w:sz w:val="18"/>
+                <w:szCs w:val="18"/>
+              </w:rPr>
+            </w:pPr>
+            <w:r>
+              <w:rPr>
+                <w:rFonts w:ascii="Consolas" w:hAnsi="Consolas" w:cstheme="minorHAnsi"/>
+                <w:b/>
+                <w:bCs/>
+                <w:sz w:val="18"/>
+                <w:szCs w:val="18"/>
+              </w:rPr>
+              <w:t>JPQL</w:t>
+            </w:r>
+          </w:p>
+        </w:tc>
+        <w:tc>
+          <w:tcPr>
+            <w:tcW w:w="0" w:type="auto"/>
+            <w:tcBorders>
+              <w:top w:val="single" w:sz="4" w:space="0" w:color="auto"/>
+              <w:right w:val="single" w:sz="4" w:space="0" w:color="auto"/>
+            </w:tcBorders>
+            <w:vAlign w:val="center"/>
+            <w:hideMark/>
+          </w:tcPr>
+          <w:p>
+            <w:pPr>
+              <w:spacing w:after="0"/>
+              <w:rPr>
+                <w:rFonts w:ascii="Consolas" w:hAnsi="Consolas" w:cstheme="minorHAnsi"/>
+                <w:b/>
+                <w:bCs/>
+                <w:sz w:val="18"/>
+                <w:szCs w:val="18"/>
+              </w:rPr>
+            </w:pPr>
+            <w:r>
+              <w:rPr>
+                <w:rFonts w:ascii="Consolas" w:hAnsi="Consolas" w:cstheme="minorHAnsi"/>
+                <w:b/>
+                <w:bCs/>
+                <w:sz w:val="18"/>
+                <w:szCs w:val="18"/>
+              </w:rPr>
+              <w:t xml:space="preserve"> </w:t>
+            </w:r>
+            <w:r>
+              <w:rPr>
+                <w:rFonts w:ascii="Consolas" w:hAnsi="Consolas" w:cstheme="minorHAnsi"/>
+                <w:b/>
+                <w:bCs/>
+                <w:sz w:val="18"/>
+                <w:szCs w:val="18"/>
+              </w:rPr>
+              <w:t>SQL</w:t>
+            </w:r>
+          </w:p>
+        </w:tc>
+      </w:tr>
+      <w:tr>
+        <w:trPr>
+          <w:tblCellSpacing w:w="15" w:type="dxa"/>
+        </w:trPr>
+        <w:tc>
+          <w:tcPr>
+            <w:tcW w:w="0" w:type="auto"/>
+            <w:tcBorders>
+              <w:left w:val="single" w:sz="4" w:space="0" w:color="auto"/>
+            </w:tcBorders>
+            <w:vAlign w:val="center"/>
+            <w:hideMark/>
+          </w:tcPr>
+          <w:p>
+            <w:pPr>
+              <w:spacing w:after="0"/>
+              <w:rPr>
+                <w:rFonts w:ascii="Consolas" w:hAnsi="Consolas" w:cstheme="minorHAnsi"/>
+                <w:sz w:val="18"/>
+                <w:szCs w:val="18"/>
+              </w:rPr>
+            </w:pPr>
+            <w:r>
+              <w:rPr>
+                <w:rFonts w:ascii="Consolas" w:hAnsi="Consolas" w:cstheme="minorHAnsi"/>
+                <w:sz w:val="18"/>
+                <w:szCs w:val="18"/>
+              </w:rPr>
+              <w:t>Uses Entity</w:t>
+            </w:r>
+            <w:r>
+              <w:rPr>
+                <w:rFonts w:ascii="Consolas" w:hAnsi="Consolas" w:cstheme="minorHAnsi"/>
+                <w:sz w:val="18"/>
+                <w:szCs w:val="18"/>
+              </w:rPr>
+              <w:t xml:space="preserve">  </w:t>
+            </w:r>
+          </w:p>
+        </w:tc>
+        <w:tc>
+          <w:tcPr>
+            <w:tcW w:w="0" w:type="auto"/>
+            <w:tcBorders>
+              <w:right w:val="single" w:sz="4" w:space="0" w:color="auto"/>
+            </w:tcBorders>
+            <w:vAlign w:val="center"/>
+            <w:hideMark/>
+          </w:tcPr>
+          <w:p>
+            <w:pPr>
+              <w:spacing w:after="0"/>
+              <w:rPr>
+                <w:rFonts w:ascii="Consolas" w:hAnsi="Consolas" w:cstheme="minorHAnsi"/>
+                <w:sz w:val="18"/>
+                <w:szCs w:val="18"/>
+              </w:rPr>
+            </w:pPr>
+            <w:r>
+              <w:rPr>
+                <w:rFonts w:ascii="Consolas" w:hAnsi="Consolas" w:cstheme="minorHAnsi"/>
+                <w:sz w:val="18"/>
+                <w:szCs w:val="18"/>
+              </w:rPr>
+              <w:t xml:space="preserve"> </w:t>
+            </w:r>
+            <w:r>
+              <w:rPr>
+                <w:rFonts w:ascii="Consolas" w:hAnsi="Consolas" w:cstheme="minorHAnsi"/>
+                <w:sz w:val="18"/>
+                <w:szCs w:val="18"/>
+              </w:rPr>
+              <w:t>Uses Table</w:t>
+            </w:r>
+          </w:p>
+        </w:tc>
+      </w:tr>
+      <w:tr>
+        <w:trPr>
+          <w:tblCellSpacing w:w="15" w:type="dxa"/>
+        </w:trPr>
+        <w:tc>
+          <w:tcPr>
+            <w:tcW w:w="0" w:type="auto"/>
+            <w:tcBorders>
+              <w:left w:val="single" w:sz="4" w:space="0" w:color="auto"/>
+            </w:tcBorders>
+            <w:vAlign w:val="center"/>
+            <w:hideMark/>
+          </w:tcPr>
+          <w:p>
+            <w:pPr>
+              <w:spacing w:after="0"/>
+              <w:rPr>
+                <w:rFonts w:ascii="Consolas" w:hAnsi="Consolas" w:cstheme="minorHAnsi"/>
+                <w:sz w:val="18"/>
+                <w:szCs w:val="18"/>
+              </w:rPr>
+            </w:pPr>
+            <w:r>
+              <w:rPr>
+                <w:rFonts w:ascii="Consolas" w:hAnsi="Consolas" w:cstheme="minorHAnsi"/>
+                <w:sz w:val="18"/>
+                <w:szCs w:val="18"/>
+              </w:rPr>
+              <w:t>Uses Fields</w:t>
+            </w:r>
+          </w:p>
+        </w:tc>
+        <w:tc>
+          <w:tcPr>
+            <w:tcW w:w="0" w:type="auto"/>
+            <w:tcBorders>
+              <w:right w:val="single" w:sz="4" w:space="0" w:color="auto"/>
+            </w:tcBorders>
+            <w:vAlign w:val="center"/>
+            <w:hideMark/>
+          </w:tcPr>
+          <w:p>
+            <w:pPr>
+              <w:spacing w:after="0"/>
+              <w:rPr>
+                <w:rFonts w:ascii="Consolas" w:hAnsi="Consolas" w:cstheme="minorHAnsi"/>
+                <w:sz w:val="18"/>
+                <w:szCs w:val="18"/>
+              </w:rPr>
+            </w:pPr>
+            <w:r>
+              <w:rPr>
+                <w:rFonts w:ascii="Consolas" w:hAnsi="Consolas" w:cstheme="minorHAnsi"/>
+                <w:sz w:val="18"/>
+                <w:szCs w:val="18"/>
+              </w:rPr>
+              <w:t xml:space="preserve"> </w:t>
+            </w:r>
+            <w:r>
+              <w:rPr>
+                <w:rFonts w:ascii="Consolas" w:hAnsi="Consolas" w:cstheme="minorHAnsi"/>
+                <w:sz w:val="18"/>
+                <w:szCs w:val="18"/>
+              </w:rPr>
+              <w:t>Uses Columns</w:t>
+            </w:r>
+          </w:p>
+        </w:tc>
+      </w:tr>
+      <w:tr>
+        <w:trPr>
+          <w:tblCellSpacing w:w="15" w:type="dxa"/>
+        </w:trPr>
+        <w:tc>
+          <w:tcPr>
+            <w:tcW w:w="0" w:type="auto"/>
+            <w:tcBorders>
+              <w:left w:val="single" w:sz="4" w:space="0" w:color="auto"/>
+              <w:bottom w:val="single" w:sz="4" w:space="0" w:color="auto"/>
+            </w:tcBorders>
+            <w:vAlign w:val="center"/>
+            <w:hideMark/>
+          </w:tcPr>
+          <w:p>
+            <w:pPr>
+              <w:spacing w:after="0"/>
+              <w:rPr>
+                <w:rFonts w:ascii="Consolas" w:hAnsi="Consolas" w:cstheme="minorHAnsi"/>
+                <w:sz w:val="18"/>
+                <w:szCs w:val="18"/>
+              </w:rPr>
+            </w:pPr>
+            <w:r>
+              <w:rPr>
+                <w:rFonts w:ascii="Consolas" w:hAnsi="Consolas" w:cstheme="minorHAnsi"/>
+                <w:sz w:val="18"/>
+                <w:szCs w:val="18"/>
+              </w:rPr>
+              <w:t>Works with Objects</w:t>
+            </w:r>
+          </w:p>
+        </w:tc>
+        <w:tc>
+          <w:tcPr>
+            <w:tcW w:w="0" w:type="auto"/>
+            <w:tcBorders>
+              <w:bottom w:val="single" w:sz="4" w:space="0" w:color="auto"/>
+              <w:right w:val="single" w:sz="4" w:space="0" w:color="auto"/>
+            </w:tcBorders>
+            <w:vAlign w:val="center"/>
+            <w:hideMark/>
+          </w:tcPr>
+          <w:p>
+            <w:pPr>
+              <w:spacing w:after="0"/>
+              <w:rPr>
+                <w:rFonts w:ascii="Consolas" w:hAnsi="Consolas" w:cstheme="minorHAnsi"/>
+                <w:sz w:val="18"/>
+                <w:szCs w:val="18"/>
+              </w:rPr>
+            </w:pPr>
+            <w:r>
+              <w:rPr>
+                <w:rFonts w:ascii="Consolas" w:hAnsi="Consolas" w:cstheme="minorHAnsi"/>
+                <w:sz w:val="18"/>
+                <w:szCs w:val="18"/>
+              </w:rPr>
+              <w:t xml:space="preserve"> </w:t>
+            </w:r>
+            <w:r>
+              <w:rPr>
+                <w:rFonts w:ascii="Consolas" w:hAnsi="Consolas" w:cstheme="minorHAnsi"/>
+                <w:sz w:val="18"/>
+                <w:szCs w:val="18"/>
+              </w:rPr>
+              <w:t>Works with Tables</w:t>
+            </w:r>
+          </w:p>
+        </w:tc>
+      </w:tr>
+      <w:tr>
+        <w:trPr>
+          <w:tblCellSpacing w:w="15" w:type="dxa"/>
+        </w:trPr>
+        <w:tc>
+          <w:tcPr>
+            <w:tcW w:w="0" w:type="auto"/>
+            <w:vAlign w:val="center"/>
+          </w:tcPr>
+          <w:p>
+            <w:pPr>
+              <w:spacing w:after="0"/>
+              <w:rPr>
+                <w:rFonts w:ascii="Consolas" w:hAnsi="Consolas" w:cstheme="minorHAnsi"/>
+                <w:sz w:val="18"/>
+                <w:szCs w:val="18"/>
+              </w:rPr>
+            </w:pPr>
+          </w:p>
+        </w:tc>
+        <w:tc>
+          <w:tcPr>
+            <w:tcW w:w="0" w:type="auto"/>
+            <w:vAlign w:val="center"/>
+          </w:tcPr>
+          <w:p>
+            <w:pPr>
+              <w:spacing w:after="0"/>
+              <w:rPr>
+                <w:rFonts w:ascii="Consolas" w:hAnsi="Consolas" w:cstheme="minorHAnsi"/>
+                <w:sz w:val="18"/>
+                <w:szCs w:val="18"/>
+              </w:rPr>
+            </w:pPr>
+          </w:p>
+        </w:tc>
+      </w:tr>
+    </w:tbl>
+    <w:p>
+      <w:pPr>
+        <w:spacing w:after="0"/>
+        <w:rPr>
+          <w:rFonts w:cstheme="minorHAnsi"/>
+        </w:rPr>
+      </w:pPr>
+      <w:r>
+        <w:rPr>
+          <w:rFonts w:cstheme="minorHAnsi"/>
+          <w:b/>
+          <w:bCs/>
+        </w:rPr>
+        <w:br w:type="textWrapping" w:clear="all"/>
+      </w:r>
+      <w:r>
+        <w:rPr>
+          <w:rFonts w:cstheme="minorHAnsi"/>
+          <w:b/>
+          <w:bCs/>
+        </w:rPr>
+        <w:t>Remember:</w:t>
+      </w:r>
+      <w:r>
+        <w:rPr>
+          <w:rFonts w:cstheme="minorHAnsi"/>
+          <w:b/>
+          <w:bCs/>
+        </w:rPr>
+        <w:t xml:space="preserve"> </w:t>
+      </w:r>
+      <w:r>
+        <w:rPr>
+          <w:rFonts w:cstheme="minorHAnsi"/>
+        </w:rPr>
+        <w:t xml:space="preserve">JPQL works on </w:t>
+      </w:r>
+      <w:r>
+        <w:rPr>
+          <w:rFonts w:cstheme="minorHAnsi"/>
+          <w:b/>
+          <w:bCs/>
+        </w:rPr>
+        <w:t>entities/objects</w:t>
+      </w:r>
+      <w:r>
+        <w:rPr>
+          <w:rFonts w:cstheme="minorHAnsi"/>
+        </w:rPr>
+        <w:t xml:space="preserve">; SQL works on </w:t>
+      </w:r>
+      <w:r>
+        <w:rPr>
+          <w:rFonts w:cstheme="minorHAnsi"/>
+          <w:b/>
+          <w:bCs/>
+        </w:rPr>
+        <w:t>tables/columns</w:t>
+      </w:r>
+      <w:r>
+        <w:rPr>
+          <w:rFonts w:cstheme="minorHAnsi"/>
+        </w:rPr>
+        <w:t>.</w:t>
+      </w:r>
+    </w:p>
+    <w:p>
+      <w:pPr>
+        <w:spacing w:after="0"/>
+        <w:rPr>
+          <w:rFonts w:cstheme="minorHAnsi"/>
+        </w:rPr>
+      </w:pPr>
+    </w:p>
+    <w:p>
+      <w:pPr>
+        <w:spacing w:after="0"/>
+        <w:rPr>
+          <w:rFonts w:cstheme="minorHAnsi"/>
+          <w:b/>
+          <w:bCs/>
+        </w:rPr>
+      </w:pPr>
+      <w:r>
+        <w:rPr>
+          <w:rFonts w:cstheme="minorHAnsi"/>
+          <w:b/>
+          <w:bCs/>
+        </w:rPr>
+        <w:t xml:space="preserve">3. Native </w:t>
+      </w:r>
+      <w:proofErr w:type="gramStart"/>
+      <w:r>
+        <w:rPr>
+          <w:rFonts w:cstheme="minorHAnsi"/>
+          <w:b/>
+          <w:bCs/>
+        </w:rPr>
+        <w:t>Query</w:t>
+      </w:r>
+      <w:r>
+        <w:rPr>
+          <w:rFonts w:cstheme="minorHAnsi"/>
+          <w:b/>
+          <w:bCs/>
+        </w:rPr>
+        <w:t xml:space="preserve"> :</w:t>
+      </w:r>
+      <w:proofErr w:type="gramEnd"/>
+      <w:r>
+        <w:rPr>
+          <w:rFonts w:cstheme="minorHAnsi"/>
+          <w:b/>
+          <w:bCs/>
+        </w:rPr>
+        <w:t xml:space="preserve"> </w:t>
+      </w:r>
+      <w:r>
+        <w:rPr>
+          <w:rFonts w:cstheme="minorHAnsi"/>
+        </w:rPr>
+        <w:t xml:space="preserve">When JPQL is not suitable, use </w:t>
+      </w:r>
+      <w:r>
+        <w:rPr>
+          <w:rFonts w:cstheme="minorHAnsi"/>
+          <w:b/>
+          <w:bCs/>
+        </w:rPr>
+        <w:t>native SQL</w:t>
+      </w:r>
+      <w:r>
+        <w:rPr>
+          <w:rFonts w:cstheme="minorHAnsi"/>
+        </w:rPr>
+        <w:t>.</w:t>
+      </w:r>
+    </w:p>
+    <w:p>
+      <w:pPr>
+        <w:spacing w:after="0"/>
+        <w:rPr>
+          <w:rFonts w:ascii="Consolas" w:hAnsi="Consolas" w:cstheme="minorHAnsi"/>
+          <w:sz w:val="18"/>
+          <w:szCs w:val="18"/>
+        </w:rPr>
+      </w:pPr>
+      <w:r>
+        <w:rPr>
+          <w:rFonts w:ascii="Consolas" w:hAnsi="Consolas" w:cstheme="minorHAnsi"/>
+          <w:sz w:val="18"/>
+          <w:szCs w:val="18"/>
+        </w:rPr>
+        <w:t>@</w:t>
+      </w:r>
+      <w:proofErr w:type="gramStart"/>
+      <w:r>
+        <w:rPr>
+          <w:rFonts w:ascii="Consolas" w:hAnsi="Consolas" w:cstheme="minorHAnsi"/>
+          <w:sz w:val="18"/>
+          <w:szCs w:val="18"/>
+        </w:rPr>
+        <w:t>Query(</w:t>
+      </w:r>
+      <w:proofErr w:type="gramEnd"/>
+    </w:p>
+    <w:p>
+      <w:pPr>
+        <w:spacing w:after="0"/>
+        <w:rPr>
+          <w:rFonts w:ascii="Consolas" w:hAnsi="Consolas" w:cstheme="minorHAnsi"/>
+          <w:sz w:val="18"/>
+          <w:szCs w:val="18"/>
+        </w:rPr>
+      </w:pPr>
+      <w:r>
+        <w:rPr>
+          <w:rFonts w:ascii="Consolas" w:hAnsi="Consolas" w:cstheme="minorHAnsi"/>
+          <w:sz w:val="18"/>
+          <w:szCs w:val="18"/>
+        </w:rPr>
+        <w:t xml:space="preserve">    value = "SELECT * FROM users WHERE name = ?1",</w:t>
+      </w:r>
+    </w:p>
+    <w:p>
+      <w:pPr>
+        <w:spacing w:after="0"/>
+        <w:rPr>
+          <w:rFonts w:ascii="Consolas" w:hAnsi="Consolas" w:cstheme="minorHAnsi"/>
+          <w:sz w:val="18"/>
+          <w:szCs w:val="18"/>
+        </w:rPr>
+      </w:pPr>
+      <w:r>
+        <w:rPr>
+          <w:rFonts w:ascii="Consolas" w:hAnsi="Consolas" w:cstheme="minorHAnsi"/>
+          <w:sz w:val="18"/>
+          <w:szCs w:val="18"/>
+        </w:rPr>
+        <w:t xml:space="preserve">    </w:t>
+      </w:r>
+      <w:proofErr w:type="spellStart"/>
+      <w:r>
+        <w:rPr>
+          <w:rFonts w:ascii="Consolas" w:hAnsi="Consolas" w:cstheme="minorHAnsi"/>
+          <w:sz w:val="18"/>
+          <w:szCs w:val="18"/>
+        </w:rPr>
+        <w:t>nativeQuery</w:t>
+      </w:r>
+      <w:proofErr w:type="spellEnd"/>
+      <w:r>
+        <w:rPr>
+          <w:rFonts w:ascii="Consolas" w:hAnsi="Consolas" w:cstheme="minorHAnsi"/>
+          <w:sz w:val="18"/>
+          <w:szCs w:val="18"/>
+        </w:rPr>
+        <w:t xml:space="preserve"> = true</w:t>
+      </w:r>
+    </w:p>
+    <w:p>
+      <w:pPr>
+        <w:spacing w:after="0"/>
+        <w:rPr>
+          <w:rFonts w:ascii="Consolas" w:hAnsi="Consolas" w:cstheme="minorHAnsi"/>
+          <w:sz w:val="18"/>
+          <w:szCs w:val="18"/>
+        </w:rPr>
+      </w:pPr>
+      <w:r>
+        <w:rPr>
+          <w:rFonts w:ascii="Consolas" w:hAnsi="Consolas" w:cstheme="minorHAnsi"/>
+          <w:sz w:val="18"/>
+          <w:szCs w:val="18"/>
+        </w:rPr>
+        <w:t>)</w:t>
+      </w:r>
+    </w:p>
+    <w:p>
+      <w:pPr>
+        <w:spacing w:after="0"/>
+        <w:rPr>
+          <w:rFonts w:ascii="Consolas" w:hAnsi="Consolas" w:cstheme="minorHAnsi"/>
+          <w:sz w:val="18"/>
+          <w:szCs w:val="18"/>
+        </w:rPr>
+      </w:pPr>
+      <w:r>
+        <w:rPr>
+          <w:rFonts w:ascii="Consolas" w:hAnsi="Consolas" w:cstheme="minorHAnsi"/>
+          <w:sz w:val="18"/>
+          <w:szCs w:val="18"/>
+        </w:rPr>
+        <w:t xml:space="preserve">List&lt;User&gt; </w:t>
+      </w:r>
+      <w:proofErr w:type="spellStart"/>
+      <w:proofErr w:type="gramStart"/>
+      <w:r>
+        <w:rPr>
+          <w:rFonts w:ascii="Consolas" w:hAnsi="Consolas" w:cstheme="minorHAnsi"/>
+          <w:sz w:val="18"/>
+          <w:szCs w:val="18"/>
+        </w:rPr>
+        <w:t>findByNameNative</w:t>
+      </w:r>
+      <w:proofErr w:type="spellEnd"/>
+      <w:r>
+        <w:rPr>
+          <w:rFonts w:ascii="Consolas" w:hAnsi="Consolas" w:cstheme="minorHAnsi"/>
+          <w:sz w:val="18"/>
+          <w:szCs w:val="18"/>
+        </w:rPr>
+        <w:t>(</w:t>
+      </w:r>
+      <w:proofErr w:type="gramEnd"/>
+      <w:r>
+        <w:rPr>
+          <w:rFonts w:ascii="Consolas" w:hAnsi="Consolas" w:cstheme="minorHAnsi"/>
+          <w:sz w:val="18"/>
+          <w:szCs w:val="18"/>
+        </w:rPr>
+        <w:t>String name);</w:t>
+      </w:r>
+    </w:p>
+    <w:p>
+      <w:pPr>
+        <w:spacing w:after="0"/>
+        <w:rPr>
+          <w:rFonts w:ascii="Consolas" w:hAnsi="Consolas" w:cstheme="minorHAnsi"/>
+          <w:sz w:val="18"/>
+          <w:szCs w:val="18"/>
+        </w:rPr>
+      </w:pPr>
+    </w:p>
+    <w:p>
+      <w:pPr>
+        <w:spacing w:after="0"/>
+        <w:rPr>
+          <w:rFonts w:cstheme="minorHAnsi"/>
+        </w:rPr>
+      </w:pPr>
+      <w:r>
+        <w:rPr>
+          <w:rFonts w:cstheme="minorHAnsi"/>
+          <w:b/>
+          <w:bCs/>
+        </w:rPr>
+        <w:t>When to use:</w:t>
+      </w:r>
+    </w:p>
+    <w:p>
+      <w:pPr>
+        <w:numPr>
+          <w:ilvl w:val="0"/>
+          <w:numId w:val="47"/>
+        </w:numPr>
+        <w:spacing w:after="0"/>
+        <w:rPr>
+          <w:rFonts w:cstheme="minorHAnsi"/>
+        </w:rPr>
+      </w:pPr>
+      <w:r>
+        <w:rPr>
+          <w:rFonts w:cstheme="minorHAnsi"/>
+        </w:rPr>
+        <w:t>Complex joins</w:t>
+      </w:r>
+    </w:p>
+    <w:p>
+      <w:pPr>
+        <w:numPr>
+          <w:ilvl w:val="0"/>
+          <w:numId w:val="47"/>
+        </w:numPr>
+        <w:spacing w:after="0"/>
+        <w:rPr>
+          <w:rFonts w:cstheme="minorHAnsi"/>
+        </w:rPr>
+      </w:pPr>
+      <w:r>
+        <w:rPr>
+          <w:rFonts w:cstheme="minorHAnsi"/>
+        </w:rPr>
+        <w:t>DB-specific features</w:t>
+      </w:r>
+    </w:p>
+    <w:p>
+      <w:pPr>
+        <w:numPr>
+          <w:ilvl w:val="0"/>
+          <w:numId w:val="47"/>
+        </w:numPr>
+        <w:spacing w:after="0"/>
+        <w:rPr>
+          <w:rFonts w:cstheme="minorHAnsi"/>
+        </w:rPr>
+      </w:pPr>
+      <w:r>
+        <w:rPr>
+          <w:rFonts w:cstheme="minorHAnsi"/>
+        </w:rPr>
+        <w:t>Performance tuning</w:t>
+      </w:r>
+    </w:p>
+    <w:p>
+      <w:pPr>
+        <w:spacing w:after="0"/>
+        <w:rPr>
+          <w:rFonts w:cstheme="minorHAnsi"/>
+        </w:rPr>
+      </w:pPr>
+      <w:r>
+        <w:rPr>
+          <w:rFonts w:cstheme="minorHAnsi"/>
+          <w:b/>
+          <w:bCs/>
+        </w:rPr>
+        <w:t>Downsides:</w:t>
+      </w:r>
+    </w:p>
+    <w:p>
+      <w:pPr>
+        <w:numPr>
+          <w:ilvl w:val="0"/>
+          <w:numId w:val="48"/>
+        </w:numPr>
+        <w:spacing w:after="0"/>
+        <w:rPr>
+          <w:rFonts w:cstheme="minorHAnsi"/>
+        </w:rPr>
+      </w:pPr>
+      <w:r>
+        <w:rPr>
+          <w:rFonts w:cstheme="minorHAnsi"/>
+        </w:rPr>
+        <w:t>Database dependent</w:t>
+      </w:r>
+    </w:p>
+    <w:p>
+      <w:pPr>
+        <w:numPr>
+          <w:ilvl w:val="0"/>
+          <w:numId w:val="48"/>
+        </w:numPr>
+        <w:spacing w:after="0"/>
+        <w:rPr>
+          <w:rFonts w:cstheme="minorHAnsi"/>
+        </w:rPr>
+      </w:pPr>
+      <w:r>
+        <w:rPr>
+          <w:rFonts w:cstheme="minorHAnsi"/>
+        </w:rPr>
+        <w:t>Less portable</w:t>
+      </w:r>
+    </w:p>
+    <w:p>
+      <w:pPr>
+        <w:spacing w:after="0"/>
+        <w:rPr>
+          <w:rFonts w:cstheme="minorHAnsi"/>
+        </w:rPr>
+      </w:pPr>
+    </w:p>
+    <w:p>
+      <w:pPr>
+        <w:spacing w:after="0"/>
+        <w:rPr>
+          <w:rFonts w:cstheme="minorHAnsi"/>
+          <w:b/>
+          <w:bCs/>
+        </w:rPr>
+      </w:pPr>
+      <w:r>
+        <w:rPr>
+          <w:rFonts w:cstheme="minorHAnsi"/>
+          <w:b/>
+          <w:bCs/>
+        </w:rPr>
+        <w:t>4. Modifying Queries</w:t>
+      </w:r>
+    </w:p>
+    <w:p>
+      <w:pPr>
+        <w:spacing w:after="0"/>
+        <w:rPr>
+          <w:rFonts w:cstheme="minorHAnsi"/>
+        </w:rPr>
+      </w:pPr>
+      <w:r>
+        <w:rPr>
+          <w:rFonts w:cstheme="minorHAnsi"/>
+        </w:rPr>
+        <w:t>For UPDATE / DELETE queries, use @Modifying.</w:t>
+      </w:r>
+    </w:p>
+    <w:p>
+      <w:pPr>
+        <w:spacing w:after="0"/>
+        <w:rPr>
+          <w:rFonts w:cstheme="minorHAnsi"/>
+        </w:rPr>
+      </w:pPr>
+    </w:p>
+    <w:p>
+      <w:pPr>
+        <w:spacing w:after="0"/>
+        <w:rPr>
+          <w:rFonts w:ascii="Consolas" w:hAnsi="Consolas" w:cstheme="minorHAnsi"/>
+          <w:sz w:val="18"/>
+          <w:szCs w:val="18"/>
+        </w:rPr>
+      </w:pPr>
+      <w:r>
+        <w:rPr>
+          <w:rFonts w:ascii="Consolas" w:hAnsi="Consolas" w:cstheme="minorHAnsi"/>
+          <w:sz w:val="18"/>
+          <w:szCs w:val="18"/>
+        </w:rPr>
+        <w:t>@Modifying</w:t>
+      </w:r>
+    </w:p>
+    <w:p>
+      <w:pPr>
+        <w:spacing w:after="0"/>
+        <w:rPr>
+          <w:rFonts w:ascii="Consolas" w:hAnsi="Consolas" w:cstheme="minorHAnsi"/>
+          <w:sz w:val="18"/>
+          <w:szCs w:val="18"/>
+        </w:rPr>
+      </w:pPr>
+      <w:r>
+        <w:rPr>
+          <w:rFonts w:ascii="Consolas" w:hAnsi="Consolas" w:cstheme="minorHAnsi"/>
+          <w:sz w:val="18"/>
+          <w:szCs w:val="18"/>
+        </w:rPr>
+        <w:t>@Transactional</w:t>
+      </w:r>
+    </w:p>
+    <w:p>
+      <w:pPr>
+        <w:spacing w:after="0"/>
+        <w:rPr>
+          <w:rFonts w:ascii="Consolas" w:hAnsi="Consolas" w:cstheme="minorHAnsi"/>
+          <w:sz w:val="18"/>
+          <w:szCs w:val="18"/>
+        </w:rPr>
+      </w:pPr>
+      <w:r>
+        <w:rPr>
+          <w:rFonts w:ascii="Consolas" w:hAnsi="Consolas" w:cstheme="minorHAnsi"/>
+          <w:sz w:val="18"/>
+          <w:szCs w:val="18"/>
+        </w:rPr>
+        <w:t>@</w:t>
+      </w:r>
+      <w:proofErr w:type="gramStart"/>
+      <w:r>
+        <w:rPr>
+          <w:rFonts w:ascii="Consolas" w:hAnsi="Consolas" w:cstheme="minorHAnsi"/>
+          <w:sz w:val="18"/>
+          <w:szCs w:val="18"/>
+        </w:rPr>
+        <w:t>Query(</w:t>
+      </w:r>
+      <w:proofErr w:type="gramEnd"/>
+      <w:r>
+        <w:rPr>
+          <w:rFonts w:ascii="Consolas" w:hAnsi="Consolas" w:cstheme="minorHAnsi"/>
+          <w:sz w:val="18"/>
+          <w:szCs w:val="18"/>
+        </w:rPr>
+        <w:t xml:space="preserve">"UPDATE User u SET u.name </w:t>
+      </w:r>
+      <w:proofErr w:type="gramStart"/>
+      <w:r>
+        <w:rPr>
+          <w:rFonts w:ascii="Consolas" w:hAnsi="Consolas" w:cstheme="minorHAnsi"/>
+          <w:sz w:val="18"/>
+          <w:szCs w:val="18"/>
+        </w:rPr>
+        <w:t>= :name</w:t>
+      </w:r>
+      <w:proofErr w:type="gramEnd"/>
+      <w:r>
+        <w:rPr>
+          <w:rFonts w:ascii="Consolas" w:hAnsi="Consolas" w:cstheme="minorHAnsi"/>
+          <w:sz w:val="18"/>
+          <w:szCs w:val="18"/>
+        </w:rPr>
+        <w:t xml:space="preserve"> WHERE u.id </w:t>
+      </w:r>
+      <w:proofErr w:type="gramStart"/>
+      <w:r>
+        <w:rPr>
+          <w:rFonts w:ascii="Consolas" w:hAnsi="Consolas" w:cstheme="minorHAnsi"/>
+          <w:sz w:val="18"/>
+          <w:szCs w:val="18"/>
+        </w:rPr>
+        <w:t>= :id</w:t>
+      </w:r>
+      <w:proofErr w:type="gramEnd"/>
+      <w:r>
+        <w:rPr>
+          <w:rFonts w:ascii="Consolas" w:hAnsi="Consolas" w:cstheme="minorHAnsi"/>
+          <w:sz w:val="18"/>
+          <w:szCs w:val="18"/>
+        </w:rPr>
+        <w:t>")</w:t>
+      </w:r>
+    </w:p>
+    <w:p>
+      <w:pPr>
+        <w:spacing w:after="0"/>
+        <w:rPr>
+          <w:rFonts w:ascii="Consolas" w:hAnsi="Consolas" w:cstheme="minorHAnsi"/>
+          <w:sz w:val="18"/>
+          <w:szCs w:val="18"/>
+        </w:rPr>
+      </w:pPr>
+      <w:r>
+        <w:rPr>
+          <w:rFonts w:ascii="Consolas" w:hAnsi="Consolas" w:cstheme="minorHAnsi"/>
+          <w:sz w:val="18"/>
+          <w:szCs w:val="18"/>
+        </w:rPr>
+        <w:t xml:space="preserve">int </w:t>
+      </w:r>
+      <w:proofErr w:type="spellStart"/>
+      <w:proofErr w:type="gramStart"/>
+      <w:r>
+        <w:rPr>
+          <w:rFonts w:ascii="Consolas" w:hAnsi="Consolas" w:cstheme="minorHAnsi"/>
+          <w:sz w:val="18"/>
+          <w:szCs w:val="18"/>
+        </w:rPr>
+        <w:t>updateUserName</w:t>
+      </w:r>
+      <w:proofErr w:type="spellEnd"/>
+      <w:r>
+        <w:rPr>
+          <w:rFonts w:ascii="Consolas" w:hAnsi="Consolas" w:cstheme="minorHAnsi"/>
+          <w:sz w:val="18"/>
+          <w:szCs w:val="18"/>
+        </w:rPr>
+        <w:t>(</w:t>
+      </w:r>
+      <w:proofErr w:type="gramEnd"/>
+    </w:p>
+    <w:p>
+      <w:pPr>
+        <w:spacing w:after="0"/>
+        <w:rPr>
+          <w:rFonts w:ascii="Consolas" w:hAnsi="Consolas" w:cstheme="minorHAnsi"/>
+          <w:sz w:val="18"/>
+          <w:szCs w:val="18"/>
+        </w:rPr>
+      </w:pPr>
+      <w:r>
+        <w:rPr>
+          <w:rFonts w:ascii="Consolas" w:hAnsi="Consolas" w:cstheme="minorHAnsi"/>
+          <w:sz w:val="18"/>
+          <w:szCs w:val="18"/>
+        </w:rPr>
+        <w:t xml:space="preserve">    @Param("id") Long id,</w:t>
+      </w:r>
+    </w:p>
+    <w:p>
+      <w:pPr>
+        <w:spacing w:after="0"/>
+        <w:rPr>
+          <w:rFonts w:ascii="Consolas" w:hAnsi="Consolas" w:cstheme="minorHAnsi"/>
+          <w:sz w:val="18"/>
+          <w:szCs w:val="18"/>
+        </w:rPr>
+      </w:pPr>
+      <w:r>
+        <w:rPr>
+          <w:rFonts w:ascii="Consolas" w:hAnsi="Consolas" w:cstheme="minorHAnsi"/>
+          <w:sz w:val="18"/>
+          <w:szCs w:val="18"/>
+        </w:rPr>
+        <w:t xml:space="preserve">    @Param("name") String name</w:t>
+      </w:r>
+    </w:p>
+    <w:p>
+      <w:pPr>
+        <w:spacing w:after="0"/>
+        <w:rPr>
+          <w:rFonts w:ascii="Consolas" w:hAnsi="Consolas" w:cstheme="minorHAnsi"/>
+          <w:sz w:val="18"/>
+          <w:szCs w:val="18"/>
+        </w:rPr>
+      </w:pPr>
+      <w:r>
+        <w:rPr>
+          <w:rFonts w:ascii="Consolas" w:hAnsi="Consolas" w:cstheme="minorHAnsi"/>
+          <w:sz w:val="18"/>
+          <w:szCs w:val="18"/>
+        </w:rPr>
+        <w:t>);</w:t>
+      </w:r>
+    </w:p>
+    <w:p>
+      <w:pPr>
+        <w:spacing w:after="0"/>
+        <w:rPr>
+          <w:rFonts w:cstheme="minorHAnsi"/>
+        </w:rPr>
+      </w:pPr>
+      <w:r>
+        <w:rPr>
+          <w:rFonts w:cstheme="minorHAnsi"/>
+          <w:b/>
+          <w:bCs/>
+        </w:rPr>
+        <w:t>Why @Modifying?</w:t>
+      </w:r>
+      <w:r>
+        <w:rPr>
+          <w:rFonts w:cstheme="minorHAnsi"/>
+        </w:rPr>
+        <w:t xml:space="preserve"> Tells Spring Data JPA that the query modifies data instead of performing a normal SELECT.</w:t>
+      </w:r>
+    </w:p>
+    <w:p>
+      <w:pPr>
+        <w:spacing w:after="0"/>
+        <w:rPr>
+          <w:rFonts w:cstheme="minorHAnsi"/>
+        </w:rPr>
+      </w:pPr>
+      <w:r>
+        <w:rPr>
+          <w:rFonts w:cstheme="minorHAnsi"/>
+          <w:b/>
+          <w:bCs/>
+        </w:rPr>
+        <w:t>Important:</w:t>
+      </w:r>
+    </w:p>
+    <w:p>
+      <w:pPr>
+        <w:numPr>
+          <w:ilvl w:val="0"/>
+          <w:numId w:val="49"/>
+        </w:numPr>
+        <w:spacing w:after="0"/>
+        <w:rPr>
+          <w:rFonts w:cstheme="minorHAnsi"/>
+        </w:rPr>
+      </w:pPr>
+      <w:r>
+        <w:rPr>
+          <w:rFonts w:cstheme="minorHAnsi"/>
+        </w:rPr>
+        <w:t>@Modifying → required for modifying queries</w:t>
+      </w:r>
+    </w:p>
+    <w:p>
+      <w:pPr>
+        <w:numPr>
+          <w:ilvl w:val="0"/>
+          <w:numId w:val="49"/>
+        </w:numPr>
+        <w:spacing w:after="0"/>
+        <w:rPr>
+          <w:rFonts w:cstheme="minorHAnsi"/>
+        </w:rPr>
+      </w:pPr>
+      <w:r>
+        <w:rPr>
+          <w:rFonts w:cstheme="minorHAnsi"/>
+        </w:rPr>
+        <w:lastRenderedPageBreak/>
+        <w:t>@Transactional → transaction required</w:t>
+      </w:r>
+    </w:p>
+    <w:p>
+      <w:pPr>
+        <w:spacing w:after="0"/>
+        <w:rPr>
+          <w:rFonts w:cstheme="minorHAnsi"/>
+        </w:rPr>
+      </w:pPr>
+      <w:r>
+        <w:rPr>
+          <w:rFonts w:cstheme="minorHAnsi"/>
+          <w:b/>
+          <w:bCs/>
+        </w:rPr>
+        <w:t>Without @Modifying, UPDATE/DELETE queries will fail.</w:t>
+      </w:r>
+    </w:p>
+    <w:p>
+      <w:pPr>
+        <w:spacing w:after="0"/>
+        <w:rPr>
+          <w:rFonts w:cstheme="minorHAnsi"/>
+        </w:rPr>
+      </w:pPr>
+    </w:p>
+    <w:p>
+      <w:pPr>
+        <w:spacing w:after="0"/>
+        <w:rPr>
+          <w:rFonts w:cstheme="minorHAnsi"/>
+          <w:b/>
+          <w:bCs/>
+        </w:rPr>
+      </w:pPr>
+      <w:r>
+        <w:rPr>
+          <w:rFonts w:cstheme="minorHAnsi"/>
+          <w:b/>
+          <w:bCs/>
+        </w:rPr>
+        <w:t>Quick Comparison</w:t>
+      </w:r>
+    </w:p>
+    <w:tbl>
+      <w:tblPr>
+        <w:tblW w:w="0" w:type="auto"/>
+        <w:tblCellSpacing w:w="15" w:type="dxa"/>
+        <w:tblBorders>
+          <w:top w:val="single" w:sz="4" w:space="0" w:color="auto"/>
+          <w:left w:val="single" w:sz="4" w:space="0" w:color="auto"/>
+          <w:bottom w:val="single" w:sz="4" w:space="0" w:color="auto"/>
+          <w:right w:val="single" w:sz="4" w:space="0" w:color="auto"/>
+        </w:tblBorders>
+        <w:tblCellMar>
+          <w:top w:w="15" w:type="dxa"/>
+          <w:left w:w="15" w:type="dxa"/>
+          <w:bottom w:w="15" w:type="dxa"/>
+          <w:right w:w="15" w:type="dxa"/>
+        </w:tblCellMar>
+        <w:tblLook w:val="04A0" w:firstRow="1" w:lastRow="0" w:firstColumn="1" w:lastColumn="0" w:noHBand="0" w:noVBand="1"/>
+      </w:tblPr>
+      <w:tblGrid>
+        <w:gridCol w:w="1565"/>
+        <w:gridCol w:w="3301"/>
+      </w:tblGrid>
+      <w:tr>
+        <w:trPr>
+          <w:tblHeader/>
+          <w:tblCellSpacing w:w="15" w:type="dxa"/>
+        </w:trPr>
+        <w:tc>
+          <w:tcPr>
+            <w:tcW w:w="0" w:type="auto"/>
+            <w:vAlign w:val="center"/>
+            <w:hideMark/>
+          </w:tcPr>
+          <w:p>
+            <w:pPr>
+              <w:spacing w:after="0"/>
+              <w:rPr>
+                <w:rFonts w:cstheme="minorHAnsi"/>
+                <w:b/>
+                <w:bCs/>
+              </w:rPr>
+            </w:pPr>
+            <w:r>
+              <w:rPr>
+                <w:rFonts w:cstheme="minorHAnsi"/>
+                <w:b/>
+                <w:bCs/>
+              </w:rPr>
+              <w:t>Approach</w:t>
+            </w:r>
+          </w:p>
+        </w:tc>
+        <w:tc>
+          <w:tcPr>
+            <w:tcW w:w="0" w:type="auto"/>
+            <w:vAlign w:val="center"/>
+            <w:hideMark/>
+          </w:tcPr>
+          <w:p>
+            <w:pPr>
+              <w:spacing w:after="0"/>
+              <w:rPr>
+                <w:rFonts w:cstheme="minorHAnsi"/>
+                <w:b/>
+                <w:bCs/>
+              </w:rPr>
+            </w:pPr>
+            <w:r>
+              <w:rPr>
+                <w:rFonts w:cstheme="minorHAnsi"/>
+                <w:b/>
+                <w:bCs/>
+              </w:rPr>
+              <w:t xml:space="preserve">  </w:t>
+            </w:r>
+            <w:r>
+              <w:rPr>
+                <w:rFonts w:cstheme="minorHAnsi"/>
+                <w:b/>
+                <w:bCs/>
+              </w:rPr>
+              <w:t>Use When</w:t>
+            </w:r>
+          </w:p>
+        </w:tc>
+      </w:tr>
+      <w:tr>
+        <w:trPr>
+          <w:tblCellSpacing w:w="15" w:type="dxa"/>
+        </w:trPr>
+        <w:tc>
+          <w:tcPr>
+            <w:tcW w:w="0" w:type="auto"/>
+            <w:vAlign w:val="center"/>
+            <w:hideMark/>
+          </w:tcPr>
+          <w:p>
+            <w:pPr>
+              <w:spacing w:after="0"/>
+              <w:rPr>
+                <w:rFonts w:cstheme="minorHAnsi"/>
+              </w:rPr>
+            </w:pPr>
+            <w:r>
+              <w:rPr>
+                <w:rFonts w:cstheme="minorHAnsi"/>
+              </w:rPr>
+              <w:t>Derived Query</w:t>
+            </w:r>
+          </w:p>
+        </w:tc>
+        <w:tc>
+          <w:tcPr>
+            <w:tcW w:w="0" w:type="auto"/>
+            <w:vAlign w:val="center"/>
+            <w:hideMark/>
+          </w:tcPr>
+          <w:p>
+            <w:pPr>
+              <w:spacing w:after="0"/>
+              <w:rPr>
+                <w:rFonts w:cstheme="minorHAnsi"/>
+              </w:rPr>
+            </w:pPr>
+            <w:r>
+              <w:rPr>
+                <w:rFonts w:cstheme="minorHAnsi"/>
+              </w:rPr>
+              <w:t xml:space="preserve">  </w:t>
+            </w:r>
+            <w:r>
+              <w:rPr>
+                <w:rFonts w:cstheme="minorHAnsi"/>
+              </w:rPr>
+              <w:t>Simple queries</w:t>
+            </w:r>
+          </w:p>
+        </w:tc>
+      </w:tr>
+      <w:tr>
+        <w:trPr>
+          <w:tblCellSpacing w:w="15" w:type="dxa"/>
+        </w:trPr>
+        <w:tc>
+          <w:tcPr>
+            <w:tcW w:w="0" w:type="auto"/>
+            <w:vAlign w:val="center"/>
+            <w:hideMark/>
+          </w:tcPr>
+          <w:p>
+            <w:pPr>
+              <w:spacing w:after="0"/>
+              <w:rPr>
+                <w:rFonts w:cstheme="minorHAnsi"/>
+              </w:rPr>
+            </w:pPr>
+            <w:r>
+              <w:rPr>
+                <w:rFonts w:cstheme="minorHAnsi"/>
+              </w:rPr>
+              <w:t>@Query / JPQL</w:t>
+            </w:r>
+          </w:p>
+        </w:tc>
+        <w:tc>
+          <w:tcPr>
+            <w:tcW w:w="0" w:type="auto"/>
+            <w:vAlign w:val="center"/>
+            <w:hideMark/>
+          </w:tcPr>
+          <w:p>
+            <w:pPr>
+              <w:spacing w:after="0"/>
+              <w:rPr>
+                <w:rFonts w:cstheme="minorHAnsi"/>
+              </w:rPr>
+            </w:pPr>
+            <w:r>
+              <w:rPr>
+                <w:rFonts w:cstheme="minorHAnsi"/>
+              </w:rPr>
+              <w:t xml:space="preserve">  </w:t>
+            </w:r>
+            <w:r>
+              <w:rPr>
+                <w:rFonts w:cstheme="minorHAnsi"/>
+              </w:rPr>
+              <w:t>Custom/complex queries</w:t>
+            </w:r>
+          </w:p>
+        </w:tc>
+      </w:tr>
+      <w:tr>
+        <w:trPr>
+          <w:tblCellSpacing w:w="15" w:type="dxa"/>
+        </w:trPr>
+        <w:tc>
+          <w:tcPr>
+            <w:tcW w:w="0" w:type="auto"/>
+            <w:vAlign w:val="center"/>
+            <w:hideMark/>
+          </w:tcPr>
+          <w:p>
+            <w:pPr>
+              <w:spacing w:after="0"/>
+              <w:rPr>
+                <w:rFonts w:cstheme="minorHAnsi"/>
+              </w:rPr>
+            </w:pPr>
+            <w:r>
+              <w:rPr>
+                <w:rFonts w:cstheme="minorHAnsi"/>
+              </w:rPr>
+              <w:t>Native SQL</w:t>
+            </w:r>
+          </w:p>
+        </w:tc>
+        <w:tc>
+          <w:tcPr>
+            <w:tcW w:w="0" w:type="auto"/>
+            <w:vAlign w:val="center"/>
+            <w:hideMark/>
+          </w:tcPr>
+          <w:p>
+            <w:pPr>
+              <w:spacing w:after="0"/>
+              <w:rPr>
+                <w:rFonts w:cstheme="minorHAnsi"/>
+              </w:rPr>
+            </w:pPr>
+            <w:r>
+              <w:rPr>
+                <w:rFonts w:cstheme="minorHAnsi"/>
+              </w:rPr>
+              <w:t xml:space="preserve">  </w:t>
+            </w:r>
+            <w:r>
+              <w:rPr>
+                <w:rFonts w:cstheme="minorHAnsi"/>
+              </w:rPr>
+              <w:t>DB-specific or advanced queries</w:t>
+            </w:r>
+          </w:p>
+        </w:tc>
+      </w:tr>
+      <w:tr>
+        <w:trPr>
+          <w:tblCellSpacing w:w="15" w:type="dxa"/>
+        </w:trPr>
+        <w:tc>
+          <w:tcPr>
+            <w:tcW w:w="0" w:type="auto"/>
+            <w:vAlign w:val="center"/>
+            <w:hideMark/>
+          </w:tcPr>
+          <w:p>
+            <w:pPr>
+              <w:spacing w:after="0"/>
+              <w:rPr>
+                <w:rFonts w:cstheme="minorHAnsi"/>
+              </w:rPr>
+            </w:pPr>
+            <w:r>
+              <w:rPr>
+                <w:rFonts w:cstheme="minorHAnsi"/>
+              </w:rPr>
+              <w:t>@Modifying</w:t>
+            </w:r>
+          </w:p>
+        </w:tc>
+        <w:tc>
+          <w:tcPr>
+            <w:tcW w:w="0" w:type="auto"/>
+            <w:vAlign w:val="center"/>
+            <w:hideMark/>
+          </w:tcPr>
+          <w:p>
+            <w:pPr>
+              <w:spacing w:after="0"/>
+              <w:rPr>
+                <w:rFonts w:cstheme="minorHAnsi"/>
+              </w:rPr>
+            </w:pPr>
+            <w:r>
+              <w:rPr>
+                <w:rFonts w:cstheme="minorHAnsi"/>
+              </w:rPr>
+              <w:t xml:space="preserve">  </w:t>
+            </w:r>
+            <w:r>
+              <w:rPr>
+                <w:rFonts w:cstheme="minorHAnsi"/>
+              </w:rPr>
+              <w:t>UPDATE / DELETE</w:t>
+            </w:r>
+          </w:p>
+          <w:p>
+            <w:pPr>
+              <w:spacing w:after="0"/>
+              <w:rPr>
+                <w:rFonts w:cstheme="minorHAnsi"/>
+              </w:rPr>
+            </w:pPr>
+          </w:p>
+        </w:tc>
+      </w:tr>
+    </w:tbl>
+    <w:p>
+      <w:pPr>
+        <w:spacing w:after="0"/>
+        <w:rPr>
+          <w:rFonts w:cstheme="minorHAnsi"/>
+          <w:b/>
+          <w:bCs/>
+        </w:rPr>
+      </w:pPr>
+      <w:r>
+        <w:rPr>
+          <w:rFonts w:cstheme="minorHAnsi"/>
+          <w:b/>
+          <w:bCs/>
+        </w:rPr>
+        <w:t>Repository Example</w:t>
+      </w:r>
+    </w:p>
+    <w:p>
+      <w:pPr>
+        <w:spacing w:after="0"/>
+        <w:rPr>
+          <w:rFonts w:ascii="Courier New" w:hAnsi="Courier New" w:cs="Courier New"/>
+          <w:sz w:val="18"/>
+          <w:szCs w:val="18"/>
+        </w:rPr>
+      </w:pPr>
+      <w:r>
+        <w:rPr>
+          <w:rFonts w:ascii="Courier New" w:hAnsi="Courier New" w:cs="Courier New"/>
+          <w:sz w:val="18"/>
+          <w:szCs w:val="18"/>
+        </w:rPr>
+        <w:t xml:space="preserve">public interface </w:t>
+      </w:r>
+      <w:proofErr w:type="spellStart"/>
+      <w:r>
+        <w:rPr>
+          <w:rFonts w:ascii="Courier New" w:hAnsi="Courier New" w:cs="Courier New"/>
+          <w:sz w:val="18"/>
+          <w:szCs w:val="18"/>
+        </w:rPr>
+        <w:t>UserRepository</w:t>
+      </w:r>
+      <w:proofErr w:type="spellEnd"/>
+      <w:r>
+        <w:rPr>
+          <w:rFonts w:ascii="Courier New" w:hAnsi="Courier New" w:cs="Courier New"/>
+          <w:sz w:val="18"/>
+          <w:szCs w:val="18"/>
+        </w:rPr>
+        <w:t xml:space="preserve"> extends </w:t>
+      </w:r>
+      <w:proofErr w:type="spellStart"/>
+      <w:r>
+        <w:rPr>
+          <w:rFonts w:ascii="Courier New" w:hAnsi="Courier New" w:cs="Courier New"/>
+          <w:sz w:val="18"/>
+          <w:szCs w:val="18"/>
+        </w:rPr>
+        <w:t>JpaRepository</w:t>
+      </w:r>
+      <w:proofErr w:type="spellEnd"/>
+      <w:r>
+        <w:rPr>
+          <w:rFonts w:ascii="Courier New" w:hAnsi="Courier New" w:cs="Courier New"/>
+          <w:sz w:val="18"/>
+          <w:szCs w:val="18"/>
+        </w:rPr>
+        <w:t>&lt;User, Long&gt; {</w:t>
+      </w:r>
+    </w:p>
+    <w:p>
+      <w:pPr>
+        <w:spacing w:after="0"/>
+        <w:rPr>
+          <w:rFonts w:ascii="Courier New" w:hAnsi="Courier New" w:cs="Courier New"/>
+          <w:sz w:val="18"/>
+          <w:szCs w:val="18"/>
+        </w:rPr>
+      </w:pPr>
+    </w:p>
+    <w:p>
+      <w:pPr>
+        <w:spacing w:after="0"/>
+        <w:rPr>
+          <w:rFonts w:ascii="Courier New" w:hAnsi="Courier New" w:cs="Courier New"/>
+          <w:sz w:val="18"/>
+          <w:szCs w:val="18"/>
+        </w:rPr>
+      </w:pPr>
+      <w:r>
+        <w:rPr>
+          <w:rFonts w:ascii="Courier New" w:hAnsi="Courier New" w:cs="Courier New"/>
+          <w:sz w:val="18"/>
+          <w:szCs w:val="18"/>
+        </w:rPr>
+        <w:t xml:space="preserve">    // Derived query</w:t>
+      </w:r>
+    </w:p>
+    <w:p>
+      <w:pPr>
+        <w:spacing w:after="0"/>
+        <w:rPr>
+          <w:rFonts w:ascii="Courier New" w:hAnsi="Courier New" w:cs="Courier New"/>
+          <w:sz w:val="18"/>
+          <w:szCs w:val="18"/>
+        </w:rPr>
+      </w:pPr>
+      <w:r>
+        <w:rPr>
+          <w:rFonts w:ascii="Courier New" w:hAnsi="Courier New" w:cs="Courier New"/>
+          <w:sz w:val="18"/>
+          <w:szCs w:val="18"/>
+        </w:rPr>
+        <w:t xml:space="preserve">    List&lt;User&gt; </w:t>
+      </w:r>
+      <w:proofErr w:type="spellStart"/>
+      <w:proofErr w:type="gramStart"/>
+      <w:r>
+        <w:rPr>
+          <w:rFonts w:ascii="Courier New" w:hAnsi="Courier New" w:cs="Courier New"/>
+          <w:sz w:val="18"/>
+          <w:szCs w:val="18"/>
+        </w:rPr>
+        <w:t>findByName</w:t>
+      </w:r>
+      <w:proofErr w:type="spellEnd"/>
+      <w:r>
+        <w:rPr>
+          <w:rFonts w:ascii="Courier New" w:hAnsi="Courier New" w:cs="Courier New"/>
+          <w:sz w:val="18"/>
+          <w:szCs w:val="18"/>
+        </w:rPr>
+        <w:t>(</w:t>
+      </w:r>
+      <w:proofErr w:type="gramEnd"/>
+      <w:r>
+        <w:rPr>
+          <w:rFonts w:ascii="Courier New" w:hAnsi="Courier New" w:cs="Courier New"/>
+          <w:sz w:val="18"/>
+          <w:szCs w:val="18"/>
+        </w:rPr>
+        <w:t>String name);</w:t>
+      </w:r>
+    </w:p>
+    <w:p>
+      <w:pPr>
+        <w:spacing w:after="0"/>
+        <w:rPr>
+          <w:rFonts w:ascii="Courier New" w:hAnsi="Courier New" w:cs="Courier New"/>
+          <w:sz w:val="18"/>
+          <w:szCs w:val="18"/>
+        </w:rPr>
+      </w:pPr>
+    </w:p>
+    <w:p>
+      <w:pPr>
+        <w:spacing w:after="0"/>
+        <w:rPr>
+          <w:rFonts w:ascii="Courier New" w:hAnsi="Courier New" w:cs="Courier New"/>
+          <w:sz w:val="18"/>
+          <w:szCs w:val="18"/>
+        </w:rPr>
+      </w:pPr>
+      <w:r>
+        <w:rPr>
+          <w:rFonts w:ascii="Courier New" w:hAnsi="Courier New" w:cs="Courier New"/>
+          <w:sz w:val="18"/>
+          <w:szCs w:val="18"/>
+        </w:rPr>
+        <w:t xml:space="preserve">    // Custom JPQL</w:t>
+      </w:r>
+    </w:p>
+    <w:p>
+      <w:pPr>
+        <w:spacing w:after="0"/>
+        <w:rPr>
+          <w:rFonts w:ascii="Courier New" w:hAnsi="Courier New" w:cs="Courier New"/>
+          <w:sz w:val="18"/>
+          <w:szCs w:val="18"/>
+        </w:rPr>
+      </w:pPr>
+      <w:r>
+        <w:rPr>
+          <w:rFonts w:ascii="Courier New" w:hAnsi="Courier New" w:cs="Courier New"/>
+          <w:sz w:val="18"/>
+          <w:szCs w:val="18"/>
+        </w:rPr>
+        <w:t xml:space="preserve">    @</w:t>
+      </w:r>
+      <w:proofErr w:type="gramStart"/>
+      <w:r>
+        <w:rPr>
+          <w:rFonts w:ascii="Courier New" w:hAnsi="Courier New" w:cs="Courier New"/>
+          <w:sz w:val="18"/>
+          <w:szCs w:val="18"/>
+        </w:rPr>
+        <w:t>Query(</w:t>
+      </w:r>
+      <w:proofErr w:type="gramEnd"/>
+      <w:r>
+        <w:rPr>
+          <w:rFonts w:ascii="Courier New" w:hAnsi="Courier New" w:cs="Courier New"/>
+          <w:sz w:val="18"/>
+          <w:szCs w:val="18"/>
+        </w:rPr>
+        <w:t xml:space="preserve">"SELECT u FROM User u WHERE u.name </w:t>
+      </w:r>
+      <w:proofErr w:type="gramStart"/>
+      <w:r>
+        <w:rPr>
+          <w:rFonts w:ascii="Courier New" w:hAnsi="Courier New" w:cs="Courier New"/>
+          <w:sz w:val="18"/>
+          <w:szCs w:val="18"/>
+        </w:rPr>
+        <w:t>= :name</w:t>
+      </w:r>
+      <w:proofErr w:type="gramEnd"/>
+      <w:r>
+        <w:rPr>
+          <w:rFonts w:ascii="Courier New" w:hAnsi="Courier New" w:cs="Courier New"/>
+          <w:sz w:val="18"/>
+          <w:szCs w:val="18"/>
+        </w:rPr>
+        <w:t>")</w:t>
+      </w:r>
+    </w:p>
+    <w:p>
+      <w:pPr>
+        <w:spacing w:after="0"/>
+        <w:rPr>
+          <w:rFonts w:ascii="Courier New" w:hAnsi="Courier New" w:cs="Courier New"/>
+          <w:sz w:val="18"/>
+          <w:szCs w:val="18"/>
+        </w:rPr>
+      </w:pPr>
+      <w:r>
+        <w:rPr>
+          <w:rFonts w:ascii="Courier New" w:hAnsi="Courier New" w:cs="Courier New"/>
+          <w:sz w:val="18"/>
+          <w:szCs w:val="18"/>
+        </w:rPr>
+        <w:t xml:space="preserve">    List&lt;User&gt; </w:t>
+      </w:r>
+      <w:proofErr w:type="spellStart"/>
+      <w:r>
+        <w:rPr>
+          <w:rFonts w:ascii="Courier New" w:hAnsi="Courier New" w:cs="Courier New"/>
+          <w:sz w:val="18"/>
+          <w:szCs w:val="18"/>
+        </w:rPr>
+        <w:t>findUsersByName</w:t>
+      </w:r>
+      <w:proofErr w:type="spellEnd"/>
+      <w:r>
+        <w:rPr>
+          <w:rFonts w:ascii="Courier New" w:hAnsi="Courier New" w:cs="Courier New"/>
+          <w:sz w:val="18"/>
+          <w:szCs w:val="18"/>
+        </w:rPr>
+        <w:t>(@Param("name") String name);</w:t>
+      </w:r>
+    </w:p>
+    <w:p>
+      <w:pPr>
+        <w:spacing w:after="0"/>
+        <w:rPr>
+          <w:rFonts w:ascii="Courier New" w:hAnsi="Courier New" w:cs="Courier New"/>
+          <w:sz w:val="18"/>
+          <w:szCs w:val="18"/>
+        </w:rPr>
+      </w:pPr>
+    </w:p>
+    <w:p>
+      <w:pPr>
+        <w:spacing w:after="0"/>
+        <w:rPr>
+          <w:rFonts w:ascii="Courier New" w:hAnsi="Courier New" w:cs="Courier New"/>
+          <w:sz w:val="18"/>
+          <w:szCs w:val="18"/>
+        </w:rPr>
+      </w:pPr>
+      <w:r>
+        <w:rPr>
+          <w:rFonts w:ascii="Courier New" w:hAnsi="Courier New" w:cs="Courier New"/>
+          <w:sz w:val="18"/>
+          <w:szCs w:val="18"/>
+        </w:rPr>
+        <w:t xml:space="preserve">    // Native SQL</w:t>
+      </w:r>
+    </w:p>
+    <w:p>
+      <w:pPr>
+        <w:spacing w:after="0"/>
+        <w:rPr>
+          <w:rFonts w:ascii="Courier New" w:hAnsi="Courier New" w:cs="Courier New"/>
+          <w:sz w:val="18"/>
+          <w:szCs w:val="18"/>
+        </w:rPr>
+      </w:pPr>
+      <w:r>
+        <w:rPr>
+          <w:rFonts w:ascii="Courier New" w:hAnsi="Courier New" w:cs="Courier New"/>
+          <w:sz w:val="18"/>
+          <w:szCs w:val="18"/>
+        </w:rPr>
+        <w:t xml:space="preserve">    @</w:t>
+      </w:r>
+      <w:proofErr w:type="gramStart"/>
+      <w:r>
+        <w:rPr>
+          <w:rFonts w:ascii="Courier New" w:hAnsi="Courier New" w:cs="Courier New"/>
+          <w:sz w:val="18"/>
+          <w:szCs w:val="18"/>
+        </w:rPr>
+        <w:t>Query(</w:t>
+      </w:r>
+      <w:proofErr w:type="gramEnd"/>
+    </w:p>
+    <w:p>
+      <w:pPr>
+        <w:spacing w:after="0"/>
+        <w:rPr>
+          <w:rFonts w:ascii="Courier New" w:hAnsi="Courier New" w:cs="Courier New"/>
+          <w:sz w:val="18"/>
+          <w:szCs w:val="18"/>
+        </w:rPr>
+      </w:pPr>
+      <w:r>
+        <w:rPr>
+          <w:rFonts w:ascii="Courier New" w:hAnsi="Courier New" w:cs="Courier New"/>
+          <w:sz w:val="18"/>
+          <w:szCs w:val="18"/>
+        </w:rPr>
+        <w:t xml:space="preserve">        value = "SELECT * FROM users WHERE name = ?1",</w:t>
+      </w:r>
+    </w:p>
+    <w:p>
+      <w:pPr>
+        <w:spacing w:after="0"/>
+        <w:rPr>
+          <w:rFonts w:ascii="Courier New" w:hAnsi="Courier New" w:cs="Courier New"/>
+          <w:sz w:val="18"/>
+          <w:szCs w:val="18"/>
+        </w:rPr>
+      </w:pPr>
+      <w:r>
+        <w:rPr>
+          <w:rFonts w:ascii="Courier New" w:hAnsi="Courier New" w:cs="Courier New"/>
+          <w:sz w:val="18"/>
+          <w:szCs w:val="18"/>
+        </w:rPr>
+        <w:t xml:space="preserve">        </w:t>
+      </w:r>
+      <w:proofErr w:type="spellStart"/>
+      <w:r>
+        <w:rPr>
+          <w:rFonts w:ascii="Courier New" w:hAnsi="Courier New" w:cs="Courier New"/>
+          <w:sz w:val="18"/>
+          <w:szCs w:val="18"/>
+        </w:rPr>
+        <w:t>nativeQuery</w:t>
+      </w:r>
+      <w:proofErr w:type="spellEnd"/>
+      <w:r>
+        <w:rPr>
+          <w:rFonts w:ascii="Courier New" w:hAnsi="Courier New" w:cs="Courier New"/>
+          <w:sz w:val="18"/>
+          <w:szCs w:val="18"/>
+        </w:rPr>
+        <w:t xml:space="preserve"> = true</w:t>
+      </w:r>
+    </w:p>
+    <w:p>
+      <w:pPr>
+        <w:spacing w:after="0"/>
+        <w:rPr>
+          <w:rFonts w:ascii="Courier New" w:hAnsi="Courier New" w:cs="Courier New"/>
+          <w:sz w:val="18"/>
+          <w:szCs w:val="18"/>
+        </w:rPr>
+      </w:pPr>
+      <w:r>
+        <w:rPr>
+          <w:rFonts w:ascii="Courier New" w:hAnsi="Courier New" w:cs="Courier New"/>
+          <w:sz w:val="18"/>
+          <w:szCs w:val="18"/>
+        </w:rPr>
+        <w:t xml:space="preserve">    )</w:t>
+      </w:r>
+    </w:p>
+    <w:p>
+      <w:pPr>
+        <w:spacing w:after="0"/>
+        <w:rPr>
+          <w:rFonts w:ascii="Courier New" w:hAnsi="Courier New" w:cs="Courier New"/>
+          <w:sz w:val="18"/>
+          <w:szCs w:val="18"/>
+        </w:rPr>
+      </w:pPr>
+      <w:r>
+        <w:rPr>
+          <w:rFonts w:ascii="Courier New" w:hAnsi="Courier New" w:cs="Courier New"/>
+          <w:sz w:val="18"/>
+          <w:szCs w:val="18"/>
+        </w:rPr>
+        <w:t xml:space="preserve">    List&lt;User&gt; </w:t>
+      </w:r>
+      <w:proofErr w:type="spellStart"/>
+      <w:proofErr w:type="gramStart"/>
+      <w:r>
+        <w:rPr>
+          <w:rFonts w:ascii="Courier New" w:hAnsi="Courier New" w:cs="Courier New"/>
+          <w:sz w:val="18"/>
+          <w:szCs w:val="18"/>
+        </w:rPr>
+        <w:t>findByNameNative</w:t>
+      </w:r>
+      <w:proofErr w:type="spellEnd"/>
+      <w:r>
+        <w:rPr>
+          <w:rFonts w:ascii="Courier New" w:hAnsi="Courier New" w:cs="Courier New"/>
+          <w:sz w:val="18"/>
+          <w:szCs w:val="18"/>
+        </w:rPr>
+        <w:t>(</w:t>
+      </w:r>
+      <w:proofErr w:type="gramEnd"/>
+      <w:r>
+        <w:rPr>
+          <w:rFonts w:ascii="Courier New" w:hAnsi="Courier New" w:cs="Courier New"/>
+          <w:sz w:val="18"/>
+          <w:szCs w:val="18"/>
+        </w:rPr>
+        <w:t>String name);</w:t>
+      </w:r>
+    </w:p>
+    <w:p>
+      <w:pPr>
+        <w:spacing w:after="0"/>
+        <w:rPr>
+          <w:rFonts w:ascii="Courier New" w:hAnsi="Courier New" w:cs="Courier New"/>
+          <w:sz w:val="18"/>
+          <w:szCs w:val="18"/>
+        </w:rPr>
+      </w:pPr>
+    </w:p>
+    <w:p>
+      <w:pPr>
+        <w:spacing w:after="0"/>
+        <w:rPr>
+          <w:rFonts w:ascii="Courier New" w:hAnsi="Courier New" w:cs="Courier New"/>
+          <w:sz w:val="18"/>
+          <w:szCs w:val="18"/>
+        </w:rPr>
+      </w:pPr>
+      <w:r>
+        <w:rPr>
+          <w:rFonts w:ascii="Courier New" w:hAnsi="Courier New" w:cs="Courier New"/>
+          <w:sz w:val="18"/>
+          <w:szCs w:val="18"/>
+        </w:rPr>
+        <w:t xml:space="preserve">    // Modifying query</w:t>
+      </w:r>
+    </w:p>
+    <w:p>
+      <w:pPr>
+        <w:spacing w:after="0"/>
+        <w:rPr>
+          <w:rFonts w:ascii="Courier New" w:hAnsi="Courier New" w:cs="Courier New"/>
+          <w:sz w:val="18"/>
+          <w:szCs w:val="18"/>
+        </w:rPr>
+      </w:pPr>
+      <w:r>
+        <w:rPr>
+          <w:rFonts w:ascii="Courier New" w:hAnsi="Courier New" w:cs="Courier New"/>
+          <w:sz w:val="18"/>
+          <w:szCs w:val="18"/>
+        </w:rPr>
+        <w:t xml:space="preserve">    @Modifying</w:t>
+      </w:r>
+    </w:p>
+    <w:p>
+      <w:pPr>
+        <w:spacing w:after="0"/>
+        <w:rPr>
+          <w:rFonts w:ascii="Courier New" w:hAnsi="Courier New" w:cs="Courier New"/>
+          <w:sz w:val="18"/>
+          <w:szCs w:val="18"/>
+        </w:rPr>
+      </w:pPr>
+      <w:r>
+        <w:rPr>
+          <w:rFonts w:ascii="Courier New" w:hAnsi="Courier New" w:cs="Courier New"/>
+          <w:sz w:val="18"/>
+          <w:szCs w:val="18"/>
+        </w:rPr>
+        <w:t xml:space="preserve">    @Transactional</w:t>
+      </w:r>
+    </w:p>
+    <w:p>
+      <w:pPr>
+        <w:spacing w:after="0"/>
+        <w:rPr>
+          <w:rFonts w:ascii="Courier New" w:hAnsi="Courier New" w:cs="Courier New"/>
+          <w:sz w:val="18"/>
+          <w:szCs w:val="18"/>
+        </w:rPr>
+      </w:pPr>
+      <w:r>
+        <w:rPr>
+          <w:rFonts w:ascii="Courier New" w:hAnsi="Courier New" w:cs="Courier New"/>
+          <w:sz w:val="18"/>
+          <w:szCs w:val="18"/>
+        </w:rPr>
+        <w:t xml:space="preserve">    @</w:t>
+      </w:r>
+      <w:proofErr w:type="gramStart"/>
+      <w:r>
+        <w:rPr>
+          <w:rFonts w:ascii="Courier New" w:hAnsi="Courier New" w:cs="Courier New"/>
+          <w:sz w:val="18"/>
+          <w:szCs w:val="18"/>
+        </w:rPr>
+        <w:t>Query(</w:t>
+      </w:r>
+      <w:proofErr w:type="gramEnd"/>
+      <w:r>
+        <w:rPr>
+          <w:rFonts w:ascii="Courier New" w:hAnsi="Courier New" w:cs="Courier New"/>
+          <w:sz w:val="18"/>
+          <w:szCs w:val="18"/>
+        </w:rPr>
+        <w:t xml:space="preserve">"UPDATE User u SET u.name </w:t>
+      </w:r>
+      <w:proofErr w:type="gramStart"/>
+      <w:r>
+        <w:rPr>
+          <w:rFonts w:ascii="Courier New" w:hAnsi="Courier New" w:cs="Courier New"/>
+          <w:sz w:val="18"/>
+          <w:szCs w:val="18"/>
+        </w:rPr>
+        <w:t>= :name</w:t>
+      </w:r>
+      <w:proofErr w:type="gramEnd"/>
+      <w:r>
+        <w:rPr>
+          <w:rFonts w:ascii="Courier New" w:hAnsi="Courier New" w:cs="Courier New"/>
+          <w:sz w:val="18"/>
+          <w:szCs w:val="18"/>
+        </w:rPr>
+        <w:t xml:space="preserve"> WHERE u.id </w:t>
+      </w:r>
+      <w:proofErr w:type="gramStart"/>
+      <w:r>
+        <w:rPr>
+          <w:rFonts w:ascii="Courier New" w:hAnsi="Courier New" w:cs="Courier New"/>
+          <w:sz w:val="18"/>
+          <w:szCs w:val="18"/>
+        </w:rPr>
+        <w:t>= :id</w:t>
+      </w:r>
+      <w:proofErr w:type="gramEnd"/>
+      <w:r>
+        <w:rPr>
+          <w:rFonts w:ascii="Courier New" w:hAnsi="Courier New" w:cs="Courier New"/>
+          <w:sz w:val="18"/>
+          <w:szCs w:val="18"/>
+        </w:rPr>
+        <w:t>")</w:t>
+      </w:r>
+    </w:p>
+    <w:p>
+      <w:pPr>
+        <w:spacing w:after="0"/>
+        <w:rPr>
+          <w:rFonts w:ascii="Courier New" w:hAnsi="Courier New" w:cs="Courier New"/>
+          <w:sz w:val="18"/>
+          <w:szCs w:val="18"/>
+        </w:rPr>
+      </w:pPr>
+      <w:r>
+        <w:rPr>
+          <w:rFonts w:ascii="Courier New" w:hAnsi="Courier New" w:cs="Courier New"/>
+          <w:sz w:val="18"/>
+          <w:szCs w:val="18"/>
+        </w:rPr>
+        <w:t xml:space="preserve">    int </w:t>
+      </w:r>
+      <w:proofErr w:type="spellStart"/>
+      <w:proofErr w:type="gramStart"/>
+      <w:r>
+        <w:rPr>
+          <w:rFonts w:ascii="Courier New" w:hAnsi="Courier New" w:cs="Courier New"/>
+          <w:sz w:val="18"/>
+          <w:szCs w:val="18"/>
+        </w:rPr>
+        <w:t>updateUserName</w:t>
+      </w:r>
+      <w:proofErr w:type="spellEnd"/>
+      <w:r>
+        <w:rPr>
+          <w:rFonts w:ascii="Courier New" w:hAnsi="Courier New" w:cs="Courier New"/>
+          <w:sz w:val="18"/>
+          <w:szCs w:val="18"/>
+        </w:rPr>
+        <w:t>(</w:t>
+      </w:r>
+      <w:proofErr w:type="gramEnd"/>
+    </w:p>
+    <w:p>
+      <w:pPr>
+        <w:spacing w:after="0"/>
+        <w:rPr>
+          <w:rFonts w:ascii="Courier New" w:hAnsi="Courier New" w:cs="Courier New"/>
+          <w:sz w:val="18"/>
+          <w:szCs w:val="18"/>
+        </w:rPr>
+      </w:pPr>
+      <w:r>
+        <w:rPr>
+          <w:rFonts w:ascii="Courier New" w:hAnsi="Courier New" w:cs="Courier New"/>
+          <w:sz w:val="18"/>
+          <w:szCs w:val="18"/>
+        </w:rPr>
+        <w:t xml:space="preserve">        @Param("id") Long id,</w:t>
+      </w:r>
+    </w:p>
+    <w:p>
+      <w:pPr>
+        <w:spacing w:after="0"/>
+        <w:rPr>
+          <w:rFonts w:ascii="Courier New" w:hAnsi="Courier New" w:cs="Courier New"/>
+          <w:sz w:val="18"/>
+          <w:szCs w:val="18"/>
+        </w:rPr>
+      </w:pPr>
+      <w:r>
+        <w:rPr>
+          <w:rFonts w:ascii="Courier New" w:hAnsi="Courier New" w:cs="Courier New"/>
+          <w:sz w:val="18"/>
+          <w:szCs w:val="18"/>
+        </w:rPr>
+        <w:t xml:space="preserve">        @Param("name") String name</w:t>
+      </w:r>
+    </w:p>
+    <w:p>
+      <w:pPr>
+        <w:spacing w:after="0"/>
+        <w:rPr>
+          <w:rFonts w:ascii="Courier New" w:hAnsi="Courier New" w:cs="Courier New"/>
+          <w:sz w:val="18"/>
+          <w:szCs w:val="18"/>
+        </w:rPr>
+      </w:pPr>
+      <w:r>
+        <w:rPr>
+          <w:rFonts w:ascii="Courier New" w:hAnsi="Courier New" w:cs="Courier New"/>
+          <w:sz w:val="18"/>
+          <w:szCs w:val="18"/>
+        </w:rPr>
+        <w:t xml:space="preserve">    );</w:t>
+      </w:r>
+    </w:p>
+    <w:p>
+      <w:pPr>
+        <w:spacing w:after="0"/>
+        <w:rPr>
+          <w:rFonts w:ascii="Courier New" w:hAnsi="Courier New" w:cs="Courier New"/>
+          <w:sz w:val="18"/>
+          <w:szCs w:val="18"/>
+        </w:rPr>
+      </w:pPr>
+      <w:r>
+        <w:rPr>
+          <w:rFonts w:ascii="Courier New" w:hAnsi="Courier New" w:cs="Courier New"/>
+          <w:sz w:val="18"/>
+          <w:szCs w:val="18"/>
+        </w:rPr>
+        <w:t>}</w:t>
+      </w:r>
+    </w:p>
+    <w:p>
+      <w:pPr>
+        <w:spacing w:after="0"/>
+        <w:rPr>
+          <w:rFonts w:cstheme="minorHAnsi"/>
+        </w:rPr>
+      </w:pPr>
+    </w:p>
+    <w:p>
+      <w:pPr>
+        <w:spacing w:after="0"/>
+        <w:rPr>
+          <w:rFonts w:cstheme="minorHAnsi"/>
+        </w:rPr>
+      </w:pPr>
+      <w:proofErr w:type="gramStart"/>
+      <w:r>
+        <w:rPr>
+          <w:rFonts w:cstheme="minorHAnsi"/>
+          <w:b/>
+          <w:bCs/>
+        </w:rPr>
+        <w:t>Pageable</w:t>
+      </w:r>
+      <w:r>
+        <w:rPr>
+          <w:rFonts w:cstheme="minorHAnsi"/>
+          <w:b/>
+          <w:bCs/>
+        </w:rPr>
+        <w:t xml:space="preserve"> :</w:t>
+      </w:r>
+      <w:proofErr w:type="gramEnd"/>
+      <w:r>
+        <w:rPr>
+          <w:rFonts w:cstheme="minorHAnsi"/>
+          <w:b/>
+          <w:bCs/>
+        </w:rPr>
+        <w:t xml:space="preserve"> Use for creating paginated </w:t>
+      </w:r>
+      <w:proofErr w:type="spellStart"/>
+      <w:r>
+        <w:rPr>
+          <w:rFonts w:cstheme="minorHAnsi"/>
+          <w:b/>
+          <w:bCs/>
+        </w:rPr>
+        <w:t>api</w:t>
+      </w:r>
+      <w:proofErr w:type="spellEnd"/>
+      <w:r>
+        <w:rPr>
+          <w:rFonts w:cstheme="minorHAnsi"/>
+          <w:b/>
+          <w:bCs/>
+        </w:rPr>
+        <w:t xml:space="preserve"> including search</w:t>
+      </w:r>
+    </w:p>
+    <w:p>
+      <w:pPr>
+        <w:spacing w:after="0"/>
+        <w:rPr>
+          <w:rFonts w:cstheme="minorHAnsi"/>
+        </w:rPr>
+      </w:pPr>
+      <w:r>
+        <w:rPr>
+          <w:rFonts w:cstheme="minorHAnsi"/>
+        </w:rPr>
+        <w:t xml:space="preserve">Pagination with </w:t>
+      </w:r>
+      <w:proofErr w:type="gramStart"/>
+      <w:r>
+        <w:rPr>
+          <w:rFonts w:cstheme="minorHAnsi"/>
+        </w:rPr>
+        <w:t>search :</w:t>
+      </w:r>
+      <w:proofErr w:type="gramEnd"/>
+    </w:p>
+    <w:p>
+      <w:pPr>
+        <w:spacing w:after="0"/>
+        <w:rPr>
+          <w:rFonts w:cstheme="minorHAnsi"/>
+        </w:rPr>
+      </w:pPr>
+    </w:p>
+    <w:p>
+      <w:pPr>
+        <w:spacing w:after="0"/>
+        <w:rPr>
+          <w:rFonts w:ascii="Consolas" w:hAnsi="Consolas" w:cs="Courier New"/>
+          <w:sz w:val="18"/>
+          <w:szCs w:val="18"/>
+        </w:rPr>
+      </w:pPr>
+      <w:r>
+        <w:rPr>
+          <w:rFonts w:ascii="Consolas" w:hAnsi="Consolas" w:cs="Courier New"/>
+          <w:sz w:val="18"/>
+          <w:szCs w:val="18"/>
+        </w:rPr>
+        <w:t>// Controller</w:t>
+      </w:r>
+    </w:p>
+    <w:p>
+      <w:pPr>
+        <w:spacing w:after="0"/>
+        <w:rPr>
+          <w:rFonts w:ascii="Consolas" w:hAnsi="Consolas" w:cs="Courier New"/>
+          <w:sz w:val="18"/>
+          <w:szCs w:val="18"/>
+        </w:rPr>
+      </w:pPr>
+      <w:r>
+        <w:rPr>
+          <w:rFonts w:ascii="Consolas" w:hAnsi="Consolas" w:cs="Courier New"/>
+          <w:sz w:val="18"/>
+          <w:szCs w:val="18"/>
+        </w:rPr>
+        <w:t>@GetMapping</w:t>
+      </w:r>
+      <w:r>
+        <w:rPr>
+          <w:rFonts w:ascii="Consolas" w:hAnsi="Consolas" w:cs="Courier New"/>
+          <w:sz w:val="18"/>
+          <w:szCs w:val="18"/>
+        </w:rPr>
+        <w:br/>
+        <w:t xml:space="preserve">public </w:t>
+      </w:r>
+      <w:proofErr w:type="spellStart"/>
+      <w:r>
+        <w:rPr>
+          <w:rFonts w:ascii="Consolas" w:hAnsi="Consolas" w:cs="Courier New"/>
+          <w:sz w:val="18"/>
+          <w:szCs w:val="18"/>
+        </w:rPr>
+        <w:t>ResponseEntity</w:t>
+      </w:r>
+      <w:proofErr w:type="spellEnd"/>
+      <w:r>
+        <w:rPr>
+          <w:rFonts w:ascii="Consolas" w:hAnsi="Consolas" w:cs="Courier New"/>
+          <w:sz w:val="18"/>
+          <w:szCs w:val="18"/>
+        </w:rPr>
+        <w:t>&lt;Page&lt;</w:t>
+      </w:r>
+      <w:proofErr w:type="spellStart"/>
+      <w:r>
+        <w:rPr>
+          <w:rFonts w:ascii="Consolas" w:hAnsi="Consolas" w:cs="Courier New"/>
+          <w:sz w:val="18"/>
+          <w:szCs w:val="18"/>
+        </w:rPr>
+        <w:t>UserDto</w:t>
+      </w:r>
+      <w:proofErr w:type="spellEnd"/>
+      <w:r>
+        <w:rPr>
+          <w:rFonts w:ascii="Consolas" w:hAnsi="Consolas" w:cs="Courier New"/>
+          <w:sz w:val="18"/>
+          <w:szCs w:val="18"/>
+        </w:rPr>
+        <w:t xml:space="preserve">&gt;&gt; </w:t>
+      </w:r>
+      <w:proofErr w:type="spellStart"/>
+      <w:proofErr w:type="gramStart"/>
+      <w:r>
+        <w:rPr>
+          <w:rFonts w:ascii="Consolas" w:hAnsi="Consolas" w:cs="Courier New"/>
+          <w:sz w:val="18"/>
+          <w:szCs w:val="18"/>
+        </w:rPr>
+        <w:t>getUsers</w:t>
+      </w:r>
+      <w:proofErr w:type="spellEnd"/>
+      <w:r>
+        <w:rPr>
+          <w:rFonts w:ascii="Consolas" w:hAnsi="Consolas" w:cs="Courier New"/>
+          <w:sz w:val="18"/>
+          <w:szCs w:val="18"/>
+        </w:rPr>
+        <w:t>(</w:t>
+      </w:r>
+      <w:proofErr w:type="gramEnd"/>
+      <w:r>
+        <w:rPr>
+          <w:rFonts w:ascii="Consolas" w:hAnsi="Consolas" w:cs="Courier New"/>
+          <w:sz w:val="18"/>
+          <w:szCs w:val="18"/>
+        </w:rPr>
+        <w:t>@</w:t>
+      </w:r>
+      <w:proofErr w:type="gramStart"/>
+      <w:r>
+        <w:rPr>
+          <w:rFonts w:ascii="Consolas" w:hAnsi="Consolas" w:cs="Courier New"/>
+          <w:sz w:val="18"/>
+          <w:szCs w:val="18"/>
+        </w:rPr>
+        <w:t>RequestParam(</w:t>
+      </w:r>
+      <w:proofErr w:type="gramEnd"/>
+      <w:r>
+        <w:rPr>
+          <w:rFonts w:ascii="Consolas" w:hAnsi="Consolas" w:cs="Courier New"/>
+          <w:sz w:val="18"/>
+          <w:szCs w:val="18"/>
+        </w:rPr>
+        <w:t>required = false) String search, Pageable pageable) {</w:t>
+      </w:r>
+      <w:r>
+        <w:rPr>
+          <w:rFonts w:ascii="Consolas" w:hAnsi="Consolas" w:cs="Courier New"/>
+          <w:sz w:val="18"/>
+          <w:szCs w:val="18"/>
+        </w:rPr>
+        <w:br/>
+        <w:t xml:space="preserve">    return </w:t>
+      </w:r>
+      <w:proofErr w:type="spellStart"/>
+      <w:r>
+        <w:rPr>
+          <w:rFonts w:ascii="Consolas" w:hAnsi="Consolas" w:cs="Courier New"/>
+          <w:sz w:val="18"/>
+          <w:szCs w:val="18"/>
+        </w:rPr>
+        <w:t>ResponseEntity.</w:t>
+      </w:r>
+      <w:r>
+        <w:rPr>
+          <w:rFonts w:ascii="Consolas" w:hAnsi="Consolas" w:cs="Courier New"/>
+          <w:i/>
+          <w:iCs/>
+          <w:sz w:val="18"/>
+          <w:szCs w:val="18"/>
+        </w:rPr>
+        <w:t>ok</w:t>
+      </w:r>
+      <w:proofErr w:type="spellEnd"/>
+      <w:r>
+        <w:rPr>
+          <w:rFonts w:ascii="Consolas" w:hAnsi="Consolas" w:cs="Courier New"/>
+          <w:sz w:val="18"/>
+          <w:szCs w:val="18"/>
+        </w:rPr>
+        <w:t>(</w:t>
+      </w:r>
+      <w:proofErr w:type="spellStart"/>
+      <w:r>
+        <w:rPr>
+          <w:rFonts w:ascii="Consolas" w:hAnsi="Consolas" w:cs="Courier New"/>
+          <w:sz w:val="18"/>
+          <w:szCs w:val="18"/>
+        </w:rPr>
+        <w:t>userService.getUsers</w:t>
+      </w:r>
+      <w:proofErr w:type="spellEnd"/>
+      <w:r>
+        <w:rPr>
+          <w:rFonts w:ascii="Consolas" w:hAnsi="Consolas" w:cs="Courier New"/>
+          <w:sz w:val="18"/>
+          <w:szCs w:val="18"/>
+        </w:rPr>
+        <w:t>(search, pageable));</w:t>
+      </w:r>
+      <w:r>
+        <w:rPr>
+          <w:rFonts w:ascii="Consolas" w:hAnsi="Consolas" w:cs="Courier New"/>
+          <w:sz w:val="18"/>
+          <w:szCs w:val="18"/>
+        </w:rPr>
+        <w:br/>
+        <w:t>}</w:t>
+      </w:r>
+    </w:p>
+    <w:p>
+      <w:pPr>
+        <w:spacing w:after="0"/>
+        <w:rPr>
+          <w:rFonts w:ascii="Consolas" w:hAnsi="Consolas" w:cs="Courier New"/>
+          <w:sz w:val="18"/>
+          <w:szCs w:val="18"/>
+        </w:rPr>
+      </w:pPr>
+    </w:p>
+    <w:p>
+      <w:pPr>
+        <w:spacing w:after="0"/>
+        <w:rPr>
+          <w:rFonts w:ascii="Consolas" w:hAnsi="Consolas" w:cs="Courier New"/>
+          <w:sz w:val="18"/>
+          <w:szCs w:val="18"/>
+        </w:rPr>
+      </w:pPr>
+      <w:r>
+        <w:rPr>
+          <w:rFonts w:ascii="Consolas" w:hAnsi="Consolas" w:cs="Courier New"/>
+          <w:i/>
+          <w:iCs/>
+          <w:sz w:val="18"/>
+          <w:szCs w:val="18"/>
+        </w:rPr>
+        <w:t>// Services Fetches all paginated users and converts database entities into API response DTOs.</w:t>
+      </w:r>
+      <w:r>
+        <w:rPr>
+          <w:rFonts w:ascii="Consolas" w:hAnsi="Consolas" w:cs="Courier New"/>
+          <w:i/>
+          <w:iCs/>
+          <w:sz w:val="18"/>
+          <w:szCs w:val="18"/>
+        </w:rPr>
+        <w:br/>
+      </w:r>
+      <w:r>
+        <w:rPr>
+          <w:rFonts w:ascii="Consolas" w:hAnsi="Consolas" w:cs="Courier New"/>
+          <w:sz w:val="18"/>
+          <w:szCs w:val="18"/>
+        </w:rPr>
+        <w:t>public Page&lt;</w:t>
+      </w:r>
+      <w:proofErr w:type="spellStart"/>
+      <w:r>
+        <w:rPr>
+          <w:rFonts w:ascii="Consolas" w:hAnsi="Consolas" w:cs="Courier New"/>
+          <w:sz w:val="18"/>
+          <w:szCs w:val="18"/>
+        </w:rPr>
+        <w:t>UserDto</w:t>
+      </w:r>
+      <w:proofErr w:type="spellEnd"/>
+      <w:r>
+        <w:rPr>
+          <w:rFonts w:ascii="Consolas" w:hAnsi="Consolas" w:cs="Courier New"/>
+          <w:sz w:val="18"/>
+          <w:szCs w:val="18"/>
+        </w:rPr>
+        <w:t xml:space="preserve">&gt; </w:t>
+      </w:r>
+      <w:proofErr w:type="spellStart"/>
+      <w:proofErr w:type="gramStart"/>
+      <w:r>
+        <w:rPr>
+          <w:rFonts w:ascii="Consolas" w:hAnsi="Consolas" w:cs="Courier New"/>
+          <w:sz w:val="18"/>
+          <w:szCs w:val="18"/>
+        </w:rPr>
+        <w:t>getUsers</w:t>
+      </w:r>
+      <w:proofErr w:type="spellEnd"/>
+      <w:r>
+        <w:rPr>
+          <w:rFonts w:ascii="Consolas" w:hAnsi="Consolas" w:cs="Courier New"/>
+          <w:sz w:val="18"/>
+          <w:szCs w:val="18"/>
+        </w:rPr>
+        <w:t>(</w:t>
+      </w:r>
+      <w:proofErr w:type="gramEnd"/>
+      <w:r>
+        <w:rPr>
+          <w:rFonts w:ascii="Consolas" w:hAnsi="Consolas" w:cs="Courier New"/>
+          <w:sz w:val="18"/>
+          <w:szCs w:val="18"/>
+        </w:rPr>
+        <w:t>String search, Pageable pageable) {</w:t>
+      </w:r>
+      <w:r>
+        <w:rPr>
+          <w:rFonts w:ascii="Consolas" w:hAnsi="Consolas" w:cs="Courier New"/>
+          <w:sz w:val="18"/>
+          <w:szCs w:val="18"/>
+        </w:rPr>
+        <w:br/>
+      </w:r>
+      <w:r>
+        <w:rPr>
+          <w:rFonts w:ascii="Consolas" w:hAnsi="Consolas" w:cs="Courier New"/>
+          <w:sz w:val="18"/>
+          <w:szCs w:val="18"/>
+        </w:rPr>
+        <w:br/>
+        <w:t xml:space="preserve">    Page&lt;User&gt; users;</w:t>
+      </w:r>
+      <w:r>
+        <w:rPr>
+          <w:rFonts w:ascii="Consolas" w:hAnsi="Consolas" w:cs="Courier New"/>
+          <w:sz w:val="18"/>
+          <w:szCs w:val="18"/>
+        </w:rPr>
+        <w:br/>
+      </w:r>
+      <w:r>
+        <w:rPr>
+          <w:rFonts w:ascii="Consolas" w:hAnsi="Consolas" w:cs="Courier New"/>
+          <w:sz w:val="18"/>
+          <w:szCs w:val="18"/>
+        </w:rPr>
+        <w:br/>
+        <w:t xml:space="preserve">    if (</w:t>
+      </w:r>
+      <w:proofErr w:type="gramStart"/>
+      <w:r>
+        <w:rPr>
+          <w:rFonts w:ascii="Consolas" w:hAnsi="Consolas" w:cs="Courier New"/>
+          <w:sz w:val="18"/>
+          <w:szCs w:val="18"/>
+        </w:rPr>
+        <w:t>search !</w:t>
+      </w:r>
+      <w:proofErr w:type="gramEnd"/>
+      <w:r>
+        <w:rPr>
+          <w:rFonts w:ascii="Consolas" w:hAnsi="Consolas" w:cs="Courier New"/>
+          <w:sz w:val="18"/>
+          <w:szCs w:val="18"/>
+        </w:rPr>
+        <w:t>= null &amp;</w:t>
+      </w:r>
+      <w:proofErr w:type="gramStart"/>
+      <w:r>
+        <w:rPr>
+          <w:rFonts w:ascii="Consolas" w:hAnsi="Consolas" w:cs="Courier New"/>
+          <w:sz w:val="18"/>
+          <w:szCs w:val="18"/>
+        </w:rPr>
+        <w:t>&amp; !</w:t>
+      </w:r>
+      <w:proofErr w:type="spellStart"/>
+      <w:r>
+        <w:rPr>
+          <w:rFonts w:ascii="Consolas" w:hAnsi="Consolas" w:cs="Courier New"/>
+          <w:sz w:val="18"/>
+          <w:szCs w:val="18"/>
+        </w:rPr>
+        <w:t>search</w:t>
+      </w:r>
+      <w:proofErr w:type="gramEnd"/>
+      <w:r>
+        <w:rPr>
+          <w:rFonts w:ascii="Consolas" w:hAnsi="Consolas" w:cs="Courier New"/>
+          <w:sz w:val="18"/>
+          <w:szCs w:val="18"/>
+        </w:rPr>
+        <w:t>.</w:t>
+      </w:r>
+      <w:proofErr w:type="gramStart"/>
+      <w:r>
+        <w:rPr>
+          <w:rFonts w:ascii="Consolas" w:hAnsi="Consolas" w:cs="Courier New"/>
+          <w:sz w:val="18"/>
+          <w:szCs w:val="18"/>
+        </w:rPr>
+        <w:t>isBlank</w:t>
+      </w:r>
+      <w:proofErr w:type="spellEnd"/>
+      <w:r>
+        <w:rPr>
+          <w:rFonts w:ascii="Consolas" w:hAnsi="Consolas" w:cs="Courier New"/>
+          <w:sz w:val="18"/>
+          <w:szCs w:val="18"/>
+        </w:rPr>
+        <w:t>(</w:t>
+      </w:r>
+      <w:proofErr w:type="gramEnd"/>
+      <w:r>
+        <w:rPr>
+          <w:rFonts w:ascii="Consolas" w:hAnsi="Consolas" w:cs="Courier New"/>
+          <w:sz w:val="18"/>
+          <w:szCs w:val="18"/>
+        </w:rPr>
+        <w:t>)) {</w:t>
+      </w:r>
+      <w:r>
+        <w:rPr>
+          <w:rFonts w:ascii="Consolas" w:hAnsi="Consolas" w:cs="Courier New"/>
+          <w:sz w:val="18"/>
+          <w:szCs w:val="18"/>
+        </w:rPr>
+        <w:br/>
+        <w:t xml:space="preserve">        users = </w:t>
+      </w:r>
+      <w:proofErr w:type="spellStart"/>
+      <w:r>
+        <w:rPr>
+          <w:rFonts w:ascii="Consolas" w:hAnsi="Consolas" w:cs="Courier New"/>
+          <w:sz w:val="18"/>
+          <w:szCs w:val="18"/>
+        </w:rPr>
+        <w:t>userRepository.findByNameContainingIgnoreCase</w:t>
+      </w:r>
+      <w:proofErr w:type="spellEnd"/>
+      <w:r>
+        <w:rPr>
+          <w:rFonts w:ascii="Consolas" w:hAnsi="Consolas" w:cs="Courier New"/>
+          <w:sz w:val="18"/>
+          <w:szCs w:val="18"/>
+        </w:rPr>
+        <w:t>(search, pageable);</w:t>
+      </w:r>
+      <w:r>
+        <w:rPr>
+          <w:rFonts w:ascii="Consolas" w:hAnsi="Consolas" w:cs="Courier New"/>
+          <w:sz w:val="18"/>
+          <w:szCs w:val="18"/>
+        </w:rPr>
+        <w:br/>
+        <w:t xml:space="preserve">  </w:t>
+      </w:r>
+      <w:proofErr w:type="gramStart"/>
+      <w:r>
+        <w:rPr>
+          <w:rFonts w:ascii="Consolas" w:hAnsi="Consolas" w:cs="Courier New"/>
+          <w:sz w:val="18"/>
+          <w:szCs w:val="18"/>
+        </w:rPr>
+        <w:t xml:space="preserve">  }</w:t>
+      </w:r>
+      <w:proofErr w:type="gramEnd"/>
+      <w:r>
+        <w:rPr>
+          <w:rFonts w:ascii="Consolas" w:hAnsi="Consolas" w:cs="Courier New"/>
+          <w:sz w:val="18"/>
+          <w:szCs w:val="18"/>
+        </w:rPr>
+        <w:t xml:space="preserve"> else {</w:t>
+      </w:r>
+      <w:r>
+        <w:rPr>
+          <w:rFonts w:ascii="Consolas" w:hAnsi="Consolas" w:cs="Courier New"/>
+          <w:sz w:val="18"/>
+          <w:szCs w:val="18"/>
+        </w:rPr>
+        <w:br/>
+        <w:t xml:space="preserve">        users = </w:t>
+      </w:r>
+      <w:proofErr w:type="spellStart"/>
+      <w:r>
+        <w:rPr>
+          <w:rFonts w:ascii="Consolas" w:hAnsi="Consolas" w:cs="Courier New"/>
+          <w:sz w:val="18"/>
+          <w:szCs w:val="18"/>
+        </w:rPr>
+        <w:t>userRepository.findAll</w:t>
+      </w:r>
+      <w:proofErr w:type="spellEnd"/>
+      <w:r>
+        <w:rPr>
+          <w:rFonts w:ascii="Consolas" w:hAnsi="Consolas" w:cs="Courier New"/>
+          <w:sz w:val="18"/>
+          <w:szCs w:val="18"/>
+        </w:rPr>
+        <w:t>(pageable);</w:t>
+      </w:r>
+      <w:r>
+        <w:rPr>
+          <w:rFonts w:ascii="Consolas" w:hAnsi="Consolas" w:cs="Courier New"/>
+          <w:sz w:val="18"/>
+          <w:szCs w:val="18"/>
+        </w:rPr>
+        <w:br/>
+        <w:t xml:space="preserve">  </w:t>
+      </w:r>
+      <w:proofErr w:type="gramStart"/>
+      <w:r>
+        <w:rPr>
+          <w:rFonts w:ascii="Consolas" w:hAnsi="Consolas" w:cs="Courier New"/>
+          <w:sz w:val="18"/>
+          <w:szCs w:val="18"/>
+        </w:rPr>
+        <w:t xml:space="preserve">  }</w:t>
+      </w:r>
+      <w:proofErr w:type="gramEnd"/>
+      <w:r>
+        <w:rPr>
+          <w:rFonts w:ascii="Consolas" w:hAnsi="Consolas" w:cs="Courier New"/>
+          <w:sz w:val="18"/>
+          <w:szCs w:val="18"/>
+        </w:rPr>
+        <w:br/>
+      </w:r>
+      <w:r>
+        <w:rPr>
+          <w:rFonts w:ascii="Consolas" w:hAnsi="Consolas" w:cs="Courier New"/>
+          <w:sz w:val="18"/>
+          <w:szCs w:val="18"/>
+        </w:rPr>
+        <w:br/>
+        <w:t xml:space="preserve">    return </w:t>
+      </w:r>
+      <w:proofErr w:type="spellStart"/>
+      <w:proofErr w:type="gramStart"/>
+      <w:r>
+        <w:rPr>
+          <w:rFonts w:ascii="Consolas" w:hAnsi="Consolas" w:cs="Courier New"/>
+          <w:sz w:val="18"/>
+          <w:szCs w:val="18"/>
+        </w:rPr>
+        <w:t>users.map</w:t>
+      </w:r>
+      <w:proofErr w:type="spellEnd"/>
+      <w:r>
+        <w:rPr>
+          <w:rFonts w:ascii="Consolas" w:hAnsi="Consolas" w:cs="Courier New"/>
+          <w:sz w:val="18"/>
+          <w:szCs w:val="18"/>
+        </w:rPr>
+        <w:t>(</w:t>
+      </w:r>
+      <w:proofErr w:type="gramEnd"/>
+      <w:r>
+        <w:rPr>
+          <w:rFonts w:ascii="Consolas" w:hAnsi="Consolas" w:cs="Courier New"/>
+          <w:sz w:val="18"/>
+          <w:szCs w:val="18"/>
+        </w:rPr>
+        <w:t xml:space="preserve">user -&gt; new </w:t>
+      </w:r>
+      <w:proofErr w:type="spellStart"/>
+      <w:r>
+        <w:rPr>
+          <w:rFonts w:ascii="Consolas" w:hAnsi="Consolas" w:cs="Courier New"/>
+          <w:sz w:val="18"/>
+          <w:szCs w:val="18"/>
+        </w:rPr>
+        <w:t>UserDto</w:t>
+      </w:r>
+      <w:proofErr w:type="spellEnd"/>
+      <w:r>
+        <w:rPr>
+          <w:rFonts w:ascii="Consolas" w:hAnsi="Consolas" w:cs="Courier New"/>
+          <w:sz w:val="18"/>
+          <w:szCs w:val="18"/>
+        </w:rPr>
+        <w:t>(</w:t>
+      </w:r>
+      <w:proofErr w:type="spellStart"/>
+      <w:proofErr w:type="gramStart"/>
+      <w:r>
+        <w:rPr>
+          <w:rFonts w:ascii="Consolas" w:hAnsi="Consolas" w:cs="Courier New"/>
+          <w:sz w:val="18"/>
+          <w:szCs w:val="18"/>
+        </w:rPr>
+        <w:t>user.getId</w:t>
+      </w:r>
+      <w:proofErr w:type="spellEnd"/>
+      <w:proofErr w:type="gramEnd"/>
+      <w:r>
+        <w:rPr>
+          <w:rFonts w:ascii="Consolas" w:hAnsi="Consolas" w:cs="Courier New"/>
+          <w:sz w:val="18"/>
+          <w:szCs w:val="18"/>
+        </w:rPr>
+        <w:t xml:space="preserve">(), </w:t>
+      </w:r>
+      <w:proofErr w:type="spellStart"/>
+      <w:proofErr w:type="gramStart"/>
+      <w:r>
+        <w:rPr>
+          <w:rFonts w:ascii="Consolas" w:hAnsi="Consolas" w:cs="Courier New"/>
+          <w:sz w:val="18"/>
+          <w:szCs w:val="18"/>
+        </w:rPr>
+        <w:t>user.getName</w:t>
+      </w:r>
+      <w:proofErr w:type="spellEnd"/>
+      <w:proofErr w:type="gramEnd"/>
+      <w:r>
+        <w:rPr>
+          <w:rFonts w:ascii="Consolas" w:hAnsi="Consolas" w:cs="Courier New"/>
+          <w:sz w:val="18"/>
+          <w:szCs w:val="18"/>
+        </w:rPr>
+        <w:t xml:space="preserve">(), </w:t>
+      </w:r>
+      <w:proofErr w:type="spellStart"/>
+      <w:proofErr w:type="gramStart"/>
+      <w:r>
+        <w:rPr>
+          <w:rFonts w:ascii="Consolas" w:hAnsi="Consolas" w:cs="Courier New"/>
+          <w:sz w:val="18"/>
+          <w:szCs w:val="18"/>
+        </w:rPr>
+        <w:t>user.getEmail</w:t>
+      </w:r>
+      <w:proofErr w:type="spellEnd"/>
+      <w:proofErr w:type="gramEnd"/>
+      <w:r>
+        <w:rPr>
+          <w:rFonts w:ascii="Consolas" w:hAnsi="Consolas" w:cs="Courier New"/>
+          <w:sz w:val="18"/>
+          <w:szCs w:val="18"/>
+        </w:rPr>
+        <w:t>()));</w:t>
+      </w:r>
+      <w:r>
+        <w:rPr>
+          <w:rFonts w:ascii="Consolas" w:hAnsi="Consolas" w:cs="Courier New"/>
+          <w:sz w:val="18"/>
+          <w:szCs w:val="18"/>
+        </w:rPr>
+        <w:br/>
+        <w:t>}</w:t>
+      </w:r>
+    </w:p>
+    <w:p>
+      <w:pPr>
+        <w:spacing w:after="0"/>
+        <w:rPr>
+          <w:rFonts w:cstheme="minorHAnsi"/>
+        </w:rPr>
+      </w:pPr>
+    </w:p>
+    <w:p>
+      <w:pPr>
+        <w:spacing w:after="0"/>
+        <w:rPr>
+          <w:rFonts w:cstheme="minorHAnsi"/>
+          <w:b/>
+          <w:bCs/>
+        </w:rPr>
+      </w:pPr>
+      <w:r>
+        <w:rPr>
+          <w:rFonts w:cstheme="minorHAnsi"/>
+          <w:b/>
+          <w:bCs/>
+          <w:highlight w:val="cyan"/>
+        </w:rPr>
+        <w:t xml:space="preserve">Exception </w:t>
+      </w:r>
+      <w:proofErr w:type="gramStart"/>
+      <w:r>
+        <w:rPr>
+          <w:rFonts w:cstheme="minorHAnsi"/>
+          <w:b/>
+          <w:bCs/>
+          <w:highlight w:val="cyan"/>
+        </w:rPr>
+        <w:t>Handling :</w:t>
+      </w:r>
+      <w:proofErr w:type="gramEnd"/>
+    </w:p>
+    <w:p>
+      <w:pPr>
+        <w:pStyle w:val="ListParagraph"/>
+        <w:numPr>
+          <w:ilvl w:val="1"/>
+          <w:numId w:val="47"/>
+        </w:numPr>
+        <w:spacing w:after="0"/>
+        <w:rPr>
+          <w:rFonts w:cstheme="minorHAnsi"/>
+        </w:rPr>
+      </w:pPr>
+      <w:r>
+        <w:rPr>
+          <w:rFonts w:cstheme="minorHAnsi"/>
+        </w:rPr>
+        <w:t xml:space="preserve">Exception can be handled at </w:t>
+      </w:r>
+      <w:proofErr w:type="spellStart"/>
+      <w:r>
+        <w:rPr>
+          <w:rFonts w:cstheme="minorHAnsi"/>
+        </w:rPr>
+        <w:t>Loacl</w:t>
+      </w:r>
+      <w:proofErr w:type="spellEnd"/>
+      <w:r>
+        <w:rPr>
+          <w:rFonts w:cstheme="minorHAnsi"/>
+        </w:rPr>
+        <w:t xml:space="preserve"> using try catch (not recommended)</w:t>
+      </w:r>
+    </w:p>
+    <w:p>
+      <w:pPr>
+        <w:pStyle w:val="ListParagraph"/>
+        <w:numPr>
+          <w:ilvl w:val="1"/>
+          <w:numId w:val="47"/>
+        </w:numPr>
+        <w:spacing w:after="0"/>
+        <w:rPr>
+          <w:rFonts w:cstheme="minorHAnsi"/>
+        </w:rPr>
+      </w:pPr>
+      <w:r>
+        <w:rPr>
+          <w:rFonts w:cstheme="minorHAnsi"/>
+        </w:rPr>
+        <w:t>Controller Level (@Ex</w:t>
+      </w:r>
+      <w:r>
+        <w:rPr>
+          <w:rFonts w:cstheme="minorHAnsi"/>
+        </w:rPr>
+        <w:t>ceptionHandler)</w:t>
+      </w:r>
+    </w:p>
+    <w:p>
+      <w:pPr>
+        <w:pStyle w:val="ListParagraph"/>
+        <w:numPr>
+          <w:ilvl w:val="1"/>
+          <w:numId w:val="47"/>
+        </w:numPr>
+        <w:spacing w:after="0"/>
+        <w:rPr>
+          <w:rFonts w:cstheme="minorHAnsi"/>
+        </w:rPr>
+      </w:pPr>
+      <w:r>
+        <w:rPr>
+          <w:rFonts w:cstheme="minorHAnsi"/>
+        </w:rPr>
+        <w:t>Global Exception Handling (</w:t>
+      </w:r>
+      <w:proofErr w:type="spellStart"/>
+      <w:r>
+        <w:rPr>
+          <w:rFonts w:cstheme="minorHAnsi"/>
+        </w:rPr>
+        <w:t>Recommanded</w:t>
+      </w:r>
+      <w:proofErr w:type="spellEnd"/>
+      <w:r>
+        <w:rPr>
+          <w:rFonts w:cstheme="minorHAnsi"/>
+        </w:rPr>
+        <w:t>)</w:t>
+      </w:r>
+    </w:p>
+    <w:p>
+      <w:pPr>
+        <w:pStyle w:val="ListParagraph"/>
+        <w:spacing w:after="0"/>
+        <w:ind w:left="1440"/>
+        <w:rPr>
+          <w:rFonts w:cstheme="minorHAnsi"/>
+        </w:rPr>
+      </w:pPr>
+    </w:p>
+    <w:p>
+      <w:pPr>
+        <w:spacing w:after="0"/>
+        <w:rPr>
+          <w:rFonts w:ascii="Consolas" w:hAnsi="Consolas" w:cs="Courier New"/>
+          <w:sz w:val="18"/>
+          <w:szCs w:val="18"/>
+        </w:rPr>
+      </w:pPr>
+      <w:r>
+        <w:rPr>
+          <w:rFonts w:ascii="Consolas" w:hAnsi="Consolas" w:cs="Courier New"/>
+          <w:sz w:val="18"/>
+          <w:szCs w:val="18"/>
+        </w:rPr>
+        <w:t xml:space="preserve">public class </w:t>
+      </w:r>
+      <w:proofErr w:type="spellStart"/>
+      <w:r>
+        <w:rPr>
+          <w:rFonts w:ascii="Consolas" w:hAnsi="Consolas" w:cs="Courier New"/>
+          <w:color w:val="ED7D31" w:themeColor="accent2"/>
+          <w:sz w:val="18"/>
+          <w:szCs w:val="18"/>
+        </w:rPr>
+        <w:t>ResourceNotFoundException</w:t>
+      </w:r>
+      <w:proofErr w:type="spellEnd"/>
+      <w:r>
+        <w:rPr>
+          <w:rFonts w:ascii="Consolas" w:hAnsi="Consolas" w:cs="Courier New"/>
+          <w:color w:val="ED7D31" w:themeColor="accent2"/>
+          <w:sz w:val="18"/>
+          <w:szCs w:val="18"/>
+        </w:rPr>
+        <w:t xml:space="preserve"> </w:t>
+      </w:r>
+      <w:r>
+        <w:rPr>
+          <w:rFonts w:ascii="Consolas" w:hAnsi="Consolas" w:cs="Courier New"/>
+          <w:sz w:val="18"/>
+          <w:szCs w:val="18"/>
+        </w:rPr>
+        <w:t xml:space="preserve">extends </w:t>
+      </w:r>
+      <w:proofErr w:type="spellStart"/>
+      <w:r>
+        <w:rPr>
+          <w:rFonts w:ascii="Consolas" w:hAnsi="Consolas" w:cs="Courier New"/>
+          <w:color w:val="ED7D31" w:themeColor="accent2"/>
+          <w:sz w:val="18"/>
+          <w:szCs w:val="18"/>
+        </w:rPr>
+        <w:t>RuntimeException</w:t>
+      </w:r>
+      <w:proofErr w:type="spellEnd"/>
+      <w:r>
+        <w:rPr>
+          <w:rFonts w:ascii="Consolas" w:hAnsi="Consolas" w:cs="Courier New"/>
+          <w:color w:val="ED7D31" w:themeColor="accent2"/>
+          <w:sz w:val="18"/>
+          <w:szCs w:val="18"/>
+        </w:rPr>
+        <w:t xml:space="preserve"> </w:t>
+      </w:r>
+      <w:r>
+        <w:rPr>
+          <w:rFonts w:ascii="Consolas" w:hAnsi="Consolas" w:cs="Courier New"/>
+          <w:sz w:val="18"/>
+          <w:szCs w:val="18"/>
+        </w:rPr>
+        <w:t>{</w:t>
+      </w:r>
+      <w:r>
+        <w:rPr>
+          <w:rFonts w:ascii="Consolas" w:hAnsi="Consolas" w:cs="Courier New"/>
+          <w:sz w:val="18"/>
+          <w:szCs w:val="18"/>
+        </w:rPr>
+        <w:br/>
+        <w:t xml:space="preserve">    public </w:t>
+      </w:r>
+      <w:proofErr w:type="spellStart"/>
+      <w:proofErr w:type="gramStart"/>
+      <w:r>
+        <w:rPr>
+          <w:rFonts w:ascii="Consolas" w:hAnsi="Consolas" w:cs="Courier New"/>
+          <w:color w:val="ED7D31" w:themeColor="accent2"/>
+          <w:sz w:val="18"/>
+          <w:szCs w:val="18"/>
+        </w:rPr>
+        <w:t>ResourceNotFoundException</w:t>
+      </w:r>
+      <w:proofErr w:type="spellEnd"/>
+      <w:r>
+        <w:rPr>
+          <w:rFonts w:ascii="Consolas" w:hAnsi="Consolas" w:cs="Courier New"/>
+          <w:sz w:val="18"/>
+          <w:szCs w:val="18"/>
+        </w:rPr>
+        <w:t>(</w:t>
+      </w:r>
+      <w:proofErr w:type="gramEnd"/>
+      <w:r>
+        <w:rPr>
+          <w:rFonts w:ascii="Consolas" w:hAnsi="Consolas" w:cs="Courier New"/>
+          <w:sz w:val="18"/>
+          <w:szCs w:val="18"/>
+        </w:rPr>
+        <w:t>String message) {</w:t>
+      </w:r>
+      <w:r>
+        <w:rPr>
+          <w:rFonts w:ascii="Consolas" w:hAnsi="Consolas" w:cs="Courier New"/>
+          <w:sz w:val="18"/>
+          <w:szCs w:val="18"/>
+        </w:rPr>
+        <w:br/>
+        <w:t xml:space="preserve">        super(message);</w:t>
+      </w:r>
+      <w:r>
+        <w:rPr>
+          <w:rFonts w:ascii="Consolas" w:hAnsi="Consolas" w:cs="Courier New"/>
+          <w:sz w:val="18"/>
+          <w:szCs w:val="18"/>
+        </w:rPr>
+        <w:br/>
+        <w:t xml:space="preserve">  </w:t>
+      </w:r>
+      <w:proofErr w:type="gramStart"/>
+      <w:r>
+        <w:rPr>
+          <w:rFonts w:ascii="Consolas" w:hAnsi="Consolas" w:cs="Courier New"/>
+          <w:sz w:val="18"/>
+          <w:szCs w:val="18"/>
+        </w:rPr>
+        <w:t xml:space="preserve">  }</w:t>
+      </w:r>
+      <w:proofErr w:type="gramEnd"/>
+      <w:r>
+        <w:rPr>
+          <w:rFonts w:ascii="Consolas" w:hAnsi="Consolas" w:cs="Courier New"/>
+          <w:sz w:val="18"/>
+          <w:szCs w:val="18"/>
+        </w:rPr>
+        <w:br/>
+        <w:t>}</w:t>
+      </w:r>
+    </w:p>
+    <w:p>
+      <w:pPr>
+        <w:spacing w:after="0"/>
+        <w:rPr>
+          <w:rFonts w:ascii="Consolas" w:hAnsi="Consolas" w:cs="Courier New"/>
+          <w:sz w:val="18"/>
+          <w:szCs w:val="18"/>
+        </w:rPr>
+      </w:pPr>
+    </w:p>
+    <w:p>
+      <w:pPr>
+        <w:spacing w:after="0"/>
+        <w:rPr>
+          <w:rFonts w:ascii="Consolas" w:hAnsi="Consolas" w:cs="Courier New"/>
+          <w:sz w:val="18"/>
+          <w:szCs w:val="18"/>
+        </w:rPr>
+      </w:pPr>
+      <w:r>
+        <w:rPr>
+          <w:rFonts w:ascii="Consolas" w:hAnsi="Consolas" w:cs="Courier New"/>
+          <w:sz w:val="18"/>
+          <w:szCs w:val="18"/>
+        </w:rPr>
+        <w:t>// Global</w:t>
+      </w:r>
+    </w:p>
+    <w:p>
+      <w:pPr>
+        <w:spacing w:after="0"/>
+        <w:rPr>
+          <w:rFonts w:ascii="Consolas" w:hAnsi="Consolas" w:cs="Courier New"/>
+          <w:sz w:val="20"/>
+          <w:szCs w:val="20"/>
+        </w:rPr>
+      </w:pPr>
+      <w:r>
+        <w:rPr>
+          <w:rFonts w:ascii="Consolas" w:hAnsi="Consolas" w:cs="Courier New"/>
+          <w:sz w:val="20"/>
+          <w:szCs w:val="20"/>
+        </w:rPr>
+        <w:t>@RestControllerAdvice</w:t>
+      </w:r>
+      <w:r>
+        <w:rPr>
+          <w:rFonts w:ascii="Consolas" w:hAnsi="Consolas" w:cs="Courier New"/>
+          <w:sz w:val="20"/>
+          <w:szCs w:val="20"/>
+        </w:rPr>
+        <w:br/>
+        <w:t xml:space="preserve">public class </w:t>
+      </w:r>
+      <w:proofErr w:type="spellStart"/>
+      <w:r>
+        <w:rPr>
+          <w:rFonts w:ascii="Consolas" w:hAnsi="Consolas" w:cs="Courier New"/>
+          <w:color w:val="ED7D31" w:themeColor="accent2"/>
+          <w:sz w:val="20"/>
+          <w:szCs w:val="20"/>
+        </w:rPr>
+        <w:t>GlobalExceptionHandler</w:t>
+      </w:r>
+      <w:proofErr w:type="spellEnd"/>
+      <w:r>
+        <w:rPr>
+          <w:rFonts w:ascii="Consolas" w:hAnsi="Consolas" w:cs="Courier New"/>
+          <w:color w:val="ED7D31" w:themeColor="accent2"/>
+          <w:sz w:val="20"/>
+          <w:szCs w:val="20"/>
+        </w:rPr>
+        <w:t xml:space="preserve"> </w:t>
+      </w:r>
+      <w:r>
+        <w:rPr>
+          <w:rFonts w:ascii="Consolas" w:hAnsi="Consolas" w:cs="Courier New"/>
+          <w:sz w:val="20"/>
+          <w:szCs w:val="20"/>
+        </w:rPr>
+        <w:t>{</w:t>
+      </w:r>
+      <w:r>
+        <w:rPr>
+          <w:rFonts w:ascii="Consolas" w:hAnsi="Consolas" w:cs="Courier New"/>
+          <w:sz w:val="20"/>
+          <w:szCs w:val="20"/>
+        </w:rPr>
+        <w:br/>
+        <w:t xml:space="preserve">    </w:t>
+      </w:r>
+      <w:r>
+        <w:rPr>
+          <w:rFonts w:ascii="Consolas" w:hAnsi="Consolas" w:cs="Courier New"/>
+          <w:i/>
+          <w:iCs/>
+          <w:sz w:val="20"/>
+          <w:szCs w:val="20"/>
+        </w:rPr>
+        <w:br/>
+        <w:t xml:space="preserve">    </w:t>
+      </w:r>
+      <w:r>
+        <w:rPr>
+          <w:rFonts w:ascii="Consolas" w:hAnsi="Consolas" w:cs="Courier New"/>
+          <w:color w:val="ED7D31" w:themeColor="accent2"/>
+          <w:sz w:val="20"/>
+          <w:szCs w:val="20"/>
+        </w:rPr>
+        <w:t>@</w:t>
+      </w:r>
+      <w:proofErr w:type="gramStart"/>
+      <w:r>
+        <w:rPr>
+          <w:rFonts w:ascii="Consolas" w:hAnsi="Consolas" w:cs="Courier New"/>
+          <w:color w:val="ED7D31" w:themeColor="accent2"/>
+          <w:sz w:val="20"/>
+          <w:szCs w:val="20"/>
+        </w:rPr>
+        <w:t>ExceptionHandler</w:t>
+      </w:r>
+      <w:r>
+        <w:rPr>
+          <w:rFonts w:ascii="Consolas" w:hAnsi="Consolas" w:cs="Courier New"/>
+          <w:sz w:val="20"/>
+          <w:szCs w:val="20"/>
+        </w:rPr>
+        <w:t>(</w:t>
+      </w:r>
+      <w:proofErr w:type="gramEnd"/>
+      <w:r>
+        <w:rPr>
+          <w:rFonts w:ascii="Consolas" w:hAnsi="Consolas" w:cs="Courier New"/>
+          <w:sz w:val="20"/>
+          <w:szCs w:val="20"/>
+        </w:rPr>
+        <w:t>ResourceNotFoundException.class</w:t>
+      </w:r>
+      <w:proofErr w:type="gramStart"/>
+      <w:r>
+        <w:rPr>
+          <w:rFonts w:ascii="Consolas" w:hAnsi="Consolas" w:cs="Courier New"/>
+          <w:sz w:val="20"/>
+          <w:szCs w:val="20"/>
+        </w:rPr>
+        <w:t xml:space="preserve">)  </w:t>
+      </w:r>
+      <w:r>
+        <w:rPr>
+          <w:rFonts w:ascii="Consolas" w:hAnsi="Consolas" w:cs="Courier New"/>
+          <w:i/>
+          <w:iCs/>
+          <w:sz w:val="20"/>
+          <w:szCs w:val="20"/>
+        </w:rPr>
+        <w:t>/</w:t>
+      </w:r>
+      <w:proofErr w:type="gramEnd"/>
+      <w:r>
+        <w:rPr>
+          <w:rFonts w:ascii="Consolas" w:hAnsi="Consolas" w:cs="Courier New"/>
+          <w:i/>
+          <w:iCs/>
+          <w:sz w:val="20"/>
+          <w:szCs w:val="20"/>
+        </w:rPr>
+        <w:t>/ Converts a missing resource into a proper HTTP 404 response.</w:t>
+      </w:r>
+      <w:r>
+        <w:rPr>
+          <w:rFonts w:ascii="Consolas" w:hAnsi="Consolas" w:cs="Courier New"/>
+          <w:sz w:val="20"/>
+          <w:szCs w:val="20"/>
+        </w:rPr>
+        <w:br/>
+      </w:r>
+      <w:r>
+        <w:rPr>
+          <w:rFonts w:ascii="Consolas" w:hAnsi="Consolas" w:cs="Courier New"/>
+          <w:sz w:val="20"/>
+          <w:szCs w:val="20"/>
+        </w:rPr>
+        <w:br/>
+        <w:t xml:space="preserve">    public </w:t>
+      </w:r>
+      <w:proofErr w:type="spellStart"/>
+      <w:r>
+        <w:rPr>
+          <w:rFonts w:ascii="Consolas" w:hAnsi="Consolas" w:cs="Courier New"/>
+          <w:sz w:val="20"/>
+          <w:szCs w:val="20"/>
+        </w:rPr>
+        <w:t>ResponseEntity</w:t>
+      </w:r>
+      <w:proofErr w:type="spellEnd"/>
+      <w:r>
+        <w:rPr>
+          <w:rFonts w:ascii="Consolas" w:hAnsi="Consolas" w:cs="Courier New"/>
+          <w:sz w:val="20"/>
+          <w:szCs w:val="20"/>
+        </w:rPr>
+        <w:t xml:space="preserve">&lt;String&gt; </w:t>
+      </w:r>
+      <w:proofErr w:type="spellStart"/>
+      <w:proofErr w:type="gramStart"/>
+      <w:r>
+        <w:rPr>
+          <w:rFonts w:ascii="Consolas" w:hAnsi="Consolas" w:cs="Courier New"/>
+          <w:sz w:val="20"/>
+          <w:szCs w:val="20"/>
+        </w:rPr>
+        <w:t>handleResourceNotFound</w:t>
+      </w:r>
+      <w:proofErr w:type="spellEnd"/>
+      <w:r>
+        <w:rPr>
+          <w:rFonts w:ascii="Consolas" w:hAnsi="Consolas" w:cs="Courier New"/>
+          <w:sz w:val="20"/>
+          <w:szCs w:val="20"/>
+        </w:rPr>
+        <w:t>(</w:t>
+      </w:r>
+      <w:proofErr w:type="spellStart"/>
+      <w:proofErr w:type="gramEnd"/>
+      <w:r>
+        <w:rPr>
+          <w:rFonts w:ascii="Consolas" w:hAnsi="Consolas" w:cs="Courier New"/>
+          <w:color w:val="ED7D31" w:themeColor="accent2"/>
+          <w:sz w:val="20"/>
+          <w:szCs w:val="20"/>
+        </w:rPr>
+        <w:t>ResourceNotFoundException</w:t>
+      </w:r>
+      <w:proofErr w:type="spellEnd"/>
+      <w:r>
+        <w:rPr>
+          <w:rFonts w:ascii="Consolas" w:hAnsi="Consolas" w:cs="Courier New"/>
+          <w:color w:val="ED7D31" w:themeColor="accent2"/>
+          <w:sz w:val="20"/>
+          <w:szCs w:val="20"/>
+        </w:rPr>
+        <w:t xml:space="preserve"> </w:t>
+      </w:r>
+      <w:r>
+        <w:rPr>
+          <w:rFonts w:ascii="Consolas" w:hAnsi="Consolas" w:cs="Courier New"/>
+          <w:sz w:val="20"/>
+          <w:szCs w:val="20"/>
+        </w:rPr>
+        <w:t>exception) {</w:t>
+      </w:r>
+      <w:r>
+        <w:rPr>
+          <w:rFonts w:ascii="Consolas" w:hAnsi="Consolas" w:cs="Courier New"/>
+          <w:sz w:val="20"/>
+          <w:szCs w:val="20"/>
+        </w:rPr>
+        <w:br/>
+      </w:r>
+      <w:r>
+        <w:rPr>
+          <w:rFonts w:ascii="Consolas" w:hAnsi="Consolas" w:cs="Courier New"/>
+          <w:sz w:val="20"/>
+          <w:szCs w:val="20"/>
+        </w:rPr>
+        <w:br/>
+        <w:t xml:space="preserve">        return ResponseEntity.</w:t>
+      </w:r>
+      <w:r>
+        <w:rPr>
+          <w:rFonts w:ascii="Consolas" w:hAnsi="Consolas" w:cs="Courier New"/>
+          <w:i/>
+          <w:iCs/>
+          <w:sz w:val="20"/>
+          <w:szCs w:val="20"/>
+        </w:rPr>
+        <w:t>status</w:t>
+      </w:r>
+      <w:r>
+        <w:rPr>
+          <w:rFonts w:ascii="Consolas" w:hAnsi="Consolas" w:cs="Courier New"/>
+          <w:sz w:val="20"/>
+          <w:szCs w:val="20"/>
+        </w:rPr>
+        <w:t>(HttpStatus.</w:t>
+      </w:r>
+      <w:r>
+        <w:rPr>
+          <w:rFonts w:ascii="Consolas" w:hAnsi="Consolas" w:cs="Courier New"/>
+          <w:i/>
+          <w:iCs/>
+          <w:sz w:val="20"/>
+          <w:szCs w:val="20"/>
+        </w:rPr>
+        <w:t>NOT_FOUND</w:t>
+      </w:r>
+      <w:proofErr w:type="gramStart"/>
+      <w:r>
+        <w:rPr>
+          <w:rFonts w:ascii="Consolas" w:hAnsi="Consolas" w:cs="Courier New"/>
+          <w:sz w:val="20"/>
+          <w:szCs w:val="20"/>
+        </w:rPr>
+        <w:t>).body</w:t>
+      </w:r>
+      <w:proofErr w:type="gramEnd"/>
+      <w:r>
+        <w:rPr>
+          <w:rFonts w:ascii="Consolas" w:hAnsi="Consolas" w:cs="Courier New"/>
+          <w:sz w:val="20"/>
+          <w:szCs w:val="20"/>
+        </w:rPr>
+        <w:t>(</w:t>
+      </w:r>
+      <w:proofErr w:type="gramStart"/>
+      <w:r>
+        <w:rPr>
+          <w:rFonts w:ascii="Consolas" w:hAnsi="Consolas" w:cs="Courier New"/>
+          <w:sz w:val="20"/>
+          <w:szCs w:val="20"/>
+        </w:rPr>
+        <w:t>exception.getMessage</w:t>
+      </w:r>
+      <w:proofErr w:type="gramEnd"/>
+      <w:r>
+        <w:rPr>
+          <w:rFonts w:ascii="Consolas" w:hAnsi="Consolas" w:cs="Courier New"/>
+          <w:sz w:val="20"/>
+          <w:szCs w:val="20"/>
+        </w:rPr>
+        <w:t>());</w:t>
+      </w:r>
+      <w:r>
+        <w:rPr>
+          <w:rFonts w:ascii="Consolas" w:hAnsi="Consolas" w:cs="Courier New"/>
+          <w:sz w:val="20"/>
+          <w:szCs w:val="20"/>
+        </w:rPr>
+        <w:br/>
+        <w:t xml:space="preserve">  </w:t>
+      </w:r>
+      <w:proofErr w:type="gramStart"/>
+      <w:r>
+        <w:rPr>
+          <w:rFonts w:ascii="Consolas" w:hAnsi="Consolas" w:cs="Courier New"/>
+          <w:sz w:val="20"/>
+          <w:szCs w:val="20"/>
+        </w:rPr>
+        <w:t xml:space="preserve">  }</w:t>
+      </w:r>
+      <w:proofErr w:type="gramEnd"/>
+      <w:r>
+        <w:rPr>
+          <w:rFonts w:ascii="Consolas" w:hAnsi="Consolas" w:cs="Courier New"/>
+          <w:sz w:val="20"/>
+          <w:szCs w:val="20"/>
+        </w:rPr>
+        <w:br/>
+        <w:t>}</w:t>
+      </w:r>
+    </w:p>
+    <w:p>
+      <w:pPr>
+        <w:spacing w:after="0"/>
+        <w:rPr>
+          <w:rFonts w:ascii="Consolas" w:hAnsi="Consolas" w:cs="Courier New"/>
+          <w:sz w:val="18"/>
+          <w:szCs w:val="18"/>
+        </w:rPr>
+      </w:pPr>
+    </w:p>
+    <w:p>
+      <w:pPr>
+        <w:spacing w:after="0"/>
+        <w:rPr>
+          <w:rFonts w:cstheme="minorHAnsi"/>
+        </w:rPr>
+      </w:pPr>
+      <w:r>
+        <w:rPr>
+          <w:rFonts w:cstheme="minorHAnsi"/>
+          <w:b/>
+          <w:bCs/>
+        </w:rPr>
+        <w:t xml:space="preserve">@Valid </w:t>
+      </w:r>
+      <w:proofErr w:type="gramStart"/>
+      <w:r>
+        <w:rPr>
+          <w:rFonts w:cstheme="minorHAnsi"/>
+          <w:b/>
+          <w:bCs/>
+        </w:rPr>
+        <w:t>Annotation</w:t>
+      </w:r>
+      <w:r>
+        <w:rPr>
+          <w:rFonts w:cstheme="minorHAnsi"/>
+          <w:b/>
+          <w:bCs/>
+        </w:rPr>
+        <w:t xml:space="preserve"> :</w:t>
+      </w:r>
+      <w:proofErr w:type="gramEnd"/>
+      <w:r>
+        <w:rPr>
+          <w:rFonts w:cstheme="minorHAnsi"/>
+          <w:b/>
+          <w:bCs/>
+        </w:rPr>
+        <w:t xml:space="preserve"> </w:t>
+      </w:r>
+      <w:r>
+        <w:rPr>
+          <w:rFonts w:cstheme="minorHAnsi"/>
+        </w:rPr>
+        <w:t xml:space="preserve">(Add maven dependency </w:t>
+      </w:r>
+      <w:r>
+        <w:rPr>
+          <w:rFonts w:cstheme="minorHAnsi"/>
+        </w:rPr>
+        <w:t>starter-validation</w:t>
+      </w:r>
+      <w:r>
+        <w:rPr>
+          <w:rFonts w:cstheme="minorHAnsi"/>
+        </w:rPr>
+        <w:t>)</w:t>
+      </w:r>
+    </w:p>
+    <w:p>
+      <w:pPr>
+        <w:spacing w:after="0"/>
+        <w:rPr>
+          <w:rFonts w:cstheme="minorHAnsi"/>
+        </w:rPr>
+      </w:pPr>
+      <w:r>
+        <w:rPr>
+          <w:rFonts w:cstheme="minorHAnsi"/>
+        </w:rPr>
+        <w:t>Valid annotation tells spring to run bean validation on the request body before controller method runs.</w:t>
+      </w:r>
+    </w:p>
+    <w:p>
+      <w:pPr>
+        <w:spacing w:after="0"/>
+        <w:rPr>
+          <w:rFonts w:cstheme="minorHAnsi"/>
+          <w:b/>
+          <w:bCs/>
+        </w:rPr>
+      </w:pPr>
+      <w:r>
+        <w:rPr>
+          <w:rFonts w:cstheme="minorHAnsi"/>
+        </w:rPr>
+        <w:lastRenderedPageBreak/>
+        <w:t xml:space="preserve">If something fails, spring </w:t>
+      </w:r>
+      <w:proofErr w:type="spellStart"/>
+      <w:proofErr w:type="gramStart"/>
+      <w:r>
+        <w:rPr>
+          <w:rFonts w:cstheme="minorHAnsi"/>
+        </w:rPr>
+        <w:t>wont</w:t>
+      </w:r>
+      <w:proofErr w:type="spellEnd"/>
+      <w:proofErr w:type="gramEnd"/>
+      <w:r>
+        <w:rPr>
+          <w:rFonts w:cstheme="minorHAnsi"/>
+        </w:rPr>
+        <w:t xml:space="preserve"> call the controller method with bad body request data, it throws </w:t>
+      </w:r>
+      <w:proofErr w:type="spellStart"/>
+      <w:r>
+        <w:rPr>
+          <w:rFonts w:cstheme="minorHAnsi"/>
+          <w:b/>
+          <w:bCs/>
+        </w:rPr>
+        <w:t>MethodArgumentNotValidException</w:t>
+      </w:r>
+      <w:proofErr w:type="spellEnd"/>
+      <w:r>
+        <w:rPr>
+          <w:rFonts w:cstheme="minorHAnsi"/>
+          <w:b/>
+          <w:bCs/>
+        </w:rPr>
+        <w:t>.</w:t>
+      </w:r>
+    </w:p>
+    <w:p>
+      <w:pPr>
+        <w:spacing w:after="0"/>
+        <w:rPr>
+          <w:rFonts w:cstheme="minorHAnsi"/>
+          <w:b/>
+          <w:bCs/>
+        </w:rPr>
+      </w:pPr>
+      <w:r>
+        <w:rPr>
+          <w:rFonts w:cstheme="minorHAnsi"/>
+          <w:b/>
+          <w:bCs/>
+        </w:rPr>
+        <w:t xml:space="preserve">How to </w:t>
+      </w:r>
+      <w:proofErr w:type="gramStart"/>
+      <w:r>
+        <w:rPr>
+          <w:rFonts w:cstheme="minorHAnsi"/>
+          <w:b/>
+          <w:bCs/>
+        </w:rPr>
+        <w:t>use :</w:t>
+      </w:r>
+      <w:proofErr w:type="gramEnd"/>
+    </w:p>
+    <w:p>
+      <w:pPr>
+        <w:pStyle w:val="ListParagraph"/>
+        <w:numPr>
+          <w:ilvl w:val="0"/>
+          <w:numId w:val="50"/>
+        </w:numPr>
+        <w:spacing w:after="0"/>
+        <w:rPr>
+          <w:rFonts w:cstheme="minorHAnsi"/>
+        </w:rPr>
+      </w:pPr>
+      <w:r>
+        <w:rPr>
+          <w:rFonts w:cstheme="minorHAnsi"/>
+        </w:rPr>
+        <w:t>Constraint the DTO field</w:t>
+      </w:r>
+    </w:p>
+    <w:p>
+      <w:pPr>
+        <w:shd w:val="clear" w:color="auto" w:fill="FFFFFF"/>
+        <w:tabs>
+          <w:tab w:val="left" w:pos="916"/>
+          <w:tab w:val="left" w:pos="1832"/>
+          <w:tab w:val="left" w:pos="2748"/>
+          <w:tab w:val="left" w:pos="3664"/>
+          <w:tab w:val="left" w:pos="4580"/>
+          <w:tab w:val="left" w:pos="5496"/>
+          <w:tab w:val="left" w:pos="6412"/>
+          <w:tab w:val="left" w:pos="7328"/>
+          <w:tab w:val="left" w:pos="8244"/>
+          <w:tab w:val="left" w:pos="9160"/>
+          <w:tab w:val="left" w:pos="10076"/>
+          <w:tab w:val="left" w:pos="10992"/>
+          <w:tab w:val="left" w:pos="11908"/>
+          <w:tab w:val="left" w:pos="12824"/>
+          <w:tab w:val="left" w:pos="13740"/>
+          <w:tab w:val="left" w:pos="14656"/>
+        </w:tabs>
+        <w:spacing w:after="0" w:line="240" w:lineRule="auto"/>
+        <w:ind w:left="360"/>
+        <w:rPr>
+          <w:rFonts w:ascii="Courier New" w:eastAsia="Times New Roman" w:hAnsi="Courier New" w:cs="Courier New"/>
+          <w:color w:val="080808"/>
+          <w:kern w:val="0"/>
+          <w:sz w:val="20"/>
+          <w:szCs w:val="20"/>
+          <w14:ligatures w14:val="none"/>
+        </w:rPr>
+      </w:pPr>
+      <w:r>
+        <w:rPr>
+          <w:rFonts w:ascii="Courier New" w:eastAsia="Times New Roman" w:hAnsi="Courier New" w:cs="Courier New"/>
+          <w:color w:val="0033B3"/>
+          <w:kern w:val="0"/>
+          <w:sz w:val="20"/>
+          <w:szCs w:val="20"/>
+          <w14:ligatures w14:val="none"/>
+        </w:rPr>
+        <w:t xml:space="preserve">public class </w:t>
+      </w:r>
+      <w:proofErr w:type="spellStart"/>
+      <w:r>
+        <w:rPr>
+          <w:rFonts w:ascii="Courier New" w:eastAsia="Times New Roman" w:hAnsi="Courier New" w:cs="Courier New"/>
+          <w:color w:val="000000"/>
+          <w:kern w:val="0"/>
+          <w:sz w:val="20"/>
+          <w:szCs w:val="20"/>
+          <w14:ligatures w14:val="none"/>
+        </w:rPr>
+        <w:t>CreateUserDto</w:t>
+      </w:r>
+      <w:proofErr w:type="spellEnd"/>
+      <w:r>
+        <w:rPr>
+          <w:rFonts w:ascii="Courier New" w:eastAsia="Times New Roman" w:hAnsi="Courier New" w:cs="Courier New"/>
+          <w:color w:val="000000"/>
+          <w:kern w:val="0"/>
+          <w:sz w:val="20"/>
+          <w:szCs w:val="20"/>
+          <w14:ligatures w14:val="none"/>
+        </w:rPr>
+        <w:t xml:space="preserve"> </w:t>
+      </w:r>
+      <w:r>
+        <w:rPr>
+          <w:rFonts w:ascii="Courier New" w:eastAsia="Times New Roman" w:hAnsi="Courier New" w:cs="Courier New"/>
+          <w:color w:val="080808"/>
+          <w:kern w:val="0"/>
+          <w:sz w:val="20"/>
+          <w:szCs w:val="20"/>
+          <w14:ligatures w14:val="none"/>
+        </w:rPr>
+        <w:t>{</w:t>
+      </w:r>
+      <w:r>
+        <w:rPr>
+          <w:rFonts w:ascii="Courier New" w:eastAsia="Times New Roman" w:hAnsi="Courier New" w:cs="Courier New"/>
+          <w:color w:val="080808"/>
+          <w:kern w:val="0"/>
+          <w:sz w:val="20"/>
+          <w:szCs w:val="20"/>
+          <w14:ligatures w14:val="none"/>
+        </w:rPr>
+        <w:br/>
+        <w:t xml:space="preserve">    </w:t>
+      </w:r>
+      <w:r>
+        <w:rPr>
+          <w:rFonts w:ascii="Courier New" w:eastAsia="Times New Roman" w:hAnsi="Courier New" w:cs="Courier New"/>
+          <w:color w:val="9E880D"/>
+          <w:kern w:val="0"/>
+          <w:sz w:val="20"/>
+          <w:szCs w:val="20"/>
+          <w14:ligatures w14:val="none"/>
+        </w:rPr>
+        <w:t>@</w:t>
+      </w:r>
+      <w:proofErr w:type="gramStart"/>
+      <w:r>
+        <w:rPr>
+          <w:rFonts w:ascii="Courier New" w:eastAsia="Times New Roman" w:hAnsi="Courier New" w:cs="Courier New"/>
+          <w:color w:val="9E880D"/>
+          <w:kern w:val="0"/>
+          <w:sz w:val="20"/>
+          <w:szCs w:val="20"/>
+          <w14:ligatures w14:val="none"/>
+        </w:rPr>
+        <w:t>NotBlank</w:t>
+      </w:r>
+      <w:r>
+        <w:rPr>
+          <w:rFonts w:ascii="Courier New" w:eastAsia="Times New Roman" w:hAnsi="Courier New" w:cs="Courier New"/>
+          <w:color w:val="080808"/>
+          <w:kern w:val="0"/>
+          <w:sz w:val="20"/>
+          <w:szCs w:val="20"/>
+          <w14:ligatures w14:val="none"/>
+        </w:rPr>
+        <w:t>(</w:t>
+      </w:r>
+      <w:proofErr w:type="gramEnd"/>
+      <w:r>
+        <w:rPr>
+          <w:rFonts w:ascii="Courier New" w:eastAsia="Times New Roman" w:hAnsi="Courier New" w:cs="Courier New"/>
+          <w:color w:val="080808"/>
+          <w:kern w:val="0"/>
+          <w:sz w:val="20"/>
+          <w:szCs w:val="20"/>
+          <w14:ligatures w14:val="none"/>
+        </w:rPr>
+        <w:t xml:space="preserve">message = </w:t>
+      </w:r>
+      <w:r>
+        <w:rPr>
+          <w:rFonts w:ascii="Courier New" w:eastAsia="Times New Roman" w:hAnsi="Courier New" w:cs="Courier New"/>
+          <w:color w:val="067D17"/>
+          <w:kern w:val="0"/>
+          <w:sz w:val="20"/>
+          <w:szCs w:val="20"/>
+          <w14:ligatures w14:val="none"/>
+        </w:rPr>
+        <w:t>"Name is required"</w:t>
+      </w:r>
+      <w:r>
+        <w:rPr>
+          <w:rFonts w:ascii="Courier New" w:eastAsia="Times New Roman" w:hAnsi="Courier New" w:cs="Courier New"/>
+          <w:color w:val="080808"/>
+          <w:kern w:val="0"/>
+          <w:sz w:val="20"/>
+          <w:szCs w:val="20"/>
+          <w14:ligatures w14:val="none"/>
+        </w:rPr>
+        <w:t>)</w:t>
+      </w:r>
+      <w:r>
+        <w:rPr>
+          <w:rFonts w:ascii="Courier New" w:eastAsia="Times New Roman" w:hAnsi="Courier New" w:cs="Courier New"/>
+          <w:color w:val="080808"/>
+          <w:kern w:val="0"/>
+          <w:sz w:val="20"/>
+          <w:szCs w:val="20"/>
+          <w14:ligatures w14:val="none"/>
+        </w:rPr>
+        <w:br/>
+        <w:t xml:space="preserve">    </w:t>
+      </w:r>
+      <w:r>
+        <w:rPr>
+          <w:rFonts w:ascii="Courier New" w:eastAsia="Times New Roman" w:hAnsi="Courier New" w:cs="Courier New"/>
+          <w:color w:val="000000"/>
+          <w:kern w:val="0"/>
+          <w:sz w:val="20"/>
+          <w:szCs w:val="20"/>
+          <w14:ligatures w14:val="none"/>
+        </w:rPr>
+        <w:t xml:space="preserve">String </w:t>
+      </w:r>
+      <w:r>
+        <w:rPr>
+          <w:rFonts w:ascii="Courier New" w:eastAsia="Times New Roman" w:hAnsi="Courier New" w:cs="Courier New"/>
+          <w:color w:val="871094"/>
+          <w:kern w:val="0"/>
+          <w:sz w:val="20"/>
+          <w:szCs w:val="20"/>
+          <w14:ligatures w14:val="none"/>
+        </w:rPr>
+        <w:t>name</w:t>
+      </w:r>
+      <w:r>
+        <w:rPr>
+          <w:rFonts w:ascii="Courier New" w:eastAsia="Times New Roman" w:hAnsi="Courier New" w:cs="Courier New"/>
+          <w:color w:val="080808"/>
+          <w:kern w:val="0"/>
+          <w:sz w:val="20"/>
+          <w:szCs w:val="20"/>
+          <w14:ligatures w14:val="none"/>
+        </w:rPr>
+        <w:t>;</w:t>
+      </w:r>
+      <w:r>
+        <w:rPr>
+          <w:rFonts w:ascii="Courier New" w:eastAsia="Times New Roman" w:hAnsi="Courier New" w:cs="Courier New"/>
+          <w:color w:val="080808"/>
+          <w:kern w:val="0"/>
+          <w:sz w:val="20"/>
+          <w:szCs w:val="20"/>
+          <w14:ligatures w14:val="none"/>
+        </w:rPr>
+        <w:br/>
+      </w:r>
+      <w:r>
+        <w:rPr>
+          <w:rFonts w:ascii="Courier New" w:eastAsia="Times New Roman" w:hAnsi="Courier New" w:cs="Courier New"/>
+          <w:color w:val="080808"/>
+          <w:kern w:val="0"/>
+          <w:sz w:val="20"/>
+          <w:szCs w:val="20"/>
+          <w14:ligatures w14:val="none"/>
+        </w:rPr>
+        <w:br/>
+        <w:t xml:space="preserve">    </w:t>
+      </w:r>
+      <w:r>
+        <w:rPr>
+          <w:rFonts w:ascii="Courier New" w:eastAsia="Times New Roman" w:hAnsi="Courier New" w:cs="Courier New"/>
+          <w:color w:val="9E880D"/>
+          <w:kern w:val="0"/>
+          <w:sz w:val="20"/>
+          <w:szCs w:val="20"/>
+          <w14:ligatures w14:val="none"/>
+        </w:rPr>
+        <w:t>@</w:t>
+      </w:r>
+      <w:proofErr w:type="gramStart"/>
+      <w:r>
+        <w:rPr>
+          <w:rFonts w:ascii="Courier New" w:eastAsia="Times New Roman" w:hAnsi="Courier New" w:cs="Courier New"/>
+          <w:color w:val="9E880D"/>
+          <w:kern w:val="0"/>
+          <w:sz w:val="20"/>
+          <w:szCs w:val="20"/>
+          <w14:ligatures w14:val="none"/>
+        </w:rPr>
+        <w:t>NotBlank</w:t>
+      </w:r>
+      <w:r>
+        <w:rPr>
+          <w:rFonts w:ascii="Courier New" w:eastAsia="Times New Roman" w:hAnsi="Courier New" w:cs="Courier New"/>
+          <w:color w:val="080808"/>
+          <w:kern w:val="0"/>
+          <w:sz w:val="20"/>
+          <w:szCs w:val="20"/>
+          <w14:ligatures w14:val="none"/>
+        </w:rPr>
+        <w:t>(</w:t>
+      </w:r>
+      <w:proofErr w:type="gramEnd"/>
+      <w:r>
+        <w:rPr>
+          <w:rFonts w:ascii="Courier New" w:eastAsia="Times New Roman" w:hAnsi="Courier New" w:cs="Courier New"/>
+          <w:color w:val="080808"/>
+          <w:kern w:val="0"/>
+          <w:sz w:val="20"/>
+          <w:szCs w:val="20"/>
+          <w14:ligatures w14:val="none"/>
+        </w:rPr>
+        <w:t xml:space="preserve">message = </w:t>
+      </w:r>
+      <w:r>
+        <w:rPr>
+          <w:rFonts w:ascii="Courier New" w:eastAsia="Times New Roman" w:hAnsi="Courier New" w:cs="Courier New"/>
+          <w:color w:val="067D17"/>
+          <w:kern w:val="0"/>
+          <w:sz w:val="20"/>
+          <w:szCs w:val="20"/>
+          <w14:ligatures w14:val="none"/>
+        </w:rPr>
+        <w:t>"Email is required"</w:t>
+      </w:r>
+      <w:r>
+        <w:rPr>
+          <w:rFonts w:ascii="Courier New" w:eastAsia="Times New Roman" w:hAnsi="Courier New" w:cs="Courier New"/>
+          <w:color w:val="080808"/>
+          <w:kern w:val="0"/>
+          <w:sz w:val="20"/>
+          <w:szCs w:val="20"/>
+          <w14:ligatures w14:val="none"/>
+        </w:rPr>
+        <w:t>)</w:t>
+      </w:r>
+      <w:r>
+        <w:rPr>
+          <w:rFonts w:ascii="Courier New" w:eastAsia="Times New Roman" w:hAnsi="Courier New" w:cs="Courier New"/>
+          <w:color w:val="080808"/>
+          <w:kern w:val="0"/>
+          <w:sz w:val="20"/>
+          <w:szCs w:val="20"/>
+          <w14:ligatures w14:val="none"/>
+        </w:rPr>
+        <w:br/>
+        <w:t xml:space="preserve">    </w:t>
+      </w:r>
+      <w:r>
+        <w:rPr>
+          <w:rFonts w:ascii="Courier New" w:eastAsia="Times New Roman" w:hAnsi="Courier New" w:cs="Courier New"/>
+          <w:color w:val="9E880D"/>
+          <w:kern w:val="0"/>
+          <w:sz w:val="20"/>
+          <w:szCs w:val="20"/>
+          <w14:ligatures w14:val="none"/>
+        </w:rPr>
+        <w:t>@</w:t>
+      </w:r>
+      <w:proofErr w:type="gramStart"/>
+      <w:r>
+        <w:rPr>
+          <w:rFonts w:ascii="Courier New" w:eastAsia="Times New Roman" w:hAnsi="Courier New" w:cs="Courier New"/>
+          <w:color w:val="9E880D"/>
+          <w:kern w:val="0"/>
+          <w:sz w:val="20"/>
+          <w:szCs w:val="20"/>
+          <w14:ligatures w14:val="none"/>
+        </w:rPr>
+        <w:t>Email</w:t>
+      </w:r>
+      <w:r>
+        <w:rPr>
+          <w:rFonts w:ascii="Courier New" w:eastAsia="Times New Roman" w:hAnsi="Courier New" w:cs="Courier New"/>
+          <w:color w:val="080808"/>
+          <w:kern w:val="0"/>
+          <w:sz w:val="20"/>
+          <w:szCs w:val="20"/>
+          <w14:ligatures w14:val="none"/>
+        </w:rPr>
+        <w:t>(</w:t>
+      </w:r>
+      <w:proofErr w:type="gramEnd"/>
+      <w:r>
+        <w:rPr>
+          <w:rFonts w:ascii="Courier New" w:eastAsia="Times New Roman" w:hAnsi="Courier New" w:cs="Courier New"/>
+          <w:color w:val="080808"/>
+          <w:kern w:val="0"/>
+          <w:sz w:val="20"/>
+          <w:szCs w:val="20"/>
+          <w14:ligatures w14:val="none"/>
+        </w:rPr>
+        <w:t xml:space="preserve">message = </w:t>
+      </w:r>
+      <w:r>
+        <w:rPr>
+          <w:rFonts w:ascii="Courier New" w:eastAsia="Times New Roman" w:hAnsi="Courier New" w:cs="Courier New"/>
+          <w:color w:val="067D17"/>
+          <w:kern w:val="0"/>
+          <w:sz w:val="20"/>
+          <w:szCs w:val="20"/>
+          <w14:ligatures w14:val="none"/>
+        </w:rPr>
+        <w:t>"Invalid email"</w:t>
+      </w:r>
+      <w:r>
+        <w:rPr>
+          <w:rFonts w:ascii="Courier New" w:eastAsia="Times New Roman" w:hAnsi="Courier New" w:cs="Courier New"/>
+          <w:color w:val="080808"/>
+          <w:kern w:val="0"/>
+          <w:sz w:val="20"/>
+          <w:szCs w:val="20"/>
+          <w14:ligatures w14:val="none"/>
+        </w:rPr>
+        <w:t>)</w:t>
+      </w:r>
+      <w:r>
+        <w:rPr>
+          <w:rFonts w:ascii="Courier New" w:eastAsia="Times New Roman" w:hAnsi="Courier New" w:cs="Courier New"/>
+          <w:color w:val="080808"/>
+          <w:kern w:val="0"/>
+          <w:sz w:val="20"/>
+          <w:szCs w:val="20"/>
+          <w14:ligatures w14:val="none"/>
+        </w:rPr>
+        <w:br/>
+        <w:t xml:space="preserve">    </w:t>
+      </w:r>
+      <w:r>
+        <w:rPr>
+          <w:rFonts w:ascii="Courier New" w:eastAsia="Times New Roman" w:hAnsi="Courier New" w:cs="Courier New"/>
+          <w:color w:val="000000"/>
+          <w:kern w:val="0"/>
+          <w:sz w:val="20"/>
+          <w:szCs w:val="20"/>
+          <w14:ligatures w14:val="none"/>
+        </w:rPr>
+        <w:t xml:space="preserve">String </w:t>
+      </w:r>
+      <w:r>
+        <w:rPr>
+          <w:rFonts w:ascii="Courier New" w:eastAsia="Times New Roman" w:hAnsi="Courier New" w:cs="Courier New"/>
+          <w:color w:val="871094"/>
+          <w:kern w:val="0"/>
+          <w:sz w:val="20"/>
+          <w:szCs w:val="20"/>
+          <w14:ligatures w14:val="none"/>
+        </w:rPr>
+        <w:t>email</w:t>
+      </w:r>
+      <w:r>
+        <w:rPr>
+          <w:rFonts w:ascii="Courier New" w:eastAsia="Times New Roman" w:hAnsi="Courier New" w:cs="Courier New"/>
+          <w:color w:val="080808"/>
+          <w:kern w:val="0"/>
+          <w:sz w:val="20"/>
+          <w:szCs w:val="20"/>
+          <w14:ligatures w14:val="none"/>
+        </w:rPr>
+        <w:t>;</w:t>
+      </w:r>
+    </w:p>
+    <w:p>
+      <w:pPr>
+        <w:spacing w:after="0"/>
+        <w:ind w:left="360"/>
+        <w:rPr>
+          <w:rFonts w:cstheme="minorHAnsi"/>
+        </w:rPr>
+      </w:pPr>
+      <w:r>
+        <w:rPr>
+          <w:rFonts w:cstheme="minorHAnsi"/>
+        </w:rPr>
+        <w:t>}</w:t>
+      </w:r>
+    </w:p>
+    <w:p>
+      <w:pPr>
+        <w:pStyle w:val="ListParagraph"/>
+        <w:spacing w:after="0"/>
+        <w:rPr>
+          <w:rFonts w:cstheme="minorHAnsi"/>
+        </w:rPr>
+      </w:pPr>
+    </w:p>
+    <w:p>
+      <w:pPr>
+        <w:pStyle w:val="ListParagraph"/>
+        <w:numPr>
+          <w:ilvl w:val="0"/>
+          <w:numId w:val="50"/>
+        </w:numPr>
+        <w:spacing w:after="0"/>
+        <w:rPr>
+          <w:rFonts w:cstheme="minorHAnsi"/>
+        </w:rPr>
+      </w:pPr>
+      <w:r>
+        <w:rPr>
+          <w:rFonts w:cstheme="minorHAnsi"/>
+        </w:rPr>
+        <w:t>Use @Valid annotation at Controller level</w:t>
+      </w:r>
+    </w:p>
+    <w:p>
+      <w:pPr>
+        <w:pStyle w:val="HTMLPreformatted"/>
+        <w:shd w:val="clear" w:color="auto" w:fill="FFFFFF"/>
+        <w:ind w:left="720"/>
+        <w:rPr>
+          <w:color w:val="080808"/>
+        </w:rPr>
+      </w:pPr>
+      <w:r>
+        <w:rPr>
+          <w:color w:val="9E880D"/>
+        </w:rPr>
+        <w:t>@PostMapping</w:t>
+      </w:r>
+      <w:r>
+        <w:rPr>
+          <w:color w:val="9E880D"/>
+        </w:rPr>
+        <w:br/>
+      </w:r>
+      <w:r>
+        <w:rPr>
+          <w:color w:val="0033B3"/>
+        </w:rPr>
+        <w:t xml:space="preserve">public </w:t>
+      </w:r>
+      <w:proofErr w:type="spellStart"/>
+      <w:r>
+        <w:rPr>
+          <w:color w:val="000000"/>
+        </w:rPr>
+        <w:t>ResponseEntity</w:t>
+      </w:r>
+      <w:proofErr w:type="spellEnd"/>
+      <w:r>
+        <w:rPr>
+          <w:color w:val="080808"/>
+        </w:rPr>
+        <w:t>&lt;</w:t>
+      </w:r>
+      <w:proofErr w:type="spellStart"/>
+      <w:r>
+        <w:rPr>
+          <w:color w:val="000000"/>
+        </w:rPr>
+        <w:t>UserDto</w:t>
+      </w:r>
+      <w:proofErr w:type="spellEnd"/>
+      <w:r>
+        <w:rPr>
+          <w:color w:val="080808"/>
+        </w:rPr>
+        <w:t xml:space="preserve">&gt; </w:t>
+      </w:r>
+      <w:proofErr w:type="spellStart"/>
+      <w:proofErr w:type="gramStart"/>
+      <w:r>
+        <w:rPr>
+          <w:color w:val="00627A"/>
+        </w:rPr>
+        <w:t>createUser</w:t>
+      </w:r>
+      <w:proofErr w:type="spellEnd"/>
+      <w:r>
+        <w:rPr>
+          <w:color w:val="080808"/>
+        </w:rPr>
+        <w:t>(</w:t>
+      </w:r>
+      <w:proofErr w:type="gramEnd"/>
+      <w:r>
+        <w:rPr>
+          <w:color w:val="9E880D"/>
+        </w:rPr>
+        <w:t xml:space="preserve">@Valid @RequestBody </w:t>
+      </w:r>
+      <w:proofErr w:type="spellStart"/>
+      <w:r>
+        <w:rPr>
+          <w:color w:val="000000"/>
+        </w:rPr>
+        <w:t>CreateUserDto</w:t>
+      </w:r>
+      <w:proofErr w:type="spellEnd"/>
+      <w:r>
+        <w:rPr>
+          <w:color w:val="000000"/>
+        </w:rPr>
+        <w:t xml:space="preserve"> </w:t>
+      </w:r>
+      <w:proofErr w:type="spellStart"/>
+      <w:r>
+        <w:rPr>
+          <w:color w:val="000000"/>
+        </w:rPr>
+        <w:t>createUserDto</w:t>
+      </w:r>
+      <w:proofErr w:type="spellEnd"/>
+      <w:r>
+        <w:rPr>
+          <w:color w:val="080808"/>
+        </w:rPr>
+        <w:t>) {}</w:t>
+      </w:r>
+    </w:p>
+    <w:p>
+      <w:pPr>
+        <w:pStyle w:val="ListParagraph"/>
+        <w:spacing w:after="0"/>
+        <w:rPr>
+          <w:rFonts w:cstheme="minorHAnsi"/>
+        </w:rPr>
+      </w:pPr>
+    </w:p>
+    <w:p>
+      <w:pPr>
+        <w:shd w:val="clear" w:color="auto" w:fill="FFFFFF"/>
+        <w:tabs>
+          <w:tab w:val="left" w:pos="916"/>
+          <w:tab w:val="left" w:pos="1832"/>
+          <w:tab w:val="left" w:pos="2748"/>
+          <w:tab w:val="left" w:pos="3664"/>
+          <w:tab w:val="left" w:pos="4580"/>
+          <w:tab w:val="left" w:pos="5496"/>
+          <w:tab w:val="left" w:pos="6412"/>
+          <w:tab w:val="left" w:pos="7328"/>
+          <w:tab w:val="left" w:pos="8244"/>
+          <w:tab w:val="left" w:pos="9160"/>
+          <w:tab w:val="left" w:pos="10076"/>
+          <w:tab w:val="left" w:pos="10992"/>
+          <w:tab w:val="left" w:pos="11908"/>
+          <w:tab w:val="left" w:pos="12824"/>
+          <w:tab w:val="left" w:pos="13740"/>
+          <w:tab w:val="left" w:pos="14656"/>
+        </w:tabs>
+        <w:spacing w:after="0" w:line="240" w:lineRule="auto"/>
+        <w:rPr>
+          <w:rFonts w:cstheme="minorHAnsi"/>
+          <w:color w:val="000000" w:themeColor="text1"/>
+        </w:rPr>
+      </w:pPr>
+      <w:r>
+        <w:rPr>
+          <w:rFonts w:cstheme="minorHAnsi"/>
+          <w:b/>
+          <w:bCs/>
+          <w:color w:val="0070C0"/>
+        </w:rPr>
+        <w:t xml:space="preserve">Spring </w:t>
+      </w:r>
+      <w:proofErr w:type="gramStart"/>
+      <w:r>
+        <w:rPr>
+          <w:rFonts w:cstheme="minorHAnsi"/>
+          <w:b/>
+          <w:bCs/>
+          <w:color w:val="0070C0"/>
+        </w:rPr>
+        <w:t>Security :</w:t>
+      </w:r>
+      <w:proofErr w:type="gramEnd"/>
+      <w:r>
+        <w:rPr>
+          <w:rFonts w:cstheme="minorHAnsi"/>
+          <w:b/>
+          <w:bCs/>
+          <w:color w:val="0070C0"/>
+        </w:rPr>
+        <w:t xml:space="preserve"> </w:t>
+      </w:r>
+      <w:r>
+        <w:rPr>
+          <w:rFonts w:cstheme="minorHAnsi"/>
+          <w:color w:val="000000" w:themeColor="text1"/>
+        </w:rPr>
+        <w:t>(Similar to node middleware).</w:t>
+      </w:r>
+      <w:r>
+        <w:rPr>
+          <w:rFonts w:cstheme="minorHAnsi"/>
+          <w:color w:val="000000" w:themeColor="text1"/>
+        </w:rPr>
+        <w:t xml:space="preserve"> Add maven dependency spring-security</w:t>
+      </w:r>
+    </w:p>
+    <w:p>
+      <w:pPr>
+        <w:shd w:val="clear" w:color="auto" w:fill="FFFFFF"/>
+        <w:tabs>
+          <w:tab w:val="left" w:pos="916"/>
+          <w:tab w:val="left" w:pos="1832"/>
+          <w:tab w:val="left" w:pos="2748"/>
+          <w:tab w:val="left" w:pos="3664"/>
+          <w:tab w:val="left" w:pos="4580"/>
+          <w:tab w:val="left" w:pos="5496"/>
+          <w:tab w:val="left" w:pos="6412"/>
+          <w:tab w:val="left" w:pos="7328"/>
+          <w:tab w:val="left" w:pos="8244"/>
+          <w:tab w:val="left" w:pos="9160"/>
+          <w:tab w:val="left" w:pos="10076"/>
+          <w:tab w:val="left" w:pos="10992"/>
+          <w:tab w:val="left" w:pos="11908"/>
+          <w:tab w:val="left" w:pos="12824"/>
+          <w:tab w:val="left" w:pos="13740"/>
+          <w:tab w:val="left" w:pos="14656"/>
+        </w:tabs>
+        <w:spacing w:after="0" w:line="240" w:lineRule="auto"/>
+        <w:rPr>
+          <w:rFonts w:cstheme="minorHAnsi"/>
+          <w:color w:val="000000" w:themeColor="text1"/>
+        </w:rPr>
+      </w:pPr>
+      <w:r>
+        <w:rPr>
+          <w:rFonts w:cstheme="minorHAnsi"/>
+          <w:color w:val="000000" w:themeColor="text1"/>
+        </w:rPr>
+        <w:t xml:space="preserve">It has Security filter chaining which </w:t>
+      </w:r>
+      <w:proofErr w:type="gramStart"/>
+      <w:r>
+        <w:rPr>
+          <w:rFonts w:cstheme="minorHAnsi"/>
+          <w:color w:val="000000" w:themeColor="text1"/>
+        </w:rPr>
+        <w:t>authenticate</w:t>
+      </w:r>
+      <w:proofErr w:type="gramEnd"/>
+      <w:r>
+        <w:rPr>
+          <w:rFonts w:cstheme="minorHAnsi"/>
+          <w:color w:val="000000" w:themeColor="text1"/>
+        </w:rPr>
+        <w:t xml:space="preserve"> the request, before request reaches to Controller.</w:t>
+      </w:r>
+    </w:p>
+    <w:p>
+      <w:pPr>
+        <w:shd w:val="clear" w:color="auto" w:fill="FFFFFF"/>
+        <w:tabs>
+          <w:tab w:val="left" w:pos="916"/>
+          <w:tab w:val="left" w:pos="1832"/>
+          <w:tab w:val="left" w:pos="2748"/>
+          <w:tab w:val="left" w:pos="3664"/>
+          <w:tab w:val="left" w:pos="4580"/>
+          <w:tab w:val="left" w:pos="5496"/>
+          <w:tab w:val="left" w:pos="6412"/>
+          <w:tab w:val="left" w:pos="7328"/>
+          <w:tab w:val="left" w:pos="8244"/>
+          <w:tab w:val="left" w:pos="9160"/>
+          <w:tab w:val="left" w:pos="10076"/>
+          <w:tab w:val="left" w:pos="10992"/>
+          <w:tab w:val="left" w:pos="11908"/>
+          <w:tab w:val="left" w:pos="12824"/>
+          <w:tab w:val="left" w:pos="13740"/>
+          <w:tab w:val="left" w:pos="14656"/>
+        </w:tabs>
+        <w:spacing w:after="0" w:line="240" w:lineRule="auto"/>
+        <w:rPr>
+          <w:rFonts w:cstheme="minorHAnsi"/>
+        </w:rPr>
+      </w:pPr>
+      <w:r>
+        <w:rPr>
+          <w:rFonts w:cstheme="minorHAnsi"/>
+        </w:rPr>
+        <w:br/>
+      </w:r>
+      <w:r>
+        <w:rPr>
+          <w:rFonts w:cstheme="minorHAnsi"/>
+        </w:rPr>
+        <w:t xml:space="preserve">Spring Security never directly talks to DB — it uses </w:t>
+      </w:r>
+      <w:proofErr w:type="spellStart"/>
+      <w:r>
+        <w:rPr>
+          <w:rFonts w:cstheme="minorHAnsi"/>
+        </w:rPr>
+        <w:t>UserDetailsService</w:t>
+      </w:r>
+      <w:proofErr w:type="spellEnd"/>
+      <w:r>
+        <w:rPr>
+          <w:rFonts w:cstheme="minorHAnsi"/>
+        </w:rPr>
+        <w:t>.</w:t>
+      </w:r>
+    </w:p>
+    <w:p>
+      <w:pPr>
+        <w:shd w:val="clear" w:color="auto" w:fill="FFFFFF"/>
+        <w:tabs>
+          <w:tab w:val="left" w:pos="916"/>
+          <w:tab w:val="left" w:pos="1832"/>
+          <w:tab w:val="left" w:pos="2748"/>
+          <w:tab w:val="left" w:pos="3664"/>
+          <w:tab w:val="left" w:pos="4580"/>
+          <w:tab w:val="left" w:pos="5496"/>
+          <w:tab w:val="left" w:pos="6412"/>
+          <w:tab w:val="left" w:pos="7328"/>
+          <w:tab w:val="left" w:pos="8244"/>
+          <w:tab w:val="left" w:pos="9160"/>
+          <w:tab w:val="left" w:pos="10076"/>
+          <w:tab w:val="left" w:pos="10992"/>
+          <w:tab w:val="left" w:pos="11908"/>
+          <w:tab w:val="left" w:pos="12824"/>
+          <w:tab w:val="left" w:pos="13740"/>
+          <w:tab w:val="left" w:pos="14656"/>
+        </w:tabs>
+        <w:spacing w:after="0" w:line="240" w:lineRule="auto"/>
+        <w:rPr>
+          <w:rFonts w:cstheme="minorHAnsi"/>
+        </w:rPr>
+      </w:pPr>
+    </w:p>
+    <w:p>
+      <w:pPr>
+        <w:shd w:val="clear" w:color="auto" w:fill="FFFFFF"/>
+        <w:tabs>
+          <w:tab w:val="left" w:pos="916"/>
+          <w:tab w:val="left" w:pos="1832"/>
+          <w:tab w:val="left" w:pos="2748"/>
+          <w:tab w:val="left" w:pos="3664"/>
+          <w:tab w:val="left" w:pos="4580"/>
+          <w:tab w:val="left" w:pos="5496"/>
+          <w:tab w:val="left" w:pos="6412"/>
+          <w:tab w:val="left" w:pos="7328"/>
+          <w:tab w:val="left" w:pos="8244"/>
+          <w:tab w:val="left" w:pos="9160"/>
+          <w:tab w:val="left" w:pos="10076"/>
+          <w:tab w:val="left" w:pos="10992"/>
+          <w:tab w:val="left" w:pos="11908"/>
+          <w:tab w:val="left" w:pos="12824"/>
+          <w:tab w:val="left" w:pos="13740"/>
+          <w:tab w:val="left" w:pos="14656"/>
+        </w:tabs>
+        <w:spacing w:after="0" w:line="240" w:lineRule="auto"/>
+        <w:rPr>
+          <w:rFonts w:cstheme="minorHAnsi"/>
+        </w:rPr>
+      </w:pPr>
+      <w:r>
+        <w:rPr>
+          <w:rFonts w:cstheme="minorHAnsi"/>
+        </w:rPr>
+        <w:t xml:space="preserve">A request enters the </w:t>
+      </w:r>
+      <w:r>
+        <w:rPr>
+          <w:rFonts w:cstheme="minorHAnsi"/>
+          <w:b/>
+          <w:bCs/>
+        </w:rPr>
+        <w:t>Security Filter Chain</w:t>
+      </w:r>
+      <w:r>
+        <w:rPr>
+          <w:rFonts w:cstheme="minorHAnsi"/>
+        </w:rPr>
+        <w:t>.</w:t>
+      </w:r>
+      <w:r>
+        <w:rPr>
+          <w:rFonts w:cstheme="minorHAnsi"/>
+        </w:rPr>
+        <w:br/>
+        <w:t xml:space="preserve">One of the filters triggers </w:t>
+      </w:r>
+      <w:proofErr w:type="gramStart"/>
+      <w:r>
+        <w:rPr>
+          <w:rFonts w:cstheme="minorHAnsi"/>
+        </w:rPr>
+        <w:t>authentication</w:t>
+      </w:r>
+      <w:proofErr w:type="gramEnd"/>
+      <w:r>
+        <w:rPr>
+          <w:rFonts w:cstheme="minorHAnsi"/>
+        </w:rPr>
+        <w:t>.</w:t>
+      </w:r>
+    </w:p>
+    <w:p>
+      <w:pPr>
+        <w:shd w:val="clear" w:color="auto" w:fill="FFFFFF"/>
+        <w:tabs>
+          <w:tab w:val="left" w:pos="916"/>
+          <w:tab w:val="left" w:pos="1832"/>
+          <w:tab w:val="left" w:pos="2748"/>
+          <w:tab w:val="left" w:pos="3664"/>
+          <w:tab w:val="left" w:pos="4580"/>
+          <w:tab w:val="left" w:pos="5496"/>
+          <w:tab w:val="left" w:pos="6412"/>
+          <w:tab w:val="left" w:pos="7328"/>
+          <w:tab w:val="left" w:pos="8244"/>
+          <w:tab w:val="left" w:pos="9160"/>
+          <w:tab w:val="left" w:pos="10076"/>
+          <w:tab w:val="left" w:pos="10992"/>
+          <w:tab w:val="left" w:pos="11908"/>
+          <w:tab w:val="left" w:pos="12824"/>
+          <w:tab w:val="left" w:pos="13740"/>
+          <w:tab w:val="left" w:pos="14656"/>
+        </w:tabs>
+        <w:spacing w:after="0" w:line="240" w:lineRule="auto"/>
+        <w:rPr>
+          <w:rFonts w:cstheme="minorHAnsi"/>
+        </w:rPr>
+      </w:pPr>
+      <w:r>
+        <w:rPr>
+          <w:rFonts w:cstheme="minorHAnsi"/>
+        </w:rPr>
+        <w:t xml:space="preserve">Spring calls </w:t>
+      </w:r>
+      <w:proofErr w:type="spellStart"/>
+      <w:r>
+        <w:rPr>
+          <w:rFonts w:cstheme="minorHAnsi"/>
+        </w:rPr>
+        <w:t>AuthenticationManager</w:t>
+      </w:r>
+      <w:proofErr w:type="spellEnd"/>
+      <w:r>
+        <w:rPr>
+          <w:rFonts w:cstheme="minorHAnsi"/>
+        </w:rPr>
+        <w:t xml:space="preserve">, which delegates to </w:t>
+      </w:r>
+      <w:proofErr w:type="spellStart"/>
+      <w:r>
+        <w:rPr>
+          <w:rFonts w:cstheme="minorHAnsi"/>
+        </w:rPr>
+        <w:t>AuthenticationProvider</w:t>
+      </w:r>
+      <w:proofErr w:type="spellEnd"/>
+      <w:r>
+        <w:rPr>
+          <w:rFonts w:cstheme="minorHAnsi"/>
+        </w:rPr>
+        <w:t>.</w:t>
+      </w:r>
+    </w:p>
+    <w:p>
+      <w:pPr>
+        <w:shd w:val="clear" w:color="auto" w:fill="FFFFFF"/>
+        <w:tabs>
+          <w:tab w:val="left" w:pos="916"/>
+          <w:tab w:val="left" w:pos="1832"/>
+          <w:tab w:val="left" w:pos="2748"/>
+          <w:tab w:val="left" w:pos="3664"/>
+          <w:tab w:val="left" w:pos="4580"/>
+          <w:tab w:val="left" w:pos="5496"/>
+          <w:tab w:val="left" w:pos="6412"/>
+          <w:tab w:val="left" w:pos="7328"/>
+          <w:tab w:val="left" w:pos="8244"/>
+          <w:tab w:val="left" w:pos="9160"/>
+          <w:tab w:val="left" w:pos="10076"/>
+          <w:tab w:val="left" w:pos="10992"/>
+          <w:tab w:val="left" w:pos="11908"/>
+          <w:tab w:val="left" w:pos="12824"/>
+          <w:tab w:val="left" w:pos="13740"/>
+          <w:tab w:val="left" w:pos="14656"/>
+        </w:tabs>
+        <w:spacing w:after="0" w:line="240" w:lineRule="auto"/>
+        <w:rPr>
+          <w:rFonts w:cstheme="minorHAnsi"/>
+        </w:rPr>
+      </w:pPr>
+      <w:proofErr w:type="spellStart"/>
+      <w:r>
+        <w:rPr>
+          <w:rFonts w:cstheme="minorHAnsi"/>
+        </w:rPr>
+        <w:t>AuthenticationProvider</w:t>
+      </w:r>
+      <w:proofErr w:type="spellEnd"/>
+      <w:r>
+        <w:rPr>
+          <w:rFonts w:cstheme="minorHAnsi"/>
+        </w:rPr>
+        <w:t xml:space="preserve"> calls </w:t>
+      </w:r>
+      <w:proofErr w:type="spellStart"/>
+      <w:r>
+        <w:rPr>
+          <w:rFonts w:cstheme="minorHAnsi"/>
+        </w:rPr>
+        <w:t>UserDetailsService</w:t>
+      </w:r>
+      <w:proofErr w:type="spellEnd"/>
+      <w:r>
+        <w:rPr>
+          <w:rFonts w:cstheme="minorHAnsi"/>
+        </w:rPr>
+        <w:t xml:space="preserve"> to fetch user from database and uses </w:t>
+      </w:r>
+      <w:proofErr w:type="spellStart"/>
+      <w:r>
+        <w:rPr>
+          <w:rFonts w:cstheme="minorHAnsi"/>
+        </w:rPr>
+        <w:t>PasswordEncoder</w:t>
+      </w:r>
+      <w:proofErr w:type="spellEnd"/>
+      <w:r>
+        <w:rPr>
+          <w:rFonts w:cstheme="minorHAnsi"/>
+        </w:rPr>
+        <w:t xml:space="preserve"> to verify password.</w:t>
+      </w:r>
+    </w:p>
+    <w:p>
+      <w:pPr>
+        <w:shd w:val="clear" w:color="auto" w:fill="FFFFFF"/>
+        <w:tabs>
+          <w:tab w:val="left" w:pos="916"/>
+          <w:tab w:val="left" w:pos="1832"/>
+          <w:tab w:val="left" w:pos="2748"/>
+          <w:tab w:val="left" w:pos="3664"/>
+          <w:tab w:val="left" w:pos="4580"/>
+          <w:tab w:val="left" w:pos="5496"/>
+          <w:tab w:val="left" w:pos="6412"/>
+          <w:tab w:val="left" w:pos="7328"/>
+          <w:tab w:val="left" w:pos="8244"/>
+          <w:tab w:val="left" w:pos="9160"/>
+          <w:tab w:val="left" w:pos="10076"/>
+          <w:tab w:val="left" w:pos="10992"/>
+          <w:tab w:val="left" w:pos="11908"/>
+          <w:tab w:val="left" w:pos="12824"/>
+          <w:tab w:val="left" w:pos="13740"/>
+          <w:tab w:val="left" w:pos="14656"/>
+        </w:tabs>
+        <w:spacing w:after="0" w:line="240" w:lineRule="auto"/>
+        <w:rPr>
+          <w:rFonts w:cstheme="minorHAnsi"/>
+        </w:rPr>
+      </w:pPr>
+      <w:r>
+        <w:rPr>
+          <w:rFonts w:cstheme="minorHAnsi"/>
+        </w:rPr>
+        <w:t xml:space="preserve">If successful, the user is stored in </w:t>
+      </w:r>
+      <w:proofErr w:type="spellStart"/>
+      <w:r>
+        <w:rPr>
+          <w:rFonts w:cstheme="minorHAnsi"/>
+        </w:rPr>
+        <w:t>SecurityContext</w:t>
+      </w:r>
+      <w:proofErr w:type="spellEnd"/>
+      <w:r>
+        <w:rPr>
+          <w:rFonts w:cstheme="minorHAnsi"/>
+        </w:rPr>
+        <w:t>.</w:t>
+      </w:r>
+    </w:p>
+    <w:p>
+      <w:pPr>
+        <w:shd w:val="clear" w:color="auto" w:fill="FFFFFF"/>
+        <w:tabs>
+          <w:tab w:val="left" w:pos="916"/>
+          <w:tab w:val="left" w:pos="1832"/>
+          <w:tab w:val="left" w:pos="2748"/>
+          <w:tab w:val="left" w:pos="3664"/>
+          <w:tab w:val="left" w:pos="4580"/>
+          <w:tab w:val="left" w:pos="5496"/>
+          <w:tab w:val="left" w:pos="6412"/>
+          <w:tab w:val="left" w:pos="7328"/>
+          <w:tab w:val="left" w:pos="8244"/>
+          <w:tab w:val="left" w:pos="9160"/>
+          <w:tab w:val="left" w:pos="10076"/>
+          <w:tab w:val="left" w:pos="10992"/>
+          <w:tab w:val="left" w:pos="11908"/>
+          <w:tab w:val="left" w:pos="12824"/>
+          <w:tab w:val="left" w:pos="13740"/>
+          <w:tab w:val="left" w:pos="14656"/>
+        </w:tabs>
+        <w:spacing w:after="0" w:line="240" w:lineRule="auto"/>
+        <w:rPr>
+          <w:rFonts w:cstheme="minorHAnsi"/>
+        </w:rPr>
+      </w:pPr>
+      <w:r>
+        <w:rPr>
+          <w:rFonts w:cstheme="minorHAnsi"/>
+        </w:rPr>
+        <w:t>Then authorization happens, and finally the request reaches the controller.</w:t>
+      </w:r>
+    </w:p>
+    <w:p>
+      <w:pPr>
+        <w:shd w:val="clear" w:color="auto" w:fill="FFFFFF"/>
+        <w:tabs>
+          <w:tab w:val="left" w:pos="916"/>
+          <w:tab w:val="left" w:pos="1832"/>
+          <w:tab w:val="left" w:pos="2748"/>
+          <w:tab w:val="left" w:pos="3664"/>
+          <w:tab w:val="left" w:pos="4580"/>
+          <w:tab w:val="left" w:pos="5496"/>
+          <w:tab w:val="left" w:pos="6412"/>
+          <w:tab w:val="left" w:pos="7328"/>
+          <w:tab w:val="left" w:pos="8244"/>
+          <w:tab w:val="left" w:pos="9160"/>
+          <w:tab w:val="left" w:pos="10076"/>
+          <w:tab w:val="left" w:pos="10992"/>
+          <w:tab w:val="left" w:pos="11908"/>
+          <w:tab w:val="left" w:pos="12824"/>
+          <w:tab w:val="left" w:pos="13740"/>
+          <w:tab w:val="left" w:pos="14656"/>
+        </w:tabs>
+        <w:spacing w:after="0" w:line="240" w:lineRule="auto"/>
+        <w:rPr>
+          <w:rFonts w:cstheme="minorHAnsi"/>
+        </w:rPr>
+      </w:pPr>
+    </w:p>
+    <w:p>
+      <w:pPr>
+        <w:shd w:val="clear" w:color="auto" w:fill="FFFFFF"/>
+        <w:tabs>
+          <w:tab w:val="left" w:pos="916"/>
+          <w:tab w:val="left" w:pos="1832"/>
+          <w:tab w:val="left" w:pos="2748"/>
+          <w:tab w:val="left" w:pos="3664"/>
+          <w:tab w:val="left" w:pos="4580"/>
+          <w:tab w:val="left" w:pos="5496"/>
+          <w:tab w:val="left" w:pos="6412"/>
+          <w:tab w:val="left" w:pos="7328"/>
+          <w:tab w:val="left" w:pos="8244"/>
+          <w:tab w:val="left" w:pos="9160"/>
+          <w:tab w:val="left" w:pos="10076"/>
+          <w:tab w:val="left" w:pos="10992"/>
+          <w:tab w:val="left" w:pos="11908"/>
+          <w:tab w:val="left" w:pos="12824"/>
+          <w:tab w:val="left" w:pos="13740"/>
+          <w:tab w:val="left" w:pos="14656"/>
+        </w:tabs>
+        <w:spacing w:after="0" w:line="240" w:lineRule="auto"/>
+        <w:rPr>
+          <w:rFonts w:cstheme="minorHAnsi"/>
+        </w:rPr>
+      </w:pPr>
+      <w:r>
+        <w:rPr>
+          <w:rFonts w:cstheme="minorHAnsi"/>
+          <w:b/>
+          <w:bCs/>
+        </w:rPr>
+        <w:t>Security Filter Chain</w:t>
+      </w:r>
+    </w:p>
+    <w:p>
+      <w:pPr>
+        <w:shd w:val="clear" w:color="auto" w:fill="FFFFFF"/>
+        <w:tabs>
+          <w:tab w:val="left" w:pos="916"/>
+          <w:tab w:val="left" w:pos="1832"/>
+          <w:tab w:val="left" w:pos="2748"/>
+          <w:tab w:val="left" w:pos="3664"/>
+          <w:tab w:val="left" w:pos="4580"/>
+          <w:tab w:val="left" w:pos="5496"/>
+          <w:tab w:val="left" w:pos="6412"/>
+          <w:tab w:val="left" w:pos="7328"/>
+          <w:tab w:val="left" w:pos="8244"/>
+          <w:tab w:val="left" w:pos="9160"/>
+          <w:tab w:val="left" w:pos="10076"/>
+          <w:tab w:val="left" w:pos="10992"/>
+          <w:tab w:val="left" w:pos="11908"/>
+          <w:tab w:val="left" w:pos="12824"/>
+          <w:tab w:val="left" w:pos="13740"/>
+          <w:tab w:val="left" w:pos="14656"/>
+        </w:tabs>
+        <w:spacing w:after="0" w:line="240" w:lineRule="auto"/>
+        <w:rPr>
+          <w:rFonts w:cstheme="minorHAnsi"/>
+        </w:rPr>
+      </w:pPr>
+      <w:r>
+        <w:rPr>
+          <w:rFonts w:cstheme="minorHAnsi"/>
+        </w:rPr>
+        <w:t>http</w:t>
+      </w:r>
+    </w:p>
+    <w:p>
+      <w:pPr>
+        <w:shd w:val="clear" w:color="auto" w:fill="FFFFFF"/>
+        <w:tabs>
+          <w:tab w:val="left" w:pos="916"/>
+          <w:tab w:val="left" w:pos="1832"/>
+          <w:tab w:val="left" w:pos="2748"/>
+          <w:tab w:val="left" w:pos="3664"/>
+          <w:tab w:val="left" w:pos="4580"/>
+          <w:tab w:val="left" w:pos="5496"/>
+          <w:tab w:val="left" w:pos="6412"/>
+          <w:tab w:val="left" w:pos="7328"/>
+          <w:tab w:val="left" w:pos="8244"/>
+          <w:tab w:val="left" w:pos="9160"/>
+          <w:tab w:val="left" w:pos="10076"/>
+          <w:tab w:val="left" w:pos="10992"/>
+          <w:tab w:val="left" w:pos="11908"/>
+          <w:tab w:val="left" w:pos="12824"/>
+          <w:tab w:val="left" w:pos="13740"/>
+          <w:tab w:val="left" w:pos="14656"/>
+        </w:tabs>
+        <w:spacing w:after="0" w:line="240" w:lineRule="auto"/>
+        <w:rPr>
+          <w:rFonts w:cstheme="minorHAnsi"/>
+        </w:rPr>
+      </w:pPr>
+      <w:r>
+        <w:rPr>
+          <w:rFonts w:cstheme="minorHAnsi"/>
+        </w:rPr>
+        <w:t xml:space="preserve"> ↓</w:t>
+      </w:r>
+    </w:p>
+    <w:p>
+      <w:pPr>
+        <w:shd w:val="clear" w:color="auto" w:fill="FFFFFF"/>
+        <w:tabs>
+          <w:tab w:val="left" w:pos="916"/>
+          <w:tab w:val="left" w:pos="1832"/>
+          <w:tab w:val="left" w:pos="2748"/>
+          <w:tab w:val="left" w:pos="3664"/>
+          <w:tab w:val="left" w:pos="4580"/>
+          <w:tab w:val="left" w:pos="5496"/>
+          <w:tab w:val="left" w:pos="6412"/>
+          <w:tab w:val="left" w:pos="7328"/>
+          <w:tab w:val="left" w:pos="8244"/>
+          <w:tab w:val="left" w:pos="9160"/>
+          <w:tab w:val="left" w:pos="10076"/>
+          <w:tab w:val="left" w:pos="10992"/>
+          <w:tab w:val="left" w:pos="11908"/>
+          <w:tab w:val="left" w:pos="12824"/>
+          <w:tab w:val="left" w:pos="13740"/>
+          <w:tab w:val="left" w:pos="14656"/>
+        </w:tabs>
+        <w:spacing w:after="0" w:line="240" w:lineRule="auto"/>
+        <w:rPr>
+          <w:rFonts w:cstheme="minorHAnsi"/>
+        </w:rPr>
+      </w:pPr>
+      <w:r>
+        <w:rPr>
+          <w:rFonts w:cstheme="minorHAnsi"/>
+        </w:rPr>
+        <w:t>configure CSRF</w:t>
+      </w:r>
+    </w:p>
+    <w:p>
+      <w:pPr>
+        <w:shd w:val="clear" w:color="auto" w:fill="FFFFFF"/>
+        <w:tabs>
+          <w:tab w:val="left" w:pos="916"/>
+          <w:tab w:val="left" w:pos="1832"/>
+          <w:tab w:val="left" w:pos="2748"/>
+          <w:tab w:val="left" w:pos="3664"/>
+          <w:tab w:val="left" w:pos="4580"/>
+          <w:tab w:val="left" w:pos="5496"/>
+          <w:tab w:val="left" w:pos="6412"/>
+          <w:tab w:val="left" w:pos="7328"/>
+          <w:tab w:val="left" w:pos="8244"/>
+          <w:tab w:val="left" w:pos="9160"/>
+          <w:tab w:val="left" w:pos="10076"/>
+          <w:tab w:val="left" w:pos="10992"/>
+          <w:tab w:val="left" w:pos="11908"/>
+          <w:tab w:val="left" w:pos="12824"/>
+          <w:tab w:val="left" w:pos="13740"/>
+          <w:tab w:val="left" w:pos="14656"/>
+        </w:tabs>
+        <w:spacing w:after="0" w:line="240" w:lineRule="auto"/>
+        <w:rPr>
+          <w:rFonts w:cstheme="minorHAnsi"/>
+        </w:rPr>
+      </w:pPr>
+      <w:r>
+        <w:rPr>
+          <w:rFonts w:cstheme="minorHAnsi"/>
+        </w:rPr>
+        <w:t xml:space="preserve"> ↓</w:t>
+      </w:r>
+    </w:p>
+    <w:p>
+      <w:pPr>
+        <w:shd w:val="clear" w:color="auto" w:fill="FFFFFF"/>
+        <w:tabs>
+          <w:tab w:val="left" w:pos="916"/>
+          <w:tab w:val="left" w:pos="1832"/>
+          <w:tab w:val="left" w:pos="2748"/>
+          <w:tab w:val="left" w:pos="3664"/>
+          <w:tab w:val="left" w:pos="4580"/>
+          <w:tab w:val="left" w:pos="5496"/>
+          <w:tab w:val="left" w:pos="6412"/>
+          <w:tab w:val="left" w:pos="7328"/>
+          <w:tab w:val="left" w:pos="8244"/>
+          <w:tab w:val="left" w:pos="9160"/>
+          <w:tab w:val="left" w:pos="10076"/>
+          <w:tab w:val="left" w:pos="10992"/>
+          <w:tab w:val="left" w:pos="11908"/>
+          <w:tab w:val="left" w:pos="12824"/>
+          <w:tab w:val="left" w:pos="13740"/>
+          <w:tab w:val="left" w:pos="14656"/>
+        </w:tabs>
+        <w:spacing w:after="0" w:line="240" w:lineRule="auto"/>
+        <w:rPr>
+          <w:rFonts w:cstheme="minorHAnsi"/>
+        </w:rPr>
+      </w:pPr>
+      <w:r>
+        <w:rPr>
+          <w:rFonts w:cstheme="minorHAnsi"/>
+        </w:rPr>
+        <w:t>configure authorization</w:t>
+      </w:r>
+    </w:p>
+    <w:p>
+      <w:pPr>
+        <w:shd w:val="clear" w:color="auto" w:fill="FFFFFF"/>
+        <w:tabs>
+          <w:tab w:val="left" w:pos="916"/>
+          <w:tab w:val="left" w:pos="1832"/>
+          <w:tab w:val="left" w:pos="2748"/>
+          <w:tab w:val="left" w:pos="3664"/>
+          <w:tab w:val="left" w:pos="4580"/>
+          <w:tab w:val="left" w:pos="5496"/>
+          <w:tab w:val="left" w:pos="6412"/>
+          <w:tab w:val="left" w:pos="7328"/>
+          <w:tab w:val="left" w:pos="8244"/>
+          <w:tab w:val="left" w:pos="9160"/>
+          <w:tab w:val="left" w:pos="10076"/>
+          <w:tab w:val="left" w:pos="10992"/>
+          <w:tab w:val="left" w:pos="11908"/>
+          <w:tab w:val="left" w:pos="12824"/>
+          <w:tab w:val="left" w:pos="13740"/>
+          <w:tab w:val="left" w:pos="14656"/>
+        </w:tabs>
+        <w:spacing w:after="0" w:line="240" w:lineRule="auto"/>
+        <w:rPr>
+          <w:rFonts w:cstheme="minorHAnsi"/>
+        </w:rPr>
+      </w:pPr>
+      <w:r>
+        <w:rPr>
+          <w:rFonts w:cstheme="minorHAnsi"/>
+        </w:rPr>
+        <w:t xml:space="preserve"> ↓</w:t>
+      </w:r>
+    </w:p>
+    <w:p>
+      <w:pPr>
+        <w:shd w:val="clear" w:color="auto" w:fill="FFFFFF"/>
+        <w:tabs>
+          <w:tab w:val="left" w:pos="916"/>
+          <w:tab w:val="left" w:pos="1832"/>
+          <w:tab w:val="left" w:pos="2748"/>
+          <w:tab w:val="left" w:pos="3664"/>
+          <w:tab w:val="left" w:pos="4580"/>
+          <w:tab w:val="left" w:pos="5496"/>
+          <w:tab w:val="left" w:pos="6412"/>
+          <w:tab w:val="left" w:pos="7328"/>
+          <w:tab w:val="left" w:pos="8244"/>
+          <w:tab w:val="left" w:pos="9160"/>
+          <w:tab w:val="left" w:pos="10076"/>
+          <w:tab w:val="left" w:pos="10992"/>
+          <w:tab w:val="left" w:pos="11908"/>
+          <w:tab w:val="left" w:pos="12824"/>
+          <w:tab w:val="left" w:pos="13740"/>
+          <w:tab w:val="left" w:pos="14656"/>
+        </w:tabs>
+        <w:spacing w:after="0" w:line="240" w:lineRule="auto"/>
+        <w:rPr>
+          <w:rFonts w:cstheme="minorHAnsi"/>
+        </w:rPr>
+      </w:pPr>
+      <w:r>
+        <w:rPr>
+          <w:rFonts w:cstheme="minorHAnsi"/>
+        </w:rPr>
+        <w:t>configure authentication</w:t>
+      </w:r>
+    </w:p>
+    <w:p>
+      <w:pPr>
+        <w:shd w:val="clear" w:color="auto" w:fill="FFFFFF"/>
+        <w:tabs>
+          <w:tab w:val="left" w:pos="916"/>
+          <w:tab w:val="left" w:pos="1832"/>
+          <w:tab w:val="left" w:pos="2748"/>
+          <w:tab w:val="left" w:pos="3664"/>
+          <w:tab w:val="left" w:pos="4580"/>
+          <w:tab w:val="left" w:pos="5496"/>
+          <w:tab w:val="left" w:pos="6412"/>
+          <w:tab w:val="left" w:pos="7328"/>
+          <w:tab w:val="left" w:pos="8244"/>
+          <w:tab w:val="left" w:pos="9160"/>
+          <w:tab w:val="left" w:pos="10076"/>
+          <w:tab w:val="left" w:pos="10992"/>
+          <w:tab w:val="left" w:pos="11908"/>
+          <w:tab w:val="left" w:pos="12824"/>
+          <w:tab w:val="left" w:pos="13740"/>
+          <w:tab w:val="left" w:pos="14656"/>
+        </w:tabs>
+        <w:spacing w:after="0" w:line="240" w:lineRule="auto"/>
+        <w:rPr>
+          <w:rFonts w:cstheme="minorHAnsi"/>
+        </w:rPr>
+      </w:pPr>
+      <w:r>
+        <w:rPr>
+          <w:rFonts w:cstheme="minorHAnsi"/>
+        </w:rPr>
+        <w:t xml:space="preserve"> ↓</w:t>
+      </w:r>
+    </w:p>
+    <w:p>
+      <w:pPr>
+        <w:shd w:val="clear" w:color="auto" w:fill="FFFFFF"/>
+        <w:tabs>
+          <w:tab w:val="left" w:pos="916"/>
+          <w:tab w:val="left" w:pos="1832"/>
+          <w:tab w:val="left" w:pos="2748"/>
+          <w:tab w:val="left" w:pos="3664"/>
+          <w:tab w:val="left" w:pos="4580"/>
+          <w:tab w:val="left" w:pos="5496"/>
+          <w:tab w:val="left" w:pos="6412"/>
+          <w:tab w:val="left" w:pos="7328"/>
+          <w:tab w:val="left" w:pos="8244"/>
+          <w:tab w:val="left" w:pos="9160"/>
+          <w:tab w:val="left" w:pos="10076"/>
+          <w:tab w:val="left" w:pos="10992"/>
+          <w:tab w:val="left" w:pos="11908"/>
+          <w:tab w:val="left" w:pos="12824"/>
+          <w:tab w:val="left" w:pos="13740"/>
+          <w:tab w:val="left" w:pos="14656"/>
+        </w:tabs>
+        <w:spacing w:after="0" w:line="240" w:lineRule="auto"/>
+        <w:rPr>
+          <w:rFonts w:cstheme="minorHAnsi"/>
+        </w:rPr>
+      </w:pPr>
+      <w:r>
+        <w:rPr>
+          <w:rFonts w:cstheme="minorHAnsi"/>
+        </w:rPr>
+        <w:t xml:space="preserve">build </w:t>
+      </w:r>
+      <w:proofErr w:type="spellStart"/>
+      <w:r>
+        <w:rPr>
+          <w:rFonts w:cstheme="minorHAnsi"/>
+        </w:rPr>
+        <w:t>SecurityFilterChain</w:t>
+      </w:r>
+      <w:proofErr w:type="spellEnd"/>
+    </w:p>
+    <w:p>
+      <w:pPr>
+        <w:shd w:val="clear" w:color="auto" w:fill="FFFFFF"/>
+        <w:tabs>
+          <w:tab w:val="left" w:pos="916"/>
+          <w:tab w:val="left" w:pos="1832"/>
+          <w:tab w:val="left" w:pos="2748"/>
+          <w:tab w:val="left" w:pos="3664"/>
+          <w:tab w:val="left" w:pos="4580"/>
+          <w:tab w:val="left" w:pos="5496"/>
+          <w:tab w:val="left" w:pos="6412"/>
+          <w:tab w:val="left" w:pos="7328"/>
+          <w:tab w:val="left" w:pos="8244"/>
+          <w:tab w:val="left" w:pos="9160"/>
+          <w:tab w:val="left" w:pos="10076"/>
+          <w:tab w:val="left" w:pos="10992"/>
+          <w:tab w:val="left" w:pos="11908"/>
+          <w:tab w:val="left" w:pos="12824"/>
+          <w:tab w:val="left" w:pos="13740"/>
+          <w:tab w:val="left" w:pos="14656"/>
+        </w:tabs>
+        <w:spacing w:after="0" w:line="240" w:lineRule="auto"/>
+        <w:rPr>
+          <w:rFonts w:cstheme="minorHAnsi"/>
+        </w:rPr>
+      </w:pPr>
+    </w:p>
+    <w:p>
+      <w:pPr>
+        <w:shd w:val="clear" w:color="auto" w:fill="FFFFFF"/>
+        <w:tabs>
+          <w:tab w:val="left" w:pos="916"/>
+          <w:tab w:val="left" w:pos="1832"/>
+          <w:tab w:val="left" w:pos="2748"/>
+          <w:tab w:val="left" w:pos="3664"/>
+          <w:tab w:val="left" w:pos="4580"/>
+          <w:tab w:val="left" w:pos="5496"/>
+          <w:tab w:val="left" w:pos="6412"/>
+          <w:tab w:val="left" w:pos="7328"/>
+          <w:tab w:val="left" w:pos="8244"/>
+          <w:tab w:val="left" w:pos="9160"/>
+          <w:tab w:val="left" w:pos="10076"/>
+          <w:tab w:val="left" w:pos="10992"/>
+          <w:tab w:val="left" w:pos="11908"/>
+          <w:tab w:val="left" w:pos="12824"/>
+          <w:tab w:val="left" w:pos="13740"/>
+          <w:tab w:val="left" w:pos="14656"/>
+        </w:tabs>
+        <w:spacing w:after="0" w:line="240" w:lineRule="auto"/>
+        <w:rPr>
+          <w:rFonts w:cstheme="minorHAnsi"/>
+        </w:rPr>
+      </w:pPr>
+    </w:p>
+    <w:p>
+      <w:pPr>
+        <w:shd w:val="clear" w:color="auto" w:fill="FFFFFF"/>
+        <w:tabs>
+          <w:tab w:val="left" w:pos="916"/>
+          <w:tab w:val="left" w:pos="1832"/>
+          <w:tab w:val="left" w:pos="2748"/>
+          <w:tab w:val="left" w:pos="3664"/>
+          <w:tab w:val="left" w:pos="4580"/>
+          <w:tab w:val="left" w:pos="5496"/>
+          <w:tab w:val="left" w:pos="6412"/>
+          <w:tab w:val="left" w:pos="7328"/>
+          <w:tab w:val="left" w:pos="8244"/>
+          <w:tab w:val="left" w:pos="9160"/>
+          <w:tab w:val="left" w:pos="10076"/>
+          <w:tab w:val="left" w:pos="10992"/>
+          <w:tab w:val="left" w:pos="11908"/>
+          <w:tab w:val="left" w:pos="12824"/>
+          <w:tab w:val="left" w:pos="13740"/>
+          <w:tab w:val="left" w:pos="14656"/>
+        </w:tabs>
+        <w:spacing w:after="0" w:line="240" w:lineRule="auto"/>
+        <w:rPr>
+          <w:rFonts w:cstheme="minorHAnsi"/>
+          <w:b/>
+          <w:bCs/>
+        </w:rPr>
+      </w:pPr>
+      <w:r>
+        <w:rPr>
+          <w:rFonts w:cstheme="minorHAnsi"/>
+          <w:b/>
+          <w:bCs/>
+        </w:rPr>
+        <w:t xml:space="preserve">Security </w:t>
+      </w:r>
+      <w:proofErr w:type="gramStart"/>
+      <w:r>
+        <w:rPr>
+          <w:rFonts w:cstheme="minorHAnsi"/>
+          <w:b/>
+          <w:bCs/>
+        </w:rPr>
+        <w:t>context</w:t>
+      </w:r>
+      <w:r>
+        <w:rPr>
+          <w:rFonts w:cstheme="minorHAnsi"/>
+          <w:b/>
+          <w:bCs/>
+        </w:rPr>
+        <w:t xml:space="preserve"> :</w:t>
+      </w:r>
+      <w:proofErr w:type="gramEnd"/>
+    </w:p>
+    <w:p>
+      <w:pPr>
+        <w:shd w:val="clear" w:color="auto" w:fill="FFFFFF"/>
+        <w:tabs>
+          <w:tab w:val="left" w:pos="916"/>
+          <w:tab w:val="left" w:pos="1832"/>
+          <w:tab w:val="left" w:pos="2748"/>
+          <w:tab w:val="left" w:pos="3664"/>
+          <w:tab w:val="left" w:pos="4580"/>
+          <w:tab w:val="left" w:pos="5496"/>
+          <w:tab w:val="left" w:pos="6412"/>
+          <w:tab w:val="left" w:pos="7328"/>
+          <w:tab w:val="left" w:pos="8244"/>
+          <w:tab w:val="left" w:pos="9160"/>
+          <w:tab w:val="left" w:pos="10076"/>
+          <w:tab w:val="left" w:pos="10992"/>
+          <w:tab w:val="left" w:pos="11908"/>
+          <w:tab w:val="left" w:pos="12824"/>
+          <w:tab w:val="left" w:pos="13740"/>
+          <w:tab w:val="left" w:pos="14656"/>
+        </w:tabs>
+        <w:spacing w:after="0" w:line="240" w:lineRule="auto"/>
+        <w:rPr>
+          <w:rFonts w:cstheme="minorHAnsi"/>
+        </w:rPr>
+      </w:pPr>
+      <w:r>
+        <w:rPr>
+          <w:rFonts w:cstheme="minorHAnsi"/>
+          <w:b/>
+          <w:bCs/>
+        </w:rPr>
+        <w:t xml:space="preserve"> </w:t>
+      </w:r>
+      <w:proofErr w:type="spellStart"/>
+      <w:r>
+        <w:rPr>
+          <w:rFonts w:cstheme="minorHAnsi"/>
+        </w:rPr>
+        <w:t>SecurityContext</w:t>
+      </w:r>
+      <w:proofErr w:type="spellEnd"/>
+      <w:r>
+        <w:rPr>
+          <w:rFonts w:cstheme="minorHAnsi"/>
+        </w:rPr>
+        <w:t xml:space="preserve"> is where Spring Security stores the currently authenticated user.</w:t>
+      </w:r>
+    </w:p>
+    <w:p>
+      <w:pPr>
+        <w:shd w:val="clear" w:color="auto" w:fill="FFFFFF"/>
+        <w:tabs>
+          <w:tab w:val="left" w:pos="916"/>
+          <w:tab w:val="left" w:pos="1832"/>
+          <w:tab w:val="left" w:pos="2748"/>
+          <w:tab w:val="left" w:pos="3664"/>
+          <w:tab w:val="left" w:pos="4580"/>
+          <w:tab w:val="left" w:pos="5496"/>
+          <w:tab w:val="left" w:pos="6412"/>
+          <w:tab w:val="left" w:pos="7328"/>
+          <w:tab w:val="left" w:pos="8244"/>
+          <w:tab w:val="left" w:pos="9160"/>
+          <w:tab w:val="left" w:pos="10076"/>
+          <w:tab w:val="left" w:pos="10992"/>
+          <w:tab w:val="left" w:pos="11908"/>
+          <w:tab w:val="left" w:pos="12824"/>
+          <w:tab w:val="left" w:pos="13740"/>
+          <w:tab w:val="left" w:pos="14656"/>
+        </w:tabs>
+        <w:spacing w:after="0" w:line="240" w:lineRule="auto"/>
+        <w:rPr>
+          <w:rFonts w:cstheme="minorHAnsi"/>
+          <w:b/>
+          <w:bCs/>
+        </w:rPr>
+      </w:pPr>
+    </w:p>
+    <w:p>
+      <w:pPr>
+        <w:shd w:val="clear" w:color="auto" w:fill="FFFFFF"/>
+        <w:tabs>
+          <w:tab w:val="left" w:pos="916"/>
+          <w:tab w:val="left" w:pos="1832"/>
+          <w:tab w:val="left" w:pos="2748"/>
+          <w:tab w:val="left" w:pos="3664"/>
+          <w:tab w:val="left" w:pos="4580"/>
+          <w:tab w:val="left" w:pos="5496"/>
+          <w:tab w:val="left" w:pos="6412"/>
+          <w:tab w:val="left" w:pos="7328"/>
+          <w:tab w:val="left" w:pos="8244"/>
+          <w:tab w:val="left" w:pos="9160"/>
+          <w:tab w:val="left" w:pos="10076"/>
+          <w:tab w:val="left" w:pos="10992"/>
+          <w:tab w:val="left" w:pos="11908"/>
+          <w:tab w:val="left" w:pos="12824"/>
+          <w:tab w:val="left" w:pos="13740"/>
+          <w:tab w:val="left" w:pos="14656"/>
+        </w:tabs>
+        <w:spacing w:after="0" w:line="240" w:lineRule="auto"/>
+        <w:rPr>
+          <w:rFonts w:cstheme="minorHAnsi"/>
+        </w:rPr>
+      </w:pPr>
+      <w:r>
+        <w:rPr>
+          <w:rFonts w:cstheme="minorHAnsi"/>
+        </w:rPr>
+        <w:t>Who is the current user for this request?</w:t>
+      </w:r>
+    </w:p>
+    <w:p>
+      <w:pPr>
+        <w:shd w:val="clear" w:color="auto" w:fill="FFFFFF"/>
+        <w:tabs>
+          <w:tab w:val="left" w:pos="916"/>
+          <w:tab w:val="left" w:pos="1832"/>
+          <w:tab w:val="left" w:pos="2748"/>
+          <w:tab w:val="left" w:pos="3664"/>
+          <w:tab w:val="left" w:pos="4580"/>
+          <w:tab w:val="left" w:pos="5496"/>
+          <w:tab w:val="left" w:pos="6412"/>
+          <w:tab w:val="left" w:pos="7328"/>
+          <w:tab w:val="left" w:pos="8244"/>
+          <w:tab w:val="left" w:pos="9160"/>
+          <w:tab w:val="left" w:pos="10076"/>
+          <w:tab w:val="left" w:pos="10992"/>
+          <w:tab w:val="left" w:pos="11908"/>
+          <w:tab w:val="left" w:pos="12824"/>
+          <w:tab w:val="left" w:pos="13740"/>
+          <w:tab w:val="left" w:pos="14656"/>
+        </w:tabs>
+        <w:spacing w:after="0" w:line="240" w:lineRule="auto"/>
+        <w:rPr>
+          <w:rFonts w:cstheme="minorHAnsi"/>
+        </w:rPr>
+      </w:pPr>
+      <w:proofErr w:type="spellStart"/>
+      <w:r>
+        <w:rPr>
+          <w:rFonts w:cstheme="minorHAnsi"/>
+          <w:color w:val="ED7D31" w:themeColor="accent2"/>
+        </w:rPr>
+        <w:t>SecurityContextHolder</w:t>
+      </w:r>
+      <w:r>
+        <w:rPr>
+          <w:rFonts w:cstheme="minorHAnsi"/>
+        </w:rPr>
+        <w:t>.getContext</w:t>
+      </w:r>
+      <w:proofErr w:type="spellEnd"/>
+      <w:r>
+        <w:rPr>
+          <w:rFonts w:cstheme="minorHAnsi"/>
+        </w:rPr>
+        <w:t>(</w:t>
+      </w:r>
+      <w:proofErr w:type="gramStart"/>
+      <w:r>
+        <w:rPr>
+          <w:rFonts w:cstheme="minorHAnsi"/>
+        </w:rPr>
+        <w:t>).</w:t>
+      </w:r>
+      <w:proofErr w:type="spellStart"/>
+      <w:r>
+        <w:rPr>
+          <w:rFonts w:cstheme="minorHAnsi"/>
+        </w:rPr>
+        <w:t>getAuthentication</w:t>
+      </w:r>
+      <w:proofErr w:type="spellEnd"/>
+      <w:proofErr w:type="gramEnd"/>
+      <w:r>
+        <w:rPr>
+          <w:rFonts w:cstheme="minorHAnsi"/>
+        </w:rPr>
+        <w:t>()</w:t>
+      </w:r>
+    </w:p>
+    <w:p>
+      <w:pPr>
+        <w:shd w:val="clear" w:color="auto" w:fill="FFFFFF"/>
+        <w:tabs>
+          <w:tab w:val="left" w:pos="916"/>
+          <w:tab w:val="left" w:pos="1832"/>
+          <w:tab w:val="left" w:pos="2748"/>
+          <w:tab w:val="left" w:pos="3664"/>
+          <w:tab w:val="left" w:pos="4580"/>
+          <w:tab w:val="left" w:pos="5496"/>
+          <w:tab w:val="left" w:pos="6412"/>
+          <w:tab w:val="left" w:pos="7328"/>
+          <w:tab w:val="left" w:pos="8244"/>
+          <w:tab w:val="left" w:pos="9160"/>
+          <w:tab w:val="left" w:pos="10076"/>
+          <w:tab w:val="left" w:pos="10992"/>
+          <w:tab w:val="left" w:pos="11908"/>
+          <w:tab w:val="left" w:pos="12824"/>
+          <w:tab w:val="left" w:pos="13740"/>
+          <w:tab w:val="left" w:pos="14656"/>
+        </w:tabs>
+        <w:spacing w:after="0" w:line="240" w:lineRule="auto"/>
+        <w:rPr>
+          <w:rFonts w:cstheme="minorHAnsi"/>
+        </w:rPr>
+      </w:pPr>
+    </w:p>
+    <w:p>
+      <w:pPr>
+        <w:shd w:val="clear" w:color="auto" w:fill="FFFFFF"/>
+        <w:tabs>
+          <w:tab w:val="left" w:pos="916"/>
+          <w:tab w:val="left" w:pos="1832"/>
+          <w:tab w:val="left" w:pos="2748"/>
+          <w:tab w:val="left" w:pos="3664"/>
+          <w:tab w:val="left" w:pos="4580"/>
+          <w:tab w:val="left" w:pos="5496"/>
+          <w:tab w:val="left" w:pos="6412"/>
+          <w:tab w:val="left" w:pos="7328"/>
+          <w:tab w:val="left" w:pos="8244"/>
+          <w:tab w:val="left" w:pos="9160"/>
+          <w:tab w:val="left" w:pos="10076"/>
+          <w:tab w:val="left" w:pos="10992"/>
+          <w:tab w:val="left" w:pos="11908"/>
+          <w:tab w:val="left" w:pos="12824"/>
+          <w:tab w:val="left" w:pos="13740"/>
+          <w:tab w:val="left" w:pos="14656"/>
+        </w:tabs>
+        <w:spacing w:after="0" w:line="240" w:lineRule="auto"/>
+        <w:rPr>
+          <w:rFonts w:cstheme="minorHAnsi"/>
+        </w:rPr>
+      </w:pPr>
+      <w:r>
+        <w:rPr>
+          <w:rFonts w:cstheme="minorHAnsi"/>
+        </w:rPr>
+        <w:t xml:space="preserve">After successful login, </w:t>
+      </w:r>
+      <w:proofErr w:type="gramStart"/>
+      <w:r>
+        <w:rPr>
+          <w:rFonts w:cstheme="minorHAnsi"/>
+        </w:rPr>
+        <w:t>Spring</w:t>
+      </w:r>
+      <w:proofErr w:type="gramEnd"/>
+      <w:r>
+        <w:rPr>
+          <w:rFonts w:cstheme="minorHAnsi"/>
+        </w:rPr>
+        <w:t xml:space="preserve"> stores the user inside Spring </w:t>
+      </w:r>
+      <w:r>
+        <w:rPr>
+          <w:rFonts w:cstheme="minorHAnsi"/>
+          <w:b/>
+          <w:bCs/>
+        </w:rPr>
+        <w:t>security context</w:t>
+      </w:r>
+      <w:r>
+        <w:rPr>
+          <w:rFonts w:cstheme="minorHAnsi"/>
+          <w:b/>
+          <w:bCs/>
+        </w:rPr>
+        <w:t xml:space="preserve">, </w:t>
+      </w:r>
+      <w:r>
+        <w:rPr>
+          <w:rFonts w:cstheme="minorHAnsi"/>
+        </w:rPr>
+        <w:t>now every filter or controller can access it from here.</w:t>
+      </w:r>
+    </w:p>
+    <w:p>
+      <w:pPr>
+        <w:shd w:val="clear" w:color="auto" w:fill="FFFFFF"/>
+        <w:tabs>
+          <w:tab w:val="left" w:pos="916"/>
+          <w:tab w:val="left" w:pos="1832"/>
+          <w:tab w:val="left" w:pos="2748"/>
+          <w:tab w:val="left" w:pos="3664"/>
+          <w:tab w:val="left" w:pos="4580"/>
+          <w:tab w:val="left" w:pos="5496"/>
+          <w:tab w:val="left" w:pos="6412"/>
+          <w:tab w:val="left" w:pos="7328"/>
+          <w:tab w:val="left" w:pos="8244"/>
+          <w:tab w:val="left" w:pos="9160"/>
+          <w:tab w:val="left" w:pos="10076"/>
+          <w:tab w:val="left" w:pos="10992"/>
+          <w:tab w:val="left" w:pos="11908"/>
+          <w:tab w:val="left" w:pos="12824"/>
+          <w:tab w:val="left" w:pos="13740"/>
+          <w:tab w:val="left" w:pos="14656"/>
+        </w:tabs>
+        <w:spacing w:after="0" w:line="240" w:lineRule="auto"/>
+        <w:rPr>
+          <w:rFonts w:cstheme="minorHAnsi"/>
+        </w:rPr>
+      </w:pPr>
+    </w:p>
+    <w:p>
+      <w:pPr>
+        <w:shd w:val="clear" w:color="auto" w:fill="FFFFFF"/>
+        <w:tabs>
+          <w:tab w:val="left" w:pos="916"/>
+          <w:tab w:val="left" w:pos="1832"/>
+          <w:tab w:val="left" w:pos="2748"/>
+          <w:tab w:val="left" w:pos="3664"/>
+          <w:tab w:val="left" w:pos="4580"/>
+          <w:tab w:val="left" w:pos="5496"/>
+          <w:tab w:val="left" w:pos="6412"/>
+          <w:tab w:val="left" w:pos="7328"/>
+          <w:tab w:val="left" w:pos="8244"/>
+          <w:tab w:val="left" w:pos="9160"/>
+          <w:tab w:val="left" w:pos="10076"/>
+          <w:tab w:val="left" w:pos="10992"/>
+          <w:tab w:val="left" w:pos="11908"/>
+          <w:tab w:val="left" w:pos="12824"/>
+          <w:tab w:val="left" w:pos="13740"/>
+          <w:tab w:val="left" w:pos="14656"/>
+        </w:tabs>
+        <w:spacing w:after="0" w:line="240" w:lineRule="auto"/>
+        <w:rPr>
+          <w:rFonts w:ascii="Consolas" w:hAnsi="Consolas" w:cstheme="minorHAnsi"/>
+          <w:sz w:val="18"/>
+          <w:szCs w:val="18"/>
+        </w:rPr>
+      </w:pPr>
+      <w:proofErr w:type="spellStart"/>
+      <w:r>
+        <w:rPr>
+          <w:rFonts w:ascii="Consolas" w:hAnsi="Consolas" w:cstheme="minorHAnsi"/>
+          <w:sz w:val="18"/>
+          <w:szCs w:val="18"/>
+        </w:rPr>
+        <w:t>SecurityConfig</w:t>
+      </w:r>
+      <w:proofErr w:type="spellEnd"/>
+    </w:p>
+    <w:p>
+      <w:pPr>
+        <w:shd w:val="clear" w:color="auto" w:fill="FFFFFF"/>
+        <w:tabs>
+          <w:tab w:val="left" w:pos="916"/>
+          <w:tab w:val="left" w:pos="1832"/>
+          <w:tab w:val="left" w:pos="2748"/>
+          <w:tab w:val="left" w:pos="3664"/>
+          <w:tab w:val="left" w:pos="4580"/>
+          <w:tab w:val="left" w:pos="5496"/>
+          <w:tab w:val="left" w:pos="6412"/>
+          <w:tab w:val="left" w:pos="7328"/>
+          <w:tab w:val="left" w:pos="8244"/>
+          <w:tab w:val="left" w:pos="9160"/>
+          <w:tab w:val="left" w:pos="10076"/>
+          <w:tab w:val="left" w:pos="10992"/>
+          <w:tab w:val="left" w:pos="11908"/>
+          <w:tab w:val="left" w:pos="12824"/>
+          <w:tab w:val="left" w:pos="13740"/>
+          <w:tab w:val="left" w:pos="14656"/>
+        </w:tabs>
+        <w:spacing w:after="0" w:line="240" w:lineRule="auto"/>
+        <w:rPr>
+          <w:rFonts w:ascii="Consolas" w:hAnsi="Consolas" w:cstheme="minorHAnsi"/>
+          <w:sz w:val="18"/>
+          <w:szCs w:val="18"/>
+        </w:rPr>
+      </w:pPr>
+      <w:r>
+        <w:rPr>
+          <w:rFonts w:ascii="Consolas" w:hAnsi="Consolas" w:cstheme="minorHAnsi"/>
+          <w:sz w:val="18"/>
+          <w:szCs w:val="18"/>
+        </w:rPr>
+        <w:t xml:space="preserve">     │</w:t>
+      </w:r>
+    </w:p>
+    <w:p>
+      <w:pPr>
+        <w:shd w:val="clear" w:color="auto" w:fill="FFFFFF"/>
+        <w:tabs>
+          <w:tab w:val="left" w:pos="916"/>
+          <w:tab w:val="left" w:pos="1832"/>
+          <w:tab w:val="left" w:pos="2748"/>
+          <w:tab w:val="left" w:pos="3664"/>
+          <w:tab w:val="left" w:pos="4580"/>
+          <w:tab w:val="left" w:pos="5496"/>
+          <w:tab w:val="left" w:pos="6412"/>
+          <w:tab w:val="left" w:pos="7328"/>
+          <w:tab w:val="left" w:pos="8244"/>
+          <w:tab w:val="left" w:pos="9160"/>
+          <w:tab w:val="left" w:pos="10076"/>
+          <w:tab w:val="left" w:pos="10992"/>
+          <w:tab w:val="left" w:pos="11908"/>
+          <w:tab w:val="left" w:pos="12824"/>
+          <w:tab w:val="left" w:pos="13740"/>
+          <w:tab w:val="left" w:pos="14656"/>
+        </w:tabs>
+        <w:spacing w:after="0" w:line="240" w:lineRule="auto"/>
+        <w:rPr>
+          <w:rFonts w:ascii="Consolas" w:hAnsi="Consolas" w:cstheme="minorHAnsi"/>
+          <w:sz w:val="18"/>
+          <w:szCs w:val="18"/>
+        </w:rPr>
+      </w:pPr>
+      <w:r>
+        <w:rPr>
+          <w:rFonts w:ascii="Consolas" w:hAnsi="Consolas" w:cstheme="minorHAnsi"/>
+          <w:sz w:val="18"/>
+          <w:szCs w:val="18"/>
+        </w:rPr>
+        <w:t xml:space="preserve">     </w:t>
+      </w:r>
+      <w:r>
+        <w:rPr>
+          <w:rFonts w:ascii="Consolas" w:eastAsia="MS Gothic" w:hAnsi="Consolas" w:cs="MS Gothic"/>
+          <w:sz w:val="18"/>
+          <w:szCs w:val="18"/>
+        </w:rPr>
+        <w:t>├</w:t>
+      </w:r>
+      <w:r>
+        <w:rPr>
+          <w:rFonts w:ascii="Consolas" w:hAnsi="Consolas" w:cs="Calibri"/>
+          <w:sz w:val="18"/>
+          <w:szCs w:val="18"/>
+        </w:rPr>
+        <w:t>──</w:t>
+      </w:r>
+      <w:r>
+        <w:rPr>
+          <w:rFonts w:ascii="Consolas" w:hAnsi="Consolas" w:cstheme="minorHAnsi"/>
+          <w:sz w:val="18"/>
+          <w:szCs w:val="18"/>
+        </w:rPr>
+        <w:t xml:space="preserve"> Authentication</w:t>
+      </w:r>
+    </w:p>
+    <w:p>
+      <w:pPr>
+        <w:shd w:val="clear" w:color="auto" w:fill="FFFFFF"/>
+        <w:tabs>
+          <w:tab w:val="left" w:pos="916"/>
+          <w:tab w:val="left" w:pos="1832"/>
+          <w:tab w:val="left" w:pos="2748"/>
+          <w:tab w:val="left" w:pos="3664"/>
+          <w:tab w:val="left" w:pos="4580"/>
+          <w:tab w:val="left" w:pos="5496"/>
+          <w:tab w:val="left" w:pos="6412"/>
+          <w:tab w:val="left" w:pos="7328"/>
+          <w:tab w:val="left" w:pos="8244"/>
+          <w:tab w:val="left" w:pos="9160"/>
+          <w:tab w:val="left" w:pos="10076"/>
+          <w:tab w:val="left" w:pos="10992"/>
+          <w:tab w:val="left" w:pos="11908"/>
+          <w:tab w:val="left" w:pos="12824"/>
+          <w:tab w:val="left" w:pos="13740"/>
+          <w:tab w:val="left" w:pos="14656"/>
+        </w:tabs>
+        <w:spacing w:after="0" w:line="240" w:lineRule="auto"/>
+        <w:rPr>
+          <w:rFonts w:ascii="Consolas" w:hAnsi="Consolas" w:cstheme="minorHAnsi"/>
+          <w:sz w:val="18"/>
+          <w:szCs w:val="18"/>
+        </w:rPr>
+      </w:pPr>
+      <w:r>
+        <w:rPr>
+          <w:rFonts w:ascii="Consolas" w:hAnsi="Consolas" w:cstheme="minorHAnsi"/>
+          <w:sz w:val="18"/>
+          <w:szCs w:val="18"/>
+        </w:rPr>
+        <w:t xml:space="preserve">     │      </w:t>
+      </w:r>
+      <w:r>
+        <w:rPr>
+          <w:rFonts w:ascii="Consolas" w:eastAsia="MS Gothic" w:hAnsi="Consolas" w:cs="MS Gothic"/>
+          <w:sz w:val="18"/>
+          <w:szCs w:val="18"/>
+        </w:rPr>
+        <w:t>├</w:t>
+      </w:r>
+      <w:r>
+        <w:rPr>
+          <w:rFonts w:ascii="Consolas" w:hAnsi="Consolas" w:cs="Calibri"/>
+          <w:sz w:val="18"/>
+          <w:szCs w:val="18"/>
+        </w:rPr>
+        <w:t>──</w:t>
+      </w:r>
+      <w:r>
+        <w:rPr>
+          <w:rFonts w:ascii="Consolas" w:hAnsi="Consolas" w:cstheme="minorHAnsi"/>
+          <w:sz w:val="18"/>
+          <w:szCs w:val="18"/>
+        </w:rPr>
+        <w:t xml:space="preserve"> </w:t>
+      </w:r>
+      <w:proofErr w:type="spellStart"/>
+      <w:r>
+        <w:rPr>
+          <w:rFonts w:ascii="Consolas" w:hAnsi="Consolas" w:cstheme="minorHAnsi"/>
+          <w:sz w:val="18"/>
+          <w:szCs w:val="18"/>
+        </w:rPr>
+        <w:t>AuthenticationManager</w:t>
+      </w:r>
+      <w:proofErr w:type="spellEnd"/>
+    </w:p>
+    <w:p>
+      <w:pPr>
+        <w:shd w:val="clear" w:color="auto" w:fill="FFFFFF"/>
+        <w:tabs>
+          <w:tab w:val="left" w:pos="916"/>
+          <w:tab w:val="left" w:pos="1832"/>
+          <w:tab w:val="left" w:pos="2748"/>
+          <w:tab w:val="left" w:pos="3664"/>
+          <w:tab w:val="left" w:pos="4580"/>
+          <w:tab w:val="left" w:pos="5496"/>
+          <w:tab w:val="left" w:pos="6412"/>
+          <w:tab w:val="left" w:pos="7328"/>
+          <w:tab w:val="left" w:pos="8244"/>
+          <w:tab w:val="left" w:pos="9160"/>
+          <w:tab w:val="left" w:pos="10076"/>
+          <w:tab w:val="left" w:pos="10992"/>
+          <w:tab w:val="left" w:pos="11908"/>
+          <w:tab w:val="left" w:pos="12824"/>
+          <w:tab w:val="left" w:pos="13740"/>
+          <w:tab w:val="left" w:pos="14656"/>
+        </w:tabs>
+        <w:spacing w:after="0" w:line="240" w:lineRule="auto"/>
+        <w:rPr>
+          <w:rFonts w:ascii="Consolas" w:hAnsi="Consolas" w:cstheme="minorHAnsi"/>
+          <w:sz w:val="18"/>
+          <w:szCs w:val="18"/>
+        </w:rPr>
+      </w:pPr>
+      <w:r>
+        <w:rPr>
+          <w:rFonts w:ascii="Consolas" w:hAnsi="Consolas" w:cstheme="minorHAnsi"/>
+          <w:sz w:val="18"/>
+          <w:szCs w:val="18"/>
+        </w:rPr>
+        <w:t xml:space="preserve">     │      </w:t>
+      </w:r>
+      <w:r>
+        <w:rPr>
+          <w:rFonts w:ascii="Consolas" w:eastAsia="MS Gothic" w:hAnsi="Consolas" w:cs="MS Gothic"/>
+          <w:sz w:val="18"/>
+          <w:szCs w:val="18"/>
+        </w:rPr>
+        <w:t>├</w:t>
+      </w:r>
+      <w:r>
+        <w:rPr>
+          <w:rFonts w:ascii="Consolas" w:hAnsi="Consolas" w:cs="Calibri"/>
+          <w:sz w:val="18"/>
+          <w:szCs w:val="18"/>
+        </w:rPr>
+        <w:t>──</w:t>
+      </w:r>
+      <w:r>
+        <w:rPr>
+          <w:rFonts w:ascii="Consolas" w:hAnsi="Consolas" w:cstheme="minorHAnsi"/>
+          <w:sz w:val="18"/>
+          <w:szCs w:val="18"/>
+        </w:rPr>
+        <w:t xml:space="preserve"> </w:t>
+      </w:r>
+      <w:proofErr w:type="spellStart"/>
+      <w:r>
+        <w:rPr>
+          <w:rFonts w:ascii="Consolas" w:hAnsi="Consolas" w:cstheme="minorHAnsi"/>
+          <w:sz w:val="18"/>
+          <w:szCs w:val="18"/>
+        </w:rPr>
+        <w:t>UserDetailsService</w:t>
+      </w:r>
+      <w:proofErr w:type="spellEnd"/>
+    </w:p>
+    <w:p>
+      <w:pPr>
+        <w:shd w:val="clear" w:color="auto" w:fill="FFFFFF"/>
+        <w:tabs>
+          <w:tab w:val="left" w:pos="916"/>
+          <w:tab w:val="left" w:pos="1832"/>
+          <w:tab w:val="left" w:pos="2748"/>
+          <w:tab w:val="left" w:pos="3664"/>
+          <w:tab w:val="left" w:pos="4580"/>
+          <w:tab w:val="left" w:pos="5496"/>
+          <w:tab w:val="left" w:pos="6412"/>
+          <w:tab w:val="left" w:pos="7328"/>
+          <w:tab w:val="left" w:pos="8244"/>
+          <w:tab w:val="left" w:pos="9160"/>
+          <w:tab w:val="left" w:pos="10076"/>
+          <w:tab w:val="left" w:pos="10992"/>
+          <w:tab w:val="left" w:pos="11908"/>
+          <w:tab w:val="left" w:pos="12824"/>
+          <w:tab w:val="left" w:pos="13740"/>
+          <w:tab w:val="left" w:pos="14656"/>
+        </w:tabs>
+        <w:spacing w:after="0" w:line="240" w:lineRule="auto"/>
+        <w:rPr>
+          <w:rFonts w:ascii="Consolas" w:hAnsi="Consolas" w:cstheme="minorHAnsi"/>
+          <w:sz w:val="18"/>
+          <w:szCs w:val="18"/>
+        </w:rPr>
+      </w:pPr>
+      <w:r>
+        <w:rPr>
+          <w:rFonts w:ascii="Consolas" w:hAnsi="Consolas" w:cstheme="minorHAnsi"/>
+          <w:sz w:val="18"/>
+          <w:szCs w:val="18"/>
+        </w:rPr>
+        <w:t xml:space="preserve">     │      └── </w:t>
+      </w:r>
+      <w:proofErr w:type="spellStart"/>
+      <w:r>
+        <w:rPr>
+          <w:rFonts w:ascii="Consolas" w:hAnsi="Consolas" w:cstheme="minorHAnsi"/>
+          <w:sz w:val="18"/>
+          <w:szCs w:val="18"/>
+        </w:rPr>
+        <w:t>PasswordEncoder</w:t>
+      </w:r>
+      <w:proofErr w:type="spellEnd"/>
+    </w:p>
+    <w:p>
+      <w:pPr>
+        <w:shd w:val="clear" w:color="auto" w:fill="FFFFFF"/>
+        <w:tabs>
+          <w:tab w:val="left" w:pos="916"/>
+          <w:tab w:val="left" w:pos="1832"/>
+          <w:tab w:val="left" w:pos="2748"/>
+          <w:tab w:val="left" w:pos="3664"/>
+          <w:tab w:val="left" w:pos="4580"/>
+          <w:tab w:val="left" w:pos="5496"/>
+          <w:tab w:val="left" w:pos="6412"/>
+          <w:tab w:val="left" w:pos="7328"/>
+          <w:tab w:val="left" w:pos="8244"/>
+          <w:tab w:val="left" w:pos="9160"/>
+          <w:tab w:val="left" w:pos="10076"/>
+          <w:tab w:val="left" w:pos="10992"/>
+          <w:tab w:val="left" w:pos="11908"/>
+          <w:tab w:val="left" w:pos="12824"/>
+          <w:tab w:val="left" w:pos="13740"/>
+          <w:tab w:val="left" w:pos="14656"/>
+        </w:tabs>
+        <w:spacing w:after="0" w:line="240" w:lineRule="auto"/>
+        <w:rPr>
+          <w:rFonts w:ascii="Consolas" w:hAnsi="Consolas" w:cstheme="minorHAnsi"/>
+          <w:sz w:val="18"/>
+          <w:szCs w:val="18"/>
+        </w:rPr>
+      </w:pPr>
+      <w:r>
+        <w:rPr>
+          <w:rFonts w:ascii="Consolas" w:hAnsi="Consolas" w:cstheme="minorHAnsi"/>
+          <w:sz w:val="18"/>
+          <w:szCs w:val="18"/>
+        </w:rPr>
+        <w:t xml:space="preserve">     │</w:t>
+      </w:r>
+    </w:p>
+    <w:p>
+      <w:pPr>
+        <w:shd w:val="clear" w:color="auto" w:fill="FFFFFF"/>
+        <w:tabs>
+          <w:tab w:val="left" w:pos="916"/>
+          <w:tab w:val="left" w:pos="1832"/>
+          <w:tab w:val="left" w:pos="2748"/>
+          <w:tab w:val="left" w:pos="3664"/>
+          <w:tab w:val="left" w:pos="4580"/>
+          <w:tab w:val="left" w:pos="5496"/>
+          <w:tab w:val="left" w:pos="6412"/>
+          <w:tab w:val="left" w:pos="7328"/>
+          <w:tab w:val="left" w:pos="8244"/>
+          <w:tab w:val="left" w:pos="9160"/>
+          <w:tab w:val="left" w:pos="10076"/>
+          <w:tab w:val="left" w:pos="10992"/>
+          <w:tab w:val="left" w:pos="11908"/>
+          <w:tab w:val="left" w:pos="12824"/>
+          <w:tab w:val="left" w:pos="13740"/>
+          <w:tab w:val="left" w:pos="14656"/>
+        </w:tabs>
+        <w:spacing w:after="0" w:line="240" w:lineRule="auto"/>
+        <w:rPr>
+          <w:rFonts w:ascii="Consolas" w:hAnsi="Consolas" w:cstheme="minorHAnsi"/>
+          <w:sz w:val="18"/>
+          <w:szCs w:val="18"/>
+        </w:rPr>
+      </w:pPr>
+      <w:r>
+        <w:rPr>
+          <w:rFonts w:ascii="Consolas" w:hAnsi="Consolas" w:cstheme="minorHAnsi"/>
+          <w:sz w:val="18"/>
+          <w:szCs w:val="18"/>
+        </w:rPr>
+        <w:t xml:space="preserve">     </w:t>
+      </w:r>
+      <w:r>
+        <w:rPr>
+          <w:rFonts w:ascii="Consolas" w:eastAsia="MS Gothic" w:hAnsi="Consolas" w:cs="MS Gothic"/>
+          <w:sz w:val="18"/>
+          <w:szCs w:val="18"/>
+        </w:rPr>
+        <w:t>├</w:t>
+      </w:r>
+      <w:r>
+        <w:rPr>
+          <w:rFonts w:ascii="Consolas" w:hAnsi="Consolas" w:cs="Calibri"/>
+          <w:sz w:val="18"/>
+          <w:szCs w:val="18"/>
+        </w:rPr>
+        <w:t>──</w:t>
+      </w:r>
+      <w:r>
+        <w:rPr>
+          <w:rFonts w:ascii="Consolas" w:hAnsi="Consolas" w:cstheme="minorHAnsi"/>
+          <w:sz w:val="18"/>
+          <w:szCs w:val="18"/>
+        </w:rPr>
+        <w:t xml:space="preserve"> JWT</w:t>
+      </w:r>
+    </w:p>
+    <w:p>
+      <w:pPr>
+        <w:shd w:val="clear" w:color="auto" w:fill="FFFFFF"/>
+        <w:tabs>
+          <w:tab w:val="left" w:pos="916"/>
+          <w:tab w:val="left" w:pos="1832"/>
+          <w:tab w:val="left" w:pos="2748"/>
+          <w:tab w:val="left" w:pos="3664"/>
+          <w:tab w:val="left" w:pos="4580"/>
+          <w:tab w:val="left" w:pos="5496"/>
+          <w:tab w:val="left" w:pos="6412"/>
+          <w:tab w:val="left" w:pos="7328"/>
+          <w:tab w:val="left" w:pos="8244"/>
+          <w:tab w:val="left" w:pos="9160"/>
+          <w:tab w:val="left" w:pos="10076"/>
+          <w:tab w:val="left" w:pos="10992"/>
+          <w:tab w:val="left" w:pos="11908"/>
+          <w:tab w:val="left" w:pos="12824"/>
+          <w:tab w:val="left" w:pos="13740"/>
+          <w:tab w:val="left" w:pos="14656"/>
+        </w:tabs>
+        <w:spacing w:after="0" w:line="240" w:lineRule="auto"/>
+        <w:rPr>
+          <w:rFonts w:ascii="Consolas" w:hAnsi="Consolas" w:cstheme="minorHAnsi"/>
+          <w:sz w:val="18"/>
+          <w:szCs w:val="18"/>
+        </w:rPr>
+      </w:pPr>
+      <w:r>
+        <w:rPr>
+          <w:rFonts w:ascii="Consolas" w:hAnsi="Consolas" w:cstheme="minorHAnsi"/>
+          <w:sz w:val="18"/>
+          <w:szCs w:val="18"/>
+        </w:rPr>
+        <w:t xml:space="preserve">     │      </w:t>
+      </w:r>
+      <w:r>
+        <w:rPr>
+          <w:rFonts w:ascii="Consolas" w:eastAsia="MS Gothic" w:hAnsi="Consolas" w:cs="MS Gothic"/>
+          <w:sz w:val="18"/>
+          <w:szCs w:val="18"/>
+        </w:rPr>
+        <w:t>├</w:t>
+      </w:r>
+      <w:r>
+        <w:rPr>
+          <w:rFonts w:ascii="Consolas" w:hAnsi="Consolas" w:cs="Calibri"/>
+          <w:sz w:val="18"/>
+          <w:szCs w:val="18"/>
+        </w:rPr>
+        <w:t>──</w:t>
+      </w:r>
+      <w:r>
+        <w:rPr>
+          <w:rFonts w:ascii="Consolas" w:hAnsi="Consolas" w:cstheme="minorHAnsi"/>
+          <w:sz w:val="18"/>
+          <w:szCs w:val="18"/>
+        </w:rPr>
+        <w:t xml:space="preserve"> </w:t>
+      </w:r>
+      <w:proofErr w:type="spellStart"/>
+      <w:r>
+        <w:rPr>
+          <w:rFonts w:ascii="Consolas" w:hAnsi="Consolas" w:cstheme="minorHAnsi"/>
+          <w:sz w:val="18"/>
+          <w:szCs w:val="18"/>
+        </w:rPr>
+        <w:t>JwtService</w:t>
+      </w:r>
+      <w:proofErr w:type="spellEnd"/>
+    </w:p>
+    <w:p>
+      <w:pPr>
+        <w:shd w:val="clear" w:color="auto" w:fill="FFFFFF"/>
+        <w:tabs>
+          <w:tab w:val="left" w:pos="916"/>
+          <w:tab w:val="left" w:pos="1832"/>
+          <w:tab w:val="left" w:pos="2748"/>
+          <w:tab w:val="left" w:pos="3664"/>
+          <w:tab w:val="left" w:pos="4580"/>
+          <w:tab w:val="left" w:pos="5496"/>
+          <w:tab w:val="left" w:pos="6412"/>
+          <w:tab w:val="left" w:pos="7328"/>
+          <w:tab w:val="left" w:pos="8244"/>
+          <w:tab w:val="left" w:pos="9160"/>
+          <w:tab w:val="left" w:pos="10076"/>
+          <w:tab w:val="left" w:pos="10992"/>
+          <w:tab w:val="left" w:pos="11908"/>
+          <w:tab w:val="left" w:pos="12824"/>
+          <w:tab w:val="left" w:pos="13740"/>
+          <w:tab w:val="left" w:pos="14656"/>
+        </w:tabs>
+        <w:spacing w:after="0" w:line="240" w:lineRule="auto"/>
+        <w:rPr>
+          <w:rFonts w:ascii="Consolas" w:hAnsi="Consolas" w:cstheme="minorHAnsi"/>
+          <w:sz w:val="18"/>
+          <w:szCs w:val="18"/>
+        </w:rPr>
+      </w:pPr>
+      <w:r>
+        <w:rPr>
+          <w:rFonts w:ascii="Consolas" w:hAnsi="Consolas" w:cstheme="minorHAnsi"/>
+          <w:sz w:val="18"/>
+          <w:szCs w:val="18"/>
+        </w:rPr>
+        <w:t xml:space="preserve">     │      └── </w:t>
+      </w:r>
+      <w:proofErr w:type="spellStart"/>
+      <w:r>
+        <w:rPr>
+          <w:rFonts w:ascii="Consolas" w:hAnsi="Consolas" w:cstheme="minorHAnsi"/>
+          <w:sz w:val="18"/>
+          <w:szCs w:val="18"/>
+        </w:rPr>
+        <w:t>JwtAuthenticationFilter</w:t>
+      </w:r>
+      <w:proofErr w:type="spellEnd"/>
+    </w:p>
+    <w:p>
+      <w:pPr>
+        <w:shd w:val="clear" w:color="auto" w:fill="FFFFFF"/>
+        <w:tabs>
+          <w:tab w:val="left" w:pos="916"/>
+          <w:tab w:val="left" w:pos="1832"/>
+          <w:tab w:val="left" w:pos="2748"/>
+          <w:tab w:val="left" w:pos="3664"/>
+          <w:tab w:val="left" w:pos="4580"/>
+          <w:tab w:val="left" w:pos="5496"/>
+          <w:tab w:val="left" w:pos="6412"/>
+          <w:tab w:val="left" w:pos="7328"/>
+          <w:tab w:val="left" w:pos="8244"/>
+          <w:tab w:val="left" w:pos="9160"/>
+          <w:tab w:val="left" w:pos="10076"/>
+          <w:tab w:val="left" w:pos="10992"/>
+          <w:tab w:val="left" w:pos="11908"/>
+          <w:tab w:val="left" w:pos="12824"/>
+          <w:tab w:val="left" w:pos="13740"/>
+          <w:tab w:val="left" w:pos="14656"/>
+        </w:tabs>
+        <w:spacing w:after="0" w:line="240" w:lineRule="auto"/>
+        <w:rPr>
+          <w:rFonts w:ascii="Consolas" w:hAnsi="Consolas" w:cstheme="minorHAnsi"/>
+          <w:sz w:val="18"/>
+          <w:szCs w:val="18"/>
+        </w:rPr>
+      </w:pPr>
+      <w:r>
+        <w:rPr>
+          <w:rFonts w:ascii="Consolas" w:hAnsi="Consolas" w:cstheme="minorHAnsi"/>
+          <w:sz w:val="18"/>
+          <w:szCs w:val="18"/>
+        </w:rPr>
+        <w:t xml:space="preserve">     │</w:t>
+      </w:r>
+    </w:p>
+    <w:p>
+      <w:pPr>
+        <w:shd w:val="clear" w:color="auto" w:fill="FFFFFF"/>
+        <w:tabs>
+          <w:tab w:val="left" w:pos="916"/>
+          <w:tab w:val="left" w:pos="1832"/>
+          <w:tab w:val="left" w:pos="2748"/>
+          <w:tab w:val="left" w:pos="3664"/>
+          <w:tab w:val="left" w:pos="4580"/>
+          <w:tab w:val="left" w:pos="5496"/>
+          <w:tab w:val="left" w:pos="6412"/>
+          <w:tab w:val="left" w:pos="7328"/>
+          <w:tab w:val="left" w:pos="8244"/>
+          <w:tab w:val="left" w:pos="9160"/>
+          <w:tab w:val="left" w:pos="10076"/>
+          <w:tab w:val="left" w:pos="10992"/>
+          <w:tab w:val="left" w:pos="11908"/>
+          <w:tab w:val="left" w:pos="12824"/>
+          <w:tab w:val="left" w:pos="13740"/>
+          <w:tab w:val="left" w:pos="14656"/>
+        </w:tabs>
+        <w:spacing w:after="0" w:line="240" w:lineRule="auto"/>
+        <w:rPr>
+          <w:rFonts w:ascii="Consolas" w:hAnsi="Consolas" w:cstheme="minorHAnsi"/>
+          <w:sz w:val="18"/>
+          <w:szCs w:val="18"/>
+        </w:rPr>
+      </w:pPr>
+      <w:r>
+        <w:rPr>
+          <w:rFonts w:ascii="Consolas" w:hAnsi="Consolas" w:cstheme="minorHAnsi"/>
+          <w:sz w:val="18"/>
+          <w:szCs w:val="18"/>
+        </w:rPr>
+        <w:t xml:space="preserve">     └── Authorization</w:t>
+      </w:r>
+    </w:p>
+    <w:p>
+      <w:pPr>
+        <w:shd w:val="clear" w:color="auto" w:fill="FFFFFF"/>
+        <w:tabs>
+          <w:tab w:val="left" w:pos="916"/>
+          <w:tab w:val="left" w:pos="1832"/>
+          <w:tab w:val="left" w:pos="2748"/>
+          <w:tab w:val="left" w:pos="3664"/>
+          <w:tab w:val="left" w:pos="4580"/>
+          <w:tab w:val="left" w:pos="5496"/>
+          <w:tab w:val="left" w:pos="6412"/>
+          <w:tab w:val="left" w:pos="7328"/>
+          <w:tab w:val="left" w:pos="8244"/>
+          <w:tab w:val="left" w:pos="9160"/>
+          <w:tab w:val="left" w:pos="10076"/>
+          <w:tab w:val="left" w:pos="10992"/>
+          <w:tab w:val="left" w:pos="11908"/>
+          <w:tab w:val="left" w:pos="12824"/>
+          <w:tab w:val="left" w:pos="13740"/>
+          <w:tab w:val="left" w:pos="14656"/>
+        </w:tabs>
+        <w:spacing w:after="0" w:line="240" w:lineRule="auto"/>
+        <w:rPr>
+          <w:rFonts w:ascii="Consolas" w:hAnsi="Consolas" w:cstheme="minorHAnsi"/>
+          <w:sz w:val="18"/>
+          <w:szCs w:val="18"/>
+        </w:rPr>
+      </w:pPr>
+      <w:r>
+        <w:rPr>
+          <w:rFonts w:ascii="Consolas" w:hAnsi="Consolas" w:cstheme="minorHAnsi"/>
+          <w:sz w:val="18"/>
+          <w:szCs w:val="18"/>
+        </w:rPr>
+        <w:t xml:space="preserve">            </w:t>
+      </w:r>
+      <w:r>
+        <w:rPr>
+          <w:rFonts w:ascii="Consolas" w:eastAsia="MS Gothic" w:hAnsi="Consolas" w:cs="MS Gothic"/>
+          <w:sz w:val="18"/>
+          <w:szCs w:val="18"/>
+        </w:rPr>
+        <w:t>├</w:t>
+      </w:r>
+      <w:r>
+        <w:rPr>
+          <w:rFonts w:ascii="Consolas" w:hAnsi="Consolas" w:cs="Calibri"/>
+          <w:sz w:val="18"/>
+          <w:szCs w:val="18"/>
+        </w:rPr>
+        <w:t>──</w:t>
+      </w:r>
+      <w:r>
+        <w:rPr>
+          <w:rFonts w:ascii="Consolas" w:hAnsi="Consolas" w:cstheme="minorHAnsi"/>
+          <w:sz w:val="18"/>
+          <w:szCs w:val="18"/>
+        </w:rPr>
+        <w:t xml:space="preserve"> URL-based rules</w:t>
+      </w:r>
+    </w:p>
+    <w:p>
+      <w:pPr>
+        <w:shd w:val="clear" w:color="auto" w:fill="FFFFFF"/>
+        <w:tabs>
+          <w:tab w:val="left" w:pos="916"/>
+          <w:tab w:val="left" w:pos="1832"/>
+          <w:tab w:val="left" w:pos="2748"/>
+          <w:tab w:val="left" w:pos="3664"/>
+          <w:tab w:val="left" w:pos="4580"/>
+          <w:tab w:val="left" w:pos="5496"/>
+          <w:tab w:val="left" w:pos="6412"/>
+          <w:tab w:val="left" w:pos="7328"/>
+          <w:tab w:val="left" w:pos="8244"/>
+          <w:tab w:val="left" w:pos="9160"/>
+          <w:tab w:val="left" w:pos="10076"/>
+          <w:tab w:val="left" w:pos="10992"/>
+          <w:tab w:val="left" w:pos="11908"/>
+          <w:tab w:val="left" w:pos="12824"/>
+          <w:tab w:val="left" w:pos="13740"/>
+          <w:tab w:val="left" w:pos="14656"/>
+        </w:tabs>
+        <w:spacing w:after="0" w:line="240" w:lineRule="auto"/>
+        <w:rPr>
+          <w:rFonts w:ascii="Consolas" w:hAnsi="Consolas" w:cstheme="minorHAnsi"/>
+          <w:sz w:val="18"/>
+          <w:szCs w:val="18"/>
+        </w:rPr>
+      </w:pPr>
+      <w:r>
+        <w:rPr>
+          <w:rFonts w:ascii="Consolas" w:hAnsi="Consolas" w:cstheme="minorHAnsi"/>
+          <w:sz w:val="18"/>
+          <w:szCs w:val="18"/>
+        </w:rPr>
+        <w:t xml:space="preserve">            └── @PreAuthorize(...)</w:t>
+      </w:r>
+    </w:p>
+    <w:p>
+      <w:pPr>
+        <w:shd w:val="clear" w:color="auto" w:fill="FFFFFF"/>
+        <w:tabs>
+          <w:tab w:val="left" w:pos="916"/>
+          <w:tab w:val="left" w:pos="1832"/>
+          <w:tab w:val="left" w:pos="2748"/>
+          <w:tab w:val="left" w:pos="3664"/>
+          <w:tab w:val="left" w:pos="4580"/>
+          <w:tab w:val="left" w:pos="5496"/>
+          <w:tab w:val="left" w:pos="6412"/>
+          <w:tab w:val="left" w:pos="7328"/>
+          <w:tab w:val="left" w:pos="8244"/>
+          <w:tab w:val="left" w:pos="9160"/>
+          <w:tab w:val="left" w:pos="10076"/>
+          <w:tab w:val="left" w:pos="10992"/>
+          <w:tab w:val="left" w:pos="11908"/>
+          <w:tab w:val="left" w:pos="12824"/>
+          <w:tab w:val="left" w:pos="13740"/>
+          <w:tab w:val="left" w:pos="14656"/>
+        </w:tabs>
+        <w:spacing w:after="0" w:line="240" w:lineRule="auto"/>
+        <w:rPr>
+          <w:rFonts w:cstheme="minorHAnsi"/>
+        </w:rPr>
+      </w:pPr>
+    </w:p>
+    <w:p>
+      <w:pPr>
+        <w:shd w:val="clear" w:color="auto" w:fill="FFFFFF"/>
+        <w:tabs>
+          <w:tab w:val="left" w:pos="916"/>
+          <w:tab w:val="left" w:pos="1832"/>
+          <w:tab w:val="left" w:pos="2748"/>
+          <w:tab w:val="left" w:pos="3664"/>
+          <w:tab w:val="left" w:pos="4580"/>
+          <w:tab w:val="left" w:pos="5496"/>
+          <w:tab w:val="left" w:pos="6412"/>
+          <w:tab w:val="left" w:pos="7328"/>
+          <w:tab w:val="left" w:pos="8244"/>
+          <w:tab w:val="left" w:pos="9160"/>
+          <w:tab w:val="left" w:pos="10076"/>
+          <w:tab w:val="left" w:pos="10992"/>
+          <w:tab w:val="left" w:pos="11908"/>
+          <w:tab w:val="left" w:pos="12824"/>
+          <w:tab w:val="left" w:pos="13740"/>
+          <w:tab w:val="left" w:pos="14656"/>
+        </w:tabs>
+        <w:spacing w:after="0" w:line="240" w:lineRule="auto"/>
+        <w:rPr>
+          <w:rFonts w:cstheme="minorHAnsi"/>
+        </w:rPr>
+      </w:pPr>
+      <w:r>
+        <w:rPr>
+          <w:rFonts w:cstheme="minorHAnsi"/>
+        </w:rPr>
+        <w:t>1. Authentication vs Authorization</w:t>
+      </w:r>
+    </w:p>
+    <w:p>
+      <w:pPr>
+        <w:shd w:val="clear" w:color="auto" w:fill="FFFFFF"/>
+        <w:tabs>
+          <w:tab w:val="left" w:pos="916"/>
+          <w:tab w:val="left" w:pos="1832"/>
+          <w:tab w:val="left" w:pos="2748"/>
+          <w:tab w:val="left" w:pos="3664"/>
+          <w:tab w:val="left" w:pos="4580"/>
+          <w:tab w:val="left" w:pos="5496"/>
+          <w:tab w:val="left" w:pos="6412"/>
+          <w:tab w:val="left" w:pos="7328"/>
+          <w:tab w:val="left" w:pos="8244"/>
+          <w:tab w:val="left" w:pos="9160"/>
+          <w:tab w:val="left" w:pos="10076"/>
+          <w:tab w:val="left" w:pos="10992"/>
+          <w:tab w:val="left" w:pos="11908"/>
+          <w:tab w:val="left" w:pos="12824"/>
+          <w:tab w:val="left" w:pos="13740"/>
+          <w:tab w:val="left" w:pos="14656"/>
+        </w:tabs>
+        <w:spacing w:after="0" w:line="240" w:lineRule="auto"/>
+        <w:rPr>
+          <w:rFonts w:cstheme="minorHAnsi"/>
+        </w:rPr>
+      </w:pPr>
+      <w:r>
+        <w:rPr>
+          <w:rFonts w:cstheme="minorHAnsi"/>
+        </w:rPr>
+        <w:t xml:space="preserve">2. </w:t>
+      </w:r>
+      <w:proofErr w:type="spellStart"/>
+      <w:r>
+        <w:rPr>
+          <w:rFonts w:cstheme="minorHAnsi"/>
+        </w:rPr>
+        <w:t>SecurityFilterChain</w:t>
+      </w:r>
+      <w:proofErr w:type="spellEnd"/>
+    </w:p>
+    <w:p>
+      <w:pPr>
+        <w:shd w:val="clear" w:color="auto" w:fill="FFFFFF"/>
+        <w:tabs>
+          <w:tab w:val="left" w:pos="916"/>
+          <w:tab w:val="left" w:pos="1832"/>
+          <w:tab w:val="left" w:pos="2748"/>
+          <w:tab w:val="left" w:pos="3664"/>
+          <w:tab w:val="left" w:pos="4580"/>
+          <w:tab w:val="left" w:pos="5496"/>
+          <w:tab w:val="left" w:pos="6412"/>
+          <w:tab w:val="left" w:pos="7328"/>
+          <w:tab w:val="left" w:pos="8244"/>
+          <w:tab w:val="left" w:pos="9160"/>
+          <w:tab w:val="left" w:pos="10076"/>
+          <w:tab w:val="left" w:pos="10992"/>
+          <w:tab w:val="left" w:pos="11908"/>
+          <w:tab w:val="left" w:pos="12824"/>
+          <w:tab w:val="left" w:pos="13740"/>
+          <w:tab w:val="left" w:pos="14656"/>
+        </w:tabs>
+        <w:spacing w:after="0" w:line="240" w:lineRule="auto"/>
+        <w:rPr>
+          <w:rFonts w:cstheme="minorHAnsi"/>
+        </w:rPr>
+      </w:pPr>
+      <w:r>
+        <w:rPr>
+          <w:rFonts w:cstheme="minorHAnsi"/>
+        </w:rPr>
+        <w:t xml:space="preserve">3. </w:t>
+      </w:r>
+      <w:proofErr w:type="spellStart"/>
+      <w:r>
+        <w:rPr>
+          <w:rFonts w:cstheme="minorHAnsi"/>
+        </w:rPr>
+        <w:t>PasswordEncoder</w:t>
+      </w:r>
+      <w:proofErr w:type="spellEnd"/>
+    </w:p>
+    <w:p>
+      <w:pPr>
+        <w:shd w:val="clear" w:color="auto" w:fill="FFFFFF"/>
+        <w:tabs>
+          <w:tab w:val="left" w:pos="916"/>
+          <w:tab w:val="left" w:pos="1832"/>
+          <w:tab w:val="left" w:pos="2748"/>
+          <w:tab w:val="left" w:pos="3664"/>
+          <w:tab w:val="left" w:pos="4580"/>
+          <w:tab w:val="left" w:pos="5496"/>
+          <w:tab w:val="left" w:pos="6412"/>
+          <w:tab w:val="left" w:pos="7328"/>
+          <w:tab w:val="left" w:pos="8244"/>
+          <w:tab w:val="left" w:pos="9160"/>
+          <w:tab w:val="left" w:pos="10076"/>
+          <w:tab w:val="left" w:pos="10992"/>
+          <w:tab w:val="left" w:pos="11908"/>
+          <w:tab w:val="left" w:pos="12824"/>
+          <w:tab w:val="left" w:pos="13740"/>
+          <w:tab w:val="left" w:pos="14656"/>
+        </w:tabs>
+        <w:spacing w:after="0" w:line="240" w:lineRule="auto"/>
+        <w:rPr>
+          <w:rFonts w:cstheme="minorHAnsi"/>
+        </w:rPr>
+      </w:pPr>
+      <w:r>
+        <w:rPr>
+          <w:rFonts w:cstheme="minorHAnsi"/>
+        </w:rPr>
+        <w:t xml:space="preserve">4. </w:t>
+      </w:r>
+      <w:proofErr w:type="spellStart"/>
+      <w:r>
+        <w:rPr>
+          <w:rFonts w:cstheme="minorHAnsi"/>
+        </w:rPr>
+        <w:t>UserDetailsService</w:t>
+      </w:r>
+      <w:proofErr w:type="spellEnd"/>
+    </w:p>
+    <w:p>
+      <w:pPr>
+        <w:shd w:val="clear" w:color="auto" w:fill="FFFFFF"/>
+        <w:tabs>
+          <w:tab w:val="left" w:pos="916"/>
+          <w:tab w:val="left" w:pos="1832"/>
+          <w:tab w:val="left" w:pos="2748"/>
+          <w:tab w:val="left" w:pos="3664"/>
+          <w:tab w:val="left" w:pos="4580"/>
+          <w:tab w:val="left" w:pos="5496"/>
+          <w:tab w:val="left" w:pos="6412"/>
+          <w:tab w:val="left" w:pos="7328"/>
+          <w:tab w:val="left" w:pos="8244"/>
+          <w:tab w:val="left" w:pos="9160"/>
+          <w:tab w:val="left" w:pos="10076"/>
+          <w:tab w:val="left" w:pos="10992"/>
+          <w:tab w:val="left" w:pos="11908"/>
+          <w:tab w:val="left" w:pos="12824"/>
+          <w:tab w:val="left" w:pos="13740"/>
+          <w:tab w:val="left" w:pos="14656"/>
+        </w:tabs>
+        <w:spacing w:after="0" w:line="240" w:lineRule="auto"/>
+        <w:rPr>
+          <w:rFonts w:cstheme="minorHAnsi"/>
+        </w:rPr>
+      </w:pPr>
+      <w:r>
+        <w:rPr>
+          <w:rFonts w:cstheme="minorHAnsi"/>
+        </w:rPr>
+        <w:t xml:space="preserve">5. </w:t>
+      </w:r>
+      <w:proofErr w:type="spellStart"/>
+      <w:r>
+        <w:rPr>
+          <w:rFonts w:cstheme="minorHAnsi"/>
+        </w:rPr>
+        <w:t>AuthenticationManager</w:t>
+      </w:r>
+      <w:proofErr w:type="spellEnd"/>
+    </w:p>
+    <w:p>
+      <w:pPr>
+        <w:shd w:val="clear" w:color="auto" w:fill="FFFFFF"/>
+        <w:tabs>
+          <w:tab w:val="left" w:pos="916"/>
+          <w:tab w:val="left" w:pos="1832"/>
+          <w:tab w:val="left" w:pos="2748"/>
+          <w:tab w:val="left" w:pos="3664"/>
+          <w:tab w:val="left" w:pos="4580"/>
+          <w:tab w:val="left" w:pos="5496"/>
+          <w:tab w:val="left" w:pos="6412"/>
+          <w:tab w:val="left" w:pos="7328"/>
+          <w:tab w:val="left" w:pos="8244"/>
+          <w:tab w:val="left" w:pos="9160"/>
+          <w:tab w:val="left" w:pos="10076"/>
+          <w:tab w:val="left" w:pos="10992"/>
+          <w:tab w:val="left" w:pos="11908"/>
+          <w:tab w:val="left" w:pos="12824"/>
+          <w:tab w:val="left" w:pos="13740"/>
+          <w:tab w:val="left" w:pos="14656"/>
+        </w:tabs>
+        <w:spacing w:after="0" w:line="240" w:lineRule="auto"/>
+        <w:rPr>
+          <w:rFonts w:cstheme="minorHAnsi"/>
+        </w:rPr>
+      </w:pPr>
+      <w:r>
+        <w:rPr>
+          <w:rFonts w:cstheme="minorHAnsi"/>
+        </w:rPr>
+        <w:t>6. JWT</w:t>
+      </w:r>
+      <w:r>
+        <w:rPr>
+          <w:rFonts w:cstheme="minorHAnsi"/>
+        </w:rPr>
+        <w:t xml:space="preserve"> (</w:t>
+      </w:r>
+      <w:proofErr w:type="spellStart"/>
+      <w:r>
+        <w:rPr>
+          <w:rFonts w:cstheme="minorHAnsi"/>
+        </w:rPr>
+        <w:t>jjwt-api</w:t>
+      </w:r>
+      <w:proofErr w:type="spellEnd"/>
+      <w:r>
+        <w:rPr>
+          <w:rFonts w:cstheme="minorHAnsi"/>
+        </w:rPr>
+        <w:t xml:space="preserve">, </w:t>
+      </w:r>
+      <w:proofErr w:type="spellStart"/>
+      <w:r>
+        <w:rPr>
+          <w:rFonts w:cstheme="minorHAnsi"/>
+        </w:rPr>
+        <w:t>jjwt-impl</w:t>
+      </w:r>
+      <w:proofErr w:type="spellEnd"/>
+      <w:r>
+        <w:rPr>
+          <w:rFonts w:cstheme="minorHAnsi"/>
+        </w:rPr>
+        <w:t xml:space="preserve">, </w:t>
+      </w:r>
+      <w:proofErr w:type="spellStart"/>
+      <w:r>
+        <w:rPr>
+          <w:rFonts w:cstheme="minorHAnsi"/>
+        </w:rPr>
+        <w:t>jjwt-jackson</w:t>
+      </w:r>
+      <w:proofErr w:type="spellEnd"/>
+      <w:r>
+        <w:rPr>
+          <w:rFonts w:cstheme="minorHAnsi"/>
+        </w:rPr>
+        <w:t>)</w:t>
+      </w:r>
+    </w:p>
+    <w:p>
+      <w:pPr>
+        <w:shd w:val="clear" w:color="auto" w:fill="FFFFFF"/>
+        <w:tabs>
+          <w:tab w:val="left" w:pos="916"/>
+          <w:tab w:val="left" w:pos="1832"/>
+          <w:tab w:val="left" w:pos="2748"/>
+          <w:tab w:val="left" w:pos="3664"/>
+          <w:tab w:val="left" w:pos="4580"/>
+          <w:tab w:val="left" w:pos="5496"/>
+          <w:tab w:val="left" w:pos="6412"/>
+          <w:tab w:val="left" w:pos="7328"/>
+          <w:tab w:val="left" w:pos="8244"/>
+          <w:tab w:val="left" w:pos="9160"/>
+          <w:tab w:val="left" w:pos="10076"/>
+          <w:tab w:val="left" w:pos="10992"/>
+          <w:tab w:val="left" w:pos="11908"/>
+          <w:tab w:val="left" w:pos="12824"/>
+          <w:tab w:val="left" w:pos="13740"/>
+          <w:tab w:val="left" w:pos="14656"/>
+        </w:tabs>
+        <w:spacing w:after="0" w:line="240" w:lineRule="auto"/>
+        <w:rPr>
+          <w:rFonts w:cstheme="minorHAnsi"/>
+        </w:rPr>
+      </w:pPr>
+      <w:r>
+        <w:rPr>
+          <w:rFonts w:cstheme="minorHAnsi"/>
+        </w:rPr>
+        <w:t>7. JWT Authentication Filter</w:t>
+      </w:r>
+    </w:p>
+    <w:p>
+      <w:pPr>
+        <w:shd w:val="clear" w:color="auto" w:fill="FFFFFF"/>
+        <w:tabs>
+          <w:tab w:val="left" w:pos="916"/>
+          <w:tab w:val="left" w:pos="1832"/>
+          <w:tab w:val="left" w:pos="2748"/>
+          <w:tab w:val="left" w:pos="3664"/>
+          <w:tab w:val="left" w:pos="4580"/>
+          <w:tab w:val="left" w:pos="5496"/>
+          <w:tab w:val="left" w:pos="6412"/>
+          <w:tab w:val="left" w:pos="7328"/>
+          <w:tab w:val="left" w:pos="8244"/>
+          <w:tab w:val="left" w:pos="9160"/>
+          <w:tab w:val="left" w:pos="10076"/>
+          <w:tab w:val="left" w:pos="10992"/>
+          <w:tab w:val="left" w:pos="11908"/>
+          <w:tab w:val="left" w:pos="12824"/>
+          <w:tab w:val="left" w:pos="13740"/>
+          <w:tab w:val="left" w:pos="14656"/>
+        </w:tabs>
+        <w:spacing w:after="0" w:line="240" w:lineRule="auto"/>
+        <w:rPr>
+          <w:rFonts w:cstheme="minorHAnsi"/>
+        </w:rPr>
+      </w:pPr>
+      <w:r>
+        <w:rPr>
+          <w:rFonts w:cstheme="minorHAnsi"/>
+        </w:rPr>
+        <w:t xml:space="preserve">8. </w:t>
+      </w:r>
+      <w:proofErr w:type="spellStart"/>
+      <w:r>
+        <w:rPr>
+          <w:rFonts w:cstheme="minorHAnsi"/>
+        </w:rPr>
+        <w:t>SecurityContext</w:t>
+      </w:r>
+      <w:proofErr w:type="spellEnd"/>
+    </w:p>
+    <w:p>
+      <w:pPr>
+        <w:shd w:val="clear" w:color="auto" w:fill="FFFFFF"/>
+        <w:tabs>
+          <w:tab w:val="left" w:pos="916"/>
+          <w:tab w:val="left" w:pos="1832"/>
+          <w:tab w:val="left" w:pos="2748"/>
+          <w:tab w:val="left" w:pos="3664"/>
+          <w:tab w:val="left" w:pos="4580"/>
+          <w:tab w:val="left" w:pos="5496"/>
+          <w:tab w:val="left" w:pos="6412"/>
+          <w:tab w:val="left" w:pos="7328"/>
+          <w:tab w:val="left" w:pos="8244"/>
+          <w:tab w:val="left" w:pos="9160"/>
+          <w:tab w:val="left" w:pos="10076"/>
+          <w:tab w:val="left" w:pos="10992"/>
+          <w:tab w:val="left" w:pos="11908"/>
+          <w:tab w:val="left" w:pos="12824"/>
+          <w:tab w:val="left" w:pos="13740"/>
+          <w:tab w:val="left" w:pos="14656"/>
+        </w:tabs>
+        <w:spacing w:after="0" w:line="240" w:lineRule="auto"/>
+        <w:rPr>
+          <w:rFonts w:cstheme="minorHAnsi"/>
+        </w:rPr>
+      </w:pPr>
+      <w:r>
+        <w:rPr>
+          <w:rFonts w:cstheme="minorHAnsi"/>
+        </w:rPr>
+        <w:t>9. Roles / Authorities</w:t>
+      </w:r>
+    </w:p>
+    <w:p>
+      <w:pPr>
+        <w:shd w:val="clear" w:color="auto" w:fill="FFFFFF"/>
+        <w:tabs>
+          <w:tab w:val="left" w:pos="916"/>
+          <w:tab w:val="left" w:pos="1832"/>
+          <w:tab w:val="left" w:pos="2748"/>
+          <w:tab w:val="left" w:pos="3664"/>
+          <w:tab w:val="left" w:pos="4580"/>
+          <w:tab w:val="left" w:pos="5496"/>
+          <w:tab w:val="left" w:pos="6412"/>
+          <w:tab w:val="left" w:pos="7328"/>
+          <w:tab w:val="left" w:pos="8244"/>
+          <w:tab w:val="left" w:pos="9160"/>
+          <w:tab w:val="left" w:pos="10076"/>
+          <w:tab w:val="left" w:pos="10992"/>
+          <w:tab w:val="left" w:pos="11908"/>
+          <w:tab w:val="left" w:pos="12824"/>
+          <w:tab w:val="left" w:pos="13740"/>
+          <w:tab w:val="left" w:pos="14656"/>
+        </w:tabs>
+        <w:spacing w:after="0" w:line="240" w:lineRule="auto"/>
+        <w:rPr>
+          <w:rFonts w:cstheme="minorHAnsi"/>
+        </w:rPr>
+      </w:pPr>
+      <w:r>
+        <w:rPr>
+          <w:rFonts w:cstheme="minorHAnsi"/>
+        </w:rPr>
+        <w:t>10. @PreAuthorize</w:t>
+      </w:r>
+    </w:p>
+    <w:p>
+      <w:pPr>
+        <w:shd w:val="clear" w:color="auto" w:fill="FFFFFF"/>
+        <w:tabs>
+          <w:tab w:val="left" w:pos="916"/>
+          <w:tab w:val="left" w:pos="1832"/>
+          <w:tab w:val="left" w:pos="2748"/>
+          <w:tab w:val="left" w:pos="3664"/>
+          <w:tab w:val="left" w:pos="4580"/>
+          <w:tab w:val="left" w:pos="5496"/>
+          <w:tab w:val="left" w:pos="6412"/>
+          <w:tab w:val="left" w:pos="7328"/>
+          <w:tab w:val="left" w:pos="8244"/>
+          <w:tab w:val="left" w:pos="9160"/>
+          <w:tab w:val="left" w:pos="10076"/>
+          <w:tab w:val="left" w:pos="10992"/>
+          <w:tab w:val="left" w:pos="11908"/>
+          <w:tab w:val="left" w:pos="12824"/>
+          <w:tab w:val="left" w:pos="13740"/>
+          <w:tab w:val="left" w:pos="14656"/>
+        </w:tabs>
+        <w:spacing w:after="0" w:line="240" w:lineRule="auto"/>
+        <w:rPr>
+          <w:rFonts w:cstheme="minorHAnsi"/>
+        </w:rPr>
+      </w:pPr>
+      <w:r>
+        <w:rPr>
+          <w:rFonts w:cstheme="minorHAnsi"/>
+        </w:rPr>
+        <w:t>11. CORS / CSRF</w:t>
+      </w:r>
+    </w:p>
+    <w:p>
+      <w:pPr>
+        <w:shd w:val="clear" w:color="auto" w:fill="FFFFFF"/>
+        <w:tabs>
+          <w:tab w:val="left" w:pos="916"/>
+          <w:tab w:val="left" w:pos="1832"/>
+          <w:tab w:val="left" w:pos="2748"/>
+          <w:tab w:val="left" w:pos="3664"/>
+          <w:tab w:val="left" w:pos="4580"/>
+          <w:tab w:val="left" w:pos="5496"/>
+          <w:tab w:val="left" w:pos="6412"/>
+          <w:tab w:val="left" w:pos="7328"/>
+          <w:tab w:val="left" w:pos="8244"/>
+          <w:tab w:val="left" w:pos="9160"/>
+          <w:tab w:val="left" w:pos="10076"/>
+          <w:tab w:val="left" w:pos="10992"/>
+          <w:tab w:val="left" w:pos="11908"/>
+          <w:tab w:val="left" w:pos="12824"/>
+          <w:tab w:val="left" w:pos="13740"/>
+          <w:tab w:val="left" w:pos="14656"/>
+        </w:tabs>
+        <w:spacing w:after="0" w:line="240" w:lineRule="auto"/>
+        <w:rPr>
+          <w:rFonts w:cstheme="minorHAnsi"/>
+        </w:rPr>
+      </w:pPr>
+      <w:r>
+        <w:rPr>
+          <w:rFonts w:cstheme="minorHAnsi"/>
+        </w:rPr>
+        <w:t>12. Stateless sessions</w:t>
+      </w:r>
+    </w:p>
+    <w:p>
+      <w:pPr>
+        <w:shd w:val="clear" w:color="auto" w:fill="FFFFFF"/>
+        <w:tabs>
+          <w:tab w:val="left" w:pos="916"/>
+          <w:tab w:val="left" w:pos="1832"/>
+          <w:tab w:val="left" w:pos="2748"/>
+          <w:tab w:val="left" w:pos="3664"/>
+          <w:tab w:val="left" w:pos="4580"/>
+          <w:tab w:val="left" w:pos="5496"/>
+          <w:tab w:val="left" w:pos="6412"/>
+          <w:tab w:val="left" w:pos="7328"/>
+          <w:tab w:val="left" w:pos="8244"/>
+          <w:tab w:val="left" w:pos="9160"/>
+          <w:tab w:val="left" w:pos="10076"/>
+          <w:tab w:val="left" w:pos="10992"/>
+          <w:tab w:val="left" w:pos="11908"/>
+          <w:tab w:val="left" w:pos="12824"/>
+          <w:tab w:val="left" w:pos="13740"/>
+          <w:tab w:val="left" w:pos="14656"/>
+        </w:tabs>
+        <w:spacing w:after="0" w:line="240" w:lineRule="auto"/>
+        <w:rPr>
+          <w:rFonts w:cstheme="minorHAnsi"/>
+        </w:rPr>
+      </w:pPr>
+      <w:r>
+        <w:rPr>
+          <w:rFonts w:cstheme="minorHAnsi"/>
+        </w:rPr>
+        <w:t>13. Exception handling (401 vs 403)</w:t>
+      </w:r>
+    </w:p>
+    <w:p>
+      <w:pPr>
+        <w:shd w:val="clear" w:color="auto" w:fill="FFFFFF"/>
+        <w:tabs>
+          <w:tab w:val="left" w:pos="916"/>
+          <w:tab w:val="left" w:pos="1832"/>
+          <w:tab w:val="left" w:pos="2748"/>
+          <w:tab w:val="left" w:pos="3664"/>
+          <w:tab w:val="left" w:pos="4580"/>
+          <w:tab w:val="left" w:pos="5496"/>
+          <w:tab w:val="left" w:pos="6412"/>
+          <w:tab w:val="left" w:pos="7328"/>
+          <w:tab w:val="left" w:pos="8244"/>
+          <w:tab w:val="left" w:pos="9160"/>
+          <w:tab w:val="left" w:pos="10076"/>
+          <w:tab w:val="left" w:pos="10992"/>
+          <w:tab w:val="left" w:pos="11908"/>
+          <w:tab w:val="left" w:pos="12824"/>
+          <w:tab w:val="left" w:pos="13740"/>
+          <w:tab w:val="left" w:pos="14656"/>
+        </w:tabs>
+        <w:spacing w:after="0" w:line="240" w:lineRule="auto"/>
+        <w:rPr>
+          <w:rFonts w:cstheme="minorHAnsi"/>
+        </w:rPr>
+      </w:pPr>
+    </w:p>
+    <w:p>
+      <w:pPr>
+        <w:pStyle w:val="ListParagraph"/>
         <w:spacing w:after="0"/>
         <w:rPr>
           <w:rFonts w:cstheme="minorHAnsi"/>
@@ -16708,6 +23938,155 @@
     </w:lvl>
   </w:abstractNum>
   <w:abstractNum w:abstractNumId="6" w15:restartNumberingAfterBreak="0">
+    <w:nsid w:val="0C391E85"/>
+    <w:multiLevelType w:val="multilevel"/>
+    <w:tmpl w:val="369C6EE2"/>
+    <w:lvl w:ilvl="0">
+      <w:start w:val="1"/>
+      <w:numFmt w:val="bullet"/>
+      <w:lvlText w:val=""/>
+      <w:lvlJc w:val="left"/>
+      <w:pPr>
+        <w:tabs>
+          <w:tab w:val="num" w:pos="720"/>
+        </w:tabs>
+        <w:ind w:left="720" w:hanging="360"/>
+      </w:pPr>
+      <w:rPr>
+        <w:rFonts w:ascii="Symbol" w:hAnsi="Symbol" w:hint="default"/>
+        <w:sz w:val="20"/>
+      </w:rPr>
+    </w:lvl>
+    <w:lvl w:ilvl="1" w:tentative="1">
+      <w:start w:val="1"/>
+      <w:numFmt w:val="bullet"/>
+      <w:lvlText w:val="o"/>
+      <w:lvlJc w:val="left"/>
+      <w:pPr>
+        <w:tabs>
+          <w:tab w:val="num" w:pos="1440"/>
+        </w:tabs>
+        <w:ind w:left="1440" w:hanging="360"/>
+      </w:pPr>
+      <w:rPr>
+        <w:rFonts w:ascii="Courier New" w:hAnsi="Courier New" w:hint="default"/>
+        <w:sz w:val="20"/>
+      </w:rPr>
+    </w:lvl>
+    <w:lvl w:ilvl="2" w:tentative="1">
+      <w:start w:val="1"/>
+      <w:numFmt w:val="bullet"/>
+      <w:lvlText w:val=""/>
+      <w:lvlJc w:val="left"/>
+      <w:pPr>
+        <w:tabs>
+          <w:tab w:val="num" w:pos="2160"/>
+        </w:tabs>
+        <w:ind w:left="2160" w:hanging="360"/>
+      </w:pPr>
+      <w:rPr>
+        <w:rFonts w:ascii="Wingdings" w:hAnsi="Wingdings" w:hint="default"/>
+        <w:sz w:val="20"/>
+      </w:rPr>
+    </w:lvl>
+    <w:lvl w:ilvl="3" w:tentative="1">
+      <w:start w:val="1"/>
+      <w:numFmt w:val="bullet"/>
+      <w:lvlText w:val=""/>
+      <w:lvlJc w:val="left"/>
+      <w:pPr>
+        <w:tabs>
+          <w:tab w:val="num" w:pos="2880"/>
+        </w:tabs>
+        <w:ind w:left="2880" w:hanging="360"/>
+      </w:pPr>
+      <w:rPr>
+        <w:rFonts w:ascii="Wingdings" w:hAnsi="Wingdings" w:hint="default"/>
+        <w:sz w:val="20"/>
+      </w:rPr>
+    </w:lvl>
+    <w:lvl w:ilvl="4" w:tentative="1">
+      <w:start w:val="1"/>
+      <w:numFmt w:val="bullet"/>
+      <w:lvlText w:val=""/>
+      <w:lvlJc w:val="left"/>
+      <w:pPr>
+        <w:tabs>
+          <w:tab w:val="num" w:pos="3600"/>
+        </w:tabs>
+        <w:ind w:left="3600" w:hanging="360"/>
+      </w:pPr>
+      <w:rPr>
+        <w:rFonts w:ascii="Wingdings" w:hAnsi="Wingdings" w:hint="default"/>
+        <w:sz w:val="20"/>
+      </w:rPr>
+    </w:lvl>
+    <w:lvl w:ilvl="5" w:tentative="1">
+      <w:start w:val="1"/>
+      <w:numFmt w:val="bullet"/>
+      <w:lvlText w:val=""/>
+      <w:lvlJc w:val="left"/>
+      <w:pPr>
+        <w:tabs>
+          <w:tab w:val="num" w:pos="4320"/>
+        </w:tabs>
+        <w:ind w:left="4320" w:hanging="360"/>
+      </w:pPr>
+      <w:rPr>
+        <w:rFonts w:ascii="Wingdings" w:hAnsi="Wingdings" w:hint="default"/>
+        <w:sz w:val="20"/>
+      </w:rPr>
+    </w:lvl>
+    <w:lvl w:ilvl="6" w:tentative="1">
+      <w:start w:val="1"/>
+      <w:numFmt w:val="bullet"/>
+      <w:lvlText w:val=""/>
+      <w:lvlJc w:val="left"/>
+      <w:pPr>
+        <w:tabs>
+          <w:tab w:val="num" w:pos="5040"/>
+        </w:tabs>
+        <w:ind w:left="5040" w:hanging="360"/>
+      </w:pPr>
+      <w:rPr>
+        <w:rFonts w:ascii="Wingdings" w:hAnsi="Wingdings" w:hint="default"/>
+        <w:sz w:val="20"/>
+      </w:rPr>
+    </w:lvl>
+    <w:lvl w:ilvl="7" w:tentative="1">
+      <w:start w:val="1"/>
+      <w:numFmt w:val="bullet"/>
+      <w:lvlText w:val=""/>
+      <w:lvlJc w:val="left"/>
+      <w:pPr>
+        <w:tabs>
+          <w:tab w:val="num" w:pos="5760"/>
+        </w:tabs>
+        <w:ind w:left="5760" w:hanging="360"/>
+      </w:pPr>
+      <w:rPr>
+        <w:rFonts w:ascii="Wingdings" w:hAnsi="Wingdings" w:hint="default"/>
+        <w:sz w:val="20"/>
+      </w:rPr>
+    </w:lvl>
+    <w:lvl w:ilvl="8" w:tentative="1">
+      <w:start w:val="1"/>
+      <w:numFmt w:val="bullet"/>
+      <w:lvlText w:val=""/>
+      <w:lvlJc w:val="left"/>
+      <w:pPr>
+        <w:tabs>
+          <w:tab w:val="num" w:pos="6480"/>
+        </w:tabs>
+        <w:ind w:left="6480" w:hanging="360"/>
+      </w:pPr>
+      <w:rPr>
+        <w:rFonts w:ascii="Wingdings" w:hAnsi="Wingdings" w:hint="default"/>
+        <w:sz w:val="20"/>
+      </w:rPr>
+    </w:lvl>
+  </w:abstractNum>
+  <w:abstractNum w:abstractNumId="7" w15:restartNumberingAfterBreak="0">
     <w:nsid w:val="0C606B63"/>
     <w:multiLevelType w:val="multilevel"/>
     <w:tmpl w:val="FBF6B34A"/>
@@ -16856,7 +24235,7 @@
       </w:rPr>
     </w:lvl>
   </w:abstractNum>
-  <w:abstractNum w:abstractNumId="7" w15:restartNumberingAfterBreak="0">
+  <w:abstractNum w:abstractNumId="8" w15:restartNumberingAfterBreak="0">
     <w:nsid w:val="15773899"/>
     <w:multiLevelType w:val="multilevel"/>
     <w:tmpl w:val="08A870A4"/>
@@ -17005,7 +24384,7 @@
       </w:rPr>
     </w:lvl>
   </w:abstractNum>
-  <w:abstractNum w:abstractNumId="8" w15:restartNumberingAfterBreak="0">
+  <w:abstractNum w:abstractNumId="9" w15:restartNumberingAfterBreak="0">
     <w:nsid w:val="18523D9D"/>
     <w:multiLevelType w:val="hybridMultilevel"/>
     <w:tmpl w:val="8EC229DC"/>
@@ -17094,7 +24473,97 @@
       </w:pPr>
     </w:lvl>
   </w:abstractNum>
-  <w:abstractNum w:abstractNumId="9" w15:restartNumberingAfterBreak="0">
+  <w:abstractNum w:abstractNumId="10" w15:restartNumberingAfterBreak="0">
+    <w:nsid w:val="1DE51EFB"/>
+    <w:multiLevelType w:val="hybridMultilevel"/>
+    <w:tmpl w:val="2B920348"/>
+    <w:lvl w:ilvl="0" w:tplc="03F63400">
+      <w:start w:val="1"/>
+      <w:numFmt w:val="decimal"/>
+      <w:lvlText w:val="%1."/>
+      <w:lvlJc w:val="left"/>
+      <w:pPr>
+        <w:ind w:left="720" w:hanging="360"/>
+      </w:pPr>
+      <w:rPr>
+        <w:rFonts w:hint="default"/>
+        <w:b/>
+      </w:rPr>
+    </w:lvl>
+    <w:lvl w:ilvl="1" w:tplc="04090019" w:tentative="1">
+      <w:start w:val="1"/>
+      <w:numFmt w:val="lowerLetter"/>
+      <w:lvlText w:val="%2."/>
+      <w:lvlJc w:val="left"/>
+      <w:pPr>
+        <w:ind w:left="1440" w:hanging="360"/>
+      </w:pPr>
+    </w:lvl>
+    <w:lvl w:ilvl="2" w:tplc="0409001B" w:tentative="1">
+      <w:start w:val="1"/>
+      <w:numFmt w:val="lowerRoman"/>
+      <w:lvlText w:val="%3."/>
+      <w:lvlJc w:val="right"/>
+      <w:pPr>
+        <w:ind w:left="2160" w:hanging="180"/>
+      </w:pPr>
+    </w:lvl>
+    <w:lvl w:ilvl="3" w:tplc="0409000F" w:tentative="1">
+      <w:start w:val="1"/>
+      <w:numFmt w:val="decimal"/>
+      <w:lvlText w:val="%4."/>
+      <w:lvlJc w:val="left"/>
+      <w:pPr>
+        <w:ind w:left="2880" w:hanging="360"/>
+      </w:pPr>
+    </w:lvl>
+    <w:lvl w:ilvl="4" w:tplc="04090019" w:tentative="1">
+      <w:start w:val="1"/>
+      <w:numFmt w:val="lowerLetter"/>
+      <w:lvlText w:val="%5."/>
+      <w:lvlJc w:val="left"/>
+      <w:pPr>
+        <w:ind w:left="3600" w:hanging="360"/>
+      </w:pPr>
+    </w:lvl>
+    <w:lvl w:ilvl="5" w:tplc="0409001B" w:tentative="1">
+      <w:start w:val="1"/>
+      <w:numFmt w:val="lowerRoman"/>
+      <w:lvlText w:val="%6."/>
+      <w:lvlJc w:val="right"/>
+      <w:pPr>
+        <w:ind w:left="4320" w:hanging="180"/>
+      </w:pPr>
+    </w:lvl>
+    <w:lvl w:ilvl="6" w:tplc="0409000F" w:tentative="1">
+      <w:start w:val="1"/>
+      <w:numFmt w:val="decimal"/>
+      <w:lvlText w:val="%7."/>
+      <w:lvlJc w:val="left"/>
+      <w:pPr>
+        <w:ind w:left="5040" w:hanging="360"/>
+      </w:pPr>
+    </w:lvl>
+    <w:lvl w:ilvl="7" w:tplc="04090019" w:tentative="1">
+      <w:start w:val="1"/>
+      <w:numFmt w:val="lowerLetter"/>
+      <w:lvlText w:val="%8."/>
+      <w:lvlJc w:val="left"/>
+      <w:pPr>
+        <w:ind w:left="5760" w:hanging="360"/>
+      </w:pPr>
+    </w:lvl>
+    <w:lvl w:ilvl="8" w:tplc="0409001B" w:tentative="1">
+      <w:start w:val="1"/>
+      <w:numFmt w:val="lowerRoman"/>
+      <w:lvlText w:val="%9."/>
+      <w:lvlJc w:val="right"/>
+      <w:pPr>
+        <w:ind w:left="6480" w:hanging="180"/>
+      </w:pPr>
+    </w:lvl>
+  </w:abstractNum>
+  <w:abstractNum w:abstractNumId="11" w15:restartNumberingAfterBreak="0">
     <w:nsid w:val="1F542362"/>
     <w:multiLevelType w:val="multilevel"/>
     <w:tmpl w:val="2098D8C6"/>
@@ -17243,7 +24712,7 @@
       </w:rPr>
     </w:lvl>
   </w:abstractNum>
-  <w:abstractNum w:abstractNumId="10" w15:restartNumberingAfterBreak="0">
+  <w:abstractNum w:abstractNumId="12" w15:restartNumberingAfterBreak="0">
     <w:nsid w:val="20B33354"/>
     <w:multiLevelType w:val="hybridMultilevel"/>
     <w:tmpl w:val="17009E20"/>
@@ -17355,7 +24824,7 @@
       </w:rPr>
     </w:lvl>
   </w:abstractNum>
-  <w:abstractNum w:abstractNumId="11" w15:restartNumberingAfterBreak="0">
+  <w:abstractNum w:abstractNumId="13" w15:restartNumberingAfterBreak="0">
     <w:nsid w:val="20E35AB8"/>
     <w:multiLevelType w:val="hybridMultilevel"/>
     <w:tmpl w:val="48149C2A"/>
@@ -17444,7 +24913,7 @@
       </w:pPr>
     </w:lvl>
   </w:abstractNum>
-  <w:abstractNum w:abstractNumId="12" w15:restartNumberingAfterBreak="0">
+  <w:abstractNum w:abstractNumId="14" w15:restartNumberingAfterBreak="0">
     <w:nsid w:val="21B4200C"/>
     <w:multiLevelType w:val="multilevel"/>
     <w:tmpl w:val="40C2C192"/>
@@ -17593,7 +25062,7 @@
       </w:rPr>
     </w:lvl>
   </w:abstractNum>
-  <w:abstractNum w:abstractNumId="13" w15:restartNumberingAfterBreak="0">
+  <w:abstractNum w:abstractNumId="15" w15:restartNumberingAfterBreak="0">
     <w:nsid w:val="2E135CA1"/>
     <w:multiLevelType w:val="multilevel"/>
     <w:tmpl w:val="C5446A40"/>
@@ -17742,7 +25211,7 @@
       </w:rPr>
     </w:lvl>
   </w:abstractNum>
-  <w:abstractNum w:abstractNumId="14" w15:restartNumberingAfterBreak="0">
+  <w:abstractNum w:abstractNumId="16" w15:restartNumberingAfterBreak="0">
     <w:nsid w:val="36FF0F71"/>
     <w:multiLevelType w:val="hybridMultilevel"/>
     <w:tmpl w:val="7BF26488"/>
@@ -17831,7 +25300,7 @@
       </w:pPr>
     </w:lvl>
   </w:abstractNum>
-  <w:abstractNum w:abstractNumId="15" w15:restartNumberingAfterBreak="0">
+  <w:abstractNum w:abstractNumId="17" w15:restartNumberingAfterBreak="0">
     <w:nsid w:val="37A73CC0"/>
     <w:multiLevelType w:val="multilevel"/>
     <w:tmpl w:val="97DC7664"/>
@@ -17980,7 +25449,7 @@
       </w:rPr>
     </w:lvl>
   </w:abstractNum>
-  <w:abstractNum w:abstractNumId="16" w15:restartNumberingAfterBreak="0">
+  <w:abstractNum w:abstractNumId="18" w15:restartNumberingAfterBreak="0">
     <w:nsid w:val="38392CB1"/>
     <w:multiLevelType w:val="multilevel"/>
     <w:tmpl w:val="9B405E1C"/>
@@ -18129,7 +25598,7 @@
       </w:rPr>
     </w:lvl>
   </w:abstractNum>
-  <w:abstractNum w:abstractNumId="17" w15:restartNumberingAfterBreak="0">
+  <w:abstractNum w:abstractNumId="19" w15:restartNumberingAfterBreak="0">
     <w:nsid w:val="383E642D"/>
     <w:multiLevelType w:val="multilevel"/>
     <w:tmpl w:val="B09E3EA2"/>
@@ -18278,7 +25747,156 @@
       </w:rPr>
     </w:lvl>
   </w:abstractNum>
-  <w:abstractNum w:abstractNumId="18" w15:restartNumberingAfterBreak="0">
+  <w:abstractNum w:abstractNumId="20" w15:restartNumberingAfterBreak="0">
+    <w:nsid w:val="39D02BE3"/>
+    <w:multiLevelType w:val="multilevel"/>
+    <w:tmpl w:val="D86ADA06"/>
+    <w:lvl w:ilvl="0">
+      <w:start w:val="1"/>
+      <w:numFmt w:val="bullet"/>
+      <w:lvlText w:val=""/>
+      <w:lvlJc w:val="left"/>
+      <w:pPr>
+        <w:tabs>
+          <w:tab w:val="num" w:pos="720"/>
+        </w:tabs>
+        <w:ind w:left="720" w:hanging="360"/>
+      </w:pPr>
+      <w:rPr>
+        <w:rFonts w:ascii="Symbol" w:hAnsi="Symbol" w:hint="default"/>
+        <w:sz w:val="20"/>
+      </w:rPr>
+    </w:lvl>
+    <w:lvl w:ilvl="1" w:tentative="1">
+      <w:start w:val="1"/>
+      <w:numFmt w:val="bullet"/>
+      <w:lvlText w:val="o"/>
+      <w:lvlJc w:val="left"/>
+      <w:pPr>
+        <w:tabs>
+          <w:tab w:val="num" w:pos="1440"/>
+        </w:tabs>
+        <w:ind w:left="1440" w:hanging="360"/>
+      </w:pPr>
+      <w:rPr>
+        <w:rFonts w:ascii="Courier New" w:hAnsi="Courier New" w:hint="default"/>
+        <w:sz w:val="20"/>
+      </w:rPr>
+    </w:lvl>
+    <w:lvl w:ilvl="2" w:tentative="1">
+      <w:start w:val="1"/>
+      <w:numFmt w:val="bullet"/>
+      <w:lvlText w:val=""/>
+      <w:lvlJc w:val="left"/>
+      <w:pPr>
+        <w:tabs>
+          <w:tab w:val="num" w:pos="2160"/>
+        </w:tabs>
+        <w:ind w:left="2160" w:hanging="360"/>
+      </w:pPr>
+      <w:rPr>
+        <w:rFonts w:ascii="Wingdings" w:hAnsi="Wingdings" w:hint="default"/>
+        <w:sz w:val="20"/>
+      </w:rPr>
+    </w:lvl>
+    <w:lvl w:ilvl="3" w:tentative="1">
+      <w:start w:val="1"/>
+      <w:numFmt w:val="bullet"/>
+      <w:lvlText w:val=""/>
+      <w:lvlJc w:val="left"/>
+      <w:pPr>
+        <w:tabs>
+          <w:tab w:val="num" w:pos="2880"/>
+        </w:tabs>
+        <w:ind w:left="2880" w:hanging="360"/>
+      </w:pPr>
+      <w:rPr>
+        <w:rFonts w:ascii="Wingdings" w:hAnsi="Wingdings" w:hint="default"/>
+        <w:sz w:val="20"/>
+      </w:rPr>
+    </w:lvl>
+    <w:lvl w:ilvl="4" w:tentative="1">
+      <w:start w:val="1"/>
+      <w:numFmt w:val="bullet"/>
+      <w:lvlText w:val=""/>
+      <w:lvlJc w:val="left"/>
+      <w:pPr>
+        <w:tabs>
+          <w:tab w:val="num" w:pos="3600"/>
+        </w:tabs>
+        <w:ind w:left="3600" w:hanging="360"/>
+      </w:pPr>
+      <w:rPr>
+        <w:rFonts w:ascii="Wingdings" w:hAnsi="Wingdings" w:hint="default"/>
+        <w:sz w:val="20"/>
+      </w:rPr>
+    </w:lvl>
+    <w:lvl w:ilvl="5" w:tentative="1">
+      <w:start w:val="1"/>
+      <w:numFmt w:val="bullet"/>
+      <w:lvlText w:val=""/>
+      <w:lvlJc w:val="left"/>
+      <w:pPr>
+        <w:tabs>
+          <w:tab w:val="num" w:pos="4320"/>
+        </w:tabs>
+        <w:ind w:left="4320" w:hanging="360"/>
+      </w:pPr>
+      <w:rPr>
+        <w:rFonts w:ascii="Wingdings" w:hAnsi="Wingdings" w:hint="default"/>
+        <w:sz w:val="20"/>
+      </w:rPr>
+    </w:lvl>
+    <w:lvl w:ilvl="6" w:tentative="1">
+      <w:start w:val="1"/>
+      <w:numFmt w:val="bullet"/>
+      <w:lvlText w:val=""/>
+      <w:lvlJc w:val="left"/>
+      <w:pPr>
+        <w:tabs>
+          <w:tab w:val="num" w:pos="5040"/>
+        </w:tabs>
+        <w:ind w:left="5040" w:hanging="360"/>
+      </w:pPr>
+      <w:rPr>
+        <w:rFonts w:ascii="Wingdings" w:hAnsi="Wingdings" w:hint="default"/>
+        <w:sz w:val="20"/>
+      </w:rPr>
+    </w:lvl>
+    <w:lvl w:ilvl="7" w:tentative="1">
+      <w:start w:val="1"/>
+      <w:numFmt w:val="bullet"/>
+      <w:lvlText w:val=""/>
+      <w:lvlJc w:val="left"/>
+      <w:pPr>
+        <w:tabs>
+          <w:tab w:val="num" w:pos="5760"/>
+        </w:tabs>
+        <w:ind w:left="5760" w:hanging="360"/>
+      </w:pPr>
+      <w:rPr>
+        <w:rFonts w:ascii="Wingdings" w:hAnsi="Wingdings" w:hint="default"/>
+        <w:sz w:val="20"/>
+      </w:rPr>
+    </w:lvl>
+    <w:lvl w:ilvl="8" w:tentative="1">
+      <w:start w:val="1"/>
+      <w:numFmt w:val="bullet"/>
+      <w:lvlText w:val=""/>
+      <w:lvlJc w:val="left"/>
+      <w:pPr>
+        <w:tabs>
+          <w:tab w:val="num" w:pos="6480"/>
+        </w:tabs>
+        <w:ind w:left="6480" w:hanging="360"/>
+      </w:pPr>
+      <w:rPr>
+        <w:rFonts w:ascii="Wingdings" w:hAnsi="Wingdings" w:hint="default"/>
+        <w:sz w:val="20"/>
+      </w:rPr>
+    </w:lvl>
+  </w:abstractNum>
+  <w:abstractNum w:abstractNumId="21" w15:restartNumberingAfterBreak="0">
     <w:nsid w:val="3ACB4692"/>
     <w:multiLevelType w:val="hybridMultilevel"/>
     <w:tmpl w:val="7BF26488"/>
@@ -18367,7 +25985,156 @@
       </w:pPr>
     </w:lvl>
   </w:abstractNum>
-  <w:abstractNum w:abstractNumId="19" w15:restartNumberingAfterBreak="0">
+  <w:abstractNum w:abstractNumId="22" w15:restartNumberingAfterBreak="0">
+    <w:nsid w:val="3B1B30F5"/>
+    <w:multiLevelType w:val="multilevel"/>
+    <w:tmpl w:val="BA223A0E"/>
+    <w:lvl w:ilvl="0">
+      <w:start w:val="1"/>
+      <w:numFmt w:val="bullet"/>
+      <w:lvlText w:val=""/>
+      <w:lvlJc w:val="left"/>
+      <w:pPr>
+        <w:tabs>
+          <w:tab w:val="num" w:pos="720"/>
+        </w:tabs>
+        <w:ind w:left="720" w:hanging="360"/>
+      </w:pPr>
+      <w:rPr>
+        <w:rFonts w:ascii="Symbol" w:hAnsi="Symbol" w:hint="default"/>
+        <w:sz w:val="20"/>
+      </w:rPr>
+    </w:lvl>
+    <w:lvl w:ilvl="1" w:tentative="1">
+      <w:start w:val="1"/>
+      <w:numFmt w:val="bullet"/>
+      <w:lvlText w:val="o"/>
+      <w:lvlJc w:val="left"/>
+      <w:pPr>
+        <w:tabs>
+          <w:tab w:val="num" w:pos="1440"/>
+        </w:tabs>
+        <w:ind w:left="1440" w:hanging="360"/>
+      </w:pPr>
+      <w:rPr>
+        <w:rFonts w:ascii="Courier New" w:hAnsi="Courier New" w:hint="default"/>
+        <w:sz w:val="20"/>
+      </w:rPr>
+    </w:lvl>
+    <w:lvl w:ilvl="2" w:tentative="1">
+      <w:start w:val="1"/>
+      <w:numFmt w:val="bullet"/>
+      <w:lvlText w:val=""/>
+      <w:lvlJc w:val="left"/>
+      <w:pPr>
+        <w:tabs>
+          <w:tab w:val="num" w:pos="2160"/>
+        </w:tabs>
+        <w:ind w:left="2160" w:hanging="360"/>
+      </w:pPr>
+      <w:rPr>
+        <w:rFonts w:ascii="Wingdings" w:hAnsi="Wingdings" w:hint="default"/>
+        <w:sz w:val="20"/>
+      </w:rPr>
+    </w:lvl>
+    <w:lvl w:ilvl="3" w:tentative="1">
+      <w:start w:val="1"/>
+      <w:numFmt w:val="bullet"/>
+      <w:lvlText w:val=""/>
+      <w:lvlJc w:val="left"/>
+      <w:pPr>
+        <w:tabs>
+          <w:tab w:val="num" w:pos="2880"/>
+        </w:tabs>
+        <w:ind w:left="2880" w:hanging="360"/>
+      </w:pPr>
+      <w:rPr>
+        <w:rFonts w:ascii="Wingdings" w:hAnsi="Wingdings" w:hint="default"/>
+        <w:sz w:val="20"/>
+      </w:rPr>
+    </w:lvl>
+    <w:lvl w:ilvl="4" w:tentative="1">
+      <w:start w:val="1"/>
+      <w:numFmt w:val="bullet"/>
+      <w:lvlText w:val=""/>
+      <w:lvlJc w:val="left"/>
+      <w:pPr>
+        <w:tabs>
+          <w:tab w:val="num" w:pos="3600"/>
+        </w:tabs>
+        <w:ind w:left="3600" w:hanging="360"/>
+      </w:pPr>
+      <w:rPr>
+        <w:rFonts w:ascii="Wingdings" w:hAnsi="Wingdings" w:hint="default"/>
+        <w:sz w:val="20"/>
+      </w:rPr>
+    </w:lvl>
+    <w:lvl w:ilvl="5" w:tentative="1">
+      <w:start w:val="1"/>
+      <w:numFmt w:val="bullet"/>
+      <w:lvlText w:val=""/>
+      <w:lvlJc w:val="left"/>
+      <w:pPr>
+        <w:tabs>
+          <w:tab w:val="num" w:pos="4320"/>
+        </w:tabs>
+        <w:ind w:left="4320" w:hanging="360"/>
+      </w:pPr>
+      <w:rPr>
+        <w:rFonts w:ascii="Wingdings" w:hAnsi="Wingdings" w:hint="default"/>
+        <w:sz w:val="20"/>
+      </w:rPr>
+    </w:lvl>
+    <w:lvl w:ilvl="6" w:tentative="1">
+      <w:start w:val="1"/>
+      <w:numFmt w:val="bullet"/>
+      <w:lvlText w:val=""/>
+      <w:lvlJc w:val="left"/>
+      <w:pPr>
+        <w:tabs>
+          <w:tab w:val="num" w:pos="5040"/>
+        </w:tabs>
+        <w:ind w:left="5040" w:hanging="360"/>
+      </w:pPr>
+      <w:rPr>
+        <w:rFonts w:ascii="Wingdings" w:hAnsi="Wingdings" w:hint="default"/>
+        <w:sz w:val="20"/>
+      </w:rPr>
+    </w:lvl>
+    <w:lvl w:ilvl="7" w:tentative="1">
+      <w:start w:val="1"/>
+      <w:numFmt w:val="bullet"/>
+      <w:lvlText w:val=""/>
+      <w:lvlJc w:val="left"/>
+      <w:pPr>
+        <w:tabs>
+          <w:tab w:val="num" w:pos="5760"/>
+        </w:tabs>
+        <w:ind w:left="5760" w:hanging="360"/>
+      </w:pPr>
+      <w:rPr>
+        <w:rFonts w:ascii="Wingdings" w:hAnsi="Wingdings" w:hint="default"/>
+        <w:sz w:val="20"/>
+      </w:rPr>
+    </w:lvl>
+    <w:lvl w:ilvl="8" w:tentative="1">
+      <w:start w:val="1"/>
+      <w:numFmt w:val="bullet"/>
+      <w:lvlText w:val=""/>
+      <w:lvlJc w:val="left"/>
+      <w:pPr>
+        <w:tabs>
+          <w:tab w:val="num" w:pos="6480"/>
+        </w:tabs>
+        <w:ind w:left="6480" w:hanging="360"/>
+      </w:pPr>
+      <w:rPr>
+        <w:rFonts w:ascii="Wingdings" w:hAnsi="Wingdings" w:hint="default"/>
+        <w:sz w:val="20"/>
+      </w:rPr>
+    </w:lvl>
+  </w:abstractNum>
+  <w:abstractNum w:abstractNumId="23" w15:restartNumberingAfterBreak="0">
     <w:nsid w:val="3DD66AE4"/>
     <w:multiLevelType w:val="hybridMultilevel"/>
     <w:tmpl w:val="7BF26488"/>
@@ -18456,7 +26223,7 @@
       </w:pPr>
     </w:lvl>
   </w:abstractNum>
-  <w:abstractNum w:abstractNumId="20" w15:restartNumberingAfterBreak="0">
+  <w:abstractNum w:abstractNumId="24" w15:restartNumberingAfterBreak="0">
     <w:nsid w:val="3F4325E0"/>
     <w:multiLevelType w:val="multilevel"/>
     <w:tmpl w:val="91780CDA"/>
@@ -18605,7 +26372,301 @@
       </w:rPr>
     </w:lvl>
   </w:abstractNum>
-  <w:abstractNum w:abstractNumId="21" w15:restartNumberingAfterBreak="0">
+  <w:abstractNum w:abstractNumId="25" w15:restartNumberingAfterBreak="0">
+    <w:nsid w:val="3FBC4138"/>
+    <w:multiLevelType w:val="multilevel"/>
+    <w:tmpl w:val="727C9DA8"/>
+    <w:lvl w:ilvl="0">
+      <w:start w:val="1"/>
+      <w:numFmt w:val="bullet"/>
+      <w:lvlText w:val=""/>
+      <w:lvlJc w:val="left"/>
+      <w:pPr>
+        <w:tabs>
+          <w:tab w:val="num" w:pos="720"/>
+        </w:tabs>
+        <w:ind w:left="720" w:hanging="360"/>
+      </w:pPr>
+      <w:rPr>
+        <w:rFonts w:ascii="Symbol" w:hAnsi="Symbol" w:hint="default"/>
+        <w:sz w:val="20"/>
+      </w:rPr>
+    </w:lvl>
+    <w:lvl w:ilvl="1" w:tentative="1">
+      <w:start w:val="1"/>
+      <w:numFmt w:val="bullet"/>
+      <w:lvlText w:val="o"/>
+      <w:lvlJc w:val="left"/>
+      <w:pPr>
+        <w:tabs>
+          <w:tab w:val="num" w:pos="1440"/>
+        </w:tabs>
+        <w:ind w:left="1440" w:hanging="360"/>
+      </w:pPr>
+      <w:rPr>
+        <w:rFonts w:ascii="Courier New" w:hAnsi="Courier New" w:hint="default"/>
+        <w:sz w:val="20"/>
+      </w:rPr>
+    </w:lvl>
+    <w:lvl w:ilvl="2" w:tentative="1">
+      <w:start w:val="1"/>
+      <w:numFmt w:val="bullet"/>
+      <w:lvlText w:val=""/>
+      <w:lvlJc w:val="left"/>
+      <w:pPr>
+        <w:tabs>
+          <w:tab w:val="num" w:pos="2160"/>
+        </w:tabs>
+        <w:ind w:left="2160" w:hanging="360"/>
+      </w:pPr>
+      <w:rPr>
+        <w:rFonts w:ascii="Wingdings" w:hAnsi="Wingdings" w:hint="default"/>
+        <w:sz w:val="20"/>
+      </w:rPr>
+    </w:lvl>
+    <w:lvl w:ilvl="3" w:tentative="1">
+      <w:start w:val="1"/>
+      <w:numFmt w:val="bullet"/>
+      <w:lvlText w:val=""/>
+      <w:lvlJc w:val="left"/>
+      <w:pPr>
+        <w:tabs>
+          <w:tab w:val="num" w:pos="2880"/>
+        </w:tabs>
+        <w:ind w:left="2880" w:hanging="360"/>
+      </w:pPr>
+      <w:rPr>
+        <w:rFonts w:ascii="Wingdings" w:hAnsi="Wingdings" w:hint="default"/>
+        <w:sz w:val="20"/>
+      </w:rPr>
+    </w:lvl>
+    <w:lvl w:ilvl="4" w:tentative="1">
+      <w:start w:val="1"/>
+      <w:numFmt w:val="bullet"/>
+      <w:lvlText w:val=""/>
+      <w:lvlJc w:val="left"/>
+      <w:pPr>
+        <w:tabs>
+          <w:tab w:val="num" w:pos="3600"/>
+        </w:tabs>
+        <w:ind w:left="3600" w:hanging="360"/>
+      </w:pPr>
+      <w:rPr>
+        <w:rFonts w:ascii="Wingdings" w:hAnsi="Wingdings" w:hint="default"/>
+        <w:sz w:val="20"/>
+      </w:rPr>
+    </w:lvl>
+    <w:lvl w:ilvl="5" w:tentative="1">
+      <w:start w:val="1"/>
+      <w:numFmt w:val="bullet"/>
+      <w:lvlText w:val=""/>
+      <w:lvlJc w:val="left"/>
+      <w:pPr>
+        <w:tabs>
+          <w:tab w:val="num" w:pos="4320"/>
+        </w:tabs>
+        <w:ind w:left="4320" w:hanging="360"/>
+      </w:pPr>
+      <w:rPr>
+        <w:rFonts w:ascii="Wingdings" w:hAnsi="Wingdings" w:hint="default"/>
+        <w:sz w:val="20"/>
+      </w:rPr>
+    </w:lvl>
+    <w:lvl w:ilvl="6" w:tentative="1">
+      <w:start w:val="1"/>
+      <w:numFmt w:val="bullet"/>
+      <w:lvlText w:val=""/>
+      <w:lvlJc w:val="left"/>
+      <w:pPr>
+        <w:tabs>
+          <w:tab w:val="num" w:pos="5040"/>
+        </w:tabs>
+        <w:ind w:left="5040" w:hanging="360"/>
+      </w:pPr>
+      <w:rPr>
+        <w:rFonts w:ascii="Wingdings" w:hAnsi="Wingdings" w:hint="default"/>
+        <w:sz w:val="20"/>
+      </w:rPr>
+    </w:lvl>
+    <w:lvl w:ilvl="7" w:tentative="1">
+      <w:start w:val="1"/>
+      <w:numFmt w:val="bullet"/>
+      <w:lvlText w:val=""/>
+      <w:lvlJc w:val="left"/>
+      <w:pPr>
+        <w:tabs>
+          <w:tab w:val="num" w:pos="5760"/>
+        </w:tabs>
+        <w:ind w:left="5760" w:hanging="360"/>
+      </w:pPr>
+      <w:rPr>
+        <w:rFonts w:ascii="Wingdings" w:hAnsi="Wingdings" w:hint="default"/>
+        <w:sz w:val="20"/>
+      </w:rPr>
+    </w:lvl>
+    <w:lvl w:ilvl="8" w:tentative="1">
+      <w:start w:val="1"/>
+      <w:numFmt w:val="bullet"/>
+      <w:lvlText w:val=""/>
+      <w:lvlJc w:val="left"/>
+      <w:pPr>
+        <w:tabs>
+          <w:tab w:val="num" w:pos="6480"/>
+        </w:tabs>
+        <w:ind w:left="6480" w:hanging="360"/>
+      </w:pPr>
+      <w:rPr>
+        <w:rFonts w:ascii="Wingdings" w:hAnsi="Wingdings" w:hint="default"/>
+        <w:sz w:val="20"/>
+      </w:rPr>
+    </w:lvl>
+  </w:abstractNum>
+  <w:abstractNum w:abstractNumId="26" w15:restartNumberingAfterBreak="0">
+    <w:nsid w:val="40815542"/>
+    <w:multiLevelType w:val="multilevel"/>
+    <w:tmpl w:val="97B8FE76"/>
+    <w:lvl w:ilvl="0">
+      <w:start w:val="1"/>
+      <w:numFmt w:val="bullet"/>
+      <w:lvlText w:val=""/>
+      <w:lvlJc w:val="left"/>
+      <w:pPr>
+        <w:tabs>
+          <w:tab w:val="num" w:pos="720"/>
+        </w:tabs>
+        <w:ind w:left="720" w:hanging="360"/>
+      </w:pPr>
+      <w:rPr>
+        <w:rFonts w:ascii="Symbol" w:hAnsi="Symbol" w:hint="default"/>
+        <w:sz w:val="20"/>
+      </w:rPr>
+    </w:lvl>
+    <w:lvl w:ilvl="1">
+      <w:start w:val="1"/>
+      <w:numFmt w:val="decimal"/>
+      <w:lvlText w:val="%2."/>
+      <w:lvlJc w:val="left"/>
+      <w:pPr>
+        <w:ind w:left="1440" w:hanging="360"/>
+      </w:pPr>
+      <w:rPr>
+        <w:rFonts w:hint="default"/>
+      </w:rPr>
+    </w:lvl>
+    <w:lvl w:ilvl="2" w:tentative="1">
+      <w:start w:val="1"/>
+      <w:numFmt w:val="bullet"/>
+      <w:lvlText w:val=""/>
+      <w:lvlJc w:val="left"/>
+      <w:pPr>
+        <w:tabs>
+          <w:tab w:val="num" w:pos="2160"/>
+        </w:tabs>
+        <w:ind w:left="2160" w:hanging="360"/>
+      </w:pPr>
+      <w:rPr>
+        <w:rFonts w:ascii="Wingdings" w:hAnsi="Wingdings" w:hint="default"/>
+        <w:sz w:val="20"/>
+      </w:rPr>
+    </w:lvl>
+    <w:lvl w:ilvl="3" w:tentative="1">
+      <w:start w:val="1"/>
+      <w:numFmt w:val="bullet"/>
+      <w:lvlText w:val=""/>
+      <w:lvlJc w:val="left"/>
+      <w:pPr>
+        <w:tabs>
+          <w:tab w:val="num" w:pos="2880"/>
+        </w:tabs>
+        <w:ind w:left="2880" w:hanging="360"/>
+      </w:pPr>
+      <w:rPr>
+        <w:rFonts w:ascii="Wingdings" w:hAnsi="Wingdings" w:hint="default"/>
+        <w:sz w:val="20"/>
+      </w:rPr>
+    </w:lvl>
+    <w:lvl w:ilvl="4" w:tentative="1">
+      <w:start w:val="1"/>
+      <w:numFmt w:val="bullet"/>
+      <w:lvlText w:val=""/>
+      <w:lvlJc w:val="left"/>
+      <w:pPr>
+        <w:tabs>
+          <w:tab w:val="num" w:pos="3600"/>
+        </w:tabs>
+        <w:ind w:left="3600" w:hanging="360"/>
+      </w:pPr>
+      <w:rPr>
+        <w:rFonts w:ascii="Wingdings" w:hAnsi="Wingdings" w:hint="default"/>
+        <w:sz w:val="20"/>
+      </w:rPr>
+    </w:lvl>
+    <w:lvl w:ilvl="5" w:tentative="1">
+      <w:start w:val="1"/>
+      <w:numFmt w:val="bullet"/>
+      <w:lvlText w:val=""/>
+      <w:lvlJc w:val="left"/>
+      <w:pPr>
+        <w:tabs>
+          <w:tab w:val="num" w:pos="4320"/>
+        </w:tabs>
+        <w:ind w:left="4320" w:hanging="360"/>
+      </w:pPr>
+      <w:rPr>
+        <w:rFonts w:ascii="Wingdings" w:hAnsi="Wingdings" w:hint="default"/>
+        <w:sz w:val="20"/>
+      </w:rPr>
+    </w:lvl>
+    <w:lvl w:ilvl="6" w:tentative="1">
+      <w:start w:val="1"/>
+      <w:numFmt w:val="bullet"/>
+      <w:lvlText w:val=""/>
+      <w:lvlJc w:val="left"/>
+      <w:pPr>
+        <w:tabs>
+          <w:tab w:val="num" w:pos="5040"/>
+        </w:tabs>
+        <w:ind w:left="5040" w:hanging="360"/>
+      </w:pPr>
+      <w:rPr>
+        <w:rFonts w:ascii="Wingdings" w:hAnsi="Wingdings" w:hint="default"/>
+        <w:sz w:val="20"/>
+      </w:rPr>
+    </w:lvl>
+    <w:lvl w:ilvl="7" w:tentative="1">
+      <w:start w:val="1"/>
+      <w:numFmt w:val="bullet"/>
+      <w:lvlText w:val=""/>
+      <w:lvlJc w:val="left"/>
+      <w:pPr>
+        <w:tabs>
+          <w:tab w:val="num" w:pos="5760"/>
+        </w:tabs>
+        <w:ind w:left="5760" w:hanging="360"/>
+      </w:pPr>
+      <w:rPr>
+        <w:rFonts w:ascii="Wingdings" w:hAnsi="Wingdings" w:hint="default"/>
+        <w:sz w:val="20"/>
+      </w:rPr>
+    </w:lvl>
+    <w:lvl w:ilvl="8" w:tentative="1">
+      <w:start w:val="1"/>
+      <w:numFmt w:val="bullet"/>
+      <w:lvlText w:val=""/>
+      <w:lvlJc w:val="left"/>
+      <w:pPr>
+        <w:tabs>
+          <w:tab w:val="num" w:pos="6480"/>
+        </w:tabs>
+        <w:ind w:left="6480" w:hanging="360"/>
+      </w:pPr>
+      <w:rPr>
+        <w:rFonts w:ascii="Wingdings" w:hAnsi="Wingdings" w:hint="default"/>
+        <w:sz w:val="20"/>
+      </w:rPr>
+    </w:lvl>
+  </w:abstractNum>
+  <w:abstractNum w:abstractNumId="27" w15:restartNumberingAfterBreak="0">
     <w:nsid w:val="408914E3"/>
     <w:multiLevelType w:val="multilevel"/>
     <w:tmpl w:val="FE0A7222"/>
@@ -18754,7 +26815,7 @@
       </w:rPr>
     </w:lvl>
   </w:abstractNum>
-  <w:abstractNum w:abstractNumId="22" w15:restartNumberingAfterBreak="0">
+  <w:abstractNum w:abstractNumId="28" w15:restartNumberingAfterBreak="0">
     <w:nsid w:val="49370769"/>
     <w:multiLevelType w:val="multilevel"/>
     <w:tmpl w:val="CFE8847A"/>
@@ -18903,7 +26964,7 @@
       </w:rPr>
     </w:lvl>
   </w:abstractNum>
-  <w:abstractNum w:abstractNumId="23" w15:restartNumberingAfterBreak="0">
+  <w:abstractNum w:abstractNumId="29" w15:restartNumberingAfterBreak="0">
     <w:nsid w:val="4A543A9C"/>
     <w:multiLevelType w:val="hybridMultilevel"/>
     <w:tmpl w:val="1876CD6E"/>
@@ -18992,7 +27053,7 @@
       </w:pPr>
     </w:lvl>
   </w:abstractNum>
-  <w:abstractNum w:abstractNumId="24" w15:restartNumberingAfterBreak="0">
+  <w:abstractNum w:abstractNumId="30" w15:restartNumberingAfterBreak="0">
     <w:nsid w:val="4DFE4542"/>
     <w:multiLevelType w:val="multilevel"/>
     <w:tmpl w:val="7222EA4E"/>
@@ -19141,7 +27202,7 @@
       </w:rPr>
     </w:lvl>
   </w:abstractNum>
-  <w:abstractNum w:abstractNumId="25" w15:restartNumberingAfterBreak="0">
+  <w:abstractNum w:abstractNumId="31" w15:restartNumberingAfterBreak="0">
     <w:nsid w:val="50C6118A"/>
     <w:multiLevelType w:val="multilevel"/>
     <w:tmpl w:val="1E1A2F70"/>
@@ -19290,7 +27351,7 @@
       </w:rPr>
     </w:lvl>
   </w:abstractNum>
-  <w:abstractNum w:abstractNumId="26" w15:restartNumberingAfterBreak="0">
+  <w:abstractNum w:abstractNumId="32" w15:restartNumberingAfterBreak="0">
     <w:nsid w:val="51AD1C9F"/>
     <w:multiLevelType w:val="multilevel"/>
     <w:tmpl w:val="9158884E"/>
@@ -19439,7 +27500,7 @@
       </w:rPr>
     </w:lvl>
   </w:abstractNum>
-  <w:abstractNum w:abstractNumId="27" w15:restartNumberingAfterBreak="0">
+  <w:abstractNum w:abstractNumId="33" w15:restartNumberingAfterBreak="0">
     <w:nsid w:val="57D26877"/>
     <w:multiLevelType w:val="multilevel"/>
     <w:tmpl w:val="FB4E667A"/>
@@ -19588,7 +27649,305 @@
       </w:rPr>
     </w:lvl>
   </w:abstractNum>
-  <w:abstractNum w:abstractNumId="28" w15:restartNumberingAfterBreak="0">
+  <w:abstractNum w:abstractNumId="34" w15:restartNumberingAfterBreak="0">
+    <w:nsid w:val="5C0C05CA"/>
+    <w:multiLevelType w:val="multilevel"/>
+    <w:tmpl w:val="96D2A1F4"/>
+    <w:lvl w:ilvl="0">
+      <w:start w:val="1"/>
+      <w:numFmt w:val="bullet"/>
+      <w:lvlText w:val=""/>
+      <w:lvlJc w:val="left"/>
+      <w:pPr>
+        <w:tabs>
+          <w:tab w:val="num" w:pos="720"/>
+        </w:tabs>
+        <w:ind w:left="720" w:hanging="360"/>
+      </w:pPr>
+      <w:rPr>
+        <w:rFonts w:ascii="Symbol" w:hAnsi="Symbol" w:hint="default"/>
+        <w:sz w:val="20"/>
+      </w:rPr>
+    </w:lvl>
+    <w:lvl w:ilvl="1" w:tentative="1">
+      <w:start w:val="1"/>
+      <w:numFmt w:val="bullet"/>
+      <w:lvlText w:val="o"/>
+      <w:lvlJc w:val="left"/>
+      <w:pPr>
+        <w:tabs>
+          <w:tab w:val="num" w:pos="1440"/>
+        </w:tabs>
+        <w:ind w:left="1440" w:hanging="360"/>
+      </w:pPr>
+      <w:rPr>
+        <w:rFonts w:ascii="Courier New" w:hAnsi="Courier New" w:hint="default"/>
+        <w:sz w:val="20"/>
+      </w:rPr>
+    </w:lvl>
+    <w:lvl w:ilvl="2" w:tentative="1">
+      <w:start w:val="1"/>
+      <w:numFmt w:val="bullet"/>
+      <w:lvlText w:val=""/>
+      <w:lvlJc w:val="left"/>
+      <w:pPr>
+        <w:tabs>
+          <w:tab w:val="num" w:pos="2160"/>
+        </w:tabs>
+        <w:ind w:left="2160" w:hanging="360"/>
+      </w:pPr>
+      <w:rPr>
+        <w:rFonts w:ascii="Wingdings" w:hAnsi="Wingdings" w:hint="default"/>
+        <w:sz w:val="20"/>
+      </w:rPr>
+    </w:lvl>
+    <w:lvl w:ilvl="3" w:tentative="1">
+      <w:start w:val="1"/>
+      <w:numFmt w:val="bullet"/>
+      <w:lvlText w:val=""/>
+      <w:lvlJc w:val="left"/>
+      <w:pPr>
+        <w:tabs>
+          <w:tab w:val="num" w:pos="2880"/>
+        </w:tabs>
+        <w:ind w:left="2880" w:hanging="360"/>
+      </w:pPr>
+      <w:rPr>
+        <w:rFonts w:ascii="Wingdings" w:hAnsi="Wingdings" w:hint="default"/>
+        <w:sz w:val="20"/>
+      </w:rPr>
+    </w:lvl>
+    <w:lvl w:ilvl="4" w:tentative="1">
+      <w:start w:val="1"/>
+      <w:numFmt w:val="bullet"/>
+      <w:lvlText w:val=""/>
+      <w:lvlJc w:val="left"/>
+      <w:pPr>
+        <w:tabs>
+          <w:tab w:val="num" w:pos="3600"/>
+        </w:tabs>
+        <w:ind w:left="3600" w:hanging="360"/>
+      </w:pPr>
+      <w:rPr>
+        <w:rFonts w:ascii="Wingdings" w:hAnsi="Wingdings" w:hint="default"/>
+        <w:sz w:val="20"/>
+      </w:rPr>
+    </w:lvl>
+    <w:lvl w:ilvl="5" w:tentative="1">
+      <w:start w:val="1"/>
+      <w:numFmt w:val="bullet"/>
+      <w:lvlText w:val=""/>
+      <w:lvlJc w:val="left"/>
+      <w:pPr>
+        <w:tabs>
+          <w:tab w:val="num" w:pos="4320"/>
+        </w:tabs>
+        <w:ind w:left="4320" w:hanging="360"/>
+      </w:pPr>
+      <w:rPr>
+        <w:rFonts w:ascii="Wingdings" w:hAnsi="Wingdings" w:hint="default"/>
+        <w:sz w:val="20"/>
+      </w:rPr>
+    </w:lvl>
+    <w:lvl w:ilvl="6" w:tentative="1">
+      <w:start w:val="1"/>
+      <w:numFmt w:val="bullet"/>
+      <w:lvlText w:val=""/>
+      <w:lvlJc w:val="left"/>
+      <w:pPr>
+        <w:tabs>
+          <w:tab w:val="num" w:pos="5040"/>
+        </w:tabs>
+        <w:ind w:left="5040" w:hanging="360"/>
+      </w:pPr>
+      <w:rPr>
+        <w:rFonts w:ascii="Wingdings" w:hAnsi="Wingdings" w:hint="default"/>
+        <w:sz w:val="20"/>
+      </w:rPr>
+    </w:lvl>
+    <w:lvl w:ilvl="7" w:tentative="1">
+      <w:start w:val="1"/>
+      <w:numFmt w:val="bullet"/>
+      <w:lvlText w:val=""/>
+      <w:lvlJc w:val="left"/>
+      <w:pPr>
+        <w:tabs>
+          <w:tab w:val="num" w:pos="5760"/>
+        </w:tabs>
+        <w:ind w:left="5760" w:hanging="360"/>
+      </w:pPr>
+      <w:rPr>
+        <w:rFonts w:ascii="Wingdings" w:hAnsi="Wingdings" w:hint="default"/>
+        <w:sz w:val="20"/>
+      </w:rPr>
+    </w:lvl>
+    <w:lvl w:ilvl="8" w:tentative="1">
+      <w:start w:val="1"/>
+      <w:numFmt w:val="bullet"/>
+      <w:lvlText w:val=""/>
+      <w:lvlJc w:val="left"/>
+      <w:pPr>
+        <w:tabs>
+          <w:tab w:val="num" w:pos="6480"/>
+        </w:tabs>
+        <w:ind w:left="6480" w:hanging="360"/>
+      </w:pPr>
+      <w:rPr>
+        <w:rFonts w:ascii="Wingdings" w:hAnsi="Wingdings" w:hint="default"/>
+        <w:sz w:val="20"/>
+      </w:rPr>
+    </w:lvl>
+  </w:abstractNum>
+  <w:abstractNum w:abstractNumId="35" w15:restartNumberingAfterBreak="0">
+    <w:nsid w:val="5CE32E93"/>
+    <w:multiLevelType w:val="multilevel"/>
+    <w:tmpl w:val="11E84D92"/>
+    <w:lvl w:ilvl="0">
+      <w:start w:val="1"/>
+      <w:numFmt w:val="bullet"/>
+      <w:lvlText w:val=""/>
+      <w:lvlJc w:val="left"/>
+      <w:pPr>
+        <w:tabs>
+          <w:tab w:val="num" w:pos="720"/>
+        </w:tabs>
+        <w:ind w:left="720" w:hanging="360"/>
+      </w:pPr>
+      <w:rPr>
+        <w:rFonts w:ascii="Symbol" w:hAnsi="Symbol" w:hint="default"/>
+        <w:sz w:val="20"/>
+      </w:rPr>
+    </w:lvl>
+    <w:lvl w:ilvl="1" w:tentative="1">
+      <w:start w:val="1"/>
+      <w:numFmt w:val="bullet"/>
+      <w:lvlText w:val="o"/>
+      <w:lvlJc w:val="left"/>
+      <w:pPr>
+        <w:tabs>
+          <w:tab w:val="num" w:pos="1440"/>
+        </w:tabs>
+        <w:ind w:left="1440" w:hanging="360"/>
+      </w:pPr>
+      <w:rPr>
+        <w:rFonts w:ascii="Courier New" w:hAnsi="Courier New" w:hint="default"/>
+        <w:sz w:val="20"/>
+      </w:rPr>
+    </w:lvl>
+    <w:lvl w:ilvl="2" w:tentative="1">
+      <w:start w:val="1"/>
+      <w:numFmt w:val="bullet"/>
+      <w:lvlText w:val=""/>
+      <w:lvlJc w:val="left"/>
+      <w:pPr>
+        <w:tabs>
+          <w:tab w:val="num" w:pos="2160"/>
+        </w:tabs>
+        <w:ind w:left="2160" w:hanging="360"/>
+      </w:pPr>
+      <w:rPr>
+        <w:rFonts w:ascii="Wingdings" w:hAnsi="Wingdings" w:hint="default"/>
+        <w:sz w:val="20"/>
+      </w:rPr>
+    </w:lvl>
+    <w:lvl w:ilvl="3" w:tentative="1">
+      <w:start w:val="1"/>
+      <w:numFmt w:val="bullet"/>
+      <w:lvlText w:val=""/>
+      <w:lvlJc w:val="left"/>
+      <w:pPr>
+        <w:tabs>
+          <w:tab w:val="num" w:pos="2880"/>
+        </w:tabs>
+        <w:ind w:left="2880" w:hanging="360"/>
+      </w:pPr>
+      <w:rPr>
+        <w:rFonts w:ascii="Wingdings" w:hAnsi="Wingdings" w:hint="default"/>
+        <w:sz w:val="20"/>
+      </w:rPr>
+    </w:lvl>
+    <w:lvl w:ilvl="4" w:tentative="1">
+      <w:start w:val="1"/>
+      <w:numFmt w:val="bullet"/>
+      <w:lvlText w:val=""/>
+      <w:lvlJc w:val="left"/>
+      <w:pPr>
+        <w:tabs>
+          <w:tab w:val="num" w:pos="3600"/>
+        </w:tabs>
+        <w:ind w:left="3600" w:hanging="360"/>
+      </w:pPr>
+      <w:rPr>
+        <w:rFonts w:ascii="Wingdings" w:hAnsi="Wingdings" w:hint="default"/>
+        <w:sz w:val="20"/>
+      </w:rPr>
+    </w:lvl>
+    <w:lvl w:ilvl="5" w:tentative="1">
+      <w:start w:val="1"/>
+      <w:numFmt w:val="bullet"/>
+      <w:lvlText w:val=""/>
+      <w:lvlJc w:val="left"/>
+      <w:pPr>
+        <w:tabs>
+          <w:tab w:val="num" w:pos="4320"/>
+        </w:tabs>
+        <w:ind w:left="4320" w:hanging="360"/>
+      </w:pPr>
+      <w:rPr>
+        <w:rFonts w:ascii="Wingdings" w:hAnsi="Wingdings" w:hint="default"/>
+        <w:sz w:val="20"/>
+      </w:rPr>
+    </w:lvl>
+    <w:lvl w:ilvl="6" w:tentative="1">
+      <w:start w:val="1"/>
+      <w:numFmt w:val="bullet"/>
+      <w:lvlText w:val=""/>
+      <w:lvlJc w:val="left"/>
+      <w:pPr>
+        <w:tabs>
+          <w:tab w:val="num" w:pos="5040"/>
+        </w:tabs>
+        <w:ind w:left="5040" w:hanging="360"/>
+      </w:pPr>
+      <w:rPr>
+        <w:rFonts w:ascii="Wingdings" w:hAnsi="Wingdings" w:hint="default"/>
+        <w:sz w:val="20"/>
+      </w:rPr>
+    </w:lvl>
+    <w:lvl w:ilvl="7" w:tentative="1">
+      <w:start w:val="1"/>
+      <w:numFmt w:val="bullet"/>
+      <w:lvlText w:val=""/>
+      <w:lvlJc w:val="left"/>
+      <w:pPr>
+        <w:tabs>
+          <w:tab w:val="num" w:pos="5760"/>
+        </w:tabs>
+        <w:ind w:left="5760" w:hanging="360"/>
+      </w:pPr>
+      <w:rPr>
+        <w:rFonts w:ascii="Wingdings" w:hAnsi="Wingdings" w:hint="default"/>
+        <w:sz w:val="20"/>
+      </w:rPr>
+    </w:lvl>
+    <w:lvl w:ilvl="8" w:tentative="1">
+      <w:start w:val="1"/>
+      <w:numFmt w:val="bullet"/>
+      <w:lvlText w:val=""/>
+      <w:lvlJc w:val="left"/>
+      <w:pPr>
+        <w:tabs>
+          <w:tab w:val="num" w:pos="6480"/>
+        </w:tabs>
+        <w:ind w:left="6480" w:hanging="360"/>
+      </w:pPr>
+      <w:rPr>
+        <w:rFonts w:ascii="Wingdings" w:hAnsi="Wingdings" w:hint="default"/>
+        <w:sz w:val="20"/>
+      </w:rPr>
+    </w:lvl>
+  </w:abstractNum>
+  <w:abstractNum w:abstractNumId="36" w15:restartNumberingAfterBreak="0">
     <w:nsid w:val="5EE30644"/>
     <w:multiLevelType w:val="hybridMultilevel"/>
     <w:tmpl w:val="7BF26488"/>
@@ -19677,7 +28036,7 @@
       </w:pPr>
     </w:lvl>
   </w:abstractNum>
-  <w:abstractNum w:abstractNumId="29" w15:restartNumberingAfterBreak="0">
+  <w:abstractNum w:abstractNumId="37" w15:restartNumberingAfterBreak="0">
     <w:nsid w:val="5FB57A14"/>
     <w:multiLevelType w:val="multilevel"/>
     <w:tmpl w:val="29C6E800"/>
@@ -19826,7 +28185,7 @@
       </w:rPr>
     </w:lvl>
   </w:abstractNum>
-  <w:abstractNum w:abstractNumId="30" w15:restartNumberingAfterBreak="0">
+  <w:abstractNum w:abstractNumId="38" w15:restartNumberingAfterBreak="0">
     <w:nsid w:val="612646A0"/>
     <w:multiLevelType w:val="hybridMultilevel"/>
     <w:tmpl w:val="7BF26488"/>
@@ -19915,7 +28274,7 @@
       </w:pPr>
     </w:lvl>
   </w:abstractNum>
-  <w:abstractNum w:abstractNumId="31" w15:restartNumberingAfterBreak="0">
+  <w:abstractNum w:abstractNumId="39" w15:restartNumberingAfterBreak="0">
     <w:nsid w:val="63E50457"/>
     <w:multiLevelType w:val="multilevel"/>
     <w:tmpl w:val="4C4C7A8E"/>
@@ -20064,7 +28423,7 @@
       </w:rPr>
     </w:lvl>
   </w:abstractNum>
-  <w:abstractNum w:abstractNumId="32" w15:restartNumberingAfterBreak="0">
+  <w:abstractNum w:abstractNumId="40" w15:restartNumberingAfterBreak="0">
     <w:nsid w:val="64A0230B"/>
     <w:multiLevelType w:val="multilevel"/>
     <w:tmpl w:val="34C4A360"/>
@@ -20213,7 +28572,7 @@
       </w:rPr>
     </w:lvl>
   </w:abstractNum>
-  <w:abstractNum w:abstractNumId="33" w15:restartNumberingAfterBreak="0">
+  <w:abstractNum w:abstractNumId="41" w15:restartNumberingAfterBreak="0">
     <w:nsid w:val="64E85A43"/>
     <w:multiLevelType w:val="multilevel"/>
     <w:tmpl w:val="F22E5776"/>
@@ -20362,7 +28721,7 @@
       </w:rPr>
     </w:lvl>
   </w:abstractNum>
-  <w:abstractNum w:abstractNumId="34" w15:restartNumberingAfterBreak="0">
+  <w:abstractNum w:abstractNumId="42" w15:restartNumberingAfterBreak="0">
     <w:nsid w:val="65885039"/>
     <w:multiLevelType w:val="multilevel"/>
     <w:tmpl w:val="D368C2DA"/>
@@ -20511,7 +28870,7 @@
       </w:rPr>
     </w:lvl>
   </w:abstractNum>
-  <w:abstractNum w:abstractNumId="35" w15:restartNumberingAfterBreak="0">
+  <w:abstractNum w:abstractNumId="43" w15:restartNumberingAfterBreak="0">
     <w:nsid w:val="66811D6B"/>
     <w:multiLevelType w:val="multilevel"/>
     <w:tmpl w:val="97CABB86"/>
@@ -20660,7 +29019,7 @@
       </w:rPr>
     </w:lvl>
   </w:abstractNum>
-  <w:abstractNum w:abstractNumId="36" w15:restartNumberingAfterBreak="0">
+  <w:abstractNum w:abstractNumId="44" w15:restartNumberingAfterBreak="0">
     <w:nsid w:val="69F81D02"/>
     <w:multiLevelType w:val="multilevel"/>
     <w:tmpl w:val="1E6C737E"/>
@@ -20809,7 +29168,156 @@
       </w:rPr>
     </w:lvl>
   </w:abstractNum>
-  <w:abstractNum w:abstractNumId="37" w15:restartNumberingAfterBreak="0">
+  <w:abstractNum w:abstractNumId="45" w15:restartNumberingAfterBreak="0">
+    <w:nsid w:val="6D13437C"/>
+    <w:multiLevelType w:val="multilevel"/>
+    <w:tmpl w:val="47BEB764"/>
+    <w:lvl w:ilvl="0">
+      <w:start w:val="1"/>
+      <w:numFmt w:val="bullet"/>
+      <w:lvlText w:val=""/>
+      <w:lvlJc w:val="left"/>
+      <w:pPr>
+        <w:tabs>
+          <w:tab w:val="num" w:pos="720"/>
+        </w:tabs>
+        <w:ind w:left="720" w:hanging="360"/>
+      </w:pPr>
+      <w:rPr>
+        <w:rFonts w:ascii="Symbol" w:hAnsi="Symbol" w:hint="default"/>
+        <w:sz w:val="20"/>
+      </w:rPr>
+    </w:lvl>
+    <w:lvl w:ilvl="1" w:tentative="1">
+      <w:start w:val="1"/>
+      <w:numFmt w:val="bullet"/>
+      <w:lvlText w:val="o"/>
+      <w:lvlJc w:val="left"/>
+      <w:pPr>
+        <w:tabs>
+          <w:tab w:val="num" w:pos="1440"/>
+        </w:tabs>
+        <w:ind w:left="1440" w:hanging="360"/>
+      </w:pPr>
+      <w:rPr>
+        <w:rFonts w:ascii="Courier New" w:hAnsi="Courier New" w:hint="default"/>
+        <w:sz w:val="20"/>
+      </w:rPr>
+    </w:lvl>
+    <w:lvl w:ilvl="2" w:tentative="1">
+      <w:start w:val="1"/>
+      <w:numFmt w:val="bullet"/>
+      <w:lvlText w:val=""/>
+      <w:lvlJc w:val="left"/>
+      <w:pPr>
+        <w:tabs>
+          <w:tab w:val="num" w:pos="2160"/>
+        </w:tabs>
+        <w:ind w:left="2160" w:hanging="360"/>
+      </w:pPr>
+      <w:rPr>
+        <w:rFonts w:ascii="Wingdings" w:hAnsi="Wingdings" w:hint="default"/>
+        <w:sz w:val="20"/>
+      </w:rPr>
+    </w:lvl>
+    <w:lvl w:ilvl="3" w:tentative="1">
+      <w:start w:val="1"/>
+      <w:numFmt w:val="bullet"/>
+      <w:lvlText w:val=""/>
+      <w:lvlJc w:val="left"/>
+      <w:pPr>
+        <w:tabs>
+          <w:tab w:val="num" w:pos="2880"/>
+        </w:tabs>
+        <w:ind w:left="2880" w:hanging="360"/>
+      </w:pPr>
+      <w:rPr>
+        <w:rFonts w:ascii="Wingdings" w:hAnsi="Wingdings" w:hint="default"/>
+        <w:sz w:val="20"/>
+      </w:rPr>
+    </w:lvl>
+    <w:lvl w:ilvl="4" w:tentative="1">
+      <w:start w:val="1"/>
+      <w:numFmt w:val="bullet"/>
+      <w:lvlText w:val=""/>
+      <w:lvlJc w:val="left"/>
+      <w:pPr>
+        <w:tabs>
+          <w:tab w:val="num" w:pos="3600"/>
+        </w:tabs>
+        <w:ind w:left="3600" w:hanging="360"/>
+      </w:pPr>
+      <w:rPr>
+        <w:rFonts w:ascii="Wingdings" w:hAnsi="Wingdings" w:hint="default"/>
+        <w:sz w:val="20"/>
+      </w:rPr>
+    </w:lvl>
+    <w:lvl w:ilvl="5" w:tentative="1">
+      <w:start w:val="1"/>
+      <w:numFmt w:val="bullet"/>
+      <w:lvlText w:val=""/>
+      <w:lvlJc w:val="left"/>
+      <w:pPr>
+        <w:tabs>
+          <w:tab w:val="num" w:pos="4320"/>
+        </w:tabs>
+        <w:ind w:left="4320" w:hanging="360"/>
+      </w:pPr>
+      <w:rPr>
+        <w:rFonts w:ascii="Wingdings" w:hAnsi="Wingdings" w:hint="default"/>
+        <w:sz w:val="20"/>
+      </w:rPr>
+    </w:lvl>
+    <w:lvl w:ilvl="6" w:tentative="1">
+      <w:start w:val="1"/>
+      <w:numFmt w:val="bullet"/>
+      <w:lvlText w:val=""/>
+      <w:lvlJc w:val="left"/>
+      <w:pPr>
+        <w:tabs>
+          <w:tab w:val="num" w:pos="5040"/>
+        </w:tabs>
+        <w:ind w:left="5040" w:hanging="360"/>
+      </w:pPr>
+      <w:rPr>
+        <w:rFonts w:ascii="Wingdings" w:hAnsi="Wingdings" w:hint="default"/>
+        <w:sz w:val="20"/>
+      </w:rPr>
+    </w:lvl>
+    <w:lvl w:ilvl="7" w:tentative="1">
+      <w:start w:val="1"/>
+      <w:numFmt w:val="bullet"/>
+      <w:lvlText w:val=""/>
+      <w:lvlJc w:val="left"/>
+      <w:pPr>
+        <w:tabs>
+          <w:tab w:val="num" w:pos="5760"/>
+        </w:tabs>
+        <w:ind w:left="5760" w:hanging="360"/>
+      </w:pPr>
+      <w:rPr>
+        <w:rFonts w:ascii="Wingdings" w:hAnsi="Wingdings" w:hint="default"/>
+        <w:sz w:val="20"/>
+      </w:rPr>
+    </w:lvl>
+    <w:lvl w:ilvl="8" w:tentative="1">
+      <w:start w:val="1"/>
+      <w:numFmt w:val="bullet"/>
+      <w:lvlText w:val=""/>
+      <w:lvlJc w:val="left"/>
+      <w:pPr>
+        <w:tabs>
+          <w:tab w:val="num" w:pos="6480"/>
+        </w:tabs>
+        <w:ind w:left="6480" w:hanging="360"/>
+      </w:pPr>
+      <w:rPr>
+        <w:rFonts w:ascii="Wingdings" w:hAnsi="Wingdings" w:hint="default"/>
+        <w:sz w:val="20"/>
+      </w:rPr>
+    </w:lvl>
+  </w:abstractNum>
+  <w:abstractNum w:abstractNumId="46" w15:restartNumberingAfterBreak="0">
     <w:nsid w:val="77555715"/>
     <w:multiLevelType w:val="multilevel"/>
     <w:tmpl w:val="2DC8A52E"/>
@@ -20958,7 +29466,7 @@
       </w:rPr>
     </w:lvl>
   </w:abstractNum>
-  <w:abstractNum w:abstractNumId="38" w15:restartNumberingAfterBreak="0">
+  <w:abstractNum w:abstractNumId="47" w15:restartNumberingAfterBreak="0">
     <w:nsid w:val="7B135ADB"/>
     <w:multiLevelType w:val="multilevel"/>
     <w:tmpl w:val="AF68B162"/>
@@ -21107,7 +29615,7 @@
       </w:rPr>
     </w:lvl>
   </w:abstractNum>
-  <w:abstractNum w:abstractNumId="39" w15:restartNumberingAfterBreak="0">
+  <w:abstractNum w:abstractNumId="48" w15:restartNumberingAfterBreak="0">
     <w:nsid w:val="7E1660A9"/>
     <w:multiLevelType w:val="hybridMultilevel"/>
     <w:tmpl w:val="2AD6B3BA"/>
@@ -21196,7 +29704,7 @@
       </w:pPr>
     </w:lvl>
   </w:abstractNum>
-  <w:abstractNum w:abstractNumId="40" w15:restartNumberingAfterBreak="0">
+  <w:abstractNum w:abstractNumId="49" w15:restartNumberingAfterBreak="0">
     <w:nsid w:val="7FC03246"/>
     <w:multiLevelType w:val="multilevel"/>
     <w:tmpl w:val="ABCAE336"/>
@@ -21346,115 +29854,115 @@
     </w:lvl>
   </w:abstractNum>
   <w:num w:numId="1" w16cid:durableId="1443719618">
-    <w:abstractNumId w:val="10"/>
+    <w:abstractNumId w:val="12"/>
   </w:num>
   <w:num w:numId="2" w16cid:durableId="5987158">
-    <w:abstractNumId w:val="8"/>
+    <w:abstractNumId w:val="9"/>
   </w:num>
   <w:num w:numId="3" w16cid:durableId="2029603416">
     <w:abstractNumId w:val="4"/>
   </w:num>
   <w:num w:numId="4" w16cid:durableId="1557475039">
-    <w:abstractNumId w:val="11"/>
+    <w:abstractNumId w:val="13"/>
   </w:num>
   <w:num w:numId="5" w16cid:durableId="1154954354">
-    <w:abstractNumId w:val="28"/>
+    <w:abstractNumId w:val="36"/>
   </w:num>
   <w:num w:numId="6" w16cid:durableId="1553148829">
+    <w:abstractNumId w:val="29"/>
+  </w:num>
+  <w:num w:numId="7" w16cid:durableId="128714534">
+    <w:abstractNumId w:val="21"/>
+  </w:num>
+  <w:num w:numId="8" w16cid:durableId="254292228">
+    <w:abstractNumId w:val="48"/>
+  </w:num>
+  <w:num w:numId="9" w16cid:durableId="2125221809">
     <w:abstractNumId w:val="23"/>
   </w:num>
-  <w:num w:numId="7" w16cid:durableId="128714534">
-    <w:abstractNumId w:val="18"/>
-  </w:num>
-  <w:num w:numId="8" w16cid:durableId="254292228">
-    <w:abstractNumId w:val="39"/>
-  </w:num>
-  <w:num w:numId="9" w16cid:durableId="2125221809">
-    <w:abstractNumId w:val="19"/>
-  </w:num>
   <w:num w:numId="10" w16cid:durableId="40716210">
-    <w:abstractNumId w:val="14"/>
+    <w:abstractNumId w:val="16"/>
   </w:num>
   <w:num w:numId="11" w16cid:durableId="1148202440">
     <w:abstractNumId w:val="2"/>
   </w:num>
   <w:num w:numId="12" w16cid:durableId="816188728">
-    <w:abstractNumId w:val="30"/>
+    <w:abstractNumId w:val="38"/>
   </w:num>
   <w:num w:numId="13" w16cid:durableId="26831232">
-    <w:abstractNumId w:val="32"/>
+    <w:abstractNumId w:val="40"/>
   </w:num>
   <w:num w:numId="14" w16cid:durableId="1694383383">
-    <w:abstractNumId w:val="6"/>
+    <w:abstractNumId w:val="7"/>
   </w:num>
   <w:num w:numId="15" w16cid:durableId="1739134531">
-    <w:abstractNumId w:val="29"/>
+    <w:abstractNumId w:val="37"/>
   </w:num>
   <w:num w:numId="16" w16cid:durableId="2039548699">
+    <w:abstractNumId w:val="33"/>
+  </w:num>
+  <w:num w:numId="17" w16cid:durableId="102188489">
     <w:abstractNumId w:val="27"/>
   </w:num>
-  <w:num w:numId="17" w16cid:durableId="102188489">
-    <w:abstractNumId w:val="21"/>
-  </w:num>
   <w:num w:numId="18" w16cid:durableId="944653525">
-    <w:abstractNumId w:val="37"/>
+    <w:abstractNumId w:val="46"/>
   </w:num>
   <w:num w:numId="19" w16cid:durableId="1054357617">
-    <w:abstractNumId w:val="20"/>
+    <w:abstractNumId w:val="24"/>
   </w:num>
   <w:num w:numId="20" w16cid:durableId="1904827015">
-    <w:abstractNumId w:val="7"/>
+    <w:abstractNumId w:val="8"/>
   </w:num>
   <w:num w:numId="21" w16cid:durableId="1425761843">
-    <w:abstractNumId w:val="13"/>
+    <w:abstractNumId w:val="15"/>
   </w:num>
   <w:num w:numId="22" w16cid:durableId="1938974217">
-    <w:abstractNumId w:val="16"/>
+    <w:abstractNumId w:val="18"/>
   </w:num>
   <w:num w:numId="23" w16cid:durableId="326515215">
-    <w:abstractNumId w:val="40"/>
+    <w:abstractNumId w:val="49"/>
   </w:num>
   <w:num w:numId="24" w16cid:durableId="1476606338">
     <w:abstractNumId w:val="3"/>
   </w:num>
   <w:num w:numId="25" w16cid:durableId="1173375417">
-    <w:abstractNumId w:val="12"/>
+    <w:abstractNumId w:val="14"/>
   </w:num>
   <w:num w:numId="26" w16cid:durableId="1868105910">
-    <w:abstractNumId w:val="22"/>
+    <w:abstractNumId w:val="28"/>
   </w:num>
   <w:num w:numId="27" w16cid:durableId="1266615054">
-    <w:abstractNumId w:val="34"/>
+    <w:abstractNumId w:val="42"/>
   </w:num>
   <w:num w:numId="28" w16cid:durableId="111479493">
-    <w:abstractNumId w:val="36"/>
+    <w:abstractNumId w:val="44"/>
   </w:num>
   <w:num w:numId="29" w16cid:durableId="998268041">
-    <w:abstractNumId w:val="35"/>
+    <w:abstractNumId w:val="43"/>
   </w:num>
   <w:num w:numId="30" w16cid:durableId="805197214">
-    <w:abstractNumId w:val="25"/>
+    <w:abstractNumId w:val="31"/>
   </w:num>
   <w:num w:numId="31" w16cid:durableId="805972764">
-    <w:abstractNumId w:val="24"/>
+    <w:abstractNumId w:val="30"/>
   </w:num>
   <w:num w:numId="32" w16cid:durableId="978412398">
-    <w:abstractNumId w:val="38"/>
+    <w:abstractNumId w:val="47"/>
   </w:num>
   <w:num w:numId="33" w16cid:durableId="907417319">
-    <w:abstractNumId w:val="15"/>
+    <w:abstractNumId w:val="17"/>
   </w:num>
   <w:num w:numId="34" w16cid:durableId="1005860914">
-    <w:abstractNumId w:val="26"/>
+    <w:abstractNumId w:val="32"/>
   </w:num>
   <w:num w:numId="35" w16cid:durableId="1732659259">
-    <w:abstractNumId w:val="9"/>
+    <w:abstractNumId w:val="11"/>
   </w:num>
   <w:num w:numId="36" w16cid:durableId="519853644">
-    <w:abstractNumId w:val="17"/>
+    <w:abstractNumId w:val="19"/>
   </w:num>
   <w:num w:numId="37" w16cid:durableId="464352760">
-    <w:abstractNumId w:val="31"/>
+    <w:abstractNumId w:val="39"/>
   </w:num>
   <w:num w:numId="38" w16cid:durableId="1657689106">
     <w:abstractNumId w:val="0"/>
@@ -21466,7 +29974,34 @@
     <w:abstractNumId w:val="5"/>
   </w:num>
   <w:num w:numId="41" w16cid:durableId="1373967075">
-    <w:abstractNumId w:val="33"/>
+    <w:abstractNumId w:val="41"/>
+  </w:num>
+  <w:num w:numId="42" w16cid:durableId="767895510">
+    <w:abstractNumId w:val="6"/>
+  </w:num>
+  <w:num w:numId="43" w16cid:durableId="1435979049">
+    <w:abstractNumId w:val="22"/>
+  </w:num>
+  <w:num w:numId="44" w16cid:durableId="1195269333">
+    <w:abstractNumId w:val="34"/>
+  </w:num>
+  <w:num w:numId="45" w16cid:durableId="647562402">
+    <w:abstractNumId w:val="35"/>
+  </w:num>
+  <w:num w:numId="46" w16cid:durableId="2132478397">
+    <w:abstractNumId w:val="45"/>
+  </w:num>
+  <w:num w:numId="47" w16cid:durableId="434717651">
+    <w:abstractNumId w:val="26"/>
+  </w:num>
+  <w:num w:numId="48" w16cid:durableId="1215967039">
+    <w:abstractNumId w:val="20"/>
+  </w:num>
+  <w:num w:numId="49" w16cid:durableId="1654486129">
+    <w:abstractNumId w:val="25"/>
+  </w:num>
+  <w:num w:numId="50" w16cid:durableId="1161434456">
+    <w:abstractNumId w:val="10"/>
   </w:num>
 </w:numbering>
 </file>
@@ -21871,7 +30406,7 @@
   <w:style w:type="paragraph" w:default="1" w:styleId="Normal">
     <w:name w:val="Normal"/>
     <w:qFormat/>
-    <w:rsid w:val="00A40715"/>
+    <w:rsid w:val="004A6898"/>
   </w:style>
   <w:style w:type="paragraph" w:styleId="Heading1">
     <w:name w:val="heading 1"/>
@@ -22388,6 +30923,58 @@
       <w:spacing w:val="5"/>
     </w:rPr>
   </w:style>
+  <w:style w:type="paragraph" w:styleId="HTMLPreformatted">
+    <w:name w:val="HTML Preformatted"/>
+    <w:basedOn w:val="Normal"/>
+    <w:link w:val="HTMLPreformattedChar"/>
+    <w:uiPriority w:val="99"/>
+    <w:semiHidden/>
+    <w:unhideWhenUsed/>
+    <w:rsid w:val="00E167FF"/>
+    <w:pPr>
+      <w:tabs>
+        <w:tab w:val="left" w:pos="916"/>
+        <w:tab w:val="left" w:pos="1832"/>
+        <w:tab w:val="left" w:pos="2748"/>
+        <w:tab w:val="left" w:pos="3664"/>
+        <w:tab w:val="left" w:pos="4580"/>
+        <w:tab w:val="left" w:pos="5496"/>
+        <w:tab w:val="left" w:pos="6412"/>
+        <w:tab w:val="left" w:pos="7328"/>
+        <w:tab w:val="left" w:pos="8244"/>
+        <w:tab w:val="left" w:pos="9160"/>
+        <w:tab w:val="left" w:pos="10076"/>
+        <w:tab w:val="left" w:pos="10992"/>
+        <w:tab w:val="left" w:pos="11908"/>
+        <w:tab w:val="left" w:pos="12824"/>
+        <w:tab w:val="left" w:pos="13740"/>
+        <w:tab w:val="left" w:pos="14656"/>
+      </w:tabs>
+      <w:spacing w:after="0" w:line="240" w:lineRule="auto"/>
+    </w:pPr>
+    <w:rPr>
+      <w:rFonts w:ascii="Courier New" w:eastAsia="Times New Roman" w:hAnsi="Courier New" w:cs="Courier New"/>
+      <w:kern w:val="0"/>
+      <w:sz w:val="20"/>
+      <w:szCs w:val="20"/>
+      <w14:ligatures w14:val="none"/>
+    </w:rPr>
+  </w:style>
+  <w:style w:type="character" w:customStyle="1" w:styleId="HTMLPreformattedChar">
+    <w:name w:val="HTML Preformatted Char"/>
+    <w:basedOn w:val="DefaultParagraphFont"/>
+    <w:link w:val="HTMLPreformatted"/>
+    <w:uiPriority w:val="99"/>
+    <w:semiHidden/>
+    <w:rsid w:val="00E167FF"/>
+    <w:rPr>
+      <w:rFonts w:ascii="Courier New" w:eastAsia="Times New Roman" w:hAnsi="Courier New" w:cs="Courier New"/>
+      <w:kern w:val="0"/>
+      <w:sz w:val="20"/>
+      <w:szCs w:val="20"/>
+      <w14:ligatures w14:val="none"/>
+    </w:rPr>
+  </w:style>
 </w:styles>
 </file>
 

--- a/Java/SpringBoot_terms.docx
+++ b/Java/SpringBoot_terms.docx
@@ -20665,7 +20665,43 @@
           <w:rFonts w:cstheme="minorHAnsi"/>
           <w:color w:val="000000" w:themeColor="text1"/>
         </w:rPr>
-        <w:t xml:space="preserve"> Add maven dependency spring-security</w:t>
+        <w:t xml:space="preserve"> Add maven dependency </w:t>
+      </w:r>
+      <w:r>
+        <w:rPr>
+          <w:rFonts w:cstheme="minorHAnsi"/>
+          <w:b/>
+          <w:bCs/>
+          <w:color w:val="000000" w:themeColor="text1"/>
+        </w:rPr>
+        <w:t>spring</w:t>
+      </w:r>
+      <w:r>
+        <w:rPr>
+          <w:rFonts w:cstheme="minorHAnsi"/>
+          <w:b/>
+          <w:bCs/>
+          <w:color w:val="000000" w:themeColor="text1"/>
+        </w:rPr>
+        <w:t>-</w:t>
+      </w:r>
+      <w:r>
+        <w:rPr>
+          <w:rFonts w:cstheme="minorHAnsi"/>
+          <w:b/>
+          <w:bCs/>
+          <w:color w:val="000000" w:themeColor="text1"/>
+        </w:rPr>
+        <w:t>boot-starter</w:t>
+      </w:r>
+      <w:r>
+        <w:rPr>
+          <w:rFonts w:cstheme="minorHAnsi"/>
+          <w:b/>
+          <w:bCs/>
+          <w:color w:val="000000" w:themeColor="text1"/>
+        </w:rPr>
+        <w:t>-security</w:t>
       </w:r>
     </w:p>
     <w:p>
@@ -21128,13 +21164,17 @@
         <w:spacing w:after="0" w:line="240" w:lineRule="auto"/>
         <w:rPr>
           <w:rFonts w:cstheme="minorHAnsi"/>
-        </w:rPr>
-      </w:pPr>
-      <w:r>
-        <w:rPr>
-          <w:rFonts w:cstheme="minorHAnsi"/>
-          <w:b/>
-          <w:bCs/>
+          <w:b/>
+          <w:bCs/>
+          <w:color w:val="0070C0"/>
+        </w:rPr>
+      </w:pPr>
+      <w:r>
+        <w:rPr>
+          <w:rFonts w:cstheme="minorHAnsi"/>
+          <w:b/>
+          <w:bCs/>
+          <w:color w:val="0070C0"/>
         </w:rPr>
         <w:t>Security Filter Chain</w:t>
       </w:r>
@@ -21237,6 +21277,12 @@
         </w:rPr>
         <w:t>configure CSRF</w:t>
       </w:r>
+      <w:r>
+        <w:rPr>
+          <w:rFonts w:cstheme="minorHAnsi"/>
+        </w:rPr>
+        <w:t xml:space="preserve"> (and session management)</w:t>
+      </w:r>
     </w:p>
     <w:p>
       <w:pPr>
@@ -21369,6 +21415,12 @@
         </w:rPr>
         <w:t>configure authentication</w:t>
       </w:r>
+      <w:r>
+        <w:rPr>
+          <w:rFonts w:cstheme="minorHAnsi"/>
+        </w:rPr>
+        <w:t xml:space="preserve"> (JWT)</w:t>
+      </w:r>
     </w:p>
     <w:p>
       <w:pPr>
@@ -21497,6 +21549,20 @@
           <w:rFonts w:cstheme="minorHAnsi"/>
         </w:rPr>
       </w:pPr>
+      <w:r>
+        <w:rPr>
+          <w:rFonts w:cstheme="minorHAnsi"/>
+        </w:rPr>
+        <w:t xml:space="preserve">Code </w:t>
+      </w:r>
+      <w:proofErr w:type="gramStart"/>
+      <w:r>
+        <w:rPr>
+          <w:rFonts w:cstheme="minorHAnsi"/>
+        </w:rPr>
+        <w:t>example :</w:t>
+      </w:r>
+      <w:proofErr w:type="gramEnd"/>
     </w:p>
     <w:p>
       <w:pPr>
@@ -21522,36 +21588,1664 @@
         <w:spacing w:after="0" w:line="240" w:lineRule="auto"/>
         <w:rPr>
           <w:rFonts w:cstheme="minorHAnsi"/>
-          <w:b/>
-          <w:bCs/>
-        </w:rPr>
-      </w:pPr>
-      <w:r>
-        <w:rPr>
-          <w:rFonts w:cstheme="minorHAnsi"/>
-          <w:b/>
-          <w:bCs/>
-        </w:rPr>
-        <w:t xml:space="preserve">Security </w:t>
-      </w:r>
+        </w:rPr>
+      </w:pPr>
+    </w:p>
+    <w:p>
+      <w:pPr>
+        <w:pStyle w:val="HTMLPreformatted"/>
+        <w:shd w:val="clear" w:color="auto" w:fill="FFFFFF"/>
+        <w:rPr>
+          <w:rFonts w:ascii="Consolas" w:hAnsi="Consolas"/>
+          <w:color w:val="080808"/>
+          <w:sz w:val="18"/>
+          <w:szCs w:val="18"/>
+        </w:rPr>
+      </w:pPr>
+      <w:r>
+        <w:rPr>
+          <w:rFonts w:ascii="Consolas" w:hAnsi="Consolas"/>
+          <w:color w:val="9E880D"/>
+          <w:sz w:val="18"/>
+          <w:szCs w:val="18"/>
+        </w:rPr>
+        <w:t>@Configuration</w:t>
+      </w:r>
+      <w:r>
+        <w:rPr>
+          <w:rFonts w:ascii="Consolas" w:hAnsi="Consolas"/>
+          <w:color w:val="9E880D"/>
+          <w:sz w:val="18"/>
+          <w:szCs w:val="18"/>
+        </w:rPr>
+        <w:br/>
+        <w:t>@EnableWebSecurity</w:t>
+      </w:r>
+      <w:r>
+        <w:rPr>
+          <w:rFonts w:ascii="Consolas" w:hAnsi="Consolas"/>
+          <w:color w:val="9E880D"/>
+          <w:sz w:val="18"/>
+          <w:szCs w:val="18"/>
+        </w:rPr>
+        <w:br/>
+        <w:t>@RequiredArgsConstructor</w:t>
+      </w:r>
+      <w:r>
+        <w:rPr>
+          <w:rFonts w:ascii="Consolas" w:hAnsi="Consolas"/>
+          <w:color w:val="9E880D"/>
+          <w:sz w:val="18"/>
+          <w:szCs w:val="18"/>
+        </w:rPr>
+        <w:br/>
+      </w:r>
+      <w:r>
+        <w:rPr>
+          <w:rFonts w:ascii="Consolas" w:hAnsi="Consolas"/>
+          <w:color w:val="0033B3"/>
+          <w:sz w:val="18"/>
+          <w:szCs w:val="18"/>
+        </w:rPr>
+        <w:t xml:space="preserve">public class </w:t>
+      </w:r>
+      <w:proofErr w:type="spellStart"/>
+      <w:r>
+        <w:rPr>
+          <w:rFonts w:ascii="Consolas" w:hAnsi="Consolas"/>
+          <w:color w:val="000000"/>
+          <w:sz w:val="18"/>
+          <w:szCs w:val="18"/>
+        </w:rPr>
+        <w:t>SecurityConfig</w:t>
+      </w:r>
+      <w:proofErr w:type="spellEnd"/>
+      <w:r>
+        <w:rPr>
+          <w:rFonts w:ascii="Consolas" w:hAnsi="Consolas"/>
+          <w:color w:val="000000"/>
+          <w:sz w:val="18"/>
+          <w:szCs w:val="18"/>
+        </w:rPr>
+        <w:t xml:space="preserve"> </w:t>
+      </w:r>
+      <w:r>
+        <w:rPr>
+          <w:rFonts w:ascii="Consolas" w:hAnsi="Consolas"/>
+          <w:color w:val="080808"/>
+          <w:sz w:val="18"/>
+          <w:szCs w:val="18"/>
+        </w:rPr>
+        <w:t>{</w:t>
+      </w:r>
+      <w:r>
+        <w:rPr>
+          <w:rFonts w:ascii="Consolas" w:hAnsi="Consolas"/>
+          <w:color w:val="080808"/>
+          <w:sz w:val="18"/>
+          <w:szCs w:val="18"/>
+        </w:rPr>
+        <w:br/>
+      </w:r>
+      <w:r>
+        <w:rPr>
+          <w:rFonts w:ascii="Consolas" w:hAnsi="Consolas"/>
+          <w:color w:val="080808"/>
+          <w:sz w:val="18"/>
+          <w:szCs w:val="18"/>
+        </w:rPr>
+        <w:br/>
+        <w:t xml:space="preserve">    </w:t>
+      </w:r>
+      <w:r>
+        <w:rPr>
+          <w:rFonts w:ascii="Consolas" w:hAnsi="Consolas"/>
+          <w:color w:val="0033B3"/>
+          <w:sz w:val="18"/>
+          <w:szCs w:val="18"/>
+        </w:rPr>
+        <w:t xml:space="preserve">private final </w:t>
+      </w:r>
+      <w:proofErr w:type="spellStart"/>
+      <w:r>
+        <w:rPr>
+          <w:rFonts w:ascii="Consolas" w:hAnsi="Consolas"/>
+          <w:color w:val="080808"/>
+          <w:sz w:val="18"/>
+          <w:szCs w:val="18"/>
+        </w:rPr>
+        <w:t>JwtAuthenticationFilter</w:t>
+      </w:r>
+      <w:proofErr w:type="spellEnd"/>
+      <w:r>
+        <w:rPr>
+          <w:rFonts w:ascii="Consolas" w:hAnsi="Consolas"/>
+          <w:color w:val="080808"/>
+          <w:sz w:val="18"/>
+          <w:szCs w:val="18"/>
+        </w:rPr>
+        <w:t xml:space="preserve"> </w:t>
+      </w:r>
+      <w:proofErr w:type="spellStart"/>
+      <w:r>
+        <w:rPr>
+          <w:rFonts w:ascii="Consolas" w:hAnsi="Consolas"/>
+          <w:color w:val="871094"/>
+          <w:sz w:val="18"/>
+          <w:szCs w:val="18"/>
+        </w:rPr>
+        <w:t>jwtAuthenticationFilter</w:t>
+      </w:r>
+      <w:proofErr w:type="spellEnd"/>
+      <w:r>
+        <w:rPr>
+          <w:rFonts w:ascii="Consolas" w:hAnsi="Consolas"/>
+          <w:color w:val="080808"/>
+          <w:sz w:val="18"/>
+          <w:szCs w:val="18"/>
+        </w:rPr>
+        <w:t>;</w:t>
+      </w:r>
+      <w:r>
+        <w:rPr>
+          <w:rFonts w:ascii="Consolas" w:hAnsi="Consolas"/>
+          <w:color w:val="080808"/>
+          <w:sz w:val="18"/>
+          <w:szCs w:val="18"/>
+        </w:rPr>
+        <w:br/>
+      </w:r>
+      <w:r>
+        <w:rPr>
+          <w:rFonts w:ascii="Consolas" w:hAnsi="Consolas"/>
+          <w:color w:val="080808"/>
+          <w:sz w:val="18"/>
+          <w:szCs w:val="18"/>
+        </w:rPr>
+        <w:br/>
+        <w:t xml:space="preserve">    </w:t>
+      </w:r>
+      <w:r>
+        <w:rPr>
+          <w:rFonts w:ascii="Consolas" w:hAnsi="Consolas"/>
+          <w:color w:val="9E880D"/>
+          <w:sz w:val="18"/>
+          <w:szCs w:val="18"/>
+        </w:rPr>
+        <w:t>@Bean</w:t>
+      </w:r>
+      <w:r>
+        <w:rPr>
+          <w:rFonts w:ascii="Consolas" w:hAnsi="Consolas"/>
+          <w:color w:val="9E880D"/>
+          <w:sz w:val="18"/>
+          <w:szCs w:val="18"/>
+        </w:rPr>
+        <w:br/>
+        <w:t xml:space="preserve">    </w:t>
+      </w:r>
+      <w:r>
+        <w:rPr>
+          <w:rFonts w:ascii="Consolas" w:hAnsi="Consolas"/>
+          <w:color w:val="0033B3"/>
+          <w:sz w:val="18"/>
+          <w:szCs w:val="18"/>
+        </w:rPr>
+        <w:t xml:space="preserve">public </w:t>
+      </w:r>
+      <w:proofErr w:type="spellStart"/>
+      <w:r>
+        <w:rPr>
+          <w:rFonts w:ascii="Consolas" w:hAnsi="Consolas"/>
+          <w:color w:val="000000"/>
+          <w:sz w:val="18"/>
+          <w:szCs w:val="18"/>
+        </w:rPr>
+        <w:t>SecurityFilterChain</w:t>
+      </w:r>
+      <w:proofErr w:type="spellEnd"/>
+      <w:r>
+        <w:rPr>
+          <w:rFonts w:ascii="Consolas" w:hAnsi="Consolas"/>
+          <w:color w:val="000000"/>
+          <w:sz w:val="18"/>
+          <w:szCs w:val="18"/>
+        </w:rPr>
+        <w:t xml:space="preserve"> </w:t>
+      </w:r>
+      <w:proofErr w:type="spellStart"/>
       <w:proofErr w:type="gramStart"/>
       <w:r>
         <w:rPr>
-          <w:rFonts w:cstheme="minorHAnsi"/>
-          <w:b/>
-          <w:bCs/>
-        </w:rPr>
-        <w:t>context</w:t>
-      </w:r>
-      <w:r>
-        <w:rPr>
-          <w:rFonts w:cstheme="minorHAnsi"/>
-          <w:b/>
-          <w:bCs/>
-        </w:rPr>
-        <w:t xml:space="preserve"> :</w:t>
-      </w:r>
+          <w:rFonts w:ascii="Consolas" w:hAnsi="Consolas"/>
+          <w:color w:val="00627A"/>
+          <w:sz w:val="18"/>
+          <w:szCs w:val="18"/>
+        </w:rPr>
+        <w:t>securityFilterChain</w:t>
+      </w:r>
+      <w:proofErr w:type="spellEnd"/>
+      <w:r>
+        <w:rPr>
+          <w:rFonts w:ascii="Consolas" w:hAnsi="Consolas"/>
+          <w:color w:val="080808"/>
+          <w:sz w:val="18"/>
+          <w:szCs w:val="18"/>
+        </w:rPr>
+        <w:t>(</w:t>
+      </w:r>
+      <w:proofErr w:type="spellStart"/>
       <w:proofErr w:type="gramEnd"/>
+      <w:r>
+        <w:rPr>
+          <w:rFonts w:ascii="Consolas" w:hAnsi="Consolas"/>
+          <w:color w:val="000000"/>
+          <w:sz w:val="18"/>
+          <w:szCs w:val="18"/>
+        </w:rPr>
+        <w:t>HttpSecurity</w:t>
+      </w:r>
+      <w:proofErr w:type="spellEnd"/>
+      <w:r>
+        <w:rPr>
+          <w:rFonts w:ascii="Consolas" w:hAnsi="Consolas"/>
+          <w:color w:val="000000"/>
+          <w:sz w:val="18"/>
+          <w:szCs w:val="18"/>
+        </w:rPr>
+        <w:t xml:space="preserve"> http</w:t>
+      </w:r>
+      <w:r>
+        <w:rPr>
+          <w:rFonts w:ascii="Consolas" w:hAnsi="Consolas"/>
+          <w:color w:val="080808"/>
+          <w:sz w:val="18"/>
+          <w:szCs w:val="18"/>
+        </w:rPr>
+        <w:t xml:space="preserve">) </w:t>
+      </w:r>
+      <w:r>
+        <w:rPr>
+          <w:rFonts w:ascii="Consolas" w:hAnsi="Consolas"/>
+          <w:color w:val="0033B3"/>
+          <w:sz w:val="18"/>
+          <w:szCs w:val="18"/>
+        </w:rPr>
+        <w:t xml:space="preserve">throws </w:t>
+      </w:r>
+      <w:r>
+        <w:rPr>
+          <w:rFonts w:ascii="Consolas" w:hAnsi="Consolas"/>
+          <w:color w:val="000000"/>
+          <w:sz w:val="18"/>
+          <w:szCs w:val="18"/>
+        </w:rPr>
+        <w:t xml:space="preserve">Exception </w:t>
+      </w:r>
+      <w:r>
+        <w:rPr>
+          <w:rFonts w:ascii="Consolas" w:hAnsi="Consolas"/>
+          <w:color w:val="080808"/>
+          <w:sz w:val="18"/>
+          <w:szCs w:val="18"/>
+        </w:rPr>
+        <w:t>{</w:t>
+      </w:r>
+      <w:r>
+        <w:rPr>
+          <w:rFonts w:ascii="Consolas" w:hAnsi="Consolas"/>
+          <w:color w:val="080808"/>
+          <w:sz w:val="18"/>
+          <w:szCs w:val="18"/>
+        </w:rPr>
+        <w:br/>
+      </w:r>
+      <w:r>
+        <w:rPr>
+          <w:rFonts w:ascii="Consolas" w:hAnsi="Consolas"/>
+          <w:color w:val="080808"/>
+          <w:sz w:val="18"/>
+          <w:szCs w:val="18"/>
+        </w:rPr>
+        <w:br/>
+        <w:t xml:space="preserve">        </w:t>
+      </w:r>
+      <w:r>
+        <w:rPr>
+          <w:rFonts w:ascii="Consolas" w:hAnsi="Consolas"/>
+          <w:i/>
+          <w:iCs/>
+          <w:color w:val="8C8C8C"/>
+          <w:sz w:val="18"/>
+          <w:szCs w:val="18"/>
+        </w:rPr>
+        <w:t>// 1. Configure CSRF</w:t>
+      </w:r>
+      <w:r>
+        <w:rPr>
+          <w:rFonts w:ascii="Consolas" w:hAnsi="Consolas"/>
+          <w:i/>
+          <w:iCs/>
+          <w:color w:val="8C8C8C"/>
+          <w:sz w:val="18"/>
+          <w:szCs w:val="18"/>
+        </w:rPr>
+        <w:br/>
+        <w:t xml:space="preserve">        </w:t>
+      </w:r>
+      <w:proofErr w:type="spellStart"/>
+      <w:proofErr w:type="gramStart"/>
+      <w:r>
+        <w:rPr>
+          <w:rFonts w:ascii="Consolas" w:hAnsi="Consolas"/>
+          <w:color w:val="000000"/>
+          <w:sz w:val="18"/>
+          <w:szCs w:val="18"/>
+        </w:rPr>
+        <w:t>http</w:t>
+      </w:r>
+      <w:r>
+        <w:rPr>
+          <w:rFonts w:ascii="Consolas" w:hAnsi="Consolas"/>
+          <w:color w:val="080808"/>
+          <w:sz w:val="18"/>
+          <w:szCs w:val="18"/>
+        </w:rPr>
+        <w:t>.csrf</w:t>
+      </w:r>
+      <w:proofErr w:type="spellEnd"/>
+      <w:proofErr w:type="gramEnd"/>
+      <w:r>
+        <w:rPr>
+          <w:rFonts w:ascii="Consolas" w:hAnsi="Consolas"/>
+          <w:color w:val="080808"/>
+          <w:sz w:val="18"/>
+          <w:szCs w:val="18"/>
+        </w:rPr>
+        <w:t>(</w:t>
+      </w:r>
+      <w:proofErr w:type="spellStart"/>
+      <w:proofErr w:type="gramStart"/>
+      <w:r>
+        <w:rPr>
+          <w:rFonts w:ascii="Consolas" w:hAnsi="Consolas"/>
+          <w:color w:val="000000"/>
+          <w:sz w:val="18"/>
+          <w:szCs w:val="18"/>
+        </w:rPr>
+        <w:t>AbstractHttpConfigurer</w:t>
+      </w:r>
+      <w:proofErr w:type="spellEnd"/>
+      <w:r>
+        <w:rPr>
+          <w:rFonts w:ascii="Consolas" w:hAnsi="Consolas"/>
+          <w:color w:val="080808"/>
+          <w:sz w:val="18"/>
+          <w:szCs w:val="18"/>
+        </w:rPr>
+        <w:t>::</w:t>
+      </w:r>
+      <w:proofErr w:type="gramEnd"/>
+      <w:r>
+        <w:rPr>
+          <w:rFonts w:ascii="Consolas" w:hAnsi="Consolas"/>
+          <w:color w:val="080808"/>
+          <w:sz w:val="18"/>
+          <w:szCs w:val="18"/>
+        </w:rPr>
+        <w:t>disable);</w:t>
+      </w:r>
+      <w:r>
+        <w:rPr>
+          <w:rFonts w:ascii="Consolas" w:hAnsi="Consolas"/>
+          <w:color w:val="080808"/>
+          <w:sz w:val="18"/>
+          <w:szCs w:val="18"/>
+        </w:rPr>
+        <w:br/>
+      </w:r>
+      <w:r>
+        <w:rPr>
+          <w:rFonts w:ascii="Consolas" w:hAnsi="Consolas"/>
+          <w:color w:val="080808"/>
+          <w:sz w:val="18"/>
+          <w:szCs w:val="18"/>
+        </w:rPr>
+        <w:br/>
+        <w:t xml:space="preserve">        </w:t>
+      </w:r>
+      <w:r>
+        <w:rPr>
+          <w:rFonts w:ascii="Consolas" w:hAnsi="Consolas"/>
+          <w:i/>
+          <w:iCs/>
+          <w:color w:val="8C8C8C"/>
+          <w:sz w:val="18"/>
+          <w:szCs w:val="18"/>
+        </w:rPr>
+        <w:t>// 2. Configure session management</w:t>
+      </w:r>
+      <w:r>
+        <w:rPr>
+          <w:rFonts w:ascii="Consolas" w:hAnsi="Consolas"/>
+          <w:i/>
+          <w:iCs/>
+          <w:color w:val="8C8C8C"/>
+          <w:sz w:val="18"/>
+          <w:szCs w:val="18"/>
+        </w:rPr>
+        <w:br/>
+        <w:t xml:space="preserve">        </w:t>
+      </w:r>
+      <w:proofErr w:type="spellStart"/>
+      <w:proofErr w:type="gramStart"/>
+      <w:r>
+        <w:rPr>
+          <w:rFonts w:ascii="Consolas" w:hAnsi="Consolas"/>
+          <w:color w:val="000000"/>
+          <w:sz w:val="18"/>
+          <w:szCs w:val="18"/>
+        </w:rPr>
+        <w:t>http</w:t>
+      </w:r>
+      <w:r>
+        <w:rPr>
+          <w:rFonts w:ascii="Consolas" w:hAnsi="Consolas"/>
+          <w:color w:val="080808"/>
+          <w:sz w:val="18"/>
+          <w:szCs w:val="18"/>
+        </w:rPr>
+        <w:t>.sessionManagement</w:t>
+      </w:r>
+      <w:proofErr w:type="spellEnd"/>
+      <w:proofErr w:type="gramEnd"/>
+      <w:r>
+        <w:rPr>
+          <w:rFonts w:ascii="Consolas" w:hAnsi="Consolas"/>
+          <w:color w:val="080808"/>
+          <w:sz w:val="18"/>
+          <w:szCs w:val="18"/>
+        </w:rPr>
+        <w:t>(</w:t>
+      </w:r>
+      <w:r>
+        <w:rPr>
+          <w:rFonts w:ascii="Consolas" w:hAnsi="Consolas"/>
+          <w:color w:val="000000"/>
+          <w:sz w:val="18"/>
+          <w:szCs w:val="18"/>
+        </w:rPr>
+        <w:t xml:space="preserve">session </w:t>
+      </w:r>
+      <w:r>
+        <w:rPr>
+          <w:rFonts w:ascii="Consolas" w:hAnsi="Consolas"/>
+          <w:color w:val="080808"/>
+          <w:sz w:val="18"/>
+          <w:szCs w:val="18"/>
+        </w:rPr>
+        <w:t>-&gt; {</w:t>
+      </w:r>
+      <w:r>
+        <w:rPr>
+          <w:rFonts w:ascii="Consolas" w:hAnsi="Consolas"/>
+          <w:color w:val="080808"/>
+          <w:sz w:val="18"/>
+          <w:szCs w:val="18"/>
+        </w:rPr>
+        <w:br/>
+        <w:t xml:space="preserve">            </w:t>
+      </w:r>
+      <w:proofErr w:type="spellStart"/>
+      <w:proofErr w:type="gramStart"/>
+      <w:r>
+        <w:rPr>
+          <w:rFonts w:ascii="Consolas" w:hAnsi="Consolas"/>
+          <w:color w:val="000000"/>
+          <w:sz w:val="18"/>
+          <w:szCs w:val="18"/>
+        </w:rPr>
+        <w:t>session</w:t>
+      </w:r>
+      <w:r>
+        <w:rPr>
+          <w:rFonts w:ascii="Consolas" w:hAnsi="Consolas"/>
+          <w:color w:val="080808"/>
+          <w:sz w:val="18"/>
+          <w:szCs w:val="18"/>
+        </w:rPr>
+        <w:t>.sessionCreationPolicy</w:t>
+      </w:r>
+      <w:proofErr w:type="spellEnd"/>
+      <w:proofErr w:type="gramEnd"/>
+      <w:r>
+        <w:rPr>
+          <w:rFonts w:ascii="Consolas" w:hAnsi="Consolas"/>
+          <w:color w:val="080808"/>
+          <w:sz w:val="18"/>
+          <w:szCs w:val="18"/>
+        </w:rPr>
+        <w:t>(</w:t>
+      </w:r>
+      <w:proofErr w:type="spellStart"/>
+      <w:r>
+        <w:rPr>
+          <w:rFonts w:ascii="Consolas" w:hAnsi="Consolas"/>
+          <w:color w:val="000000"/>
+          <w:sz w:val="18"/>
+          <w:szCs w:val="18"/>
+        </w:rPr>
+        <w:t>SessionCreationPolicy</w:t>
+      </w:r>
+      <w:r>
+        <w:rPr>
+          <w:rFonts w:ascii="Consolas" w:hAnsi="Consolas"/>
+          <w:color w:val="080808"/>
+          <w:sz w:val="18"/>
+          <w:szCs w:val="18"/>
+        </w:rPr>
+        <w:t>.</w:t>
+      </w:r>
+      <w:r>
+        <w:rPr>
+          <w:rFonts w:ascii="Consolas" w:hAnsi="Consolas"/>
+          <w:i/>
+          <w:iCs/>
+          <w:color w:val="871094"/>
+          <w:sz w:val="18"/>
+          <w:szCs w:val="18"/>
+        </w:rPr>
+        <w:t>STATELESS</w:t>
+      </w:r>
+      <w:proofErr w:type="spellEnd"/>
+      <w:r>
+        <w:rPr>
+          <w:rFonts w:ascii="Consolas" w:hAnsi="Consolas"/>
+          <w:color w:val="080808"/>
+          <w:sz w:val="18"/>
+          <w:szCs w:val="18"/>
+        </w:rPr>
+        <w:t>);</w:t>
+      </w:r>
+      <w:r>
+        <w:rPr>
+          <w:rFonts w:ascii="Consolas" w:hAnsi="Consolas"/>
+          <w:color w:val="080808"/>
+          <w:sz w:val="18"/>
+          <w:szCs w:val="18"/>
+        </w:rPr>
+        <w:br/>
+        <w:t xml:space="preserve">        });</w:t>
+      </w:r>
+      <w:r>
+        <w:rPr>
+          <w:rFonts w:ascii="Consolas" w:hAnsi="Consolas"/>
+          <w:color w:val="080808"/>
+          <w:sz w:val="18"/>
+          <w:szCs w:val="18"/>
+        </w:rPr>
+        <w:br/>
+      </w:r>
+      <w:r>
+        <w:rPr>
+          <w:rFonts w:ascii="Consolas" w:hAnsi="Consolas"/>
+          <w:color w:val="080808"/>
+          <w:sz w:val="18"/>
+          <w:szCs w:val="18"/>
+        </w:rPr>
+        <w:br/>
+        <w:t xml:space="preserve">        </w:t>
+      </w:r>
+      <w:r>
+        <w:rPr>
+          <w:rFonts w:ascii="Consolas" w:hAnsi="Consolas"/>
+          <w:i/>
+          <w:iCs/>
+          <w:color w:val="8C8C8C"/>
+          <w:sz w:val="18"/>
+          <w:szCs w:val="18"/>
+        </w:rPr>
+        <w:t>// 3. Configure authorization rules</w:t>
+      </w:r>
+      <w:r>
+        <w:rPr>
+          <w:rFonts w:ascii="Consolas" w:hAnsi="Consolas"/>
+          <w:i/>
+          <w:iCs/>
+          <w:color w:val="8C8C8C"/>
+          <w:sz w:val="18"/>
+          <w:szCs w:val="18"/>
+        </w:rPr>
+        <w:br/>
+        <w:t xml:space="preserve">        </w:t>
+      </w:r>
+      <w:proofErr w:type="spellStart"/>
+      <w:r>
+        <w:rPr>
+          <w:rFonts w:ascii="Consolas" w:hAnsi="Consolas"/>
+          <w:color w:val="000000"/>
+          <w:sz w:val="18"/>
+          <w:szCs w:val="18"/>
+        </w:rPr>
+        <w:t>http</w:t>
+      </w:r>
+      <w:r>
+        <w:rPr>
+          <w:rFonts w:ascii="Consolas" w:hAnsi="Consolas"/>
+          <w:color w:val="080808"/>
+          <w:sz w:val="18"/>
+          <w:szCs w:val="18"/>
+        </w:rPr>
+        <w:t>.authorizeHttpRequests</w:t>
+      </w:r>
+      <w:proofErr w:type="spellEnd"/>
+      <w:r>
+        <w:rPr>
+          <w:rFonts w:ascii="Consolas" w:hAnsi="Consolas"/>
+          <w:color w:val="080808"/>
+          <w:sz w:val="18"/>
+          <w:szCs w:val="18"/>
+        </w:rPr>
+        <w:t>(</w:t>
+      </w:r>
+      <w:r>
+        <w:rPr>
+          <w:rFonts w:ascii="Consolas" w:hAnsi="Consolas"/>
+          <w:color w:val="000000"/>
+          <w:sz w:val="18"/>
+          <w:szCs w:val="18"/>
+        </w:rPr>
+        <w:t xml:space="preserve">auth </w:t>
+      </w:r>
+      <w:r>
+        <w:rPr>
+          <w:rFonts w:ascii="Consolas" w:hAnsi="Consolas"/>
+          <w:color w:val="080808"/>
+          <w:sz w:val="18"/>
+          <w:szCs w:val="18"/>
+        </w:rPr>
+        <w:t>-&gt; {</w:t>
+      </w:r>
+      <w:r>
+        <w:rPr>
+          <w:rFonts w:ascii="Consolas" w:hAnsi="Consolas"/>
+          <w:color w:val="080808"/>
+          <w:sz w:val="18"/>
+          <w:szCs w:val="18"/>
+        </w:rPr>
+        <w:br/>
+      </w:r>
+      <w:r>
+        <w:rPr>
+          <w:rFonts w:ascii="Consolas" w:hAnsi="Consolas"/>
+          <w:color w:val="080808"/>
+          <w:sz w:val="18"/>
+          <w:szCs w:val="18"/>
+        </w:rPr>
+        <w:br/>
+        <w:t xml:space="preserve">            </w:t>
+      </w:r>
+      <w:proofErr w:type="spellStart"/>
+      <w:r>
+        <w:rPr>
+          <w:rFonts w:ascii="Consolas" w:hAnsi="Consolas"/>
+          <w:color w:val="000000"/>
+          <w:sz w:val="18"/>
+          <w:szCs w:val="18"/>
+        </w:rPr>
+        <w:t>auth</w:t>
+      </w:r>
+      <w:r>
+        <w:rPr>
+          <w:rFonts w:ascii="Consolas" w:hAnsi="Consolas"/>
+          <w:color w:val="080808"/>
+          <w:sz w:val="18"/>
+          <w:szCs w:val="18"/>
+        </w:rPr>
+        <w:t>.requestMatchers</w:t>
+      </w:r>
+      <w:proofErr w:type="spellEnd"/>
+      <w:r>
+        <w:rPr>
+          <w:rFonts w:ascii="Consolas" w:hAnsi="Consolas"/>
+          <w:color w:val="080808"/>
+          <w:sz w:val="18"/>
+          <w:szCs w:val="18"/>
+        </w:rPr>
+        <w:t>(</w:t>
+      </w:r>
+      <w:r>
+        <w:rPr>
+          <w:rFonts w:ascii="Consolas" w:hAnsi="Consolas"/>
+          <w:color w:val="080808"/>
+          <w:sz w:val="18"/>
+          <w:szCs w:val="18"/>
+        </w:rPr>
+        <w:br/>
+        <w:t xml:space="preserve">                    </w:t>
+      </w:r>
+      <w:r>
+        <w:rPr>
+          <w:rFonts w:ascii="Consolas" w:hAnsi="Consolas"/>
+          <w:color w:val="067D17"/>
+          <w:sz w:val="18"/>
+          <w:szCs w:val="18"/>
+        </w:rPr>
+        <w:t>"/</w:t>
+      </w:r>
+      <w:proofErr w:type="spellStart"/>
+      <w:r>
+        <w:rPr>
+          <w:rFonts w:ascii="Consolas" w:hAnsi="Consolas"/>
+          <w:color w:val="067D17"/>
+          <w:sz w:val="18"/>
+          <w:szCs w:val="18"/>
+        </w:rPr>
+        <w:t>api</w:t>
+      </w:r>
+      <w:proofErr w:type="spellEnd"/>
+      <w:r>
+        <w:rPr>
+          <w:rFonts w:ascii="Consolas" w:hAnsi="Consolas"/>
+          <w:color w:val="067D17"/>
+          <w:sz w:val="18"/>
+          <w:szCs w:val="18"/>
+        </w:rPr>
+        <w:t>/v1/auth/login"</w:t>
+      </w:r>
+      <w:r>
+        <w:rPr>
+          <w:rFonts w:ascii="Consolas" w:hAnsi="Consolas"/>
+          <w:color w:val="080808"/>
+          <w:sz w:val="18"/>
+          <w:szCs w:val="18"/>
+        </w:rPr>
+        <w:t>,</w:t>
+      </w:r>
+      <w:r>
+        <w:rPr>
+          <w:rFonts w:ascii="Consolas" w:hAnsi="Consolas"/>
+          <w:color w:val="080808"/>
+          <w:sz w:val="18"/>
+          <w:szCs w:val="18"/>
+        </w:rPr>
+        <w:br/>
+        <w:t xml:space="preserve">                    </w:t>
+      </w:r>
+      <w:r>
+        <w:rPr>
+          <w:rFonts w:ascii="Consolas" w:hAnsi="Consolas"/>
+          <w:color w:val="067D17"/>
+          <w:sz w:val="18"/>
+          <w:szCs w:val="18"/>
+        </w:rPr>
+        <w:t>"/</w:t>
+      </w:r>
+      <w:proofErr w:type="spellStart"/>
+      <w:r>
+        <w:rPr>
+          <w:rFonts w:ascii="Consolas" w:hAnsi="Consolas"/>
+          <w:color w:val="067D17"/>
+          <w:sz w:val="18"/>
+          <w:szCs w:val="18"/>
+        </w:rPr>
+        <w:t>api</w:t>
+      </w:r>
+      <w:proofErr w:type="spellEnd"/>
+      <w:r>
+        <w:rPr>
+          <w:rFonts w:ascii="Consolas" w:hAnsi="Consolas"/>
+          <w:color w:val="067D17"/>
+          <w:sz w:val="18"/>
+          <w:szCs w:val="18"/>
+        </w:rPr>
+        <w:t>/v1/auth/register"</w:t>
+      </w:r>
+      <w:r>
+        <w:rPr>
+          <w:rFonts w:ascii="Consolas" w:hAnsi="Consolas"/>
+          <w:color w:val="067D17"/>
+          <w:sz w:val="18"/>
+          <w:szCs w:val="18"/>
+        </w:rPr>
+        <w:br/>
+        <w:t xml:space="preserve">            </w:t>
+      </w:r>
+      <w:r>
+        <w:rPr>
+          <w:rFonts w:ascii="Consolas" w:hAnsi="Consolas"/>
+          <w:color w:val="080808"/>
+          <w:sz w:val="18"/>
+          <w:szCs w:val="18"/>
+        </w:rPr>
+        <w:t>).</w:t>
+      </w:r>
+      <w:proofErr w:type="spellStart"/>
+      <w:r>
+        <w:rPr>
+          <w:rFonts w:ascii="Consolas" w:hAnsi="Consolas"/>
+          <w:color w:val="080808"/>
+          <w:sz w:val="18"/>
+          <w:szCs w:val="18"/>
+        </w:rPr>
+        <w:t>permitAll</w:t>
+      </w:r>
+      <w:proofErr w:type="spellEnd"/>
+      <w:r>
+        <w:rPr>
+          <w:rFonts w:ascii="Consolas" w:hAnsi="Consolas"/>
+          <w:color w:val="080808"/>
+          <w:sz w:val="18"/>
+          <w:szCs w:val="18"/>
+        </w:rPr>
+        <w:t>();</w:t>
+      </w:r>
+      <w:r>
+        <w:rPr>
+          <w:rFonts w:ascii="Consolas" w:hAnsi="Consolas"/>
+          <w:color w:val="080808"/>
+          <w:sz w:val="18"/>
+          <w:szCs w:val="18"/>
+        </w:rPr>
+        <w:br/>
+      </w:r>
+      <w:r>
+        <w:rPr>
+          <w:rFonts w:ascii="Consolas" w:hAnsi="Consolas"/>
+          <w:color w:val="080808"/>
+          <w:sz w:val="18"/>
+          <w:szCs w:val="18"/>
+        </w:rPr>
+        <w:br/>
+        <w:t xml:space="preserve">            </w:t>
+      </w:r>
+      <w:proofErr w:type="spellStart"/>
+      <w:r>
+        <w:rPr>
+          <w:rFonts w:ascii="Consolas" w:hAnsi="Consolas"/>
+          <w:color w:val="000000"/>
+          <w:sz w:val="18"/>
+          <w:szCs w:val="18"/>
+        </w:rPr>
+        <w:t>auth</w:t>
+      </w:r>
+      <w:r>
+        <w:rPr>
+          <w:rFonts w:ascii="Consolas" w:hAnsi="Consolas"/>
+          <w:color w:val="080808"/>
+          <w:sz w:val="18"/>
+          <w:szCs w:val="18"/>
+        </w:rPr>
+        <w:t>.requestMatchers</w:t>
+      </w:r>
+      <w:proofErr w:type="spellEnd"/>
+      <w:r>
+        <w:rPr>
+          <w:rFonts w:ascii="Consolas" w:hAnsi="Consolas"/>
+          <w:color w:val="080808"/>
+          <w:sz w:val="18"/>
+          <w:szCs w:val="18"/>
+        </w:rPr>
+        <w:t>(</w:t>
+      </w:r>
+      <w:r>
+        <w:rPr>
+          <w:rFonts w:ascii="Consolas" w:hAnsi="Consolas"/>
+          <w:color w:val="080808"/>
+          <w:sz w:val="18"/>
+          <w:szCs w:val="18"/>
+        </w:rPr>
+        <w:br/>
+        <w:t xml:space="preserve">                    </w:t>
+      </w:r>
+      <w:proofErr w:type="spellStart"/>
+      <w:r>
+        <w:rPr>
+          <w:rFonts w:ascii="Consolas" w:hAnsi="Consolas"/>
+          <w:color w:val="000000"/>
+          <w:sz w:val="18"/>
+          <w:szCs w:val="18"/>
+        </w:rPr>
+        <w:t>HttpMethod</w:t>
+      </w:r>
+      <w:r>
+        <w:rPr>
+          <w:rFonts w:ascii="Consolas" w:hAnsi="Consolas"/>
+          <w:color w:val="080808"/>
+          <w:sz w:val="18"/>
+          <w:szCs w:val="18"/>
+        </w:rPr>
+        <w:t>.</w:t>
+      </w:r>
+      <w:r>
+        <w:rPr>
+          <w:rFonts w:ascii="Consolas" w:hAnsi="Consolas"/>
+          <w:i/>
+          <w:iCs/>
+          <w:color w:val="871094"/>
+          <w:sz w:val="18"/>
+          <w:szCs w:val="18"/>
+        </w:rPr>
+        <w:t>GET</w:t>
+      </w:r>
+      <w:proofErr w:type="spellEnd"/>
+      <w:r>
+        <w:rPr>
+          <w:rFonts w:ascii="Consolas" w:hAnsi="Consolas"/>
+          <w:color w:val="080808"/>
+          <w:sz w:val="18"/>
+          <w:szCs w:val="18"/>
+        </w:rPr>
+        <w:t>,</w:t>
+      </w:r>
+      <w:r>
+        <w:rPr>
+          <w:rFonts w:ascii="Consolas" w:hAnsi="Consolas"/>
+          <w:color w:val="080808"/>
+          <w:sz w:val="18"/>
+          <w:szCs w:val="18"/>
+        </w:rPr>
+        <w:br/>
+        <w:t xml:space="preserve">                    </w:t>
+      </w:r>
+      <w:r>
+        <w:rPr>
+          <w:rFonts w:ascii="Consolas" w:hAnsi="Consolas"/>
+          <w:color w:val="067D17"/>
+          <w:sz w:val="18"/>
+          <w:szCs w:val="18"/>
+        </w:rPr>
+        <w:t>"/</w:t>
+      </w:r>
+      <w:proofErr w:type="spellStart"/>
+      <w:r>
+        <w:rPr>
+          <w:rFonts w:ascii="Consolas" w:hAnsi="Consolas"/>
+          <w:color w:val="067D17"/>
+          <w:sz w:val="18"/>
+          <w:szCs w:val="18"/>
+        </w:rPr>
+        <w:t>api</w:t>
+      </w:r>
+      <w:proofErr w:type="spellEnd"/>
+      <w:r>
+        <w:rPr>
+          <w:rFonts w:ascii="Consolas" w:hAnsi="Consolas"/>
+          <w:color w:val="067D17"/>
+          <w:sz w:val="18"/>
+          <w:szCs w:val="18"/>
+        </w:rPr>
+        <w:t>/v1/products/**"</w:t>
+      </w:r>
+      <w:r>
+        <w:rPr>
+          <w:rFonts w:ascii="Consolas" w:hAnsi="Consolas"/>
+          <w:color w:val="067D17"/>
+          <w:sz w:val="18"/>
+          <w:szCs w:val="18"/>
+        </w:rPr>
+        <w:br/>
+        <w:t xml:space="preserve">            </w:t>
+      </w:r>
+      <w:r>
+        <w:rPr>
+          <w:rFonts w:ascii="Consolas" w:hAnsi="Consolas"/>
+          <w:color w:val="080808"/>
+          <w:sz w:val="18"/>
+          <w:szCs w:val="18"/>
+        </w:rPr>
+        <w:t>).</w:t>
+      </w:r>
+      <w:proofErr w:type="spellStart"/>
+      <w:r>
+        <w:rPr>
+          <w:rFonts w:ascii="Consolas" w:hAnsi="Consolas"/>
+          <w:color w:val="080808"/>
+          <w:sz w:val="18"/>
+          <w:szCs w:val="18"/>
+        </w:rPr>
+        <w:t>permitAll</w:t>
+      </w:r>
+      <w:proofErr w:type="spellEnd"/>
+      <w:r>
+        <w:rPr>
+          <w:rFonts w:ascii="Consolas" w:hAnsi="Consolas"/>
+          <w:color w:val="080808"/>
+          <w:sz w:val="18"/>
+          <w:szCs w:val="18"/>
+        </w:rPr>
+        <w:t>();</w:t>
+      </w:r>
+      <w:r>
+        <w:rPr>
+          <w:rFonts w:ascii="Consolas" w:hAnsi="Consolas"/>
+          <w:color w:val="080808"/>
+          <w:sz w:val="18"/>
+          <w:szCs w:val="18"/>
+        </w:rPr>
+        <w:br/>
+      </w:r>
+      <w:r>
+        <w:rPr>
+          <w:rFonts w:ascii="Consolas" w:hAnsi="Consolas"/>
+          <w:color w:val="080808"/>
+          <w:sz w:val="18"/>
+          <w:szCs w:val="18"/>
+        </w:rPr>
+        <w:br/>
+        <w:t xml:space="preserve">            </w:t>
+      </w:r>
+      <w:proofErr w:type="spellStart"/>
+      <w:r>
+        <w:rPr>
+          <w:rFonts w:ascii="Consolas" w:hAnsi="Consolas"/>
+          <w:color w:val="000000"/>
+          <w:sz w:val="18"/>
+          <w:szCs w:val="18"/>
+        </w:rPr>
+        <w:t>auth</w:t>
+      </w:r>
+      <w:r>
+        <w:rPr>
+          <w:rFonts w:ascii="Consolas" w:hAnsi="Consolas"/>
+          <w:color w:val="080808"/>
+          <w:sz w:val="18"/>
+          <w:szCs w:val="18"/>
+        </w:rPr>
+        <w:t>.requestMatchers</w:t>
+      </w:r>
+      <w:proofErr w:type="spellEnd"/>
+      <w:r>
+        <w:rPr>
+          <w:rFonts w:ascii="Consolas" w:hAnsi="Consolas"/>
+          <w:color w:val="080808"/>
+          <w:sz w:val="18"/>
+          <w:szCs w:val="18"/>
+        </w:rPr>
+        <w:t>(</w:t>
+      </w:r>
+      <w:r>
+        <w:rPr>
+          <w:rFonts w:ascii="Consolas" w:hAnsi="Consolas"/>
+          <w:color w:val="080808"/>
+          <w:sz w:val="18"/>
+          <w:szCs w:val="18"/>
+        </w:rPr>
+        <w:br/>
+        <w:t xml:space="preserve">                    </w:t>
+      </w:r>
+      <w:r>
+        <w:rPr>
+          <w:rFonts w:ascii="Consolas" w:hAnsi="Consolas"/>
+          <w:color w:val="067D17"/>
+          <w:sz w:val="18"/>
+          <w:szCs w:val="18"/>
+        </w:rPr>
+        <w:t>"/</w:t>
+      </w:r>
+      <w:proofErr w:type="spellStart"/>
+      <w:r>
+        <w:rPr>
+          <w:rFonts w:ascii="Consolas" w:hAnsi="Consolas"/>
+          <w:color w:val="067D17"/>
+          <w:sz w:val="18"/>
+          <w:szCs w:val="18"/>
+        </w:rPr>
+        <w:t>api</w:t>
+      </w:r>
+      <w:proofErr w:type="spellEnd"/>
+      <w:r>
+        <w:rPr>
+          <w:rFonts w:ascii="Consolas" w:hAnsi="Consolas"/>
+          <w:color w:val="067D17"/>
+          <w:sz w:val="18"/>
+          <w:szCs w:val="18"/>
+        </w:rPr>
+        <w:t>/v1/admin/**"</w:t>
+      </w:r>
+      <w:r>
+        <w:rPr>
+          <w:rFonts w:ascii="Consolas" w:hAnsi="Consolas"/>
+          <w:color w:val="067D17"/>
+          <w:sz w:val="18"/>
+          <w:szCs w:val="18"/>
+        </w:rPr>
+        <w:br/>
+        <w:t xml:space="preserve">            </w:t>
+      </w:r>
+      <w:r>
+        <w:rPr>
+          <w:rFonts w:ascii="Consolas" w:hAnsi="Consolas"/>
+          <w:color w:val="080808"/>
+          <w:sz w:val="18"/>
+          <w:szCs w:val="18"/>
+        </w:rPr>
+        <w:t>).</w:t>
+      </w:r>
+      <w:proofErr w:type="spellStart"/>
+      <w:r>
+        <w:rPr>
+          <w:rFonts w:ascii="Consolas" w:hAnsi="Consolas"/>
+          <w:color w:val="080808"/>
+          <w:sz w:val="18"/>
+          <w:szCs w:val="18"/>
+        </w:rPr>
+        <w:t>hasRole</w:t>
+      </w:r>
+      <w:proofErr w:type="spellEnd"/>
+      <w:r>
+        <w:rPr>
+          <w:rFonts w:ascii="Consolas" w:hAnsi="Consolas"/>
+          <w:color w:val="080808"/>
+          <w:sz w:val="18"/>
+          <w:szCs w:val="18"/>
+        </w:rPr>
+        <w:t>(</w:t>
+      </w:r>
+      <w:r>
+        <w:rPr>
+          <w:rFonts w:ascii="Consolas" w:hAnsi="Consolas"/>
+          <w:color w:val="067D17"/>
+          <w:sz w:val="18"/>
+          <w:szCs w:val="18"/>
+        </w:rPr>
+        <w:t>"ADMIN"</w:t>
+      </w:r>
+      <w:r>
+        <w:rPr>
+          <w:rFonts w:ascii="Consolas" w:hAnsi="Consolas"/>
+          <w:color w:val="080808"/>
+          <w:sz w:val="18"/>
+          <w:szCs w:val="18"/>
+        </w:rPr>
+        <w:t>);</w:t>
+      </w:r>
+      <w:r>
+        <w:rPr>
+          <w:rFonts w:ascii="Consolas" w:hAnsi="Consolas"/>
+          <w:color w:val="080808"/>
+          <w:sz w:val="18"/>
+          <w:szCs w:val="18"/>
+        </w:rPr>
+        <w:br/>
+      </w:r>
+      <w:r>
+        <w:rPr>
+          <w:rFonts w:ascii="Consolas" w:hAnsi="Consolas"/>
+          <w:color w:val="080808"/>
+          <w:sz w:val="18"/>
+          <w:szCs w:val="18"/>
+        </w:rPr>
+        <w:br/>
+        <w:t xml:space="preserve">            </w:t>
+      </w:r>
+      <w:proofErr w:type="spellStart"/>
+      <w:r>
+        <w:rPr>
+          <w:rFonts w:ascii="Consolas" w:hAnsi="Consolas"/>
+          <w:color w:val="000000"/>
+          <w:sz w:val="18"/>
+          <w:szCs w:val="18"/>
+        </w:rPr>
+        <w:t>auth</w:t>
+      </w:r>
+      <w:r>
+        <w:rPr>
+          <w:rFonts w:ascii="Consolas" w:hAnsi="Consolas"/>
+          <w:color w:val="080808"/>
+          <w:sz w:val="18"/>
+          <w:szCs w:val="18"/>
+        </w:rPr>
+        <w:t>.requestMatchers</w:t>
+      </w:r>
+      <w:proofErr w:type="spellEnd"/>
+      <w:r>
+        <w:rPr>
+          <w:rFonts w:ascii="Consolas" w:hAnsi="Consolas"/>
+          <w:color w:val="080808"/>
+          <w:sz w:val="18"/>
+          <w:szCs w:val="18"/>
+        </w:rPr>
+        <w:t>(</w:t>
+      </w:r>
+      <w:r>
+        <w:rPr>
+          <w:rFonts w:ascii="Consolas" w:hAnsi="Consolas"/>
+          <w:color w:val="080808"/>
+          <w:sz w:val="18"/>
+          <w:szCs w:val="18"/>
+        </w:rPr>
+        <w:br/>
+        <w:t xml:space="preserve">                    </w:t>
+      </w:r>
+      <w:r>
+        <w:rPr>
+          <w:rFonts w:ascii="Consolas" w:hAnsi="Consolas"/>
+          <w:color w:val="067D17"/>
+          <w:sz w:val="18"/>
+          <w:szCs w:val="18"/>
+        </w:rPr>
+        <w:t>"/</w:t>
+      </w:r>
+      <w:proofErr w:type="spellStart"/>
+      <w:r>
+        <w:rPr>
+          <w:rFonts w:ascii="Consolas" w:hAnsi="Consolas"/>
+          <w:color w:val="067D17"/>
+          <w:sz w:val="18"/>
+          <w:szCs w:val="18"/>
+        </w:rPr>
+        <w:t>api</w:t>
+      </w:r>
+      <w:proofErr w:type="spellEnd"/>
+      <w:r>
+        <w:rPr>
+          <w:rFonts w:ascii="Consolas" w:hAnsi="Consolas"/>
+          <w:color w:val="067D17"/>
+          <w:sz w:val="18"/>
+          <w:szCs w:val="18"/>
+        </w:rPr>
+        <w:t>/v1/users/**"</w:t>
+      </w:r>
+      <w:r>
+        <w:rPr>
+          <w:rFonts w:ascii="Consolas" w:hAnsi="Consolas"/>
+          <w:color w:val="067D17"/>
+          <w:sz w:val="18"/>
+          <w:szCs w:val="18"/>
+        </w:rPr>
+        <w:br/>
+        <w:t xml:space="preserve">            </w:t>
+      </w:r>
+      <w:r>
+        <w:rPr>
+          <w:rFonts w:ascii="Consolas" w:hAnsi="Consolas"/>
+          <w:color w:val="080808"/>
+          <w:sz w:val="18"/>
+          <w:szCs w:val="18"/>
+        </w:rPr>
+        <w:t>).</w:t>
+      </w:r>
+      <w:proofErr w:type="spellStart"/>
+      <w:r>
+        <w:rPr>
+          <w:rFonts w:ascii="Consolas" w:hAnsi="Consolas"/>
+          <w:color w:val="080808"/>
+          <w:sz w:val="18"/>
+          <w:szCs w:val="18"/>
+        </w:rPr>
+        <w:t>hasAnyRole</w:t>
+      </w:r>
+      <w:proofErr w:type="spellEnd"/>
+      <w:r>
+        <w:rPr>
+          <w:rFonts w:ascii="Consolas" w:hAnsi="Consolas"/>
+          <w:color w:val="080808"/>
+          <w:sz w:val="18"/>
+          <w:szCs w:val="18"/>
+        </w:rPr>
+        <w:t>(</w:t>
+      </w:r>
+      <w:r>
+        <w:rPr>
+          <w:rFonts w:ascii="Consolas" w:hAnsi="Consolas"/>
+          <w:color w:val="067D17"/>
+          <w:sz w:val="18"/>
+          <w:szCs w:val="18"/>
+        </w:rPr>
+        <w:t>"USER"</w:t>
+      </w:r>
+      <w:r>
+        <w:rPr>
+          <w:rFonts w:ascii="Consolas" w:hAnsi="Consolas"/>
+          <w:color w:val="080808"/>
+          <w:sz w:val="18"/>
+          <w:szCs w:val="18"/>
+        </w:rPr>
+        <w:t xml:space="preserve">, </w:t>
+      </w:r>
+      <w:r>
+        <w:rPr>
+          <w:rFonts w:ascii="Consolas" w:hAnsi="Consolas"/>
+          <w:color w:val="067D17"/>
+          <w:sz w:val="18"/>
+          <w:szCs w:val="18"/>
+        </w:rPr>
+        <w:t>"ADMIN"</w:t>
+      </w:r>
+      <w:r>
+        <w:rPr>
+          <w:rFonts w:ascii="Consolas" w:hAnsi="Consolas"/>
+          <w:color w:val="080808"/>
+          <w:sz w:val="18"/>
+          <w:szCs w:val="18"/>
+        </w:rPr>
+        <w:t>);</w:t>
+      </w:r>
+      <w:r>
+        <w:rPr>
+          <w:rFonts w:ascii="Consolas" w:hAnsi="Consolas"/>
+          <w:color w:val="080808"/>
+          <w:sz w:val="18"/>
+          <w:szCs w:val="18"/>
+        </w:rPr>
+        <w:br/>
+      </w:r>
+      <w:r>
+        <w:rPr>
+          <w:rFonts w:ascii="Consolas" w:hAnsi="Consolas"/>
+          <w:color w:val="080808"/>
+          <w:sz w:val="18"/>
+          <w:szCs w:val="18"/>
+        </w:rPr>
+        <w:br/>
+        <w:t xml:space="preserve">            </w:t>
+      </w:r>
+      <w:proofErr w:type="spellStart"/>
+      <w:r>
+        <w:rPr>
+          <w:rFonts w:ascii="Consolas" w:hAnsi="Consolas"/>
+          <w:color w:val="000000"/>
+          <w:sz w:val="18"/>
+          <w:szCs w:val="18"/>
+        </w:rPr>
+        <w:t>auth</w:t>
+      </w:r>
+      <w:r>
+        <w:rPr>
+          <w:rFonts w:ascii="Consolas" w:hAnsi="Consolas"/>
+          <w:color w:val="080808"/>
+          <w:sz w:val="18"/>
+          <w:szCs w:val="18"/>
+        </w:rPr>
+        <w:t>.anyRequest</w:t>
+      </w:r>
+      <w:proofErr w:type="spellEnd"/>
+      <w:r>
+        <w:rPr>
+          <w:rFonts w:ascii="Consolas" w:hAnsi="Consolas"/>
+          <w:color w:val="080808"/>
+          <w:sz w:val="18"/>
+          <w:szCs w:val="18"/>
+        </w:rPr>
+        <w:t>().authenticated();</w:t>
+      </w:r>
+      <w:r>
+        <w:rPr>
+          <w:rFonts w:ascii="Consolas" w:hAnsi="Consolas"/>
+          <w:color w:val="080808"/>
+          <w:sz w:val="18"/>
+          <w:szCs w:val="18"/>
+        </w:rPr>
+        <w:br/>
+        <w:t xml:space="preserve">        });</w:t>
+      </w:r>
+      <w:r>
+        <w:rPr>
+          <w:rFonts w:ascii="Consolas" w:hAnsi="Consolas"/>
+          <w:color w:val="080808"/>
+          <w:sz w:val="18"/>
+          <w:szCs w:val="18"/>
+        </w:rPr>
+        <w:br/>
+      </w:r>
+      <w:r>
+        <w:rPr>
+          <w:rFonts w:ascii="Consolas" w:hAnsi="Consolas"/>
+          <w:color w:val="080808"/>
+          <w:sz w:val="18"/>
+          <w:szCs w:val="18"/>
+        </w:rPr>
+        <w:br/>
+        <w:t xml:space="preserve">        </w:t>
+      </w:r>
+      <w:r>
+        <w:rPr>
+          <w:rFonts w:ascii="Consolas" w:hAnsi="Consolas"/>
+          <w:i/>
+          <w:iCs/>
+          <w:color w:val="8C8C8C"/>
+          <w:sz w:val="18"/>
+          <w:szCs w:val="18"/>
+        </w:rPr>
+        <w:t>// 4. Add our JWT filter</w:t>
+      </w:r>
+      <w:r>
+        <w:rPr>
+          <w:rFonts w:ascii="Consolas" w:hAnsi="Consolas"/>
+          <w:i/>
+          <w:iCs/>
+          <w:color w:val="8C8C8C"/>
+          <w:sz w:val="18"/>
+          <w:szCs w:val="18"/>
+        </w:rPr>
+        <w:br/>
+        <w:t xml:space="preserve">        </w:t>
+      </w:r>
+      <w:proofErr w:type="spellStart"/>
+      <w:proofErr w:type="gramStart"/>
+      <w:r>
+        <w:rPr>
+          <w:rFonts w:ascii="Consolas" w:hAnsi="Consolas"/>
+          <w:color w:val="000000"/>
+          <w:sz w:val="18"/>
+          <w:szCs w:val="18"/>
+        </w:rPr>
+        <w:t>http</w:t>
+      </w:r>
+      <w:r>
+        <w:rPr>
+          <w:rFonts w:ascii="Consolas" w:hAnsi="Consolas"/>
+          <w:color w:val="080808"/>
+          <w:sz w:val="18"/>
+          <w:szCs w:val="18"/>
+        </w:rPr>
+        <w:t>.addFilterBefore</w:t>
+      </w:r>
+      <w:proofErr w:type="spellEnd"/>
+      <w:r>
+        <w:rPr>
+          <w:rFonts w:ascii="Consolas" w:hAnsi="Consolas"/>
+          <w:color w:val="080808"/>
+          <w:sz w:val="18"/>
+          <w:szCs w:val="18"/>
+        </w:rPr>
+        <w:t>(</w:t>
+      </w:r>
+      <w:r>
+        <w:rPr>
+          <w:rFonts w:ascii="Consolas" w:hAnsi="Consolas"/>
+          <w:color w:val="080808"/>
+          <w:sz w:val="18"/>
+          <w:szCs w:val="18"/>
+        </w:rPr>
+        <w:t xml:space="preserve"> </w:t>
+      </w:r>
+      <w:proofErr w:type="spellStart"/>
+      <w:r>
+        <w:rPr>
+          <w:rFonts w:ascii="Consolas" w:hAnsi="Consolas"/>
+          <w:color w:val="871094"/>
+          <w:sz w:val="18"/>
+          <w:szCs w:val="18"/>
+        </w:rPr>
+        <w:t>jwtAuthenticationFilter</w:t>
+      </w:r>
+      <w:proofErr w:type="spellEnd"/>
+      <w:proofErr w:type="gramEnd"/>
+      <w:r>
+        <w:rPr>
+          <w:rFonts w:ascii="Consolas" w:hAnsi="Consolas"/>
+          <w:color w:val="080808"/>
+          <w:sz w:val="18"/>
+          <w:szCs w:val="18"/>
+        </w:rPr>
+        <w:t>,</w:t>
+      </w:r>
+      <w:r>
+        <w:rPr>
+          <w:rFonts w:ascii="Consolas" w:hAnsi="Consolas"/>
+          <w:color w:val="080808"/>
+          <w:sz w:val="18"/>
+          <w:szCs w:val="18"/>
+        </w:rPr>
+        <w:t xml:space="preserve"> </w:t>
+      </w:r>
+      <w:proofErr w:type="spellStart"/>
+      <w:r>
+        <w:rPr>
+          <w:rFonts w:ascii="Consolas" w:hAnsi="Consolas"/>
+          <w:color w:val="080808"/>
+          <w:sz w:val="18"/>
+          <w:szCs w:val="18"/>
+        </w:rPr>
+        <w:t>UsernamePasswordAuthenticationFilter.</w:t>
+      </w:r>
+      <w:r>
+        <w:rPr>
+          <w:rFonts w:ascii="Consolas" w:hAnsi="Consolas"/>
+          <w:color w:val="0033B3"/>
+          <w:sz w:val="18"/>
+          <w:szCs w:val="18"/>
+        </w:rPr>
+        <w:t>class</w:t>
+      </w:r>
+      <w:proofErr w:type="spellEnd"/>
+      <w:r>
+        <w:rPr>
+          <w:rFonts w:ascii="Consolas" w:hAnsi="Consolas"/>
+          <w:color w:val="080808"/>
+          <w:sz w:val="18"/>
+          <w:szCs w:val="18"/>
+        </w:rPr>
+        <w:t>);</w:t>
+      </w:r>
+      <w:r>
+        <w:rPr>
+          <w:rFonts w:ascii="Consolas" w:hAnsi="Consolas"/>
+          <w:color w:val="080808"/>
+          <w:sz w:val="18"/>
+          <w:szCs w:val="18"/>
+        </w:rPr>
+        <w:br/>
+      </w:r>
+      <w:r>
+        <w:rPr>
+          <w:rFonts w:ascii="Consolas" w:hAnsi="Consolas"/>
+          <w:color w:val="080808"/>
+          <w:sz w:val="18"/>
+          <w:szCs w:val="18"/>
+        </w:rPr>
+        <w:br/>
+        <w:t xml:space="preserve">        </w:t>
+      </w:r>
+      <w:r>
+        <w:rPr>
+          <w:rFonts w:ascii="Consolas" w:hAnsi="Consolas"/>
+          <w:i/>
+          <w:iCs/>
+          <w:color w:val="8C8C8C"/>
+          <w:sz w:val="18"/>
+          <w:szCs w:val="18"/>
+        </w:rPr>
+        <w:t xml:space="preserve">// 5. Build the final </w:t>
+      </w:r>
+      <w:proofErr w:type="spellStart"/>
+      <w:r>
+        <w:rPr>
+          <w:rFonts w:ascii="Consolas" w:hAnsi="Consolas"/>
+          <w:i/>
+          <w:iCs/>
+          <w:color w:val="8C8C8C"/>
+          <w:sz w:val="18"/>
+          <w:szCs w:val="18"/>
+        </w:rPr>
+        <w:t>SecurityFilterChain</w:t>
+      </w:r>
+      <w:proofErr w:type="spellEnd"/>
+      <w:r>
+        <w:rPr>
+          <w:rFonts w:ascii="Consolas" w:hAnsi="Consolas"/>
+          <w:i/>
+          <w:iCs/>
+          <w:color w:val="8C8C8C"/>
+          <w:sz w:val="18"/>
+          <w:szCs w:val="18"/>
+        </w:rPr>
+        <w:br/>
+        <w:t xml:space="preserve">        </w:t>
+      </w:r>
+      <w:r>
+        <w:rPr>
+          <w:rFonts w:ascii="Consolas" w:hAnsi="Consolas"/>
+          <w:color w:val="0033B3"/>
+          <w:sz w:val="18"/>
+          <w:szCs w:val="18"/>
+        </w:rPr>
+        <w:t xml:space="preserve">return </w:t>
+      </w:r>
+      <w:proofErr w:type="spellStart"/>
+      <w:proofErr w:type="gramStart"/>
+      <w:r>
+        <w:rPr>
+          <w:rFonts w:ascii="Consolas" w:hAnsi="Consolas"/>
+          <w:color w:val="000000"/>
+          <w:sz w:val="18"/>
+          <w:szCs w:val="18"/>
+        </w:rPr>
+        <w:t>http</w:t>
+      </w:r>
+      <w:r>
+        <w:rPr>
+          <w:rFonts w:ascii="Consolas" w:hAnsi="Consolas"/>
+          <w:color w:val="080808"/>
+          <w:sz w:val="18"/>
+          <w:szCs w:val="18"/>
+        </w:rPr>
+        <w:t>.build</w:t>
+      </w:r>
+      <w:proofErr w:type="spellEnd"/>
+      <w:proofErr w:type="gramEnd"/>
+      <w:r>
+        <w:rPr>
+          <w:rFonts w:ascii="Consolas" w:hAnsi="Consolas"/>
+          <w:color w:val="080808"/>
+          <w:sz w:val="18"/>
+          <w:szCs w:val="18"/>
+        </w:rPr>
+        <w:t>();</w:t>
+      </w:r>
+      <w:r>
+        <w:rPr>
+          <w:rFonts w:ascii="Consolas" w:hAnsi="Consolas"/>
+          <w:color w:val="080808"/>
+          <w:sz w:val="18"/>
+          <w:szCs w:val="18"/>
+        </w:rPr>
+        <w:br/>
+        <w:t xml:space="preserve">  </w:t>
+      </w:r>
+      <w:proofErr w:type="gramStart"/>
+      <w:r>
+        <w:rPr>
+          <w:rFonts w:ascii="Consolas" w:hAnsi="Consolas"/>
+          <w:color w:val="080808"/>
+          <w:sz w:val="18"/>
+          <w:szCs w:val="18"/>
+        </w:rPr>
+        <w:t xml:space="preserve">  }</w:t>
+      </w:r>
+      <w:proofErr w:type="gramEnd"/>
+      <w:r>
+        <w:rPr>
+          <w:rFonts w:ascii="Consolas" w:hAnsi="Consolas"/>
+          <w:color w:val="080808"/>
+          <w:sz w:val="18"/>
+          <w:szCs w:val="18"/>
+        </w:rPr>
+        <w:br/>
+        <w:t>}</w:t>
+      </w:r>
     </w:p>
     <w:p>
       <w:pPr>
@@ -21579,28 +23273,6 @@
           <w:rFonts w:cstheme="minorHAnsi"/>
         </w:rPr>
       </w:pPr>
-      <w:r>
-        <w:rPr>
-          <w:rFonts w:cstheme="minorHAnsi"/>
-          <w:b/>
-          <w:bCs/>
-        </w:rPr>
-        <w:t xml:space="preserve"> </w:t>
-      </w:r>
-      <w:proofErr w:type="spellStart"/>
-      <w:r>
-        <w:rPr>
-          <w:rFonts w:cstheme="minorHAnsi"/>
-        </w:rPr>
-        <w:t>SecurityContext</w:t>
-      </w:r>
-      <w:proofErr w:type="spellEnd"/>
-      <w:r>
-        <w:rPr>
-          <w:rFonts w:cstheme="minorHAnsi"/>
-        </w:rPr>
-        <w:t xml:space="preserve"> is where Spring Security stores the currently authenticated user.</w:t>
-      </w:r>
     </w:p>
     <w:p>
       <w:pPr>
@@ -21626,10 +23298,66 @@
         <w:spacing w:after="0" w:line="240" w:lineRule="auto"/>
         <w:rPr>
           <w:rFonts w:cstheme="minorHAnsi"/>
-          <w:b/>
-          <w:bCs/>
-        </w:rPr>
-      </w:pPr>
+        </w:rPr>
+      </w:pPr>
+      <w:proofErr w:type="spellStart"/>
+      <w:proofErr w:type="gramStart"/>
+      <w:r>
+        <w:rPr>
+          <w:rFonts w:cstheme="minorHAnsi"/>
+        </w:rPr>
+        <w:t>http.csrf</w:t>
+      </w:r>
+      <w:proofErr w:type="spellEnd"/>
+      <w:proofErr w:type="gramEnd"/>
+      <w:r>
+        <w:rPr>
+          <w:rFonts w:cstheme="minorHAnsi"/>
+        </w:rPr>
+        <w:t>(</w:t>
+      </w:r>
+      <w:proofErr w:type="spellStart"/>
+      <w:r>
+        <w:rPr>
+          <w:rFonts w:cstheme="minorHAnsi"/>
+        </w:rPr>
+        <w:t>csrf</w:t>
+      </w:r>
+      <w:proofErr w:type="spellEnd"/>
+      <w:r>
+        <w:rPr>
+          <w:rFonts w:cstheme="minorHAnsi"/>
+        </w:rPr>
+        <w:t xml:space="preserve"> -&gt; </w:t>
+      </w:r>
+      <w:proofErr w:type="spellStart"/>
+      <w:proofErr w:type="gramStart"/>
+      <w:r>
+        <w:rPr>
+          <w:rFonts w:cstheme="minorHAnsi"/>
+        </w:rPr>
+        <w:t>csrf.disable</w:t>
+      </w:r>
+      <w:proofErr w:type="spellEnd"/>
+      <w:proofErr w:type="gramEnd"/>
+      <w:r>
+        <w:rPr>
+          <w:rFonts w:cstheme="minorHAnsi"/>
+        </w:rPr>
+        <w:t>());</w:t>
+      </w:r>
+      <w:r>
+        <w:rPr>
+          <w:rFonts w:cstheme="minorHAnsi"/>
+        </w:rPr>
+        <w:t xml:space="preserve"> // </w:t>
+      </w:r>
+      <w:r>
+        <w:rPr>
+          <w:rFonts w:cstheme="minorHAnsi"/>
+        </w:rPr>
+        <w:t>This is because the JWT in the Authorization header isn't automatically attached by the browser to requests from another website.</w:t>
+      </w:r>
     </w:p>
     <w:p>
       <w:pPr>
@@ -21661,7 +23389,8 @@
         <w:rPr>
           <w:rFonts w:cstheme="minorHAnsi"/>
         </w:rPr>
-        <w:t>Who is the current user for this request?</w:t>
+        <w:lastRenderedPageBreak/>
+        <w:t>CSRF stands for Cross-Site Request Forgery. It is an attack where a malicious website tricks an already authenticated user's browser into sending an unwanted request to our application.</w:t>
       </w:r>
     </w:p>
     <w:p>
@@ -21690,48 +23419,11 @@
           <w:rFonts w:cstheme="minorHAnsi"/>
         </w:rPr>
       </w:pPr>
-      <w:proofErr w:type="spellStart"/>
-      <w:r>
-        <w:rPr>
-          <w:rFonts w:cstheme="minorHAnsi"/>
-          <w:color w:val="ED7D31" w:themeColor="accent2"/>
-        </w:rPr>
-        <w:t>SecurityContextHolder</w:t>
-      </w:r>
-      <w:r>
-        <w:rPr>
-          <w:rFonts w:cstheme="minorHAnsi"/>
-        </w:rPr>
-        <w:t>.getContext</w:t>
-      </w:r>
-      <w:proofErr w:type="spellEnd"/>
-      <w:r>
-        <w:rPr>
-          <w:rFonts w:cstheme="minorHAnsi"/>
-        </w:rPr>
-        <w:t>(</w:t>
-      </w:r>
-      <w:proofErr w:type="gramStart"/>
-      <w:r>
-        <w:rPr>
-          <w:rFonts w:cstheme="minorHAnsi"/>
-        </w:rPr>
-        <w:t>).</w:t>
-      </w:r>
-      <w:proofErr w:type="spellStart"/>
-      <w:r>
-        <w:rPr>
-          <w:rFonts w:cstheme="minorHAnsi"/>
-        </w:rPr>
-        <w:t>getAuthentication</w:t>
-      </w:r>
-      <w:proofErr w:type="spellEnd"/>
-      <w:proofErr w:type="gramEnd"/>
-      <w:r>
-        <w:rPr>
-          <w:rFonts w:cstheme="minorHAnsi"/>
-        </w:rPr>
-        <w:t>()</w:t>
+      <w:r>
+        <w:rPr>
+          <w:rFonts w:cstheme="minorHAnsi"/>
+        </w:rPr>
+        <w:t>We enable CSRF protection when authentication relies on credentials that the browser automatically sends, such as session cookies.</w:t>
       </w:r>
     </w:p>
     <w:p>
@@ -21760,6 +23452,12 @@
           <w:rFonts w:cstheme="minorHAnsi"/>
         </w:rPr>
       </w:pPr>
+      <w:r>
+        <w:rPr>
+          <w:rFonts w:cstheme="minorHAnsi"/>
+        </w:rPr>
+        <w:t>For a stateless REST API where the client explicitly sends a JWT in the Authorization: Bearer header, CSRF protection is generally not required, so we can disable it.</w:t>
+      </w:r>
     </w:p>
     <w:p>
       <w:pPr>
@@ -21787,48 +23485,6 @@
           <w:rFonts w:cstheme="minorHAnsi"/>
         </w:rPr>
       </w:pPr>
-      <w:r>
-        <w:rPr>
-          <w:rFonts w:cstheme="minorHAnsi"/>
-        </w:rPr>
-        <w:t xml:space="preserve">After successful login, </w:t>
-      </w:r>
-      <w:proofErr w:type="gramStart"/>
-      <w:r>
-        <w:rPr>
-          <w:rFonts w:cstheme="minorHAnsi"/>
-        </w:rPr>
-        <w:t>Spring</w:t>
-      </w:r>
-      <w:proofErr w:type="gramEnd"/>
-      <w:r>
-        <w:rPr>
-          <w:rFonts w:cstheme="minorHAnsi"/>
-        </w:rPr>
-        <w:t xml:space="preserve"> stores the user inside Spring </w:t>
-      </w:r>
-      <w:r>
-        <w:rPr>
-          <w:rFonts w:cstheme="minorHAnsi"/>
-          <w:b/>
-          <w:bCs/>
-        </w:rPr>
-        <w:t>security context</w:t>
-      </w:r>
-      <w:r>
-        <w:rPr>
-          <w:rFonts w:cstheme="minorHAnsi"/>
-          <w:b/>
-          <w:bCs/>
-        </w:rPr>
-        <w:t xml:space="preserve">, </w:t>
-      </w:r>
-      <w:r>
-        <w:rPr>
-          <w:rFonts w:cstheme="minorHAnsi"/>
-        </w:rPr>
-        <w:t>now every filter or controller can access it from here.</w:t>
-      </w:r>
     </w:p>
     <w:p>
       <w:pPr>
@@ -21880,21 +23536,9 @@
         </w:tabs>
         <w:spacing w:after="0" w:line="240" w:lineRule="auto"/>
         <w:rPr>
-          <w:rFonts w:ascii="Consolas" w:hAnsi="Consolas" w:cstheme="minorHAnsi"/>
-          <w:sz w:val="18"/>
-          <w:szCs w:val="18"/>
-        </w:rPr>
-      </w:pPr>
-      <w:proofErr w:type="spellStart"/>
-      <w:r>
-        <w:rPr>
-          <w:rFonts w:ascii="Consolas" w:hAnsi="Consolas" w:cstheme="minorHAnsi"/>
-          <w:sz w:val="18"/>
-          <w:szCs w:val="18"/>
-        </w:rPr>
-        <w:t>SecurityConfig</w:t>
-      </w:r>
-      <w:proofErr w:type="spellEnd"/>
+          <w:rFonts w:cstheme="minorHAnsi"/>
+        </w:rPr>
+      </w:pPr>
     </w:p>
     <w:p>
       <w:pPr>
@@ -21919,19 +23563,37 @@
         </w:tabs>
         <w:spacing w:after="0" w:line="240" w:lineRule="auto"/>
         <w:rPr>
-          <w:rFonts w:ascii="Consolas" w:hAnsi="Consolas" w:cstheme="minorHAnsi"/>
-          <w:sz w:val="18"/>
-          <w:szCs w:val="18"/>
-        </w:rPr>
-      </w:pPr>
-      <w:r>
-        <w:rPr>
-          <w:rFonts w:ascii="Consolas" w:hAnsi="Consolas" w:cstheme="minorHAnsi"/>
-          <w:sz w:val="18"/>
-          <w:szCs w:val="18"/>
-        </w:rPr>
-        <w:t xml:space="preserve">     │</w:t>
-      </w:r>
+          <w:rFonts w:cstheme="minorHAnsi"/>
+          <w:b/>
+          <w:bCs/>
+        </w:rPr>
+      </w:pPr>
+      <w:r>
+        <w:rPr>
+          <w:rFonts w:cstheme="minorHAnsi"/>
+          <w:b/>
+          <w:bCs/>
+        </w:rPr>
+        <w:t xml:space="preserve">Security </w:t>
+      </w:r>
+      <w:proofErr w:type="gramStart"/>
+      <w:r>
+        <w:rPr>
+          <w:rFonts w:cstheme="minorHAnsi"/>
+          <w:b/>
+          <w:bCs/>
+        </w:rPr>
+        <w:t>context</w:t>
+      </w:r>
+      <w:r>
+        <w:rPr>
+          <w:rFonts w:cstheme="minorHAnsi"/>
+          <w:b/>
+          <w:bCs/>
+        </w:rPr>
+        <w:t xml:space="preserve"> :</w:t>
+      </w:r>
+      <w:proofErr w:type="gramEnd"/>
     </w:p>
     <w:p>
       <w:pPr>
@@ -21956,42 +23618,30 @@
         </w:tabs>
         <w:spacing w:after="0" w:line="240" w:lineRule="auto"/>
         <w:rPr>
-          <w:rFonts w:ascii="Consolas" w:hAnsi="Consolas" w:cstheme="minorHAnsi"/>
-          <w:sz w:val="18"/>
-          <w:szCs w:val="18"/>
-        </w:rPr>
-      </w:pPr>
-      <w:r>
-        <w:rPr>
-          <w:rFonts w:ascii="Consolas" w:hAnsi="Consolas" w:cstheme="minorHAnsi"/>
-          <w:sz w:val="18"/>
-          <w:szCs w:val="18"/>
-        </w:rPr>
-        <w:t xml:space="preserve">     </w:t>
-      </w:r>
-      <w:r>
-        <w:rPr>
-          <w:rFonts w:ascii="Consolas" w:eastAsia="MS Gothic" w:hAnsi="Consolas" w:cs="MS Gothic"/>
-          <w:sz w:val="18"/>
-          <w:szCs w:val="18"/>
-        </w:rPr>
-        <w:t>├</w:t>
-      </w:r>
-      <w:r>
-        <w:rPr>
-          <w:rFonts w:ascii="Consolas" w:hAnsi="Consolas" w:cs="Calibri"/>
-          <w:sz w:val="18"/>
-          <w:szCs w:val="18"/>
-        </w:rPr>
-        <w:t>──</w:t>
-      </w:r>
-      <w:r>
-        <w:rPr>
-          <w:rFonts w:ascii="Consolas" w:hAnsi="Consolas" w:cstheme="minorHAnsi"/>
-          <w:sz w:val="18"/>
-          <w:szCs w:val="18"/>
-        </w:rPr>
-        <w:t xml:space="preserve"> Authentication</w:t>
+          <w:rFonts w:cstheme="minorHAnsi"/>
+        </w:rPr>
+      </w:pPr>
+      <w:r>
+        <w:rPr>
+          <w:rFonts w:cstheme="minorHAnsi"/>
+          <w:b/>
+          <w:bCs/>
+        </w:rPr>
+        <w:t xml:space="preserve"> </w:t>
+      </w:r>
+      <w:proofErr w:type="spellStart"/>
+      <w:r>
+        <w:rPr>
+          <w:rFonts w:cstheme="minorHAnsi"/>
+        </w:rPr>
+        <w:t>SecurityContext</w:t>
+      </w:r>
+      <w:proofErr w:type="spellEnd"/>
+      <w:r>
+        <w:rPr>
+          <w:rFonts w:cstheme="minorHAnsi"/>
+        </w:rPr>
+        <w:t xml:space="preserve"> is where Spring Security stores the currently authenticated user.</w:t>
       </w:r>
     </w:p>
     <w:p>
@@ -22017,53 +23667,11 @@
         </w:tabs>
         <w:spacing w:after="0" w:line="240" w:lineRule="auto"/>
         <w:rPr>
-          <w:rFonts w:ascii="Consolas" w:hAnsi="Consolas" w:cstheme="minorHAnsi"/>
-          <w:sz w:val="18"/>
-          <w:szCs w:val="18"/>
-        </w:rPr>
-      </w:pPr>
-      <w:r>
-        <w:rPr>
-          <w:rFonts w:ascii="Consolas" w:hAnsi="Consolas" w:cstheme="minorHAnsi"/>
-          <w:sz w:val="18"/>
-          <w:szCs w:val="18"/>
-        </w:rPr>
-        <w:t xml:space="preserve">     │      </w:t>
-      </w:r>
-      <w:r>
-        <w:rPr>
-          <w:rFonts w:ascii="Consolas" w:eastAsia="MS Gothic" w:hAnsi="Consolas" w:cs="MS Gothic"/>
-          <w:sz w:val="18"/>
-          <w:szCs w:val="18"/>
-        </w:rPr>
-        <w:t>├</w:t>
-      </w:r>
-      <w:r>
-        <w:rPr>
-          <w:rFonts w:ascii="Consolas" w:hAnsi="Consolas" w:cs="Calibri"/>
-          <w:sz w:val="18"/>
-          <w:szCs w:val="18"/>
-        </w:rPr>
-        <w:t>──</w:t>
-      </w:r>
-      <w:r>
-        <w:rPr>
-          <w:rFonts w:ascii="Consolas" w:hAnsi="Consolas" w:cstheme="minorHAnsi"/>
-          <w:sz w:val="18"/>
-          <w:szCs w:val="18"/>
-        </w:rPr>
-        <w:t xml:space="preserve"> </w:t>
-      </w:r>
-      <w:proofErr w:type="spellStart"/>
-      <w:r>
-        <w:rPr>
-          <w:rFonts w:ascii="Consolas" w:hAnsi="Consolas" w:cstheme="minorHAnsi"/>
-          <w:sz w:val="18"/>
-          <w:szCs w:val="18"/>
-        </w:rPr>
-        <w:t>AuthenticationManager</w:t>
-      </w:r>
-      <w:proofErr w:type="spellEnd"/>
+          <w:rFonts w:cstheme="minorHAnsi"/>
+          <w:b/>
+          <w:bCs/>
+        </w:rPr>
+      </w:pPr>
     </w:p>
     <w:p>
       <w:pPr>
@@ -22088,53 +23696,15 @@
         </w:tabs>
         <w:spacing w:after="0" w:line="240" w:lineRule="auto"/>
         <w:rPr>
-          <w:rFonts w:ascii="Consolas" w:hAnsi="Consolas" w:cstheme="minorHAnsi"/>
-          <w:sz w:val="18"/>
-          <w:szCs w:val="18"/>
-        </w:rPr>
-      </w:pPr>
-      <w:r>
-        <w:rPr>
-          <w:rFonts w:ascii="Consolas" w:hAnsi="Consolas" w:cstheme="minorHAnsi"/>
-          <w:sz w:val="18"/>
-          <w:szCs w:val="18"/>
-        </w:rPr>
-        <w:t xml:space="preserve">     │      </w:t>
-      </w:r>
-      <w:r>
-        <w:rPr>
-          <w:rFonts w:ascii="Consolas" w:eastAsia="MS Gothic" w:hAnsi="Consolas" w:cs="MS Gothic"/>
-          <w:sz w:val="18"/>
-          <w:szCs w:val="18"/>
-        </w:rPr>
-        <w:t>├</w:t>
-      </w:r>
-      <w:r>
-        <w:rPr>
-          <w:rFonts w:ascii="Consolas" w:hAnsi="Consolas" w:cs="Calibri"/>
-          <w:sz w:val="18"/>
-          <w:szCs w:val="18"/>
-        </w:rPr>
-        <w:t>──</w:t>
-      </w:r>
-      <w:r>
-        <w:rPr>
-          <w:rFonts w:ascii="Consolas" w:hAnsi="Consolas" w:cstheme="minorHAnsi"/>
-          <w:sz w:val="18"/>
-          <w:szCs w:val="18"/>
-        </w:rPr>
-        <w:t xml:space="preserve"> </w:t>
-      </w:r>
-      <w:proofErr w:type="spellStart"/>
-      <w:r>
-        <w:rPr>
-          <w:rFonts w:ascii="Consolas" w:hAnsi="Consolas" w:cstheme="minorHAnsi"/>
-          <w:sz w:val="18"/>
-          <w:szCs w:val="18"/>
-        </w:rPr>
-        <w:t>UserDetailsService</w:t>
-      </w:r>
-      <w:proofErr w:type="spellEnd"/>
+          <w:rFonts w:cstheme="minorHAnsi"/>
+        </w:rPr>
+      </w:pPr>
+      <w:r>
+        <w:rPr>
+          <w:rFonts w:cstheme="minorHAnsi"/>
+        </w:rPr>
+        <w:t>Who is the current user for this request?</w:t>
+      </w:r>
     </w:p>
     <w:p>
       <w:pPr>
@@ -22159,29 +23729,52 @@
         </w:tabs>
         <w:spacing w:after="0" w:line="240" w:lineRule="auto"/>
         <w:rPr>
-          <w:rFonts w:ascii="Consolas" w:hAnsi="Consolas" w:cstheme="minorHAnsi"/>
-          <w:sz w:val="18"/>
-          <w:szCs w:val="18"/>
-        </w:rPr>
-      </w:pPr>
-      <w:r>
-        <w:rPr>
-          <w:rFonts w:ascii="Consolas" w:hAnsi="Consolas" w:cstheme="minorHAnsi"/>
-          <w:sz w:val="18"/>
-          <w:szCs w:val="18"/>
-        </w:rPr>
-        <w:t xml:space="preserve">     │      └── </w:t>
-      </w:r>
-      <w:proofErr w:type="spellStart"/>
-      <w:r>
-        <w:rPr>
-          <w:rFonts w:ascii="Consolas" w:hAnsi="Consolas" w:cstheme="minorHAnsi"/>
-          <w:sz w:val="18"/>
-          <w:szCs w:val="18"/>
-        </w:rPr>
-        <w:t>PasswordEncoder</w:t>
-      </w:r>
-      <w:proofErr w:type="spellEnd"/>
+          <w:rFonts w:cstheme="minorHAnsi"/>
+        </w:rPr>
+      </w:pPr>
+      <w:proofErr w:type="spellStart"/>
+      <w:r>
+        <w:rPr>
+          <w:rFonts w:cstheme="minorHAnsi"/>
+          <w:color w:val="ED7D31" w:themeColor="accent2"/>
+        </w:rPr>
+        <w:t>SecurityContextHolder</w:t>
+      </w:r>
+      <w:r>
+        <w:rPr>
+          <w:rFonts w:cstheme="minorHAnsi"/>
+        </w:rPr>
+        <w:t>.getContext</w:t>
+      </w:r>
+      <w:proofErr w:type="spellEnd"/>
+      <w:r>
+        <w:rPr>
+          <w:rFonts w:cstheme="minorHAnsi"/>
+        </w:rPr>
+        <w:t>(</w:t>
+      </w:r>
+      <w:proofErr w:type="gramStart"/>
+      <w:r>
+        <w:rPr>
+          <w:rFonts w:cstheme="minorHAnsi"/>
+        </w:rPr>
+        <w:t>).</w:t>
+      </w:r>
+      <w:proofErr w:type="spellStart"/>
+      <w:r>
+        <w:rPr>
+          <w:rFonts w:cstheme="minorHAnsi"/>
+        </w:rPr>
+        <w:t>getAuthentication</w:t>
+      </w:r>
+      <w:proofErr w:type="spellEnd"/>
+      <w:proofErr w:type="gramEnd"/>
+      <w:r>
+        <w:rPr>
+          <w:rFonts w:cstheme="minorHAnsi"/>
+        </w:rPr>
+        <w:t>()</w:t>
+      </w:r>
     </w:p>
     <w:p>
       <w:pPr>
@@ -22206,19 +23799,9 @@
         </w:tabs>
         <w:spacing w:after="0" w:line="240" w:lineRule="auto"/>
         <w:rPr>
-          <w:rFonts w:ascii="Consolas" w:hAnsi="Consolas" w:cstheme="minorHAnsi"/>
-          <w:sz w:val="18"/>
-          <w:szCs w:val="18"/>
-        </w:rPr>
-      </w:pPr>
-      <w:r>
-        <w:rPr>
-          <w:rFonts w:ascii="Consolas" w:hAnsi="Consolas" w:cstheme="minorHAnsi"/>
-          <w:sz w:val="18"/>
-          <w:szCs w:val="18"/>
-        </w:rPr>
-        <w:t xml:space="preserve">     │</w:t>
-      </w:r>
+          <w:rFonts w:cstheme="minorHAnsi"/>
+        </w:rPr>
+      </w:pPr>
     </w:p>
     <w:p>
       <w:pPr>
@@ -22243,42 +23826,50 @@
         </w:tabs>
         <w:spacing w:after="0" w:line="240" w:lineRule="auto"/>
         <w:rPr>
-          <w:rFonts w:ascii="Consolas" w:hAnsi="Consolas" w:cstheme="minorHAnsi"/>
-          <w:sz w:val="18"/>
-          <w:szCs w:val="18"/>
-        </w:rPr>
-      </w:pPr>
-      <w:r>
-        <w:rPr>
-          <w:rFonts w:ascii="Consolas" w:hAnsi="Consolas" w:cstheme="minorHAnsi"/>
-          <w:sz w:val="18"/>
-          <w:szCs w:val="18"/>
-        </w:rPr>
-        <w:t xml:space="preserve">     </w:t>
-      </w:r>
-      <w:r>
-        <w:rPr>
-          <w:rFonts w:ascii="Consolas" w:eastAsia="MS Gothic" w:hAnsi="Consolas" w:cs="MS Gothic"/>
-          <w:sz w:val="18"/>
-          <w:szCs w:val="18"/>
-        </w:rPr>
-        <w:t>├</w:t>
-      </w:r>
-      <w:r>
-        <w:rPr>
-          <w:rFonts w:ascii="Consolas" w:hAnsi="Consolas" w:cs="Calibri"/>
-          <w:sz w:val="18"/>
-          <w:szCs w:val="18"/>
-        </w:rPr>
-        <w:t>──</w:t>
-      </w:r>
-      <w:r>
-        <w:rPr>
-          <w:rFonts w:ascii="Consolas" w:hAnsi="Consolas" w:cstheme="minorHAnsi"/>
-          <w:sz w:val="18"/>
-          <w:szCs w:val="18"/>
-        </w:rPr>
-        <w:t xml:space="preserve"> JWT</w:t>
+          <w:rFonts w:cstheme="minorHAnsi"/>
+        </w:rPr>
+      </w:pPr>
+      <w:r>
+        <w:rPr>
+          <w:rFonts w:cstheme="minorHAnsi"/>
+        </w:rPr>
+        <w:t xml:space="preserve">After successful login, </w:t>
+      </w:r>
+      <w:proofErr w:type="gramStart"/>
+      <w:r>
+        <w:rPr>
+          <w:rFonts w:cstheme="minorHAnsi"/>
+        </w:rPr>
+        <w:t>Spring</w:t>
+      </w:r>
+      <w:proofErr w:type="gramEnd"/>
+      <w:r>
+        <w:rPr>
+          <w:rFonts w:cstheme="minorHAnsi"/>
+        </w:rPr>
+        <w:t xml:space="preserve"> stores the user inside Spring </w:t>
+      </w:r>
+      <w:r>
+        <w:rPr>
+          <w:rFonts w:cstheme="minorHAnsi"/>
+          <w:b/>
+          <w:bCs/>
+        </w:rPr>
+        <w:t>security context</w:t>
+      </w:r>
+      <w:r>
+        <w:rPr>
+          <w:rFonts w:cstheme="minorHAnsi"/>
+          <w:b/>
+          <w:bCs/>
+        </w:rPr>
+        <w:t xml:space="preserve">, </w:t>
+      </w:r>
+      <w:r>
+        <w:rPr>
+          <w:rFonts w:cstheme="minorHAnsi"/>
+        </w:rPr>
+        <w:t>now every filter or controller can access it from here.</w:t>
       </w:r>
     </w:p>
     <w:p>
@@ -22304,53 +23895,9 @@
         </w:tabs>
         <w:spacing w:after="0" w:line="240" w:lineRule="auto"/>
         <w:rPr>
-          <w:rFonts w:ascii="Consolas" w:hAnsi="Consolas" w:cstheme="minorHAnsi"/>
-          <w:sz w:val="18"/>
-          <w:szCs w:val="18"/>
-        </w:rPr>
-      </w:pPr>
-      <w:r>
-        <w:rPr>
-          <w:rFonts w:ascii="Consolas" w:hAnsi="Consolas" w:cstheme="minorHAnsi"/>
-          <w:sz w:val="18"/>
-          <w:szCs w:val="18"/>
-        </w:rPr>
-        <w:t xml:space="preserve">     │      </w:t>
-      </w:r>
-      <w:r>
-        <w:rPr>
-          <w:rFonts w:ascii="Consolas" w:eastAsia="MS Gothic" w:hAnsi="Consolas" w:cs="MS Gothic"/>
-          <w:sz w:val="18"/>
-          <w:szCs w:val="18"/>
-        </w:rPr>
-        <w:t>├</w:t>
-      </w:r>
-      <w:r>
-        <w:rPr>
-          <w:rFonts w:ascii="Consolas" w:hAnsi="Consolas" w:cs="Calibri"/>
-          <w:sz w:val="18"/>
-          <w:szCs w:val="18"/>
-        </w:rPr>
-        <w:t>──</w:t>
-      </w:r>
-      <w:r>
-        <w:rPr>
-          <w:rFonts w:ascii="Consolas" w:hAnsi="Consolas" w:cstheme="minorHAnsi"/>
-          <w:sz w:val="18"/>
-          <w:szCs w:val="18"/>
-        </w:rPr>
-        <w:t xml:space="preserve"> </w:t>
-      </w:r>
-      <w:proofErr w:type="spellStart"/>
-      <w:r>
-        <w:rPr>
-          <w:rFonts w:ascii="Consolas" w:hAnsi="Consolas" w:cstheme="minorHAnsi"/>
-          <w:sz w:val="18"/>
-          <w:szCs w:val="18"/>
-        </w:rPr>
-        <w:t>JwtService</w:t>
-      </w:r>
-      <w:proofErr w:type="spellEnd"/>
+          <w:rFonts w:cstheme="minorHAnsi"/>
+        </w:rPr>
+      </w:pPr>
     </w:p>
     <w:p>
       <w:pPr>
@@ -22386,18 +23933,8 @@
           <w:sz w:val="18"/>
           <w:szCs w:val="18"/>
         </w:rPr>
-        <w:t xml:space="preserve">     │      └── </w:t>
-      </w:r>
-      <w:proofErr w:type="spellStart"/>
-      <w:r>
-        <w:rPr>
-          <w:rFonts w:ascii="Consolas" w:hAnsi="Consolas" w:cstheme="minorHAnsi"/>
-          <w:sz w:val="18"/>
-          <w:szCs w:val="18"/>
-        </w:rPr>
-        <w:t>JwtAuthenticationFilter</w:t>
-      </w:r>
-      <w:proofErr w:type="spellEnd"/>
+        <w:t xml:space="preserve">             Spring Security</w:t>
+      </w:r>
     </w:p>
     <w:p>
       <w:pPr>
@@ -22433,7 +23970,7 @@
           <w:sz w:val="18"/>
           <w:szCs w:val="18"/>
         </w:rPr>
-        <w:t xml:space="preserve">     │</w:t>
+        <w:t xml:space="preserve">                    │</w:t>
       </w:r>
     </w:p>
     <w:p>
@@ -22470,7 +24007,23 @@
           <w:sz w:val="18"/>
           <w:szCs w:val="18"/>
         </w:rPr>
-        <w:t xml:space="preserve">     └── Authorization</w:t>
+        <w:t xml:space="preserve">        ┌───────────</w:t>
+      </w:r>
+      <w:r>
+        <w:rPr>
+          <w:rFonts w:ascii="Consolas" w:eastAsia="MS Gothic" w:hAnsi="Consolas" w:cs="MS Gothic"/>
+          <w:sz w:val="18"/>
+          <w:szCs w:val="18"/>
+        </w:rPr>
+        <w:t>┴</w:t>
+      </w:r>
+      <w:r>
+        <w:rPr>
+          <w:rFonts w:ascii="Consolas" w:hAnsi="Consolas" w:cs="Calibri"/>
+          <w:sz w:val="18"/>
+          <w:szCs w:val="18"/>
+        </w:rPr>
+        <w:t>───────────┐</w:t>
       </w:r>
     </w:p>
     <w:p>
@@ -22507,31 +24060,7 @@
           <w:sz w:val="18"/>
           <w:szCs w:val="18"/>
         </w:rPr>
-        <w:t xml:space="preserve">            </w:t>
-      </w:r>
-      <w:r>
-        <w:rPr>
-          <w:rFonts w:ascii="Consolas" w:eastAsia="MS Gothic" w:hAnsi="Consolas" w:cs="MS Gothic"/>
-          <w:sz w:val="18"/>
-          <w:szCs w:val="18"/>
-        </w:rPr>
-        <w:t>├</w:t>
-      </w:r>
-      <w:r>
-        <w:rPr>
-          <w:rFonts w:ascii="Consolas" w:hAnsi="Consolas" w:cs="Calibri"/>
-          <w:sz w:val="18"/>
-          <w:szCs w:val="18"/>
-        </w:rPr>
-        <w:t>──</w:t>
-      </w:r>
-      <w:r>
-        <w:rPr>
-          <w:rFonts w:ascii="Consolas" w:hAnsi="Consolas" w:cstheme="minorHAnsi"/>
-          <w:sz w:val="18"/>
-          <w:szCs w:val="18"/>
-        </w:rPr>
-        <w:t xml:space="preserve"> URL-based rules</w:t>
+        <w:t xml:space="preserve">        ↓                       ↓</w:t>
       </w:r>
     </w:p>
     <w:p>
@@ -22568,7 +24097,1785 @@
           <w:sz w:val="18"/>
           <w:szCs w:val="18"/>
         </w:rPr>
-        <w:t xml:space="preserve">            └── @PreAuthorize(...)</w:t>
+        <w:t xml:space="preserve"> Authentication            Authorization</w:t>
+      </w:r>
+    </w:p>
+    <w:p>
+      <w:pPr>
+        <w:shd w:val="clear" w:color="auto" w:fill="FFFFFF"/>
+        <w:tabs>
+          <w:tab w:val="left" w:pos="916"/>
+          <w:tab w:val="left" w:pos="1832"/>
+          <w:tab w:val="left" w:pos="2748"/>
+          <w:tab w:val="left" w:pos="3664"/>
+          <w:tab w:val="left" w:pos="4580"/>
+          <w:tab w:val="left" w:pos="5496"/>
+          <w:tab w:val="left" w:pos="6412"/>
+          <w:tab w:val="left" w:pos="7328"/>
+          <w:tab w:val="left" w:pos="8244"/>
+          <w:tab w:val="left" w:pos="9160"/>
+          <w:tab w:val="left" w:pos="10076"/>
+          <w:tab w:val="left" w:pos="10992"/>
+          <w:tab w:val="left" w:pos="11908"/>
+          <w:tab w:val="left" w:pos="12824"/>
+          <w:tab w:val="left" w:pos="13740"/>
+          <w:tab w:val="left" w:pos="14656"/>
+        </w:tabs>
+        <w:spacing w:after="0" w:line="240" w:lineRule="auto"/>
+        <w:rPr>
+          <w:rFonts w:ascii="Consolas" w:hAnsi="Consolas" w:cstheme="minorHAnsi"/>
+          <w:sz w:val="18"/>
+          <w:szCs w:val="18"/>
+        </w:rPr>
+      </w:pPr>
+      <w:r>
+        <w:rPr>
+          <w:rFonts w:ascii="Consolas" w:hAnsi="Consolas" w:cstheme="minorHAnsi"/>
+          <w:sz w:val="18"/>
+          <w:szCs w:val="18"/>
+        </w:rPr>
+        <w:t xml:space="preserve">        ↓                       ↓</w:t>
+      </w:r>
+    </w:p>
+    <w:p>
+      <w:pPr>
+        <w:shd w:val="clear" w:color="auto" w:fill="FFFFFF"/>
+        <w:tabs>
+          <w:tab w:val="left" w:pos="916"/>
+          <w:tab w:val="left" w:pos="1832"/>
+          <w:tab w:val="left" w:pos="2748"/>
+          <w:tab w:val="left" w:pos="3664"/>
+          <w:tab w:val="left" w:pos="4580"/>
+          <w:tab w:val="left" w:pos="5496"/>
+          <w:tab w:val="left" w:pos="6412"/>
+          <w:tab w:val="left" w:pos="7328"/>
+          <w:tab w:val="left" w:pos="8244"/>
+          <w:tab w:val="left" w:pos="9160"/>
+          <w:tab w:val="left" w:pos="10076"/>
+          <w:tab w:val="left" w:pos="10992"/>
+          <w:tab w:val="left" w:pos="11908"/>
+          <w:tab w:val="left" w:pos="12824"/>
+          <w:tab w:val="left" w:pos="13740"/>
+          <w:tab w:val="left" w:pos="14656"/>
+        </w:tabs>
+        <w:spacing w:after="0" w:line="240" w:lineRule="auto"/>
+        <w:rPr>
+          <w:rFonts w:ascii="Consolas" w:hAnsi="Consolas" w:cstheme="minorHAnsi"/>
+          <w:sz w:val="18"/>
+          <w:szCs w:val="18"/>
+        </w:rPr>
+      </w:pPr>
+      <w:proofErr w:type="spellStart"/>
+      <w:r>
+        <w:rPr>
+          <w:rFonts w:ascii="Consolas" w:hAnsi="Consolas" w:cstheme="minorHAnsi"/>
+          <w:sz w:val="18"/>
+          <w:szCs w:val="18"/>
+        </w:rPr>
+        <w:t>UserDetailsService</w:t>
+      </w:r>
+      <w:proofErr w:type="spellEnd"/>
+      <w:r>
+        <w:rPr>
+          <w:rFonts w:ascii="Consolas" w:hAnsi="Consolas" w:cstheme="minorHAnsi"/>
+          <w:sz w:val="18"/>
+          <w:szCs w:val="18"/>
+        </w:rPr>
+        <w:t xml:space="preserve">         Roles/Authorities</w:t>
+      </w:r>
+    </w:p>
+    <w:p>
+      <w:pPr>
+        <w:shd w:val="clear" w:color="auto" w:fill="FFFFFF"/>
+        <w:tabs>
+          <w:tab w:val="left" w:pos="916"/>
+          <w:tab w:val="left" w:pos="1832"/>
+          <w:tab w:val="left" w:pos="2748"/>
+          <w:tab w:val="left" w:pos="3664"/>
+          <w:tab w:val="left" w:pos="4580"/>
+          <w:tab w:val="left" w:pos="5496"/>
+          <w:tab w:val="left" w:pos="6412"/>
+          <w:tab w:val="left" w:pos="7328"/>
+          <w:tab w:val="left" w:pos="8244"/>
+          <w:tab w:val="left" w:pos="9160"/>
+          <w:tab w:val="left" w:pos="10076"/>
+          <w:tab w:val="left" w:pos="10992"/>
+          <w:tab w:val="left" w:pos="11908"/>
+          <w:tab w:val="left" w:pos="12824"/>
+          <w:tab w:val="left" w:pos="13740"/>
+          <w:tab w:val="left" w:pos="14656"/>
+        </w:tabs>
+        <w:spacing w:after="0" w:line="240" w:lineRule="auto"/>
+        <w:rPr>
+          <w:rFonts w:ascii="Consolas" w:hAnsi="Consolas" w:cstheme="minorHAnsi"/>
+          <w:sz w:val="18"/>
+          <w:szCs w:val="18"/>
+        </w:rPr>
+      </w:pPr>
+      <w:proofErr w:type="spellStart"/>
+      <w:r>
+        <w:rPr>
+          <w:rFonts w:ascii="Consolas" w:hAnsi="Consolas" w:cstheme="minorHAnsi"/>
+          <w:sz w:val="18"/>
+          <w:szCs w:val="18"/>
+        </w:rPr>
+        <w:t>PasswordEncoder</w:t>
+      </w:r>
+      <w:proofErr w:type="spellEnd"/>
+      <w:r>
+        <w:rPr>
+          <w:rFonts w:ascii="Consolas" w:hAnsi="Consolas" w:cstheme="minorHAnsi"/>
+          <w:sz w:val="18"/>
+          <w:szCs w:val="18"/>
+        </w:rPr>
+        <w:t xml:space="preserve">                  ↓</w:t>
+      </w:r>
+    </w:p>
+    <w:p>
+      <w:pPr>
+        <w:shd w:val="clear" w:color="auto" w:fill="FFFFFF"/>
+        <w:tabs>
+          <w:tab w:val="left" w:pos="916"/>
+          <w:tab w:val="left" w:pos="1832"/>
+          <w:tab w:val="left" w:pos="2748"/>
+          <w:tab w:val="left" w:pos="3664"/>
+          <w:tab w:val="left" w:pos="4580"/>
+          <w:tab w:val="left" w:pos="5496"/>
+          <w:tab w:val="left" w:pos="6412"/>
+          <w:tab w:val="left" w:pos="7328"/>
+          <w:tab w:val="left" w:pos="8244"/>
+          <w:tab w:val="left" w:pos="9160"/>
+          <w:tab w:val="left" w:pos="10076"/>
+          <w:tab w:val="left" w:pos="10992"/>
+          <w:tab w:val="left" w:pos="11908"/>
+          <w:tab w:val="left" w:pos="12824"/>
+          <w:tab w:val="left" w:pos="13740"/>
+          <w:tab w:val="left" w:pos="14656"/>
+        </w:tabs>
+        <w:spacing w:after="0" w:line="240" w:lineRule="auto"/>
+        <w:rPr>
+          <w:rFonts w:ascii="Consolas" w:hAnsi="Consolas" w:cstheme="minorHAnsi"/>
+          <w:sz w:val="18"/>
+          <w:szCs w:val="18"/>
+        </w:rPr>
+      </w:pPr>
+      <w:r>
+        <w:rPr>
+          <w:rFonts w:ascii="Consolas" w:hAnsi="Consolas" w:cstheme="minorHAnsi"/>
+          <w:sz w:val="18"/>
+          <w:szCs w:val="18"/>
+        </w:rPr>
+        <w:t xml:space="preserve">        ↓                  "Can this user</w:t>
+      </w:r>
+    </w:p>
+    <w:p>
+      <w:pPr>
+        <w:shd w:val="clear" w:color="auto" w:fill="FFFFFF"/>
+        <w:tabs>
+          <w:tab w:val="left" w:pos="916"/>
+          <w:tab w:val="left" w:pos="1832"/>
+          <w:tab w:val="left" w:pos="2748"/>
+          <w:tab w:val="left" w:pos="3664"/>
+          <w:tab w:val="left" w:pos="4580"/>
+          <w:tab w:val="left" w:pos="5496"/>
+          <w:tab w:val="left" w:pos="6412"/>
+          <w:tab w:val="left" w:pos="7328"/>
+          <w:tab w:val="left" w:pos="8244"/>
+          <w:tab w:val="left" w:pos="9160"/>
+          <w:tab w:val="left" w:pos="10076"/>
+          <w:tab w:val="left" w:pos="10992"/>
+          <w:tab w:val="left" w:pos="11908"/>
+          <w:tab w:val="left" w:pos="12824"/>
+          <w:tab w:val="left" w:pos="13740"/>
+          <w:tab w:val="left" w:pos="14656"/>
+        </w:tabs>
+        <w:spacing w:after="0" w:line="240" w:lineRule="auto"/>
+        <w:rPr>
+          <w:rFonts w:ascii="Consolas" w:hAnsi="Consolas" w:cstheme="minorHAnsi"/>
+          <w:sz w:val="18"/>
+          <w:szCs w:val="18"/>
+        </w:rPr>
+      </w:pPr>
+      <w:r>
+        <w:rPr>
+          <w:rFonts w:ascii="Consolas" w:hAnsi="Consolas" w:cstheme="minorHAnsi"/>
+          <w:sz w:val="18"/>
+          <w:szCs w:val="18"/>
+        </w:rPr>
+        <w:t xml:space="preserve">        ↓                   access this?"</w:t>
+      </w:r>
+    </w:p>
+    <w:p>
+      <w:pPr>
+        <w:shd w:val="clear" w:color="auto" w:fill="FFFFFF"/>
+        <w:tabs>
+          <w:tab w:val="left" w:pos="916"/>
+          <w:tab w:val="left" w:pos="1832"/>
+          <w:tab w:val="left" w:pos="2748"/>
+          <w:tab w:val="left" w:pos="3664"/>
+          <w:tab w:val="left" w:pos="4580"/>
+          <w:tab w:val="left" w:pos="5496"/>
+          <w:tab w:val="left" w:pos="6412"/>
+          <w:tab w:val="left" w:pos="7328"/>
+          <w:tab w:val="left" w:pos="8244"/>
+          <w:tab w:val="left" w:pos="9160"/>
+          <w:tab w:val="left" w:pos="10076"/>
+          <w:tab w:val="left" w:pos="10992"/>
+          <w:tab w:val="left" w:pos="11908"/>
+          <w:tab w:val="left" w:pos="12824"/>
+          <w:tab w:val="left" w:pos="13740"/>
+          <w:tab w:val="left" w:pos="14656"/>
+        </w:tabs>
+        <w:spacing w:after="0" w:line="240" w:lineRule="auto"/>
+        <w:rPr>
+          <w:rFonts w:ascii="Consolas" w:hAnsi="Consolas" w:cstheme="minorHAnsi"/>
+          <w:sz w:val="18"/>
+          <w:szCs w:val="18"/>
+        </w:rPr>
+      </w:pPr>
+      <w:r>
+        <w:rPr>
+          <w:rFonts w:ascii="Consolas" w:hAnsi="Consolas" w:cstheme="minorHAnsi"/>
+          <w:sz w:val="18"/>
+          <w:szCs w:val="18"/>
+        </w:rPr>
+        <w:t xml:space="preserve">       JWT</w:t>
+      </w:r>
+    </w:p>
+    <w:p>
+      <w:pPr>
+        <w:shd w:val="clear" w:color="auto" w:fill="FFFFFF"/>
+        <w:tabs>
+          <w:tab w:val="left" w:pos="916"/>
+          <w:tab w:val="left" w:pos="1832"/>
+          <w:tab w:val="left" w:pos="2748"/>
+          <w:tab w:val="left" w:pos="3664"/>
+          <w:tab w:val="left" w:pos="4580"/>
+          <w:tab w:val="left" w:pos="5496"/>
+          <w:tab w:val="left" w:pos="6412"/>
+          <w:tab w:val="left" w:pos="7328"/>
+          <w:tab w:val="left" w:pos="8244"/>
+          <w:tab w:val="left" w:pos="9160"/>
+          <w:tab w:val="left" w:pos="10076"/>
+          <w:tab w:val="left" w:pos="10992"/>
+          <w:tab w:val="left" w:pos="11908"/>
+          <w:tab w:val="left" w:pos="12824"/>
+          <w:tab w:val="left" w:pos="13740"/>
+          <w:tab w:val="left" w:pos="14656"/>
+        </w:tabs>
+        <w:spacing w:after="0" w:line="240" w:lineRule="auto"/>
+        <w:rPr>
+          <w:rFonts w:ascii="Consolas" w:hAnsi="Consolas" w:cstheme="minorHAnsi"/>
+          <w:sz w:val="18"/>
+          <w:szCs w:val="18"/>
+        </w:rPr>
+      </w:pPr>
+    </w:p>
+    <w:p>
+      <w:pPr>
+        <w:shd w:val="clear" w:color="auto" w:fill="FFFFFF"/>
+        <w:tabs>
+          <w:tab w:val="left" w:pos="916"/>
+          <w:tab w:val="left" w:pos="1832"/>
+          <w:tab w:val="left" w:pos="2748"/>
+          <w:tab w:val="left" w:pos="3664"/>
+          <w:tab w:val="left" w:pos="4580"/>
+          <w:tab w:val="left" w:pos="5496"/>
+          <w:tab w:val="left" w:pos="6412"/>
+          <w:tab w:val="left" w:pos="7328"/>
+          <w:tab w:val="left" w:pos="8244"/>
+          <w:tab w:val="left" w:pos="9160"/>
+          <w:tab w:val="left" w:pos="10076"/>
+          <w:tab w:val="left" w:pos="10992"/>
+          <w:tab w:val="left" w:pos="11908"/>
+          <w:tab w:val="left" w:pos="12824"/>
+          <w:tab w:val="left" w:pos="13740"/>
+          <w:tab w:val="left" w:pos="14656"/>
+        </w:tabs>
+        <w:spacing w:after="0" w:line="240" w:lineRule="auto"/>
+        <w:rPr>
+          <w:rFonts w:cstheme="minorHAnsi"/>
+          <w:color w:val="000000" w:themeColor="text1"/>
+        </w:rPr>
+      </w:pPr>
+      <w:proofErr w:type="spellStart"/>
+      <w:proofErr w:type="gramStart"/>
+      <w:r>
+        <w:rPr>
+          <w:rFonts w:cstheme="minorHAnsi"/>
+          <w:color w:val="0070C0"/>
+        </w:rPr>
+        <w:t>UserDetailsService</w:t>
+      </w:r>
+      <w:proofErr w:type="spellEnd"/>
+      <w:r>
+        <w:rPr>
+          <w:rFonts w:cstheme="minorHAnsi"/>
+          <w:b/>
+          <w:bCs/>
+          <w:color w:val="0070C0"/>
+        </w:rPr>
+        <w:t xml:space="preserve"> :</w:t>
+      </w:r>
+      <w:proofErr w:type="gramEnd"/>
+      <w:r>
+        <w:rPr>
+          <w:rFonts w:cstheme="minorHAnsi"/>
+          <w:b/>
+          <w:bCs/>
+          <w:color w:val="0070C0"/>
+        </w:rPr>
+        <w:t xml:space="preserve"> </w:t>
+      </w:r>
+      <w:r>
+        <w:rPr>
+          <w:rFonts w:cstheme="minorHAnsi"/>
+          <w:color w:val="000000" w:themeColor="text1"/>
+        </w:rPr>
+        <w:t>"Who is this user?"</w:t>
+      </w:r>
+      <w:r>
+        <w:rPr>
+          <w:rFonts w:cstheme="minorHAnsi"/>
+          <w:color w:val="000000" w:themeColor="text1"/>
+        </w:rPr>
+        <w:t xml:space="preserve"> </w:t>
+      </w:r>
+      <w:proofErr w:type="spellStart"/>
+      <w:r>
+        <w:rPr>
+          <w:rFonts w:cstheme="minorHAnsi"/>
+          <w:color w:val="000000" w:themeColor="text1"/>
+        </w:rPr>
+        <w:t>i.e</w:t>
+      </w:r>
+      <w:proofErr w:type="spellEnd"/>
+      <w:r>
+        <w:rPr>
+          <w:rFonts w:cstheme="minorHAnsi"/>
+          <w:color w:val="000000" w:themeColor="text1"/>
+        </w:rPr>
+        <w:t xml:space="preserve"> g</w:t>
+      </w:r>
+      <w:r>
+        <w:rPr>
+          <w:rFonts w:cstheme="minorHAnsi"/>
+          <w:color w:val="000000" w:themeColor="text1"/>
+        </w:rPr>
+        <w:t>ive the user's security information</w:t>
+      </w:r>
+      <w:r>
+        <w:rPr>
+          <w:rFonts w:cstheme="minorHAnsi"/>
+          <w:color w:val="000000" w:themeColor="text1"/>
+        </w:rPr>
+        <w:t xml:space="preserve"> </w:t>
+      </w:r>
+      <w:r>
+        <w:rPr>
+          <w:rFonts w:cstheme="minorHAnsi"/>
+          <w:color w:val="000000" w:themeColor="text1"/>
+        </w:rPr>
+        <w:t xml:space="preserve">Spring Security </w:t>
+      </w:r>
+    </w:p>
+    <w:p>
+      <w:pPr>
+        <w:shd w:val="clear" w:color="auto" w:fill="FFFFFF"/>
+        <w:tabs>
+          <w:tab w:val="left" w:pos="916"/>
+          <w:tab w:val="left" w:pos="1832"/>
+          <w:tab w:val="left" w:pos="2748"/>
+          <w:tab w:val="left" w:pos="3664"/>
+          <w:tab w:val="left" w:pos="4580"/>
+          <w:tab w:val="left" w:pos="5496"/>
+          <w:tab w:val="left" w:pos="6412"/>
+          <w:tab w:val="left" w:pos="7328"/>
+          <w:tab w:val="left" w:pos="8244"/>
+          <w:tab w:val="left" w:pos="9160"/>
+          <w:tab w:val="left" w:pos="10076"/>
+          <w:tab w:val="left" w:pos="10992"/>
+          <w:tab w:val="left" w:pos="11908"/>
+          <w:tab w:val="left" w:pos="12824"/>
+          <w:tab w:val="left" w:pos="13740"/>
+          <w:tab w:val="left" w:pos="14656"/>
+        </w:tabs>
+        <w:spacing w:after="0" w:line="240" w:lineRule="auto"/>
+        <w:rPr>
+          <w:rFonts w:cstheme="minorHAnsi"/>
+          <w:color w:val="000000" w:themeColor="text1"/>
+        </w:rPr>
+      </w:pPr>
+      <w:proofErr w:type="spellStart"/>
+      <w:r>
+        <w:rPr>
+          <w:rFonts w:cstheme="minorHAnsi"/>
+          <w:color w:val="000000" w:themeColor="text1"/>
+        </w:rPr>
+        <w:t>UserDetails</w:t>
+      </w:r>
+      <w:proofErr w:type="spellEnd"/>
+      <w:r>
+        <w:rPr>
+          <w:rFonts w:cstheme="minorHAnsi"/>
+          <w:color w:val="000000" w:themeColor="text1"/>
+        </w:rPr>
+        <w:t xml:space="preserve"> - </w:t>
+      </w:r>
+      <w:r>
+        <w:rPr>
+          <w:rFonts w:cstheme="minorHAnsi"/>
+          <w:color w:val="000000" w:themeColor="text1"/>
+        </w:rPr>
+        <w:t>is a Spring Security representation of an authenticated user.</w:t>
+      </w:r>
+      <w:r>
+        <w:rPr>
+          <w:rFonts w:cstheme="minorHAnsi"/>
+          <w:color w:val="000000" w:themeColor="text1"/>
+        </w:rPr>
+        <w:t xml:space="preserve"> </w:t>
+      </w:r>
+      <w:r>
+        <w:rPr>
+          <w:rFonts w:cstheme="minorHAnsi"/>
+          <w:color w:val="000000" w:themeColor="text1"/>
+        </w:rPr>
+        <w:t>It contains security-related information such as:</w:t>
+      </w:r>
+      <w:r>
+        <w:rPr>
+          <w:rFonts w:cstheme="minorHAnsi"/>
+          <w:color w:val="000000" w:themeColor="text1"/>
+        </w:rPr>
+        <w:t xml:space="preserve"> </w:t>
+      </w:r>
+      <w:r>
+        <w:rPr>
+          <w:rFonts w:cstheme="minorHAnsi"/>
+          <w:color w:val="000000" w:themeColor="text1"/>
+        </w:rPr>
+        <w:t>username</w:t>
+      </w:r>
+      <w:r>
+        <w:rPr>
+          <w:rFonts w:cstheme="minorHAnsi"/>
+          <w:color w:val="000000" w:themeColor="text1"/>
+        </w:rPr>
+        <w:t xml:space="preserve">, </w:t>
+      </w:r>
+      <w:r>
+        <w:rPr>
+          <w:rFonts w:cstheme="minorHAnsi"/>
+          <w:color w:val="000000" w:themeColor="text1"/>
+        </w:rPr>
+        <w:t>password</w:t>
+      </w:r>
+      <w:r>
+        <w:rPr>
+          <w:rFonts w:cstheme="minorHAnsi"/>
+          <w:color w:val="000000" w:themeColor="text1"/>
+        </w:rPr>
+        <w:t xml:space="preserve">, </w:t>
+      </w:r>
+      <w:r>
+        <w:rPr>
+          <w:rFonts w:cstheme="minorHAnsi"/>
+          <w:color w:val="000000" w:themeColor="text1"/>
+        </w:rPr>
+        <w:t>authorities/roles</w:t>
+      </w:r>
+      <w:r>
+        <w:rPr>
+          <w:rFonts w:cstheme="minorHAnsi"/>
+          <w:color w:val="000000" w:themeColor="text1"/>
+        </w:rPr>
+        <w:t xml:space="preserve">, </w:t>
+      </w:r>
+      <w:r>
+        <w:rPr>
+          <w:rFonts w:cstheme="minorHAnsi"/>
+          <w:color w:val="000000" w:themeColor="text1"/>
+        </w:rPr>
+        <w:t>account status</w:t>
+      </w:r>
+    </w:p>
+    <w:p>
+      <w:pPr>
+        <w:shd w:val="clear" w:color="auto" w:fill="FFFFFF"/>
+        <w:tabs>
+          <w:tab w:val="left" w:pos="916"/>
+          <w:tab w:val="left" w:pos="1832"/>
+          <w:tab w:val="left" w:pos="2748"/>
+          <w:tab w:val="left" w:pos="3664"/>
+          <w:tab w:val="left" w:pos="4580"/>
+          <w:tab w:val="left" w:pos="5496"/>
+          <w:tab w:val="left" w:pos="6412"/>
+          <w:tab w:val="left" w:pos="7328"/>
+          <w:tab w:val="left" w:pos="8244"/>
+          <w:tab w:val="left" w:pos="9160"/>
+          <w:tab w:val="left" w:pos="10076"/>
+          <w:tab w:val="left" w:pos="10992"/>
+          <w:tab w:val="left" w:pos="11908"/>
+          <w:tab w:val="left" w:pos="12824"/>
+          <w:tab w:val="left" w:pos="13740"/>
+          <w:tab w:val="left" w:pos="14656"/>
+        </w:tabs>
+        <w:spacing w:after="0" w:line="240" w:lineRule="auto"/>
+        <w:rPr>
+          <w:rFonts w:cstheme="minorHAnsi"/>
+          <w:color w:val="000000" w:themeColor="text1"/>
+        </w:rPr>
+      </w:pPr>
+      <w:r>
+        <w:rPr>
+          <w:rFonts w:cstheme="minorHAnsi"/>
+          <w:color w:val="000000" w:themeColor="text1"/>
+        </w:rPr>
+        <w:t>Your entity</w:t>
+      </w:r>
+      <w:r>
+        <w:rPr>
+          <w:rFonts w:cstheme="minorHAnsi"/>
+          <w:color w:val="000000" w:themeColor="text1"/>
+        </w:rPr>
+        <w:t xml:space="preserve"> </w:t>
+      </w:r>
+      <w:proofErr w:type="gramStart"/>
+      <w:r>
+        <w:rPr>
+          <w:rFonts w:cstheme="minorHAnsi"/>
+          <w:color w:val="000000" w:themeColor="text1"/>
+        </w:rPr>
+        <w:t>User</w:t>
+      </w:r>
+      <w:r>
+        <w:rPr>
+          <w:rFonts w:cstheme="minorHAnsi"/>
+          <w:color w:val="000000" w:themeColor="text1"/>
+        </w:rPr>
+        <w:t xml:space="preserve"> :</w:t>
+      </w:r>
+      <w:proofErr w:type="gramEnd"/>
+      <w:r>
+        <w:rPr>
+          <w:rFonts w:cstheme="minorHAnsi"/>
+          <w:color w:val="000000" w:themeColor="text1"/>
+        </w:rPr>
+        <w:t xml:space="preserve"> </w:t>
+      </w:r>
+      <w:r>
+        <w:rPr>
+          <w:rFonts w:cstheme="minorHAnsi"/>
+          <w:color w:val="000000" w:themeColor="text1"/>
+        </w:rPr>
+        <w:t xml:space="preserve">is your </w:t>
+      </w:r>
+      <w:r>
+        <w:rPr>
+          <w:rFonts w:cstheme="minorHAnsi"/>
+          <w:b/>
+          <w:bCs/>
+          <w:color w:val="000000" w:themeColor="text1"/>
+        </w:rPr>
+        <w:t>business/domain object</w:t>
+      </w:r>
+      <w:r>
+        <w:rPr>
+          <w:rFonts w:cstheme="minorHAnsi"/>
+          <w:color w:val="000000" w:themeColor="text1"/>
+        </w:rPr>
+        <w:t>.</w:t>
+      </w:r>
+    </w:p>
+    <w:p>
+      <w:pPr>
+        <w:rPr>
+          <w:rFonts w:cstheme="minorHAnsi"/>
+          <w:color w:val="000000" w:themeColor="text1"/>
+        </w:rPr>
+      </w:pPr>
+      <w:r>
+        <w:rPr>
+          <w:rFonts w:cstheme="minorHAnsi"/>
+          <w:color w:val="000000" w:themeColor="text1"/>
+        </w:rPr>
+        <w:t xml:space="preserve">Implementation check </w:t>
+      </w:r>
+      <w:proofErr w:type="gramStart"/>
+      <w:r>
+        <w:rPr>
+          <w:rFonts w:cstheme="minorHAnsi"/>
+          <w:color w:val="000000" w:themeColor="text1"/>
+        </w:rPr>
+        <w:t>in :</w:t>
+      </w:r>
+      <w:proofErr w:type="gramEnd"/>
+      <w:r>
+        <w:rPr>
+          <w:rFonts w:cstheme="minorHAnsi"/>
+          <w:color w:val="000000" w:themeColor="text1"/>
+        </w:rPr>
+        <w:t xml:space="preserve"> </w:t>
+      </w:r>
+      <w:proofErr w:type="spellStart"/>
+      <w:proofErr w:type="gramStart"/>
+      <w:r>
+        <w:rPr>
+          <w:rFonts w:cstheme="minorHAnsi"/>
+          <w:color w:val="000000" w:themeColor="text1"/>
+        </w:rPr>
+        <w:t>CustomUserDetailsService</w:t>
+      </w:r>
+      <w:proofErr w:type="spellEnd"/>
+      <w:r>
+        <w:rPr>
+          <w:rFonts w:cstheme="minorHAnsi"/>
+          <w:color w:val="000000" w:themeColor="text1"/>
+        </w:rPr>
+        <w:t>(</w:t>
+      </w:r>
+      <w:proofErr w:type="gramEnd"/>
+      <w:r>
+        <w:rPr>
+          <w:rFonts w:cstheme="minorHAnsi"/>
+          <w:color w:val="000000" w:themeColor="text1"/>
+        </w:rPr>
+        <w:t>in User management project)</w:t>
+      </w:r>
+    </w:p>
+    <w:p>
+      <w:pPr>
+        <w:shd w:val="clear" w:color="auto" w:fill="FFFFFF"/>
+        <w:tabs>
+          <w:tab w:val="left" w:pos="916"/>
+          <w:tab w:val="left" w:pos="1832"/>
+          <w:tab w:val="left" w:pos="2748"/>
+          <w:tab w:val="left" w:pos="3664"/>
+          <w:tab w:val="left" w:pos="4580"/>
+          <w:tab w:val="left" w:pos="5496"/>
+          <w:tab w:val="left" w:pos="6412"/>
+          <w:tab w:val="left" w:pos="7328"/>
+          <w:tab w:val="left" w:pos="8244"/>
+          <w:tab w:val="left" w:pos="9160"/>
+          <w:tab w:val="left" w:pos="10076"/>
+          <w:tab w:val="left" w:pos="10992"/>
+          <w:tab w:val="left" w:pos="11908"/>
+          <w:tab w:val="left" w:pos="12824"/>
+          <w:tab w:val="left" w:pos="13740"/>
+          <w:tab w:val="left" w:pos="14656"/>
+        </w:tabs>
+        <w:spacing w:after="0" w:line="240" w:lineRule="auto"/>
+        <w:ind w:left="1080"/>
+        <w:rPr>
+          <w:rFonts w:cstheme="minorHAnsi"/>
+          <w:color w:val="000000" w:themeColor="text1"/>
+        </w:rPr>
+      </w:pPr>
+    </w:p>
+    <w:p>
+      <w:pPr>
+        <w:shd w:val="clear" w:color="auto" w:fill="FFFFFF"/>
+        <w:tabs>
+          <w:tab w:val="left" w:pos="916"/>
+          <w:tab w:val="left" w:pos="1832"/>
+          <w:tab w:val="left" w:pos="2748"/>
+          <w:tab w:val="left" w:pos="3664"/>
+          <w:tab w:val="left" w:pos="4580"/>
+          <w:tab w:val="left" w:pos="5496"/>
+          <w:tab w:val="left" w:pos="6412"/>
+          <w:tab w:val="left" w:pos="7328"/>
+          <w:tab w:val="left" w:pos="8244"/>
+          <w:tab w:val="left" w:pos="9160"/>
+          <w:tab w:val="left" w:pos="10076"/>
+          <w:tab w:val="left" w:pos="10992"/>
+          <w:tab w:val="left" w:pos="11908"/>
+          <w:tab w:val="left" w:pos="12824"/>
+          <w:tab w:val="left" w:pos="13740"/>
+          <w:tab w:val="left" w:pos="14656"/>
+        </w:tabs>
+        <w:spacing w:after="0" w:line="240" w:lineRule="auto"/>
+        <w:rPr>
+          <w:rFonts w:cstheme="minorHAnsi"/>
+          <w:color w:val="000000" w:themeColor="text1"/>
+        </w:rPr>
+      </w:pPr>
+      <w:proofErr w:type="spellStart"/>
+      <w:proofErr w:type="gramStart"/>
+      <w:r>
+        <w:rPr>
+          <w:rFonts w:cstheme="minorHAnsi"/>
+          <w:color w:val="0070C0"/>
+        </w:rPr>
+        <w:t>PasswordEncoder</w:t>
+      </w:r>
+      <w:proofErr w:type="spellEnd"/>
+      <w:r>
+        <w:rPr>
+          <w:rFonts w:cstheme="minorHAnsi"/>
+          <w:color w:val="0070C0"/>
+        </w:rPr>
+        <w:t xml:space="preserve"> </w:t>
+      </w:r>
+      <w:r>
+        <w:rPr>
+          <w:rFonts w:cstheme="minorHAnsi"/>
+          <w:color w:val="000000" w:themeColor="text1"/>
+        </w:rPr>
+        <w:t xml:space="preserve"> </w:t>
+      </w:r>
+      <w:r>
+        <w:rPr>
+          <w:rFonts w:cstheme="minorHAnsi"/>
+          <w:color w:val="000000" w:themeColor="text1"/>
+        </w:rPr>
+        <w:t>:</w:t>
+      </w:r>
+      <w:proofErr w:type="gramEnd"/>
+      <w:r>
+        <w:rPr>
+          <w:rFonts w:cstheme="minorHAnsi"/>
+          <w:color w:val="000000" w:themeColor="text1"/>
+        </w:rPr>
+        <w:t xml:space="preserve"> "How do I securely store/verify their password?"</w:t>
+      </w:r>
+      <w:r>
+        <w:rPr>
+          <w:rFonts w:cstheme="minorHAnsi"/>
+          <w:color w:val="000000" w:themeColor="text1"/>
+        </w:rPr>
+        <w:t xml:space="preserve"> </w:t>
+      </w:r>
+      <w:proofErr w:type="spellStart"/>
+      <w:r>
+        <w:rPr>
+          <w:rFonts w:cstheme="minorHAnsi"/>
+          <w:color w:val="000000" w:themeColor="text1"/>
+        </w:rPr>
+        <w:t>i.e</w:t>
+      </w:r>
+      <w:proofErr w:type="spellEnd"/>
+      <w:r>
+        <w:rPr>
+          <w:rFonts w:cstheme="minorHAnsi"/>
+          <w:color w:val="000000" w:themeColor="text1"/>
+        </w:rPr>
+        <w:t xml:space="preserve"> </w:t>
+      </w:r>
+      <w:r>
+        <w:rPr>
+          <w:rFonts w:cstheme="minorHAnsi"/>
+          <w:color w:val="000000" w:themeColor="text1"/>
+        </w:rPr>
+        <w:t>Hash passwords and verify passwords securely</w:t>
+      </w:r>
+    </w:p>
+    <w:p>
+      <w:pPr>
+        <w:rPr>
+          <w:rFonts w:cstheme="minorHAnsi"/>
+          <w:color w:val="000000" w:themeColor="text1"/>
+        </w:rPr>
+      </w:pPr>
+      <w:r>
+        <w:rPr>
+          <w:rFonts w:cstheme="minorHAnsi"/>
+          <w:color w:val="000000" w:themeColor="text1"/>
+        </w:rPr>
+        <w:t xml:space="preserve">Implementation check </w:t>
+      </w:r>
+      <w:proofErr w:type="gramStart"/>
+      <w:r>
+        <w:rPr>
+          <w:rFonts w:cstheme="minorHAnsi"/>
+          <w:color w:val="000000" w:themeColor="text1"/>
+        </w:rPr>
+        <w:t>in :</w:t>
+      </w:r>
+      <w:proofErr w:type="gramEnd"/>
+      <w:r>
+        <w:rPr>
+          <w:rFonts w:cstheme="minorHAnsi"/>
+          <w:color w:val="000000" w:themeColor="text1"/>
+        </w:rPr>
+        <w:t xml:space="preserve"> </w:t>
+      </w:r>
+      <w:r>
+        <w:rPr>
+          <w:rFonts w:cstheme="minorHAnsi"/>
+          <w:color w:val="000000" w:themeColor="text1"/>
+        </w:rPr>
+        <w:t xml:space="preserve">Bean </w:t>
+      </w:r>
+      <w:proofErr w:type="spellStart"/>
+      <w:r>
+        <w:rPr>
+          <w:rFonts w:cstheme="minorHAnsi"/>
+          <w:color w:val="000000" w:themeColor="text1"/>
+        </w:rPr>
+        <w:t>PasswordEncoder</w:t>
+      </w:r>
+      <w:proofErr w:type="spellEnd"/>
+      <w:r>
+        <w:rPr>
+          <w:rFonts w:cstheme="minorHAnsi"/>
+          <w:color w:val="000000" w:themeColor="text1"/>
+        </w:rPr>
+        <w:t xml:space="preserve"> </w:t>
+      </w:r>
+      <w:r>
+        <w:rPr>
+          <w:rFonts w:cstheme="minorHAnsi"/>
+          <w:color w:val="000000" w:themeColor="text1"/>
+        </w:rPr>
+        <w:t xml:space="preserve">inside </w:t>
+      </w:r>
+      <w:proofErr w:type="spellStart"/>
+      <w:proofErr w:type="gramStart"/>
+      <w:r>
+        <w:rPr>
+          <w:rFonts w:cstheme="minorHAnsi"/>
+          <w:color w:val="000000" w:themeColor="text1"/>
+        </w:rPr>
+        <w:t>SecurityConfig</w:t>
+      </w:r>
+      <w:proofErr w:type="spellEnd"/>
+      <w:r>
+        <w:rPr>
+          <w:rFonts w:cstheme="minorHAnsi"/>
+          <w:color w:val="000000" w:themeColor="text1"/>
+        </w:rPr>
+        <w:t>.</w:t>
+      </w:r>
+      <w:r>
+        <w:rPr>
+          <w:rFonts w:cstheme="minorHAnsi"/>
+          <w:color w:val="000000" w:themeColor="text1"/>
+        </w:rPr>
+        <w:t>(</w:t>
+      </w:r>
+      <w:proofErr w:type="gramEnd"/>
+      <w:r>
+        <w:rPr>
+          <w:rFonts w:cstheme="minorHAnsi"/>
+          <w:color w:val="000000" w:themeColor="text1"/>
+        </w:rPr>
+        <w:t>in User management project)</w:t>
+      </w:r>
+    </w:p>
+    <w:p>
+      <w:pPr>
+        <w:shd w:val="clear" w:color="auto" w:fill="FFFFFF"/>
+        <w:tabs>
+          <w:tab w:val="left" w:pos="916"/>
+          <w:tab w:val="left" w:pos="1832"/>
+          <w:tab w:val="left" w:pos="2748"/>
+          <w:tab w:val="left" w:pos="3664"/>
+          <w:tab w:val="left" w:pos="4580"/>
+          <w:tab w:val="left" w:pos="5496"/>
+          <w:tab w:val="left" w:pos="6412"/>
+          <w:tab w:val="left" w:pos="7328"/>
+          <w:tab w:val="left" w:pos="8244"/>
+          <w:tab w:val="left" w:pos="9160"/>
+          <w:tab w:val="left" w:pos="10076"/>
+          <w:tab w:val="left" w:pos="10992"/>
+          <w:tab w:val="left" w:pos="11908"/>
+          <w:tab w:val="left" w:pos="12824"/>
+          <w:tab w:val="left" w:pos="13740"/>
+          <w:tab w:val="left" w:pos="14656"/>
+        </w:tabs>
+        <w:spacing w:after="0" w:line="240" w:lineRule="auto"/>
+        <w:rPr>
+          <w:rFonts w:cstheme="minorHAnsi"/>
+          <w:color w:val="000000" w:themeColor="text1"/>
+        </w:rPr>
+      </w:pPr>
+      <w:proofErr w:type="spellStart"/>
+      <w:r>
+        <w:rPr>
+          <w:rFonts w:cstheme="minorHAnsi"/>
+          <w:color w:val="0070C0"/>
+        </w:rPr>
+        <w:t>AuthenticationManager</w:t>
+      </w:r>
+      <w:proofErr w:type="spellEnd"/>
+      <w:r>
+        <w:rPr>
+          <w:rFonts w:cstheme="minorHAnsi"/>
+          <w:color w:val="000000" w:themeColor="text1"/>
+        </w:rPr>
+        <w:t xml:space="preserve">: </w:t>
+      </w:r>
+      <w:r>
+        <w:rPr>
+          <w:rFonts w:cstheme="minorHAnsi"/>
+          <w:color w:val="000000" w:themeColor="text1"/>
+        </w:rPr>
+        <w:t>The component responsible for actually performing authentication.</w:t>
+      </w:r>
+    </w:p>
+    <w:p>
+      <w:pPr>
+        <w:rPr>
+          <w:rFonts w:cstheme="minorHAnsi"/>
+          <w:color w:val="000000" w:themeColor="text1"/>
+        </w:rPr>
+      </w:pPr>
+      <w:r>
+        <w:rPr>
+          <w:rFonts w:cstheme="minorHAnsi"/>
+          <w:color w:val="000000" w:themeColor="text1"/>
+        </w:rPr>
+        <w:t xml:space="preserve">Implementation check </w:t>
+      </w:r>
+      <w:proofErr w:type="gramStart"/>
+      <w:r>
+        <w:rPr>
+          <w:rFonts w:cstheme="minorHAnsi"/>
+          <w:color w:val="000000" w:themeColor="text1"/>
+        </w:rPr>
+        <w:t>in :</w:t>
+      </w:r>
+      <w:proofErr w:type="gramEnd"/>
+      <w:r>
+        <w:rPr>
+          <w:rFonts w:cstheme="minorHAnsi"/>
+          <w:color w:val="000000" w:themeColor="text1"/>
+        </w:rPr>
+        <w:t xml:space="preserve"> Bean </w:t>
+      </w:r>
+      <w:proofErr w:type="spellStart"/>
+      <w:r>
+        <w:rPr>
+          <w:rFonts w:cstheme="minorHAnsi"/>
+          <w:color w:val="000000" w:themeColor="text1"/>
+        </w:rPr>
+        <w:t>AuthenticationManager</w:t>
+      </w:r>
+      <w:proofErr w:type="spellEnd"/>
+      <w:r>
+        <w:rPr>
+          <w:rFonts w:cstheme="minorHAnsi"/>
+          <w:color w:val="000000" w:themeColor="text1"/>
+        </w:rPr>
+        <w:t xml:space="preserve"> inside</w:t>
+      </w:r>
+      <w:r>
+        <w:rPr>
+          <w:rFonts w:cstheme="minorHAnsi"/>
+          <w:color w:val="000000" w:themeColor="text1"/>
+        </w:rPr>
+        <w:t xml:space="preserve"> </w:t>
+      </w:r>
+      <w:proofErr w:type="spellStart"/>
+      <w:r>
+        <w:rPr>
+          <w:rFonts w:cstheme="minorHAnsi"/>
+          <w:color w:val="000000" w:themeColor="text1"/>
+        </w:rPr>
+        <w:t>SecurityConfig</w:t>
+      </w:r>
+      <w:proofErr w:type="spellEnd"/>
+      <w:r>
+        <w:rPr>
+          <w:rFonts w:cstheme="minorHAnsi"/>
+          <w:color w:val="000000" w:themeColor="text1"/>
+        </w:rPr>
+        <w:t xml:space="preserve"> </w:t>
+      </w:r>
+      <w:r>
+        <w:rPr>
+          <w:rFonts w:cstheme="minorHAnsi"/>
+          <w:color w:val="000000" w:themeColor="text1"/>
+        </w:rPr>
+        <w:t>(in User management project)</w:t>
+      </w:r>
+    </w:p>
+    <w:p>
+      <w:pPr>
+        <w:shd w:val="clear" w:color="auto" w:fill="FFFFFF"/>
+        <w:tabs>
+          <w:tab w:val="left" w:pos="916"/>
+          <w:tab w:val="left" w:pos="1832"/>
+          <w:tab w:val="left" w:pos="2748"/>
+          <w:tab w:val="left" w:pos="3664"/>
+          <w:tab w:val="left" w:pos="4580"/>
+          <w:tab w:val="left" w:pos="5496"/>
+          <w:tab w:val="left" w:pos="6412"/>
+          <w:tab w:val="left" w:pos="7328"/>
+          <w:tab w:val="left" w:pos="8244"/>
+          <w:tab w:val="left" w:pos="9160"/>
+          <w:tab w:val="left" w:pos="10076"/>
+          <w:tab w:val="left" w:pos="10992"/>
+          <w:tab w:val="left" w:pos="11908"/>
+          <w:tab w:val="left" w:pos="12824"/>
+          <w:tab w:val="left" w:pos="13740"/>
+          <w:tab w:val="left" w:pos="14656"/>
+        </w:tabs>
+        <w:spacing w:after="0" w:line="240" w:lineRule="auto"/>
+        <w:rPr>
+          <w:rFonts w:cstheme="minorHAnsi"/>
+          <w:color w:val="000000" w:themeColor="text1"/>
+        </w:rPr>
+      </w:pPr>
+      <w:r>
+        <w:rPr>
+          <w:rFonts w:cstheme="minorHAnsi"/>
+          <w:color w:val="000000" w:themeColor="text1"/>
+        </w:rPr>
+        <w:t xml:space="preserve">Overall </w:t>
+      </w:r>
+      <w:proofErr w:type="gramStart"/>
+      <w:r>
+        <w:rPr>
+          <w:rFonts w:cstheme="minorHAnsi"/>
+          <w:color w:val="000000" w:themeColor="text1"/>
+        </w:rPr>
+        <w:t>responsibilities :</w:t>
+      </w:r>
+      <w:proofErr w:type="gramEnd"/>
+    </w:p>
+    <w:p>
+      <w:pPr>
+        <w:shd w:val="clear" w:color="auto" w:fill="FFFFFF"/>
+        <w:tabs>
+          <w:tab w:val="left" w:pos="916"/>
+          <w:tab w:val="left" w:pos="1832"/>
+          <w:tab w:val="left" w:pos="2748"/>
+          <w:tab w:val="left" w:pos="3664"/>
+          <w:tab w:val="left" w:pos="4580"/>
+          <w:tab w:val="left" w:pos="5496"/>
+          <w:tab w:val="left" w:pos="6412"/>
+          <w:tab w:val="left" w:pos="7328"/>
+          <w:tab w:val="left" w:pos="8244"/>
+          <w:tab w:val="left" w:pos="9160"/>
+          <w:tab w:val="left" w:pos="10076"/>
+          <w:tab w:val="left" w:pos="10992"/>
+          <w:tab w:val="left" w:pos="11908"/>
+          <w:tab w:val="left" w:pos="12824"/>
+          <w:tab w:val="left" w:pos="13740"/>
+          <w:tab w:val="left" w:pos="14656"/>
+        </w:tabs>
+        <w:spacing w:after="0" w:line="240" w:lineRule="auto"/>
+        <w:rPr>
+          <w:rFonts w:cstheme="minorHAnsi"/>
+          <w:color w:val="000000" w:themeColor="text1"/>
+        </w:rPr>
+      </w:pPr>
+    </w:p>
+    <w:p>
+      <w:pPr>
+        <w:shd w:val="clear" w:color="auto" w:fill="FFFFFF"/>
+        <w:tabs>
+          <w:tab w:val="left" w:pos="916"/>
+          <w:tab w:val="left" w:pos="1832"/>
+          <w:tab w:val="left" w:pos="2748"/>
+          <w:tab w:val="left" w:pos="3664"/>
+          <w:tab w:val="left" w:pos="4580"/>
+          <w:tab w:val="left" w:pos="5496"/>
+          <w:tab w:val="left" w:pos="6412"/>
+          <w:tab w:val="left" w:pos="7328"/>
+          <w:tab w:val="left" w:pos="8244"/>
+          <w:tab w:val="left" w:pos="9160"/>
+          <w:tab w:val="left" w:pos="10076"/>
+          <w:tab w:val="left" w:pos="10992"/>
+          <w:tab w:val="left" w:pos="11908"/>
+          <w:tab w:val="left" w:pos="12824"/>
+          <w:tab w:val="left" w:pos="13740"/>
+          <w:tab w:val="left" w:pos="14656"/>
+        </w:tabs>
+        <w:spacing w:after="0" w:line="240" w:lineRule="auto"/>
+        <w:rPr>
+          <w:rFonts w:ascii="Consolas" w:hAnsi="Consolas" w:cstheme="minorHAnsi"/>
+          <w:color w:val="000000" w:themeColor="text1"/>
+          <w:sz w:val="18"/>
+          <w:szCs w:val="18"/>
+        </w:rPr>
+      </w:pPr>
+      <w:proofErr w:type="spellStart"/>
+      <w:r>
+        <w:rPr>
+          <w:rFonts w:ascii="Consolas" w:hAnsi="Consolas" w:cstheme="minorHAnsi"/>
+          <w:color w:val="000000" w:themeColor="text1"/>
+          <w:sz w:val="18"/>
+          <w:szCs w:val="18"/>
+        </w:rPr>
+        <w:t>UserRepository</w:t>
+      </w:r>
+      <w:proofErr w:type="spellEnd"/>
+    </w:p>
+    <w:p>
+      <w:pPr>
+        <w:shd w:val="clear" w:color="auto" w:fill="FFFFFF"/>
+        <w:tabs>
+          <w:tab w:val="left" w:pos="916"/>
+          <w:tab w:val="left" w:pos="1832"/>
+          <w:tab w:val="left" w:pos="2748"/>
+          <w:tab w:val="left" w:pos="3664"/>
+          <w:tab w:val="left" w:pos="4580"/>
+          <w:tab w:val="left" w:pos="5496"/>
+          <w:tab w:val="left" w:pos="6412"/>
+          <w:tab w:val="left" w:pos="7328"/>
+          <w:tab w:val="left" w:pos="8244"/>
+          <w:tab w:val="left" w:pos="9160"/>
+          <w:tab w:val="left" w:pos="10076"/>
+          <w:tab w:val="left" w:pos="10992"/>
+          <w:tab w:val="left" w:pos="11908"/>
+          <w:tab w:val="left" w:pos="12824"/>
+          <w:tab w:val="left" w:pos="13740"/>
+          <w:tab w:val="left" w:pos="14656"/>
+        </w:tabs>
+        <w:spacing w:after="0" w:line="240" w:lineRule="auto"/>
+        <w:rPr>
+          <w:rFonts w:ascii="Consolas" w:hAnsi="Consolas" w:cstheme="minorHAnsi"/>
+          <w:color w:val="000000" w:themeColor="text1"/>
+          <w:sz w:val="18"/>
+          <w:szCs w:val="18"/>
+        </w:rPr>
+      </w:pPr>
+      <w:r>
+        <w:rPr>
+          <w:rFonts w:ascii="Consolas" w:hAnsi="Consolas" w:cstheme="minorHAnsi"/>
+          <w:color w:val="000000" w:themeColor="text1"/>
+          <w:sz w:val="18"/>
+          <w:szCs w:val="18"/>
+        </w:rPr>
+        <w:t xml:space="preserve">     ↓</w:t>
+      </w:r>
+    </w:p>
+    <w:p>
+      <w:pPr>
+        <w:shd w:val="clear" w:color="auto" w:fill="FFFFFF"/>
+        <w:tabs>
+          <w:tab w:val="left" w:pos="916"/>
+          <w:tab w:val="left" w:pos="1832"/>
+          <w:tab w:val="left" w:pos="2748"/>
+          <w:tab w:val="left" w:pos="3664"/>
+          <w:tab w:val="left" w:pos="4580"/>
+          <w:tab w:val="left" w:pos="5496"/>
+          <w:tab w:val="left" w:pos="6412"/>
+          <w:tab w:val="left" w:pos="7328"/>
+          <w:tab w:val="left" w:pos="8244"/>
+          <w:tab w:val="left" w:pos="9160"/>
+          <w:tab w:val="left" w:pos="10076"/>
+          <w:tab w:val="left" w:pos="10992"/>
+          <w:tab w:val="left" w:pos="11908"/>
+          <w:tab w:val="left" w:pos="12824"/>
+          <w:tab w:val="left" w:pos="13740"/>
+          <w:tab w:val="left" w:pos="14656"/>
+        </w:tabs>
+        <w:spacing w:after="0" w:line="240" w:lineRule="auto"/>
+        <w:rPr>
+          <w:rFonts w:ascii="Consolas" w:hAnsi="Consolas" w:cstheme="minorHAnsi"/>
+          <w:color w:val="000000" w:themeColor="text1"/>
+          <w:sz w:val="18"/>
+          <w:szCs w:val="18"/>
+        </w:rPr>
+      </w:pPr>
+      <w:r>
+        <w:rPr>
+          <w:rFonts w:ascii="Consolas" w:hAnsi="Consolas" w:cstheme="minorHAnsi"/>
+          <w:color w:val="000000" w:themeColor="text1"/>
+          <w:sz w:val="18"/>
+          <w:szCs w:val="18"/>
+        </w:rPr>
+        <w:t>"Find the user in DB"</w:t>
+      </w:r>
+    </w:p>
+    <w:p>
+      <w:pPr>
+        <w:shd w:val="clear" w:color="auto" w:fill="FFFFFF"/>
+        <w:tabs>
+          <w:tab w:val="left" w:pos="916"/>
+          <w:tab w:val="left" w:pos="1832"/>
+          <w:tab w:val="left" w:pos="2748"/>
+          <w:tab w:val="left" w:pos="3664"/>
+          <w:tab w:val="left" w:pos="4580"/>
+          <w:tab w:val="left" w:pos="5496"/>
+          <w:tab w:val="left" w:pos="6412"/>
+          <w:tab w:val="left" w:pos="7328"/>
+          <w:tab w:val="left" w:pos="8244"/>
+          <w:tab w:val="left" w:pos="9160"/>
+          <w:tab w:val="left" w:pos="10076"/>
+          <w:tab w:val="left" w:pos="10992"/>
+          <w:tab w:val="left" w:pos="11908"/>
+          <w:tab w:val="left" w:pos="12824"/>
+          <w:tab w:val="left" w:pos="13740"/>
+          <w:tab w:val="left" w:pos="14656"/>
+        </w:tabs>
+        <w:spacing w:after="0" w:line="240" w:lineRule="auto"/>
+        <w:rPr>
+          <w:rFonts w:ascii="Consolas" w:hAnsi="Consolas" w:cstheme="minorHAnsi"/>
+          <w:color w:val="000000" w:themeColor="text1"/>
+          <w:sz w:val="18"/>
+          <w:szCs w:val="18"/>
+        </w:rPr>
+      </w:pPr>
+    </w:p>
+    <w:p>
+      <w:pPr>
+        <w:shd w:val="clear" w:color="auto" w:fill="FFFFFF"/>
+        <w:tabs>
+          <w:tab w:val="left" w:pos="916"/>
+          <w:tab w:val="left" w:pos="1832"/>
+          <w:tab w:val="left" w:pos="2748"/>
+          <w:tab w:val="left" w:pos="3664"/>
+          <w:tab w:val="left" w:pos="4580"/>
+          <w:tab w:val="left" w:pos="5496"/>
+          <w:tab w:val="left" w:pos="6412"/>
+          <w:tab w:val="left" w:pos="7328"/>
+          <w:tab w:val="left" w:pos="8244"/>
+          <w:tab w:val="left" w:pos="9160"/>
+          <w:tab w:val="left" w:pos="10076"/>
+          <w:tab w:val="left" w:pos="10992"/>
+          <w:tab w:val="left" w:pos="11908"/>
+          <w:tab w:val="left" w:pos="12824"/>
+          <w:tab w:val="left" w:pos="13740"/>
+          <w:tab w:val="left" w:pos="14656"/>
+        </w:tabs>
+        <w:spacing w:after="0" w:line="240" w:lineRule="auto"/>
+        <w:rPr>
+          <w:rFonts w:ascii="Consolas" w:hAnsi="Consolas" w:cstheme="minorHAnsi"/>
+          <w:color w:val="000000" w:themeColor="text1"/>
+          <w:sz w:val="18"/>
+          <w:szCs w:val="18"/>
+        </w:rPr>
+      </w:pPr>
+      <w:proofErr w:type="spellStart"/>
+      <w:r>
+        <w:rPr>
+          <w:rFonts w:ascii="Consolas" w:hAnsi="Consolas" w:cstheme="minorHAnsi"/>
+          <w:color w:val="000000" w:themeColor="text1"/>
+          <w:sz w:val="18"/>
+          <w:szCs w:val="18"/>
+        </w:rPr>
+        <w:t>UserDetailsService</w:t>
+      </w:r>
+      <w:proofErr w:type="spellEnd"/>
+    </w:p>
+    <w:p>
+      <w:pPr>
+        <w:shd w:val="clear" w:color="auto" w:fill="FFFFFF"/>
+        <w:tabs>
+          <w:tab w:val="left" w:pos="916"/>
+          <w:tab w:val="left" w:pos="1832"/>
+          <w:tab w:val="left" w:pos="2748"/>
+          <w:tab w:val="left" w:pos="3664"/>
+          <w:tab w:val="left" w:pos="4580"/>
+          <w:tab w:val="left" w:pos="5496"/>
+          <w:tab w:val="left" w:pos="6412"/>
+          <w:tab w:val="left" w:pos="7328"/>
+          <w:tab w:val="left" w:pos="8244"/>
+          <w:tab w:val="left" w:pos="9160"/>
+          <w:tab w:val="left" w:pos="10076"/>
+          <w:tab w:val="left" w:pos="10992"/>
+          <w:tab w:val="left" w:pos="11908"/>
+          <w:tab w:val="left" w:pos="12824"/>
+          <w:tab w:val="left" w:pos="13740"/>
+          <w:tab w:val="left" w:pos="14656"/>
+        </w:tabs>
+        <w:spacing w:after="0" w:line="240" w:lineRule="auto"/>
+        <w:rPr>
+          <w:rFonts w:ascii="Consolas" w:hAnsi="Consolas" w:cstheme="minorHAnsi"/>
+          <w:color w:val="000000" w:themeColor="text1"/>
+          <w:sz w:val="18"/>
+          <w:szCs w:val="18"/>
+        </w:rPr>
+      </w:pPr>
+      <w:r>
+        <w:rPr>
+          <w:rFonts w:ascii="Consolas" w:hAnsi="Consolas" w:cstheme="minorHAnsi"/>
+          <w:color w:val="000000" w:themeColor="text1"/>
+          <w:sz w:val="18"/>
+          <w:szCs w:val="18"/>
+        </w:rPr>
+        <w:t xml:space="preserve">     ↓</w:t>
+      </w:r>
+    </w:p>
+    <w:p>
+      <w:pPr>
+        <w:shd w:val="clear" w:color="auto" w:fill="FFFFFF"/>
+        <w:tabs>
+          <w:tab w:val="left" w:pos="916"/>
+          <w:tab w:val="left" w:pos="1832"/>
+          <w:tab w:val="left" w:pos="2748"/>
+          <w:tab w:val="left" w:pos="3664"/>
+          <w:tab w:val="left" w:pos="4580"/>
+          <w:tab w:val="left" w:pos="5496"/>
+          <w:tab w:val="left" w:pos="6412"/>
+          <w:tab w:val="left" w:pos="7328"/>
+          <w:tab w:val="left" w:pos="8244"/>
+          <w:tab w:val="left" w:pos="9160"/>
+          <w:tab w:val="left" w:pos="10076"/>
+          <w:tab w:val="left" w:pos="10992"/>
+          <w:tab w:val="left" w:pos="11908"/>
+          <w:tab w:val="left" w:pos="12824"/>
+          <w:tab w:val="left" w:pos="13740"/>
+          <w:tab w:val="left" w:pos="14656"/>
+        </w:tabs>
+        <w:spacing w:after="0" w:line="240" w:lineRule="auto"/>
+        <w:rPr>
+          <w:rFonts w:ascii="Consolas" w:hAnsi="Consolas" w:cstheme="minorHAnsi"/>
+          <w:color w:val="000000" w:themeColor="text1"/>
+          <w:sz w:val="18"/>
+          <w:szCs w:val="18"/>
+        </w:rPr>
+      </w:pPr>
+      <w:r>
+        <w:rPr>
+          <w:rFonts w:ascii="Consolas" w:hAnsi="Consolas" w:cstheme="minorHAnsi"/>
+          <w:color w:val="000000" w:themeColor="text1"/>
+          <w:sz w:val="18"/>
+          <w:szCs w:val="18"/>
+        </w:rPr>
+        <w:t>"Give Spring Security the user's security information"</w:t>
+      </w:r>
+    </w:p>
+    <w:p>
+      <w:pPr>
+        <w:shd w:val="clear" w:color="auto" w:fill="FFFFFF"/>
+        <w:tabs>
+          <w:tab w:val="left" w:pos="916"/>
+          <w:tab w:val="left" w:pos="1832"/>
+          <w:tab w:val="left" w:pos="2748"/>
+          <w:tab w:val="left" w:pos="3664"/>
+          <w:tab w:val="left" w:pos="4580"/>
+          <w:tab w:val="left" w:pos="5496"/>
+          <w:tab w:val="left" w:pos="6412"/>
+          <w:tab w:val="left" w:pos="7328"/>
+          <w:tab w:val="left" w:pos="8244"/>
+          <w:tab w:val="left" w:pos="9160"/>
+          <w:tab w:val="left" w:pos="10076"/>
+          <w:tab w:val="left" w:pos="10992"/>
+          <w:tab w:val="left" w:pos="11908"/>
+          <w:tab w:val="left" w:pos="12824"/>
+          <w:tab w:val="left" w:pos="13740"/>
+          <w:tab w:val="left" w:pos="14656"/>
+        </w:tabs>
+        <w:spacing w:after="0" w:line="240" w:lineRule="auto"/>
+        <w:rPr>
+          <w:rFonts w:ascii="Consolas" w:hAnsi="Consolas" w:cstheme="minorHAnsi"/>
+          <w:color w:val="000000" w:themeColor="text1"/>
+          <w:sz w:val="18"/>
+          <w:szCs w:val="18"/>
+        </w:rPr>
+      </w:pPr>
+    </w:p>
+    <w:p>
+      <w:pPr>
+        <w:shd w:val="clear" w:color="auto" w:fill="FFFFFF"/>
+        <w:tabs>
+          <w:tab w:val="left" w:pos="916"/>
+          <w:tab w:val="left" w:pos="1832"/>
+          <w:tab w:val="left" w:pos="2748"/>
+          <w:tab w:val="left" w:pos="3664"/>
+          <w:tab w:val="left" w:pos="4580"/>
+          <w:tab w:val="left" w:pos="5496"/>
+          <w:tab w:val="left" w:pos="6412"/>
+          <w:tab w:val="left" w:pos="7328"/>
+          <w:tab w:val="left" w:pos="8244"/>
+          <w:tab w:val="left" w:pos="9160"/>
+          <w:tab w:val="left" w:pos="10076"/>
+          <w:tab w:val="left" w:pos="10992"/>
+          <w:tab w:val="left" w:pos="11908"/>
+          <w:tab w:val="left" w:pos="12824"/>
+          <w:tab w:val="left" w:pos="13740"/>
+          <w:tab w:val="left" w:pos="14656"/>
+        </w:tabs>
+        <w:spacing w:after="0" w:line="240" w:lineRule="auto"/>
+        <w:rPr>
+          <w:rFonts w:ascii="Consolas" w:hAnsi="Consolas" w:cstheme="minorHAnsi"/>
+          <w:color w:val="000000" w:themeColor="text1"/>
+          <w:sz w:val="18"/>
+          <w:szCs w:val="18"/>
+        </w:rPr>
+      </w:pPr>
+      <w:proofErr w:type="spellStart"/>
+      <w:r>
+        <w:rPr>
+          <w:rFonts w:ascii="Consolas" w:hAnsi="Consolas" w:cstheme="minorHAnsi"/>
+          <w:color w:val="000000" w:themeColor="text1"/>
+          <w:sz w:val="18"/>
+          <w:szCs w:val="18"/>
+        </w:rPr>
+        <w:t>PasswordEncoder</w:t>
+      </w:r>
+      <w:proofErr w:type="spellEnd"/>
+    </w:p>
+    <w:p>
+      <w:pPr>
+        <w:shd w:val="clear" w:color="auto" w:fill="FFFFFF"/>
+        <w:tabs>
+          <w:tab w:val="left" w:pos="916"/>
+          <w:tab w:val="left" w:pos="1832"/>
+          <w:tab w:val="left" w:pos="2748"/>
+          <w:tab w:val="left" w:pos="3664"/>
+          <w:tab w:val="left" w:pos="4580"/>
+          <w:tab w:val="left" w:pos="5496"/>
+          <w:tab w:val="left" w:pos="6412"/>
+          <w:tab w:val="left" w:pos="7328"/>
+          <w:tab w:val="left" w:pos="8244"/>
+          <w:tab w:val="left" w:pos="9160"/>
+          <w:tab w:val="left" w:pos="10076"/>
+          <w:tab w:val="left" w:pos="10992"/>
+          <w:tab w:val="left" w:pos="11908"/>
+          <w:tab w:val="left" w:pos="12824"/>
+          <w:tab w:val="left" w:pos="13740"/>
+          <w:tab w:val="left" w:pos="14656"/>
+        </w:tabs>
+        <w:spacing w:after="0" w:line="240" w:lineRule="auto"/>
+        <w:rPr>
+          <w:rFonts w:ascii="Consolas" w:hAnsi="Consolas" w:cstheme="minorHAnsi"/>
+          <w:color w:val="000000" w:themeColor="text1"/>
+          <w:sz w:val="18"/>
+          <w:szCs w:val="18"/>
+        </w:rPr>
+      </w:pPr>
+      <w:r>
+        <w:rPr>
+          <w:rFonts w:ascii="Consolas" w:hAnsi="Consolas" w:cstheme="minorHAnsi"/>
+          <w:color w:val="000000" w:themeColor="text1"/>
+          <w:sz w:val="18"/>
+          <w:szCs w:val="18"/>
+        </w:rPr>
+        <w:t xml:space="preserve">     ↓</w:t>
+      </w:r>
+    </w:p>
+    <w:p>
+      <w:pPr>
+        <w:shd w:val="clear" w:color="auto" w:fill="FFFFFF"/>
+        <w:tabs>
+          <w:tab w:val="left" w:pos="916"/>
+          <w:tab w:val="left" w:pos="1832"/>
+          <w:tab w:val="left" w:pos="2748"/>
+          <w:tab w:val="left" w:pos="3664"/>
+          <w:tab w:val="left" w:pos="4580"/>
+          <w:tab w:val="left" w:pos="5496"/>
+          <w:tab w:val="left" w:pos="6412"/>
+          <w:tab w:val="left" w:pos="7328"/>
+          <w:tab w:val="left" w:pos="8244"/>
+          <w:tab w:val="left" w:pos="9160"/>
+          <w:tab w:val="left" w:pos="10076"/>
+          <w:tab w:val="left" w:pos="10992"/>
+          <w:tab w:val="left" w:pos="11908"/>
+          <w:tab w:val="left" w:pos="12824"/>
+          <w:tab w:val="left" w:pos="13740"/>
+          <w:tab w:val="left" w:pos="14656"/>
+        </w:tabs>
+        <w:spacing w:after="0" w:line="240" w:lineRule="auto"/>
+        <w:rPr>
+          <w:rFonts w:ascii="Consolas" w:hAnsi="Consolas" w:cstheme="minorHAnsi"/>
+          <w:color w:val="000000" w:themeColor="text1"/>
+          <w:sz w:val="18"/>
+          <w:szCs w:val="18"/>
+        </w:rPr>
+      </w:pPr>
+      <w:r>
+        <w:rPr>
+          <w:rFonts w:ascii="Consolas" w:hAnsi="Consolas" w:cstheme="minorHAnsi"/>
+          <w:color w:val="000000" w:themeColor="text1"/>
+          <w:sz w:val="18"/>
+          <w:szCs w:val="18"/>
+        </w:rPr>
+        <w:t>"Hash passwords and verify passwords securely"</w:t>
+      </w:r>
+    </w:p>
+    <w:p>
+      <w:pPr>
+        <w:shd w:val="clear" w:color="auto" w:fill="FFFFFF"/>
+        <w:tabs>
+          <w:tab w:val="left" w:pos="916"/>
+          <w:tab w:val="left" w:pos="1832"/>
+          <w:tab w:val="left" w:pos="2748"/>
+          <w:tab w:val="left" w:pos="3664"/>
+          <w:tab w:val="left" w:pos="4580"/>
+          <w:tab w:val="left" w:pos="5496"/>
+          <w:tab w:val="left" w:pos="6412"/>
+          <w:tab w:val="left" w:pos="7328"/>
+          <w:tab w:val="left" w:pos="8244"/>
+          <w:tab w:val="left" w:pos="9160"/>
+          <w:tab w:val="left" w:pos="10076"/>
+          <w:tab w:val="left" w:pos="10992"/>
+          <w:tab w:val="left" w:pos="11908"/>
+          <w:tab w:val="left" w:pos="12824"/>
+          <w:tab w:val="left" w:pos="13740"/>
+          <w:tab w:val="left" w:pos="14656"/>
+        </w:tabs>
+        <w:spacing w:after="0" w:line="240" w:lineRule="auto"/>
+        <w:rPr>
+          <w:rFonts w:ascii="Consolas" w:hAnsi="Consolas" w:cstheme="minorHAnsi"/>
+          <w:color w:val="000000" w:themeColor="text1"/>
+          <w:sz w:val="18"/>
+          <w:szCs w:val="18"/>
+        </w:rPr>
+      </w:pPr>
+    </w:p>
+    <w:p>
+      <w:pPr>
+        <w:shd w:val="clear" w:color="auto" w:fill="FFFFFF"/>
+        <w:tabs>
+          <w:tab w:val="left" w:pos="916"/>
+          <w:tab w:val="left" w:pos="1832"/>
+          <w:tab w:val="left" w:pos="2748"/>
+          <w:tab w:val="left" w:pos="3664"/>
+          <w:tab w:val="left" w:pos="4580"/>
+          <w:tab w:val="left" w:pos="5496"/>
+          <w:tab w:val="left" w:pos="6412"/>
+          <w:tab w:val="left" w:pos="7328"/>
+          <w:tab w:val="left" w:pos="8244"/>
+          <w:tab w:val="left" w:pos="9160"/>
+          <w:tab w:val="left" w:pos="10076"/>
+          <w:tab w:val="left" w:pos="10992"/>
+          <w:tab w:val="left" w:pos="11908"/>
+          <w:tab w:val="left" w:pos="12824"/>
+          <w:tab w:val="left" w:pos="13740"/>
+          <w:tab w:val="left" w:pos="14656"/>
+        </w:tabs>
+        <w:spacing w:after="0" w:line="240" w:lineRule="auto"/>
+        <w:rPr>
+          <w:rFonts w:ascii="Consolas" w:hAnsi="Consolas" w:cstheme="minorHAnsi"/>
+          <w:color w:val="000000" w:themeColor="text1"/>
+          <w:sz w:val="18"/>
+          <w:szCs w:val="18"/>
+        </w:rPr>
+      </w:pPr>
+      <w:proofErr w:type="spellStart"/>
+      <w:r>
+        <w:rPr>
+          <w:rFonts w:ascii="Consolas" w:hAnsi="Consolas" w:cstheme="minorHAnsi"/>
+          <w:color w:val="000000" w:themeColor="text1"/>
+          <w:sz w:val="18"/>
+          <w:szCs w:val="18"/>
+        </w:rPr>
+        <w:t>SecurityFilterChain</w:t>
+      </w:r>
+      <w:proofErr w:type="spellEnd"/>
+    </w:p>
+    <w:p>
+      <w:pPr>
+        <w:shd w:val="clear" w:color="auto" w:fill="FFFFFF"/>
+        <w:tabs>
+          <w:tab w:val="left" w:pos="916"/>
+          <w:tab w:val="left" w:pos="1832"/>
+          <w:tab w:val="left" w:pos="2748"/>
+          <w:tab w:val="left" w:pos="3664"/>
+          <w:tab w:val="left" w:pos="4580"/>
+          <w:tab w:val="left" w:pos="5496"/>
+          <w:tab w:val="left" w:pos="6412"/>
+          <w:tab w:val="left" w:pos="7328"/>
+          <w:tab w:val="left" w:pos="8244"/>
+          <w:tab w:val="left" w:pos="9160"/>
+          <w:tab w:val="left" w:pos="10076"/>
+          <w:tab w:val="left" w:pos="10992"/>
+          <w:tab w:val="left" w:pos="11908"/>
+          <w:tab w:val="left" w:pos="12824"/>
+          <w:tab w:val="left" w:pos="13740"/>
+          <w:tab w:val="left" w:pos="14656"/>
+        </w:tabs>
+        <w:spacing w:after="0" w:line="240" w:lineRule="auto"/>
+        <w:rPr>
+          <w:rFonts w:ascii="Consolas" w:hAnsi="Consolas" w:cstheme="minorHAnsi"/>
+          <w:color w:val="000000" w:themeColor="text1"/>
+          <w:sz w:val="18"/>
+          <w:szCs w:val="18"/>
+        </w:rPr>
+      </w:pPr>
+      <w:r>
+        <w:rPr>
+          <w:rFonts w:ascii="Consolas" w:hAnsi="Consolas" w:cstheme="minorHAnsi"/>
+          <w:color w:val="000000" w:themeColor="text1"/>
+          <w:sz w:val="18"/>
+          <w:szCs w:val="18"/>
+        </w:rPr>
+        <w:t xml:space="preserve">     ↓</w:t>
+      </w:r>
+    </w:p>
+    <w:p>
+      <w:pPr>
+        <w:shd w:val="clear" w:color="auto" w:fill="FFFFFF"/>
+        <w:tabs>
+          <w:tab w:val="left" w:pos="916"/>
+          <w:tab w:val="left" w:pos="1832"/>
+          <w:tab w:val="left" w:pos="2748"/>
+          <w:tab w:val="left" w:pos="3664"/>
+          <w:tab w:val="left" w:pos="4580"/>
+          <w:tab w:val="left" w:pos="5496"/>
+          <w:tab w:val="left" w:pos="6412"/>
+          <w:tab w:val="left" w:pos="7328"/>
+          <w:tab w:val="left" w:pos="8244"/>
+          <w:tab w:val="left" w:pos="9160"/>
+          <w:tab w:val="left" w:pos="10076"/>
+          <w:tab w:val="left" w:pos="10992"/>
+          <w:tab w:val="left" w:pos="11908"/>
+          <w:tab w:val="left" w:pos="12824"/>
+          <w:tab w:val="left" w:pos="13740"/>
+          <w:tab w:val="left" w:pos="14656"/>
+        </w:tabs>
+        <w:spacing w:after="0" w:line="240" w:lineRule="auto"/>
+        <w:rPr>
+          <w:rFonts w:ascii="Consolas" w:hAnsi="Consolas" w:cstheme="minorHAnsi"/>
+          <w:color w:val="000000" w:themeColor="text1"/>
+          <w:sz w:val="18"/>
+          <w:szCs w:val="18"/>
+        </w:rPr>
+      </w:pPr>
+      <w:r>
+        <w:rPr>
+          <w:rFonts w:ascii="Consolas" w:hAnsi="Consolas" w:cstheme="minorHAnsi"/>
+          <w:color w:val="000000" w:themeColor="text1"/>
+          <w:sz w:val="18"/>
+          <w:szCs w:val="18"/>
+        </w:rPr>
+        <w:t>"Decide which requests are allowed"</w:t>
+      </w:r>
+    </w:p>
+    <w:p>
+      <w:pPr>
+        <w:shd w:val="clear" w:color="auto" w:fill="FFFFFF"/>
+        <w:tabs>
+          <w:tab w:val="left" w:pos="916"/>
+          <w:tab w:val="left" w:pos="1832"/>
+          <w:tab w:val="left" w:pos="2748"/>
+          <w:tab w:val="left" w:pos="3664"/>
+          <w:tab w:val="left" w:pos="4580"/>
+          <w:tab w:val="left" w:pos="5496"/>
+          <w:tab w:val="left" w:pos="6412"/>
+          <w:tab w:val="left" w:pos="7328"/>
+          <w:tab w:val="left" w:pos="8244"/>
+          <w:tab w:val="left" w:pos="9160"/>
+          <w:tab w:val="left" w:pos="10076"/>
+          <w:tab w:val="left" w:pos="10992"/>
+          <w:tab w:val="left" w:pos="11908"/>
+          <w:tab w:val="left" w:pos="12824"/>
+          <w:tab w:val="left" w:pos="13740"/>
+          <w:tab w:val="left" w:pos="14656"/>
+        </w:tabs>
+        <w:spacing w:after="0" w:line="240" w:lineRule="auto"/>
+        <w:rPr>
+          <w:rFonts w:ascii="Consolas" w:hAnsi="Consolas" w:cstheme="minorHAnsi"/>
+          <w:color w:val="000000" w:themeColor="text1"/>
+          <w:sz w:val="18"/>
+          <w:szCs w:val="18"/>
+        </w:rPr>
+      </w:pPr>
+    </w:p>
+    <w:p>
+      <w:pPr>
+        <w:shd w:val="clear" w:color="auto" w:fill="FFFFFF"/>
+        <w:tabs>
+          <w:tab w:val="left" w:pos="916"/>
+          <w:tab w:val="left" w:pos="1832"/>
+          <w:tab w:val="left" w:pos="2748"/>
+          <w:tab w:val="left" w:pos="3664"/>
+          <w:tab w:val="left" w:pos="4580"/>
+          <w:tab w:val="left" w:pos="5496"/>
+          <w:tab w:val="left" w:pos="6412"/>
+          <w:tab w:val="left" w:pos="7328"/>
+          <w:tab w:val="left" w:pos="8244"/>
+          <w:tab w:val="left" w:pos="9160"/>
+          <w:tab w:val="left" w:pos="10076"/>
+          <w:tab w:val="left" w:pos="10992"/>
+          <w:tab w:val="left" w:pos="11908"/>
+          <w:tab w:val="left" w:pos="12824"/>
+          <w:tab w:val="left" w:pos="13740"/>
+          <w:tab w:val="left" w:pos="14656"/>
+        </w:tabs>
+        <w:spacing w:after="0" w:line="240" w:lineRule="auto"/>
+        <w:rPr>
+          <w:rFonts w:ascii="Consolas" w:hAnsi="Consolas" w:cstheme="minorHAnsi"/>
+          <w:color w:val="000000" w:themeColor="text1"/>
+          <w:sz w:val="18"/>
+          <w:szCs w:val="18"/>
+        </w:rPr>
+      </w:pPr>
+      <w:proofErr w:type="spellStart"/>
+      <w:r>
+        <w:rPr>
+          <w:rFonts w:ascii="Consolas" w:hAnsi="Consolas" w:cstheme="minorHAnsi"/>
+          <w:color w:val="000000" w:themeColor="text1"/>
+          <w:sz w:val="18"/>
+          <w:szCs w:val="18"/>
+        </w:rPr>
+        <w:t>AuthenticationManager</w:t>
+      </w:r>
+      <w:proofErr w:type="spellEnd"/>
+    </w:p>
+    <w:p>
+      <w:pPr>
+        <w:shd w:val="clear" w:color="auto" w:fill="FFFFFF"/>
+        <w:tabs>
+          <w:tab w:val="left" w:pos="916"/>
+          <w:tab w:val="left" w:pos="1832"/>
+          <w:tab w:val="left" w:pos="2748"/>
+          <w:tab w:val="left" w:pos="3664"/>
+          <w:tab w:val="left" w:pos="4580"/>
+          <w:tab w:val="left" w:pos="5496"/>
+          <w:tab w:val="left" w:pos="6412"/>
+          <w:tab w:val="left" w:pos="7328"/>
+          <w:tab w:val="left" w:pos="8244"/>
+          <w:tab w:val="left" w:pos="9160"/>
+          <w:tab w:val="left" w:pos="10076"/>
+          <w:tab w:val="left" w:pos="10992"/>
+          <w:tab w:val="left" w:pos="11908"/>
+          <w:tab w:val="left" w:pos="12824"/>
+          <w:tab w:val="left" w:pos="13740"/>
+          <w:tab w:val="left" w:pos="14656"/>
+        </w:tabs>
+        <w:spacing w:after="0" w:line="240" w:lineRule="auto"/>
+        <w:rPr>
+          <w:rFonts w:ascii="Consolas" w:hAnsi="Consolas" w:cstheme="minorHAnsi"/>
+          <w:color w:val="000000" w:themeColor="text1"/>
+          <w:sz w:val="18"/>
+          <w:szCs w:val="18"/>
+        </w:rPr>
+      </w:pPr>
+      <w:r>
+        <w:rPr>
+          <w:rFonts w:ascii="Consolas" w:hAnsi="Consolas" w:cstheme="minorHAnsi"/>
+          <w:color w:val="000000" w:themeColor="text1"/>
+          <w:sz w:val="18"/>
+          <w:szCs w:val="18"/>
+        </w:rPr>
+        <w:t xml:space="preserve">     ↓</w:t>
+      </w:r>
+    </w:p>
+    <w:p>
+      <w:pPr>
+        <w:shd w:val="clear" w:color="auto" w:fill="FFFFFF"/>
+        <w:tabs>
+          <w:tab w:val="left" w:pos="916"/>
+          <w:tab w:val="left" w:pos="1832"/>
+          <w:tab w:val="left" w:pos="2748"/>
+          <w:tab w:val="left" w:pos="3664"/>
+          <w:tab w:val="left" w:pos="4580"/>
+          <w:tab w:val="left" w:pos="5496"/>
+          <w:tab w:val="left" w:pos="6412"/>
+          <w:tab w:val="left" w:pos="7328"/>
+          <w:tab w:val="left" w:pos="8244"/>
+          <w:tab w:val="left" w:pos="9160"/>
+          <w:tab w:val="left" w:pos="10076"/>
+          <w:tab w:val="left" w:pos="10992"/>
+          <w:tab w:val="left" w:pos="11908"/>
+          <w:tab w:val="left" w:pos="12824"/>
+          <w:tab w:val="left" w:pos="13740"/>
+          <w:tab w:val="left" w:pos="14656"/>
+        </w:tabs>
+        <w:spacing w:after="0" w:line="240" w:lineRule="auto"/>
+        <w:rPr>
+          <w:rFonts w:ascii="Consolas" w:hAnsi="Consolas" w:cstheme="minorHAnsi"/>
+          <w:color w:val="000000" w:themeColor="text1"/>
+          <w:sz w:val="18"/>
+          <w:szCs w:val="18"/>
+        </w:rPr>
+      </w:pPr>
+      <w:r>
+        <w:rPr>
+          <w:rFonts w:ascii="Consolas" w:hAnsi="Consolas" w:cstheme="minorHAnsi"/>
+          <w:color w:val="000000" w:themeColor="text1"/>
+          <w:sz w:val="18"/>
+          <w:szCs w:val="18"/>
+        </w:rPr>
+        <w:t>"Perform authentication"</w:t>
       </w:r>
     </w:p>
     <w:p>
@@ -23315,7 +26622,7 @@
   <w:abstractNum w:abstractNumId="1" w15:restartNumberingAfterBreak="0">
     <w:nsid w:val="03DF443F"/>
     <w:multiLevelType w:val="multilevel"/>
-    <w:tmpl w:val="C9C2D330"/>
+    <w:tmpl w:val="F72E2D18"/>
     <w:lvl w:ilvl="0">
       <w:start w:val="1"/>
       <w:numFmt w:val="bullet"/>
@@ -23332,20 +26639,16 @@
         <w:sz w:val="20"/>
       </w:rPr>
     </w:lvl>
-    <w:lvl w:ilvl="1" w:tentative="1">
-      <w:start w:val="1"/>
-      <w:numFmt w:val="bullet"/>
-      <w:lvlText w:val="o"/>
-      <w:lvlJc w:val="left"/>
-      <w:pPr>
-        <w:tabs>
-          <w:tab w:val="num" w:pos="1440"/>
-        </w:tabs>
+    <w:lvl w:ilvl="1">
+      <w:start w:val="1"/>
+      <w:numFmt w:val="decimal"/>
+      <w:lvlText w:val="%2."/>
+      <w:lvlJc w:val="left"/>
+      <w:pPr>
         <w:ind w:left="1440" w:hanging="360"/>
       </w:pPr>
       <w:rPr>
-        <w:rFonts w:ascii="Courier New" w:hAnsi="Courier New" w:hint="default"/>
-        <w:sz w:val="20"/>
+        <w:rFonts w:hint="default"/>
       </w:rPr>
     </w:lvl>
     <w:lvl w:ilvl="2" w:tentative="1">
@@ -30406,7 +33709,7 @@
   <w:style w:type="paragraph" w:default="1" w:styleId="Normal">
     <w:name w:val="Normal"/>
     <w:qFormat/>
-    <w:rsid w:val="004A6898"/>
+    <w:rsid w:val="00981E47"/>
   </w:style>
   <w:style w:type="paragraph" w:styleId="Heading1">
     <w:name w:val="heading 1"/>

--- a/Java/SpringBoot_terms.docx
+++ b/Java/SpringBoot_terms.docx
@@ -20778,35 +20778,12 @@
         </w:tabs>
         <w:spacing w:after="0" w:line="240" w:lineRule="auto"/>
         <w:rPr>
-          <w:rFonts w:cstheme="minorHAnsi"/>
-        </w:rPr>
-      </w:pPr>
-      <w:r>
-        <w:rPr>
-          <w:rFonts w:cstheme="minorHAnsi"/>
-        </w:rPr>
-        <w:br/>
-      </w:r>
-      <w:r>
-        <w:rPr>
-          <w:rFonts w:cstheme="minorHAnsi"/>
-        </w:rPr>
-        <w:t xml:space="preserve">Spring Security never directly talks to DB — it uses </w:t>
-      </w:r>
-      <w:proofErr w:type="spellStart"/>
-      <w:r>
-        <w:rPr>
-          <w:rFonts w:cstheme="minorHAnsi"/>
-        </w:rPr>
-        <w:t>UserDetailsService</w:t>
-      </w:r>
-      <w:proofErr w:type="spellEnd"/>
-      <w:r>
-        <w:rPr>
-          <w:rFonts w:cstheme="minorHAnsi"/>
-        </w:rPr>
-        <w:t>.</w:t>
-      </w:r>
+          <w:rFonts w:ascii="Consolas" w:hAnsi="Consolas" w:cstheme="minorHAnsi"/>
+          <w:color w:val="000000" w:themeColor="text1"/>
+          <w:sz w:val="18"/>
+          <w:szCs w:val="18"/>
+        </w:rPr>
+      </w:pPr>
     </w:p>
     <w:p>
       <w:pPr>
@@ -20831,9 +20808,21 @@
         </w:tabs>
         <w:spacing w:after="0" w:line="240" w:lineRule="auto"/>
         <w:rPr>
-          <w:rFonts w:cstheme="minorHAnsi"/>
-        </w:rPr>
-      </w:pPr>
+          <w:rFonts w:ascii="Consolas" w:hAnsi="Consolas" w:cstheme="minorHAnsi"/>
+          <w:color w:val="000000" w:themeColor="text1"/>
+          <w:sz w:val="18"/>
+          <w:szCs w:val="18"/>
+        </w:rPr>
+      </w:pPr>
+      <w:r>
+        <w:rPr>
+          <w:rFonts w:ascii="Consolas" w:hAnsi="Consolas" w:cstheme="minorHAnsi"/>
+          <w:color w:val="000000" w:themeColor="text1"/>
+          <w:sz w:val="18"/>
+          <w:szCs w:val="18"/>
+        </w:rPr>
+        <w:t>Spring Security</w:t>
+      </w:r>
     </w:p>
     <w:p>
       <w:pPr>
@@ -20858,49 +20847,58 @@
         </w:tabs>
         <w:spacing w:after="0" w:line="240" w:lineRule="auto"/>
         <w:rPr>
-          <w:rFonts w:cstheme="minorHAnsi"/>
-        </w:rPr>
-      </w:pPr>
-      <w:r>
-        <w:rPr>
-          <w:rFonts w:cstheme="minorHAnsi"/>
-        </w:rPr>
-        <w:t xml:space="preserve">A request enters the </w:t>
-      </w:r>
-      <w:r>
-        <w:rPr>
-          <w:rFonts w:cstheme="minorHAnsi"/>
-          <w:b/>
-          <w:bCs/>
-        </w:rPr>
-        <w:t>Security Filter Chain</w:t>
-      </w:r>
-      <w:r>
-        <w:rPr>
-          <w:rFonts w:cstheme="minorHAnsi"/>
-        </w:rPr>
-        <w:t>.</w:t>
-      </w:r>
-      <w:r>
-        <w:rPr>
-          <w:rFonts w:cstheme="minorHAnsi"/>
-        </w:rPr>
-        <w:br/>
-        <w:t xml:space="preserve">One of the filters triggers </w:t>
-      </w:r>
-      <w:proofErr w:type="gramStart"/>
-      <w:r>
-        <w:rPr>
-          <w:rFonts w:cstheme="minorHAnsi"/>
-        </w:rPr>
-        <w:t>authentication</w:t>
-      </w:r>
-      <w:proofErr w:type="gramEnd"/>
-      <w:r>
-        <w:rPr>
-          <w:rFonts w:cstheme="minorHAnsi"/>
-        </w:rPr>
-        <w:t>.</w:t>
+          <w:rFonts w:ascii="Consolas" w:hAnsi="Consolas" w:cstheme="minorHAnsi"/>
+          <w:color w:val="000000" w:themeColor="text1"/>
+          <w:sz w:val="18"/>
+          <w:szCs w:val="18"/>
+        </w:rPr>
+      </w:pPr>
+      <w:r>
+        <w:rPr>
+          <w:rFonts w:ascii="Consolas" w:eastAsia="MS Gothic" w:hAnsi="Consolas" w:cs="MS Gothic"/>
+          <w:color w:val="000000" w:themeColor="text1"/>
+          <w:sz w:val="18"/>
+          <w:szCs w:val="18"/>
+        </w:rPr>
+        <w:t>├</w:t>
+      </w:r>
+      <w:r>
+        <w:rPr>
+          <w:rFonts w:ascii="Consolas" w:hAnsi="Consolas" w:cs="Calibri"/>
+          <w:color w:val="000000" w:themeColor="text1"/>
+          <w:sz w:val="18"/>
+          <w:szCs w:val="18"/>
+        </w:rPr>
+        <w:t>──</w:t>
+      </w:r>
+      <w:r>
+        <w:rPr>
+          <w:rFonts w:ascii="Consolas" w:hAnsi="Consolas" w:cstheme="minorHAnsi"/>
+          <w:color w:val="000000" w:themeColor="text1"/>
+          <w:sz w:val="18"/>
+          <w:szCs w:val="18"/>
+        </w:rPr>
+        <w:t xml:space="preserve"> </w:t>
+      </w:r>
+      <w:proofErr w:type="spellStart"/>
+      <w:r>
+        <w:rPr>
+          <w:rFonts w:ascii="Consolas" w:hAnsi="Consolas" w:cstheme="minorHAnsi"/>
+          <w:color w:val="000000" w:themeColor="text1"/>
+          <w:sz w:val="18"/>
+          <w:szCs w:val="18"/>
+        </w:rPr>
+        <w:t>SecurityFilterChain</w:t>
+      </w:r>
+      <w:proofErr w:type="spellEnd"/>
+      <w:r>
+        <w:rPr>
+          <w:rFonts w:ascii="Consolas" w:hAnsi="Consolas" w:cstheme="minorHAnsi"/>
+          <w:color w:val="000000" w:themeColor="text1"/>
+          <w:sz w:val="18"/>
+          <w:szCs w:val="18"/>
+        </w:rPr>
+        <w:t xml:space="preserve"> - user's security information to Spring Security</w:t>
       </w:r>
     </w:p>
     <w:p>
@@ -20926,42 +20924,58 @@
         </w:tabs>
         <w:spacing w:after="0" w:line="240" w:lineRule="auto"/>
         <w:rPr>
-          <w:rFonts w:cstheme="minorHAnsi"/>
-        </w:rPr>
-      </w:pPr>
-      <w:r>
-        <w:rPr>
-          <w:rFonts w:cstheme="minorHAnsi"/>
-        </w:rPr>
-        <w:t xml:space="preserve">Spring calls </w:t>
-      </w:r>
-      <w:proofErr w:type="spellStart"/>
-      <w:r>
-        <w:rPr>
-          <w:rFonts w:cstheme="minorHAnsi"/>
+          <w:rFonts w:ascii="Consolas" w:hAnsi="Consolas" w:cstheme="minorHAnsi"/>
+          <w:color w:val="000000" w:themeColor="text1"/>
+          <w:sz w:val="18"/>
+          <w:szCs w:val="18"/>
+        </w:rPr>
+      </w:pPr>
+      <w:r>
+        <w:rPr>
+          <w:rFonts w:ascii="Consolas" w:eastAsia="MS Gothic" w:hAnsi="Consolas" w:cs="MS Gothic"/>
+          <w:color w:val="000000" w:themeColor="text1"/>
+          <w:sz w:val="18"/>
+          <w:szCs w:val="18"/>
+        </w:rPr>
+        <w:t>├</w:t>
+      </w:r>
+      <w:r>
+        <w:rPr>
+          <w:rFonts w:ascii="Consolas" w:hAnsi="Consolas" w:cs="Calibri"/>
+          <w:color w:val="000000" w:themeColor="text1"/>
+          <w:sz w:val="18"/>
+          <w:szCs w:val="18"/>
+        </w:rPr>
+        <w:t>──</w:t>
+      </w:r>
+      <w:r>
+        <w:rPr>
+          <w:rFonts w:ascii="Consolas" w:hAnsi="Consolas" w:cstheme="minorHAnsi"/>
+          <w:color w:val="000000" w:themeColor="text1"/>
+          <w:sz w:val="18"/>
+          <w:szCs w:val="18"/>
+        </w:rPr>
+        <w:t xml:space="preserve"> </w:t>
+      </w:r>
+      <w:proofErr w:type="spellStart"/>
+      <w:r>
+        <w:rPr>
+          <w:rFonts w:ascii="Consolas" w:hAnsi="Consolas" w:cstheme="minorHAnsi"/>
+          <w:color w:val="000000" w:themeColor="text1"/>
+          <w:sz w:val="18"/>
+          <w:szCs w:val="18"/>
         </w:rPr>
         <w:t>AuthenticationManager</w:t>
       </w:r>
       <w:proofErr w:type="spellEnd"/>
       <w:r>
         <w:rPr>
-          <w:rFonts w:cstheme="minorHAnsi"/>
-        </w:rPr>
-        <w:t xml:space="preserve">, which delegates to </w:t>
-      </w:r>
-      <w:proofErr w:type="spellStart"/>
-      <w:r>
-        <w:rPr>
-          <w:rFonts w:cstheme="minorHAnsi"/>
-        </w:rPr>
-        <w:t>AuthenticationProvider</w:t>
-      </w:r>
-      <w:proofErr w:type="spellEnd"/>
-      <w:r>
-        <w:rPr>
-          <w:rFonts w:cstheme="minorHAnsi"/>
-        </w:rPr>
-        <w:t>.</w:t>
+          <w:rFonts w:ascii="Consolas" w:hAnsi="Consolas" w:cstheme="minorHAnsi"/>
+          <w:color w:val="000000" w:themeColor="text1"/>
+          <w:sz w:val="18"/>
+          <w:szCs w:val="18"/>
+        </w:rPr>
+        <w:t xml:space="preserve"> - Perform authentication</w:t>
       </w:r>
     </w:p>
     <w:p>
@@ -20987,50 +21001,58 @@
         </w:tabs>
         <w:spacing w:after="0" w:line="240" w:lineRule="auto"/>
         <w:rPr>
-          <w:rFonts w:cstheme="minorHAnsi"/>
-        </w:rPr>
-      </w:pPr>
-      <w:proofErr w:type="spellStart"/>
-      <w:r>
-        <w:rPr>
-          <w:rFonts w:cstheme="minorHAnsi"/>
-        </w:rPr>
-        <w:t>AuthenticationProvider</w:t>
-      </w:r>
-      <w:proofErr w:type="spellEnd"/>
-      <w:r>
-        <w:rPr>
-          <w:rFonts w:cstheme="minorHAnsi"/>
-        </w:rPr>
-        <w:t xml:space="preserve"> calls </w:t>
-      </w:r>
-      <w:proofErr w:type="spellStart"/>
-      <w:r>
-        <w:rPr>
-          <w:rFonts w:cstheme="minorHAnsi"/>
+          <w:rFonts w:ascii="Consolas" w:hAnsi="Consolas" w:cstheme="minorHAnsi"/>
+          <w:color w:val="000000" w:themeColor="text1"/>
+          <w:sz w:val="18"/>
+          <w:szCs w:val="18"/>
+        </w:rPr>
+      </w:pPr>
+      <w:r>
+        <w:rPr>
+          <w:rFonts w:ascii="Consolas" w:eastAsia="MS Gothic" w:hAnsi="Consolas" w:cs="MS Gothic"/>
+          <w:color w:val="000000" w:themeColor="text1"/>
+          <w:sz w:val="18"/>
+          <w:szCs w:val="18"/>
+        </w:rPr>
+        <w:t>├</w:t>
+      </w:r>
+      <w:r>
+        <w:rPr>
+          <w:rFonts w:ascii="Consolas" w:hAnsi="Consolas" w:cs="Calibri"/>
+          <w:color w:val="000000" w:themeColor="text1"/>
+          <w:sz w:val="18"/>
+          <w:szCs w:val="18"/>
+        </w:rPr>
+        <w:t>──</w:t>
+      </w:r>
+      <w:r>
+        <w:rPr>
+          <w:rFonts w:ascii="Consolas" w:hAnsi="Consolas" w:cstheme="minorHAnsi"/>
+          <w:color w:val="000000" w:themeColor="text1"/>
+          <w:sz w:val="18"/>
+          <w:szCs w:val="18"/>
+        </w:rPr>
+        <w:t xml:space="preserve"> </w:t>
+      </w:r>
+      <w:proofErr w:type="spellStart"/>
+      <w:r>
+        <w:rPr>
+          <w:rFonts w:ascii="Consolas" w:hAnsi="Consolas" w:cstheme="minorHAnsi"/>
+          <w:color w:val="000000" w:themeColor="text1"/>
+          <w:sz w:val="18"/>
+          <w:szCs w:val="18"/>
         </w:rPr>
         <w:t>UserDetailsService</w:t>
       </w:r>
       <w:proofErr w:type="spellEnd"/>
       <w:r>
         <w:rPr>
-          <w:rFonts w:cstheme="minorHAnsi"/>
-        </w:rPr>
-        <w:t xml:space="preserve"> to fetch user from database and uses </w:t>
-      </w:r>
-      <w:proofErr w:type="spellStart"/>
-      <w:r>
-        <w:rPr>
-          <w:rFonts w:cstheme="minorHAnsi"/>
-        </w:rPr>
-        <w:t>PasswordEncoder</w:t>
-      </w:r>
-      <w:proofErr w:type="spellEnd"/>
-      <w:r>
-        <w:rPr>
-          <w:rFonts w:cstheme="minorHAnsi"/>
-        </w:rPr>
-        <w:t xml:space="preserve"> to verify password.</w:t>
+          <w:rFonts w:ascii="Consolas" w:hAnsi="Consolas" w:cstheme="minorHAnsi"/>
+          <w:color w:val="000000" w:themeColor="text1"/>
+          <w:sz w:val="18"/>
+          <w:szCs w:val="18"/>
+        </w:rPr>
+        <w:t xml:space="preserve"> - user's security information to Spring Security </w:t>
       </w:r>
     </w:p>
     <w:p>
@@ -21056,28 +21078,58 @@
         </w:tabs>
         <w:spacing w:after="0" w:line="240" w:lineRule="auto"/>
         <w:rPr>
-          <w:rFonts w:cstheme="minorHAnsi"/>
-        </w:rPr>
-      </w:pPr>
-      <w:r>
-        <w:rPr>
-          <w:rFonts w:cstheme="minorHAnsi"/>
-        </w:rPr>
-        <w:t xml:space="preserve">If successful, the user is stored in </w:t>
-      </w:r>
-      <w:proofErr w:type="spellStart"/>
-      <w:r>
-        <w:rPr>
-          <w:rFonts w:cstheme="minorHAnsi"/>
-        </w:rPr>
-        <w:t>SecurityContext</w:t>
-      </w:r>
-      <w:proofErr w:type="spellEnd"/>
-      <w:r>
-        <w:rPr>
-          <w:rFonts w:cstheme="minorHAnsi"/>
-        </w:rPr>
-        <w:t>.</w:t>
+          <w:rFonts w:ascii="Consolas" w:hAnsi="Consolas" w:cstheme="minorHAnsi"/>
+          <w:color w:val="000000" w:themeColor="text1"/>
+          <w:sz w:val="18"/>
+          <w:szCs w:val="18"/>
+        </w:rPr>
+      </w:pPr>
+      <w:r>
+        <w:rPr>
+          <w:rFonts w:ascii="Consolas" w:eastAsia="MS Gothic" w:hAnsi="Consolas" w:cs="MS Gothic"/>
+          <w:color w:val="000000" w:themeColor="text1"/>
+          <w:sz w:val="18"/>
+          <w:szCs w:val="18"/>
+        </w:rPr>
+        <w:t>├</w:t>
+      </w:r>
+      <w:r>
+        <w:rPr>
+          <w:rFonts w:ascii="Consolas" w:hAnsi="Consolas" w:cs="Calibri"/>
+          <w:color w:val="000000" w:themeColor="text1"/>
+          <w:sz w:val="18"/>
+          <w:szCs w:val="18"/>
+        </w:rPr>
+        <w:t>──</w:t>
+      </w:r>
+      <w:r>
+        <w:rPr>
+          <w:rFonts w:ascii="Consolas" w:hAnsi="Consolas" w:cstheme="minorHAnsi"/>
+          <w:color w:val="000000" w:themeColor="text1"/>
+          <w:sz w:val="18"/>
+          <w:szCs w:val="18"/>
+        </w:rPr>
+        <w:t xml:space="preserve"> </w:t>
+      </w:r>
+      <w:proofErr w:type="spellStart"/>
+      <w:r>
+        <w:rPr>
+          <w:rFonts w:ascii="Consolas" w:hAnsi="Consolas" w:cstheme="minorHAnsi"/>
+          <w:color w:val="000000" w:themeColor="text1"/>
+          <w:sz w:val="18"/>
+          <w:szCs w:val="18"/>
+        </w:rPr>
+        <w:t>PasswordEncoder</w:t>
+      </w:r>
+      <w:proofErr w:type="spellEnd"/>
+      <w:r>
+        <w:rPr>
+          <w:rFonts w:ascii="Consolas" w:hAnsi="Consolas" w:cstheme="minorHAnsi"/>
+          <w:color w:val="000000" w:themeColor="text1"/>
+          <w:sz w:val="18"/>
+          <w:szCs w:val="18"/>
+        </w:rPr>
+        <w:t xml:space="preserve"> - Hash passwords and verify passwords securely"</w:t>
       </w:r>
     </w:p>
     <w:p>
@@ -21103,14 +21155,38 @@
         </w:tabs>
         <w:spacing w:after="0" w:line="240" w:lineRule="auto"/>
         <w:rPr>
-          <w:rFonts w:cstheme="minorHAnsi"/>
-        </w:rPr>
-      </w:pPr>
-      <w:r>
-        <w:rPr>
-          <w:rFonts w:cstheme="minorHAnsi"/>
-        </w:rPr>
-        <w:t>Then authorization happens, and finally the request reaches the controller.</w:t>
+          <w:rFonts w:ascii="Consolas" w:hAnsi="Consolas" w:cstheme="minorHAnsi"/>
+          <w:color w:val="000000" w:themeColor="text1"/>
+          <w:sz w:val="18"/>
+          <w:szCs w:val="18"/>
+        </w:rPr>
+      </w:pPr>
+      <w:r>
+        <w:rPr>
+          <w:rFonts w:ascii="Consolas" w:eastAsia="MS Gothic" w:hAnsi="Consolas" w:cs="MS Gothic"/>
+          <w:color w:val="000000" w:themeColor="text1"/>
+          <w:sz w:val="18"/>
+          <w:szCs w:val="18"/>
+        </w:rPr>
+        <w:t>├</w:t>
+      </w:r>
+      <w:r>
+        <w:rPr>
+          <w:rFonts w:ascii="Consolas" w:hAnsi="Consolas" w:cs="Calibri"/>
+          <w:color w:val="000000" w:themeColor="text1"/>
+          <w:sz w:val="18"/>
+          <w:szCs w:val="18"/>
+        </w:rPr>
+        <w:t>──</w:t>
+      </w:r>
+      <w:r>
+        <w:rPr>
+          <w:rFonts w:ascii="Consolas" w:hAnsi="Consolas" w:cstheme="minorHAnsi"/>
+          <w:color w:val="000000" w:themeColor="text1"/>
+          <w:sz w:val="18"/>
+          <w:szCs w:val="18"/>
+        </w:rPr>
+        <w:t xml:space="preserve"> Roles</w:t>
       </w:r>
     </w:p>
     <w:p>
@@ -21136,9 +21212,39 @@
         </w:tabs>
         <w:spacing w:after="0" w:line="240" w:lineRule="auto"/>
         <w:rPr>
-          <w:rFonts w:cstheme="minorHAnsi"/>
-        </w:rPr>
-      </w:pPr>
+          <w:rFonts w:ascii="Consolas" w:hAnsi="Consolas" w:cstheme="minorHAnsi"/>
+          <w:color w:val="000000" w:themeColor="text1"/>
+          <w:sz w:val="18"/>
+          <w:szCs w:val="18"/>
+        </w:rPr>
+      </w:pPr>
+      <w:r>
+        <w:rPr>
+          <w:rFonts w:ascii="Consolas" w:eastAsia="MS Gothic" w:hAnsi="Consolas" w:cs="MS Gothic"/>
+          <w:color w:val="000000" w:themeColor="text1"/>
+          <w:sz w:val="18"/>
+          <w:szCs w:val="18"/>
+        </w:rPr>
+        <w:t>├</w:t>
+      </w:r>
+      <w:r>
+        <w:rPr>
+          <w:rFonts w:ascii="Consolas" w:hAnsi="Consolas" w:cs="Calibri"/>
+          <w:color w:val="000000" w:themeColor="text1"/>
+          <w:sz w:val="18"/>
+          <w:szCs w:val="18"/>
+        </w:rPr>
+        <w:t>──</w:t>
+      </w:r>
+      <w:r>
+        <w:rPr>
+          <w:rFonts w:ascii="Consolas" w:hAnsi="Consolas" w:cstheme="minorHAnsi"/>
+          <w:color w:val="000000" w:themeColor="text1"/>
+          <w:sz w:val="18"/>
+          <w:szCs w:val="18"/>
+        </w:rPr>
+        <w:t xml:space="preserve"> Authentication</w:t>
+      </w:r>
     </w:p>
     <w:p>
       <w:pPr>
@@ -21163,20 +21269,20 @@
         </w:tabs>
         <w:spacing w:after="0" w:line="240" w:lineRule="auto"/>
         <w:rPr>
-          <w:rFonts w:cstheme="minorHAnsi"/>
-          <w:b/>
-          <w:bCs/>
-          <w:color w:val="0070C0"/>
-        </w:rPr>
-      </w:pPr>
-      <w:r>
-        <w:rPr>
-          <w:rFonts w:cstheme="minorHAnsi"/>
-          <w:b/>
-          <w:bCs/>
-          <w:color w:val="0070C0"/>
-        </w:rPr>
-        <w:t>Security Filter Chain</w:t>
+          <w:rFonts w:ascii="Consolas" w:hAnsi="Consolas" w:cstheme="minorHAnsi"/>
+          <w:color w:val="000000" w:themeColor="text1"/>
+          <w:sz w:val="18"/>
+          <w:szCs w:val="18"/>
+        </w:rPr>
+      </w:pPr>
+      <w:r>
+        <w:rPr>
+          <w:rFonts w:ascii="Consolas" w:hAnsi="Consolas" w:cstheme="minorHAnsi"/>
+          <w:color w:val="000000" w:themeColor="text1"/>
+          <w:sz w:val="18"/>
+          <w:szCs w:val="18"/>
+        </w:rPr>
+        <w:t>└── Authorization</w:t>
       </w:r>
     </w:p>
     <w:p>
@@ -21209,7 +21315,27 @@
         <w:rPr>
           <w:rFonts w:cstheme="minorHAnsi"/>
         </w:rPr>
-        <w:t>http</w:t>
+        <w:br/>
+      </w:r>
+      <w:r>
+        <w:rPr>
+          <w:rFonts w:cstheme="minorHAnsi"/>
+        </w:rPr>
+        <w:t xml:space="preserve">Spring Security never directly talks to DB — it uses </w:t>
+      </w:r>
+      <w:proofErr w:type="spellStart"/>
+      <w:r>
+        <w:rPr>
+          <w:rFonts w:cstheme="minorHAnsi"/>
+        </w:rPr>
+        <w:t>UserDetailsService</w:t>
+      </w:r>
+      <w:proofErr w:type="spellEnd"/>
+      <w:r>
+        <w:rPr>
+          <w:rFonts w:cstheme="minorHAnsi"/>
+        </w:rPr>
+        <w:t>.</w:t>
       </w:r>
     </w:p>
     <w:p>
@@ -21238,12 +21364,6 @@
           <w:rFonts w:cstheme="minorHAnsi"/>
         </w:rPr>
       </w:pPr>
-      <w:r>
-        <w:rPr>
-          <w:rFonts w:cstheme="minorHAnsi"/>
-        </w:rPr>
-        <w:t xml:space="preserve"> ↓</w:t>
-      </w:r>
     </w:p>
     <w:p>
       <w:pPr>
@@ -21275,13 +21395,42 @@
         <w:rPr>
           <w:rFonts w:cstheme="minorHAnsi"/>
         </w:rPr>
-        <w:t>configure CSRF</w:t>
-      </w:r>
-      <w:r>
-        <w:rPr>
-          <w:rFonts w:cstheme="minorHAnsi"/>
-        </w:rPr>
-        <w:t xml:space="preserve"> (and session management)</w:t>
+        <w:t xml:space="preserve">A request enters the </w:t>
+      </w:r>
+      <w:r>
+        <w:rPr>
+          <w:rFonts w:cstheme="minorHAnsi"/>
+          <w:b/>
+          <w:bCs/>
+        </w:rPr>
+        <w:t>Security Filter Chain</w:t>
+      </w:r>
+      <w:r>
+        <w:rPr>
+          <w:rFonts w:cstheme="minorHAnsi"/>
+        </w:rPr>
+        <w:t>.</w:t>
+      </w:r>
+      <w:r>
+        <w:rPr>
+          <w:rFonts w:cstheme="minorHAnsi"/>
+        </w:rPr>
+        <w:br/>
+        <w:t xml:space="preserve">One of the filters triggers </w:t>
+      </w:r>
+      <w:proofErr w:type="gramStart"/>
+      <w:r>
+        <w:rPr>
+          <w:rFonts w:cstheme="minorHAnsi"/>
+        </w:rPr>
+        <w:t>authentication</w:t>
+      </w:r>
+      <w:proofErr w:type="gramEnd"/>
+      <w:r>
+        <w:rPr>
+          <w:rFonts w:cstheme="minorHAnsi"/>
+        </w:rPr>
+        <w:t>.</w:t>
       </w:r>
     </w:p>
     <w:p>
@@ -21314,7 +21463,35 @@
         <w:rPr>
           <w:rFonts w:cstheme="minorHAnsi"/>
         </w:rPr>
-        <w:t xml:space="preserve"> ↓</w:t>
+        <w:t xml:space="preserve">Spring calls </w:t>
+      </w:r>
+      <w:proofErr w:type="spellStart"/>
+      <w:r>
+        <w:rPr>
+          <w:rFonts w:cstheme="minorHAnsi"/>
+        </w:rPr>
+        <w:t>AuthenticationManager</w:t>
+      </w:r>
+      <w:proofErr w:type="spellEnd"/>
+      <w:r>
+        <w:rPr>
+          <w:rFonts w:cstheme="minorHAnsi"/>
+        </w:rPr>
+        <w:t xml:space="preserve">, which delegates to </w:t>
+      </w:r>
+      <w:proofErr w:type="spellStart"/>
+      <w:r>
+        <w:rPr>
+          <w:rFonts w:cstheme="minorHAnsi"/>
+        </w:rPr>
+        <w:t>AuthenticationProvider</w:t>
+      </w:r>
+      <w:proofErr w:type="spellEnd"/>
+      <w:r>
+        <w:rPr>
+          <w:rFonts w:cstheme="minorHAnsi"/>
+        </w:rPr>
+        <w:t>.</w:t>
       </w:r>
     </w:p>
     <w:p>
@@ -21343,11 +21520,47 @@
           <w:rFonts w:cstheme="minorHAnsi"/>
         </w:rPr>
       </w:pPr>
-      <w:r>
-        <w:rPr>
-          <w:rFonts w:cstheme="minorHAnsi"/>
-        </w:rPr>
-        <w:t>configure authorization</w:t>
+      <w:proofErr w:type="spellStart"/>
+      <w:r>
+        <w:rPr>
+          <w:rFonts w:cstheme="minorHAnsi"/>
+        </w:rPr>
+        <w:t>AuthenticationProvider</w:t>
+      </w:r>
+      <w:proofErr w:type="spellEnd"/>
+      <w:r>
+        <w:rPr>
+          <w:rFonts w:cstheme="minorHAnsi"/>
+        </w:rPr>
+        <w:t xml:space="preserve"> calls </w:t>
+      </w:r>
+      <w:proofErr w:type="spellStart"/>
+      <w:r>
+        <w:rPr>
+          <w:rFonts w:cstheme="minorHAnsi"/>
+        </w:rPr>
+        <w:t>UserDetailsService</w:t>
+      </w:r>
+      <w:proofErr w:type="spellEnd"/>
+      <w:r>
+        <w:rPr>
+          <w:rFonts w:cstheme="minorHAnsi"/>
+        </w:rPr>
+        <w:t xml:space="preserve"> to fetch user from database and uses </w:t>
+      </w:r>
+      <w:proofErr w:type="spellStart"/>
+      <w:r>
+        <w:rPr>
+          <w:rFonts w:cstheme="minorHAnsi"/>
+        </w:rPr>
+        <w:t>PasswordEncoder</w:t>
+      </w:r>
+      <w:proofErr w:type="spellEnd"/>
+      <w:r>
+        <w:rPr>
+          <w:rFonts w:cstheme="minorHAnsi"/>
+        </w:rPr>
+        <w:t xml:space="preserve"> to verify password.</w:t>
       </w:r>
     </w:p>
     <w:p>
@@ -21380,7 +21593,21 @@
         <w:rPr>
           <w:rFonts w:cstheme="minorHAnsi"/>
         </w:rPr>
-        <w:t xml:space="preserve"> ↓</w:t>
+        <w:t xml:space="preserve">If successful, the user is stored in </w:t>
+      </w:r>
+      <w:proofErr w:type="spellStart"/>
+      <w:r>
+        <w:rPr>
+          <w:rFonts w:cstheme="minorHAnsi"/>
+        </w:rPr>
+        <w:t>SecurityContext</w:t>
+      </w:r>
+      <w:proofErr w:type="spellEnd"/>
+      <w:r>
+        <w:rPr>
+          <w:rFonts w:cstheme="minorHAnsi"/>
+        </w:rPr>
+        <w:t>.</w:t>
       </w:r>
     </w:p>
     <w:p>
@@ -21413,13 +21640,7 @@
         <w:rPr>
           <w:rFonts w:cstheme="minorHAnsi"/>
         </w:rPr>
-        <w:t>configure authentication</w:t>
-      </w:r>
-      <w:r>
-        <w:rPr>
-          <w:rFonts w:cstheme="minorHAnsi"/>
-        </w:rPr>
-        <w:t xml:space="preserve"> (JWT)</w:t>
+        <w:t>Then authorization happens, and finally the request reaches the controller.</w:t>
       </w:r>
     </w:p>
     <w:p>
@@ -21448,12 +21669,6 @@
           <w:rFonts w:cstheme="minorHAnsi"/>
         </w:rPr>
       </w:pPr>
-      <w:r>
-        <w:rPr>
-          <w:rFonts w:cstheme="minorHAnsi"/>
-        </w:rPr>
-        <w:t xml:space="preserve"> ↓</w:t>
-      </w:r>
     </w:p>
     <w:p>
       <w:pPr>
@@ -21479,22 +21694,20 @@
         <w:spacing w:after="0" w:line="240" w:lineRule="auto"/>
         <w:rPr>
           <w:rFonts w:cstheme="minorHAnsi"/>
-        </w:rPr>
-      </w:pPr>
-      <w:r>
-        <w:rPr>
-          <w:rFonts w:cstheme="minorHAnsi"/>
-        </w:rPr>
-        <w:t xml:space="preserve">build </w:t>
-      </w:r>
-      <w:proofErr w:type="spellStart"/>
-      <w:r>
-        <w:rPr>
-          <w:rFonts w:cstheme="minorHAnsi"/>
-        </w:rPr>
-        <w:t>SecurityFilterChain</w:t>
-      </w:r>
-      <w:proofErr w:type="spellEnd"/>
+          <w:b/>
+          <w:bCs/>
+          <w:color w:val="0070C0"/>
+        </w:rPr>
+      </w:pPr>
+      <w:r>
+        <w:rPr>
+          <w:rFonts w:cstheme="minorHAnsi"/>
+          <w:b/>
+          <w:bCs/>
+          <w:color w:val="0070C0"/>
+        </w:rPr>
+        <w:t>Security Filter Chain</w:t>
+      </w:r>
     </w:p>
     <w:p>
       <w:pPr>
@@ -21522,6 +21735,12 @@
           <w:rFonts w:cstheme="minorHAnsi"/>
         </w:rPr>
       </w:pPr>
+      <w:r>
+        <w:rPr>
+          <w:rFonts w:cstheme="minorHAnsi"/>
+        </w:rPr>
+        <w:t>http</w:t>
+      </w:r>
     </w:p>
     <w:p>
       <w:pPr>
@@ -21553,16 +21772,8 @@
         <w:rPr>
           <w:rFonts w:cstheme="minorHAnsi"/>
         </w:rPr>
-        <w:t xml:space="preserve">Code </w:t>
-      </w:r>
-      <w:proofErr w:type="gramStart"/>
-      <w:r>
-        <w:rPr>
-          <w:rFonts w:cstheme="minorHAnsi"/>
-        </w:rPr>
-        <w:t>example :</w:t>
-      </w:r>
-      <w:proofErr w:type="gramEnd"/>
+        <w:t xml:space="preserve"> ↓</w:t>
+      </w:r>
     </w:p>
     <w:p>
       <w:pPr>
@@ -21590,1661 +21801,17 @@
           <w:rFonts w:cstheme="minorHAnsi"/>
         </w:rPr>
       </w:pPr>
-    </w:p>
-    <w:p>
-      <w:pPr>
-        <w:pStyle w:val="HTMLPreformatted"/>
-        <w:shd w:val="clear" w:color="auto" w:fill="FFFFFF"/>
-        <w:rPr>
-          <w:rFonts w:ascii="Consolas" w:hAnsi="Consolas"/>
-          <w:color w:val="080808"/>
-          <w:sz w:val="18"/>
-          <w:szCs w:val="18"/>
-        </w:rPr>
-      </w:pPr>
-      <w:r>
-        <w:rPr>
-          <w:rFonts w:ascii="Consolas" w:hAnsi="Consolas"/>
-          <w:color w:val="9E880D"/>
-          <w:sz w:val="18"/>
-          <w:szCs w:val="18"/>
-        </w:rPr>
-        <w:t>@Configuration</w:t>
-      </w:r>
-      <w:r>
-        <w:rPr>
-          <w:rFonts w:ascii="Consolas" w:hAnsi="Consolas"/>
-          <w:color w:val="9E880D"/>
-          <w:sz w:val="18"/>
-          <w:szCs w:val="18"/>
-        </w:rPr>
-        <w:br/>
-        <w:t>@EnableWebSecurity</w:t>
-      </w:r>
-      <w:r>
-        <w:rPr>
-          <w:rFonts w:ascii="Consolas" w:hAnsi="Consolas"/>
-          <w:color w:val="9E880D"/>
-          <w:sz w:val="18"/>
-          <w:szCs w:val="18"/>
-        </w:rPr>
-        <w:br/>
-        <w:t>@RequiredArgsConstructor</w:t>
-      </w:r>
-      <w:r>
-        <w:rPr>
-          <w:rFonts w:ascii="Consolas" w:hAnsi="Consolas"/>
-          <w:color w:val="9E880D"/>
-          <w:sz w:val="18"/>
-          <w:szCs w:val="18"/>
-        </w:rPr>
-        <w:br/>
-      </w:r>
-      <w:r>
-        <w:rPr>
-          <w:rFonts w:ascii="Consolas" w:hAnsi="Consolas"/>
-          <w:color w:val="0033B3"/>
-          <w:sz w:val="18"/>
-          <w:szCs w:val="18"/>
-        </w:rPr>
-        <w:t xml:space="preserve">public class </w:t>
-      </w:r>
-      <w:proofErr w:type="spellStart"/>
-      <w:r>
-        <w:rPr>
-          <w:rFonts w:ascii="Consolas" w:hAnsi="Consolas"/>
-          <w:color w:val="000000"/>
-          <w:sz w:val="18"/>
-          <w:szCs w:val="18"/>
-        </w:rPr>
-        <w:t>SecurityConfig</w:t>
-      </w:r>
-      <w:proofErr w:type="spellEnd"/>
-      <w:r>
-        <w:rPr>
-          <w:rFonts w:ascii="Consolas" w:hAnsi="Consolas"/>
-          <w:color w:val="000000"/>
-          <w:sz w:val="18"/>
-          <w:szCs w:val="18"/>
-        </w:rPr>
-        <w:t xml:space="preserve"> </w:t>
-      </w:r>
-      <w:r>
-        <w:rPr>
-          <w:rFonts w:ascii="Consolas" w:hAnsi="Consolas"/>
-          <w:color w:val="080808"/>
-          <w:sz w:val="18"/>
-          <w:szCs w:val="18"/>
-        </w:rPr>
-        <w:t>{</w:t>
-      </w:r>
-      <w:r>
-        <w:rPr>
-          <w:rFonts w:ascii="Consolas" w:hAnsi="Consolas"/>
-          <w:color w:val="080808"/>
-          <w:sz w:val="18"/>
-          <w:szCs w:val="18"/>
-        </w:rPr>
-        <w:br/>
-      </w:r>
-      <w:r>
-        <w:rPr>
-          <w:rFonts w:ascii="Consolas" w:hAnsi="Consolas"/>
-          <w:color w:val="080808"/>
-          <w:sz w:val="18"/>
-          <w:szCs w:val="18"/>
-        </w:rPr>
-        <w:br/>
-        <w:t xml:space="preserve">    </w:t>
-      </w:r>
-      <w:r>
-        <w:rPr>
-          <w:rFonts w:ascii="Consolas" w:hAnsi="Consolas"/>
-          <w:color w:val="0033B3"/>
-          <w:sz w:val="18"/>
-          <w:szCs w:val="18"/>
-        </w:rPr>
-        <w:t xml:space="preserve">private final </w:t>
-      </w:r>
-      <w:proofErr w:type="spellStart"/>
-      <w:r>
-        <w:rPr>
-          <w:rFonts w:ascii="Consolas" w:hAnsi="Consolas"/>
-          <w:color w:val="080808"/>
-          <w:sz w:val="18"/>
-          <w:szCs w:val="18"/>
-        </w:rPr>
-        <w:t>JwtAuthenticationFilter</w:t>
-      </w:r>
-      <w:proofErr w:type="spellEnd"/>
-      <w:r>
-        <w:rPr>
-          <w:rFonts w:ascii="Consolas" w:hAnsi="Consolas"/>
-          <w:color w:val="080808"/>
-          <w:sz w:val="18"/>
-          <w:szCs w:val="18"/>
-        </w:rPr>
-        <w:t xml:space="preserve"> </w:t>
-      </w:r>
-      <w:proofErr w:type="spellStart"/>
-      <w:r>
-        <w:rPr>
-          <w:rFonts w:ascii="Consolas" w:hAnsi="Consolas"/>
-          <w:color w:val="871094"/>
-          <w:sz w:val="18"/>
-          <w:szCs w:val="18"/>
-        </w:rPr>
-        <w:t>jwtAuthenticationFilter</w:t>
-      </w:r>
-      <w:proofErr w:type="spellEnd"/>
-      <w:r>
-        <w:rPr>
-          <w:rFonts w:ascii="Consolas" w:hAnsi="Consolas"/>
-          <w:color w:val="080808"/>
-          <w:sz w:val="18"/>
-          <w:szCs w:val="18"/>
-        </w:rPr>
-        <w:t>;</w:t>
-      </w:r>
-      <w:r>
-        <w:rPr>
-          <w:rFonts w:ascii="Consolas" w:hAnsi="Consolas"/>
-          <w:color w:val="080808"/>
-          <w:sz w:val="18"/>
-          <w:szCs w:val="18"/>
-        </w:rPr>
-        <w:br/>
-      </w:r>
-      <w:r>
-        <w:rPr>
-          <w:rFonts w:ascii="Consolas" w:hAnsi="Consolas"/>
-          <w:color w:val="080808"/>
-          <w:sz w:val="18"/>
-          <w:szCs w:val="18"/>
-        </w:rPr>
-        <w:br/>
-        <w:t xml:space="preserve">    </w:t>
-      </w:r>
-      <w:r>
-        <w:rPr>
-          <w:rFonts w:ascii="Consolas" w:hAnsi="Consolas"/>
-          <w:color w:val="9E880D"/>
-          <w:sz w:val="18"/>
-          <w:szCs w:val="18"/>
-        </w:rPr>
-        <w:t>@Bean</w:t>
-      </w:r>
-      <w:r>
-        <w:rPr>
-          <w:rFonts w:ascii="Consolas" w:hAnsi="Consolas"/>
-          <w:color w:val="9E880D"/>
-          <w:sz w:val="18"/>
-          <w:szCs w:val="18"/>
-        </w:rPr>
-        <w:br/>
-        <w:t xml:space="preserve">    </w:t>
-      </w:r>
-      <w:r>
-        <w:rPr>
-          <w:rFonts w:ascii="Consolas" w:hAnsi="Consolas"/>
-          <w:color w:val="0033B3"/>
-          <w:sz w:val="18"/>
-          <w:szCs w:val="18"/>
-        </w:rPr>
-        <w:t xml:space="preserve">public </w:t>
-      </w:r>
-      <w:proofErr w:type="spellStart"/>
-      <w:r>
-        <w:rPr>
-          <w:rFonts w:ascii="Consolas" w:hAnsi="Consolas"/>
-          <w:color w:val="000000"/>
-          <w:sz w:val="18"/>
-          <w:szCs w:val="18"/>
-        </w:rPr>
-        <w:t>SecurityFilterChain</w:t>
-      </w:r>
-      <w:proofErr w:type="spellEnd"/>
-      <w:r>
-        <w:rPr>
-          <w:rFonts w:ascii="Consolas" w:hAnsi="Consolas"/>
-          <w:color w:val="000000"/>
-          <w:sz w:val="18"/>
-          <w:szCs w:val="18"/>
-        </w:rPr>
-        <w:t xml:space="preserve"> </w:t>
-      </w:r>
-      <w:proofErr w:type="spellStart"/>
-      <w:proofErr w:type="gramStart"/>
-      <w:r>
-        <w:rPr>
-          <w:rFonts w:ascii="Consolas" w:hAnsi="Consolas"/>
-          <w:color w:val="00627A"/>
-          <w:sz w:val="18"/>
-          <w:szCs w:val="18"/>
-        </w:rPr>
-        <w:t>securityFilterChain</w:t>
-      </w:r>
-      <w:proofErr w:type="spellEnd"/>
-      <w:r>
-        <w:rPr>
-          <w:rFonts w:ascii="Consolas" w:hAnsi="Consolas"/>
-          <w:color w:val="080808"/>
-          <w:sz w:val="18"/>
-          <w:szCs w:val="18"/>
-        </w:rPr>
-        <w:t>(</w:t>
-      </w:r>
-      <w:proofErr w:type="spellStart"/>
-      <w:proofErr w:type="gramEnd"/>
-      <w:r>
-        <w:rPr>
-          <w:rFonts w:ascii="Consolas" w:hAnsi="Consolas"/>
-          <w:color w:val="000000"/>
-          <w:sz w:val="18"/>
-          <w:szCs w:val="18"/>
-        </w:rPr>
-        <w:t>HttpSecurity</w:t>
-      </w:r>
-      <w:proofErr w:type="spellEnd"/>
-      <w:r>
-        <w:rPr>
-          <w:rFonts w:ascii="Consolas" w:hAnsi="Consolas"/>
-          <w:color w:val="000000"/>
-          <w:sz w:val="18"/>
-          <w:szCs w:val="18"/>
-        </w:rPr>
-        <w:t xml:space="preserve"> http</w:t>
-      </w:r>
-      <w:r>
-        <w:rPr>
-          <w:rFonts w:ascii="Consolas" w:hAnsi="Consolas"/>
-          <w:color w:val="080808"/>
-          <w:sz w:val="18"/>
-          <w:szCs w:val="18"/>
-        </w:rPr>
-        <w:t xml:space="preserve">) </w:t>
-      </w:r>
-      <w:r>
-        <w:rPr>
-          <w:rFonts w:ascii="Consolas" w:hAnsi="Consolas"/>
-          <w:color w:val="0033B3"/>
-          <w:sz w:val="18"/>
-          <w:szCs w:val="18"/>
-        </w:rPr>
-        <w:t xml:space="preserve">throws </w:t>
-      </w:r>
-      <w:r>
-        <w:rPr>
-          <w:rFonts w:ascii="Consolas" w:hAnsi="Consolas"/>
-          <w:color w:val="000000"/>
-          <w:sz w:val="18"/>
-          <w:szCs w:val="18"/>
-        </w:rPr>
-        <w:t xml:space="preserve">Exception </w:t>
-      </w:r>
-      <w:r>
-        <w:rPr>
-          <w:rFonts w:ascii="Consolas" w:hAnsi="Consolas"/>
-          <w:color w:val="080808"/>
-          <w:sz w:val="18"/>
-          <w:szCs w:val="18"/>
-        </w:rPr>
-        <w:t>{</w:t>
-      </w:r>
-      <w:r>
-        <w:rPr>
-          <w:rFonts w:ascii="Consolas" w:hAnsi="Consolas"/>
-          <w:color w:val="080808"/>
-          <w:sz w:val="18"/>
-          <w:szCs w:val="18"/>
-        </w:rPr>
-        <w:br/>
-      </w:r>
-      <w:r>
-        <w:rPr>
-          <w:rFonts w:ascii="Consolas" w:hAnsi="Consolas"/>
-          <w:color w:val="080808"/>
-          <w:sz w:val="18"/>
-          <w:szCs w:val="18"/>
-        </w:rPr>
-        <w:br/>
-        <w:t xml:space="preserve">        </w:t>
-      </w:r>
-      <w:r>
-        <w:rPr>
-          <w:rFonts w:ascii="Consolas" w:hAnsi="Consolas"/>
-          <w:i/>
-          <w:iCs/>
-          <w:color w:val="8C8C8C"/>
-          <w:sz w:val="18"/>
-          <w:szCs w:val="18"/>
-        </w:rPr>
-        <w:t>// 1. Configure CSRF</w:t>
-      </w:r>
-      <w:r>
-        <w:rPr>
-          <w:rFonts w:ascii="Consolas" w:hAnsi="Consolas"/>
-          <w:i/>
-          <w:iCs/>
-          <w:color w:val="8C8C8C"/>
-          <w:sz w:val="18"/>
-          <w:szCs w:val="18"/>
-        </w:rPr>
-        <w:br/>
-        <w:t xml:space="preserve">        </w:t>
-      </w:r>
-      <w:proofErr w:type="spellStart"/>
-      <w:proofErr w:type="gramStart"/>
-      <w:r>
-        <w:rPr>
-          <w:rFonts w:ascii="Consolas" w:hAnsi="Consolas"/>
-          <w:color w:val="000000"/>
-          <w:sz w:val="18"/>
-          <w:szCs w:val="18"/>
-        </w:rPr>
-        <w:t>http</w:t>
-      </w:r>
-      <w:r>
-        <w:rPr>
-          <w:rFonts w:ascii="Consolas" w:hAnsi="Consolas"/>
-          <w:color w:val="080808"/>
-          <w:sz w:val="18"/>
-          <w:szCs w:val="18"/>
-        </w:rPr>
-        <w:t>.csrf</w:t>
-      </w:r>
-      <w:proofErr w:type="spellEnd"/>
-      <w:proofErr w:type="gramEnd"/>
-      <w:r>
-        <w:rPr>
-          <w:rFonts w:ascii="Consolas" w:hAnsi="Consolas"/>
-          <w:color w:val="080808"/>
-          <w:sz w:val="18"/>
-          <w:szCs w:val="18"/>
-        </w:rPr>
-        <w:t>(</w:t>
-      </w:r>
-      <w:proofErr w:type="spellStart"/>
-      <w:proofErr w:type="gramStart"/>
-      <w:r>
-        <w:rPr>
-          <w:rFonts w:ascii="Consolas" w:hAnsi="Consolas"/>
-          <w:color w:val="000000"/>
-          <w:sz w:val="18"/>
-          <w:szCs w:val="18"/>
-        </w:rPr>
-        <w:t>AbstractHttpConfigurer</w:t>
-      </w:r>
-      <w:proofErr w:type="spellEnd"/>
-      <w:r>
-        <w:rPr>
-          <w:rFonts w:ascii="Consolas" w:hAnsi="Consolas"/>
-          <w:color w:val="080808"/>
-          <w:sz w:val="18"/>
-          <w:szCs w:val="18"/>
-        </w:rPr>
-        <w:t>::</w:t>
-      </w:r>
-      <w:proofErr w:type="gramEnd"/>
-      <w:r>
-        <w:rPr>
-          <w:rFonts w:ascii="Consolas" w:hAnsi="Consolas"/>
-          <w:color w:val="080808"/>
-          <w:sz w:val="18"/>
-          <w:szCs w:val="18"/>
-        </w:rPr>
-        <w:t>disable);</w:t>
-      </w:r>
-      <w:r>
-        <w:rPr>
-          <w:rFonts w:ascii="Consolas" w:hAnsi="Consolas"/>
-          <w:color w:val="080808"/>
-          <w:sz w:val="18"/>
-          <w:szCs w:val="18"/>
-        </w:rPr>
-        <w:br/>
-      </w:r>
-      <w:r>
-        <w:rPr>
-          <w:rFonts w:ascii="Consolas" w:hAnsi="Consolas"/>
-          <w:color w:val="080808"/>
-          <w:sz w:val="18"/>
-          <w:szCs w:val="18"/>
-        </w:rPr>
-        <w:br/>
-        <w:t xml:space="preserve">        </w:t>
-      </w:r>
-      <w:r>
-        <w:rPr>
-          <w:rFonts w:ascii="Consolas" w:hAnsi="Consolas"/>
-          <w:i/>
-          <w:iCs/>
-          <w:color w:val="8C8C8C"/>
-          <w:sz w:val="18"/>
-          <w:szCs w:val="18"/>
-        </w:rPr>
-        <w:t>// 2. Configure session management</w:t>
-      </w:r>
-      <w:r>
-        <w:rPr>
-          <w:rFonts w:ascii="Consolas" w:hAnsi="Consolas"/>
-          <w:i/>
-          <w:iCs/>
-          <w:color w:val="8C8C8C"/>
-          <w:sz w:val="18"/>
-          <w:szCs w:val="18"/>
-        </w:rPr>
-        <w:br/>
-        <w:t xml:space="preserve">        </w:t>
-      </w:r>
-      <w:proofErr w:type="spellStart"/>
-      <w:proofErr w:type="gramStart"/>
-      <w:r>
-        <w:rPr>
-          <w:rFonts w:ascii="Consolas" w:hAnsi="Consolas"/>
-          <w:color w:val="000000"/>
-          <w:sz w:val="18"/>
-          <w:szCs w:val="18"/>
-        </w:rPr>
-        <w:t>http</w:t>
-      </w:r>
-      <w:r>
-        <w:rPr>
-          <w:rFonts w:ascii="Consolas" w:hAnsi="Consolas"/>
-          <w:color w:val="080808"/>
-          <w:sz w:val="18"/>
-          <w:szCs w:val="18"/>
-        </w:rPr>
-        <w:t>.sessionManagement</w:t>
-      </w:r>
-      <w:proofErr w:type="spellEnd"/>
-      <w:proofErr w:type="gramEnd"/>
-      <w:r>
-        <w:rPr>
-          <w:rFonts w:ascii="Consolas" w:hAnsi="Consolas"/>
-          <w:color w:val="080808"/>
-          <w:sz w:val="18"/>
-          <w:szCs w:val="18"/>
-        </w:rPr>
-        <w:t>(</w:t>
-      </w:r>
-      <w:r>
-        <w:rPr>
-          <w:rFonts w:ascii="Consolas" w:hAnsi="Consolas"/>
-          <w:color w:val="000000"/>
-          <w:sz w:val="18"/>
-          <w:szCs w:val="18"/>
-        </w:rPr>
-        <w:t xml:space="preserve">session </w:t>
-      </w:r>
-      <w:r>
-        <w:rPr>
-          <w:rFonts w:ascii="Consolas" w:hAnsi="Consolas"/>
-          <w:color w:val="080808"/>
-          <w:sz w:val="18"/>
-          <w:szCs w:val="18"/>
-        </w:rPr>
-        <w:t>-&gt; {</w:t>
-      </w:r>
-      <w:r>
-        <w:rPr>
-          <w:rFonts w:ascii="Consolas" w:hAnsi="Consolas"/>
-          <w:color w:val="080808"/>
-          <w:sz w:val="18"/>
-          <w:szCs w:val="18"/>
-        </w:rPr>
-        <w:br/>
-        <w:t xml:space="preserve">            </w:t>
-      </w:r>
-      <w:proofErr w:type="spellStart"/>
-      <w:proofErr w:type="gramStart"/>
-      <w:r>
-        <w:rPr>
-          <w:rFonts w:ascii="Consolas" w:hAnsi="Consolas"/>
-          <w:color w:val="000000"/>
-          <w:sz w:val="18"/>
-          <w:szCs w:val="18"/>
-        </w:rPr>
-        <w:t>session</w:t>
-      </w:r>
-      <w:r>
-        <w:rPr>
-          <w:rFonts w:ascii="Consolas" w:hAnsi="Consolas"/>
-          <w:color w:val="080808"/>
-          <w:sz w:val="18"/>
-          <w:szCs w:val="18"/>
-        </w:rPr>
-        <w:t>.sessionCreationPolicy</w:t>
-      </w:r>
-      <w:proofErr w:type="spellEnd"/>
-      <w:proofErr w:type="gramEnd"/>
-      <w:r>
-        <w:rPr>
-          <w:rFonts w:ascii="Consolas" w:hAnsi="Consolas"/>
-          <w:color w:val="080808"/>
-          <w:sz w:val="18"/>
-          <w:szCs w:val="18"/>
-        </w:rPr>
-        <w:t>(</w:t>
-      </w:r>
-      <w:proofErr w:type="spellStart"/>
-      <w:r>
-        <w:rPr>
-          <w:rFonts w:ascii="Consolas" w:hAnsi="Consolas"/>
-          <w:color w:val="000000"/>
-          <w:sz w:val="18"/>
-          <w:szCs w:val="18"/>
-        </w:rPr>
-        <w:t>SessionCreationPolicy</w:t>
-      </w:r>
-      <w:r>
-        <w:rPr>
-          <w:rFonts w:ascii="Consolas" w:hAnsi="Consolas"/>
-          <w:color w:val="080808"/>
-          <w:sz w:val="18"/>
-          <w:szCs w:val="18"/>
-        </w:rPr>
-        <w:t>.</w:t>
-      </w:r>
-      <w:r>
-        <w:rPr>
-          <w:rFonts w:ascii="Consolas" w:hAnsi="Consolas"/>
-          <w:i/>
-          <w:iCs/>
-          <w:color w:val="871094"/>
-          <w:sz w:val="18"/>
-          <w:szCs w:val="18"/>
-        </w:rPr>
-        <w:t>STATELESS</w:t>
-      </w:r>
-      <w:proofErr w:type="spellEnd"/>
-      <w:r>
-        <w:rPr>
-          <w:rFonts w:ascii="Consolas" w:hAnsi="Consolas"/>
-          <w:color w:val="080808"/>
-          <w:sz w:val="18"/>
-          <w:szCs w:val="18"/>
-        </w:rPr>
-        <w:t>);</w:t>
-      </w:r>
-      <w:r>
-        <w:rPr>
-          <w:rFonts w:ascii="Consolas" w:hAnsi="Consolas"/>
-          <w:color w:val="080808"/>
-          <w:sz w:val="18"/>
-          <w:szCs w:val="18"/>
-        </w:rPr>
-        <w:br/>
-        <w:t xml:space="preserve">        });</w:t>
-      </w:r>
-      <w:r>
-        <w:rPr>
-          <w:rFonts w:ascii="Consolas" w:hAnsi="Consolas"/>
-          <w:color w:val="080808"/>
-          <w:sz w:val="18"/>
-          <w:szCs w:val="18"/>
-        </w:rPr>
-        <w:br/>
-      </w:r>
-      <w:r>
-        <w:rPr>
-          <w:rFonts w:ascii="Consolas" w:hAnsi="Consolas"/>
-          <w:color w:val="080808"/>
-          <w:sz w:val="18"/>
-          <w:szCs w:val="18"/>
-        </w:rPr>
-        <w:br/>
-        <w:t xml:space="preserve">        </w:t>
-      </w:r>
-      <w:r>
-        <w:rPr>
-          <w:rFonts w:ascii="Consolas" w:hAnsi="Consolas"/>
-          <w:i/>
-          <w:iCs/>
-          <w:color w:val="8C8C8C"/>
-          <w:sz w:val="18"/>
-          <w:szCs w:val="18"/>
-        </w:rPr>
-        <w:t>// 3. Configure authorization rules</w:t>
-      </w:r>
-      <w:r>
-        <w:rPr>
-          <w:rFonts w:ascii="Consolas" w:hAnsi="Consolas"/>
-          <w:i/>
-          <w:iCs/>
-          <w:color w:val="8C8C8C"/>
-          <w:sz w:val="18"/>
-          <w:szCs w:val="18"/>
-        </w:rPr>
-        <w:br/>
-        <w:t xml:space="preserve">        </w:t>
-      </w:r>
-      <w:proofErr w:type="spellStart"/>
-      <w:r>
-        <w:rPr>
-          <w:rFonts w:ascii="Consolas" w:hAnsi="Consolas"/>
-          <w:color w:val="000000"/>
-          <w:sz w:val="18"/>
-          <w:szCs w:val="18"/>
-        </w:rPr>
-        <w:t>http</w:t>
-      </w:r>
-      <w:r>
-        <w:rPr>
-          <w:rFonts w:ascii="Consolas" w:hAnsi="Consolas"/>
-          <w:color w:val="080808"/>
-          <w:sz w:val="18"/>
-          <w:szCs w:val="18"/>
-        </w:rPr>
-        <w:t>.authorizeHttpRequests</w:t>
-      </w:r>
-      <w:proofErr w:type="spellEnd"/>
-      <w:r>
-        <w:rPr>
-          <w:rFonts w:ascii="Consolas" w:hAnsi="Consolas"/>
-          <w:color w:val="080808"/>
-          <w:sz w:val="18"/>
-          <w:szCs w:val="18"/>
-        </w:rPr>
-        <w:t>(</w:t>
-      </w:r>
-      <w:r>
-        <w:rPr>
-          <w:rFonts w:ascii="Consolas" w:hAnsi="Consolas"/>
-          <w:color w:val="000000"/>
-          <w:sz w:val="18"/>
-          <w:szCs w:val="18"/>
-        </w:rPr>
-        <w:t xml:space="preserve">auth </w:t>
-      </w:r>
-      <w:r>
-        <w:rPr>
-          <w:rFonts w:ascii="Consolas" w:hAnsi="Consolas"/>
-          <w:color w:val="080808"/>
-          <w:sz w:val="18"/>
-          <w:szCs w:val="18"/>
-        </w:rPr>
-        <w:t>-&gt; {</w:t>
-      </w:r>
-      <w:r>
-        <w:rPr>
-          <w:rFonts w:ascii="Consolas" w:hAnsi="Consolas"/>
-          <w:color w:val="080808"/>
-          <w:sz w:val="18"/>
-          <w:szCs w:val="18"/>
-        </w:rPr>
-        <w:br/>
-      </w:r>
-      <w:r>
-        <w:rPr>
-          <w:rFonts w:ascii="Consolas" w:hAnsi="Consolas"/>
-          <w:color w:val="080808"/>
-          <w:sz w:val="18"/>
-          <w:szCs w:val="18"/>
-        </w:rPr>
-        <w:br/>
-        <w:t xml:space="preserve">            </w:t>
-      </w:r>
-      <w:proofErr w:type="spellStart"/>
-      <w:r>
-        <w:rPr>
-          <w:rFonts w:ascii="Consolas" w:hAnsi="Consolas"/>
-          <w:color w:val="000000"/>
-          <w:sz w:val="18"/>
-          <w:szCs w:val="18"/>
-        </w:rPr>
-        <w:t>auth</w:t>
-      </w:r>
-      <w:r>
-        <w:rPr>
-          <w:rFonts w:ascii="Consolas" w:hAnsi="Consolas"/>
-          <w:color w:val="080808"/>
-          <w:sz w:val="18"/>
-          <w:szCs w:val="18"/>
-        </w:rPr>
-        <w:t>.requestMatchers</w:t>
-      </w:r>
-      <w:proofErr w:type="spellEnd"/>
-      <w:r>
-        <w:rPr>
-          <w:rFonts w:ascii="Consolas" w:hAnsi="Consolas"/>
-          <w:color w:val="080808"/>
-          <w:sz w:val="18"/>
-          <w:szCs w:val="18"/>
-        </w:rPr>
-        <w:t>(</w:t>
-      </w:r>
-      <w:r>
-        <w:rPr>
-          <w:rFonts w:ascii="Consolas" w:hAnsi="Consolas"/>
-          <w:color w:val="080808"/>
-          <w:sz w:val="18"/>
-          <w:szCs w:val="18"/>
-        </w:rPr>
-        <w:br/>
-        <w:t xml:space="preserve">                    </w:t>
-      </w:r>
-      <w:r>
-        <w:rPr>
-          <w:rFonts w:ascii="Consolas" w:hAnsi="Consolas"/>
-          <w:color w:val="067D17"/>
-          <w:sz w:val="18"/>
-          <w:szCs w:val="18"/>
-        </w:rPr>
-        <w:t>"/</w:t>
-      </w:r>
-      <w:proofErr w:type="spellStart"/>
-      <w:r>
-        <w:rPr>
-          <w:rFonts w:ascii="Consolas" w:hAnsi="Consolas"/>
-          <w:color w:val="067D17"/>
-          <w:sz w:val="18"/>
-          <w:szCs w:val="18"/>
-        </w:rPr>
-        <w:t>api</w:t>
-      </w:r>
-      <w:proofErr w:type="spellEnd"/>
-      <w:r>
-        <w:rPr>
-          <w:rFonts w:ascii="Consolas" w:hAnsi="Consolas"/>
-          <w:color w:val="067D17"/>
-          <w:sz w:val="18"/>
-          <w:szCs w:val="18"/>
-        </w:rPr>
-        <w:t>/v1/auth/login"</w:t>
-      </w:r>
-      <w:r>
-        <w:rPr>
-          <w:rFonts w:ascii="Consolas" w:hAnsi="Consolas"/>
-          <w:color w:val="080808"/>
-          <w:sz w:val="18"/>
-          <w:szCs w:val="18"/>
-        </w:rPr>
-        <w:t>,</w:t>
-      </w:r>
-      <w:r>
-        <w:rPr>
-          <w:rFonts w:ascii="Consolas" w:hAnsi="Consolas"/>
-          <w:color w:val="080808"/>
-          <w:sz w:val="18"/>
-          <w:szCs w:val="18"/>
-        </w:rPr>
-        <w:br/>
-        <w:t xml:space="preserve">                    </w:t>
-      </w:r>
-      <w:r>
-        <w:rPr>
-          <w:rFonts w:ascii="Consolas" w:hAnsi="Consolas"/>
-          <w:color w:val="067D17"/>
-          <w:sz w:val="18"/>
-          <w:szCs w:val="18"/>
-        </w:rPr>
-        <w:t>"/</w:t>
-      </w:r>
-      <w:proofErr w:type="spellStart"/>
-      <w:r>
-        <w:rPr>
-          <w:rFonts w:ascii="Consolas" w:hAnsi="Consolas"/>
-          <w:color w:val="067D17"/>
-          <w:sz w:val="18"/>
-          <w:szCs w:val="18"/>
-        </w:rPr>
-        <w:t>api</w:t>
-      </w:r>
-      <w:proofErr w:type="spellEnd"/>
-      <w:r>
-        <w:rPr>
-          <w:rFonts w:ascii="Consolas" w:hAnsi="Consolas"/>
-          <w:color w:val="067D17"/>
-          <w:sz w:val="18"/>
-          <w:szCs w:val="18"/>
-        </w:rPr>
-        <w:t>/v1/auth/register"</w:t>
-      </w:r>
-      <w:r>
-        <w:rPr>
-          <w:rFonts w:ascii="Consolas" w:hAnsi="Consolas"/>
-          <w:color w:val="067D17"/>
-          <w:sz w:val="18"/>
-          <w:szCs w:val="18"/>
-        </w:rPr>
-        <w:br/>
-        <w:t xml:space="preserve">            </w:t>
-      </w:r>
-      <w:r>
-        <w:rPr>
-          <w:rFonts w:ascii="Consolas" w:hAnsi="Consolas"/>
-          <w:color w:val="080808"/>
-          <w:sz w:val="18"/>
-          <w:szCs w:val="18"/>
-        </w:rPr>
-        <w:t>).</w:t>
-      </w:r>
-      <w:proofErr w:type="spellStart"/>
-      <w:r>
-        <w:rPr>
-          <w:rFonts w:ascii="Consolas" w:hAnsi="Consolas"/>
-          <w:color w:val="080808"/>
-          <w:sz w:val="18"/>
-          <w:szCs w:val="18"/>
-        </w:rPr>
-        <w:t>permitAll</w:t>
-      </w:r>
-      <w:proofErr w:type="spellEnd"/>
-      <w:r>
-        <w:rPr>
-          <w:rFonts w:ascii="Consolas" w:hAnsi="Consolas"/>
-          <w:color w:val="080808"/>
-          <w:sz w:val="18"/>
-          <w:szCs w:val="18"/>
-        </w:rPr>
-        <w:t>();</w:t>
-      </w:r>
-      <w:r>
-        <w:rPr>
-          <w:rFonts w:ascii="Consolas" w:hAnsi="Consolas"/>
-          <w:color w:val="080808"/>
-          <w:sz w:val="18"/>
-          <w:szCs w:val="18"/>
-        </w:rPr>
-        <w:br/>
-      </w:r>
-      <w:r>
-        <w:rPr>
-          <w:rFonts w:ascii="Consolas" w:hAnsi="Consolas"/>
-          <w:color w:val="080808"/>
-          <w:sz w:val="18"/>
-          <w:szCs w:val="18"/>
-        </w:rPr>
-        <w:br/>
-        <w:t xml:space="preserve">            </w:t>
-      </w:r>
-      <w:proofErr w:type="spellStart"/>
-      <w:r>
-        <w:rPr>
-          <w:rFonts w:ascii="Consolas" w:hAnsi="Consolas"/>
-          <w:color w:val="000000"/>
-          <w:sz w:val="18"/>
-          <w:szCs w:val="18"/>
-        </w:rPr>
-        <w:t>auth</w:t>
-      </w:r>
-      <w:r>
-        <w:rPr>
-          <w:rFonts w:ascii="Consolas" w:hAnsi="Consolas"/>
-          <w:color w:val="080808"/>
-          <w:sz w:val="18"/>
-          <w:szCs w:val="18"/>
-        </w:rPr>
-        <w:t>.requestMatchers</w:t>
-      </w:r>
-      <w:proofErr w:type="spellEnd"/>
-      <w:r>
-        <w:rPr>
-          <w:rFonts w:ascii="Consolas" w:hAnsi="Consolas"/>
-          <w:color w:val="080808"/>
-          <w:sz w:val="18"/>
-          <w:szCs w:val="18"/>
-        </w:rPr>
-        <w:t>(</w:t>
-      </w:r>
-      <w:r>
-        <w:rPr>
-          <w:rFonts w:ascii="Consolas" w:hAnsi="Consolas"/>
-          <w:color w:val="080808"/>
-          <w:sz w:val="18"/>
-          <w:szCs w:val="18"/>
-        </w:rPr>
-        <w:br/>
-        <w:t xml:space="preserve">                    </w:t>
-      </w:r>
-      <w:proofErr w:type="spellStart"/>
-      <w:r>
-        <w:rPr>
-          <w:rFonts w:ascii="Consolas" w:hAnsi="Consolas"/>
-          <w:color w:val="000000"/>
-          <w:sz w:val="18"/>
-          <w:szCs w:val="18"/>
-        </w:rPr>
-        <w:t>HttpMethod</w:t>
-      </w:r>
-      <w:r>
-        <w:rPr>
-          <w:rFonts w:ascii="Consolas" w:hAnsi="Consolas"/>
-          <w:color w:val="080808"/>
-          <w:sz w:val="18"/>
-          <w:szCs w:val="18"/>
-        </w:rPr>
-        <w:t>.</w:t>
-      </w:r>
-      <w:r>
-        <w:rPr>
-          <w:rFonts w:ascii="Consolas" w:hAnsi="Consolas"/>
-          <w:i/>
-          <w:iCs/>
-          <w:color w:val="871094"/>
-          <w:sz w:val="18"/>
-          <w:szCs w:val="18"/>
-        </w:rPr>
-        <w:t>GET</w:t>
-      </w:r>
-      <w:proofErr w:type="spellEnd"/>
-      <w:r>
-        <w:rPr>
-          <w:rFonts w:ascii="Consolas" w:hAnsi="Consolas"/>
-          <w:color w:val="080808"/>
-          <w:sz w:val="18"/>
-          <w:szCs w:val="18"/>
-        </w:rPr>
-        <w:t>,</w:t>
-      </w:r>
-      <w:r>
-        <w:rPr>
-          <w:rFonts w:ascii="Consolas" w:hAnsi="Consolas"/>
-          <w:color w:val="080808"/>
-          <w:sz w:val="18"/>
-          <w:szCs w:val="18"/>
-        </w:rPr>
-        <w:br/>
-        <w:t xml:space="preserve">                    </w:t>
-      </w:r>
-      <w:r>
-        <w:rPr>
-          <w:rFonts w:ascii="Consolas" w:hAnsi="Consolas"/>
-          <w:color w:val="067D17"/>
-          <w:sz w:val="18"/>
-          <w:szCs w:val="18"/>
-        </w:rPr>
-        <w:t>"/</w:t>
-      </w:r>
-      <w:proofErr w:type="spellStart"/>
-      <w:r>
-        <w:rPr>
-          <w:rFonts w:ascii="Consolas" w:hAnsi="Consolas"/>
-          <w:color w:val="067D17"/>
-          <w:sz w:val="18"/>
-          <w:szCs w:val="18"/>
-        </w:rPr>
-        <w:t>api</w:t>
-      </w:r>
-      <w:proofErr w:type="spellEnd"/>
-      <w:r>
-        <w:rPr>
-          <w:rFonts w:ascii="Consolas" w:hAnsi="Consolas"/>
-          <w:color w:val="067D17"/>
-          <w:sz w:val="18"/>
-          <w:szCs w:val="18"/>
-        </w:rPr>
-        <w:t>/v1/products/**"</w:t>
-      </w:r>
-      <w:r>
-        <w:rPr>
-          <w:rFonts w:ascii="Consolas" w:hAnsi="Consolas"/>
-          <w:color w:val="067D17"/>
-          <w:sz w:val="18"/>
-          <w:szCs w:val="18"/>
-        </w:rPr>
-        <w:br/>
-        <w:t xml:space="preserve">            </w:t>
-      </w:r>
-      <w:r>
-        <w:rPr>
-          <w:rFonts w:ascii="Consolas" w:hAnsi="Consolas"/>
-          <w:color w:val="080808"/>
-          <w:sz w:val="18"/>
-          <w:szCs w:val="18"/>
-        </w:rPr>
-        <w:t>).</w:t>
-      </w:r>
-      <w:proofErr w:type="spellStart"/>
-      <w:r>
-        <w:rPr>
-          <w:rFonts w:ascii="Consolas" w:hAnsi="Consolas"/>
-          <w:color w:val="080808"/>
-          <w:sz w:val="18"/>
-          <w:szCs w:val="18"/>
-        </w:rPr>
-        <w:t>permitAll</w:t>
-      </w:r>
-      <w:proofErr w:type="spellEnd"/>
-      <w:r>
-        <w:rPr>
-          <w:rFonts w:ascii="Consolas" w:hAnsi="Consolas"/>
-          <w:color w:val="080808"/>
-          <w:sz w:val="18"/>
-          <w:szCs w:val="18"/>
-        </w:rPr>
-        <w:t>();</w:t>
-      </w:r>
-      <w:r>
-        <w:rPr>
-          <w:rFonts w:ascii="Consolas" w:hAnsi="Consolas"/>
-          <w:color w:val="080808"/>
-          <w:sz w:val="18"/>
-          <w:szCs w:val="18"/>
-        </w:rPr>
-        <w:br/>
-      </w:r>
-      <w:r>
-        <w:rPr>
-          <w:rFonts w:ascii="Consolas" w:hAnsi="Consolas"/>
-          <w:color w:val="080808"/>
-          <w:sz w:val="18"/>
-          <w:szCs w:val="18"/>
-        </w:rPr>
-        <w:br/>
-        <w:t xml:space="preserve">            </w:t>
-      </w:r>
-      <w:proofErr w:type="spellStart"/>
-      <w:r>
-        <w:rPr>
-          <w:rFonts w:ascii="Consolas" w:hAnsi="Consolas"/>
-          <w:color w:val="000000"/>
-          <w:sz w:val="18"/>
-          <w:szCs w:val="18"/>
-        </w:rPr>
-        <w:t>auth</w:t>
-      </w:r>
-      <w:r>
-        <w:rPr>
-          <w:rFonts w:ascii="Consolas" w:hAnsi="Consolas"/>
-          <w:color w:val="080808"/>
-          <w:sz w:val="18"/>
-          <w:szCs w:val="18"/>
-        </w:rPr>
-        <w:t>.requestMatchers</w:t>
-      </w:r>
-      <w:proofErr w:type="spellEnd"/>
-      <w:r>
-        <w:rPr>
-          <w:rFonts w:ascii="Consolas" w:hAnsi="Consolas"/>
-          <w:color w:val="080808"/>
-          <w:sz w:val="18"/>
-          <w:szCs w:val="18"/>
-        </w:rPr>
-        <w:t>(</w:t>
-      </w:r>
-      <w:r>
-        <w:rPr>
-          <w:rFonts w:ascii="Consolas" w:hAnsi="Consolas"/>
-          <w:color w:val="080808"/>
-          <w:sz w:val="18"/>
-          <w:szCs w:val="18"/>
-        </w:rPr>
-        <w:br/>
-        <w:t xml:space="preserve">                    </w:t>
-      </w:r>
-      <w:r>
-        <w:rPr>
-          <w:rFonts w:ascii="Consolas" w:hAnsi="Consolas"/>
-          <w:color w:val="067D17"/>
-          <w:sz w:val="18"/>
-          <w:szCs w:val="18"/>
-        </w:rPr>
-        <w:t>"/</w:t>
-      </w:r>
-      <w:proofErr w:type="spellStart"/>
-      <w:r>
-        <w:rPr>
-          <w:rFonts w:ascii="Consolas" w:hAnsi="Consolas"/>
-          <w:color w:val="067D17"/>
-          <w:sz w:val="18"/>
-          <w:szCs w:val="18"/>
-        </w:rPr>
-        <w:t>api</w:t>
-      </w:r>
-      <w:proofErr w:type="spellEnd"/>
-      <w:r>
-        <w:rPr>
-          <w:rFonts w:ascii="Consolas" w:hAnsi="Consolas"/>
-          <w:color w:val="067D17"/>
-          <w:sz w:val="18"/>
-          <w:szCs w:val="18"/>
-        </w:rPr>
-        <w:t>/v1/admin/**"</w:t>
-      </w:r>
-      <w:r>
-        <w:rPr>
-          <w:rFonts w:ascii="Consolas" w:hAnsi="Consolas"/>
-          <w:color w:val="067D17"/>
-          <w:sz w:val="18"/>
-          <w:szCs w:val="18"/>
-        </w:rPr>
-        <w:br/>
-        <w:t xml:space="preserve">            </w:t>
-      </w:r>
-      <w:r>
-        <w:rPr>
-          <w:rFonts w:ascii="Consolas" w:hAnsi="Consolas"/>
-          <w:color w:val="080808"/>
-          <w:sz w:val="18"/>
-          <w:szCs w:val="18"/>
-        </w:rPr>
-        <w:t>).</w:t>
-      </w:r>
-      <w:proofErr w:type="spellStart"/>
-      <w:r>
-        <w:rPr>
-          <w:rFonts w:ascii="Consolas" w:hAnsi="Consolas"/>
-          <w:color w:val="080808"/>
-          <w:sz w:val="18"/>
-          <w:szCs w:val="18"/>
-        </w:rPr>
-        <w:t>hasRole</w:t>
-      </w:r>
-      <w:proofErr w:type="spellEnd"/>
-      <w:r>
-        <w:rPr>
-          <w:rFonts w:ascii="Consolas" w:hAnsi="Consolas"/>
-          <w:color w:val="080808"/>
-          <w:sz w:val="18"/>
-          <w:szCs w:val="18"/>
-        </w:rPr>
-        <w:t>(</w:t>
-      </w:r>
-      <w:r>
-        <w:rPr>
-          <w:rFonts w:ascii="Consolas" w:hAnsi="Consolas"/>
-          <w:color w:val="067D17"/>
-          <w:sz w:val="18"/>
-          <w:szCs w:val="18"/>
-        </w:rPr>
-        <w:t>"ADMIN"</w:t>
-      </w:r>
-      <w:r>
-        <w:rPr>
-          <w:rFonts w:ascii="Consolas" w:hAnsi="Consolas"/>
-          <w:color w:val="080808"/>
-          <w:sz w:val="18"/>
-          <w:szCs w:val="18"/>
-        </w:rPr>
-        <w:t>);</w:t>
-      </w:r>
-      <w:r>
-        <w:rPr>
-          <w:rFonts w:ascii="Consolas" w:hAnsi="Consolas"/>
-          <w:color w:val="080808"/>
-          <w:sz w:val="18"/>
-          <w:szCs w:val="18"/>
-        </w:rPr>
-        <w:br/>
-      </w:r>
-      <w:r>
-        <w:rPr>
-          <w:rFonts w:ascii="Consolas" w:hAnsi="Consolas"/>
-          <w:color w:val="080808"/>
-          <w:sz w:val="18"/>
-          <w:szCs w:val="18"/>
-        </w:rPr>
-        <w:br/>
-        <w:t xml:space="preserve">            </w:t>
-      </w:r>
-      <w:proofErr w:type="spellStart"/>
-      <w:r>
-        <w:rPr>
-          <w:rFonts w:ascii="Consolas" w:hAnsi="Consolas"/>
-          <w:color w:val="000000"/>
-          <w:sz w:val="18"/>
-          <w:szCs w:val="18"/>
-        </w:rPr>
-        <w:t>auth</w:t>
-      </w:r>
-      <w:r>
-        <w:rPr>
-          <w:rFonts w:ascii="Consolas" w:hAnsi="Consolas"/>
-          <w:color w:val="080808"/>
-          <w:sz w:val="18"/>
-          <w:szCs w:val="18"/>
-        </w:rPr>
-        <w:t>.requestMatchers</w:t>
-      </w:r>
-      <w:proofErr w:type="spellEnd"/>
-      <w:r>
-        <w:rPr>
-          <w:rFonts w:ascii="Consolas" w:hAnsi="Consolas"/>
-          <w:color w:val="080808"/>
-          <w:sz w:val="18"/>
-          <w:szCs w:val="18"/>
-        </w:rPr>
-        <w:t>(</w:t>
-      </w:r>
-      <w:r>
-        <w:rPr>
-          <w:rFonts w:ascii="Consolas" w:hAnsi="Consolas"/>
-          <w:color w:val="080808"/>
-          <w:sz w:val="18"/>
-          <w:szCs w:val="18"/>
-        </w:rPr>
-        <w:br/>
-        <w:t xml:space="preserve">                    </w:t>
-      </w:r>
-      <w:r>
-        <w:rPr>
-          <w:rFonts w:ascii="Consolas" w:hAnsi="Consolas"/>
-          <w:color w:val="067D17"/>
-          <w:sz w:val="18"/>
-          <w:szCs w:val="18"/>
-        </w:rPr>
-        <w:t>"/</w:t>
-      </w:r>
-      <w:proofErr w:type="spellStart"/>
-      <w:r>
-        <w:rPr>
-          <w:rFonts w:ascii="Consolas" w:hAnsi="Consolas"/>
-          <w:color w:val="067D17"/>
-          <w:sz w:val="18"/>
-          <w:szCs w:val="18"/>
-        </w:rPr>
-        <w:t>api</w:t>
-      </w:r>
-      <w:proofErr w:type="spellEnd"/>
-      <w:r>
-        <w:rPr>
-          <w:rFonts w:ascii="Consolas" w:hAnsi="Consolas"/>
-          <w:color w:val="067D17"/>
-          <w:sz w:val="18"/>
-          <w:szCs w:val="18"/>
-        </w:rPr>
-        <w:t>/v1/users/**"</w:t>
-      </w:r>
-      <w:r>
-        <w:rPr>
-          <w:rFonts w:ascii="Consolas" w:hAnsi="Consolas"/>
-          <w:color w:val="067D17"/>
-          <w:sz w:val="18"/>
-          <w:szCs w:val="18"/>
-        </w:rPr>
-        <w:br/>
-        <w:t xml:space="preserve">            </w:t>
-      </w:r>
-      <w:r>
-        <w:rPr>
-          <w:rFonts w:ascii="Consolas" w:hAnsi="Consolas"/>
-          <w:color w:val="080808"/>
-          <w:sz w:val="18"/>
-          <w:szCs w:val="18"/>
-        </w:rPr>
-        <w:t>).</w:t>
-      </w:r>
-      <w:proofErr w:type="spellStart"/>
-      <w:r>
-        <w:rPr>
-          <w:rFonts w:ascii="Consolas" w:hAnsi="Consolas"/>
-          <w:color w:val="080808"/>
-          <w:sz w:val="18"/>
-          <w:szCs w:val="18"/>
-        </w:rPr>
-        <w:t>hasAnyRole</w:t>
-      </w:r>
-      <w:proofErr w:type="spellEnd"/>
-      <w:r>
-        <w:rPr>
-          <w:rFonts w:ascii="Consolas" w:hAnsi="Consolas"/>
-          <w:color w:val="080808"/>
-          <w:sz w:val="18"/>
-          <w:szCs w:val="18"/>
-        </w:rPr>
-        <w:t>(</w:t>
-      </w:r>
-      <w:r>
-        <w:rPr>
-          <w:rFonts w:ascii="Consolas" w:hAnsi="Consolas"/>
-          <w:color w:val="067D17"/>
-          <w:sz w:val="18"/>
-          <w:szCs w:val="18"/>
-        </w:rPr>
-        <w:t>"USER"</w:t>
-      </w:r>
-      <w:r>
-        <w:rPr>
-          <w:rFonts w:ascii="Consolas" w:hAnsi="Consolas"/>
-          <w:color w:val="080808"/>
-          <w:sz w:val="18"/>
-          <w:szCs w:val="18"/>
-        </w:rPr>
-        <w:t xml:space="preserve">, </w:t>
-      </w:r>
-      <w:r>
-        <w:rPr>
-          <w:rFonts w:ascii="Consolas" w:hAnsi="Consolas"/>
-          <w:color w:val="067D17"/>
-          <w:sz w:val="18"/>
-          <w:szCs w:val="18"/>
-        </w:rPr>
-        <w:t>"ADMIN"</w:t>
-      </w:r>
-      <w:r>
-        <w:rPr>
-          <w:rFonts w:ascii="Consolas" w:hAnsi="Consolas"/>
-          <w:color w:val="080808"/>
-          <w:sz w:val="18"/>
-          <w:szCs w:val="18"/>
-        </w:rPr>
-        <w:t>);</w:t>
-      </w:r>
-      <w:r>
-        <w:rPr>
-          <w:rFonts w:ascii="Consolas" w:hAnsi="Consolas"/>
-          <w:color w:val="080808"/>
-          <w:sz w:val="18"/>
-          <w:szCs w:val="18"/>
-        </w:rPr>
-        <w:br/>
-      </w:r>
-      <w:r>
-        <w:rPr>
-          <w:rFonts w:ascii="Consolas" w:hAnsi="Consolas"/>
-          <w:color w:val="080808"/>
-          <w:sz w:val="18"/>
-          <w:szCs w:val="18"/>
-        </w:rPr>
-        <w:br/>
-        <w:t xml:space="preserve">            </w:t>
-      </w:r>
-      <w:proofErr w:type="spellStart"/>
-      <w:r>
-        <w:rPr>
-          <w:rFonts w:ascii="Consolas" w:hAnsi="Consolas"/>
-          <w:color w:val="000000"/>
-          <w:sz w:val="18"/>
-          <w:szCs w:val="18"/>
-        </w:rPr>
-        <w:t>auth</w:t>
-      </w:r>
-      <w:r>
-        <w:rPr>
-          <w:rFonts w:ascii="Consolas" w:hAnsi="Consolas"/>
-          <w:color w:val="080808"/>
-          <w:sz w:val="18"/>
-          <w:szCs w:val="18"/>
-        </w:rPr>
-        <w:t>.anyRequest</w:t>
-      </w:r>
-      <w:proofErr w:type="spellEnd"/>
-      <w:r>
-        <w:rPr>
-          <w:rFonts w:ascii="Consolas" w:hAnsi="Consolas"/>
-          <w:color w:val="080808"/>
-          <w:sz w:val="18"/>
-          <w:szCs w:val="18"/>
-        </w:rPr>
-        <w:t>().authenticated();</w:t>
-      </w:r>
-      <w:r>
-        <w:rPr>
-          <w:rFonts w:ascii="Consolas" w:hAnsi="Consolas"/>
-          <w:color w:val="080808"/>
-          <w:sz w:val="18"/>
-          <w:szCs w:val="18"/>
-        </w:rPr>
-        <w:br/>
-        <w:t xml:space="preserve">        });</w:t>
-      </w:r>
-      <w:r>
-        <w:rPr>
-          <w:rFonts w:ascii="Consolas" w:hAnsi="Consolas"/>
-          <w:color w:val="080808"/>
-          <w:sz w:val="18"/>
-          <w:szCs w:val="18"/>
-        </w:rPr>
-        <w:br/>
-      </w:r>
-      <w:r>
-        <w:rPr>
-          <w:rFonts w:ascii="Consolas" w:hAnsi="Consolas"/>
-          <w:color w:val="080808"/>
-          <w:sz w:val="18"/>
-          <w:szCs w:val="18"/>
-        </w:rPr>
-        <w:br/>
-        <w:t xml:space="preserve">        </w:t>
-      </w:r>
-      <w:r>
-        <w:rPr>
-          <w:rFonts w:ascii="Consolas" w:hAnsi="Consolas"/>
-          <w:i/>
-          <w:iCs/>
-          <w:color w:val="8C8C8C"/>
-          <w:sz w:val="18"/>
-          <w:szCs w:val="18"/>
-        </w:rPr>
-        <w:t>// 4. Add our JWT filter</w:t>
-      </w:r>
-      <w:r>
-        <w:rPr>
-          <w:rFonts w:ascii="Consolas" w:hAnsi="Consolas"/>
-          <w:i/>
-          <w:iCs/>
-          <w:color w:val="8C8C8C"/>
-          <w:sz w:val="18"/>
-          <w:szCs w:val="18"/>
-        </w:rPr>
-        <w:br/>
-        <w:t xml:space="preserve">        </w:t>
-      </w:r>
-      <w:proofErr w:type="spellStart"/>
-      <w:proofErr w:type="gramStart"/>
-      <w:r>
-        <w:rPr>
-          <w:rFonts w:ascii="Consolas" w:hAnsi="Consolas"/>
-          <w:color w:val="000000"/>
-          <w:sz w:val="18"/>
-          <w:szCs w:val="18"/>
-        </w:rPr>
-        <w:t>http</w:t>
-      </w:r>
-      <w:r>
-        <w:rPr>
-          <w:rFonts w:ascii="Consolas" w:hAnsi="Consolas"/>
-          <w:color w:val="080808"/>
-          <w:sz w:val="18"/>
-          <w:szCs w:val="18"/>
-        </w:rPr>
-        <w:t>.addFilterBefore</w:t>
-      </w:r>
-      <w:proofErr w:type="spellEnd"/>
-      <w:r>
-        <w:rPr>
-          <w:rFonts w:ascii="Consolas" w:hAnsi="Consolas"/>
-          <w:color w:val="080808"/>
-          <w:sz w:val="18"/>
-          <w:szCs w:val="18"/>
-        </w:rPr>
-        <w:t>(</w:t>
-      </w:r>
-      <w:r>
-        <w:rPr>
-          <w:rFonts w:ascii="Consolas" w:hAnsi="Consolas"/>
-          <w:color w:val="080808"/>
-          <w:sz w:val="18"/>
-          <w:szCs w:val="18"/>
-        </w:rPr>
-        <w:t xml:space="preserve"> </w:t>
-      </w:r>
-      <w:proofErr w:type="spellStart"/>
-      <w:r>
-        <w:rPr>
-          <w:rFonts w:ascii="Consolas" w:hAnsi="Consolas"/>
-          <w:color w:val="871094"/>
-          <w:sz w:val="18"/>
-          <w:szCs w:val="18"/>
-        </w:rPr>
-        <w:t>jwtAuthenticationFilter</w:t>
-      </w:r>
-      <w:proofErr w:type="spellEnd"/>
-      <w:proofErr w:type="gramEnd"/>
-      <w:r>
-        <w:rPr>
-          <w:rFonts w:ascii="Consolas" w:hAnsi="Consolas"/>
-          <w:color w:val="080808"/>
-          <w:sz w:val="18"/>
-          <w:szCs w:val="18"/>
-        </w:rPr>
-        <w:t>,</w:t>
-      </w:r>
-      <w:r>
-        <w:rPr>
-          <w:rFonts w:ascii="Consolas" w:hAnsi="Consolas"/>
-          <w:color w:val="080808"/>
-          <w:sz w:val="18"/>
-          <w:szCs w:val="18"/>
-        </w:rPr>
-        <w:t xml:space="preserve"> </w:t>
-      </w:r>
-      <w:proofErr w:type="spellStart"/>
-      <w:r>
-        <w:rPr>
-          <w:rFonts w:ascii="Consolas" w:hAnsi="Consolas"/>
-          <w:color w:val="080808"/>
-          <w:sz w:val="18"/>
-          <w:szCs w:val="18"/>
-        </w:rPr>
-        <w:t>UsernamePasswordAuthenticationFilter.</w:t>
-      </w:r>
-      <w:r>
-        <w:rPr>
-          <w:rFonts w:ascii="Consolas" w:hAnsi="Consolas"/>
-          <w:color w:val="0033B3"/>
-          <w:sz w:val="18"/>
-          <w:szCs w:val="18"/>
-        </w:rPr>
-        <w:t>class</w:t>
-      </w:r>
-      <w:proofErr w:type="spellEnd"/>
-      <w:r>
-        <w:rPr>
-          <w:rFonts w:ascii="Consolas" w:hAnsi="Consolas"/>
-          <w:color w:val="080808"/>
-          <w:sz w:val="18"/>
-          <w:szCs w:val="18"/>
-        </w:rPr>
-        <w:t>);</w:t>
-      </w:r>
-      <w:r>
-        <w:rPr>
-          <w:rFonts w:ascii="Consolas" w:hAnsi="Consolas"/>
-          <w:color w:val="080808"/>
-          <w:sz w:val="18"/>
-          <w:szCs w:val="18"/>
-        </w:rPr>
-        <w:br/>
-      </w:r>
-      <w:r>
-        <w:rPr>
-          <w:rFonts w:ascii="Consolas" w:hAnsi="Consolas"/>
-          <w:color w:val="080808"/>
-          <w:sz w:val="18"/>
-          <w:szCs w:val="18"/>
-        </w:rPr>
-        <w:br/>
-        <w:t xml:space="preserve">        </w:t>
-      </w:r>
-      <w:r>
-        <w:rPr>
-          <w:rFonts w:ascii="Consolas" w:hAnsi="Consolas"/>
-          <w:i/>
-          <w:iCs/>
-          <w:color w:val="8C8C8C"/>
-          <w:sz w:val="18"/>
-          <w:szCs w:val="18"/>
-        </w:rPr>
-        <w:t xml:space="preserve">// 5. Build the final </w:t>
-      </w:r>
-      <w:proofErr w:type="spellStart"/>
-      <w:r>
-        <w:rPr>
-          <w:rFonts w:ascii="Consolas" w:hAnsi="Consolas"/>
-          <w:i/>
-          <w:iCs/>
-          <w:color w:val="8C8C8C"/>
-          <w:sz w:val="18"/>
-          <w:szCs w:val="18"/>
-        </w:rPr>
-        <w:t>SecurityFilterChain</w:t>
-      </w:r>
-      <w:proofErr w:type="spellEnd"/>
-      <w:r>
-        <w:rPr>
-          <w:rFonts w:ascii="Consolas" w:hAnsi="Consolas"/>
-          <w:i/>
-          <w:iCs/>
-          <w:color w:val="8C8C8C"/>
-          <w:sz w:val="18"/>
-          <w:szCs w:val="18"/>
-        </w:rPr>
-        <w:br/>
-        <w:t xml:space="preserve">        </w:t>
-      </w:r>
-      <w:r>
-        <w:rPr>
-          <w:rFonts w:ascii="Consolas" w:hAnsi="Consolas"/>
-          <w:color w:val="0033B3"/>
-          <w:sz w:val="18"/>
-          <w:szCs w:val="18"/>
-        </w:rPr>
-        <w:t xml:space="preserve">return </w:t>
-      </w:r>
-      <w:proofErr w:type="spellStart"/>
-      <w:proofErr w:type="gramStart"/>
-      <w:r>
-        <w:rPr>
-          <w:rFonts w:ascii="Consolas" w:hAnsi="Consolas"/>
-          <w:color w:val="000000"/>
-          <w:sz w:val="18"/>
-          <w:szCs w:val="18"/>
-        </w:rPr>
-        <w:t>http</w:t>
-      </w:r>
-      <w:r>
-        <w:rPr>
-          <w:rFonts w:ascii="Consolas" w:hAnsi="Consolas"/>
-          <w:color w:val="080808"/>
-          <w:sz w:val="18"/>
-          <w:szCs w:val="18"/>
-        </w:rPr>
-        <w:t>.build</w:t>
-      </w:r>
-      <w:proofErr w:type="spellEnd"/>
-      <w:proofErr w:type="gramEnd"/>
-      <w:r>
-        <w:rPr>
-          <w:rFonts w:ascii="Consolas" w:hAnsi="Consolas"/>
-          <w:color w:val="080808"/>
-          <w:sz w:val="18"/>
-          <w:szCs w:val="18"/>
-        </w:rPr>
-        <w:t>();</w:t>
-      </w:r>
-      <w:r>
-        <w:rPr>
-          <w:rFonts w:ascii="Consolas" w:hAnsi="Consolas"/>
-          <w:color w:val="080808"/>
-          <w:sz w:val="18"/>
-          <w:szCs w:val="18"/>
-        </w:rPr>
-        <w:br/>
-        <w:t xml:space="preserve">  </w:t>
-      </w:r>
-      <w:proofErr w:type="gramStart"/>
-      <w:r>
-        <w:rPr>
-          <w:rFonts w:ascii="Consolas" w:hAnsi="Consolas"/>
-          <w:color w:val="080808"/>
-          <w:sz w:val="18"/>
-          <w:szCs w:val="18"/>
-        </w:rPr>
-        <w:t xml:space="preserve">  }</w:t>
-      </w:r>
-      <w:proofErr w:type="gramEnd"/>
-      <w:r>
-        <w:rPr>
-          <w:rFonts w:ascii="Consolas" w:hAnsi="Consolas"/>
-          <w:color w:val="080808"/>
-          <w:sz w:val="18"/>
-          <w:szCs w:val="18"/>
-        </w:rPr>
-        <w:br/>
-        <w:t>}</w:t>
+      <w:r>
+        <w:rPr>
+          <w:rFonts w:cstheme="minorHAnsi"/>
+        </w:rPr>
+        <w:t>configure CSRF</w:t>
+      </w:r>
+      <w:r>
+        <w:rPr>
+          <w:rFonts w:cstheme="minorHAnsi"/>
+        </w:rPr>
+        <w:t xml:space="preserve"> (and session management)</w:t>
       </w:r>
     </w:p>
     <w:p>
@@ -23273,6 +21840,12 @@
           <w:rFonts w:cstheme="minorHAnsi"/>
         </w:rPr>
       </w:pPr>
+      <w:r>
+        <w:rPr>
+          <w:rFonts w:cstheme="minorHAnsi"/>
+        </w:rPr>
+        <w:t xml:space="preserve"> ↓</w:t>
+      </w:r>
     </w:p>
     <w:p>
       <w:pPr>
@@ -23300,63 +21873,11 @@
           <w:rFonts w:cstheme="minorHAnsi"/>
         </w:rPr>
       </w:pPr>
-      <w:proofErr w:type="spellStart"/>
-      <w:proofErr w:type="gramStart"/>
-      <w:r>
-        <w:rPr>
-          <w:rFonts w:cstheme="minorHAnsi"/>
-        </w:rPr>
-        <w:t>http.csrf</w:t>
-      </w:r>
-      <w:proofErr w:type="spellEnd"/>
-      <w:proofErr w:type="gramEnd"/>
-      <w:r>
-        <w:rPr>
-          <w:rFonts w:cstheme="minorHAnsi"/>
-        </w:rPr>
-        <w:t>(</w:t>
-      </w:r>
-      <w:proofErr w:type="spellStart"/>
-      <w:r>
-        <w:rPr>
-          <w:rFonts w:cstheme="minorHAnsi"/>
-        </w:rPr>
-        <w:t>csrf</w:t>
-      </w:r>
-      <w:proofErr w:type="spellEnd"/>
-      <w:r>
-        <w:rPr>
-          <w:rFonts w:cstheme="minorHAnsi"/>
-        </w:rPr>
-        <w:t xml:space="preserve"> -&gt; </w:t>
-      </w:r>
-      <w:proofErr w:type="spellStart"/>
-      <w:proofErr w:type="gramStart"/>
-      <w:r>
-        <w:rPr>
-          <w:rFonts w:cstheme="minorHAnsi"/>
-        </w:rPr>
-        <w:t>csrf.disable</w:t>
-      </w:r>
-      <w:proofErr w:type="spellEnd"/>
-      <w:proofErr w:type="gramEnd"/>
-      <w:r>
-        <w:rPr>
-          <w:rFonts w:cstheme="minorHAnsi"/>
-        </w:rPr>
-        <w:t>());</w:t>
-      </w:r>
-      <w:r>
-        <w:rPr>
-          <w:rFonts w:cstheme="minorHAnsi"/>
-        </w:rPr>
-        <w:t xml:space="preserve"> // </w:t>
-      </w:r>
-      <w:r>
-        <w:rPr>
-          <w:rFonts w:cstheme="minorHAnsi"/>
-        </w:rPr>
-        <w:t>This is because the JWT in the Authorization header isn't automatically attached by the browser to requests from another website.</w:t>
+      <w:r>
+        <w:rPr>
+          <w:rFonts w:cstheme="minorHAnsi"/>
+        </w:rPr>
+        <w:t>configure authorization</w:t>
       </w:r>
     </w:p>
     <w:p>
@@ -23389,8 +21910,7 @@
         <w:rPr>
           <w:rFonts w:cstheme="minorHAnsi"/>
         </w:rPr>
-        <w:lastRenderedPageBreak/>
-        <w:t>CSRF stands for Cross-Site Request Forgery. It is an attack where a malicious website tricks an already authenticated user's browser into sending an unwanted request to our application.</w:t>
+        <w:t xml:space="preserve"> ↓</w:t>
       </w:r>
     </w:p>
     <w:p>
@@ -23423,7 +21943,13 @@
         <w:rPr>
           <w:rFonts w:cstheme="minorHAnsi"/>
         </w:rPr>
-        <w:t>We enable CSRF protection when authentication relies on credentials that the browser automatically sends, such as session cookies.</w:t>
+        <w:t>configure authentication</w:t>
+      </w:r>
+      <w:r>
+        <w:rPr>
+          <w:rFonts w:cstheme="minorHAnsi"/>
+        </w:rPr>
+        <w:t xml:space="preserve"> (JWT)</w:t>
       </w:r>
     </w:p>
     <w:p>
@@ -23456,7 +21982,7 @@
         <w:rPr>
           <w:rFonts w:cstheme="minorHAnsi"/>
         </w:rPr>
-        <w:t>For a stateless REST API where the client explicitly sends a JWT in the Authorization: Bearer header, CSRF protection is generally not required, so we can disable it.</w:t>
+        <w:t xml:space="preserve"> ↓</w:t>
       </w:r>
     </w:p>
     <w:p>
@@ -23485,6 +22011,20 @@
           <w:rFonts w:cstheme="minorHAnsi"/>
         </w:rPr>
       </w:pPr>
+      <w:r>
+        <w:rPr>
+          <w:rFonts w:cstheme="minorHAnsi"/>
+        </w:rPr>
+        <w:t xml:space="preserve">build </w:t>
+      </w:r>
+      <w:proofErr w:type="spellStart"/>
+      <w:r>
+        <w:rPr>
+          <w:rFonts w:cstheme="minorHAnsi"/>
+        </w:rPr>
+        <w:t>SecurityFilterChain</w:t>
+      </w:r>
+      <w:proofErr w:type="spellEnd"/>
     </w:p>
     <w:p>
       <w:pPr>
@@ -23539,6 +22079,20 @@
           <w:rFonts w:cstheme="minorHAnsi"/>
         </w:rPr>
       </w:pPr>
+      <w:r>
+        <w:rPr>
+          <w:rFonts w:cstheme="minorHAnsi"/>
+        </w:rPr>
+        <w:t xml:space="preserve">Code </w:t>
+      </w:r>
+      <w:proofErr w:type="gramStart"/>
+      <w:r>
+        <w:rPr>
+          <w:rFonts w:cstheme="minorHAnsi"/>
+        </w:rPr>
+        <w:t>example :</w:t>
+      </w:r>
+      <w:proofErr w:type="gramEnd"/>
     </w:p>
     <w:p>
       <w:pPr>
@@ -23564,36 +22118,1673 @@
         <w:spacing w:after="0" w:line="240" w:lineRule="auto"/>
         <w:rPr>
           <w:rFonts w:cstheme="minorHAnsi"/>
-          <w:b/>
-          <w:bCs/>
-        </w:rPr>
-      </w:pPr>
-      <w:r>
-        <w:rPr>
-          <w:rFonts w:cstheme="minorHAnsi"/>
-          <w:b/>
-          <w:bCs/>
-        </w:rPr>
-        <w:t xml:space="preserve">Security </w:t>
-      </w:r>
+        </w:rPr>
+      </w:pPr>
+    </w:p>
+    <w:p>
+      <w:pPr>
+        <w:pStyle w:val="HTMLPreformatted"/>
+        <w:shd w:val="clear" w:color="auto" w:fill="FFFFFF"/>
+        <w:rPr>
+          <w:rFonts w:ascii="Consolas" w:hAnsi="Consolas"/>
+          <w:color w:val="080808"/>
+          <w:sz w:val="18"/>
+          <w:szCs w:val="18"/>
+        </w:rPr>
+      </w:pPr>
+      <w:r>
+        <w:rPr>
+          <w:rFonts w:ascii="Consolas" w:hAnsi="Consolas"/>
+          <w:color w:val="9E880D"/>
+          <w:sz w:val="18"/>
+          <w:szCs w:val="18"/>
+        </w:rPr>
+        <w:t>@Configuration</w:t>
+      </w:r>
+      <w:r>
+        <w:rPr>
+          <w:rFonts w:ascii="Consolas" w:hAnsi="Consolas"/>
+          <w:color w:val="9E880D"/>
+          <w:sz w:val="18"/>
+          <w:szCs w:val="18"/>
+        </w:rPr>
+        <w:br/>
+        <w:t>@EnableWebSecurity</w:t>
+      </w:r>
+      <w:r>
+        <w:rPr>
+          <w:rFonts w:ascii="Consolas" w:hAnsi="Consolas"/>
+          <w:color w:val="9E880D"/>
+          <w:sz w:val="18"/>
+          <w:szCs w:val="18"/>
+        </w:rPr>
+        <w:br/>
+        <w:t>@RequiredArgsConstructor</w:t>
+      </w:r>
+      <w:r>
+        <w:rPr>
+          <w:rFonts w:ascii="Consolas" w:hAnsi="Consolas"/>
+          <w:color w:val="9E880D"/>
+          <w:sz w:val="18"/>
+          <w:szCs w:val="18"/>
+        </w:rPr>
+        <w:br/>
+      </w:r>
+      <w:r>
+        <w:rPr>
+          <w:rFonts w:ascii="Consolas" w:hAnsi="Consolas"/>
+          <w:color w:val="0033B3"/>
+          <w:sz w:val="18"/>
+          <w:szCs w:val="18"/>
+        </w:rPr>
+        <w:t xml:space="preserve">public class </w:t>
+      </w:r>
+      <w:proofErr w:type="spellStart"/>
+      <w:r>
+        <w:rPr>
+          <w:rFonts w:ascii="Consolas" w:hAnsi="Consolas"/>
+          <w:color w:val="000000"/>
+          <w:sz w:val="18"/>
+          <w:szCs w:val="18"/>
+        </w:rPr>
+        <w:t>SecurityConfig</w:t>
+      </w:r>
+      <w:proofErr w:type="spellEnd"/>
+      <w:r>
+        <w:rPr>
+          <w:rFonts w:ascii="Consolas" w:hAnsi="Consolas"/>
+          <w:color w:val="000000"/>
+          <w:sz w:val="18"/>
+          <w:szCs w:val="18"/>
+        </w:rPr>
+        <w:t xml:space="preserve"> </w:t>
+      </w:r>
+      <w:r>
+        <w:rPr>
+          <w:rFonts w:ascii="Consolas" w:hAnsi="Consolas"/>
+          <w:color w:val="080808"/>
+          <w:sz w:val="18"/>
+          <w:szCs w:val="18"/>
+        </w:rPr>
+        <w:t>{</w:t>
+      </w:r>
+      <w:r>
+        <w:rPr>
+          <w:rFonts w:ascii="Consolas" w:hAnsi="Consolas"/>
+          <w:color w:val="080808"/>
+          <w:sz w:val="18"/>
+          <w:szCs w:val="18"/>
+        </w:rPr>
+        <w:br/>
+      </w:r>
+      <w:r>
+        <w:rPr>
+          <w:rFonts w:ascii="Consolas" w:hAnsi="Consolas"/>
+          <w:color w:val="080808"/>
+          <w:sz w:val="18"/>
+          <w:szCs w:val="18"/>
+        </w:rPr>
+        <w:br/>
+        <w:t xml:space="preserve">    </w:t>
+      </w:r>
+      <w:r>
+        <w:rPr>
+          <w:rFonts w:ascii="Consolas" w:hAnsi="Consolas"/>
+          <w:color w:val="0033B3"/>
+          <w:sz w:val="18"/>
+          <w:szCs w:val="18"/>
+        </w:rPr>
+        <w:t xml:space="preserve">private final </w:t>
+      </w:r>
+      <w:proofErr w:type="spellStart"/>
+      <w:r>
+        <w:rPr>
+          <w:rFonts w:ascii="Consolas" w:hAnsi="Consolas"/>
+          <w:color w:val="080808"/>
+          <w:sz w:val="18"/>
+          <w:szCs w:val="18"/>
+        </w:rPr>
+        <w:t>JwtAuthenticationFilter</w:t>
+      </w:r>
+      <w:proofErr w:type="spellEnd"/>
+      <w:r>
+        <w:rPr>
+          <w:rFonts w:ascii="Consolas" w:hAnsi="Consolas"/>
+          <w:color w:val="080808"/>
+          <w:sz w:val="18"/>
+          <w:szCs w:val="18"/>
+        </w:rPr>
+        <w:t xml:space="preserve"> </w:t>
+      </w:r>
+      <w:proofErr w:type="spellStart"/>
+      <w:r>
+        <w:rPr>
+          <w:rFonts w:ascii="Consolas" w:hAnsi="Consolas"/>
+          <w:color w:val="871094"/>
+          <w:sz w:val="18"/>
+          <w:szCs w:val="18"/>
+        </w:rPr>
+        <w:t>jwtAuthenticationFilter</w:t>
+      </w:r>
+      <w:proofErr w:type="spellEnd"/>
+      <w:r>
+        <w:rPr>
+          <w:rFonts w:ascii="Consolas" w:hAnsi="Consolas"/>
+          <w:color w:val="080808"/>
+          <w:sz w:val="18"/>
+          <w:szCs w:val="18"/>
+        </w:rPr>
+        <w:t>;</w:t>
+      </w:r>
+      <w:r>
+        <w:rPr>
+          <w:rFonts w:ascii="Consolas" w:hAnsi="Consolas"/>
+          <w:color w:val="080808"/>
+          <w:sz w:val="18"/>
+          <w:szCs w:val="18"/>
+        </w:rPr>
+        <w:br/>
+      </w:r>
+      <w:r>
+        <w:rPr>
+          <w:rFonts w:ascii="Consolas" w:hAnsi="Consolas"/>
+          <w:color w:val="080808"/>
+          <w:sz w:val="18"/>
+          <w:szCs w:val="18"/>
+        </w:rPr>
+        <w:br/>
+        <w:t xml:space="preserve">    </w:t>
+      </w:r>
+      <w:r>
+        <w:rPr>
+          <w:rFonts w:ascii="Consolas" w:hAnsi="Consolas"/>
+          <w:color w:val="9E880D"/>
+          <w:sz w:val="18"/>
+          <w:szCs w:val="18"/>
+        </w:rPr>
+        <w:t>@Bean</w:t>
+      </w:r>
+      <w:r>
+        <w:rPr>
+          <w:rFonts w:ascii="Consolas" w:hAnsi="Consolas"/>
+          <w:color w:val="9E880D"/>
+          <w:sz w:val="18"/>
+          <w:szCs w:val="18"/>
+        </w:rPr>
+        <w:br/>
+        <w:t xml:space="preserve">    </w:t>
+      </w:r>
+      <w:r>
+        <w:rPr>
+          <w:rFonts w:ascii="Consolas" w:hAnsi="Consolas"/>
+          <w:color w:val="0033B3"/>
+          <w:sz w:val="18"/>
+          <w:szCs w:val="18"/>
+        </w:rPr>
+        <w:t xml:space="preserve">public </w:t>
+      </w:r>
+      <w:proofErr w:type="spellStart"/>
+      <w:r>
+        <w:rPr>
+          <w:rFonts w:ascii="Consolas" w:hAnsi="Consolas"/>
+          <w:color w:val="000000"/>
+          <w:sz w:val="18"/>
+          <w:szCs w:val="18"/>
+        </w:rPr>
+        <w:t>SecurityFilterChain</w:t>
+      </w:r>
+      <w:proofErr w:type="spellEnd"/>
+      <w:r>
+        <w:rPr>
+          <w:rFonts w:ascii="Consolas" w:hAnsi="Consolas"/>
+          <w:color w:val="000000"/>
+          <w:sz w:val="18"/>
+          <w:szCs w:val="18"/>
+        </w:rPr>
+        <w:t xml:space="preserve"> </w:t>
+      </w:r>
+      <w:proofErr w:type="spellStart"/>
       <w:proofErr w:type="gramStart"/>
       <w:r>
         <w:rPr>
-          <w:rFonts w:cstheme="minorHAnsi"/>
-          <w:b/>
-          <w:bCs/>
-        </w:rPr>
-        <w:t>context</w:t>
-      </w:r>
-      <w:r>
-        <w:rPr>
-          <w:rFonts w:cstheme="minorHAnsi"/>
-          <w:b/>
-          <w:bCs/>
-        </w:rPr>
-        <w:t xml:space="preserve"> :</w:t>
-      </w:r>
+          <w:rFonts w:ascii="Consolas" w:hAnsi="Consolas"/>
+          <w:color w:val="00627A"/>
+          <w:sz w:val="18"/>
+          <w:szCs w:val="18"/>
+        </w:rPr>
+        <w:t>securityFilterChain</w:t>
+      </w:r>
+      <w:proofErr w:type="spellEnd"/>
+      <w:r>
+        <w:rPr>
+          <w:rFonts w:ascii="Consolas" w:hAnsi="Consolas"/>
+          <w:color w:val="080808"/>
+          <w:sz w:val="18"/>
+          <w:szCs w:val="18"/>
+        </w:rPr>
+        <w:t>(</w:t>
+      </w:r>
+      <w:proofErr w:type="spellStart"/>
       <w:proofErr w:type="gramEnd"/>
+      <w:r>
+        <w:rPr>
+          <w:rFonts w:ascii="Consolas" w:hAnsi="Consolas"/>
+          <w:color w:val="000000"/>
+          <w:sz w:val="18"/>
+          <w:szCs w:val="18"/>
+        </w:rPr>
+        <w:t>HttpSecurity</w:t>
+      </w:r>
+      <w:proofErr w:type="spellEnd"/>
+      <w:r>
+        <w:rPr>
+          <w:rFonts w:ascii="Consolas" w:hAnsi="Consolas"/>
+          <w:color w:val="000000"/>
+          <w:sz w:val="18"/>
+          <w:szCs w:val="18"/>
+        </w:rPr>
+        <w:t xml:space="preserve"> http</w:t>
+      </w:r>
+      <w:r>
+        <w:rPr>
+          <w:rFonts w:ascii="Consolas" w:hAnsi="Consolas"/>
+          <w:color w:val="080808"/>
+          <w:sz w:val="18"/>
+          <w:szCs w:val="18"/>
+        </w:rPr>
+        <w:t xml:space="preserve">) </w:t>
+      </w:r>
+      <w:r>
+        <w:rPr>
+          <w:rFonts w:ascii="Consolas" w:hAnsi="Consolas"/>
+          <w:color w:val="0033B3"/>
+          <w:sz w:val="18"/>
+          <w:szCs w:val="18"/>
+        </w:rPr>
+        <w:t xml:space="preserve">throws </w:t>
+      </w:r>
+      <w:r>
+        <w:rPr>
+          <w:rFonts w:ascii="Consolas" w:hAnsi="Consolas"/>
+          <w:color w:val="000000"/>
+          <w:sz w:val="18"/>
+          <w:szCs w:val="18"/>
+        </w:rPr>
+        <w:t xml:space="preserve">Exception </w:t>
+      </w:r>
+      <w:r>
+        <w:rPr>
+          <w:rFonts w:ascii="Consolas" w:hAnsi="Consolas"/>
+          <w:color w:val="080808"/>
+          <w:sz w:val="18"/>
+          <w:szCs w:val="18"/>
+        </w:rPr>
+        <w:t>{</w:t>
+      </w:r>
+      <w:r>
+        <w:rPr>
+          <w:rFonts w:ascii="Consolas" w:hAnsi="Consolas"/>
+          <w:color w:val="080808"/>
+          <w:sz w:val="18"/>
+          <w:szCs w:val="18"/>
+        </w:rPr>
+        <w:br/>
+      </w:r>
+      <w:r>
+        <w:rPr>
+          <w:rFonts w:ascii="Consolas" w:hAnsi="Consolas"/>
+          <w:color w:val="080808"/>
+          <w:sz w:val="18"/>
+          <w:szCs w:val="18"/>
+        </w:rPr>
+        <w:br/>
+        <w:t xml:space="preserve">        </w:t>
+      </w:r>
+      <w:r>
+        <w:rPr>
+          <w:rFonts w:ascii="Consolas" w:hAnsi="Consolas"/>
+          <w:i/>
+          <w:iCs/>
+          <w:color w:val="8C8C8C"/>
+          <w:sz w:val="18"/>
+          <w:szCs w:val="18"/>
+        </w:rPr>
+        <w:t>// 1. Configure CSRF</w:t>
+      </w:r>
+      <w:r>
+        <w:rPr>
+          <w:rFonts w:ascii="Consolas" w:hAnsi="Consolas"/>
+          <w:i/>
+          <w:iCs/>
+          <w:color w:val="8C8C8C"/>
+          <w:sz w:val="18"/>
+          <w:szCs w:val="18"/>
+        </w:rPr>
+        <w:br/>
+        <w:t xml:space="preserve">        </w:t>
+      </w:r>
+      <w:proofErr w:type="spellStart"/>
+      <w:proofErr w:type="gramStart"/>
+      <w:r>
+        <w:rPr>
+          <w:rFonts w:ascii="Consolas" w:hAnsi="Consolas"/>
+          <w:color w:val="000000"/>
+          <w:sz w:val="18"/>
+          <w:szCs w:val="18"/>
+        </w:rPr>
+        <w:t>http</w:t>
+      </w:r>
+      <w:r>
+        <w:rPr>
+          <w:rFonts w:ascii="Consolas" w:hAnsi="Consolas"/>
+          <w:color w:val="080808"/>
+          <w:sz w:val="18"/>
+          <w:szCs w:val="18"/>
+        </w:rPr>
+        <w:t>.csrf</w:t>
+      </w:r>
+      <w:proofErr w:type="spellEnd"/>
+      <w:proofErr w:type="gramEnd"/>
+      <w:r>
+        <w:rPr>
+          <w:rFonts w:ascii="Consolas" w:hAnsi="Consolas"/>
+          <w:color w:val="080808"/>
+          <w:sz w:val="18"/>
+          <w:szCs w:val="18"/>
+        </w:rPr>
+        <w:t>(</w:t>
+      </w:r>
+      <w:proofErr w:type="spellStart"/>
+      <w:proofErr w:type="gramStart"/>
+      <w:r>
+        <w:rPr>
+          <w:rFonts w:ascii="Consolas" w:hAnsi="Consolas"/>
+          <w:color w:val="000000"/>
+          <w:sz w:val="18"/>
+          <w:szCs w:val="18"/>
+        </w:rPr>
+        <w:t>AbstractHttpConfigurer</w:t>
+      </w:r>
+      <w:proofErr w:type="spellEnd"/>
+      <w:r>
+        <w:rPr>
+          <w:rFonts w:ascii="Consolas" w:hAnsi="Consolas"/>
+          <w:color w:val="080808"/>
+          <w:sz w:val="18"/>
+          <w:szCs w:val="18"/>
+        </w:rPr>
+        <w:t>::</w:t>
+      </w:r>
+      <w:proofErr w:type="gramEnd"/>
+      <w:r>
+        <w:rPr>
+          <w:rFonts w:ascii="Consolas" w:hAnsi="Consolas"/>
+          <w:color w:val="080808"/>
+          <w:sz w:val="18"/>
+          <w:szCs w:val="18"/>
+        </w:rPr>
+        <w:t>disable);</w:t>
+      </w:r>
+      <w:r>
+        <w:rPr>
+          <w:rFonts w:ascii="Consolas" w:hAnsi="Consolas"/>
+          <w:color w:val="080808"/>
+          <w:sz w:val="18"/>
+          <w:szCs w:val="18"/>
+        </w:rPr>
+        <w:br/>
+      </w:r>
+      <w:r>
+        <w:rPr>
+          <w:rFonts w:ascii="Consolas" w:hAnsi="Consolas"/>
+          <w:color w:val="080808"/>
+          <w:sz w:val="18"/>
+          <w:szCs w:val="18"/>
+        </w:rPr>
+        <w:br/>
+        <w:t xml:space="preserve">        </w:t>
+      </w:r>
+      <w:r>
+        <w:rPr>
+          <w:rFonts w:ascii="Consolas" w:hAnsi="Consolas"/>
+          <w:i/>
+          <w:iCs/>
+          <w:color w:val="8C8C8C"/>
+          <w:sz w:val="18"/>
+          <w:szCs w:val="18"/>
+        </w:rPr>
+        <w:t>// 2. Configure session management</w:t>
+      </w:r>
+      <w:r>
+        <w:rPr>
+          <w:rFonts w:ascii="Consolas" w:hAnsi="Consolas"/>
+          <w:i/>
+          <w:iCs/>
+          <w:color w:val="8C8C8C"/>
+          <w:sz w:val="18"/>
+          <w:szCs w:val="18"/>
+        </w:rPr>
+        <w:br/>
+        <w:t xml:space="preserve">        </w:t>
+      </w:r>
+      <w:proofErr w:type="spellStart"/>
+      <w:proofErr w:type="gramStart"/>
+      <w:r>
+        <w:rPr>
+          <w:rFonts w:ascii="Consolas" w:hAnsi="Consolas"/>
+          <w:color w:val="000000"/>
+          <w:sz w:val="18"/>
+          <w:szCs w:val="18"/>
+        </w:rPr>
+        <w:t>http</w:t>
+      </w:r>
+      <w:r>
+        <w:rPr>
+          <w:rFonts w:ascii="Consolas" w:hAnsi="Consolas"/>
+          <w:color w:val="080808"/>
+          <w:sz w:val="18"/>
+          <w:szCs w:val="18"/>
+        </w:rPr>
+        <w:t>.sessionManagement</w:t>
+      </w:r>
+      <w:proofErr w:type="spellEnd"/>
+      <w:proofErr w:type="gramEnd"/>
+      <w:r>
+        <w:rPr>
+          <w:rFonts w:ascii="Consolas" w:hAnsi="Consolas"/>
+          <w:color w:val="080808"/>
+          <w:sz w:val="18"/>
+          <w:szCs w:val="18"/>
+        </w:rPr>
+        <w:t>(</w:t>
+      </w:r>
+      <w:r>
+        <w:rPr>
+          <w:rFonts w:ascii="Consolas" w:hAnsi="Consolas"/>
+          <w:color w:val="000000"/>
+          <w:sz w:val="18"/>
+          <w:szCs w:val="18"/>
+        </w:rPr>
+        <w:t xml:space="preserve">session </w:t>
+      </w:r>
+      <w:r>
+        <w:rPr>
+          <w:rFonts w:ascii="Consolas" w:hAnsi="Consolas"/>
+          <w:color w:val="080808"/>
+          <w:sz w:val="18"/>
+          <w:szCs w:val="18"/>
+        </w:rPr>
+        <w:t>-&gt; {</w:t>
+      </w:r>
+      <w:r>
+        <w:rPr>
+          <w:rFonts w:ascii="Consolas" w:hAnsi="Consolas"/>
+          <w:color w:val="080808"/>
+          <w:sz w:val="18"/>
+          <w:szCs w:val="18"/>
+        </w:rPr>
+        <w:br/>
+        <w:t xml:space="preserve">            </w:t>
+      </w:r>
+      <w:proofErr w:type="spellStart"/>
+      <w:proofErr w:type="gramStart"/>
+      <w:r>
+        <w:rPr>
+          <w:rFonts w:ascii="Consolas" w:hAnsi="Consolas"/>
+          <w:color w:val="000000"/>
+          <w:sz w:val="18"/>
+          <w:szCs w:val="18"/>
+        </w:rPr>
+        <w:t>session</w:t>
+      </w:r>
+      <w:r>
+        <w:rPr>
+          <w:rFonts w:ascii="Consolas" w:hAnsi="Consolas"/>
+          <w:color w:val="080808"/>
+          <w:sz w:val="18"/>
+          <w:szCs w:val="18"/>
+        </w:rPr>
+        <w:t>.sessionCreationPolicy</w:t>
+      </w:r>
+      <w:proofErr w:type="spellEnd"/>
+      <w:proofErr w:type="gramEnd"/>
+      <w:r>
+        <w:rPr>
+          <w:rFonts w:ascii="Consolas" w:hAnsi="Consolas"/>
+          <w:color w:val="080808"/>
+          <w:sz w:val="18"/>
+          <w:szCs w:val="18"/>
+        </w:rPr>
+        <w:t>(</w:t>
+      </w:r>
+      <w:proofErr w:type="spellStart"/>
+      <w:r>
+        <w:rPr>
+          <w:rFonts w:ascii="Consolas" w:hAnsi="Consolas"/>
+          <w:color w:val="000000"/>
+          <w:sz w:val="18"/>
+          <w:szCs w:val="18"/>
+        </w:rPr>
+        <w:t>SessionCreationPolicy</w:t>
+      </w:r>
+      <w:r>
+        <w:rPr>
+          <w:rFonts w:ascii="Consolas" w:hAnsi="Consolas"/>
+          <w:color w:val="080808"/>
+          <w:sz w:val="18"/>
+          <w:szCs w:val="18"/>
+        </w:rPr>
+        <w:t>.</w:t>
+      </w:r>
+      <w:r>
+        <w:rPr>
+          <w:rFonts w:ascii="Consolas" w:hAnsi="Consolas"/>
+          <w:i/>
+          <w:iCs/>
+          <w:color w:val="871094"/>
+          <w:sz w:val="18"/>
+          <w:szCs w:val="18"/>
+        </w:rPr>
+        <w:t>STATELESS</w:t>
+      </w:r>
+      <w:proofErr w:type="spellEnd"/>
+      <w:r>
+        <w:rPr>
+          <w:rFonts w:ascii="Consolas" w:hAnsi="Consolas"/>
+          <w:color w:val="080808"/>
+          <w:sz w:val="18"/>
+          <w:szCs w:val="18"/>
+        </w:rPr>
+        <w:t>);</w:t>
+      </w:r>
+      <w:r>
+        <w:rPr>
+          <w:rFonts w:ascii="Consolas" w:hAnsi="Consolas"/>
+          <w:color w:val="080808"/>
+          <w:sz w:val="18"/>
+          <w:szCs w:val="18"/>
+        </w:rPr>
+        <w:br/>
+        <w:t xml:space="preserve">        });</w:t>
+      </w:r>
+      <w:r>
+        <w:rPr>
+          <w:rFonts w:ascii="Consolas" w:hAnsi="Consolas"/>
+          <w:color w:val="080808"/>
+          <w:sz w:val="18"/>
+          <w:szCs w:val="18"/>
+        </w:rPr>
+        <w:br/>
+      </w:r>
+      <w:r>
+        <w:rPr>
+          <w:rFonts w:ascii="Consolas" w:hAnsi="Consolas"/>
+          <w:color w:val="080808"/>
+          <w:sz w:val="18"/>
+          <w:szCs w:val="18"/>
+        </w:rPr>
+        <w:br/>
+        <w:t xml:space="preserve">        </w:t>
+      </w:r>
+      <w:r>
+        <w:rPr>
+          <w:rFonts w:ascii="Consolas" w:hAnsi="Consolas"/>
+          <w:i/>
+          <w:iCs/>
+          <w:color w:val="8C8C8C"/>
+          <w:sz w:val="18"/>
+          <w:szCs w:val="18"/>
+        </w:rPr>
+        <w:t>// 3. Configure authorization rules</w:t>
+      </w:r>
+      <w:r>
+        <w:rPr>
+          <w:rFonts w:ascii="Consolas" w:hAnsi="Consolas"/>
+          <w:i/>
+          <w:iCs/>
+          <w:color w:val="8C8C8C"/>
+          <w:sz w:val="18"/>
+          <w:szCs w:val="18"/>
+        </w:rPr>
+        <w:br/>
+        <w:t xml:space="preserve">        </w:t>
+      </w:r>
+      <w:proofErr w:type="spellStart"/>
+      <w:r>
+        <w:rPr>
+          <w:rFonts w:ascii="Consolas" w:hAnsi="Consolas"/>
+          <w:color w:val="000000"/>
+          <w:sz w:val="18"/>
+          <w:szCs w:val="18"/>
+        </w:rPr>
+        <w:t>http</w:t>
+      </w:r>
+      <w:r>
+        <w:rPr>
+          <w:rFonts w:ascii="Consolas" w:hAnsi="Consolas"/>
+          <w:color w:val="080808"/>
+          <w:sz w:val="18"/>
+          <w:szCs w:val="18"/>
+        </w:rPr>
+        <w:t>.authorizeHttpRequests</w:t>
+      </w:r>
+      <w:proofErr w:type="spellEnd"/>
+      <w:r>
+        <w:rPr>
+          <w:rFonts w:ascii="Consolas" w:hAnsi="Consolas"/>
+          <w:color w:val="080808"/>
+          <w:sz w:val="18"/>
+          <w:szCs w:val="18"/>
+        </w:rPr>
+        <w:t>(</w:t>
+      </w:r>
+      <w:r>
+        <w:rPr>
+          <w:rFonts w:ascii="Consolas" w:hAnsi="Consolas"/>
+          <w:color w:val="000000"/>
+          <w:sz w:val="18"/>
+          <w:szCs w:val="18"/>
+        </w:rPr>
+        <w:t xml:space="preserve">auth </w:t>
+      </w:r>
+      <w:r>
+        <w:rPr>
+          <w:rFonts w:ascii="Consolas" w:hAnsi="Consolas"/>
+          <w:color w:val="080808"/>
+          <w:sz w:val="18"/>
+          <w:szCs w:val="18"/>
+        </w:rPr>
+        <w:t>-&gt; {</w:t>
+      </w:r>
+      <w:r>
+        <w:rPr>
+          <w:rFonts w:ascii="Consolas" w:hAnsi="Consolas"/>
+          <w:color w:val="080808"/>
+          <w:sz w:val="18"/>
+          <w:szCs w:val="18"/>
+        </w:rPr>
+        <w:br/>
+      </w:r>
+      <w:r>
+        <w:rPr>
+          <w:rFonts w:ascii="Consolas" w:hAnsi="Consolas"/>
+          <w:color w:val="080808"/>
+          <w:sz w:val="18"/>
+          <w:szCs w:val="18"/>
+        </w:rPr>
+        <w:br/>
+        <w:t xml:space="preserve">            </w:t>
+      </w:r>
+      <w:proofErr w:type="spellStart"/>
+      <w:r>
+        <w:rPr>
+          <w:rFonts w:ascii="Consolas" w:hAnsi="Consolas"/>
+          <w:color w:val="000000"/>
+          <w:sz w:val="18"/>
+          <w:szCs w:val="18"/>
+        </w:rPr>
+        <w:t>auth</w:t>
+      </w:r>
+      <w:r>
+        <w:rPr>
+          <w:rFonts w:ascii="Consolas" w:hAnsi="Consolas"/>
+          <w:color w:val="080808"/>
+          <w:sz w:val="18"/>
+          <w:szCs w:val="18"/>
+        </w:rPr>
+        <w:t>.requestMatchers</w:t>
+      </w:r>
+      <w:proofErr w:type="spellEnd"/>
+      <w:r>
+        <w:rPr>
+          <w:rFonts w:ascii="Consolas" w:hAnsi="Consolas"/>
+          <w:color w:val="080808"/>
+          <w:sz w:val="18"/>
+          <w:szCs w:val="18"/>
+        </w:rPr>
+        <w:t>(</w:t>
+      </w:r>
+      <w:r>
+        <w:rPr>
+          <w:rFonts w:ascii="Consolas" w:hAnsi="Consolas"/>
+          <w:color w:val="080808"/>
+          <w:sz w:val="18"/>
+          <w:szCs w:val="18"/>
+        </w:rPr>
+        <w:br/>
+        <w:t xml:space="preserve">                    </w:t>
+      </w:r>
+      <w:r>
+        <w:rPr>
+          <w:rFonts w:ascii="Consolas" w:hAnsi="Consolas"/>
+          <w:color w:val="067D17"/>
+          <w:sz w:val="18"/>
+          <w:szCs w:val="18"/>
+        </w:rPr>
+        <w:t>"/</w:t>
+      </w:r>
+      <w:proofErr w:type="spellStart"/>
+      <w:r>
+        <w:rPr>
+          <w:rFonts w:ascii="Consolas" w:hAnsi="Consolas"/>
+          <w:color w:val="067D17"/>
+          <w:sz w:val="18"/>
+          <w:szCs w:val="18"/>
+        </w:rPr>
+        <w:t>api</w:t>
+      </w:r>
+      <w:proofErr w:type="spellEnd"/>
+      <w:r>
+        <w:rPr>
+          <w:rFonts w:ascii="Consolas" w:hAnsi="Consolas"/>
+          <w:color w:val="067D17"/>
+          <w:sz w:val="18"/>
+          <w:szCs w:val="18"/>
+        </w:rPr>
+        <w:t>/v1/auth/login"</w:t>
+      </w:r>
+      <w:r>
+        <w:rPr>
+          <w:rFonts w:ascii="Consolas" w:hAnsi="Consolas"/>
+          <w:color w:val="080808"/>
+          <w:sz w:val="18"/>
+          <w:szCs w:val="18"/>
+        </w:rPr>
+        <w:t>,</w:t>
+      </w:r>
+      <w:r>
+        <w:rPr>
+          <w:rFonts w:ascii="Consolas" w:hAnsi="Consolas"/>
+          <w:color w:val="080808"/>
+          <w:sz w:val="18"/>
+          <w:szCs w:val="18"/>
+        </w:rPr>
+        <w:br/>
+        <w:t xml:space="preserve">                    </w:t>
+      </w:r>
+      <w:r>
+        <w:rPr>
+          <w:rFonts w:ascii="Consolas" w:hAnsi="Consolas"/>
+          <w:color w:val="067D17"/>
+          <w:sz w:val="18"/>
+          <w:szCs w:val="18"/>
+        </w:rPr>
+        <w:t>"/</w:t>
+      </w:r>
+      <w:proofErr w:type="spellStart"/>
+      <w:r>
+        <w:rPr>
+          <w:rFonts w:ascii="Consolas" w:hAnsi="Consolas"/>
+          <w:color w:val="067D17"/>
+          <w:sz w:val="18"/>
+          <w:szCs w:val="18"/>
+        </w:rPr>
+        <w:t>api</w:t>
+      </w:r>
+      <w:proofErr w:type="spellEnd"/>
+      <w:r>
+        <w:rPr>
+          <w:rFonts w:ascii="Consolas" w:hAnsi="Consolas"/>
+          <w:color w:val="067D17"/>
+          <w:sz w:val="18"/>
+          <w:szCs w:val="18"/>
+        </w:rPr>
+        <w:t>/v1/auth/register"</w:t>
+      </w:r>
+      <w:r>
+        <w:rPr>
+          <w:rFonts w:ascii="Consolas" w:hAnsi="Consolas"/>
+          <w:color w:val="067D17"/>
+          <w:sz w:val="18"/>
+          <w:szCs w:val="18"/>
+        </w:rPr>
+        <w:br/>
+        <w:t xml:space="preserve">            </w:t>
+      </w:r>
+      <w:r>
+        <w:rPr>
+          <w:rFonts w:ascii="Consolas" w:hAnsi="Consolas"/>
+          <w:color w:val="080808"/>
+          <w:sz w:val="18"/>
+          <w:szCs w:val="18"/>
+        </w:rPr>
+        <w:t>).</w:t>
+      </w:r>
+      <w:proofErr w:type="spellStart"/>
+      <w:r>
+        <w:rPr>
+          <w:rFonts w:ascii="Consolas" w:hAnsi="Consolas"/>
+          <w:color w:val="080808"/>
+          <w:sz w:val="18"/>
+          <w:szCs w:val="18"/>
+        </w:rPr>
+        <w:t>permitAll</w:t>
+      </w:r>
+      <w:proofErr w:type="spellEnd"/>
+      <w:r>
+        <w:rPr>
+          <w:rFonts w:ascii="Consolas" w:hAnsi="Consolas"/>
+          <w:color w:val="080808"/>
+          <w:sz w:val="18"/>
+          <w:szCs w:val="18"/>
+        </w:rPr>
+        <w:t>();</w:t>
+      </w:r>
+      <w:r>
+        <w:rPr>
+          <w:rFonts w:ascii="Consolas" w:hAnsi="Consolas"/>
+          <w:color w:val="080808"/>
+          <w:sz w:val="18"/>
+          <w:szCs w:val="18"/>
+        </w:rPr>
+        <w:br/>
+      </w:r>
+      <w:r>
+        <w:rPr>
+          <w:rFonts w:ascii="Consolas" w:hAnsi="Consolas"/>
+          <w:color w:val="080808"/>
+          <w:sz w:val="18"/>
+          <w:szCs w:val="18"/>
+        </w:rPr>
+        <w:br/>
+        <w:t xml:space="preserve">            </w:t>
+      </w:r>
+      <w:proofErr w:type="spellStart"/>
+      <w:r>
+        <w:rPr>
+          <w:rFonts w:ascii="Consolas" w:hAnsi="Consolas"/>
+          <w:color w:val="000000"/>
+          <w:sz w:val="18"/>
+          <w:szCs w:val="18"/>
+        </w:rPr>
+        <w:t>auth</w:t>
+      </w:r>
+      <w:r>
+        <w:rPr>
+          <w:rFonts w:ascii="Consolas" w:hAnsi="Consolas"/>
+          <w:color w:val="080808"/>
+          <w:sz w:val="18"/>
+          <w:szCs w:val="18"/>
+        </w:rPr>
+        <w:t>.requestMatchers</w:t>
+      </w:r>
+      <w:proofErr w:type="spellEnd"/>
+      <w:r>
+        <w:rPr>
+          <w:rFonts w:ascii="Consolas" w:hAnsi="Consolas"/>
+          <w:color w:val="080808"/>
+          <w:sz w:val="18"/>
+          <w:szCs w:val="18"/>
+        </w:rPr>
+        <w:t>(</w:t>
+      </w:r>
+      <w:r>
+        <w:rPr>
+          <w:rFonts w:ascii="Consolas" w:hAnsi="Consolas"/>
+          <w:color w:val="080808"/>
+          <w:sz w:val="18"/>
+          <w:szCs w:val="18"/>
+        </w:rPr>
+        <w:br/>
+        <w:t xml:space="preserve">                    </w:t>
+      </w:r>
+      <w:proofErr w:type="spellStart"/>
+      <w:r>
+        <w:rPr>
+          <w:rFonts w:ascii="Consolas" w:hAnsi="Consolas"/>
+          <w:color w:val="000000"/>
+          <w:sz w:val="18"/>
+          <w:szCs w:val="18"/>
+        </w:rPr>
+        <w:t>HttpMethod</w:t>
+      </w:r>
+      <w:r>
+        <w:rPr>
+          <w:rFonts w:ascii="Consolas" w:hAnsi="Consolas"/>
+          <w:color w:val="080808"/>
+          <w:sz w:val="18"/>
+          <w:szCs w:val="18"/>
+        </w:rPr>
+        <w:t>.</w:t>
+      </w:r>
+      <w:r>
+        <w:rPr>
+          <w:rFonts w:ascii="Consolas" w:hAnsi="Consolas"/>
+          <w:i/>
+          <w:iCs/>
+          <w:color w:val="871094"/>
+          <w:sz w:val="18"/>
+          <w:szCs w:val="18"/>
+        </w:rPr>
+        <w:t>GET</w:t>
+      </w:r>
+      <w:proofErr w:type="spellEnd"/>
+      <w:r>
+        <w:rPr>
+          <w:rFonts w:ascii="Consolas" w:hAnsi="Consolas"/>
+          <w:color w:val="080808"/>
+          <w:sz w:val="18"/>
+          <w:szCs w:val="18"/>
+        </w:rPr>
+        <w:t>,</w:t>
+      </w:r>
+      <w:r>
+        <w:rPr>
+          <w:rFonts w:ascii="Consolas" w:hAnsi="Consolas"/>
+          <w:color w:val="080808"/>
+          <w:sz w:val="18"/>
+          <w:szCs w:val="18"/>
+        </w:rPr>
+        <w:br/>
+        <w:t xml:space="preserve">                    </w:t>
+      </w:r>
+      <w:r>
+        <w:rPr>
+          <w:rFonts w:ascii="Consolas" w:hAnsi="Consolas"/>
+          <w:color w:val="067D17"/>
+          <w:sz w:val="18"/>
+          <w:szCs w:val="18"/>
+        </w:rPr>
+        <w:t>"/</w:t>
+      </w:r>
+      <w:proofErr w:type="spellStart"/>
+      <w:r>
+        <w:rPr>
+          <w:rFonts w:ascii="Consolas" w:hAnsi="Consolas"/>
+          <w:color w:val="067D17"/>
+          <w:sz w:val="18"/>
+          <w:szCs w:val="18"/>
+        </w:rPr>
+        <w:t>api</w:t>
+      </w:r>
+      <w:proofErr w:type="spellEnd"/>
+      <w:r>
+        <w:rPr>
+          <w:rFonts w:ascii="Consolas" w:hAnsi="Consolas"/>
+          <w:color w:val="067D17"/>
+          <w:sz w:val="18"/>
+          <w:szCs w:val="18"/>
+        </w:rPr>
+        <w:t>/v1/products/**"</w:t>
+      </w:r>
+      <w:r>
+        <w:rPr>
+          <w:rFonts w:ascii="Consolas" w:hAnsi="Consolas"/>
+          <w:color w:val="067D17"/>
+          <w:sz w:val="18"/>
+          <w:szCs w:val="18"/>
+        </w:rPr>
+        <w:br/>
+        <w:t xml:space="preserve">            </w:t>
+      </w:r>
+      <w:r>
+        <w:rPr>
+          <w:rFonts w:ascii="Consolas" w:hAnsi="Consolas"/>
+          <w:color w:val="080808"/>
+          <w:sz w:val="18"/>
+          <w:szCs w:val="18"/>
+        </w:rPr>
+        <w:t>).</w:t>
+      </w:r>
+      <w:proofErr w:type="spellStart"/>
+      <w:r>
+        <w:rPr>
+          <w:rFonts w:ascii="Consolas" w:hAnsi="Consolas"/>
+          <w:color w:val="080808"/>
+          <w:sz w:val="18"/>
+          <w:szCs w:val="18"/>
+        </w:rPr>
+        <w:t>permitAll</w:t>
+      </w:r>
+      <w:proofErr w:type="spellEnd"/>
+      <w:r>
+        <w:rPr>
+          <w:rFonts w:ascii="Consolas" w:hAnsi="Consolas"/>
+          <w:color w:val="080808"/>
+          <w:sz w:val="18"/>
+          <w:szCs w:val="18"/>
+        </w:rPr>
+        <w:t>();</w:t>
+      </w:r>
+      <w:r>
+        <w:rPr>
+          <w:rFonts w:ascii="Consolas" w:hAnsi="Consolas"/>
+          <w:color w:val="080808"/>
+          <w:sz w:val="18"/>
+          <w:szCs w:val="18"/>
+        </w:rPr>
+        <w:br/>
+      </w:r>
+      <w:r>
+        <w:rPr>
+          <w:rFonts w:ascii="Consolas" w:hAnsi="Consolas"/>
+          <w:color w:val="080808"/>
+          <w:sz w:val="18"/>
+          <w:szCs w:val="18"/>
+        </w:rPr>
+        <w:br/>
+        <w:t xml:space="preserve">            </w:t>
+      </w:r>
+      <w:proofErr w:type="spellStart"/>
+      <w:r>
+        <w:rPr>
+          <w:rFonts w:ascii="Consolas" w:hAnsi="Consolas"/>
+          <w:color w:val="000000"/>
+          <w:sz w:val="18"/>
+          <w:szCs w:val="18"/>
+        </w:rPr>
+        <w:t>auth</w:t>
+      </w:r>
+      <w:r>
+        <w:rPr>
+          <w:rFonts w:ascii="Consolas" w:hAnsi="Consolas"/>
+          <w:color w:val="080808"/>
+          <w:sz w:val="18"/>
+          <w:szCs w:val="18"/>
+        </w:rPr>
+        <w:t>.requestMatchers</w:t>
+      </w:r>
+      <w:proofErr w:type="spellEnd"/>
+      <w:r>
+        <w:rPr>
+          <w:rFonts w:ascii="Consolas" w:hAnsi="Consolas"/>
+          <w:color w:val="080808"/>
+          <w:sz w:val="18"/>
+          <w:szCs w:val="18"/>
+        </w:rPr>
+        <w:t>(</w:t>
+      </w:r>
+      <w:r>
+        <w:rPr>
+          <w:rFonts w:ascii="Consolas" w:hAnsi="Consolas"/>
+          <w:color w:val="080808"/>
+          <w:sz w:val="18"/>
+          <w:szCs w:val="18"/>
+        </w:rPr>
+        <w:br/>
+        <w:t xml:space="preserve">                    </w:t>
+      </w:r>
+      <w:r>
+        <w:rPr>
+          <w:rFonts w:ascii="Consolas" w:hAnsi="Consolas"/>
+          <w:color w:val="067D17"/>
+          <w:sz w:val="18"/>
+          <w:szCs w:val="18"/>
+        </w:rPr>
+        <w:t>"/</w:t>
+      </w:r>
+      <w:proofErr w:type="spellStart"/>
+      <w:r>
+        <w:rPr>
+          <w:rFonts w:ascii="Consolas" w:hAnsi="Consolas"/>
+          <w:color w:val="067D17"/>
+          <w:sz w:val="18"/>
+          <w:szCs w:val="18"/>
+        </w:rPr>
+        <w:t>api</w:t>
+      </w:r>
+      <w:proofErr w:type="spellEnd"/>
+      <w:r>
+        <w:rPr>
+          <w:rFonts w:ascii="Consolas" w:hAnsi="Consolas"/>
+          <w:color w:val="067D17"/>
+          <w:sz w:val="18"/>
+          <w:szCs w:val="18"/>
+        </w:rPr>
+        <w:t>/v1/admin/**"</w:t>
+      </w:r>
+      <w:r>
+        <w:rPr>
+          <w:rFonts w:ascii="Consolas" w:hAnsi="Consolas"/>
+          <w:color w:val="067D17"/>
+          <w:sz w:val="18"/>
+          <w:szCs w:val="18"/>
+        </w:rPr>
+        <w:br/>
+        <w:t xml:space="preserve">            </w:t>
+      </w:r>
+      <w:r>
+        <w:rPr>
+          <w:rFonts w:ascii="Consolas" w:hAnsi="Consolas"/>
+          <w:color w:val="080808"/>
+          <w:sz w:val="18"/>
+          <w:szCs w:val="18"/>
+        </w:rPr>
+        <w:t>).</w:t>
+      </w:r>
+      <w:proofErr w:type="spellStart"/>
+      <w:r>
+        <w:rPr>
+          <w:rFonts w:ascii="Consolas" w:hAnsi="Consolas"/>
+          <w:color w:val="080808"/>
+          <w:sz w:val="18"/>
+          <w:szCs w:val="18"/>
+        </w:rPr>
+        <w:t>hasRole</w:t>
+      </w:r>
+      <w:proofErr w:type="spellEnd"/>
+      <w:r>
+        <w:rPr>
+          <w:rFonts w:ascii="Consolas" w:hAnsi="Consolas"/>
+          <w:color w:val="080808"/>
+          <w:sz w:val="18"/>
+          <w:szCs w:val="18"/>
+        </w:rPr>
+        <w:t>(</w:t>
+      </w:r>
+      <w:r>
+        <w:rPr>
+          <w:rFonts w:ascii="Consolas" w:hAnsi="Consolas"/>
+          <w:color w:val="067D17"/>
+          <w:sz w:val="18"/>
+          <w:szCs w:val="18"/>
+        </w:rPr>
+        <w:t>"ADMIN"</w:t>
+      </w:r>
+      <w:r>
+        <w:rPr>
+          <w:rFonts w:ascii="Consolas" w:hAnsi="Consolas"/>
+          <w:color w:val="080808"/>
+          <w:sz w:val="18"/>
+          <w:szCs w:val="18"/>
+        </w:rPr>
+        <w:t>);</w:t>
+      </w:r>
+      <w:r>
+        <w:rPr>
+          <w:rFonts w:ascii="Consolas" w:hAnsi="Consolas"/>
+          <w:color w:val="080808"/>
+          <w:sz w:val="18"/>
+          <w:szCs w:val="18"/>
+        </w:rPr>
+        <w:br/>
+      </w:r>
+      <w:r>
+        <w:rPr>
+          <w:rFonts w:ascii="Consolas" w:hAnsi="Consolas"/>
+          <w:color w:val="080808"/>
+          <w:sz w:val="18"/>
+          <w:szCs w:val="18"/>
+        </w:rPr>
+        <w:br/>
+        <w:t xml:space="preserve">            </w:t>
+      </w:r>
+      <w:proofErr w:type="spellStart"/>
+      <w:r>
+        <w:rPr>
+          <w:rFonts w:ascii="Consolas" w:hAnsi="Consolas"/>
+          <w:color w:val="000000"/>
+          <w:sz w:val="18"/>
+          <w:szCs w:val="18"/>
+        </w:rPr>
+        <w:t>auth</w:t>
+      </w:r>
+      <w:r>
+        <w:rPr>
+          <w:rFonts w:ascii="Consolas" w:hAnsi="Consolas"/>
+          <w:color w:val="080808"/>
+          <w:sz w:val="18"/>
+          <w:szCs w:val="18"/>
+        </w:rPr>
+        <w:t>.requestMatchers</w:t>
+      </w:r>
+      <w:proofErr w:type="spellEnd"/>
+      <w:r>
+        <w:rPr>
+          <w:rFonts w:ascii="Consolas" w:hAnsi="Consolas"/>
+          <w:color w:val="080808"/>
+          <w:sz w:val="18"/>
+          <w:szCs w:val="18"/>
+        </w:rPr>
+        <w:t>(</w:t>
+      </w:r>
+      <w:r>
+        <w:rPr>
+          <w:rFonts w:ascii="Consolas" w:hAnsi="Consolas"/>
+          <w:color w:val="080808"/>
+          <w:sz w:val="18"/>
+          <w:szCs w:val="18"/>
+        </w:rPr>
+        <w:br/>
+        <w:t xml:space="preserve">                    </w:t>
+      </w:r>
+      <w:r>
+        <w:rPr>
+          <w:rFonts w:ascii="Consolas" w:hAnsi="Consolas"/>
+          <w:color w:val="067D17"/>
+          <w:sz w:val="18"/>
+          <w:szCs w:val="18"/>
+        </w:rPr>
+        <w:t>"/</w:t>
+      </w:r>
+      <w:proofErr w:type="spellStart"/>
+      <w:r>
+        <w:rPr>
+          <w:rFonts w:ascii="Consolas" w:hAnsi="Consolas"/>
+          <w:color w:val="067D17"/>
+          <w:sz w:val="18"/>
+          <w:szCs w:val="18"/>
+        </w:rPr>
+        <w:t>api</w:t>
+      </w:r>
+      <w:proofErr w:type="spellEnd"/>
+      <w:r>
+        <w:rPr>
+          <w:rFonts w:ascii="Consolas" w:hAnsi="Consolas"/>
+          <w:color w:val="067D17"/>
+          <w:sz w:val="18"/>
+          <w:szCs w:val="18"/>
+        </w:rPr>
+        <w:t>/v1/users/**"</w:t>
+      </w:r>
+      <w:r>
+        <w:rPr>
+          <w:rFonts w:ascii="Consolas" w:hAnsi="Consolas"/>
+          <w:color w:val="067D17"/>
+          <w:sz w:val="18"/>
+          <w:szCs w:val="18"/>
+        </w:rPr>
+        <w:br/>
+        <w:t xml:space="preserve">            </w:t>
+      </w:r>
+      <w:r>
+        <w:rPr>
+          <w:rFonts w:ascii="Consolas" w:hAnsi="Consolas"/>
+          <w:color w:val="080808"/>
+          <w:sz w:val="18"/>
+          <w:szCs w:val="18"/>
+        </w:rPr>
+        <w:t>).</w:t>
+      </w:r>
+      <w:proofErr w:type="spellStart"/>
+      <w:r>
+        <w:rPr>
+          <w:rFonts w:ascii="Consolas" w:hAnsi="Consolas"/>
+          <w:color w:val="080808"/>
+          <w:sz w:val="18"/>
+          <w:szCs w:val="18"/>
+        </w:rPr>
+        <w:t>hasAnyRole</w:t>
+      </w:r>
+      <w:proofErr w:type="spellEnd"/>
+      <w:r>
+        <w:rPr>
+          <w:rFonts w:ascii="Consolas" w:hAnsi="Consolas"/>
+          <w:color w:val="080808"/>
+          <w:sz w:val="18"/>
+          <w:szCs w:val="18"/>
+        </w:rPr>
+        <w:t>(</w:t>
+      </w:r>
+      <w:r>
+        <w:rPr>
+          <w:rFonts w:ascii="Consolas" w:hAnsi="Consolas"/>
+          <w:color w:val="067D17"/>
+          <w:sz w:val="18"/>
+          <w:szCs w:val="18"/>
+        </w:rPr>
+        <w:t>"USER"</w:t>
+      </w:r>
+      <w:r>
+        <w:rPr>
+          <w:rFonts w:ascii="Consolas" w:hAnsi="Consolas"/>
+          <w:color w:val="080808"/>
+          <w:sz w:val="18"/>
+          <w:szCs w:val="18"/>
+        </w:rPr>
+        <w:t xml:space="preserve">, </w:t>
+      </w:r>
+      <w:r>
+        <w:rPr>
+          <w:rFonts w:ascii="Consolas" w:hAnsi="Consolas"/>
+          <w:color w:val="067D17"/>
+          <w:sz w:val="18"/>
+          <w:szCs w:val="18"/>
+        </w:rPr>
+        <w:t>"ADMIN"</w:t>
+      </w:r>
+      <w:r>
+        <w:rPr>
+          <w:rFonts w:ascii="Consolas" w:hAnsi="Consolas"/>
+          <w:color w:val="080808"/>
+          <w:sz w:val="18"/>
+          <w:szCs w:val="18"/>
+        </w:rPr>
+        <w:t>);</w:t>
+      </w:r>
+      <w:r>
+        <w:rPr>
+          <w:rFonts w:ascii="Consolas" w:hAnsi="Consolas"/>
+          <w:color w:val="080808"/>
+          <w:sz w:val="18"/>
+          <w:szCs w:val="18"/>
+        </w:rPr>
+        <w:br/>
+      </w:r>
+      <w:r>
+        <w:rPr>
+          <w:rFonts w:ascii="Consolas" w:hAnsi="Consolas"/>
+          <w:color w:val="080808"/>
+          <w:sz w:val="18"/>
+          <w:szCs w:val="18"/>
+        </w:rPr>
+        <w:br/>
+        <w:t xml:space="preserve">            </w:t>
+      </w:r>
+      <w:proofErr w:type="spellStart"/>
+      <w:r>
+        <w:rPr>
+          <w:rFonts w:ascii="Consolas" w:hAnsi="Consolas"/>
+          <w:color w:val="000000"/>
+          <w:sz w:val="18"/>
+          <w:szCs w:val="18"/>
+        </w:rPr>
+        <w:t>auth</w:t>
+      </w:r>
+      <w:r>
+        <w:rPr>
+          <w:rFonts w:ascii="Consolas" w:hAnsi="Consolas"/>
+          <w:color w:val="080808"/>
+          <w:sz w:val="18"/>
+          <w:szCs w:val="18"/>
+        </w:rPr>
+        <w:t>.anyRequest</w:t>
+      </w:r>
+      <w:proofErr w:type="spellEnd"/>
+      <w:r>
+        <w:rPr>
+          <w:rFonts w:ascii="Consolas" w:hAnsi="Consolas"/>
+          <w:color w:val="080808"/>
+          <w:sz w:val="18"/>
+          <w:szCs w:val="18"/>
+        </w:rPr>
+        <w:t>().authenticated();</w:t>
+      </w:r>
+      <w:r>
+        <w:rPr>
+          <w:rFonts w:ascii="Consolas" w:hAnsi="Consolas"/>
+          <w:color w:val="080808"/>
+          <w:sz w:val="18"/>
+          <w:szCs w:val="18"/>
+        </w:rPr>
+        <w:br/>
+        <w:t xml:space="preserve">        });</w:t>
+      </w:r>
+      <w:r>
+        <w:rPr>
+          <w:rFonts w:ascii="Consolas" w:hAnsi="Consolas"/>
+          <w:color w:val="080808"/>
+          <w:sz w:val="18"/>
+          <w:szCs w:val="18"/>
+        </w:rPr>
+        <w:br/>
+      </w:r>
+      <w:r>
+        <w:rPr>
+          <w:rFonts w:ascii="Consolas" w:hAnsi="Consolas"/>
+          <w:color w:val="080808"/>
+          <w:sz w:val="18"/>
+          <w:szCs w:val="18"/>
+        </w:rPr>
+        <w:br/>
+        <w:t xml:space="preserve">        </w:t>
+      </w:r>
+      <w:r>
+        <w:rPr>
+          <w:rFonts w:ascii="Consolas" w:hAnsi="Consolas"/>
+          <w:i/>
+          <w:iCs/>
+          <w:color w:val="8C8C8C"/>
+          <w:sz w:val="18"/>
+          <w:szCs w:val="18"/>
+        </w:rPr>
+        <w:t>// 4. Add our JWT filter</w:t>
+      </w:r>
+      <w:r>
+        <w:rPr>
+          <w:rFonts w:ascii="Consolas" w:hAnsi="Consolas"/>
+          <w:i/>
+          <w:iCs/>
+          <w:color w:val="8C8C8C"/>
+          <w:sz w:val="18"/>
+          <w:szCs w:val="18"/>
+        </w:rPr>
+        <w:br/>
+        <w:t xml:space="preserve">        </w:t>
+      </w:r>
+      <w:proofErr w:type="spellStart"/>
+      <w:proofErr w:type="gramStart"/>
+      <w:r>
+        <w:rPr>
+          <w:rFonts w:ascii="Consolas" w:hAnsi="Consolas"/>
+          <w:color w:val="000000"/>
+          <w:sz w:val="18"/>
+          <w:szCs w:val="18"/>
+        </w:rPr>
+        <w:t>http</w:t>
+      </w:r>
+      <w:r>
+        <w:rPr>
+          <w:rFonts w:ascii="Consolas" w:hAnsi="Consolas"/>
+          <w:color w:val="080808"/>
+          <w:sz w:val="18"/>
+          <w:szCs w:val="18"/>
+        </w:rPr>
+        <w:t>.addFilterBefore</w:t>
+      </w:r>
+      <w:proofErr w:type="spellEnd"/>
+      <w:r>
+        <w:rPr>
+          <w:rFonts w:ascii="Consolas" w:hAnsi="Consolas"/>
+          <w:color w:val="080808"/>
+          <w:sz w:val="18"/>
+          <w:szCs w:val="18"/>
+        </w:rPr>
+        <w:t>(</w:t>
+      </w:r>
+      <w:r>
+        <w:rPr>
+          <w:rFonts w:ascii="Consolas" w:hAnsi="Consolas"/>
+          <w:color w:val="080808"/>
+          <w:sz w:val="18"/>
+          <w:szCs w:val="18"/>
+        </w:rPr>
+        <w:t xml:space="preserve"> </w:t>
+      </w:r>
+      <w:proofErr w:type="spellStart"/>
+      <w:r>
+        <w:rPr>
+          <w:rFonts w:ascii="Consolas" w:hAnsi="Consolas"/>
+          <w:color w:val="871094"/>
+          <w:sz w:val="18"/>
+          <w:szCs w:val="18"/>
+        </w:rPr>
+        <w:t>jwtAuthenticationFilter</w:t>
+      </w:r>
+      <w:proofErr w:type="spellEnd"/>
+      <w:proofErr w:type="gramEnd"/>
+      <w:r>
+        <w:rPr>
+          <w:rFonts w:ascii="Consolas" w:hAnsi="Consolas"/>
+          <w:color w:val="080808"/>
+          <w:sz w:val="18"/>
+          <w:szCs w:val="18"/>
+        </w:rPr>
+        <w:t>,</w:t>
+      </w:r>
+      <w:r>
+        <w:rPr>
+          <w:rFonts w:ascii="Consolas" w:hAnsi="Consolas"/>
+          <w:color w:val="080808"/>
+          <w:sz w:val="18"/>
+          <w:szCs w:val="18"/>
+        </w:rPr>
+        <w:t xml:space="preserve"> </w:t>
+      </w:r>
+      <w:proofErr w:type="spellStart"/>
+      <w:r>
+        <w:rPr>
+          <w:rFonts w:ascii="Consolas" w:hAnsi="Consolas"/>
+          <w:color w:val="080808"/>
+          <w:sz w:val="18"/>
+          <w:szCs w:val="18"/>
+        </w:rPr>
+        <w:t>UsernamePasswordAuthenticationFilter.</w:t>
+      </w:r>
+      <w:r>
+        <w:rPr>
+          <w:rFonts w:ascii="Consolas" w:hAnsi="Consolas"/>
+          <w:color w:val="0033B3"/>
+          <w:sz w:val="18"/>
+          <w:szCs w:val="18"/>
+        </w:rPr>
+        <w:t>class</w:t>
+      </w:r>
+      <w:proofErr w:type="spellEnd"/>
+      <w:r>
+        <w:rPr>
+          <w:rFonts w:ascii="Consolas" w:hAnsi="Consolas"/>
+          <w:color w:val="080808"/>
+          <w:sz w:val="18"/>
+          <w:szCs w:val="18"/>
+        </w:rPr>
+        <w:t>);</w:t>
+      </w:r>
+      <w:r>
+        <w:rPr>
+          <w:rFonts w:ascii="Consolas" w:hAnsi="Consolas"/>
+          <w:color w:val="080808"/>
+          <w:sz w:val="18"/>
+          <w:szCs w:val="18"/>
+        </w:rPr>
+        <w:br/>
+      </w:r>
+      <w:r>
+        <w:rPr>
+          <w:rFonts w:ascii="Consolas" w:hAnsi="Consolas"/>
+          <w:color w:val="080808"/>
+          <w:sz w:val="18"/>
+          <w:szCs w:val="18"/>
+        </w:rPr>
+        <w:br/>
+      </w:r>
+      <w:r>
+        <w:rPr>
+          <w:rFonts w:ascii="Consolas" w:hAnsi="Consolas"/>
+          <w:color w:val="080808"/>
+          <w:sz w:val="18"/>
+          <w:szCs w:val="18"/>
+        </w:rPr>
+        <w:lastRenderedPageBreak/>
+        <w:t xml:space="preserve">        </w:t>
+      </w:r>
+      <w:r>
+        <w:rPr>
+          <w:rFonts w:ascii="Consolas" w:hAnsi="Consolas"/>
+          <w:i/>
+          <w:iCs/>
+          <w:color w:val="8C8C8C"/>
+          <w:sz w:val="18"/>
+          <w:szCs w:val="18"/>
+        </w:rPr>
+        <w:t xml:space="preserve">// 5. Build the final </w:t>
+      </w:r>
+      <w:proofErr w:type="spellStart"/>
+      <w:r>
+        <w:rPr>
+          <w:rFonts w:ascii="Consolas" w:hAnsi="Consolas"/>
+          <w:i/>
+          <w:iCs/>
+          <w:color w:val="8C8C8C"/>
+          <w:sz w:val="18"/>
+          <w:szCs w:val="18"/>
+        </w:rPr>
+        <w:t>SecurityFilterChain</w:t>
+      </w:r>
+      <w:proofErr w:type="spellEnd"/>
+      <w:r>
+        <w:rPr>
+          <w:rFonts w:ascii="Consolas" w:hAnsi="Consolas"/>
+          <w:i/>
+          <w:iCs/>
+          <w:color w:val="8C8C8C"/>
+          <w:sz w:val="18"/>
+          <w:szCs w:val="18"/>
+        </w:rPr>
+        <w:br/>
+        <w:t xml:space="preserve">        </w:t>
+      </w:r>
+      <w:r>
+        <w:rPr>
+          <w:rFonts w:ascii="Consolas" w:hAnsi="Consolas"/>
+          <w:color w:val="0033B3"/>
+          <w:sz w:val="18"/>
+          <w:szCs w:val="18"/>
+        </w:rPr>
+        <w:t xml:space="preserve">return </w:t>
+      </w:r>
+      <w:proofErr w:type="spellStart"/>
+      <w:proofErr w:type="gramStart"/>
+      <w:r>
+        <w:rPr>
+          <w:rFonts w:ascii="Consolas" w:hAnsi="Consolas"/>
+          <w:color w:val="000000"/>
+          <w:sz w:val="18"/>
+          <w:szCs w:val="18"/>
+        </w:rPr>
+        <w:t>http</w:t>
+      </w:r>
+      <w:r>
+        <w:rPr>
+          <w:rFonts w:ascii="Consolas" w:hAnsi="Consolas"/>
+          <w:color w:val="080808"/>
+          <w:sz w:val="18"/>
+          <w:szCs w:val="18"/>
+        </w:rPr>
+        <w:t>.build</w:t>
+      </w:r>
+      <w:proofErr w:type="spellEnd"/>
+      <w:proofErr w:type="gramEnd"/>
+      <w:r>
+        <w:rPr>
+          <w:rFonts w:ascii="Consolas" w:hAnsi="Consolas"/>
+          <w:color w:val="080808"/>
+          <w:sz w:val="18"/>
+          <w:szCs w:val="18"/>
+        </w:rPr>
+        <w:t>();</w:t>
+      </w:r>
+      <w:r>
+        <w:rPr>
+          <w:rFonts w:ascii="Consolas" w:hAnsi="Consolas"/>
+          <w:color w:val="080808"/>
+          <w:sz w:val="18"/>
+          <w:szCs w:val="18"/>
+        </w:rPr>
+        <w:br/>
+        <w:t xml:space="preserve">  </w:t>
+      </w:r>
+      <w:proofErr w:type="gramStart"/>
+      <w:r>
+        <w:rPr>
+          <w:rFonts w:ascii="Consolas" w:hAnsi="Consolas"/>
+          <w:color w:val="080808"/>
+          <w:sz w:val="18"/>
+          <w:szCs w:val="18"/>
+        </w:rPr>
+        <w:t xml:space="preserve">  }</w:t>
+      </w:r>
+      <w:proofErr w:type="gramEnd"/>
+      <w:r>
+        <w:rPr>
+          <w:rFonts w:ascii="Consolas" w:hAnsi="Consolas"/>
+          <w:color w:val="080808"/>
+          <w:sz w:val="18"/>
+          <w:szCs w:val="18"/>
+        </w:rPr>
+        <w:br/>
+        <w:t>}</w:t>
+      </w:r>
     </w:p>
     <w:p>
       <w:pPr>
@@ -23621,28 +23812,6 @@
           <w:rFonts w:cstheme="minorHAnsi"/>
         </w:rPr>
       </w:pPr>
-      <w:r>
-        <w:rPr>
-          <w:rFonts w:cstheme="minorHAnsi"/>
-          <w:b/>
-          <w:bCs/>
-        </w:rPr>
-        <w:t xml:space="preserve"> </w:t>
-      </w:r>
-      <w:proofErr w:type="spellStart"/>
-      <w:r>
-        <w:rPr>
-          <w:rFonts w:cstheme="minorHAnsi"/>
-        </w:rPr>
-        <w:t>SecurityContext</w:t>
-      </w:r>
-      <w:proofErr w:type="spellEnd"/>
-      <w:r>
-        <w:rPr>
-          <w:rFonts w:cstheme="minorHAnsi"/>
-        </w:rPr>
-        <w:t xml:space="preserve"> is where Spring Security stores the currently authenticated user.</w:t>
-      </w:r>
     </w:p>
     <w:p>
       <w:pPr>
@@ -23668,10 +23837,66 @@
         <w:spacing w:after="0" w:line="240" w:lineRule="auto"/>
         <w:rPr>
           <w:rFonts w:cstheme="minorHAnsi"/>
-          <w:b/>
-          <w:bCs/>
-        </w:rPr>
-      </w:pPr>
+        </w:rPr>
+      </w:pPr>
+      <w:proofErr w:type="spellStart"/>
+      <w:proofErr w:type="gramStart"/>
+      <w:r>
+        <w:rPr>
+          <w:rFonts w:cstheme="minorHAnsi"/>
+        </w:rPr>
+        <w:t>http.csrf</w:t>
+      </w:r>
+      <w:proofErr w:type="spellEnd"/>
+      <w:proofErr w:type="gramEnd"/>
+      <w:r>
+        <w:rPr>
+          <w:rFonts w:cstheme="minorHAnsi"/>
+        </w:rPr>
+        <w:t>(</w:t>
+      </w:r>
+      <w:proofErr w:type="spellStart"/>
+      <w:r>
+        <w:rPr>
+          <w:rFonts w:cstheme="minorHAnsi"/>
+        </w:rPr>
+        <w:t>csrf</w:t>
+      </w:r>
+      <w:proofErr w:type="spellEnd"/>
+      <w:r>
+        <w:rPr>
+          <w:rFonts w:cstheme="minorHAnsi"/>
+        </w:rPr>
+        <w:t xml:space="preserve"> -&gt; </w:t>
+      </w:r>
+      <w:proofErr w:type="spellStart"/>
+      <w:proofErr w:type="gramStart"/>
+      <w:r>
+        <w:rPr>
+          <w:rFonts w:cstheme="minorHAnsi"/>
+        </w:rPr>
+        <w:t>csrf.disable</w:t>
+      </w:r>
+      <w:proofErr w:type="spellEnd"/>
+      <w:proofErr w:type="gramEnd"/>
+      <w:r>
+        <w:rPr>
+          <w:rFonts w:cstheme="minorHAnsi"/>
+        </w:rPr>
+        <w:t>());</w:t>
+      </w:r>
+      <w:r>
+        <w:rPr>
+          <w:rFonts w:cstheme="minorHAnsi"/>
+        </w:rPr>
+        <w:t xml:space="preserve"> // </w:t>
+      </w:r>
+      <w:r>
+        <w:rPr>
+          <w:rFonts w:cstheme="minorHAnsi"/>
+        </w:rPr>
+        <w:t>This is because the JWT in the Authorization header isn't automatically attached by the browser to requests from another website.</w:t>
+      </w:r>
     </w:p>
     <w:p>
       <w:pPr>
@@ -23703,7 +23928,7 @@
         <w:rPr>
           <w:rFonts w:cstheme="minorHAnsi"/>
         </w:rPr>
-        <w:t>Who is the current user for this request?</w:t>
+        <w:t>CSRF stands for Cross-Site Request Forgery. It is an attack where a malicious website tricks an already authenticated user's browser into sending an unwanted request to our application.</w:t>
       </w:r>
     </w:p>
     <w:p>
@@ -23732,48 +23957,11 @@
           <w:rFonts w:cstheme="minorHAnsi"/>
         </w:rPr>
       </w:pPr>
-      <w:proofErr w:type="spellStart"/>
-      <w:r>
-        <w:rPr>
-          <w:rFonts w:cstheme="minorHAnsi"/>
-          <w:color w:val="ED7D31" w:themeColor="accent2"/>
-        </w:rPr>
-        <w:t>SecurityContextHolder</w:t>
-      </w:r>
-      <w:r>
-        <w:rPr>
-          <w:rFonts w:cstheme="minorHAnsi"/>
-        </w:rPr>
-        <w:t>.getContext</w:t>
-      </w:r>
-      <w:proofErr w:type="spellEnd"/>
-      <w:r>
-        <w:rPr>
-          <w:rFonts w:cstheme="minorHAnsi"/>
-        </w:rPr>
-        <w:t>(</w:t>
-      </w:r>
-      <w:proofErr w:type="gramStart"/>
-      <w:r>
-        <w:rPr>
-          <w:rFonts w:cstheme="minorHAnsi"/>
-        </w:rPr>
-        <w:t>).</w:t>
-      </w:r>
-      <w:proofErr w:type="spellStart"/>
-      <w:r>
-        <w:rPr>
-          <w:rFonts w:cstheme="minorHAnsi"/>
-        </w:rPr>
-        <w:t>getAuthentication</w:t>
-      </w:r>
-      <w:proofErr w:type="spellEnd"/>
-      <w:proofErr w:type="gramEnd"/>
-      <w:r>
-        <w:rPr>
-          <w:rFonts w:cstheme="minorHAnsi"/>
-        </w:rPr>
-        <w:t>()</w:t>
+      <w:r>
+        <w:rPr>
+          <w:rFonts w:cstheme="minorHAnsi"/>
+        </w:rPr>
+        <w:t>We enable CSRF protection when authentication relies on credentials that the browser automatically sends, such as session cookies.</w:t>
       </w:r>
     </w:p>
     <w:p>
@@ -23802,6 +23990,12 @@
           <w:rFonts w:cstheme="minorHAnsi"/>
         </w:rPr>
       </w:pPr>
+      <w:r>
+        <w:rPr>
+          <w:rFonts w:cstheme="minorHAnsi"/>
+        </w:rPr>
+        <w:t>For a stateless REST API where the client explicitly sends a JWT in the Authorization: Bearer header, CSRF protection is generally not required, so we can disable it.</w:t>
+      </w:r>
     </w:p>
     <w:p>
       <w:pPr>
@@ -23829,48 +24023,6 @@
           <w:rFonts w:cstheme="minorHAnsi"/>
         </w:rPr>
       </w:pPr>
-      <w:r>
-        <w:rPr>
-          <w:rFonts w:cstheme="minorHAnsi"/>
-        </w:rPr>
-        <w:t xml:space="preserve">After successful login, </w:t>
-      </w:r>
-      <w:proofErr w:type="gramStart"/>
-      <w:r>
-        <w:rPr>
-          <w:rFonts w:cstheme="minorHAnsi"/>
-        </w:rPr>
-        <w:t>Spring</w:t>
-      </w:r>
-      <w:proofErr w:type="gramEnd"/>
-      <w:r>
-        <w:rPr>
-          <w:rFonts w:cstheme="minorHAnsi"/>
-        </w:rPr>
-        <w:t xml:space="preserve"> stores the user inside Spring </w:t>
-      </w:r>
-      <w:r>
-        <w:rPr>
-          <w:rFonts w:cstheme="minorHAnsi"/>
-          <w:b/>
-          <w:bCs/>
-        </w:rPr>
-        <w:t>security context</w:t>
-      </w:r>
-      <w:r>
-        <w:rPr>
-          <w:rFonts w:cstheme="minorHAnsi"/>
-          <w:b/>
-          <w:bCs/>
-        </w:rPr>
-        <w:t xml:space="preserve">, </w:t>
-      </w:r>
-      <w:r>
-        <w:rPr>
-          <w:rFonts w:cstheme="minorHAnsi"/>
-        </w:rPr>
-        <w:t>now every filter or controller can access it from here.</w:t>
-      </w:r>
     </w:p>
     <w:p>
       <w:pPr>
@@ -23922,19 +24074,9 @@
         </w:tabs>
         <w:spacing w:after="0" w:line="240" w:lineRule="auto"/>
         <w:rPr>
-          <w:rFonts w:ascii="Consolas" w:hAnsi="Consolas" w:cstheme="minorHAnsi"/>
-          <w:sz w:val="18"/>
-          <w:szCs w:val="18"/>
-        </w:rPr>
-      </w:pPr>
-      <w:r>
-        <w:rPr>
-          <w:rFonts w:ascii="Consolas" w:hAnsi="Consolas" w:cstheme="minorHAnsi"/>
-          <w:sz w:val="18"/>
-          <w:szCs w:val="18"/>
-        </w:rPr>
-        <w:t xml:space="preserve">             Spring Security</w:t>
-      </w:r>
+          <w:rFonts w:cstheme="minorHAnsi"/>
+        </w:rPr>
+      </w:pPr>
     </w:p>
     <w:p>
       <w:pPr>
@@ -23959,19 +24101,37 @@
         </w:tabs>
         <w:spacing w:after="0" w:line="240" w:lineRule="auto"/>
         <w:rPr>
-          <w:rFonts w:ascii="Consolas" w:hAnsi="Consolas" w:cstheme="minorHAnsi"/>
-          <w:sz w:val="18"/>
-          <w:szCs w:val="18"/>
-        </w:rPr>
-      </w:pPr>
-      <w:r>
-        <w:rPr>
-          <w:rFonts w:ascii="Consolas" w:hAnsi="Consolas" w:cstheme="minorHAnsi"/>
-          <w:sz w:val="18"/>
-          <w:szCs w:val="18"/>
-        </w:rPr>
-        <w:t xml:space="preserve">                    │</w:t>
-      </w:r>
+          <w:rFonts w:cstheme="minorHAnsi"/>
+          <w:b/>
+          <w:bCs/>
+        </w:rPr>
+      </w:pPr>
+      <w:r>
+        <w:rPr>
+          <w:rFonts w:cstheme="minorHAnsi"/>
+          <w:b/>
+          <w:bCs/>
+        </w:rPr>
+        <w:t xml:space="preserve">Security </w:t>
+      </w:r>
+      <w:proofErr w:type="gramStart"/>
+      <w:r>
+        <w:rPr>
+          <w:rFonts w:cstheme="minorHAnsi"/>
+          <w:b/>
+          <w:bCs/>
+        </w:rPr>
+        <w:t>context</w:t>
+      </w:r>
+      <w:r>
+        <w:rPr>
+          <w:rFonts w:cstheme="minorHAnsi"/>
+          <w:b/>
+          <w:bCs/>
+        </w:rPr>
+        <w:t xml:space="preserve"> :</w:t>
+      </w:r>
+      <w:proofErr w:type="gramEnd"/>
     </w:p>
     <w:p>
       <w:pPr>
@@ -23996,34 +24156,30 @@
         </w:tabs>
         <w:spacing w:after="0" w:line="240" w:lineRule="auto"/>
         <w:rPr>
-          <w:rFonts w:ascii="Consolas" w:hAnsi="Consolas" w:cstheme="minorHAnsi"/>
-          <w:sz w:val="18"/>
-          <w:szCs w:val="18"/>
-        </w:rPr>
-      </w:pPr>
-      <w:r>
-        <w:rPr>
-          <w:rFonts w:ascii="Consolas" w:hAnsi="Consolas" w:cstheme="minorHAnsi"/>
-          <w:sz w:val="18"/>
-          <w:szCs w:val="18"/>
-        </w:rPr>
-        <w:t xml:space="preserve">        ┌───────────</w:t>
-      </w:r>
-      <w:r>
-        <w:rPr>
-          <w:rFonts w:ascii="Consolas" w:eastAsia="MS Gothic" w:hAnsi="Consolas" w:cs="MS Gothic"/>
-          <w:sz w:val="18"/>
-          <w:szCs w:val="18"/>
-        </w:rPr>
-        <w:t>┴</w:t>
-      </w:r>
-      <w:r>
-        <w:rPr>
-          <w:rFonts w:ascii="Consolas" w:hAnsi="Consolas" w:cs="Calibri"/>
-          <w:sz w:val="18"/>
-          <w:szCs w:val="18"/>
-        </w:rPr>
-        <w:t>───────────┐</w:t>
+          <w:rFonts w:cstheme="minorHAnsi"/>
+        </w:rPr>
+      </w:pPr>
+      <w:r>
+        <w:rPr>
+          <w:rFonts w:cstheme="minorHAnsi"/>
+          <w:b/>
+          <w:bCs/>
+        </w:rPr>
+        <w:t xml:space="preserve"> </w:t>
+      </w:r>
+      <w:proofErr w:type="spellStart"/>
+      <w:r>
+        <w:rPr>
+          <w:rFonts w:cstheme="minorHAnsi"/>
+        </w:rPr>
+        <w:t>SecurityContext</w:t>
+      </w:r>
+      <w:proofErr w:type="spellEnd"/>
+      <w:r>
+        <w:rPr>
+          <w:rFonts w:cstheme="minorHAnsi"/>
+        </w:rPr>
+        <w:t xml:space="preserve"> is where Spring Security stores the currently authenticated user.</w:t>
       </w:r>
     </w:p>
     <w:p>
@@ -24049,19 +24205,11 @@
         </w:tabs>
         <w:spacing w:after="0" w:line="240" w:lineRule="auto"/>
         <w:rPr>
-          <w:rFonts w:ascii="Consolas" w:hAnsi="Consolas" w:cstheme="minorHAnsi"/>
-          <w:sz w:val="18"/>
-          <w:szCs w:val="18"/>
-        </w:rPr>
-      </w:pPr>
-      <w:r>
-        <w:rPr>
-          <w:rFonts w:ascii="Consolas" w:hAnsi="Consolas" w:cstheme="minorHAnsi"/>
-          <w:sz w:val="18"/>
-          <w:szCs w:val="18"/>
-        </w:rPr>
-        <w:t xml:space="preserve">        ↓                       ↓</w:t>
-      </w:r>
+          <w:rFonts w:cstheme="minorHAnsi"/>
+          <w:b/>
+          <w:bCs/>
+        </w:rPr>
+      </w:pPr>
     </w:p>
     <w:p>
       <w:pPr>
@@ -24086,18 +24234,14 @@
         </w:tabs>
         <w:spacing w:after="0" w:line="240" w:lineRule="auto"/>
         <w:rPr>
-          <w:rFonts w:ascii="Consolas" w:hAnsi="Consolas" w:cstheme="minorHAnsi"/>
-          <w:sz w:val="18"/>
-          <w:szCs w:val="18"/>
-        </w:rPr>
-      </w:pPr>
-      <w:r>
-        <w:rPr>
-          <w:rFonts w:ascii="Consolas" w:hAnsi="Consolas" w:cstheme="minorHAnsi"/>
-          <w:sz w:val="18"/>
-          <w:szCs w:val="18"/>
-        </w:rPr>
-        <w:t xml:space="preserve"> Authentication            Authorization</w:t>
+          <w:rFonts w:cstheme="minorHAnsi"/>
+        </w:rPr>
+      </w:pPr>
+      <w:r>
+        <w:rPr>
+          <w:rFonts w:cstheme="minorHAnsi"/>
+        </w:rPr>
+        <w:t>Who is the current user for this request?</w:t>
       </w:r>
     </w:p>
     <w:p>
@@ -24123,18 +24267,51 @@
         </w:tabs>
         <w:spacing w:after="0" w:line="240" w:lineRule="auto"/>
         <w:rPr>
-          <w:rFonts w:ascii="Consolas" w:hAnsi="Consolas" w:cstheme="minorHAnsi"/>
-          <w:sz w:val="18"/>
-          <w:szCs w:val="18"/>
-        </w:rPr>
-      </w:pPr>
-      <w:r>
-        <w:rPr>
-          <w:rFonts w:ascii="Consolas" w:hAnsi="Consolas" w:cstheme="minorHAnsi"/>
-          <w:sz w:val="18"/>
-          <w:szCs w:val="18"/>
-        </w:rPr>
-        <w:t xml:space="preserve">        ↓                       ↓</w:t>
+          <w:rFonts w:cstheme="minorHAnsi"/>
+        </w:rPr>
+      </w:pPr>
+      <w:proofErr w:type="spellStart"/>
+      <w:r>
+        <w:rPr>
+          <w:rFonts w:cstheme="minorHAnsi"/>
+          <w:color w:val="ED7D31" w:themeColor="accent2"/>
+        </w:rPr>
+        <w:t>SecurityContextHolder</w:t>
+      </w:r>
+      <w:r>
+        <w:rPr>
+          <w:rFonts w:cstheme="minorHAnsi"/>
+        </w:rPr>
+        <w:t>.getContext</w:t>
+      </w:r>
+      <w:proofErr w:type="spellEnd"/>
+      <w:r>
+        <w:rPr>
+          <w:rFonts w:cstheme="minorHAnsi"/>
+        </w:rPr>
+        <w:t>(</w:t>
+      </w:r>
+      <w:proofErr w:type="gramStart"/>
+      <w:r>
+        <w:rPr>
+          <w:rFonts w:cstheme="minorHAnsi"/>
+        </w:rPr>
+        <w:t>).</w:t>
+      </w:r>
+      <w:proofErr w:type="spellStart"/>
+      <w:r>
+        <w:rPr>
+          <w:rFonts w:cstheme="minorHAnsi"/>
+        </w:rPr>
+        <w:t>getAuthentication</w:t>
+      </w:r>
+      <w:proofErr w:type="spellEnd"/>
+      <w:proofErr w:type="gramEnd"/>
+      <w:r>
+        <w:rPr>
+          <w:rFonts w:cstheme="minorHAnsi"/>
+        </w:rPr>
+        <w:t>()</w:t>
       </w:r>
     </w:p>
     <w:p>
@@ -24160,29 +24337,9 @@
         </w:tabs>
         <w:spacing w:after="0" w:line="240" w:lineRule="auto"/>
         <w:rPr>
-          <w:rFonts w:ascii="Consolas" w:hAnsi="Consolas" w:cstheme="minorHAnsi"/>
-          <w:sz w:val="18"/>
-          <w:szCs w:val="18"/>
-        </w:rPr>
-      </w:pPr>
-      <w:proofErr w:type="spellStart"/>
-      <w:r>
-        <w:rPr>
-          <w:rFonts w:ascii="Consolas" w:hAnsi="Consolas" w:cstheme="minorHAnsi"/>
-          <w:sz w:val="18"/>
-          <w:szCs w:val="18"/>
-        </w:rPr>
-        <w:t>UserDetailsService</w:t>
-      </w:r>
-      <w:proofErr w:type="spellEnd"/>
-      <w:r>
-        <w:rPr>
-          <w:rFonts w:ascii="Consolas" w:hAnsi="Consolas" w:cstheme="minorHAnsi"/>
-          <w:sz w:val="18"/>
-          <w:szCs w:val="18"/>
-        </w:rPr>
-        <w:t xml:space="preserve">         Roles/Authorities</w:t>
-      </w:r>
+          <w:rFonts w:cstheme="minorHAnsi"/>
+        </w:rPr>
+      </w:pPr>
     </w:p>
     <w:p>
       <w:pPr>
@@ -24207,28 +24364,50 @@
         </w:tabs>
         <w:spacing w:after="0" w:line="240" w:lineRule="auto"/>
         <w:rPr>
-          <w:rFonts w:ascii="Consolas" w:hAnsi="Consolas" w:cstheme="minorHAnsi"/>
-          <w:sz w:val="18"/>
-          <w:szCs w:val="18"/>
-        </w:rPr>
-      </w:pPr>
-      <w:proofErr w:type="spellStart"/>
-      <w:r>
-        <w:rPr>
-          <w:rFonts w:ascii="Consolas" w:hAnsi="Consolas" w:cstheme="minorHAnsi"/>
-          <w:sz w:val="18"/>
-          <w:szCs w:val="18"/>
-        </w:rPr>
-        <w:t>PasswordEncoder</w:t>
-      </w:r>
-      <w:proofErr w:type="spellEnd"/>
-      <w:r>
-        <w:rPr>
-          <w:rFonts w:ascii="Consolas" w:hAnsi="Consolas" w:cstheme="minorHAnsi"/>
-          <w:sz w:val="18"/>
-          <w:szCs w:val="18"/>
-        </w:rPr>
-        <w:t xml:space="preserve">                  ↓</w:t>
+          <w:rFonts w:cstheme="minorHAnsi"/>
+        </w:rPr>
+      </w:pPr>
+      <w:r>
+        <w:rPr>
+          <w:rFonts w:cstheme="minorHAnsi"/>
+        </w:rPr>
+        <w:t xml:space="preserve">After successful login, </w:t>
+      </w:r>
+      <w:proofErr w:type="gramStart"/>
+      <w:r>
+        <w:rPr>
+          <w:rFonts w:cstheme="minorHAnsi"/>
+        </w:rPr>
+        <w:t>Spring</w:t>
+      </w:r>
+      <w:proofErr w:type="gramEnd"/>
+      <w:r>
+        <w:rPr>
+          <w:rFonts w:cstheme="minorHAnsi"/>
+        </w:rPr>
+        <w:t xml:space="preserve"> stores the user inside Spring </w:t>
+      </w:r>
+      <w:r>
+        <w:rPr>
+          <w:rFonts w:cstheme="minorHAnsi"/>
+          <w:b/>
+          <w:bCs/>
+        </w:rPr>
+        <w:t>security context</w:t>
+      </w:r>
+      <w:r>
+        <w:rPr>
+          <w:rFonts w:cstheme="minorHAnsi"/>
+          <w:b/>
+          <w:bCs/>
+        </w:rPr>
+        <w:t xml:space="preserve">, </w:t>
+      </w:r>
+      <w:r>
+        <w:rPr>
+          <w:rFonts w:cstheme="minorHAnsi"/>
+        </w:rPr>
+        <w:t>now every filter or controller can access it from here.</w:t>
       </w:r>
     </w:p>
     <w:p>
@@ -24254,19 +24433,9 @@
         </w:tabs>
         <w:spacing w:after="0" w:line="240" w:lineRule="auto"/>
         <w:rPr>
-          <w:rFonts w:ascii="Consolas" w:hAnsi="Consolas" w:cstheme="minorHAnsi"/>
-          <w:sz w:val="18"/>
-          <w:szCs w:val="18"/>
-        </w:rPr>
-      </w:pPr>
-      <w:r>
-        <w:rPr>
-          <w:rFonts w:ascii="Consolas" w:hAnsi="Consolas" w:cstheme="minorHAnsi"/>
-          <w:sz w:val="18"/>
-          <w:szCs w:val="18"/>
-        </w:rPr>
-        <w:t xml:space="preserve">        ↓                  "Can this user</w:t>
-      </w:r>
+          <w:rFonts w:cstheme="minorHAnsi"/>
+        </w:rPr>
+      </w:pPr>
     </w:p>
     <w:p>
       <w:pPr>
@@ -24302,7 +24471,7 @@
           <w:sz w:val="18"/>
           <w:szCs w:val="18"/>
         </w:rPr>
-        <w:t xml:space="preserve">        ↓                   access this?"</w:t>
+        <w:t xml:space="preserve">             Spring Security</w:t>
       </w:r>
     </w:p>
     <w:p>
@@ -24339,7 +24508,7 @@
           <w:sz w:val="18"/>
           <w:szCs w:val="18"/>
         </w:rPr>
-        <w:t xml:space="preserve">       JWT</w:t>
+        <w:t xml:space="preserve">                    │</w:t>
       </w:r>
     </w:p>
     <w:p>
@@ -24370,6 +24539,30 @@
           <w:szCs w:val="18"/>
         </w:rPr>
       </w:pPr>
+      <w:r>
+        <w:rPr>
+          <w:rFonts w:ascii="Consolas" w:hAnsi="Consolas" w:cstheme="minorHAnsi"/>
+          <w:sz w:val="18"/>
+          <w:szCs w:val="18"/>
+        </w:rPr>
+        <w:t xml:space="preserve">        ┌───────────</w:t>
+      </w:r>
+      <w:r>
+        <w:rPr>
+          <w:rFonts w:ascii="Consolas" w:eastAsia="MS Gothic" w:hAnsi="Consolas" w:cs="MS Gothic"/>
+          <w:sz w:val="18"/>
+          <w:szCs w:val="18"/>
+        </w:rPr>
+        <w:t>┴</w:t>
+      </w:r>
+      <w:r>
+        <w:rPr>
+          <w:rFonts w:ascii="Consolas" w:hAnsi="Consolas" w:cs="Calibri"/>
+          <w:sz w:val="18"/>
+          <w:szCs w:val="18"/>
+        </w:rPr>
+        <w:t>───────────┐</w:t>
+      </w:r>
     </w:p>
     <w:p>
       <w:pPr>
@@ -24394,89 +24587,18 @@
         </w:tabs>
         <w:spacing w:after="0" w:line="240" w:lineRule="auto"/>
         <w:rPr>
-          <w:rFonts w:cstheme="minorHAnsi"/>
-          <w:color w:val="000000" w:themeColor="text1"/>
-        </w:rPr>
-      </w:pPr>
-      <w:proofErr w:type="spellStart"/>
-      <w:proofErr w:type="gramStart"/>
-      <w:r>
-        <w:rPr>
-          <w:rFonts w:cstheme="minorHAnsi"/>
-          <w:color w:val="0070C0"/>
-        </w:rPr>
-        <w:t>UserDetailsService</w:t>
-      </w:r>
-      <w:proofErr w:type="spellEnd"/>
-      <w:r>
-        <w:rPr>
-          <w:rFonts w:cstheme="minorHAnsi"/>
-          <w:b/>
-          <w:bCs/>
-          <w:color w:val="0070C0"/>
-        </w:rPr>
-        <w:t xml:space="preserve"> :</w:t>
-      </w:r>
-      <w:proofErr w:type="gramEnd"/>
-      <w:r>
-        <w:rPr>
-          <w:rFonts w:cstheme="minorHAnsi"/>
-          <w:b/>
-          <w:bCs/>
-          <w:color w:val="0070C0"/>
-        </w:rPr>
-        <w:t xml:space="preserve"> </w:t>
-      </w:r>
-      <w:r>
-        <w:rPr>
-          <w:rFonts w:cstheme="minorHAnsi"/>
-          <w:color w:val="000000" w:themeColor="text1"/>
-        </w:rPr>
-        <w:t>"Who is this user?"</w:t>
-      </w:r>
-      <w:r>
-        <w:rPr>
-          <w:rFonts w:cstheme="minorHAnsi"/>
-          <w:color w:val="000000" w:themeColor="text1"/>
-        </w:rPr>
-        <w:t xml:space="preserve"> </w:t>
-      </w:r>
-      <w:proofErr w:type="spellStart"/>
-      <w:r>
-        <w:rPr>
-          <w:rFonts w:cstheme="minorHAnsi"/>
-          <w:color w:val="000000" w:themeColor="text1"/>
-        </w:rPr>
-        <w:t>i.e</w:t>
-      </w:r>
-      <w:proofErr w:type="spellEnd"/>
-      <w:r>
-        <w:rPr>
-          <w:rFonts w:cstheme="minorHAnsi"/>
-          <w:color w:val="000000" w:themeColor="text1"/>
-        </w:rPr>
-        <w:t xml:space="preserve"> g</w:t>
-      </w:r>
-      <w:r>
-        <w:rPr>
-          <w:rFonts w:cstheme="minorHAnsi"/>
-          <w:color w:val="000000" w:themeColor="text1"/>
-        </w:rPr>
-        <w:t>ive the user's security information</w:t>
-      </w:r>
-      <w:r>
-        <w:rPr>
-          <w:rFonts w:cstheme="minorHAnsi"/>
-          <w:color w:val="000000" w:themeColor="text1"/>
-        </w:rPr>
-        <w:t xml:space="preserve"> </w:t>
-      </w:r>
-      <w:r>
-        <w:rPr>
-          <w:rFonts w:cstheme="minorHAnsi"/>
-          <w:color w:val="000000" w:themeColor="text1"/>
-        </w:rPr>
-        <w:t xml:space="preserve">Spring Security </w:t>
+          <w:rFonts w:ascii="Consolas" w:hAnsi="Consolas" w:cstheme="minorHAnsi"/>
+          <w:sz w:val="18"/>
+          <w:szCs w:val="18"/>
+        </w:rPr>
+      </w:pPr>
+      <w:r>
+        <w:rPr>
+          <w:rFonts w:ascii="Consolas" w:hAnsi="Consolas" w:cstheme="minorHAnsi"/>
+          <w:sz w:val="18"/>
+          <w:szCs w:val="18"/>
+        </w:rPr>
+        <w:t xml:space="preserve">        ↓                       ↓</w:t>
       </w:r>
     </w:p>
     <w:p>
@@ -24502,102 +24624,18 @@
         </w:tabs>
         <w:spacing w:after="0" w:line="240" w:lineRule="auto"/>
         <w:rPr>
-          <w:rFonts w:cstheme="minorHAnsi"/>
-          <w:color w:val="000000" w:themeColor="text1"/>
-        </w:rPr>
-      </w:pPr>
-      <w:proofErr w:type="spellStart"/>
-      <w:r>
-        <w:rPr>
-          <w:rFonts w:cstheme="minorHAnsi"/>
-          <w:color w:val="000000" w:themeColor="text1"/>
-        </w:rPr>
-        <w:t>UserDetails</w:t>
-      </w:r>
-      <w:proofErr w:type="spellEnd"/>
-      <w:r>
-        <w:rPr>
-          <w:rFonts w:cstheme="minorHAnsi"/>
-          <w:color w:val="000000" w:themeColor="text1"/>
-        </w:rPr>
-        <w:t xml:space="preserve"> - </w:t>
-      </w:r>
-      <w:r>
-        <w:rPr>
-          <w:rFonts w:cstheme="minorHAnsi"/>
-          <w:color w:val="000000" w:themeColor="text1"/>
-        </w:rPr>
-        <w:t>is a Spring Security representation of an authenticated user.</w:t>
-      </w:r>
-      <w:r>
-        <w:rPr>
-          <w:rFonts w:cstheme="minorHAnsi"/>
-          <w:color w:val="000000" w:themeColor="text1"/>
-        </w:rPr>
-        <w:t xml:space="preserve"> </w:t>
-      </w:r>
-      <w:r>
-        <w:rPr>
-          <w:rFonts w:cstheme="minorHAnsi"/>
-          <w:color w:val="000000" w:themeColor="text1"/>
-        </w:rPr>
-        <w:t>It contains security-related information such as:</w:t>
-      </w:r>
-      <w:r>
-        <w:rPr>
-          <w:rFonts w:cstheme="minorHAnsi"/>
-          <w:color w:val="000000" w:themeColor="text1"/>
-        </w:rPr>
-        <w:t xml:space="preserve"> </w:t>
-      </w:r>
-      <w:r>
-        <w:rPr>
-          <w:rFonts w:cstheme="minorHAnsi"/>
-          <w:color w:val="000000" w:themeColor="text1"/>
-        </w:rPr>
-        <w:t>username</w:t>
-      </w:r>
-      <w:r>
-        <w:rPr>
-          <w:rFonts w:cstheme="minorHAnsi"/>
-          <w:color w:val="000000" w:themeColor="text1"/>
-        </w:rPr>
-        <w:t xml:space="preserve">, </w:t>
-      </w:r>
-      <w:r>
-        <w:rPr>
-          <w:rFonts w:cstheme="minorHAnsi"/>
-          <w:color w:val="000000" w:themeColor="text1"/>
-        </w:rPr>
-        <w:t>password</w:t>
-      </w:r>
-      <w:r>
-        <w:rPr>
-          <w:rFonts w:cstheme="minorHAnsi"/>
-          <w:color w:val="000000" w:themeColor="text1"/>
-        </w:rPr>
-        <w:t xml:space="preserve">, </w:t>
-      </w:r>
-      <w:r>
-        <w:rPr>
-          <w:rFonts w:cstheme="minorHAnsi"/>
-          <w:color w:val="000000" w:themeColor="text1"/>
-        </w:rPr>
-        <w:t>authorities/roles</w:t>
-      </w:r>
-      <w:r>
-        <w:rPr>
-          <w:rFonts w:cstheme="minorHAnsi"/>
-          <w:color w:val="000000" w:themeColor="text1"/>
-        </w:rPr>
-        <w:t xml:space="preserve">, </w:t>
-      </w:r>
-      <w:r>
-        <w:rPr>
-          <w:rFonts w:cstheme="minorHAnsi"/>
-          <w:color w:val="000000" w:themeColor="text1"/>
-        </w:rPr>
-        <w:t>account status</w:t>
+          <w:rFonts w:ascii="Consolas" w:hAnsi="Consolas" w:cstheme="minorHAnsi"/>
+          <w:sz w:val="18"/>
+          <w:szCs w:val="18"/>
+        </w:rPr>
+      </w:pPr>
+      <w:r>
+        <w:rPr>
+          <w:rFonts w:ascii="Consolas" w:hAnsi="Consolas" w:cstheme="minorHAnsi"/>
+          <w:sz w:val="18"/>
+          <w:szCs w:val="18"/>
+        </w:rPr>
+        <w:t xml:space="preserve"> Authentication            Authorization</w:t>
       </w:r>
     </w:p>
     <w:p>
@@ -24623,125 +24661,18 @@
         </w:tabs>
         <w:spacing w:after="0" w:line="240" w:lineRule="auto"/>
         <w:rPr>
-          <w:rFonts w:cstheme="minorHAnsi"/>
-          <w:color w:val="000000" w:themeColor="text1"/>
-        </w:rPr>
-      </w:pPr>
-      <w:r>
-        <w:rPr>
-          <w:rFonts w:cstheme="minorHAnsi"/>
-          <w:color w:val="000000" w:themeColor="text1"/>
-        </w:rPr>
-        <w:t>Your entity</w:t>
-      </w:r>
-      <w:r>
-        <w:rPr>
-          <w:rFonts w:cstheme="minorHAnsi"/>
-          <w:color w:val="000000" w:themeColor="text1"/>
-        </w:rPr>
-        <w:t xml:space="preserve"> </w:t>
-      </w:r>
-      <w:proofErr w:type="gramStart"/>
-      <w:r>
-        <w:rPr>
-          <w:rFonts w:cstheme="minorHAnsi"/>
-          <w:color w:val="000000" w:themeColor="text1"/>
-        </w:rPr>
-        <w:t>User</w:t>
-      </w:r>
-      <w:r>
-        <w:rPr>
-          <w:rFonts w:cstheme="minorHAnsi"/>
-          <w:color w:val="000000" w:themeColor="text1"/>
-        </w:rPr>
-        <w:t xml:space="preserve"> :</w:t>
-      </w:r>
-      <w:proofErr w:type="gramEnd"/>
-      <w:r>
-        <w:rPr>
-          <w:rFonts w:cstheme="minorHAnsi"/>
-          <w:color w:val="000000" w:themeColor="text1"/>
-        </w:rPr>
-        <w:t xml:space="preserve"> </w:t>
-      </w:r>
-      <w:r>
-        <w:rPr>
-          <w:rFonts w:cstheme="minorHAnsi"/>
-          <w:color w:val="000000" w:themeColor="text1"/>
-        </w:rPr>
-        <w:t xml:space="preserve">is your </w:t>
-      </w:r>
-      <w:r>
-        <w:rPr>
-          <w:rFonts w:cstheme="minorHAnsi"/>
-          <w:b/>
-          <w:bCs/>
-          <w:color w:val="000000" w:themeColor="text1"/>
-        </w:rPr>
-        <w:t>business/domain object</w:t>
-      </w:r>
-      <w:r>
-        <w:rPr>
-          <w:rFonts w:cstheme="minorHAnsi"/>
-          <w:color w:val="000000" w:themeColor="text1"/>
-        </w:rPr>
-        <w:t>.</w:t>
-      </w:r>
-    </w:p>
-    <w:p>
-      <w:pPr>
-        <w:rPr>
-          <w:rFonts w:cstheme="minorHAnsi"/>
-          <w:color w:val="000000" w:themeColor="text1"/>
-        </w:rPr>
-      </w:pPr>
-      <w:r>
-        <w:rPr>
-          <w:rFonts w:cstheme="minorHAnsi"/>
-          <w:color w:val="000000" w:themeColor="text1"/>
-        </w:rPr>
-        <w:t xml:space="preserve">Implementation check </w:t>
-      </w:r>
-      <w:proofErr w:type="gramStart"/>
-      <w:r>
-        <w:rPr>
-          <w:rFonts w:cstheme="minorHAnsi"/>
-          <w:color w:val="000000" w:themeColor="text1"/>
-        </w:rPr>
-        <w:t>in :</w:t>
-      </w:r>
-      <w:proofErr w:type="gramEnd"/>
-      <w:r>
-        <w:rPr>
-          <w:rFonts w:cstheme="minorHAnsi"/>
-          <w:color w:val="000000" w:themeColor="text1"/>
-        </w:rPr>
-        <w:t xml:space="preserve"> </w:t>
-      </w:r>
-      <w:proofErr w:type="spellStart"/>
-      <w:proofErr w:type="gramStart"/>
-      <w:r>
-        <w:rPr>
-          <w:rFonts w:cstheme="minorHAnsi"/>
-          <w:color w:val="000000" w:themeColor="text1"/>
-        </w:rPr>
-        <w:t>CustomUserDetailsService</w:t>
-      </w:r>
-      <w:proofErr w:type="spellEnd"/>
-      <w:r>
-        <w:rPr>
-          <w:rFonts w:cstheme="minorHAnsi"/>
-          <w:color w:val="000000" w:themeColor="text1"/>
-        </w:rPr>
-        <w:t>(</w:t>
-      </w:r>
-      <w:proofErr w:type="gramEnd"/>
-      <w:r>
-        <w:rPr>
-          <w:rFonts w:cstheme="minorHAnsi"/>
-          <w:color w:val="000000" w:themeColor="text1"/>
-        </w:rPr>
-        <w:t>in User management project)</w:t>
+          <w:rFonts w:ascii="Consolas" w:hAnsi="Consolas" w:cstheme="minorHAnsi"/>
+          <w:sz w:val="18"/>
+          <w:szCs w:val="18"/>
+        </w:rPr>
+      </w:pPr>
+      <w:r>
+        <w:rPr>
+          <w:rFonts w:ascii="Consolas" w:hAnsi="Consolas" w:cstheme="minorHAnsi"/>
+          <w:sz w:val="18"/>
+          <w:szCs w:val="18"/>
+        </w:rPr>
+        <w:t xml:space="preserve">        ↓                       ↓</w:t>
       </w:r>
     </w:p>
     <w:p>
@@ -24766,12 +24697,30 @@
           <w:tab w:val="left" w:pos="14656"/>
         </w:tabs>
         <w:spacing w:after="0" w:line="240" w:lineRule="auto"/>
-        <w:ind w:left="1080"/>
-        <w:rPr>
-          <w:rFonts w:cstheme="minorHAnsi"/>
-          <w:color w:val="000000" w:themeColor="text1"/>
-        </w:rPr>
-      </w:pPr>
+        <w:rPr>
+          <w:rFonts w:ascii="Consolas" w:hAnsi="Consolas" w:cstheme="minorHAnsi"/>
+          <w:sz w:val="18"/>
+          <w:szCs w:val="18"/>
+        </w:rPr>
+      </w:pPr>
+      <w:proofErr w:type="spellStart"/>
+      <w:r>
+        <w:rPr>
+          <w:rFonts w:ascii="Consolas" w:hAnsi="Consolas" w:cstheme="minorHAnsi"/>
+          <w:sz w:val="18"/>
+          <w:szCs w:val="18"/>
+        </w:rPr>
+        <w:t>UserDetailsService</w:t>
+      </w:r>
+      <w:proofErr w:type="spellEnd"/>
+      <w:r>
+        <w:rPr>
+          <w:rFonts w:ascii="Consolas" w:hAnsi="Consolas" w:cstheme="minorHAnsi"/>
+          <w:sz w:val="18"/>
+          <w:szCs w:val="18"/>
+        </w:rPr>
+        <w:t xml:space="preserve">         Roles/Authorities</w:t>
+      </w:r>
     </w:p>
     <w:p>
       <w:pPr>
@@ -24796,171 +24745,28 @@
         </w:tabs>
         <w:spacing w:after="0" w:line="240" w:lineRule="auto"/>
         <w:rPr>
-          <w:rFonts w:cstheme="minorHAnsi"/>
-          <w:color w:val="000000" w:themeColor="text1"/>
-        </w:rPr>
-      </w:pPr>
-      <w:proofErr w:type="spellStart"/>
-      <w:proofErr w:type="gramStart"/>
-      <w:r>
-        <w:rPr>
-          <w:rFonts w:cstheme="minorHAnsi"/>
-          <w:color w:val="0070C0"/>
+          <w:rFonts w:ascii="Consolas" w:hAnsi="Consolas" w:cstheme="minorHAnsi"/>
+          <w:sz w:val="18"/>
+          <w:szCs w:val="18"/>
+        </w:rPr>
+      </w:pPr>
+      <w:proofErr w:type="spellStart"/>
+      <w:r>
+        <w:rPr>
+          <w:rFonts w:ascii="Consolas" w:hAnsi="Consolas" w:cstheme="minorHAnsi"/>
+          <w:sz w:val="18"/>
+          <w:szCs w:val="18"/>
         </w:rPr>
         <w:t>PasswordEncoder</w:t>
       </w:r>
       <w:proofErr w:type="spellEnd"/>
       <w:r>
         <w:rPr>
-          <w:rFonts w:cstheme="minorHAnsi"/>
-          <w:color w:val="0070C0"/>
-        </w:rPr>
-        <w:t xml:space="preserve"> </w:t>
-      </w:r>
-      <w:r>
-        <w:rPr>
-          <w:rFonts w:cstheme="minorHAnsi"/>
-          <w:color w:val="000000" w:themeColor="text1"/>
-        </w:rPr>
-        <w:t xml:space="preserve"> </w:t>
-      </w:r>
-      <w:r>
-        <w:rPr>
-          <w:rFonts w:cstheme="minorHAnsi"/>
-          <w:color w:val="000000" w:themeColor="text1"/>
-        </w:rPr>
-        <w:t>:</w:t>
-      </w:r>
-      <w:proofErr w:type="gramEnd"/>
-      <w:r>
-        <w:rPr>
-          <w:rFonts w:cstheme="minorHAnsi"/>
-          <w:color w:val="000000" w:themeColor="text1"/>
-        </w:rPr>
-        <w:t xml:space="preserve"> "How do I securely store/verify their password?"</w:t>
-      </w:r>
-      <w:r>
-        <w:rPr>
-          <w:rFonts w:cstheme="minorHAnsi"/>
-          <w:color w:val="000000" w:themeColor="text1"/>
-        </w:rPr>
-        <w:t xml:space="preserve"> </w:t>
-      </w:r>
-      <w:proofErr w:type="spellStart"/>
-      <w:r>
-        <w:rPr>
-          <w:rFonts w:cstheme="minorHAnsi"/>
-          <w:color w:val="000000" w:themeColor="text1"/>
-        </w:rPr>
-        <w:t>i.e</w:t>
-      </w:r>
-      <w:proofErr w:type="spellEnd"/>
-      <w:r>
-        <w:rPr>
-          <w:rFonts w:cstheme="minorHAnsi"/>
-          <w:color w:val="000000" w:themeColor="text1"/>
-        </w:rPr>
-        <w:t xml:space="preserve"> </w:t>
-      </w:r>
-      <w:r>
-        <w:rPr>
-          <w:rFonts w:cstheme="minorHAnsi"/>
-          <w:color w:val="000000" w:themeColor="text1"/>
-        </w:rPr>
-        <w:t>Hash passwords and verify passwords securely</w:t>
-      </w:r>
-    </w:p>
-    <w:p>
-      <w:pPr>
-        <w:rPr>
-          <w:rFonts w:cstheme="minorHAnsi"/>
-          <w:color w:val="000000" w:themeColor="text1"/>
-        </w:rPr>
-      </w:pPr>
-      <w:r>
-        <w:rPr>
-          <w:rFonts w:cstheme="minorHAnsi"/>
-          <w:color w:val="000000" w:themeColor="text1"/>
-        </w:rPr>
-        <w:t xml:space="preserve">Implementation check </w:t>
-      </w:r>
-      <w:proofErr w:type="gramStart"/>
-      <w:r>
-        <w:rPr>
-          <w:rFonts w:cstheme="minorHAnsi"/>
-          <w:color w:val="000000" w:themeColor="text1"/>
-        </w:rPr>
-        <w:t>in :</w:t>
-      </w:r>
-      <w:proofErr w:type="gramEnd"/>
-      <w:r>
-        <w:rPr>
-          <w:rFonts w:cstheme="minorHAnsi"/>
-          <w:color w:val="000000" w:themeColor="text1"/>
-        </w:rPr>
-        <w:t xml:space="preserve"> </w:t>
-      </w:r>
-      <w:r>
-        <w:rPr>
-          <w:rFonts w:cstheme="minorHAnsi"/>
-          <w:color w:val="000000" w:themeColor="text1"/>
-        </w:rPr>
-        <w:t xml:space="preserve">Bean </w:t>
-      </w:r>
-      <w:proofErr w:type="spellStart"/>
-      <w:r>
-        <w:rPr>
-          <w:rFonts w:cstheme="minorHAnsi"/>
-          <w:color w:val="000000" w:themeColor="text1"/>
-        </w:rPr>
-        <w:t>PasswordEncoder</w:t>
-      </w:r>
-      <w:proofErr w:type="spellEnd"/>
-      <w:r>
-        <w:rPr>
-          <w:rFonts w:cstheme="minorHAnsi"/>
-          <w:color w:val="000000" w:themeColor="text1"/>
-        </w:rPr>
-        <w:t xml:space="preserve"> </w:t>
-      </w:r>
-      <w:r>
-        <w:rPr>
-          <w:rFonts w:cstheme="minorHAnsi"/>
-          <w:color w:val="000000" w:themeColor="text1"/>
-        </w:rPr>
-        <w:t xml:space="preserve">inside </w:t>
-      </w:r>
-      <w:proofErr w:type="spellStart"/>
-      <w:proofErr w:type="gramStart"/>
-      <w:r>
-        <w:rPr>
-          <w:rFonts w:cstheme="minorHAnsi"/>
-          <w:color w:val="000000" w:themeColor="text1"/>
-        </w:rPr>
-        <w:t>SecurityConfig</w:t>
-      </w:r>
-      <w:proofErr w:type="spellEnd"/>
-      <w:r>
-        <w:rPr>
-          <w:rFonts w:cstheme="minorHAnsi"/>
-          <w:color w:val="000000" w:themeColor="text1"/>
-        </w:rPr>
-        <w:t>.</w:t>
-      </w:r>
-      <w:r>
-        <w:rPr>
-          <w:rFonts w:cstheme="minorHAnsi"/>
-          <w:color w:val="000000" w:themeColor="text1"/>
-        </w:rPr>
-        <w:t>(</w:t>
-      </w:r>
-      <w:proofErr w:type="gramEnd"/>
-      <w:r>
-        <w:rPr>
-          <w:rFonts w:cstheme="minorHAnsi"/>
-          <w:color w:val="000000" w:themeColor="text1"/>
-        </w:rPr>
-        <w:t>in User management project)</w:t>
+          <w:rFonts w:ascii="Consolas" w:hAnsi="Consolas" w:cstheme="minorHAnsi"/>
+          <w:sz w:val="18"/>
+          <w:szCs w:val="18"/>
+        </w:rPr>
+        <w:t xml:space="preserve">                  ↓</w:t>
       </w:r>
     </w:p>
     <w:p>
@@ -24986,109 +24792,18 @@
         </w:tabs>
         <w:spacing w:after="0" w:line="240" w:lineRule="auto"/>
         <w:rPr>
-          <w:rFonts w:cstheme="minorHAnsi"/>
-          <w:color w:val="000000" w:themeColor="text1"/>
-        </w:rPr>
-      </w:pPr>
-      <w:proofErr w:type="spellStart"/>
-      <w:r>
-        <w:rPr>
-          <w:rFonts w:cstheme="minorHAnsi"/>
-          <w:color w:val="0070C0"/>
-        </w:rPr>
-        <w:t>AuthenticationManager</w:t>
-      </w:r>
-      <w:proofErr w:type="spellEnd"/>
-      <w:r>
-        <w:rPr>
-          <w:rFonts w:cstheme="minorHAnsi"/>
-          <w:color w:val="000000" w:themeColor="text1"/>
-        </w:rPr>
-        <w:t xml:space="preserve">: </w:t>
-      </w:r>
-      <w:r>
-        <w:rPr>
-          <w:rFonts w:cstheme="minorHAnsi"/>
-          <w:color w:val="000000" w:themeColor="text1"/>
-        </w:rPr>
-        <w:t>The component responsible for actually performing authentication.</w:t>
-      </w:r>
-    </w:p>
-    <w:p>
-      <w:pPr>
-        <w:rPr>
-          <w:rFonts w:cstheme="minorHAnsi"/>
-          <w:color w:val="000000" w:themeColor="text1"/>
-        </w:rPr>
-      </w:pPr>
-      <w:r>
-        <w:rPr>
-          <w:rFonts w:cstheme="minorHAnsi"/>
-          <w:color w:val="000000" w:themeColor="text1"/>
-        </w:rPr>
-        <w:t xml:space="preserve">Implementation check </w:t>
-      </w:r>
-      <w:proofErr w:type="gramStart"/>
-      <w:r>
-        <w:rPr>
-          <w:rFonts w:cstheme="minorHAnsi"/>
-          <w:color w:val="000000" w:themeColor="text1"/>
-        </w:rPr>
-        <w:t>in :</w:t>
-      </w:r>
-      <w:proofErr w:type="gramEnd"/>
-      <w:r>
-        <w:rPr>
-          <w:rFonts w:cstheme="minorHAnsi"/>
-          <w:color w:val="000000" w:themeColor="text1"/>
-        </w:rPr>
-        <w:t xml:space="preserve"> Bean </w:t>
-      </w:r>
-      <w:proofErr w:type="spellStart"/>
-      <w:r>
-        <w:rPr>
-          <w:rFonts w:cstheme="minorHAnsi"/>
-          <w:color w:val="000000" w:themeColor="text1"/>
-        </w:rPr>
-        <w:t>AuthenticationManager</w:t>
-      </w:r>
-      <w:proofErr w:type="spellEnd"/>
-      <w:r>
-        <w:rPr>
-          <w:rFonts w:cstheme="minorHAnsi"/>
-          <w:color w:val="000000" w:themeColor="text1"/>
-        </w:rPr>
-        <w:t xml:space="preserve"> inside</w:t>
-      </w:r>
-      <w:r>
-        <w:rPr>
-          <w:rFonts w:cstheme="minorHAnsi"/>
-          <w:color w:val="000000" w:themeColor="text1"/>
-        </w:rPr>
-        <w:t xml:space="preserve"> </w:t>
-      </w:r>
-      <w:proofErr w:type="spellStart"/>
-      <w:r>
-        <w:rPr>
-          <w:rFonts w:cstheme="minorHAnsi"/>
-          <w:color w:val="000000" w:themeColor="text1"/>
-        </w:rPr>
-        <w:t>SecurityConfig</w:t>
-      </w:r>
-      <w:proofErr w:type="spellEnd"/>
-      <w:r>
-        <w:rPr>
-          <w:rFonts w:cstheme="minorHAnsi"/>
-          <w:color w:val="000000" w:themeColor="text1"/>
-        </w:rPr>
-        <w:t xml:space="preserve"> </w:t>
-      </w:r>
-      <w:r>
-        <w:rPr>
-          <w:rFonts w:cstheme="minorHAnsi"/>
-          <w:color w:val="000000" w:themeColor="text1"/>
-        </w:rPr>
-        <w:t>(in User management project)</w:t>
+          <w:rFonts w:ascii="Consolas" w:hAnsi="Consolas" w:cstheme="minorHAnsi"/>
+          <w:sz w:val="18"/>
+          <w:szCs w:val="18"/>
+        </w:rPr>
+      </w:pPr>
+      <w:r>
+        <w:rPr>
+          <w:rFonts w:ascii="Consolas" w:hAnsi="Consolas" w:cstheme="minorHAnsi"/>
+          <w:sz w:val="18"/>
+          <w:szCs w:val="18"/>
+        </w:rPr>
+        <w:t xml:space="preserve">        ↓                  "Can this user</w:t>
       </w:r>
     </w:p>
     <w:p>
@@ -25114,26 +24829,19 @@
         </w:tabs>
         <w:spacing w:after="0" w:line="240" w:lineRule="auto"/>
         <w:rPr>
-          <w:rFonts w:cstheme="minorHAnsi"/>
-          <w:color w:val="000000" w:themeColor="text1"/>
-        </w:rPr>
-      </w:pPr>
-      <w:r>
-        <w:rPr>
-          <w:rFonts w:cstheme="minorHAnsi"/>
-          <w:color w:val="000000" w:themeColor="text1"/>
-        </w:rPr>
-        <w:t xml:space="preserve">Overall </w:t>
-      </w:r>
-      <w:proofErr w:type="gramStart"/>
-      <w:r>
-        <w:rPr>
-          <w:rFonts w:cstheme="minorHAnsi"/>
-          <w:color w:val="000000" w:themeColor="text1"/>
-        </w:rPr>
-        <w:t>responsibilities :</w:t>
-      </w:r>
-      <w:proofErr w:type="gramEnd"/>
+          <w:rFonts w:ascii="Consolas" w:hAnsi="Consolas" w:cstheme="minorHAnsi"/>
+          <w:sz w:val="18"/>
+          <w:szCs w:val="18"/>
+        </w:rPr>
+      </w:pPr>
+      <w:r>
+        <w:rPr>
+          <w:rFonts w:ascii="Consolas" w:hAnsi="Consolas" w:cstheme="minorHAnsi"/>
+          <w:sz w:val="18"/>
+          <w:szCs w:val="18"/>
+        </w:rPr>
+        <w:t xml:space="preserve">        ↓                   access this?"</w:t>
+      </w:r>
     </w:p>
     <w:p>
       <w:pPr>
@@ -25158,10 +24866,19 @@
         </w:tabs>
         <w:spacing w:after="0" w:line="240" w:lineRule="auto"/>
         <w:rPr>
-          <w:rFonts w:cstheme="minorHAnsi"/>
-          <w:color w:val="000000" w:themeColor="text1"/>
-        </w:rPr>
-      </w:pPr>
+          <w:rFonts w:ascii="Consolas" w:hAnsi="Consolas" w:cstheme="minorHAnsi"/>
+          <w:sz w:val="18"/>
+          <w:szCs w:val="18"/>
+        </w:rPr>
+      </w:pPr>
+      <w:r>
+        <w:rPr>
+          <w:rFonts w:ascii="Consolas" w:hAnsi="Consolas" w:cstheme="minorHAnsi"/>
+          <w:sz w:val="18"/>
+          <w:szCs w:val="18"/>
+        </w:rPr>
+        <w:t xml:space="preserve">       JWT</w:t>
+      </w:r>
     </w:p>
     <w:p>
       <w:pPr>
@@ -25187,22 +24904,10 @@
         <w:spacing w:after="0" w:line="240" w:lineRule="auto"/>
         <w:rPr>
           <w:rFonts w:ascii="Consolas" w:hAnsi="Consolas" w:cstheme="minorHAnsi"/>
-          <w:color w:val="000000" w:themeColor="text1"/>
-          <w:sz w:val="18"/>
-          <w:szCs w:val="18"/>
-        </w:rPr>
-      </w:pPr>
-      <w:proofErr w:type="spellStart"/>
-      <w:r>
-        <w:rPr>
-          <w:rFonts w:ascii="Consolas" w:hAnsi="Consolas" w:cstheme="minorHAnsi"/>
-          <w:color w:val="000000" w:themeColor="text1"/>
-          <w:sz w:val="18"/>
-          <w:szCs w:val="18"/>
-        </w:rPr>
-        <w:t>UserRepository</w:t>
-      </w:r>
-      <w:proofErr w:type="spellEnd"/>
+          <w:sz w:val="18"/>
+          <w:szCs w:val="18"/>
+        </w:rPr>
+      </w:pPr>
     </w:p>
     <w:p>
       <w:pPr>
@@ -25227,20 +24932,82 @@
         </w:tabs>
         <w:spacing w:after="0" w:line="240" w:lineRule="auto"/>
         <w:rPr>
-          <w:rFonts w:ascii="Consolas" w:hAnsi="Consolas" w:cstheme="minorHAnsi"/>
-          <w:color w:val="000000" w:themeColor="text1"/>
-          <w:sz w:val="18"/>
-          <w:szCs w:val="18"/>
-        </w:rPr>
-      </w:pPr>
-      <w:r>
-        <w:rPr>
-          <w:rFonts w:ascii="Consolas" w:hAnsi="Consolas" w:cstheme="minorHAnsi"/>
-          <w:color w:val="000000" w:themeColor="text1"/>
-          <w:sz w:val="18"/>
-          <w:szCs w:val="18"/>
-        </w:rPr>
-        <w:t xml:space="preserve">     ↓</w:t>
+          <w:rFonts w:cstheme="minorHAnsi"/>
+          <w:color w:val="000000" w:themeColor="text1"/>
+        </w:rPr>
+      </w:pPr>
+      <w:proofErr w:type="spellStart"/>
+      <w:proofErr w:type="gramStart"/>
+      <w:r>
+        <w:rPr>
+          <w:rFonts w:cstheme="minorHAnsi"/>
+          <w:color w:val="0070C0"/>
+        </w:rPr>
+        <w:t>UserDetailsService</w:t>
+      </w:r>
+      <w:proofErr w:type="spellEnd"/>
+      <w:r>
+        <w:rPr>
+          <w:rFonts w:cstheme="minorHAnsi"/>
+          <w:b/>
+          <w:bCs/>
+          <w:color w:val="0070C0"/>
+        </w:rPr>
+        <w:t xml:space="preserve"> :</w:t>
+      </w:r>
+      <w:proofErr w:type="gramEnd"/>
+      <w:r>
+        <w:rPr>
+          <w:rFonts w:cstheme="minorHAnsi"/>
+          <w:b/>
+          <w:bCs/>
+          <w:color w:val="0070C0"/>
+        </w:rPr>
+        <w:t xml:space="preserve"> </w:t>
+      </w:r>
+      <w:r>
+        <w:rPr>
+          <w:rFonts w:cstheme="minorHAnsi"/>
+          <w:color w:val="000000" w:themeColor="text1"/>
+        </w:rPr>
+        <w:t>"Who is this user?"</w:t>
+      </w:r>
+      <w:r>
+        <w:rPr>
+          <w:rFonts w:cstheme="minorHAnsi"/>
+          <w:color w:val="000000" w:themeColor="text1"/>
+        </w:rPr>
+        <w:t xml:space="preserve"> </w:t>
+      </w:r>
+      <w:proofErr w:type="spellStart"/>
+      <w:r>
+        <w:rPr>
+          <w:rFonts w:cstheme="minorHAnsi"/>
+          <w:color w:val="000000" w:themeColor="text1"/>
+        </w:rPr>
+        <w:t>i.e</w:t>
+      </w:r>
+      <w:proofErr w:type="spellEnd"/>
+      <w:r>
+        <w:rPr>
+          <w:rFonts w:cstheme="minorHAnsi"/>
+          <w:color w:val="000000" w:themeColor="text1"/>
+        </w:rPr>
+        <w:t xml:space="preserve"> give the user's security information</w:t>
+      </w:r>
+      <w:r>
+        <w:rPr>
+          <w:rFonts w:cstheme="minorHAnsi"/>
+          <w:color w:val="000000" w:themeColor="text1"/>
+        </w:rPr>
+        <w:t xml:space="preserve"> to</w:t>
+      </w:r>
+      <w:r>
+        <w:rPr>
+          <w:rFonts w:cstheme="minorHAnsi"/>
+          <w:color w:val="000000" w:themeColor="text1"/>
+        </w:rPr>
+        <w:t xml:space="preserve"> Spring Security </w:t>
       </w:r>
     </w:p>
     <w:p>
@@ -25266,20 +25033,102 @@
         </w:tabs>
         <w:spacing w:after="0" w:line="240" w:lineRule="auto"/>
         <w:rPr>
-          <w:rFonts w:ascii="Consolas" w:hAnsi="Consolas" w:cstheme="minorHAnsi"/>
-          <w:color w:val="000000" w:themeColor="text1"/>
-          <w:sz w:val="18"/>
-          <w:szCs w:val="18"/>
-        </w:rPr>
-      </w:pPr>
-      <w:r>
-        <w:rPr>
-          <w:rFonts w:ascii="Consolas" w:hAnsi="Consolas" w:cstheme="minorHAnsi"/>
-          <w:color w:val="000000" w:themeColor="text1"/>
-          <w:sz w:val="18"/>
-          <w:szCs w:val="18"/>
-        </w:rPr>
-        <w:t>"Find the user in DB"</w:t>
+          <w:rFonts w:cstheme="minorHAnsi"/>
+          <w:color w:val="000000" w:themeColor="text1"/>
+        </w:rPr>
+      </w:pPr>
+      <w:proofErr w:type="spellStart"/>
+      <w:r>
+        <w:rPr>
+          <w:rFonts w:cstheme="minorHAnsi"/>
+          <w:color w:val="000000" w:themeColor="text1"/>
+        </w:rPr>
+        <w:t>UserDetails</w:t>
+      </w:r>
+      <w:proofErr w:type="spellEnd"/>
+      <w:r>
+        <w:rPr>
+          <w:rFonts w:cstheme="minorHAnsi"/>
+          <w:color w:val="000000" w:themeColor="text1"/>
+        </w:rPr>
+        <w:t xml:space="preserve"> - </w:t>
+      </w:r>
+      <w:r>
+        <w:rPr>
+          <w:rFonts w:cstheme="minorHAnsi"/>
+          <w:color w:val="000000" w:themeColor="text1"/>
+        </w:rPr>
+        <w:t>is a Spring Security representation of an authenticated user.</w:t>
+      </w:r>
+      <w:r>
+        <w:rPr>
+          <w:rFonts w:cstheme="minorHAnsi"/>
+          <w:color w:val="000000" w:themeColor="text1"/>
+        </w:rPr>
+        <w:t xml:space="preserve"> </w:t>
+      </w:r>
+      <w:r>
+        <w:rPr>
+          <w:rFonts w:cstheme="minorHAnsi"/>
+          <w:color w:val="000000" w:themeColor="text1"/>
+        </w:rPr>
+        <w:t>It contains security-related information such as:</w:t>
+      </w:r>
+      <w:r>
+        <w:rPr>
+          <w:rFonts w:cstheme="minorHAnsi"/>
+          <w:color w:val="000000" w:themeColor="text1"/>
+        </w:rPr>
+        <w:t xml:space="preserve"> </w:t>
+      </w:r>
+      <w:r>
+        <w:rPr>
+          <w:rFonts w:cstheme="minorHAnsi"/>
+          <w:color w:val="000000" w:themeColor="text1"/>
+        </w:rPr>
+        <w:t>username</w:t>
+      </w:r>
+      <w:r>
+        <w:rPr>
+          <w:rFonts w:cstheme="minorHAnsi"/>
+          <w:color w:val="000000" w:themeColor="text1"/>
+        </w:rPr>
+        <w:t xml:space="preserve">, </w:t>
+      </w:r>
+      <w:r>
+        <w:rPr>
+          <w:rFonts w:cstheme="minorHAnsi"/>
+          <w:color w:val="000000" w:themeColor="text1"/>
+        </w:rPr>
+        <w:t>password</w:t>
+      </w:r>
+      <w:r>
+        <w:rPr>
+          <w:rFonts w:cstheme="minorHAnsi"/>
+          <w:color w:val="000000" w:themeColor="text1"/>
+        </w:rPr>
+        <w:t xml:space="preserve">, </w:t>
+      </w:r>
+      <w:r>
+        <w:rPr>
+          <w:rFonts w:cstheme="minorHAnsi"/>
+          <w:color w:val="000000" w:themeColor="text1"/>
+        </w:rPr>
+        <w:t>authorities/roles</w:t>
+      </w:r>
+      <w:r>
+        <w:rPr>
+          <w:rFonts w:cstheme="minorHAnsi"/>
+          <w:color w:val="000000" w:themeColor="text1"/>
+        </w:rPr>
+        <w:t xml:space="preserve">, </w:t>
+      </w:r>
+      <w:r>
+        <w:rPr>
+          <w:rFonts w:cstheme="minorHAnsi"/>
+          <w:color w:val="000000" w:themeColor="text1"/>
+        </w:rPr>
+        <w:t>account status</w:t>
       </w:r>
     </w:p>
     <w:p>
@@ -25305,12 +25154,126 @@
         </w:tabs>
         <w:spacing w:after="0" w:line="240" w:lineRule="auto"/>
         <w:rPr>
-          <w:rFonts w:ascii="Consolas" w:hAnsi="Consolas" w:cstheme="minorHAnsi"/>
-          <w:color w:val="000000" w:themeColor="text1"/>
-          <w:sz w:val="18"/>
-          <w:szCs w:val="18"/>
-        </w:rPr>
-      </w:pPr>
+          <w:rFonts w:cstheme="minorHAnsi"/>
+          <w:color w:val="000000" w:themeColor="text1"/>
+        </w:rPr>
+      </w:pPr>
+      <w:r>
+        <w:rPr>
+          <w:rFonts w:cstheme="minorHAnsi"/>
+          <w:color w:val="000000" w:themeColor="text1"/>
+        </w:rPr>
+        <w:t>Your entity</w:t>
+      </w:r>
+      <w:r>
+        <w:rPr>
+          <w:rFonts w:cstheme="minorHAnsi"/>
+          <w:color w:val="000000" w:themeColor="text1"/>
+        </w:rPr>
+        <w:t xml:space="preserve"> </w:t>
+      </w:r>
+      <w:proofErr w:type="gramStart"/>
+      <w:r>
+        <w:rPr>
+          <w:rFonts w:cstheme="minorHAnsi"/>
+          <w:color w:val="000000" w:themeColor="text1"/>
+        </w:rPr>
+        <w:t>User</w:t>
+      </w:r>
+      <w:r>
+        <w:rPr>
+          <w:rFonts w:cstheme="minorHAnsi"/>
+          <w:color w:val="000000" w:themeColor="text1"/>
+        </w:rPr>
+        <w:t xml:space="preserve"> :</w:t>
+      </w:r>
+      <w:proofErr w:type="gramEnd"/>
+      <w:r>
+        <w:rPr>
+          <w:rFonts w:cstheme="minorHAnsi"/>
+          <w:color w:val="000000" w:themeColor="text1"/>
+        </w:rPr>
+        <w:t xml:space="preserve"> </w:t>
+      </w:r>
+      <w:r>
+        <w:rPr>
+          <w:rFonts w:cstheme="minorHAnsi"/>
+          <w:color w:val="000000" w:themeColor="text1"/>
+        </w:rPr>
+        <w:t xml:space="preserve">is your </w:t>
+      </w:r>
+      <w:r>
+        <w:rPr>
+          <w:rFonts w:cstheme="minorHAnsi"/>
+          <w:b/>
+          <w:bCs/>
+          <w:color w:val="000000" w:themeColor="text1"/>
+        </w:rPr>
+        <w:t>business/domain object</w:t>
+      </w:r>
+      <w:r>
+        <w:rPr>
+          <w:rFonts w:cstheme="minorHAnsi"/>
+          <w:color w:val="000000" w:themeColor="text1"/>
+        </w:rPr>
+        <w:t>.</w:t>
+      </w:r>
+    </w:p>
+    <w:p>
+      <w:pPr>
+        <w:rPr>
+          <w:rFonts w:cstheme="minorHAnsi"/>
+          <w:color w:val="000000" w:themeColor="text1"/>
+        </w:rPr>
+      </w:pPr>
+      <w:r>
+        <w:rPr>
+          <w:rFonts w:cstheme="minorHAnsi"/>
+          <w:color w:val="000000" w:themeColor="text1"/>
+        </w:rPr>
+        <w:t xml:space="preserve">Implementation check </w:t>
+      </w:r>
+      <w:proofErr w:type="gramStart"/>
+      <w:r>
+        <w:rPr>
+          <w:rFonts w:cstheme="minorHAnsi"/>
+          <w:color w:val="000000" w:themeColor="text1"/>
+        </w:rPr>
+        <w:t>in :</w:t>
+      </w:r>
+      <w:proofErr w:type="gramEnd"/>
+      <w:r>
+        <w:rPr>
+          <w:rFonts w:cstheme="minorHAnsi"/>
+          <w:color w:val="000000" w:themeColor="text1"/>
+        </w:rPr>
+        <w:t xml:space="preserve"> </w:t>
+      </w:r>
+      <w:proofErr w:type="spellStart"/>
+      <w:proofErr w:type="gramStart"/>
+      <w:r>
+        <w:rPr>
+          <w:rFonts w:cstheme="minorHAnsi"/>
+          <w:color w:val="000000" w:themeColor="text1"/>
+        </w:rPr>
+        <w:t>CustomUserDetailsService</w:t>
+      </w:r>
+      <w:proofErr w:type="spellEnd"/>
+      <w:r>
+        <w:rPr>
+          <w:rFonts w:cstheme="minorHAnsi"/>
+          <w:color w:val="000000" w:themeColor="text1"/>
+        </w:rPr>
+        <w:t>(</w:t>
+      </w:r>
+      <w:proofErr w:type="gramEnd"/>
+      <w:r>
+        <w:rPr>
+          <w:rFonts w:cstheme="minorHAnsi"/>
+          <w:color w:val="000000" w:themeColor="text1"/>
+        </w:rPr>
+        <w:t>in User management project)</w:t>
+      </w:r>
     </w:p>
     <w:p>
       <w:pPr>
@@ -25334,24 +25297,12 @@
           <w:tab w:val="left" w:pos="14656"/>
         </w:tabs>
         <w:spacing w:after="0" w:line="240" w:lineRule="auto"/>
-        <w:rPr>
-          <w:rFonts w:ascii="Consolas" w:hAnsi="Consolas" w:cstheme="minorHAnsi"/>
-          <w:color w:val="000000" w:themeColor="text1"/>
-          <w:sz w:val="18"/>
-          <w:szCs w:val="18"/>
-        </w:rPr>
-      </w:pPr>
-      <w:proofErr w:type="spellStart"/>
-      <w:r>
-        <w:rPr>
-          <w:rFonts w:ascii="Consolas" w:hAnsi="Consolas" w:cstheme="minorHAnsi"/>
-          <w:color w:val="000000" w:themeColor="text1"/>
-          <w:sz w:val="18"/>
-          <w:szCs w:val="18"/>
-        </w:rPr>
-        <w:t>UserDetailsService</w:t>
-      </w:r>
-      <w:proofErr w:type="spellEnd"/>
+        <w:ind w:left="1080"/>
+        <w:rPr>
+          <w:rFonts w:cstheme="minorHAnsi"/>
+          <w:color w:val="000000" w:themeColor="text1"/>
+        </w:rPr>
+      </w:pPr>
     </w:p>
     <w:p>
       <w:pPr>
@@ -25376,20 +25327,157 @@
         </w:tabs>
         <w:spacing w:after="0" w:line="240" w:lineRule="auto"/>
         <w:rPr>
-          <w:rFonts w:ascii="Consolas" w:hAnsi="Consolas" w:cstheme="minorHAnsi"/>
-          <w:color w:val="000000" w:themeColor="text1"/>
-          <w:sz w:val="18"/>
-          <w:szCs w:val="18"/>
-        </w:rPr>
-      </w:pPr>
-      <w:r>
-        <w:rPr>
-          <w:rFonts w:ascii="Consolas" w:hAnsi="Consolas" w:cstheme="minorHAnsi"/>
-          <w:color w:val="000000" w:themeColor="text1"/>
-          <w:sz w:val="18"/>
-          <w:szCs w:val="18"/>
-        </w:rPr>
-        <w:t xml:space="preserve">     ↓</w:t>
+          <w:rFonts w:cstheme="minorHAnsi"/>
+          <w:color w:val="000000" w:themeColor="text1"/>
+        </w:rPr>
+      </w:pPr>
+      <w:proofErr w:type="spellStart"/>
+      <w:proofErr w:type="gramStart"/>
+      <w:r>
+        <w:rPr>
+          <w:rFonts w:cstheme="minorHAnsi"/>
+          <w:color w:val="0070C0"/>
+        </w:rPr>
+        <w:t>PasswordEncoder</w:t>
+      </w:r>
+      <w:proofErr w:type="spellEnd"/>
+      <w:r>
+        <w:rPr>
+          <w:rFonts w:cstheme="minorHAnsi"/>
+          <w:color w:val="0070C0"/>
+        </w:rPr>
+        <w:t xml:space="preserve"> </w:t>
+      </w:r>
+      <w:r>
+        <w:rPr>
+          <w:rFonts w:cstheme="minorHAnsi"/>
+          <w:color w:val="000000" w:themeColor="text1"/>
+        </w:rPr>
+        <w:t xml:space="preserve"> </w:t>
+      </w:r>
+      <w:r>
+        <w:rPr>
+          <w:rFonts w:cstheme="minorHAnsi"/>
+          <w:color w:val="000000" w:themeColor="text1"/>
+        </w:rPr>
+        <w:t>:</w:t>
+      </w:r>
+      <w:proofErr w:type="gramEnd"/>
+      <w:r>
+        <w:rPr>
+          <w:rFonts w:cstheme="minorHAnsi"/>
+          <w:color w:val="000000" w:themeColor="text1"/>
+        </w:rPr>
+        <w:t xml:space="preserve"> "How do I securely store/verify their password?"</w:t>
+      </w:r>
+      <w:r>
+        <w:rPr>
+          <w:rFonts w:cstheme="minorHAnsi"/>
+          <w:color w:val="000000" w:themeColor="text1"/>
+        </w:rPr>
+        <w:t xml:space="preserve"> </w:t>
+      </w:r>
+      <w:proofErr w:type="spellStart"/>
+      <w:r>
+        <w:rPr>
+          <w:rFonts w:cstheme="minorHAnsi"/>
+          <w:color w:val="000000" w:themeColor="text1"/>
+        </w:rPr>
+        <w:t>i.e</w:t>
+      </w:r>
+      <w:proofErr w:type="spellEnd"/>
+      <w:r>
+        <w:rPr>
+          <w:rFonts w:cstheme="minorHAnsi"/>
+          <w:color w:val="000000" w:themeColor="text1"/>
+        </w:rPr>
+        <w:t xml:space="preserve"> </w:t>
+      </w:r>
+      <w:r>
+        <w:rPr>
+          <w:rFonts w:cstheme="minorHAnsi"/>
+          <w:color w:val="000000" w:themeColor="text1"/>
+        </w:rPr>
+        <w:t>Hash passwords and verify passwords securely</w:t>
+      </w:r>
+    </w:p>
+    <w:p>
+      <w:pPr>
+        <w:rPr>
+          <w:rFonts w:cstheme="minorHAnsi"/>
+          <w:color w:val="000000" w:themeColor="text1"/>
+        </w:rPr>
+      </w:pPr>
+      <w:r>
+        <w:rPr>
+          <w:rFonts w:cstheme="minorHAnsi"/>
+          <w:color w:val="000000" w:themeColor="text1"/>
+        </w:rPr>
+        <w:t xml:space="preserve">Implementation check </w:t>
+      </w:r>
+      <w:proofErr w:type="gramStart"/>
+      <w:r>
+        <w:rPr>
+          <w:rFonts w:cstheme="minorHAnsi"/>
+          <w:color w:val="000000" w:themeColor="text1"/>
+        </w:rPr>
+        <w:t>in :</w:t>
+      </w:r>
+      <w:proofErr w:type="gramEnd"/>
+      <w:r>
+        <w:rPr>
+          <w:rFonts w:cstheme="minorHAnsi"/>
+          <w:color w:val="000000" w:themeColor="text1"/>
+        </w:rPr>
+        <w:t xml:space="preserve"> </w:t>
+      </w:r>
+      <w:r>
+        <w:rPr>
+          <w:rFonts w:cstheme="minorHAnsi"/>
+          <w:color w:val="000000" w:themeColor="text1"/>
+        </w:rPr>
+        <w:t xml:space="preserve">Bean </w:t>
+      </w:r>
+      <w:proofErr w:type="spellStart"/>
+      <w:r>
+        <w:rPr>
+          <w:rFonts w:cstheme="minorHAnsi"/>
+          <w:color w:val="000000" w:themeColor="text1"/>
+        </w:rPr>
+        <w:t>PasswordEncoder</w:t>
+      </w:r>
+      <w:proofErr w:type="spellEnd"/>
+      <w:r>
+        <w:rPr>
+          <w:rFonts w:cstheme="minorHAnsi"/>
+          <w:color w:val="000000" w:themeColor="text1"/>
+        </w:rPr>
+        <w:t xml:space="preserve"> inside </w:t>
+      </w:r>
+      <w:proofErr w:type="spellStart"/>
+      <w:proofErr w:type="gramStart"/>
+      <w:r>
+        <w:rPr>
+          <w:rFonts w:cstheme="minorHAnsi"/>
+          <w:color w:val="000000" w:themeColor="text1"/>
+        </w:rPr>
+        <w:t>SecurityConfig</w:t>
+      </w:r>
+      <w:proofErr w:type="spellEnd"/>
+      <w:r>
+        <w:rPr>
+          <w:rFonts w:cstheme="minorHAnsi"/>
+          <w:color w:val="000000" w:themeColor="text1"/>
+        </w:rPr>
+        <w:t>.(</w:t>
+      </w:r>
+      <w:proofErr w:type="gramEnd"/>
+      <w:r>
+        <w:rPr>
+          <w:rFonts w:cstheme="minorHAnsi"/>
+          <w:color w:val="000000" w:themeColor="text1"/>
+        </w:rPr>
+        <w:t>in User management project)</w:t>
       </w:r>
     </w:p>
     <w:p>
@@ -25415,21 +25503,698 @@
         </w:tabs>
         <w:spacing w:after="0" w:line="240" w:lineRule="auto"/>
         <w:rPr>
-          <w:rFonts w:ascii="Consolas" w:hAnsi="Consolas" w:cstheme="minorHAnsi"/>
-          <w:color w:val="000000" w:themeColor="text1"/>
-          <w:sz w:val="18"/>
-          <w:szCs w:val="18"/>
-        </w:rPr>
-      </w:pPr>
-      <w:r>
-        <w:rPr>
-          <w:rFonts w:ascii="Consolas" w:hAnsi="Consolas" w:cstheme="minorHAnsi"/>
-          <w:color w:val="000000" w:themeColor="text1"/>
-          <w:sz w:val="18"/>
-          <w:szCs w:val="18"/>
-        </w:rPr>
-        <w:t>"Give Spring Security the user's security information"</w:t>
-      </w:r>
+          <w:rFonts w:cstheme="minorHAnsi"/>
+          <w:color w:val="000000" w:themeColor="text1"/>
+        </w:rPr>
+      </w:pPr>
+      <w:proofErr w:type="spellStart"/>
+      <w:r>
+        <w:rPr>
+          <w:rFonts w:cstheme="minorHAnsi"/>
+          <w:color w:val="0070C0"/>
+        </w:rPr>
+        <w:t>AuthenticationManager</w:t>
+      </w:r>
+      <w:proofErr w:type="spellEnd"/>
+      <w:r>
+        <w:rPr>
+          <w:rFonts w:cstheme="minorHAnsi"/>
+          <w:color w:val="000000" w:themeColor="text1"/>
+        </w:rPr>
+        <w:t xml:space="preserve">: </w:t>
+      </w:r>
+      <w:r>
+        <w:rPr>
+          <w:rFonts w:cstheme="minorHAnsi"/>
+          <w:color w:val="000000" w:themeColor="text1"/>
+        </w:rPr>
+        <w:t>The component responsible for actually performing authentication.</w:t>
+      </w:r>
+    </w:p>
+    <w:p>
+      <w:pPr>
+        <w:rPr>
+          <w:rFonts w:cstheme="minorHAnsi"/>
+          <w:color w:val="000000" w:themeColor="text1"/>
+        </w:rPr>
+      </w:pPr>
+      <w:r>
+        <w:rPr>
+          <w:rFonts w:cstheme="minorHAnsi"/>
+          <w:color w:val="000000" w:themeColor="text1"/>
+        </w:rPr>
+        <w:t xml:space="preserve">Implementation check </w:t>
+      </w:r>
+      <w:proofErr w:type="gramStart"/>
+      <w:r>
+        <w:rPr>
+          <w:rFonts w:cstheme="minorHAnsi"/>
+          <w:color w:val="000000" w:themeColor="text1"/>
+        </w:rPr>
+        <w:t>in :</w:t>
+      </w:r>
+      <w:proofErr w:type="gramEnd"/>
+      <w:r>
+        <w:rPr>
+          <w:rFonts w:cstheme="minorHAnsi"/>
+          <w:color w:val="000000" w:themeColor="text1"/>
+        </w:rPr>
+        <w:t xml:space="preserve"> Bean </w:t>
+      </w:r>
+      <w:proofErr w:type="spellStart"/>
+      <w:r>
+        <w:rPr>
+          <w:rFonts w:cstheme="minorHAnsi"/>
+          <w:color w:val="000000" w:themeColor="text1"/>
+        </w:rPr>
+        <w:t>AuthenticationManager</w:t>
+      </w:r>
+      <w:proofErr w:type="spellEnd"/>
+      <w:r>
+        <w:rPr>
+          <w:rFonts w:cstheme="minorHAnsi"/>
+          <w:color w:val="000000" w:themeColor="text1"/>
+        </w:rPr>
+        <w:t xml:space="preserve"> inside </w:t>
+      </w:r>
+      <w:proofErr w:type="spellStart"/>
+      <w:r>
+        <w:rPr>
+          <w:rFonts w:cstheme="minorHAnsi"/>
+          <w:color w:val="000000" w:themeColor="text1"/>
+        </w:rPr>
+        <w:t>SecurityConfig</w:t>
+      </w:r>
+      <w:proofErr w:type="spellEnd"/>
+      <w:r>
+        <w:rPr>
+          <w:rFonts w:cstheme="minorHAnsi"/>
+          <w:color w:val="000000" w:themeColor="text1"/>
+        </w:rPr>
+        <w:t xml:space="preserve"> (in User management project)</w:t>
+      </w:r>
+    </w:p>
+    <w:p>
+      <w:pPr>
+        <w:rPr>
+          <w:rFonts w:cstheme="minorHAnsi"/>
+          <w:color w:val="000000" w:themeColor="text1"/>
+        </w:rPr>
+      </w:pPr>
+      <w:r>
+        <w:rPr>
+          <w:rFonts w:cstheme="minorHAnsi"/>
+          <w:color w:val="000000" w:themeColor="text1"/>
+        </w:rPr>
+        <w:t xml:space="preserve">JWT: </w:t>
+      </w:r>
+    </w:p>
+    <w:p>
+      <w:pPr>
+        <w:spacing w:after="0"/>
+        <w:rPr>
+          <w:rFonts w:cstheme="minorHAnsi"/>
+          <w:color w:val="000000" w:themeColor="text1"/>
+        </w:rPr>
+      </w:pPr>
+      <w:r>
+        <w:rPr>
+          <w:rFonts w:cstheme="minorHAnsi"/>
+          <w:color w:val="0070C0"/>
+        </w:rPr>
+        <w:t>@EnableMethodSecurity</w:t>
+      </w:r>
+      <w:r>
+        <w:rPr>
+          <w:rFonts w:cstheme="minorHAnsi"/>
+          <w:color w:val="000000" w:themeColor="text1"/>
+        </w:rPr>
+        <w:t xml:space="preserve"> </w:t>
+      </w:r>
+      <w:proofErr w:type="gramStart"/>
+      <w:r>
+        <w:rPr>
+          <w:rFonts w:cstheme="minorHAnsi"/>
+          <w:color w:val="000000" w:themeColor="text1"/>
+        </w:rPr>
+        <w:t>do</w:t>
+      </w:r>
+      <w:r>
+        <w:rPr>
+          <w:rFonts w:cstheme="minorHAnsi"/>
+          <w:color w:val="000000" w:themeColor="text1"/>
+        </w:rPr>
+        <w:t xml:space="preserve"> :</w:t>
+      </w:r>
+      <w:proofErr w:type="gramEnd"/>
+      <w:r>
+        <w:rPr>
+          <w:rFonts w:cstheme="minorHAnsi"/>
+          <w:color w:val="000000" w:themeColor="text1"/>
+        </w:rPr>
+        <w:t xml:space="preserve"> </w:t>
+      </w:r>
+      <w:r>
+        <w:rPr>
+          <w:rFonts w:cstheme="minorHAnsi"/>
+          <w:color w:val="000000" w:themeColor="text1"/>
+        </w:rPr>
+        <w:t>It enables annotations such as:</w:t>
+      </w:r>
+      <w:r>
+        <w:rPr>
+          <w:rFonts w:cstheme="minorHAnsi"/>
+          <w:color w:val="000000" w:themeColor="text1"/>
+        </w:rPr>
+        <w:t xml:space="preserve"> </w:t>
+      </w:r>
+      <w:r>
+        <w:rPr>
+          <w:rFonts w:cstheme="minorHAnsi"/>
+          <w:color w:val="000000" w:themeColor="text1"/>
+        </w:rPr>
+        <w:t>@PreAuthorize("hasRole('ADMIN')")</w:t>
+      </w:r>
+    </w:p>
+    <w:p>
+      <w:pPr>
+        <w:spacing w:after="0"/>
+        <w:rPr>
+          <w:rFonts w:cstheme="minorHAnsi"/>
+          <w:color w:val="000000" w:themeColor="text1"/>
+        </w:rPr>
+      </w:pPr>
+      <w:r>
+        <w:rPr>
+          <w:rFonts w:cstheme="minorHAnsi"/>
+          <w:color w:val="000000" w:themeColor="text1"/>
+        </w:rPr>
+        <w:t xml:space="preserve">At </w:t>
+      </w:r>
+      <w:proofErr w:type="spellStart"/>
+      <w:r>
+        <w:rPr>
+          <w:rFonts w:cstheme="minorHAnsi"/>
+          <w:color w:val="000000" w:themeColor="text1"/>
+        </w:rPr>
+        <w:t>securityConfig</w:t>
+      </w:r>
+      <w:proofErr w:type="spellEnd"/>
+      <w:r>
+        <w:rPr>
+          <w:rFonts w:cstheme="minorHAnsi"/>
+          <w:color w:val="000000" w:themeColor="text1"/>
+        </w:rPr>
+        <w:t xml:space="preserve"> just add this annotation on </w:t>
+      </w:r>
+      <w:proofErr w:type="gramStart"/>
+      <w:r>
+        <w:rPr>
+          <w:rFonts w:cstheme="minorHAnsi"/>
+          <w:color w:val="000000" w:themeColor="text1"/>
+        </w:rPr>
+        <w:t>top :</w:t>
+      </w:r>
+      <w:proofErr w:type="gramEnd"/>
+      <w:r>
+        <w:rPr>
+          <w:rFonts w:cstheme="minorHAnsi"/>
+          <w:color w:val="000000" w:themeColor="text1"/>
+        </w:rPr>
+        <w:t xml:space="preserve"> </w:t>
+      </w:r>
+      <w:r>
+        <w:rPr>
+          <w:rFonts w:cstheme="minorHAnsi"/>
+          <w:color w:val="000000" w:themeColor="text1"/>
+        </w:rPr>
+        <w:t>@EnableMethodSecurity</w:t>
+      </w:r>
+    </w:p>
+    <w:p>
+      <w:pPr>
+        <w:spacing w:after="0"/>
+        <w:rPr>
+          <w:rFonts w:cstheme="minorHAnsi"/>
+          <w:color w:val="000000" w:themeColor="text1"/>
+        </w:rPr>
+      </w:pPr>
+    </w:p>
+    <w:p>
+      <w:pPr>
+        <w:spacing w:after="0"/>
+        <w:rPr>
+          <w:rFonts w:cstheme="minorHAnsi"/>
+          <w:color w:val="000000" w:themeColor="text1"/>
+        </w:rPr>
+      </w:pPr>
+      <w:r>
+        <w:rPr>
+          <w:rFonts w:cstheme="minorHAnsi"/>
+          <w:color w:val="000000" w:themeColor="text1"/>
+        </w:rPr>
+        <w:t xml:space="preserve">At controller level </w:t>
+      </w:r>
+      <w:proofErr w:type="gramStart"/>
+      <w:r>
+        <w:rPr>
+          <w:rFonts w:cstheme="minorHAnsi"/>
+          <w:color w:val="000000" w:themeColor="text1"/>
+        </w:rPr>
+        <w:t>add :</w:t>
+      </w:r>
+      <w:proofErr w:type="gramEnd"/>
+    </w:p>
+    <w:p>
+      <w:pPr>
+        <w:spacing w:after="0"/>
+        <w:rPr>
+          <w:rFonts w:cstheme="minorHAnsi"/>
+          <w:color w:val="000000" w:themeColor="text1"/>
+        </w:rPr>
+      </w:pPr>
+      <w:r>
+        <w:rPr>
+          <w:rFonts w:cstheme="minorHAnsi"/>
+          <w:color w:val="000000" w:themeColor="text1"/>
+        </w:rPr>
+        <w:t>@</w:t>
+      </w:r>
+      <w:proofErr w:type="gramStart"/>
+      <w:r>
+        <w:rPr>
+          <w:rFonts w:cstheme="minorHAnsi"/>
+          <w:color w:val="000000" w:themeColor="text1"/>
+        </w:rPr>
+        <w:t>PreAuthorize(</w:t>
+      </w:r>
+      <w:proofErr w:type="gramEnd"/>
+      <w:r>
+        <w:rPr>
+          <w:rFonts w:cstheme="minorHAnsi"/>
+          <w:color w:val="000000" w:themeColor="text1"/>
+        </w:rPr>
+        <w:t>"</w:t>
+      </w:r>
+      <w:proofErr w:type="gramStart"/>
+      <w:r>
+        <w:rPr>
+          <w:rFonts w:cstheme="minorHAnsi"/>
+          <w:color w:val="000000" w:themeColor="text1"/>
+        </w:rPr>
+        <w:t>hasAnyRole(</w:t>
+      </w:r>
+      <w:proofErr w:type="gramEnd"/>
+      <w:r>
+        <w:rPr>
+          <w:rFonts w:cstheme="minorHAnsi"/>
+          <w:color w:val="000000" w:themeColor="text1"/>
+        </w:rPr>
+        <w:t>'USER', 'ADMIN')")</w:t>
+      </w:r>
+    </w:p>
+    <w:p>
+      <w:pPr>
+        <w:spacing w:after="0"/>
+        <w:rPr>
+          <w:rFonts w:cstheme="minorHAnsi"/>
+          <w:color w:val="000000" w:themeColor="text1"/>
+        </w:rPr>
+      </w:pPr>
+      <w:r>
+        <w:rPr>
+          <w:rFonts w:cstheme="minorHAnsi"/>
+          <w:color w:val="000000" w:themeColor="text1"/>
+        </w:rPr>
+        <w:t xml:space="preserve">@GetMapping </w:t>
+      </w:r>
+    </w:p>
+    <w:p>
+      <w:pPr>
+        <w:spacing w:after="0"/>
+        <w:rPr>
+          <w:rFonts w:cstheme="minorHAnsi"/>
+          <w:color w:val="000000" w:themeColor="text1"/>
+        </w:rPr>
+      </w:pPr>
+      <w:r>
+        <w:rPr>
+          <w:rFonts w:cstheme="minorHAnsi"/>
+          <w:color w:val="000000" w:themeColor="text1"/>
+        </w:rPr>
+        <w:t xml:space="preserve">public </w:t>
+      </w:r>
+      <w:proofErr w:type="spellStart"/>
+      <w:r>
+        <w:rPr>
+          <w:rFonts w:cstheme="minorHAnsi"/>
+          <w:color w:val="000000" w:themeColor="text1"/>
+        </w:rPr>
+        <w:t>ResponseEntity</w:t>
+      </w:r>
+      <w:proofErr w:type="spellEnd"/>
+      <w:r>
+        <w:rPr>
+          <w:rFonts w:cstheme="minorHAnsi"/>
+          <w:color w:val="000000" w:themeColor="text1"/>
+        </w:rPr>
+        <w:t>&lt;Page&lt;</w:t>
+      </w:r>
+      <w:proofErr w:type="spellStart"/>
+      <w:r>
+        <w:rPr>
+          <w:rFonts w:cstheme="minorHAnsi"/>
+          <w:color w:val="000000" w:themeColor="text1"/>
+        </w:rPr>
+        <w:t>UserDto</w:t>
+      </w:r>
+      <w:proofErr w:type="spellEnd"/>
+      <w:r>
+        <w:rPr>
+          <w:rFonts w:cstheme="minorHAnsi"/>
+          <w:color w:val="000000" w:themeColor="text1"/>
+        </w:rPr>
+        <w:t xml:space="preserve">&gt;&gt; </w:t>
+      </w:r>
+      <w:proofErr w:type="spellStart"/>
+      <w:r>
+        <w:rPr>
+          <w:rFonts w:cstheme="minorHAnsi"/>
+          <w:color w:val="000000" w:themeColor="text1"/>
+        </w:rPr>
+        <w:t>getUsers</w:t>
+      </w:r>
+      <w:proofErr w:type="spellEnd"/>
+      <w:r>
+        <w:rPr>
+          <w:rFonts w:cstheme="minorHAnsi"/>
+          <w:color w:val="000000" w:themeColor="text1"/>
+        </w:rPr>
+        <w:t xml:space="preserve">(...) </w:t>
+      </w:r>
+      <w:proofErr w:type="gramStart"/>
+      <w:r>
+        <w:rPr>
+          <w:rFonts w:cstheme="minorHAnsi"/>
+          <w:color w:val="000000" w:themeColor="text1"/>
+        </w:rPr>
+        <w:t>{ ...</w:t>
+      </w:r>
+      <w:proofErr w:type="gramEnd"/>
+      <w:r>
+        <w:rPr>
+          <w:rFonts w:cstheme="minorHAnsi"/>
+          <w:color w:val="000000" w:themeColor="text1"/>
+        </w:rPr>
+        <w:t xml:space="preserve"> }</w:t>
+      </w:r>
+    </w:p>
+    <w:p>
+      <w:pPr>
+        <w:spacing w:after="0"/>
+        <w:rPr>
+          <w:rFonts w:cstheme="minorHAnsi"/>
+          <w:color w:val="000000" w:themeColor="text1"/>
+        </w:rPr>
+      </w:pPr>
+    </w:p>
+    <w:p>
+      <w:pPr>
+        <w:spacing w:after="0"/>
+        <w:rPr>
+          <w:rFonts w:cstheme="minorHAnsi"/>
+          <w:color w:val="000000" w:themeColor="text1"/>
+        </w:rPr>
+      </w:pPr>
+      <w:r>
+        <w:rPr>
+          <w:rFonts w:cstheme="minorHAnsi"/>
+          <w:color w:val="000000" w:themeColor="text1"/>
+        </w:rPr>
+        <w:t xml:space="preserve">Q: </w:t>
+      </w:r>
+      <w:r>
+        <w:rPr>
+          <w:rFonts w:cstheme="minorHAnsi"/>
+          <w:color w:val="000000" w:themeColor="text1"/>
+        </w:rPr>
+        <w:t xml:space="preserve">Why @PreAuthorize when we already have </w:t>
+      </w:r>
+      <w:proofErr w:type="spellStart"/>
+      <w:r>
+        <w:rPr>
+          <w:rFonts w:cstheme="minorHAnsi"/>
+          <w:color w:val="000000" w:themeColor="text1"/>
+        </w:rPr>
+        <w:t>SecurityConfig</w:t>
+      </w:r>
+      <w:proofErr w:type="spellEnd"/>
+      <w:r>
+        <w:rPr>
+          <w:rFonts w:cstheme="minorHAnsi"/>
+          <w:color w:val="000000" w:themeColor="text1"/>
+        </w:rPr>
+        <w:t>?</w:t>
+      </w:r>
+    </w:p>
+    <w:p>
+      <w:pPr>
+        <w:spacing w:after="0"/>
+        <w:rPr>
+          <w:rFonts w:cstheme="minorHAnsi"/>
+          <w:color w:val="000000" w:themeColor="text1"/>
+        </w:rPr>
+      </w:pPr>
+      <w:r>
+        <w:rPr>
+          <w:rFonts w:cstheme="minorHAnsi"/>
+          <w:color w:val="000000" w:themeColor="text1"/>
+        </w:rPr>
+        <w:t>You might notice we already have:</w:t>
+      </w:r>
+    </w:p>
+    <w:p>
+      <w:pPr>
+        <w:spacing w:after="0"/>
+        <w:rPr>
+          <w:rFonts w:cstheme="minorHAnsi"/>
+          <w:color w:val="000000" w:themeColor="text1"/>
+        </w:rPr>
+      </w:pPr>
+    </w:p>
+    <w:p>
+      <w:pPr>
+        <w:spacing w:after="0"/>
+        <w:rPr>
+          <w:rFonts w:cstheme="minorHAnsi"/>
+          <w:color w:val="000000" w:themeColor="text1"/>
+        </w:rPr>
+      </w:pPr>
+      <w:proofErr w:type="spellStart"/>
+      <w:proofErr w:type="gramStart"/>
+      <w:r>
+        <w:rPr>
+          <w:rFonts w:cstheme="minorHAnsi"/>
+          <w:color w:val="000000" w:themeColor="text1"/>
+        </w:rPr>
+        <w:t>auth.requestMatchers</w:t>
+      </w:r>
+      <w:proofErr w:type="spellEnd"/>
+      <w:proofErr w:type="gramEnd"/>
+      <w:r>
+        <w:rPr>
+          <w:rFonts w:cstheme="minorHAnsi"/>
+          <w:color w:val="000000" w:themeColor="text1"/>
+        </w:rPr>
+        <w:t>("/</w:t>
+      </w:r>
+      <w:proofErr w:type="spellStart"/>
+      <w:r>
+        <w:rPr>
+          <w:rFonts w:cstheme="minorHAnsi"/>
+          <w:color w:val="000000" w:themeColor="text1"/>
+        </w:rPr>
+        <w:t>api</w:t>
+      </w:r>
+      <w:proofErr w:type="spellEnd"/>
+      <w:r>
+        <w:rPr>
+          <w:rFonts w:cstheme="minorHAnsi"/>
+          <w:color w:val="000000" w:themeColor="text1"/>
+        </w:rPr>
+        <w:t>/v1/admin/**")</w:t>
+      </w:r>
+    </w:p>
+    <w:p>
+      <w:pPr>
+        <w:spacing w:after="0"/>
+        <w:rPr>
+          <w:rFonts w:cstheme="minorHAnsi"/>
+          <w:color w:val="000000" w:themeColor="text1"/>
+        </w:rPr>
+      </w:pPr>
+      <w:r>
+        <w:rPr>
+          <w:rFonts w:cstheme="minorHAnsi"/>
+          <w:color w:val="000000" w:themeColor="text1"/>
+        </w:rPr>
+        <w:t xml:space="preserve">        </w:t>
+      </w:r>
+      <w:proofErr w:type="gramStart"/>
+      <w:r>
+        <w:rPr>
+          <w:rFonts w:cstheme="minorHAnsi"/>
+          <w:color w:val="000000" w:themeColor="text1"/>
+        </w:rPr>
+        <w:t>.</w:t>
+      </w:r>
+      <w:proofErr w:type="spellStart"/>
+      <w:r>
+        <w:rPr>
+          <w:rFonts w:cstheme="minorHAnsi"/>
+          <w:color w:val="000000" w:themeColor="text1"/>
+        </w:rPr>
+        <w:t>hasRole</w:t>
+      </w:r>
+      <w:proofErr w:type="spellEnd"/>
+      <w:proofErr w:type="gramEnd"/>
+      <w:r>
+        <w:rPr>
+          <w:rFonts w:cstheme="minorHAnsi"/>
+          <w:color w:val="000000" w:themeColor="text1"/>
+        </w:rPr>
+        <w:t>("ADMIN");</w:t>
+      </w:r>
+      <w:r>
+        <w:rPr>
+          <w:rFonts w:cstheme="minorHAnsi"/>
+          <w:color w:val="000000" w:themeColor="text1"/>
+        </w:rPr>
+        <w:t xml:space="preserve"> // </w:t>
+      </w:r>
+      <w:r>
+        <w:rPr>
+          <w:rFonts w:cstheme="minorHAnsi"/>
+          <w:b/>
+          <w:bCs/>
+          <w:color w:val="000000" w:themeColor="text1"/>
+        </w:rPr>
+        <w:t>URL-level authorization</w:t>
+      </w:r>
+    </w:p>
+    <w:p>
+      <w:pPr>
+        <w:spacing w:after="0"/>
+        <w:rPr>
+          <w:rFonts w:cstheme="minorHAnsi"/>
+          <w:color w:val="000000" w:themeColor="text1"/>
+        </w:rPr>
+      </w:pPr>
+    </w:p>
+    <w:p>
+      <w:pPr>
+        <w:spacing w:after="0"/>
+        <w:rPr>
+          <w:rFonts w:cstheme="minorHAnsi"/>
+          <w:color w:val="000000" w:themeColor="text1"/>
+        </w:rPr>
+      </w:pPr>
+      <w:r>
+        <w:rPr>
+          <w:rFonts w:cstheme="minorHAnsi"/>
+          <w:color w:val="000000" w:themeColor="text1"/>
+        </w:rPr>
+        <w:t>So why use:</w:t>
+      </w:r>
+      <w:r>
+        <w:rPr>
+          <w:rFonts w:cstheme="minorHAnsi"/>
+          <w:color w:val="000000" w:themeColor="text1"/>
+        </w:rPr>
+        <w:t xml:space="preserve"> </w:t>
+      </w:r>
+      <w:r>
+        <w:rPr>
+          <w:rFonts w:cstheme="minorHAnsi"/>
+          <w:color w:val="000000" w:themeColor="text1"/>
+        </w:rPr>
+        <w:t>@PreAuthorize("hasRole('ADMIN')")</w:t>
+      </w:r>
+      <w:r>
+        <w:rPr>
+          <w:rFonts w:cstheme="minorHAnsi"/>
+          <w:color w:val="000000" w:themeColor="text1"/>
+        </w:rPr>
+        <w:t xml:space="preserve"> // </w:t>
+      </w:r>
+      <w:r>
+        <w:rPr>
+          <w:rFonts w:cstheme="minorHAnsi"/>
+          <w:b/>
+          <w:bCs/>
+          <w:color w:val="000000" w:themeColor="text1"/>
+        </w:rPr>
+        <w:t>Method-level authorization</w:t>
+      </w:r>
+    </w:p>
+    <w:p>
+      <w:pPr>
+        <w:spacing w:after="0"/>
+        <w:rPr>
+          <w:rFonts w:cstheme="minorHAnsi"/>
+          <w:color w:val="000000" w:themeColor="text1"/>
+        </w:rPr>
+      </w:pPr>
+    </w:p>
+    <w:p>
+      <w:pPr>
+        <w:spacing w:after="0"/>
+        <w:rPr>
+          <w:rFonts w:cstheme="minorHAnsi"/>
+          <w:color w:val="000000" w:themeColor="text1"/>
+        </w:rPr>
+      </w:pPr>
+      <w:proofErr w:type="gramStart"/>
+      <w:r>
+        <w:rPr>
+          <w:rFonts w:cstheme="minorHAnsi"/>
+          <w:color w:val="000000" w:themeColor="text1"/>
+        </w:rPr>
+        <w:t>Ans :</w:t>
+      </w:r>
+      <w:proofErr w:type="gramEnd"/>
+      <w:r>
+        <w:rPr>
+          <w:rFonts w:cstheme="minorHAnsi"/>
+          <w:color w:val="000000" w:themeColor="text1"/>
+        </w:rPr>
+        <w:t xml:space="preserve"> </w:t>
+      </w:r>
+      <w:r>
+        <w:rPr>
+          <w:rFonts w:cstheme="minorHAnsi"/>
+          <w:color w:val="000000" w:themeColor="text1"/>
+        </w:rPr>
+        <w:t>Both are valid approaches.</w:t>
+      </w:r>
+    </w:p>
+    <w:p>
+      <w:pPr>
+        <w:spacing w:after="0"/>
+        <w:rPr>
+          <w:rFonts w:cstheme="minorHAnsi"/>
+          <w:color w:val="000000" w:themeColor="text1"/>
+        </w:rPr>
+      </w:pPr>
+    </w:p>
+    <w:p>
+      <w:pPr>
+        <w:spacing w:after="0"/>
+        <w:rPr>
+          <w:rFonts w:cstheme="minorHAnsi"/>
+          <w:color w:val="000000" w:themeColor="text1"/>
+        </w:rPr>
+      </w:pPr>
     </w:p>
     <w:p>
       <w:pPr>
@@ -25454,12 +26219,26 @@
         </w:tabs>
         <w:spacing w:after="0" w:line="240" w:lineRule="auto"/>
         <w:rPr>
-          <w:rFonts w:ascii="Consolas" w:hAnsi="Consolas" w:cstheme="minorHAnsi"/>
-          <w:color w:val="000000" w:themeColor="text1"/>
-          <w:sz w:val="18"/>
-          <w:szCs w:val="18"/>
-        </w:rPr>
-      </w:pPr>
+          <w:rFonts w:cstheme="minorHAnsi"/>
+          <w:color w:val="000000" w:themeColor="text1"/>
+        </w:rPr>
+      </w:pPr>
+      <w:r>
+        <w:rPr>
+          <w:rFonts w:cstheme="minorHAnsi"/>
+          <w:color w:val="000000" w:themeColor="text1"/>
+        </w:rPr>
+        <w:t xml:space="preserve">Overall </w:t>
+      </w:r>
+      <w:proofErr w:type="gramStart"/>
+      <w:r>
+        <w:rPr>
+          <w:rFonts w:cstheme="minorHAnsi"/>
+          <w:color w:val="000000" w:themeColor="text1"/>
+        </w:rPr>
+        <w:t>responsibilities :</w:t>
+      </w:r>
+      <w:proofErr w:type="gramEnd"/>
     </w:p>
     <w:p>
       <w:pPr>
@@ -25484,23 +26263,10 @@
         </w:tabs>
         <w:spacing w:after="0" w:line="240" w:lineRule="auto"/>
         <w:rPr>
-          <w:rFonts w:ascii="Consolas" w:hAnsi="Consolas" w:cstheme="minorHAnsi"/>
-          <w:color w:val="000000" w:themeColor="text1"/>
-          <w:sz w:val="18"/>
-          <w:szCs w:val="18"/>
-        </w:rPr>
-      </w:pPr>
-      <w:proofErr w:type="spellStart"/>
-      <w:r>
-        <w:rPr>
-          <w:rFonts w:ascii="Consolas" w:hAnsi="Consolas" w:cstheme="minorHAnsi"/>
-          <w:color w:val="000000" w:themeColor="text1"/>
-          <w:sz w:val="18"/>
-          <w:szCs w:val="18"/>
-        </w:rPr>
-        <w:t>PasswordEncoder</w:t>
-      </w:r>
-      <w:proofErr w:type="spellEnd"/>
+          <w:rFonts w:cstheme="minorHAnsi"/>
+          <w:color w:val="000000" w:themeColor="text1"/>
+        </w:rPr>
+      </w:pPr>
     </w:p>
     <w:p>
       <w:pPr>
@@ -25531,6 +26297,7 @@
           <w:szCs w:val="18"/>
         </w:rPr>
       </w:pPr>
+      <w:proofErr w:type="spellStart"/>
       <w:r>
         <w:rPr>
           <w:rFonts w:ascii="Consolas" w:hAnsi="Consolas" w:cstheme="minorHAnsi"/>
@@ -25538,8 +26305,9 @@
           <w:sz w:val="18"/>
           <w:szCs w:val="18"/>
         </w:rPr>
-        <w:t xml:space="preserve">     ↓</w:t>
-      </w:r>
+        <w:t>UserRepository</w:t>
+      </w:r>
+      <w:proofErr w:type="spellEnd"/>
     </w:p>
     <w:p>
       <w:pPr>
@@ -25577,7 +26345,7 @@
           <w:sz w:val="18"/>
           <w:szCs w:val="18"/>
         </w:rPr>
-        <w:t>"Hash passwords and verify passwords securely"</w:t>
+        <w:t xml:space="preserve">     ↓</w:t>
       </w:r>
     </w:p>
     <w:p>
@@ -25609,6 +26377,15 @@
           <w:szCs w:val="18"/>
         </w:rPr>
       </w:pPr>
+      <w:r>
+        <w:rPr>
+          <w:rFonts w:ascii="Consolas" w:hAnsi="Consolas" w:cstheme="minorHAnsi"/>
+          <w:color w:val="000000" w:themeColor="text1"/>
+          <w:sz w:val="18"/>
+          <w:szCs w:val="18"/>
+        </w:rPr>
+        <w:t>"Find the user in DB"</w:t>
+      </w:r>
     </w:p>
     <w:p>
       <w:pPr>
@@ -25639,17 +26416,6 @@
           <w:szCs w:val="18"/>
         </w:rPr>
       </w:pPr>
-      <w:proofErr w:type="spellStart"/>
-      <w:r>
-        <w:rPr>
-          <w:rFonts w:ascii="Consolas" w:hAnsi="Consolas" w:cstheme="minorHAnsi"/>
-          <w:color w:val="000000" w:themeColor="text1"/>
-          <w:sz w:val="18"/>
-          <w:szCs w:val="18"/>
-        </w:rPr>
-        <w:t>SecurityFilterChain</w:t>
-      </w:r>
-      <w:proofErr w:type="spellEnd"/>
     </w:p>
     <w:p>
       <w:pPr>
@@ -25680,6 +26446,7 @@
           <w:szCs w:val="18"/>
         </w:rPr>
       </w:pPr>
+      <w:proofErr w:type="spellStart"/>
       <w:r>
         <w:rPr>
           <w:rFonts w:ascii="Consolas" w:hAnsi="Consolas" w:cstheme="minorHAnsi"/>
@@ -25687,8 +26454,9 @@
           <w:sz w:val="18"/>
           <w:szCs w:val="18"/>
         </w:rPr>
-        <w:t xml:space="preserve">     ↓</w:t>
-      </w:r>
+        <w:t>UserDetailsService</w:t>
+      </w:r>
+      <w:proofErr w:type="spellEnd"/>
     </w:p>
     <w:p>
       <w:pPr>
@@ -25726,7 +26494,7 @@
           <w:sz w:val="18"/>
           <w:szCs w:val="18"/>
         </w:rPr>
-        <w:t>"Decide which requests are allowed"</w:t>
+        <w:t xml:space="preserve">     ↓</w:t>
       </w:r>
     </w:p>
     <w:p>
@@ -25758,6 +26526,15 @@
           <w:szCs w:val="18"/>
         </w:rPr>
       </w:pPr>
+      <w:r>
+        <w:rPr>
+          <w:rFonts w:ascii="Consolas" w:hAnsi="Consolas" w:cstheme="minorHAnsi"/>
+          <w:color w:val="000000" w:themeColor="text1"/>
+          <w:sz w:val="18"/>
+          <w:szCs w:val="18"/>
+        </w:rPr>
+        <w:t>"Give Spring Security the user's security information"</w:t>
+      </w:r>
     </w:p>
     <w:p>
       <w:pPr>
@@ -25788,17 +26565,6 @@
           <w:szCs w:val="18"/>
         </w:rPr>
       </w:pPr>
-      <w:proofErr w:type="spellStart"/>
-      <w:r>
-        <w:rPr>
-          <w:rFonts w:ascii="Consolas" w:hAnsi="Consolas" w:cstheme="minorHAnsi"/>
-          <w:color w:val="000000" w:themeColor="text1"/>
-          <w:sz w:val="18"/>
-          <w:szCs w:val="18"/>
-        </w:rPr>
-        <w:t>AuthenticationManager</w:t>
-      </w:r>
-      <w:proofErr w:type="spellEnd"/>
     </w:p>
     <w:p>
       <w:pPr>
@@ -25829,6 +26595,7 @@
           <w:szCs w:val="18"/>
         </w:rPr>
       </w:pPr>
+      <w:proofErr w:type="spellStart"/>
       <w:r>
         <w:rPr>
           <w:rFonts w:ascii="Consolas" w:hAnsi="Consolas" w:cstheme="minorHAnsi"/>
@@ -25836,8 +26603,9 @@
           <w:sz w:val="18"/>
           <w:szCs w:val="18"/>
         </w:rPr>
-        <w:t xml:space="preserve">     ↓</w:t>
-      </w:r>
+        <w:t>PasswordEncoder</w:t>
+      </w:r>
+      <w:proofErr w:type="spellEnd"/>
     </w:p>
     <w:p>
       <w:pPr>
@@ -25875,6 +26643,344 @@
           <w:sz w:val="18"/>
           <w:szCs w:val="18"/>
         </w:rPr>
+        <w:t xml:space="preserve">     ↓</w:t>
+      </w:r>
+    </w:p>
+    <w:p>
+      <w:pPr>
+        <w:shd w:val="clear" w:color="auto" w:fill="FFFFFF"/>
+        <w:tabs>
+          <w:tab w:val="left" w:pos="916"/>
+          <w:tab w:val="left" w:pos="1832"/>
+          <w:tab w:val="left" w:pos="2748"/>
+          <w:tab w:val="left" w:pos="3664"/>
+          <w:tab w:val="left" w:pos="4580"/>
+          <w:tab w:val="left" w:pos="5496"/>
+          <w:tab w:val="left" w:pos="6412"/>
+          <w:tab w:val="left" w:pos="7328"/>
+          <w:tab w:val="left" w:pos="8244"/>
+          <w:tab w:val="left" w:pos="9160"/>
+          <w:tab w:val="left" w:pos="10076"/>
+          <w:tab w:val="left" w:pos="10992"/>
+          <w:tab w:val="left" w:pos="11908"/>
+          <w:tab w:val="left" w:pos="12824"/>
+          <w:tab w:val="left" w:pos="13740"/>
+          <w:tab w:val="left" w:pos="14656"/>
+        </w:tabs>
+        <w:spacing w:after="0" w:line="240" w:lineRule="auto"/>
+        <w:rPr>
+          <w:rFonts w:ascii="Consolas" w:hAnsi="Consolas" w:cstheme="minorHAnsi"/>
+          <w:color w:val="000000" w:themeColor="text1"/>
+          <w:sz w:val="18"/>
+          <w:szCs w:val="18"/>
+        </w:rPr>
+      </w:pPr>
+      <w:r>
+        <w:rPr>
+          <w:rFonts w:ascii="Consolas" w:hAnsi="Consolas" w:cstheme="minorHAnsi"/>
+          <w:color w:val="000000" w:themeColor="text1"/>
+          <w:sz w:val="18"/>
+          <w:szCs w:val="18"/>
+        </w:rPr>
+        <w:t>"Hash passwords and verify passwords securely"</w:t>
+      </w:r>
+    </w:p>
+    <w:p>
+      <w:pPr>
+        <w:shd w:val="clear" w:color="auto" w:fill="FFFFFF"/>
+        <w:tabs>
+          <w:tab w:val="left" w:pos="916"/>
+          <w:tab w:val="left" w:pos="1832"/>
+          <w:tab w:val="left" w:pos="2748"/>
+          <w:tab w:val="left" w:pos="3664"/>
+          <w:tab w:val="left" w:pos="4580"/>
+          <w:tab w:val="left" w:pos="5496"/>
+          <w:tab w:val="left" w:pos="6412"/>
+          <w:tab w:val="left" w:pos="7328"/>
+          <w:tab w:val="left" w:pos="8244"/>
+          <w:tab w:val="left" w:pos="9160"/>
+          <w:tab w:val="left" w:pos="10076"/>
+          <w:tab w:val="left" w:pos="10992"/>
+          <w:tab w:val="left" w:pos="11908"/>
+          <w:tab w:val="left" w:pos="12824"/>
+          <w:tab w:val="left" w:pos="13740"/>
+          <w:tab w:val="left" w:pos="14656"/>
+        </w:tabs>
+        <w:spacing w:after="0" w:line="240" w:lineRule="auto"/>
+        <w:rPr>
+          <w:rFonts w:ascii="Consolas" w:hAnsi="Consolas" w:cstheme="minorHAnsi"/>
+          <w:color w:val="000000" w:themeColor="text1"/>
+          <w:sz w:val="18"/>
+          <w:szCs w:val="18"/>
+        </w:rPr>
+      </w:pPr>
+    </w:p>
+    <w:p>
+      <w:pPr>
+        <w:shd w:val="clear" w:color="auto" w:fill="FFFFFF"/>
+        <w:tabs>
+          <w:tab w:val="left" w:pos="916"/>
+          <w:tab w:val="left" w:pos="1832"/>
+          <w:tab w:val="left" w:pos="2748"/>
+          <w:tab w:val="left" w:pos="3664"/>
+          <w:tab w:val="left" w:pos="4580"/>
+          <w:tab w:val="left" w:pos="5496"/>
+          <w:tab w:val="left" w:pos="6412"/>
+          <w:tab w:val="left" w:pos="7328"/>
+          <w:tab w:val="left" w:pos="8244"/>
+          <w:tab w:val="left" w:pos="9160"/>
+          <w:tab w:val="left" w:pos="10076"/>
+          <w:tab w:val="left" w:pos="10992"/>
+          <w:tab w:val="left" w:pos="11908"/>
+          <w:tab w:val="left" w:pos="12824"/>
+          <w:tab w:val="left" w:pos="13740"/>
+          <w:tab w:val="left" w:pos="14656"/>
+        </w:tabs>
+        <w:spacing w:after="0" w:line="240" w:lineRule="auto"/>
+        <w:rPr>
+          <w:rFonts w:ascii="Consolas" w:hAnsi="Consolas" w:cstheme="minorHAnsi"/>
+          <w:color w:val="000000" w:themeColor="text1"/>
+          <w:sz w:val="18"/>
+          <w:szCs w:val="18"/>
+        </w:rPr>
+      </w:pPr>
+      <w:proofErr w:type="spellStart"/>
+      <w:r>
+        <w:rPr>
+          <w:rFonts w:ascii="Consolas" w:hAnsi="Consolas" w:cstheme="minorHAnsi"/>
+          <w:color w:val="000000" w:themeColor="text1"/>
+          <w:sz w:val="18"/>
+          <w:szCs w:val="18"/>
+        </w:rPr>
+        <w:t>SecurityFilterChain</w:t>
+      </w:r>
+      <w:proofErr w:type="spellEnd"/>
+    </w:p>
+    <w:p>
+      <w:pPr>
+        <w:shd w:val="clear" w:color="auto" w:fill="FFFFFF"/>
+        <w:tabs>
+          <w:tab w:val="left" w:pos="916"/>
+          <w:tab w:val="left" w:pos="1832"/>
+          <w:tab w:val="left" w:pos="2748"/>
+          <w:tab w:val="left" w:pos="3664"/>
+          <w:tab w:val="left" w:pos="4580"/>
+          <w:tab w:val="left" w:pos="5496"/>
+          <w:tab w:val="left" w:pos="6412"/>
+          <w:tab w:val="left" w:pos="7328"/>
+          <w:tab w:val="left" w:pos="8244"/>
+          <w:tab w:val="left" w:pos="9160"/>
+          <w:tab w:val="left" w:pos="10076"/>
+          <w:tab w:val="left" w:pos="10992"/>
+          <w:tab w:val="left" w:pos="11908"/>
+          <w:tab w:val="left" w:pos="12824"/>
+          <w:tab w:val="left" w:pos="13740"/>
+          <w:tab w:val="left" w:pos="14656"/>
+        </w:tabs>
+        <w:spacing w:after="0" w:line="240" w:lineRule="auto"/>
+        <w:rPr>
+          <w:rFonts w:ascii="Consolas" w:hAnsi="Consolas" w:cstheme="minorHAnsi"/>
+          <w:color w:val="000000" w:themeColor="text1"/>
+          <w:sz w:val="18"/>
+          <w:szCs w:val="18"/>
+        </w:rPr>
+      </w:pPr>
+      <w:r>
+        <w:rPr>
+          <w:rFonts w:ascii="Consolas" w:hAnsi="Consolas" w:cstheme="minorHAnsi"/>
+          <w:color w:val="000000" w:themeColor="text1"/>
+          <w:sz w:val="18"/>
+          <w:szCs w:val="18"/>
+        </w:rPr>
+        <w:t xml:space="preserve">     ↓</w:t>
+      </w:r>
+    </w:p>
+    <w:p>
+      <w:pPr>
+        <w:shd w:val="clear" w:color="auto" w:fill="FFFFFF"/>
+        <w:tabs>
+          <w:tab w:val="left" w:pos="916"/>
+          <w:tab w:val="left" w:pos="1832"/>
+          <w:tab w:val="left" w:pos="2748"/>
+          <w:tab w:val="left" w:pos="3664"/>
+          <w:tab w:val="left" w:pos="4580"/>
+          <w:tab w:val="left" w:pos="5496"/>
+          <w:tab w:val="left" w:pos="6412"/>
+          <w:tab w:val="left" w:pos="7328"/>
+          <w:tab w:val="left" w:pos="8244"/>
+          <w:tab w:val="left" w:pos="9160"/>
+          <w:tab w:val="left" w:pos="10076"/>
+          <w:tab w:val="left" w:pos="10992"/>
+          <w:tab w:val="left" w:pos="11908"/>
+          <w:tab w:val="left" w:pos="12824"/>
+          <w:tab w:val="left" w:pos="13740"/>
+          <w:tab w:val="left" w:pos="14656"/>
+        </w:tabs>
+        <w:spacing w:after="0" w:line="240" w:lineRule="auto"/>
+        <w:rPr>
+          <w:rFonts w:ascii="Consolas" w:hAnsi="Consolas" w:cstheme="minorHAnsi"/>
+          <w:color w:val="000000" w:themeColor="text1"/>
+          <w:sz w:val="18"/>
+          <w:szCs w:val="18"/>
+        </w:rPr>
+      </w:pPr>
+      <w:r>
+        <w:rPr>
+          <w:rFonts w:ascii="Consolas" w:hAnsi="Consolas" w:cstheme="minorHAnsi"/>
+          <w:color w:val="000000" w:themeColor="text1"/>
+          <w:sz w:val="18"/>
+          <w:szCs w:val="18"/>
+        </w:rPr>
+        <w:t>"Decide which requests are allowed"</w:t>
+      </w:r>
+    </w:p>
+    <w:p>
+      <w:pPr>
+        <w:shd w:val="clear" w:color="auto" w:fill="FFFFFF"/>
+        <w:tabs>
+          <w:tab w:val="left" w:pos="916"/>
+          <w:tab w:val="left" w:pos="1832"/>
+          <w:tab w:val="left" w:pos="2748"/>
+          <w:tab w:val="left" w:pos="3664"/>
+          <w:tab w:val="left" w:pos="4580"/>
+          <w:tab w:val="left" w:pos="5496"/>
+          <w:tab w:val="left" w:pos="6412"/>
+          <w:tab w:val="left" w:pos="7328"/>
+          <w:tab w:val="left" w:pos="8244"/>
+          <w:tab w:val="left" w:pos="9160"/>
+          <w:tab w:val="left" w:pos="10076"/>
+          <w:tab w:val="left" w:pos="10992"/>
+          <w:tab w:val="left" w:pos="11908"/>
+          <w:tab w:val="left" w:pos="12824"/>
+          <w:tab w:val="left" w:pos="13740"/>
+          <w:tab w:val="left" w:pos="14656"/>
+        </w:tabs>
+        <w:spacing w:after="0" w:line="240" w:lineRule="auto"/>
+        <w:rPr>
+          <w:rFonts w:ascii="Consolas" w:hAnsi="Consolas" w:cstheme="minorHAnsi"/>
+          <w:color w:val="000000" w:themeColor="text1"/>
+          <w:sz w:val="18"/>
+          <w:szCs w:val="18"/>
+        </w:rPr>
+      </w:pPr>
+    </w:p>
+    <w:p>
+      <w:pPr>
+        <w:shd w:val="clear" w:color="auto" w:fill="FFFFFF"/>
+        <w:tabs>
+          <w:tab w:val="left" w:pos="916"/>
+          <w:tab w:val="left" w:pos="1832"/>
+          <w:tab w:val="left" w:pos="2748"/>
+          <w:tab w:val="left" w:pos="3664"/>
+          <w:tab w:val="left" w:pos="4580"/>
+          <w:tab w:val="left" w:pos="5496"/>
+          <w:tab w:val="left" w:pos="6412"/>
+          <w:tab w:val="left" w:pos="7328"/>
+          <w:tab w:val="left" w:pos="8244"/>
+          <w:tab w:val="left" w:pos="9160"/>
+          <w:tab w:val="left" w:pos="10076"/>
+          <w:tab w:val="left" w:pos="10992"/>
+          <w:tab w:val="left" w:pos="11908"/>
+          <w:tab w:val="left" w:pos="12824"/>
+          <w:tab w:val="left" w:pos="13740"/>
+          <w:tab w:val="left" w:pos="14656"/>
+        </w:tabs>
+        <w:spacing w:after="0" w:line="240" w:lineRule="auto"/>
+        <w:rPr>
+          <w:rFonts w:ascii="Consolas" w:hAnsi="Consolas" w:cstheme="minorHAnsi"/>
+          <w:color w:val="000000" w:themeColor="text1"/>
+          <w:sz w:val="18"/>
+          <w:szCs w:val="18"/>
+        </w:rPr>
+      </w:pPr>
+      <w:proofErr w:type="spellStart"/>
+      <w:r>
+        <w:rPr>
+          <w:rFonts w:ascii="Consolas" w:hAnsi="Consolas" w:cstheme="minorHAnsi"/>
+          <w:color w:val="000000" w:themeColor="text1"/>
+          <w:sz w:val="18"/>
+          <w:szCs w:val="18"/>
+        </w:rPr>
+        <w:t>AuthenticationManager</w:t>
+      </w:r>
+      <w:proofErr w:type="spellEnd"/>
+    </w:p>
+    <w:p>
+      <w:pPr>
+        <w:shd w:val="clear" w:color="auto" w:fill="FFFFFF"/>
+        <w:tabs>
+          <w:tab w:val="left" w:pos="916"/>
+          <w:tab w:val="left" w:pos="1832"/>
+          <w:tab w:val="left" w:pos="2748"/>
+          <w:tab w:val="left" w:pos="3664"/>
+          <w:tab w:val="left" w:pos="4580"/>
+          <w:tab w:val="left" w:pos="5496"/>
+          <w:tab w:val="left" w:pos="6412"/>
+          <w:tab w:val="left" w:pos="7328"/>
+          <w:tab w:val="left" w:pos="8244"/>
+          <w:tab w:val="left" w:pos="9160"/>
+          <w:tab w:val="left" w:pos="10076"/>
+          <w:tab w:val="left" w:pos="10992"/>
+          <w:tab w:val="left" w:pos="11908"/>
+          <w:tab w:val="left" w:pos="12824"/>
+          <w:tab w:val="left" w:pos="13740"/>
+          <w:tab w:val="left" w:pos="14656"/>
+        </w:tabs>
+        <w:spacing w:after="0" w:line="240" w:lineRule="auto"/>
+        <w:rPr>
+          <w:rFonts w:ascii="Consolas" w:hAnsi="Consolas" w:cstheme="minorHAnsi"/>
+          <w:color w:val="000000" w:themeColor="text1"/>
+          <w:sz w:val="18"/>
+          <w:szCs w:val="18"/>
+        </w:rPr>
+      </w:pPr>
+      <w:r>
+        <w:rPr>
+          <w:rFonts w:ascii="Consolas" w:hAnsi="Consolas" w:cstheme="minorHAnsi"/>
+          <w:color w:val="000000" w:themeColor="text1"/>
+          <w:sz w:val="18"/>
+          <w:szCs w:val="18"/>
+        </w:rPr>
+        <w:t xml:space="preserve">     ↓</w:t>
+      </w:r>
+    </w:p>
+    <w:p>
+      <w:pPr>
+        <w:shd w:val="clear" w:color="auto" w:fill="FFFFFF"/>
+        <w:tabs>
+          <w:tab w:val="left" w:pos="916"/>
+          <w:tab w:val="left" w:pos="1832"/>
+          <w:tab w:val="left" w:pos="2748"/>
+          <w:tab w:val="left" w:pos="3664"/>
+          <w:tab w:val="left" w:pos="4580"/>
+          <w:tab w:val="left" w:pos="5496"/>
+          <w:tab w:val="left" w:pos="6412"/>
+          <w:tab w:val="left" w:pos="7328"/>
+          <w:tab w:val="left" w:pos="8244"/>
+          <w:tab w:val="left" w:pos="9160"/>
+          <w:tab w:val="left" w:pos="10076"/>
+          <w:tab w:val="left" w:pos="10992"/>
+          <w:tab w:val="left" w:pos="11908"/>
+          <w:tab w:val="left" w:pos="12824"/>
+          <w:tab w:val="left" w:pos="13740"/>
+          <w:tab w:val="left" w:pos="14656"/>
+        </w:tabs>
+        <w:spacing w:after="0" w:line="240" w:lineRule="auto"/>
+        <w:rPr>
+          <w:rFonts w:ascii="Consolas" w:hAnsi="Consolas" w:cstheme="minorHAnsi"/>
+          <w:color w:val="000000" w:themeColor="text1"/>
+          <w:sz w:val="18"/>
+          <w:szCs w:val="18"/>
+        </w:rPr>
+      </w:pPr>
+      <w:r>
+        <w:rPr>
+          <w:rFonts w:ascii="Consolas" w:hAnsi="Consolas" w:cstheme="minorHAnsi"/>
+          <w:color w:val="000000" w:themeColor="text1"/>
+          <w:sz w:val="18"/>
+          <w:szCs w:val="18"/>
+        </w:rPr>
+        <w:lastRenderedPageBreak/>
         <w:t>"Perform authentication"</w:t>
       </w:r>
     </w:p>
@@ -33709,7 +34815,7 @@
   <w:style w:type="paragraph" w:default="1" w:styleId="Normal">
     <w:name w:val="Normal"/>
     <w:qFormat/>
-    <w:rsid w:val="00981E47"/>
+    <w:rsid w:val="00027705"/>
   </w:style>
   <w:style w:type="paragraph" w:styleId="Heading1">
     <w:name w:val="heading 1"/>
